--- a/Documentacao/STOCK_ERP.docx
+++ b/Documentacao/STOCK_ERP.docx
@@ -6846,7 +6846,11 @@
         <w:ind w:firstLine="709"/>
       </w:pPr>
       <w:r>
-        <w:t xml:space="preserve">Node.js é o ambiente de execução utilizado pelas ferramentas de desenvolvimento e pelos serviços auxiliares do projeto. O arquivo de configuração do Stock ERP exige Node.js 22.13 ou superior. Esse ambiente permite executar o processo de desenvolvimento, geração da aplicação, testes e também o conector de banco de dados externo. Com isso, a equipe mantém a maior parte da solução dentro do ecossistema </w:t>
+        <w:t xml:space="preserve">Node.js é o ambiente de execução utilizado pelas ferramentas de desenvolvimento e pelos serviços auxiliares do projeto. O arquivo de configuração do Stock ERP exige Node.js 22.13 ou superior. Esse ambiente permite executar o processo de desenvolvimento, geração da aplicação, testes e também o conector de </w:t>
+      </w:r>
+      <w:r>
+        <w:lastRenderedPageBreak/>
+        <w:t xml:space="preserve">banco de dados externo. Com isso, a equipe mantém a maior parte da solução dentro do ecossistema </w:t>
       </w:r>
       <w:proofErr w:type="spellStart"/>
       <w:r>
@@ -7006,19 +7010,19 @@
       </w:r>
       <w:proofErr w:type="spellEnd"/>
       <w:r>
-        <w:t xml:space="preserve"> CSS e também possui regras próprias para definir cores, </w:t>
+        <w:t xml:space="preserve"> CSS e também possui regras próprias para definir cores, espaçamentos, painéis, formulários, tabelas, telas de acesso e comportamento responsivo. Essa combinação permite utilizar recursos do </w:t>
+      </w:r>
+      <w:proofErr w:type="spellStart"/>
+      <w:r>
+        <w:t>Tailwind</w:t>
+      </w:r>
+      <w:proofErr w:type="spellEnd"/>
+      <w:r>
+        <w:t xml:space="preserve"> quando necessário </w:t>
       </w:r>
       <w:r>
         <w:lastRenderedPageBreak/>
-        <w:t xml:space="preserve">espaçamentos, painéis, formulários, tabelas, telas de acesso e comportamento responsivo. Essa combinação permite utilizar recursos do </w:t>
-      </w:r>
-      <w:proofErr w:type="spellStart"/>
-      <w:r>
-        <w:t>Tailwind</w:t>
-      </w:r>
-      <w:proofErr w:type="spellEnd"/>
-      <w:r>
-        <w:t xml:space="preserve"> quando necessário sem abandonar estilos específicos desenvolvidos para a identidade visual do Stock ERP (TAILWIND CSS, 2026).</w:t>
+        <w:t>sem abandonar estilos específicos desenvolvidos para a identidade visual do Stock ERP (TAILWIND CSS, 2026).</w:t>
       </w:r>
     </w:p>
     <w:p>
@@ -7085,6 +7089,7 @@
     <w:p>
       <w:pPr>
         <w:pStyle w:val="Ttulo3"/>
+        <w:jc w:val="both"/>
       </w:pPr>
       <w:r>
         <w:t xml:space="preserve">1.3.2 - </w:t>
@@ -7134,6 +7139,7 @@
     <w:p>
       <w:pPr>
         <w:pStyle w:val="Ttulo3"/>
+        <w:jc w:val="both"/>
       </w:pPr>
       <w:r>
         <w:t xml:space="preserve">1.3.3 - </w:t>
@@ -7183,7 +7189,11 @@
       </w:r>
       <w:proofErr w:type="spellEnd"/>
       <w:r>
-        <w:t xml:space="preserve"> Kit gera os arquivos de migração armazenados no projeto. A configuração utiliza o dialeto </w:t>
+        <w:t xml:space="preserve"> Kit gera os arquivos de migração armazenados no projeto. A </w:t>
+      </w:r>
+      <w:r>
+        <w:lastRenderedPageBreak/>
+        <w:t xml:space="preserve">configuração utiliza o dialeto </w:t>
       </w:r>
       <w:proofErr w:type="spellStart"/>
       <w:r>
@@ -7375,7 +7385,11 @@
         <w:ind w:firstLine="709"/>
       </w:pPr>
       <w:r>
-        <w:t xml:space="preserve">Além do banco D1, o repositório contém um conector opcional destinado a empresas que já possuem uma base de dados. Esse serviço é executado em Node.js e utiliza Express e </w:t>
+        <w:t xml:space="preserve">Além do banco D1, o repositório contém um conector opcional destinado a empresas que já possuem uma base de dados. Esse serviço é executado em Node.js </w:t>
+      </w:r>
+      <w:r>
+        <w:lastRenderedPageBreak/>
+        <w:t xml:space="preserve">e utiliza Express e </w:t>
       </w:r>
       <w:proofErr w:type="spellStart"/>
       <w:r>
@@ -7393,11 +7407,7 @@
         <w:ind w:firstLine="709"/>
       </w:pPr>
       <w:r>
-        <w:t xml:space="preserve">Essa arquitetura amplia a possibilidade de implantação do sistema sem transformar PostgreSQL, MySQL ou SQL Server no banco principal obrigatório do </w:t>
-      </w:r>
-      <w:r>
-        <w:lastRenderedPageBreak/>
-        <w:t xml:space="preserve">projeto. Na configuração padrão, o sistema utiliza D1; os demais </w:t>
+        <w:t xml:space="preserve">Essa arquitetura amplia a possibilidade de implantação do sistema sem transformar PostgreSQL, MySQL ou SQL Server no banco principal obrigatório do projeto. Na configuração padrão, o sistema utiliza D1; os demais </w:t>
       </w:r>
       <w:proofErr w:type="spellStart"/>
       <w:r>
@@ -7567,6 +7577,7 @@
         </w:rPr>
       </w:pPr>
       <w:r>
+        <w:lastRenderedPageBreak/>
         <w:t>2 - ESTUDO DE CASO</w:t>
       </w:r>
     </w:p>
@@ -7702,7 +7713,6 @@
         </w:rPr>
       </w:pPr>
       <w:r>
-        <w:lastRenderedPageBreak/>
         <w:t>2.1.1 - Viabilidade Operacional</w:t>
       </w:r>
     </w:p>
@@ -7721,7 +7731,15 @@
           <w:rFonts w:eastAsia="Arial" w:cs="Arial"/>
           <w:szCs w:val="24"/>
         </w:rPr>
-        <w:t>No desenvolvimento do Stock ERP, a equipe precisa adquirir e aplicar conhecimentos relacionados à gestão de estoque, controle de produtos, movimentações internas, organização de pedidos e administração de informações empresariais. Como o sistema tem o objetivo de auxiliar pequenas e médias empresas no controle de estoque, é necessário compreender como funcionam processos como cadastro de produtos, entrada e saída de mercadorias, separação, expedição, fechamento de pedidos, relatórios e controle de usuários.</w:t>
+        <w:t xml:space="preserve">No desenvolvimento do Stock ERP, a equipe precisa adquirir e aplicar conhecimentos relacionados à gestão de estoque, controle de produtos, </w:t>
+      </w:r>
+      <w:r>
+        <w:rPr>
+          <w:rFonts w:eastAsia="Arial" w:cs="Arial"/>
+          <w:szCs w:val="24"/>
+        </w:rPr>
+        <w:lastRenderedPageBreak/>
+        <w:t>movimentações internas, organização de pedidos e administração de informações empresariais. Como o sistema tem o objetivo de auxiliar pequenas e médias empresas no controle de estoque, é necessário compreender como funcionam processos como cadastro de produtos, entrada e saída de mercadorias, separação, expedição, fechamento de pedidos, relatórios e controle de usuários.</w:t>
       </w:r>
     </w:p>
     <w:p>
@@ -7933,7 +7951,6 @@
           <w:rFonts w:eastAsia="Arial" w:cs="Arial"/>
           <w:szCs w:val="24"/>
         </w:rPr>
-        <w:lastRenderedPageBreak/>
         <w:t>Dessa forma, a viabilidade operacional do projeto se mostra positiva, pois os conhecimentos necessários podem ser desenvolvidos e aplicados pela equipe ao longo do projeto, permitindo a construção de um sistema funcional e adequado à proposta do TCC.</w:t>
       </w:r>
     </w:p>
@@ -7947,6 +7964,7 @@
         </w:rPr>
       </w:pPr>
       <w:r>
+        <w:lastRenderedPageBreak/>
         <w:t>2.1.2 - Viabilidade Técnica</w:t>
       </w:r>
     </w:p>
@@ -8233,7 +8251,6 @@
           <w:rFonts w:eastAsia="Arial" w:cs="Arial"/>
           <w:szCs w:val="24"/>
         </w:rPr>
-        <w:lastRenderedPageBreak/>
         <w:t>Durante o funcionamento do sistema, podem ocorrer alguns problemas técnicos, por isso foram pensadas possíveis soluções:</w:t>
       </w:r>
     </w:p>
@@ -8270,6 +8287,7 @@
         </w:rPr>
       </w:pPr>
       <w:r>
+        <w:lastRenderedPageBreak/>
         <w:t>Controle de perfis e permissões: as operações da API verificam o papel do usuário antes de permitir ações administrativas, comerciais, operacionais ou de auditoria.</w:t>
       </w:r>
     </w:p>
@@ -9387,6 +9405,18 @@
     </w:p>
     <w:p>
       <w:pPr>
+        <w:pStyle w:val="TextoTCC"/>
+        <w:ind w:firstLine="709"/>
+        <w:rPr>
+          <w:rFonts w:cs="Arial"/>
+          <w:b/>
+          <w:bCs/>
+          <w:szCs w:val="24"/>
+        </w:rPr>
+      </w:pPr>
+    </w:p>
+    <w:p>
+      <w:pPr>
         <w:rPr>
           <w:rFonts w:eastAsiaTheme="majorEastAsia" w:cs="Arial"/>
           <w:b/>
@@ -9403,6 +9433,7 @@
           <w:bCs/>
           <w:szCs w:val="24"/>
         </w:rPr>
+        <w:lastRenderedPageBreak/>
         <w:t xml:space="preserve">Figura </w:t>
       </w:r>
       <w:r>
@@ -9537,6 +9568,7 @@
         <w:pStyle w:val="pdq2pgselectionanchorcontainer"/>
         <w:spacing w:before="0" w:beforeAutospacing="0" w:after="120" w:afterAutospacing="0" w:line="360" w:lineRule="auto"/>
         <w:ind w:firstLine="709"/>
+        <w:jc w:val="both"/>
         <w:rPr>
           <w:rFonts w:ascii="Arial" w:hAnsi="Arial" w:cs="Arial"/>
         </w:rPr>
@@ -9546,7 +9578,21 @@
         <w:rPr>
           <w:rFonts w:ascii="Arial" w:hAnsi="Arial" w:cs="Arial"/>
         </w:rPr>
-        <w:t xml:space="preserve">A Figura 1 apresenta a tela de login do sistema </w:t>
+        <w:t xml:space="preserve">A </w:t>
+      </w:r>
+      <w:r>
+        <w:rPr>
+          <w:rFonts w:ascii="Arial" w:hAnsi="Arial" w:cs="Arial"/>
+          <w:b/>
+          <w:bCs/>
+        </w:rPr>
+        <w:t>Figura 1</w:t>
+      </w:r>
+      <w:r>
+        <w:rPr>
+          <w:rFonts w:ascii="Arial" w:hAnsi="Arial" w:cs="Arial"/>
+        </w:rPr>
+        <w:t xml:space="preserve"> apresenta a tela de login do sistema </w:t>
       </w:r>
       <w:r>
         <w:rPr>
@@ -9577,7 +9623,7 @@
         <w:pStyle w:val="NormalWeb"/>
         <w:spacing w:after="120" w:line="360" w:lineRule="auto"/>
         <w:ind w:firstLine="709"/>
-        <w:jc w:val="left"/>
+        <w:jc w:val="both"/>
         <w:rPr>
           <w:rFonts w:ascii="Arial" w:hAnsi="Arial" w:cs="Arial"/>
         </w:rPr>
@@ -9657,7 +9703,7 @@
         <w:pStyle w:val="NormalWeb"/>
         <w:spacing w:after="120" w:line="360" w:lineRule="auto"/>
         <w:ind w:firstLine="709"/>
-        <w:jc w:val="left"/>
+        <w:jc w:val="both"/>
         <w:rPr>
           <w:rFonts w:ascii="Arial" w:hAnsi="Arial" w:cs="Arial"/>
         </w:rPr>
@@ -9907,6 +9953,7 @@
         <w:pStyle w:val="pdq2pgselectionanchorcontainer"/>
         <w:spacing w:before="0" w:beforeAutospacing="0" w:after="120" w:afterAutospacing="0" w:line="360" w:lineRule="auto"/>
         <w:ind w:firstLine="709"/>
+        <w:jc w:val="both"/>
         <w:rPr>
           <w:rFonts w:ascii="Arial" w:hAnsi="Arial" w:cs="Arial"/>
         </w:rPr>
@@ -9963,7 +10010,7 @@
         <w:pStyle w:val="NormalWeb"/>
         <w:spacing w:after="120" w:line="360" w:lineRule="auto"/>
         <w:ind w:firstLine="709"/>
-        <w:jc w:val="left"/>
+        <w:jc w:val="both"/>
         <w:rPr>
           <w:rFonts w:ascii="Arial" w:hAnsi="Arial" w:cs="Arial"/>
         </w:rPr>
@@ -10032,7 +10079,7 @@
         <w:pStyle w:val="NormalWeb"/>
         <w:spacing w:after="120" w:line="360" w:lineRule="auto"/>
         <w:ind w:firstLine="709"/>
-        <w:jc w:val="left"/>
+        <w:jc w:val="both"/>
         <w:rPr>
           <w:rFonts w:ascii="Arial" w:hAnsi="Arial" w:cs="Arial"/>
         </w:rPr>
@@ -10271,6 +10318,7 @@
         <w:pStyle w:val="pdq2pgselectionanchorcontainer"/>
         <w:spacing w:before="0" w:beforeAutospacing="0" w:after="120" w:afterAutospacing="0" w:line="360" w:lineRule="auto"/>
         <w:ind w:firstLine="709"/>
+        <w:jc w:val="both"/>
         <w:rPr>
           <w:rFonts w:ascii="Arial" w:hAnsi="Arial" w:cs="Arial"/>
         </w:rPr>
@@ -10327,7 +10375,7 @@
         <w:pStyle w:val="NormalWeb"/>
         <w:spacing w:after="120" w:line="360" w:lineRule="auto"/>
         <w:ind w:firstLine="709"/>
-        <w:jc w:val="left"/>
+        <w:jc w:val="both"/>
         <w:rPr>
           <w:rFonts w:ascii="Arial" w:hAnsi="Arial" w:cs="Arial"/>
         </w:rPr>
@@ -10370,173 +10418,173 @@
         <w:pStyle w:val="NormalWeb"/>
         <w:spacing w:after="120" w:line="360" w:lineRule="auto"/>
         <w:ind w:firstLine="709"/>
+        <w:jc w:val="both"/>
+        <w:rPr>
+          <w:rFonts w:ascii="Arial" w:hAnsi="Arial" w:cs="Arial"/>
+        </w:rPr>
+      </w:pPr>
+      <w:r>
+        <w:rPr>
+          <w:rFonts w:ascii="Arial" w:hAnsi="Arial" w:cs="Arial"/>
+        </w:rPr>
+        <w:t xml:space="preserve">A tela exibe uma tabela organizada com informações como </w:t>
+      </w:r>
+      <w:r>
+        <w:rPr>
+          <w:rStyle w:val="Forte"/>
+          <w:rFonts w:ascii="Arial" w:hAnsi="Arial" w:cs="Arial"/>
+        </w:rPr>
+        <w:t>produto</w:t>
+      </w:r>
+      <w:r>
+        <w:rPr>
+          <w:rFonts w:ascii="Arial" w:hAnsi="Arial" w:cs="Arial"/>
+        </w:rPr>
+        <w:t xml:space="preserve">, </w:t>
+      </w:r>
+      <w:r>
+        <w:rPr>
+          <w:rStyle w:val="Forte"/>
+          <w:rFonts w:ascii="Arial" w:hAnsi="Arial" w:cs="Arial"/>
+        </w:rPr>
+        <w:t>marca</w:t>
+      </w:r>
+      <w:r>
+        <w:rPr>
+          <w:rFonts w:ascii="Arial" w:hAnsi="Arial" w:cs="Arial"/>
+        </w:rPr>
+        <w:t xml:space="preserve">, </w:t>
+      </w:r>
+      <w:r>
+        <w:rPr>
+          <w:rStyle w:val="Forte"/>
+          <w:rFonts w:ascii="Arial" w:hAnsi="Arial" w:cs="Arial"/>
+        </w:rPr>
+        <w:t>categoria</w:t>
+      </w:r>
+      <w:r>
+        <w:rPr>
+          <w:rFonts w:ascii="Arial" w:hAnsi="Arial" w:cs="Arial"/>
+        </w:rPr>
+        <w:t xml:space="preserve">, </w:t>
+      </w:r>
+      <w:r>
+        <w:rPr>
+          <w:rStyle w:val="Forte"/>
+          <w:rFonts w:ascii="Arial" w:hAnsi="Arial" w:cs="Arial"/>
+        </w:rPr>
+        <w:t>fornecedor</w:t>
+      </w:r>
+      <w:r>
+        <w:rPr>
+          <w:rFonts w:ascii="Arial" w:hAnsi="Arial" w:cs="Arial"/>
+        </w:rPr>
+        <w:t xml:space="preserve">, </w:t>
+      </w:r>
+      <w:r>
+        <w:rPr>
+          <w:rStyle w:val="Forte"/>
+          <w:rFonts w:ascii="Arial" w:hAnsi="Arial" w:cs="Arial"/>
+        </w:rPr>
+        <w:t>local</w:t>
+      </w:r>
+      <w:r>
+        <w:rPr>
+          <w:rFonts w:ascii="Arial" w:hAnsi="Arial" w:cs="Arial"/>
+        </w:rPr>
+        <w:t xml:space="preserve">, </w:t>
+      </w:r>
+      <w:r>
+        <w:rPr>
+          <w:rStyle w:val="Forte"/>
+          <w:rFonts w:ascii="Arial" w:hAnsi="Arial" w:cs="Arial"/>
+        </w:rPr>
+        <w:t>estoque</w:t>
+      </w:r>
+      <w:r>
+        <w:rPr>
+          <w:rFonts w:ascii="Arial" w:hAnsi="Arial" w:cs="Arial"/>
+        </w:rPr>
+        <w:t xml:space="preserve">, </w:t>
+      </w:r>
+      <w:r>
+        <w:rPr>
+          <w:rStyle w:val="Forte"/>
+          <w:rFonts w:ascii="Arial" w:hAnsi="Arial" w:cs="Arial"/>
+        </w:rPr>
+        <w:t>preço de venda</w:t>
+      </w:r>
+      <w:r>
+        <w:rPr>
+          <w:rFonts w:ascii="Arial" w:hAnsi="Arial" w:cs="Arial"/>
+        </w:rPr>
+        <w:t xml:space="preserve">, </w:t>
+      </w:r>
+      <w:r>
+        <w:rPr>
+          <w:rStyle w:val="Forte"/>
+          <w:rFonts w:ascii="Arial" w:hAnsi="Arial" w:cs="Arial"/>
+        </w:rPr>
+        <w:t>status</w:t>
+      </w:r>
+      <w:r>
+        <w:rPr>
+          <w:rFonts w:ascii="Arial" w:hAnsi="Arial" w:cs="Arial"/>
+        </w:rPr>
+        <w:t xml:space="preserve"> e </w:t>
+      </w:r>
+      <w:r>
+        <w:rPr>
+          <w:rStyle w:val="Forte"/>
+          <w:rFonts w:ascii="Arial" w:hAnsi="Arial" w:cs="Arial"/>
+        </w:rPr>
+        <w:t>ações</w:t>
+      </w:r>
+      <w:r>
+        <w:rPr>
+          <w:rFonts w:ascii="Arial" w:hAnsi="Arial" w:cs="Arial"/>
+        </w:rPr>
+        <w:t xml:space="preserve">. Dessa forma, o usuário consegue visualizar e gerenciar os produtos de maneira mais prática e </w:t>
+      </w:r>
+      <w:commentRangeStart w:id="27"/>
+      <w:r>
+        <w:rPr>
+          <w:rFonts w:ascii="Arial" w:hAnsi="Arial" w:cs="Arial"/>
+        </w:rPr>
+        <w:t>centralizada</w:t>
+      </w:r>
+      <w:commentRangeEnd w:id="27"/>
+      <w:r>
+        <w:rPr>
+          <w:rStyle w:val="Refdecomentrio"/>
+          <w:rFonts w:ascii="Arial" w:hAnsi="Arial" w:cs="Arial"/>
+          <w:sz w:val="24"/>
+          <w:szCs w:val="24"/>
+        </w:rPr>
+        <w:commentReference w:id="27"/>
+      </w:r>
+      <w:r>
+        <w:rPr>
+          <w:rFonts w:ascii="Arial" w:hAnsi="Arial" w:cs="Arial"/>
+        </w:rPr>
+        <w:t>.</w:t>
+      </w:r>
+      <w:commentRangeEnd w:id="26"/>
+      <w:r>
+        <w:rPr>
+          <w:rStyle w:val="Refdecomentrio"/>
+          <w:rFonts w:ascii="Arial" w:hAnsi="Arial" w:cs="Arial"/>
+          <w:sz w:val="24"/>
+          <w:szCs w:val="24"/>
+        </w:rPr>
+        <w:commentReference w:id="26"/>
+      </w:r>
+    </w:p>
+    <w:p>
+      <w:pPr>
+        <w:ind w:firstLine="709"/>
         <w:jc w:val="left"/>
         <w:rPr>
-          <w:rFonts w:ascii="Arial" w:hAnsi="Arial" w:cs="Arial"/>
-        </w:rPr>
-      </w:pPr>
-      <w:r>
-        <w:rPr>
-          <w:rFonts w:ascii="Arial" w:hAnsi="Arial" w:cs="Arial"/>
-        </w:rPr>
-        <w:t xml:space="preserve">A tela exibe uma tabela organizada com informações como </w:t>
-      </w:r>
-      <w:r>
-        <w:rPr>
-          <w:rStyle w:val="Forte"/>
-          <w:rFonts w:ascii="Arial" w:hAnsi="Arial" w:cs="Arial"/>
-        </w:rPr>
-        <w:t>produto</w:t>
-      </w:r>
-      <w:r>
-        <w:rPr>
-          <w:rFonts w:ascii="Arial" w:hAnsi="Arial" w:cs="Arial"/>
-        </w:rPr>
-        <w:t xml:space="preserve">, </w:t>
-      </w:r>
-      <w:r>
-        <w:rPr>
-          <w:rStyle w:val="Forte"/>
-          <w:rFonts w:ascii="Arial" w:hAnsi="Arial" w:cs="Arial"/>
-        </w:rPr>
-        <w:t>marca</w:t>
-      </w:r>
-      <w:r>
-        <w:rPr>
-          <w:rFonts w:ascii="Arial" w:hAnsi="Arial" w:cs="Arial"/>
-        </w:rPr>
-        <w:t xml:space="preserve">, </w:t>
-      </w:r>
-      <w:r>
-        <w:rPr>
-          <w:rStyle w:val="Forte"/>
-          <w:rFonts w:ascii="Arial" w:hAnsi="Arial" w:cs="Arial"/>
-        </w:rPr>
-        <w:t>categoria</w:t>
-      </w:r>
-      <w:r>
-        <w:rPr>
-          <w:rFonts w:ascii="Arial" w:hAnsi="Arial" w:cs="Arial"/>
-        </w:rPr>
-        <w:t xml:space="preserve">, </w:t>
-      </w:r>
-      <w:r>
-        <w:rPr>
-          <w:rStyle w:val="Forte"/>
-          <w:rFonts w:ascii="Arial" w:hAnsi="Arial" w:cs="Arial"/>
-        </w:rPr>
-        <w:t>fornecedor</w:t>
-      </w:r>
-      <w:r>
-        <w:rPr>
-          <w:rFonts w:ascii="Arial" w:hAnsi="Arial" w:cs="Arial"/>
-        </w:rPr>
-        <w:t xml:space="preserve">, </w:t>
-      </w:r>
-      <w:r>
-        <w:rPr>
-          <w:rStyle w:val="Forte"/>
-          <w:rFonts w:ascii="Arial" w:hAnsi="Arial" w:cs="Arial"/>
-        </w:rPr>
-        <w:t>local</w:t>
-      </w:r>
-      <w:r>
-        <w:rPr>
-          <w:rFonts w:ascii="Arial" w:hAnsi="Arial" w:cs="Arial"/>
-        </w:rPr>
-        <w:t xml:space="preserve">, </w:t>
-      </w:r>
-      <w:r>
-        <w:rPr>
-          <w:rStyle w:val="Forte"/>
-          <w:rFonts w:ascii="Arial" w:hAnsi="Arial" w:cs="Arial"/>
-        </w:rPr>
-        <w:t>estoque</w:t>
-      </w:r>
-      <w:r>
-        <w:rPr>
-          <w:rFonts w:ascii="Arial" w:hAnsi="Arial" w:cs="Arial"/>
-        </w:rPr>
-        <w:t xml:space="preserve">, </w:t>
-      </w:r>
-      <w:r>
-        <w:rPr>
-          <w:rStyle w:val="Forte"/>
-          <w:rFonts w:ascii="Arial" w:hAnsi="Arial" w:cs="Arial"/>
-        </w:rPr>
-        <w:t>preço de venda</w:t>
-      </w:r>
-      <w:r>
-        <w:rPr>
-          <w:rFonts w:ascii="Arial" w:hAnsi="Arial" w:cs="Arial"/>
-        </w:rPr>
-        <w:t xml:space="preserve">, </w:t>
-      </w:r>
-      <w:r>
-        <w:rPr>
-          <w:rStyle w:val="Forte"/>
-          <w:rFonts w:ascii="Arial" w:hAnsi="Arial" w:cs="Arial"/>
-        </w:rPr>
-        <w:t>status</w:t>
-      </w:r>
-      <w:r>
-        <w:rPr>
-          <w:rFonts w:ascii="Arial" w:hAnsi="Arial" w:cs="Arial"/>
-        </w:rPr>
-        <w:t xml:space="preserve"> e </w:t>
-      </w:r>
-      <w:r>
-        <w:rPr>
-          <w:rStyle w:val="Forte"/>
-          <w:rFonts w:ascii="Arial" w:hAnsi="Arial" w:cs="Arial"/>
-        </w:rPr>
-        <w:t>ações</w:t>
-      </w:r>
-      <w:r>
-        <w:rPr>
-          <w:rFonts w:ascii="Arial" w:hAnsi="Arial" w:cs="Arial"/>
-        </w:rPr>
-        <w:t xml:space="preserve">. Dessa forma, o usuário consegue visualizar e gerenciar os produtos de maneira mais prática e </w:t>
-      </w:r>
-      <w:commentRangeStart w:id="27"/>
-      <w:r>
-        <w:rPr>
-          <w:rFonts w:ascii="Arial" w:hAnsi="Arial" w:cs="Arial"/>
-        </w:rPr>
-        <w:t>centralizada</w:t>
-      </w:r>
-      <w:commentRangeEnd w:id="27"/>
-      <w:r>
-        <w:rPr>
-          <w:rStyle w:val="Refdecomentrio"/>
-          <w:rFonts w:ascii="Arial" w:hAnsi="Arial" w:cs="Arial"/>
-          <w:sz w:val="24"/>
-          <w:szCs w:val="24"/>
-        </w:rPr>
-        <w:commentReference w:id="27"/>
-      </w:r>
-      <w:r>
-        <w:rPr>
-          <w:rFonts w:ascii="Arial" w:hAnsi="Arial" w:cs="Arial"/>
-        </w:rPr>
-        <w:t>.</w:t>
-      </w:r>
-      <w:commentRangeEnd w:id="26"/>
-      <w:r>
-        <w:rPr>
-          <w:rStyle w:val="Refdecomentrio"/>
-          <w:rFonts w:ascii="Arial" w:hAnsi="Arial" w:cs="Arial"/>
-          <w:sz w:val="24"/>
-          <w:szCs w:val="24"/>
-        </w:rPr>
-        <w:commentReference w:id="26"/>
-      </w:r>
-    </w:p>
-    <w:p>
-      <w:pPr>
-        <w:ind w:firstLine="709"/>
-        <w:jc w:val="left"/>
-        <w:rPr>
           <w:rFonts w:cs="Arial"/>
         </w:rPr>
       </w:pPr>
@@ -10546,6 +10594,7 @@
           <w:szCs w:val="24"/>
           <w:lang w:eastAsia="pt-BR"/>
         </w:rPr>
+        <w:lastRenderedPageBreak/>
         <w:t xml:space="preserve"> </w:t>
       </w:r>
       <w:r>
@@ -10681,6 +10730,7 @@
         <w:pStyle w:val="pdq2pgselectionanchorcontainer"/>
         <w:spacing w:before="0" w:beforeAutospacing="0" w:after="120" w:afterAutospacing="0" w:line="360" w:lineRule="auto"/>
         <w:ind w:firstLine="709"/>
+        <w:jc w:val="both"/>
         <w:rPr>
           <w:rFonts w:ascii="Arial" w:hAnsi="Arial" w:cs="Arial"/>
         </w:rPr>
@@ -10743,7 +10793,7 @@
         <w:pStyle w:val="NormalWeb"/>
         <w:spacing w:after="120" w:line="360" w:lineRule="auto"/>
         <w:ind w:firstLine="709"/>
-        <w:jc w:val="left"/>
+        <w:jc w:val="both"/>
         <w:rPr>
           <w:rFonts w:ascii="Arial" w:hAnsi="Arial" w:cs="Arial"/>
         </w:rPr>
@@ -10786,7 +10836,7 @@
         <w:pStyle w:val="NormalWeb"/>
         <w:spacing w:after="120" w:line="360" w:lineRule="auto"/>
         <w:ind w:firstLine="709"/>
-        <w:jc w:val="left"/>
+        <w:jc w:val="both"/>
         <w:rPr>
           <w:rFonts w:ascii="Arial" w:hAnsi="Arial" w:cs="Arial"/>
         </w:rPr>
@@ -11082,6 +11132,7 @@
         <w:pStyle w:val="pdq2pgselectionanchorcontainer"/>
         <w:spacing w:before="0" w:beforeAutospacing="0" w:after="120" w:afterAutospacing="0" w:line="360" w:lineRule="auto"/>
         <w:ind w:firstLine="709"/>
+        <w:jc w:val="both"/>
         <w:rPr>
           <w:rFonts w:ascii="Arial" w:hAnsi="Arial" w:cs="Arial"/>
         </w:rPr>
@@ -11144,7 +11195,7 @@
         <w:pStyle w:val="NormalWeb"/>
         <w:spacing w:after="120" w:line="360" w:lineRule="auto"/>
         <w:ind w:firstLine="709"/>
-        <w:jc w:val="left"/>
+        <w:jc w:val="both"/>
         <w:rPr>
           <w:rFonts w:ascii="Arial" w:hAnsi="Arial" w:cs="Arial"/>
         </w:rPr>
@@ -11187,7 +11238,7 @@
         <w:pStyle w:val="NormalWeb"/>
         <w:spacing w:after="120" w:line="360" w:lineRule="auto"/>
         <w:ind w:firstLine="709"/>
-        <w:jc w:val="left"/>
+        <w:jc w:val="both"/>
         <w:rPr>
           <w:rFonts w:ascii="Arial" w:hAnsi="Arial" w:cs="Arial"/>
         </w:rPr>
@@ -11491,7 +11542,7 @@
         <w:pStyle w:val="NormalWeb"/>
         <w:spacing w:after="120" w:line="360" w:lineRule="auto"/>
         <w:ind w:firstLine="709"/>
-        <w:jc w:val="left"/>
+        <w:jc w:val="both"/>
         <w:rPr>
           <w:rFonts w:ascii="Arial" w:hAnsi="Arial" w:cs="Arial"/>
         </w:rPr>
@@ -11558,7 +11609,7 @@
         <w:pStyle w:val="NormalWeb"/>
         <w:spacing w:after="120" w:line="360" w:lineRule="auto"/>
         <w:ind w:firstLine="709"/>
-        <w:jc w:val="left"/>
+        <w:jc w:val="both"/>
         <w:rPr>
           <w:rFonts w:ascii="Arial" w:hAnsi="Arial" w:cs="Arial"/>
         </w:rPr>
@@ -11603,7 +11654,7 @@
         <w:pStyle w:val="NormalWeb"/>
         <w:spacing w:after="120" w:line="360" w:lineRule="auto"/>
         <w:ind w:firstLine="709"/>
-        <w:jc w:val="left"/>
+        <w:jc w:val="both"/>
         <w:rPr>
           <w:rFonts w:ascii="Arial" w:hAnsi="Arial" w:cs="Arial"/>
         </w:rPr>
@@ -11754,6 +11805,7 @@
         <w:rPr>
           <w:noProof/>
         </w:rPr>
+        <w:lastRenderedPageBreak/>
         <w:drawing>
           <wp:anchor distT="0" distB="0" distL="114300" distR="114300" simplePos="0" relativeHeight="251662336" behindDoc="0" locked="0" layoutInCell="1" allowOverlap="1" wp14:anchorId="44FCF7E7" wp14:editId="344A6917">
             <wp:simplePos x="0" y="0"/>
@@ -12087,6 +12139,7 @@
         <w:rPr>
           <w:noProof/>
         </w:rPr>
+        <w:lastRenderedPageBreak/>
         <w:drawing>
           <wp:anchor distT="0" distB="0" distL="114300" distR="114300" simplePos="0" relativeHeight="251663360" behindDoc="0" locked="0" layoutInCell="1" allowOverlap="1" wp14:anchorId="7135AAE0" wp14:editId="42BEFF06">
             <wp:simplePos x="0" y="0"/>
@@ -12190,7 +12243,7 @@
       <w:pPr>
         <w:spacing w:after="120" w:line="360" w:lineRule="auto"/>
         <w:ind w:firstLine="709"/>
-        <w:jc w:val="left"/>
+        <w:jc w:val="both"/>
         <w:rPr>
           <w:rFonts w:cs="Arial"/>
           <w:szCs w:val="24"/>
@@ -12264,7 +12317,7 @@
       <w:pPr>
         <w:spacing w:after="120" w:line="360" w:lineRule="auto"/>
         <w:ind w:firstLine="709"/>
-        <w:jc w:val="left"/>
+        <w:jc w:val="both"/>
         <w:rPr>
           <w:rFonts w:cs="Arial"/>
           <w:szCs w:val="24"/>
@@ -12482,7 +12535,7 @@
       <w:pPr>
         <w:spacing w:after="120" w:line="360" w:lineRule="auto"/>
         <w:ind w:firstLine="709"/>
-        <w:jc w:val="left"/>
+        <w:jc w:val="both"/>
         <w:rPr>
           <w:rFonts w:cs="Arial"/>
           <w:szCs w:val="24"/>
@@ -12529,6 +12582,13 @@
           <w:noProof/>
         </w:rPr>
         <w:br w:type="page"/>
+      </w:r>
+      <w:r>
+        <w:rPr>
+          <w:rFonts w:cs="Arial"/>
+          <w:noProof/>
+        </w:rPr>
+        <w:lastRenderedPageBreak/>
         <w:t xml:space="preserve">Figura 9 – Expedição </w:t>
       </w:r>
     </w:p>
@@ -12622,6 +12682,7 @@
         <w:pStyle w:val="pdq2pgselectionanchorcontainer"/>
         <w:spacing w:before="0" w:beforeAutospacing="0" w:after="120" w:afterAutospacing="0" w:line="360" w:lineRule="auto"/>
         <w:ind w:firstLine="709"/>
+        <w:jc w:val="both"/>
         <w:rPr>
           <w:rFonts w:ascii="Arial" w:hAnsi="Arial" w:cs="Arial"/>
         </w:rPr>
@@ -12693,6 +12754,7 @@
         <w:pStyle w:val="pdq2pgselectionanchorcontainer"/>
         <w:spacing w:before="0" w:beforeAutospacing="0" w:after="120" w:afterAutospacing="0" w:line="360" w:lineRule="auto"/>
         <w:ind w:firstLine="709"/>
+        <w:jc w:val="both"/>
         <w:rPr>
           <w:rFonts w:ascii="Arial" w:hAnsi="Arial" w:cs="Arial"/>
         </w:rPr>
@@ -12863,6 +12925,7 @@
         <w:pStyle w:val="pdq2pgselectionanchorcontainer"/>
         <w:spacing w:before="0" w:beforeAutospacing="0" w:after="120" w:afterAutospacing="0" w:line="360" w:lineRule="auto"/>
         <w:ind w:firstLine="709"/>
+        <w:jc w:val="both"/>
         <w:rPr>
           <w:rFonts w:ascii="Arial" w:hAnsi="Arial" w:cs="Arial"/>
         </w:rPr>
@@ -12888,6 +12951,7 @@
         <w:rPr>
           <w:noProof/>
         </w:rPr>
+        <w:lastRenderedPageBreak/>
         <w:drawing>
           <wp:anchor distT="0" distB="0" distL="114300" distR="114300" simplePos="0" relativeHeight="251664384" behindDoc="0" locked="0" layoutInCell="1" allowOverlap="1" wp14:anchorId="0035D4DA" wp14:editId="39AD64F6">
             <wp:simplePos x="0" y="0"/>
@@ -12991,7 +13055,7 @@
         <w:pStyle w:val="NormalWeb"/>
         <w:spacing w:after="120" w:line="360" w:lineRule="auto"/>
         <w:ind w:firstLine="709"/>
-        <w:jc w:val="left"/>
+        <w:jc w:val="both"/>
         <w:rPr>
           <w:rFonts w:ascii="Arial" w:hAnsi="Arial" w:cs="Arial"/>
           <w:lang w:eastAsia="pt-BR"/>
@@ -13058,7 +13122,7 @@
         <w:pStyle w:val="NormalWeb"/>
         <w:spacing w:after="120" w:line="360" w:lineRule="auto"/>
         <w:ind w:firstLine="709"/>
-        <w:jc w:val="left"/>
+        <w:jc w:val="both"/>
         <w:rPr>
           <w:rFonts w:ascii="Arial" w:hAnsi="Arial" w:cs="Arial"/>
           <w:lang w:eastAsia="pt-BR"/>
@@ -13173,7 +13237,7 @@
         <w:pStyle w:val="NormalWeb"/>
         <w:spacing w:after="120" w:line="360" w:lineRule="auto"/>
         <w:ind w:firstLine="709"/>
-        <w:jc w:val="left"/>
+        <w:jc w:val="both"/>
         <w:rPr>
           <w:rFonts w:ascii="Arial" w:hAnsi="Arial" w:cs="Arial"/>
           <w:lang w:eastAsia="pt-BR"/>
@@ -13221,25 +13285,20 @@
     </w:p>
     <w:p>
       <w:pPr>
+        <w:spacing w:after="120" w:line="360" w:lineRule="auto"/>
+        <w:ind w:firstLine="709"/>
         <w:rPr>
           <w:rFonts w:cs="Arial"/>
           <w:noProof/>
           <w:szCs w:val="24"/>
         </w:rPr>
       </w:pPr>
-      <w:r>
-        <w:rPr>
-          <w:rFonts w:cs="Arial"/>
-          <w:noProof/>
-        </w:rPr>
-        <w:br w:type="page"/>
-      </w:r>
     </w:p>
     <w:p>
       <w:pPr>
         <w:pStyle w:val="NormalWeb"/>
-        <w:ind w:left="2831" w:firstLine="709"/>
-        <w:jc w:val="left"/>
+        <w:spacing w:after="120" w:line="360" w:lineRule="auto"/>
+        <w:ind w:firstLine="709"/>
         <w:rPr>
           <w:rFonts w:ascii="Arial" w:hAnsi="Arial" w:cs="Arial"/>
           <w:noProof/>
@@ -13349,8 +13408,9 @@
     </w:p>
     <w:p>
       <w:pPr>
-        <w:ind w:firstLine="708"/>
-        <w:jc w:val="left"/>
+        <w:spacing w:after="120" w:line="360" w:lineRule="auto"/>
+        <w:ind w:firstLine="709"/>
+        <w:jc w:val="both"/>
         <w:rPr>
           <w:rFonts w:cs="Arial"/>
           <w:szCs w:val="24"/>
@@ -13414,8 +13474,9 @@
     </w:p>
     <w:p>
       <w:pPr>
-        <w:ind w:firstLine="708"/>
-        <w:jc w:val="left"/>
+        <w:spacing w:after="120" w:line="360" w:lineRule="auto"/>
+        <w:ind w:firstLine="709"/>
+        <w:jc w:val="both"/>
         <w:rPr>
           <w:rFonts w:cs="Arial"/>
           <w:szCs w:val="24"/>
@@ -13447,8 +13508,9 @@
     </w:p>
     <w:p>
       <w:pPr>
-        <w:ind w:firstLine="708"/>
-        <w:jc w:val="left"/>
+        <w:spacing w:after="120" w:line="360" w:lineRule="auto"/>
+        <w:ind w:firstLine="709"/>
+        <w:jc w:val="both"/>
         <w:rPr>
           <w:rFonts w:cs="Arial"/>
           <w:noProof/>
@@ -13556,6 +13618,7 @@
         <w:rPr>
           <w:noProof/>
         </w:rPr>
+        <w:lastRenderedPageBreak/>
         <w:drawing>
           <wp:anchor distT="0" distB="0" distL="114300" distR="114300" simplePos="0" relativeHeight="251666432" behindDoc="0" locked="0" layoutInCell="1" allowOverlap="1" wp14:anchorId="76CED0AD" wp14:editId="79B5BC10">
             <wp:simplePos x="0" y="0"/>
@@ -13646,8 +13709,9 @@
     </w:p>
     <w:p>
       <w:pPr>
-        <w:ind w:firstLine="708"/>
-        <w:jc w:val="left"/>
+        <w:spacing w:after="120" w:line="360" w:lineRule="auto"/>
+        <w:ind w:firstLine="709"/>
+        <w:jc w:val="both"/>
         <w:rPr>
           <w:rFonts w:cs="Arial"/>
           <w:szCs w:val="24"/>
@@ -13711,8 +13775,9 @@
     </w:p>
     <w:p>
       <w:pPr>
-        <w:ind w:firstLine="708"/>
-        <w:jc w:val="left"/>
+        <w:spacing w:after="120" w:line="360" w:lineRule="auto"/>
+        <w:ind w:firstLine="709"/>
+        <w:jc w:val="both"/>
       </w:pPr>
       <w:r>
         <w:rPr>
@@ -13831,6 +13896,9 @@
     </w:p>
     <w:p>
       <w:pPr>
+        <w:spacing w:after="120" w:line="360" w:lineRule="auto"/>
+        <w:ind w:firstLine="709"/>
+        <w:jc w:val="both"/>
         <w:rPr>
           <w:rFonts w:cs="Arial"/>
           <w:noProof/>
@@ -13859,6 +13927,7 @@
         <w:rPr>
           <w:noProof/>
         </w:rPr>
+        <w:lastRenderedPageBreak/>
         <w:drawing>
           <wp:anchor distT="0" distB="0" distL="114300" distR="114300" simplePos="0" relativeHeight="251667456" behindDoc="0" locked="0" layoutInCell="1" allowOverlap="1" wp14:anchorId="14AAF1E6" wp14:editId="2A3CCDF3">
             <wp:simplePos x="0" y="0"/>
@@ -13950,8 +14019,9 @@
     <w:p>
       <w:pPr>
         <w:pStyle w:val="NormalWeb"/>
-        <w:ind w:firstLine="709"/>
-        <w:jc w:val="left"/>
+        <w:spacing w:after="120" w:line="360" w:lineRule="auto"/>
+        <w:ind w:firstLine="709"/>
+        <w:jc w:val="both"/>
         <w:rPr>
           <w:rFonts w:ascii="Arial" w:hAnsi="Arial" w:cs="Arial"/>
           <w:lang w:eastAsia="pt-BR"/>
@@ -14000,8 +14070,9 @@
     <w:p>
       <w:pPr>
         <w:pStyle w:val="NormalWeb"/>
-        <w:ind w:firstLine="709"/>
-        <w:jc w:val="left"/>
+        <w:spacing w:after="120" w:line="360" w:lineRule="auto"/>
+        <w:ind w:firstLine="709"/>
+        <w:jc w:val="both"/>
         <w:rPr>
           <w:rFonts w:ascii="Arial" w:hAnsi="Arial" w:cs="Arial"/>
           <w:noProof/>
@@ -14157,6 +14228,7 @@
         <w:rPr>
           <w:noProof/>
         </w:rPr>
+        <w:lastRenderedPageBreak/>
         <w:drawing>
           <wp:anchor distT="0" distB="0" distL="114300" distR="114300" simplePos="0" relativeHeight="251668480" behindDoc="0" locked="0" layoutInCell="1" allowOverlap="1" wp14:anchorId="6D3B6702" wp14:editId="1BCD337C">
             <wp:simplePos x="0" y="0"/>
@@ -14258,8 +14330,9 @@
     <w:p>
       <w:pPr>
         <w:pStyle w:val="NormalWeb"/>
-        <w:ind w:firstLine="709"/>
-        <w:jc w:val="left"/>
+        <w:spacing w:after="120" w:line="360" w:lineRule="auto"/>
+        <w:ind w:firstLine="709"/>
+        <w:jc w:val="both"/>
         <w:rPr>
           <w:rFonts w:ascii="Arial" w:hAnsi="Arial" w:cs="Arial"/>
         </w:rPr>
@@ -14302,8 +14375,9 @@
     <w:p>
       <w:pPr>
         <w:pStyle w:val="NormalWeb"/>
-        <w:ind w:firstLine="709"/>
-        <w:jc w:val="left"/>
+        <w:spacing w:after="120" w:line="360" w:lineRule="auto"/>
+        <w:ind w:firstLine="709"/>
+        <w:jc w:val="both"/>
         <w:rPr>
           <w:rFonts w:cs="Arial"/>
           <w:noProof/>
@@ -14463,6 +14537,7 @@
         <w:rPr>
           <w:noProof/>
         </w:rPr>
+        <w:lastRenderedPageBreak/>
         <w:drawing>
           <wp:anchor distT="0" distB="0" distL="114300" distR="114300" simplePos="0" relativeHeight="251669504" behindDoc="0" locked="0" layoutInCell="1" allowOverlap="1" wp14:anchorId="3CCBE799" wp14:editId="3677EA42">
             <wp:simplePos x="0" y="0"/>
@@ -14575,8 +14650,9 @@
     <w:p>
       <w:pPr>
         <w:pStyle w:val="NormalWeb"/>
-        <w:ind w:firstLine="709"/>
-        <w:jc w:val="left"/>
+        <w:spacing w:after="120" w:line="360" w:lineRule="auto"/>
+        <w:ind w:firstLine="709"/>
+        <w:jc w:val="both"/>
         <w:rPr>
           <w:rFonts w:ascii="Arial" w:hAnsi="Arial" w:cs="Arial"/>
         </w:rPr>
@@ -14619,8 +14695,9 @@
     <w:p>
       <w:pPr>
         <w:pStyle w:val="NormalWeb"/>
-        <w:ind w:firstLine="709"/>
-        <w:jc w:val="left"/>
+        <w:spacing w:after="120" w:line="360" w:lineRule="auto"/>
+        <w:ind w:firstLine="709"/>
+        <w:jc w:val="both"/>
         <w:rPr>
           <w:rFonts w:ascii="Arial" w:hAnsi="Arial" w:cs="Arial"/>
         </w:rPr>
@@ -14774,6 +14851,7 @@
         <w:rPr>
           <w:noProof/>
         </w:rPr>
+        <w:lastRenderedPageBreak/>
         <w:drawing>
           <wp:anchor distT="0" distB="0" distL="114300" distR="114300" simplePos="0" relativeHeight="251670528" behindDoc="0" locked="0" layoutInCell="1" allowOverlap="1" wp14:anchorId="07EABAAD" wp14:editId="7146715D">
             <wp:simplePos x="0" y="0"/>
@@ -14874,8 +14952,9 @@
     </w:p>
     <w:p>
       <w:pPr>
-        <w:ind w:firstLine="708"/>
-        <w:jc w:val="left"/>
+        <w:spacing w:after="120" w:line="360" w:lineRule="auto"/>
+        <w:ind w:firstLine="709"/>
+        <w:jc w:val="both"/>
         <w:rPr>
           <w:rFonts w:cs="Arial"/>
           <w:szCs w:val="24"/>
@@ -14923,8 +15002,9 @@
     </w:p>
     <w:p>
       <w:pPr>
-        <w:ind w:firstLine="708"/>
-        <w:jc w:val="left"/>
+        <w:spacing w:after="120" w:line="360" w:lineRule="auto"/>
+        <w:ind w:firstLine="709"/>
+        <w:jc w:val="both"/>
         <w:rPr>
           <w:rFonts w:cs="Arial"/>
           <w:szCs w:val="24"/>
@@ -15007,6 +15087,7 @@
         <w:rPr>
           <w:noProof/>
         </w:rPr>
+        <w:lastRenderedPageBreak/>
         <w:drawing>
           <wp:anchor distT="0" distB="0" distL="114300" distR="114300" simplePos="0" relativeHeight="251671552" behindDoc="0" locked="0" layoutInCell="1" allowOverlap="1" wp14:anchorId="68BBDA4D" wp14:editId="517ADB93">
             <wp:simplePos x="0" y="0"/>
@@ -15097,8 +15178,9 @@
     </w:p>
     <w:p>
       <w:pPr>
-        <w:ind w:firstLine="708"/>
-        <w:jc w:val="left"/>
+        <w:spacing w:after="120" w:line="360" w:lineRule="auto"/>
+        <w:ind w:firstLine="709"/>
+        <w:jc w:val="both"/>
         <w:rPr>
           <w:rFonts w:cs="Arial"/>
           <w:szCs w:val="24"/>
@@ -15162,8 +15244,9 @@
     </w:p>
     <w:p>
       <w:pPr>
-        <w:ind w:firstLine="708"/>
-        <w:jc w:val="left"/>
+        <w:spacing w:after="120" w:line="360" w:lineRule="auto"/>
+        <w:ind w:firstLine="709"/>
+        <w:jc w:val="both"/>
         <w:rPr>
           <w:rFonts w:cs="Arial"/>
           <w:szCs w:val="24"/>
@@ -15211,8 +15294,9 @@
     </w:p>
     <w:p>
       <w:pPr>
-        <w:ind w:firstLine="708"/>
-        <w:jc w:val="left"/>
+        <w:spacing w:after="120" w:line="360" w:lineRule="auto"/>
+        <w:ind w:firstLine="709"/>
+        <w:jc w:val="both"/>
       </w:pPr>
       <w:r>
         <w:rPr>
@@ -15284,6 +15368,7 @@
         <w:rPr>
           <w:noProof/>
         </w:rPr>
+        <w:lastRenderedPageBreak/>
         <w:drawing>
           <wp:anchor distT="0" distB="0" distL="114300" distR="114300" simplePos="0" relativeHeight="251672576" behindDoc="0" locked="0" layoutInCell="1" allowOverlap="1" wp14:anchorId="0DC10D9D" wp14:editId="1153A8AE">
             <wp:simplePos x="0" y="0"/>
@@ -15374,8 +15459,9 @@
     </w:p>
     <w:p>
       <w:pPr>
-        <w:ind w:firstLine="708"/>
-        <w:jc w:val="left"/>
+        <w:spacing w:after="120" w:line="360" w:lineRule="auto"/>
+        <w:ind w:firstLine="709"/>
+        <w:jc w:val="both"/>
         <w:rPr>
           <w:rFonts w:cs="Arial"/>
           <w:szCs w:val="24"/>
@@ -15423,8 +15509,9 @@
     </w:p>
     <w:p>
       <w:pPr>
-        <w:ind w:firstLine="708"/>
-        <w:jc w:val="left"/>
+        <w:spacing w:after="120" w:line="360" w:lineRule="auto"/>
+        <w:ind w:firstLine="709"/>
+        <w:jc w:val="both"/>
         <w:rPr>
           <w:rFonts w:cs="Arial"/>
           <w:szCs w:val="24"/>
@@ -15506,8 +15593,9 @@
     </w:p>
     <w:p>
       <w:pPr>
-        <w:ind w:firstLine="708"/>
-        <w:jc w:val="left"/>
+        <w:spacing w:after="120" w:line="360" w:lineRule="auto"/>
+        <w:ind w:firstLine="709"/>
+        <w:jc w:val="both"/>
       </w:pPr>
       <w:r>
         <w:rPr>
@@ -15568,6 +15656,7 @@
         <w:rPr>
           <w:noProof/>
         </w:rPr>
+        <w:lastRenderedPageBreak/>
         <w:drawing>
           <wp:anchor distT="0" distB="0" distL="114300" distR="114300" simplePos="0" relativeHeight="251673600" behindDoc="0" locked="0" layoutInCell="1" allowOverlap="1" wp14:anchorId="37EEC284" wp14:editId="17722720">
             <wp:simplePos x="0" y="0"/>
@@ -15667,8 +15756,9 @@
     </w:p>
     <w:p>
       <w:pPr>
-        <w:ind w:firstLine="708"/>
-        <w:jc w:val="left"/>
+        <w:spacing w:after="120" w:line="360" w:lineRule="auto"/>
+        <w:ind w:firstLine="709"/>
+        <w:jc w:val="both"/>
         <w:rPr>
           <w:rFonts w:cs="Arial"/>
           <w:szCs w:val="24"/>
@@ -15732,8 +15822,9 @@
     </w:p>
     <w:p>
       <w:pPr>
-        <w:ind w:firstLine="708"/>
-        <w:jc w:val="left"/>
+        <w:spacing w:after="120" w:line="360" w:lineRule="auto"/>
+        <w:ind w:firstLine="709"/>
+        <w:jc w:val="both"/>
         <w:rPr>
           <w:rFonts w:cs="Arial"/>
           <w:szCs w:val="24"/>
@@ -15765,8 +15856,9 @@
     </w:p>
     <w:p>
       <w:pPr>
-        <w:ind w:firstLine="708"/>
-        <w:jc w:val="left"/>
+        <w:spacing w:after="120" w:line="360" w:lineRule="auto"/>
+        <w:ind w:firstLine="709"/>
+        <w:jc w:val="both"/>
       </w:pPr>
       <w:r>
         <w:rPr>
@@ -15851,6 +15943,7 @@
         <w:jc w:val="left"/>
       </w:pPr>
       <w:r>
+        <w:lastRenderedPageBreak/>
         <w:tab/>
       </w:r>
       <w:r>
@@ -15924,8 +16017,9 @@
     <w:p>
       <w:pPr>
         <w:pStyle w:val="NormalWeb"/>
-        <w:ind w:firstLine="709"/>
-        <w:jc w:val="left"/>
+        <w:spacing w:after="120" w:line="360" w:lineRule="auto"/>
+        <w:ind w:firstLine="709"/>
+        <w:jc w:val="both"/>
         <w:rPr>
           <w:rFonts w:ascii="Arial" w:hAnsi="Arial" w:cs="Arial"/>
         </w:rPr>
@@ -15996,8 +16090,9 @@
     <w:p>
       <w:pPr>
         <w:pStyle w:val="NormalWeb"/>
-        <w:ind w:firstLine="709"/>
-        <w:jc w:val="left"/>
+        <w:spacing w:after="120" w:line="360" w:lineRule="auto"/>
+        <w:ind w:firstLine="709"/>
+        <w:jc w:val="both"/>
         <w:rPr>
           <w:rFonts w:ascii="Arial" w:hAnsi="Arial" w:cs="Arial"/>
         </w:rPr>
@@ -16054,8 +16149,9 @@
     <w:p>
       <w:pPr>
         <w:pStyle w:val="NormalWeb"/>
-        <w:ind w:firstLine="709"/>
-        <w:jc w:val="left"/>
+        <w:spacing w:after="120" w:line="360" w:lineRule="auto"/>
+        <w:ind w:firstLine="709"/>
+        <w:jc w:val="both"/>
         <w:rPr>
           <w:rFonts w:ascii="Arial" w:hAnsi="Arial" w:cs="Arial"/>
         </w:rPr>
@@ -16149,6 +16245,7 @@
           <w:rFonts w:ascii="Arial" w:hAnsi="Arial" w:cs="Arial"/>
           <w:noProof/>
         </w:rPr>
+        <w:lastRenderedPageBreak/>
         <w:drawing>
           <wp:inline distT="0" distB="0" distL="0" distR="0" wp14:anchorId="14317B4D" wp14:editId="4953FA03">
             <wp:extent cx="5743575" cy="2867025"/>
@@ -16202,8 +16299,9 @@
     <w:p>
       <w:pPr>
         <w:pStyle w:val="NormalWeb"/>
-        <w:ind w:firstLine="709"/>
-        <w:jc w:val="left"/>
+        <w:spacing w:after="120" w:line="360" w:lineRule="auto"/>
+        <w:ind w:firstLine="709"/>
+        <w:jc w:val="both"/>
         <w:rPr>
           <w:rFonts w:ascii="Arial" w:hAnsi="Arial" w:cs="Arial"/>
         </w:rPr>
@@ -16246,8 +16344,9 @@
     <w:p>
       <w:pPr>
         <w:pStyle w:val="NormalWeb"/>
-        <w:ind w:firstLine="709"/>
-        <w:jc w:val="left"/>
+        <w:spacing w:after="120" w:line="360" w:lineRule="auto"/>
+        <w:ind w:firstLine="709"/>
+        <w:jc w:val="both"/>
         <w:rPr>
           <w:rFonts w:ascii="Arial" w:hAnsi="Arial" w:cs="Arial"/>
         </w:rPr>
@@ -16346,8 +16445,9 @@
     <w:p>
       <w:pPr>
         <w:pStyle w:val="NormalWeb"/>
-        <w:ind w:firstLine="709"/>
-        <w:jc w:val="left"/>
+        <w:spacing w:after="120" w:line="360" w:lineRule="auto"/>
+        <w:ind w:firstLine="709"/>
+        <w:jc w:val="both"/>
         <w:rPr>
           <w:rFonts w:ascii="Arial" w:hAnsi="Arial" w:cs="Arial"/>
         </w:rPr>
@@ -16468,6 +16568,7 @@
           <w:rFonts w:ascii="Arial" w:hAnsi="Arial" w:cs="Arial"/>
           <w:noProof/>
         </w:rPr>
+        <w:lastRenderedPageBreak/>
         <w:drawing>
           <wp:inline distT="0" distB="0" distL="0" distR="0" wp14:anchorId="35AB120B" wp14:editId="7EDFF860">
             <wp:extent cx="5743575" cy="3238500"/>
@@ -16521,8 +16622,9 @@
     <w:p>
       <w:pPr>
         <w:pStyle w:val="NormalWeb"/>
-        <w:ind w:firstLine="709"/>
-        <w:jc w:val="left"/>
+        <w:spacing w:after="120" w:line="360" w:lineRule="auto"/>
+        <w:ind w:firstLine="709"/>
+        <w:jc w:val="both"/>
         <w:rPr>
           <w:rFonts w:ascii="Arial" w:hAnsi="Arial" w:cs="Arial"/>
         </w:rPr>
@@ -16579,8 +16681,9 @@
     <w:p>
       <w:pPr>
         <w:pStyle w:val="NormalWeb"/>
-        <w:ind w:firstLine="709"/>
-        <w:jc w:val="left"/>
+        <w:spacing w:after="120" w:line="360" w:lineRule="auto"/>
+        <w:ind w:firstLine="709"/>
+        <w:jc w:val="both"/>
         <w:rPr>
           <w:rFonts w:ascii="Arial" w:hAnsi="Arial" w:cs="Arial"/>
         </w:rPr>
@@ -16681,8 +16784,9 @@
     <w:p>
       <w:pPr>
         <w:pStyle w:val="NormalWeb"/>
-        <w:ind w:firstLine="709"/>
-        <w:jc w:val="left"/>
+        <w:spacing w:after="120" w:line="360" w:lineRule="auto"/>
+        <w:ind w:firstLine="709"/>
+        <w:jc w:val="both"/>
         <w:rPr>
           <w:rFonts w:ascii="Arial" w:hAnsi="Arial" w:cs="Arial"/>
         </w:rPr>
@@ -16764,6 +16868,7 @@
           <w:rFonts w:ascii="Arial" w:hAnsi="Arial" w:cs="Arial"/>
           <w:noProof/>
         </w:rPr>
+        <w:lastRenderedPageBreak/>
         <w:drawing>
           <wp:inline distT="0" distB="0" distL="0" distR="0" wp14:anchorId="7148668B" wp14:editId="0192E374">
             <wp:extent cx="5753100" cy="3248025"/>
@@ -16817,8 +16922,9 @@
     <w:p>
       <w:pPr>
         <w:pStyle w:val="NormalWeb"/>
-        <w:ind w:firstLine="709"/>
-        <w:jc w:val="left"/>
+        <w:spacing w:after="120" w:line="360" w:lineRule="auto"/>
+        <w:ind w:firstLine="709"/>
+        <w:jc w:val="both"/>
         <w:rPr>
           <w:rFonts w:ascii="Arial" w:hAnsi="Arial" w:cs="Arial"/>
         </w:rPr>
@@ -16875,8 +16981,9 @@
     <w:p>
       <w:pPr>
         <w:pStyle w:val="NormalWeb"/>
-        <w:ind w:firstLine="709"/>
-        <w:jc w:val="left"/>
+        <w:spacing w:after="120" w:line="360" w:lineRule="auto"/>
+        <w:ind w:firstLine="709"/>
+        <w:jc w:val="both"/>
         <w:rPr>
           <w:rFonts w:ascii="Arial" w:hAnsi="Arial" w:cs="Arial"/>
         </w:rPr>
@@ -16933,8 +17040,9 @@
     <w:p>
       <w:pPr>
         <w:pStyle w:val="NormalWeb"/>
-        <w:ind w:firstLine="709"/>
-        <w:jc w:val="left"/>
+        <w:spacing w:after="120" w:line="360" w:lineRule="auto"/>
+        <w:ind w:firstLine="709"/>
+        <w:jc w:val="both"/>
         <w:rPr>
           <w:rFonts w:ascii="Arial" w:hAnsi="Arial" w:cs="Arial"/>
         </w:rPr>
@@ -17019,7 +17127,6 @@
       <w:pPr>
         <w:pStyle w:val="NormalWeb"/>
         <w:ind w:firstLine="709"/>
-        <w:jc w:val="left"/>
         <w:rPr>
           <w:rFonts w:ascii="Arial" w:hAnsi="Arial" w:cs="Arial"/>
         </w:rPr>
@@ -17029,6 +17136,7 @@
           <w:rFonts w:ascii="Arial" w:hAnsi="Arial" w:cs="Arial"/>
           <w:noProof/>
         </w:rPr>
+        <w:lastRenderedPageBreak/>
         <w:drawing>
           <wp:inline distT="0" distB="0" distL="0" distR="0" wp14:anchorId="7B2C7D7A" wp14:editId="74D6B531">
             <wp:extent cx="5743575" cy="2809875"/>
@@ -17082,8 +17190,9 @@
     <w:p>
       <w:pPr>
         <w:pStyle w:val="NormalWeb"/>
-        <w:ind w:firstLine="709"/>
-        <w:jc w:val="left"/>
+        <w:spacing w:after="120" w:line="360" w:lineRule="auto"/>
+        <w:ind w:firstLine="709"/>
+        <w:jc w:val="both"/>
         <w:rPr>
           <w:rFonts w:ascii="Arial" w:hAnsi="Arial" w:cs="Arial"/>
         </w:rPr>
@@ -17140,8 +17249,9 @@
     <w:p>
       <w:pPr>
         <w:pStyle w:val="NormalWeb"/>
-        <w:ind w:firstLine="709"/>
-        <w:jc w:val="left"/>
+        <w:spacing w:after="120" w:line="360" w:lineRule="auto"/>
+        <w:ind w:firstLine="709"/>
+        <w:jc w:val="both"/>
         <w:rPr>
           <w:rFonts w:ascii="Arial" w:hAnsi="Arial" w:cs="Arial"/>
         </w:rPr>
@@ -17226,8 +17336,9 @@
     <w:p>
       <w:pPr>
         <w:pStyle w:val="NormalWeb"/>
-        <w:ind w:firstLine="709"/>
-        <w:jc w:val="left"/>
+        <w:spacing w:after="120" w:line="360" w:lineRule="auto"/>
+        <w:ind w:firstLine="709"/>
+        <w:jc w:val="both"/>
         <w:rPr>
           <w:rFonts w:ascii="Arial" w:hAnsi="Arial" w:cs="Arial"/>
         </w:rPr>
@@ -17350,6 +17461,7 @@
           <w:rFonts w:ascii="Arial" w:hAnsi="Arial" w:cs="Arial"/>
           <w:noProof/>
         </w:rPr>
+        <w:lastRenderedPageBreak/>
         <w:drawing>
           <wp:inline distT="0" distB="0" distL="0" distR="0" wp14:anchorId="6BF2188D" wp14:editId="41A4CDE3">
             <wp:extent cx="5743575" cy="3238500"/>
@@ -17403,8 +17515,9 @@
     <w:p>
       <w:pPr>
         <w:pStyle w:val="NormalWeb"/>
-        <w:ind w:firstLine="709"/>
-        <w:jc w:val="left"/>
+        <w:spacing w:after="120" w:line="360" w:lineRule="auto"/>
+        <w:ind w:firstLine="709"/>
+        <w:jc w:val="both"/>
         <w:rPr>
           <w:rFonts w:ascii="Arial" w:hAnsi="Arial" w:cs="Arial"/>
         </w:rPr>
@@ -17461,8 +17574,9 @@
     <w:p>
       <w:pPr>
         <w:pStyle w:val="NormalWeb"/>
-        <w:ind w:firstLine="709"/>
-        <w:jc w:val="left"/>
+        <w:spacing w:after="120" w:line="360" w:lineRule="auto"/>
+        <w:ind w:firstLine="709"/>
+        <w:jc w:val="both"/>
         <w:rPr>
           <w:rFonts w:ascii="Arial" w:hAnsi="Arial" w:cs="Arial"/>
         </w:rPr>
@@ -17547,8 +17661,9 @@
     <w:p>
       <w:pPr>
         <w:pStyle w:val="NormalWeb"/>
-        <w:ind w:firstLine="709"/>
-        <w:jc w:val="left"/>
+        <w:spacing w:after="120" w:line="360" w:lineRule="auto"/>
+        <w:ind w:firstLine="709"/>
+        <w:jc w:val="both"/>
         <w:rPr>
           <w:rFonts w:ascii="Arial" w:hAnsi="Arial" w:cs="Arial"/>
         </w:rPr>
@@ -17659,6 +17774,7 @@
           <w:rFonts w:ascii="Arial" w:hAnsi="Arial" w:cs="Arial"/>
           <w:noProof/>
         </w:rPr>
+        <w:lastRenderedPageBreak/>
         <w:drawing>
           <wp:inline distT="0" distB="0" distL="0" distR="0" wp14:anchorId="6A7B5042" wp14:editId="17C2E92B">
             <wp:extent cx="5743575" cy="3228975"/>
@@ -17839,6 +17955,7 @@
           <w:rFonts w:ascii="Arial" w:hAnsi="Arial" w:cs="Arial"/>
           <w:noProof/>
         </w:rPr>
+        <w:lastRenderedPageBreak/>
         <w:drawing>
           <wp:inline distT="0" distB="0" distL="0" distR="0" wp14:anchorId="20D7E2B2" wp14:editId="15207F03">
             <wp:extent cx="5743575" cy="3238500"/>
@@ -18023,6 +18140,7 @@
           <w:noProof/>
           <w:szCs w:val="24"/>
         </w:rPr>
+        <w:lastRenderedPageBreak/>
         <w:drawing>
           <wp:inline distT="0" distB="0" distL="0" distR="0" wp14:anchorId="51481B7B" wp14:editId="56533112">
             <wp:extent cx="5753100" cy="2790825"/>
@@ -18207,6 +18325,7 @@
           <w:noProof/>
           <w:szCs w:val="24"/>
         </w:rPr>
+        <w:lastRenderedPageBreak/>
         <w:drawing>
           <wp:inline distT="0" distB="0" distL="0" distR="0" wp14:anchorId="0046365D" wp14:editId="20A04DED">
             <wp:extent cx="5753100" cy="3238500"/>
@@ -18391,6 +18510,7 @@
           <w:noProof/>
           <w:szCs w:val="24"/>
         </w:rPr>
+        <w:lastRenderedPageBreak/>
         <w:drawing>
           <wp:inline distT="0" distB="0" distL="0" distR="0" wp14:anchorId="4A0CB358" wp14:editId="644923C3">
             <wp:extent cx="5743575" cy="3219450"/>
@@ -18575,6 +18695,7 @@
           <w:noProof/>
           <w:szCs w:val="24"/>
         </w:rPr>
+        <w:lastRenderedPageBreak/>
         <w:drawing>
           <wp:inline distT="0" distB="0" distL="0" distR="0" wp14:anchorId="31C48AF2" wp14:editId="5C13290C">
             <wp:extent cx="5762625" cy="2943225"/>
@@ -18759,6 +18880,7 @@
           <w:noProof/>
           <w:szCs w:val="24"/>
         </w:rPr>
+        <w:lastRenderedPageBreak/>
         <w:drawing>
           <wp:inline distT="0" distB="0" distL="0" distR="0" wp14:anchorId="5D1C54EE" wp14:editId="22F31976">
             <wp:extent cx="5743575" cy="3238500"/>
@@ -18980,6 +19102,7 @@
           <w:noProof/>
           <w:szCs w:val="24"/>
         </w:rPr>
+        <w:lastRenderedPageBreak/>
         <w:drawing>
           <wp:inline distT="0" distB="0" distL="0" distR="0" wp14:anchorId="4A234B8A" wp14:editId="4715B810">
             <wp:extent cx="5753100" cy="3238500"/>
@@ -19164,6 +19287,7 @@
           <w:noProof/>
           <w:szCs w:val="24"/>
         </w:rPr>
+        <w:lastRenderedPageBreak/>
         <w:drawing>
           <wp:inline distT="0" distB="0" distL="0" distR="0" wp14:anchorId="57F54E1D" wp14:editId="78C2848D">
             <wp:extent cx="5753100" cy="3238500"/>
@@ -19311,6 +19435,7 @@
           <w:noProof/>
           <w:szCs w:val="24"/>
         </w:rPr>
+        <w:lastRenderedPageBreak/>
         <w:drawing>
           <wp:inline distT="0" distB="0" distL="0" distR="0" wp14:anchorId="6B73CB01" wp14:editId="543FC74B">
             <wp:extent cx="5743575" cy="3238500"/>
@@ -19495,6 +19620,7 @@
           <w:noProof/>
           <w:szCs w:val="24"/>
         </w:rPr>
+        <w:lastRenderedPageBreak/>
         <w:drawing>
           <wp:inline distT="0" distB="0" distL="0" distR="0" wp14:anchorId="2320D768" wp14:editId="3DF48035">
             <wp:extent cx="5743575" cy="3238500"/>
@@ -19679,6 +19805,7 @@
           <w:noProof/>
           <w:szCs w:val="24"/>
         </w:rPr>
+        <w:lastRenderedPageBreak/>
         <w:drawing>
           <wp:inline distT="0" distB="0" distL="0" distR="0" wp14:anchorId="02DD9C86" wp14:editId="78F7AF26">
             <wp:extent cx="5905389" cy="3324225"/>
@@ -19862,6 +19989,7 @@
         </w:rPr>
       </w:pPr>
       <w:r>
+        <w:lastRenderedPageBreak/>
         <w:t>2.3.1 - Interface do Supervisor</w:t>
       </w:r>
     </w:p>
@@ -20039,6 +20167,7 @@
     <w:p>
       <w:pPr>
         <w:pStyle w:val="TextoTCC"/>
+        <w:spacing w:after="120" w:line="360" w:lineRule="auto"/>
         <w:ind w:firstLine="709"/>
         <w:rPr>
           <w:rFonts w:cs="Arial"/>
@@ -20056,6 +20185,7 @@
     <w:p>
       <w:pPr>
         <w:pStyle w:val="TextoTCC"/>
+        <w:spacing w:after="120" w:line="360" w:lineRule="auto"/>
         <w:ind w:firstLine="709"/>
         <w:rPr>
           <w:rFonts w:cs="Arial"/>
@@ -20095,6 +20225,7 @@
     <w:p>
       <w:pPr>
         <w:pStyle w:val="TextoTCC"/>
+        <w:spacing w:after="120" w:line="360" w:lineRule="auto"/>
         <w:ind w:firstLine="709"/>
         <w:rPr>
           <w:rFonts w:cs="Arial"/>
@@ -20120,6 +20251,7 @@
     <w:p>
       <w:pPr>
         <w:pStyle w:val="TextoTCC"/>
+        <w:spacing w:after="120" w:line="360" w:lineRule="auto"/>
         <w:ind w:firstLine="709"/>
         <w:rPr>
           <w:rFonts w:cs="Arial"/>
@@ -20145,6 +20277,7 @@
     <w:p>
       <w:pPr>
         <w:pStyle w:val="TextoTCC"/>
+        <w:spacing w:after="120" w:line="360" w:lineRule="auto"/>
         <w:ind w:firstLine="709"/>
         <w:rPr>
           <w:rFonts w:cs="Arial"/>
@@ -20165,7 +20298,15 @@
           <w:rFonts w:cs="Arial"/>
           <w:szCs w:val="24"/>
         </w:rPr>
-        <w:t xml:space="preserve">: A motivação dos clientes internos pode ser mantida por meio do reconhecimento do trabalho realizado, da divisão clara de tarefas, de um ambiente organizado e de uma comunicação eficiente. Além disso, definir metas alcançáveis, fornecer </w:t>
+        <w:t xml:space="preserve">: A motivação dos clientes internos pode ser mantida por meio do reconhecimento do trabalho realizado, da divisão clara de tarefas, de um ambiente organizado e de uma comunicação eficiente. Além disso, </w:t>
+      </w:r>
+      <w:r>
+        <w:rPr>
+          <w:rFonts w:cs="Arial"/>
+          <w:szCs w:val="24"/>
+        </w:rPr>
+        <w:lastRenderedPageBreak/>
+        <w:t xml:space="preserve">definir metas alcançáveis, fornecer </w:t>
       </w:r>
       <w:r>
         <w:rPr>
@@ -20199,6 +20340,7 @@
     <w:p>
       <w:pPr>
         <w:pStyle w:val="TextoTCC"/>
+        <w:spacing w:after="120" w:line="360" w:lineRule="auto"/>
         <w:ind w:firstLine="709"/>
         <w:rPr>
           <w:rFonts w:cs="Arial"/>
@@ -20241,6 +20383,7 @@
     <w:p>
       <w:pPr>
         <w:pStyle w:val="TextoTCC"/>
+        <w:spacing w:after="120" w:line="360" w:lineRule="auto"/>
         <w:ind w:firstLine="709"/>
         <w:rPr>
           <w:rFonts w:cs="Arial"/>
@@ -20283,6 +20426,7 @@
     <w:p>
       <w:pPr>
         <w:pStyle w:val="TextoTCC"/>
+        <w:spacing w:after="120" w:line="360" w:lineRule="auto"/>
         <w:ind w:firstLine="709"/>
         <w:rPr>
           <w:rFonts w:cs="Arial"/>
@@ -20320,6 +20464,7 @@
     <w:p>
       <w:pPr>
         <w:pStyle w:val="TextoTCC"/>
+        <w:spacing w:after="120" w:line="360" w:lineRule="auto"/>
         <w:ind w:firstLine="709"/>
         <w:rPr>
           <w:rFonts w:cs="Arial"/>
@@ -20346,23 +20491,26 @@
     <w:p>
       <w:pPr>
         <w:pStyle w:val="TextoTCC"/>
-        <w:ind w:firstLine="709"/>
-        <w:rPr>
-          <w:rFonts w:cs="Arial"/>
-          <w:szCs w:val="24"/>
-        </w:rPr>
-      </w:pPr>
-      <w:r>
-        <w:rPr>
-          <w:rFonts w:cs="Arial"/>
-          <w:szCs w:val="24"/>
-        </w:rPr>
+        <w:spacing w:after="120" w:line="360" w:lineRule="auto"/>
+        <w:ind w:firstLine="709"/>
+        <w:rPr>
+          <w:rFonts w:cs="Arial"/>
+          <w:szCs w:val="24"/>
+        </w:rPr>
+      </w:pPr>
+      <w:r>
+        <w:rPr>
+          <w:rFonts w:cs="Arial"/>
+          <w:szCs w:val="24"/>
+        </w:rPr>
+        <w:lastRenderedPageBreak/>
         <w:t>A manutenção desse cliente exige acompanhamento contínuo, uma vez que a permanência contratual está diretamente relacionada à utilidade percebida, à eficiência operacional proporcionada pelo sistema e à capacidade da solução de atender às necessidades da empresa ao longo do tempo.</w:t>
       </w:r>
     </w:p>
     <w:p>
       <w:pPr>
         <w:pStyle w:val="TextoTCC"/>
+        <w:spacing w:after="120" w:line="360" w:lineRule="auto"/>
         <w:ind w:firstLine="709"/>
         <w:rPr>
           <w:rFonts w:cs="Arial"/>
@@ -20389,6 +20537,7 @@
     <w:p>
       <w:pPr>
         <w:pStyle w:val="TextoTCC"/>
+        <w:spacing w:after="120" w:line="360" w:lineRule="auto"/>
         <w:ind w:firstLine="709"/>
         <w:rPr>
           <w:rFonts w:cs="Arial"/>
@@ -20406,6 +20555,7 @@
     <w:p>
       <w:pPr>
         <w:pStyle w:val="TextoTCC"/>
+        <w:spacing w:after="120" w:line="360" w:lineRule="auto"/>
         <w:ind w:firstLine="709"/>
         <w:rPr>
           <w:rFonts w:cs="Arial"/>
@@ -20443,6 +20593,7 @@
     <w:p>
       <w:pPr>
         <w:pStyle w:val="TextoTCC"/>
+        <w:spacing w:after="120" w:line="360" w:lineRule="auto"/>
         <w:ind w:firstLine="709"/>
         <w:rPr>
           <w:rFonts w:cs="Arial"/>
@@ -20469,6 +20620,7 @@
     <w:p>
       <w:pPr>
         <w:pStyle w:val="TextoTCC"/>
+        <w:spacing w:after="120" w:line="360" w:lineRule="auto"/>
         <w:ind w:firstLine="709"/>
         <w:rPr>
           <w:rFonts w:cs="Arial"/>
@@ -20506,23 +20658,33 @@
     <w:p>
       <w:pPr>
         <w:pStyle w:val="TextoTCC"/>
-        <w:ind w:firstLine="709"/>
-        <w:rPr>
-          <w:rFonts w:cs="Arial"/>
-          <w:szCs w:val="24"/>
-        </w:rPr>
-      </w:pPr>
-      <w:r>
-        <w:rPr>
-          <w:rFonts w:cs="Arial"/>
-          <w:szCs w:val="24"/>
-        </w:rPr>
-        <w:t>Além disso, o estudo dos clientes inativos fornece informações valiosas para melhorias no sistema, como ajustes na interface, implementação de novas funcionalidades e aperfeiçoamento do suporte. Também possibilita ações de recuperação, aumentando as chances de reativação do cliente e reduzindo perdas para a empresa.</w:t>
+        <w:spacing w:after="120" w:line="360" w:lineRule="auto"/>
+        <w:ind w:firstLine="709"/>
+        <w:rPr>
+          <w:rFonts w:cs="Arial"/>
+          <w:szCs w:val="24"/>
+        </w:rPr>
+      </w:pPr>
+      <w:r>
+        <w:rPr>
+          <w:rFonts w:cs="Arial"/>
+          <w:szCs w:val="24"/>
+        </w:rPr>
+        <w:t xml:space="preserve">Além disso, o estudo dos clientes inativos fornece informações valiosas para melhorias no sistema, como ajustes na interface, implementação de novas </w:t>
+      </w:r>
+      <w:r>
+        <w:rPr>
+          <w:rFonts w:cs="Arial"/>
+          <w:szCs w:val="24"/>
+        </w:rPr>
+        <w:lastRenderedPageBreak/>
+        <w:t>funcionalidades e aperfeiçoamento do suporte. Também possibilita ações de recuperação, aumentando as chances de reativação do cliente e reduzindo perdas para a empresa.</w:t>
       </w:r>
     </w:p>
     <w:p>
       <w:pPr>
         <w:pStyle w:val="TextoTCC"/>
+        <w:spacing w:after="120" w:line="360" w:lineRule="auto"/>
         <w:ind w:firstLine="709"/>
         <w:rPr>
           <w:rFonts w:cs="Arial"/>
@@ -20576,6 +20738,7 @@
     <w:p>
       <w:pPr>
         <w:pStyle w:val="TextoTCC"/>
+        <w:spacing w:after="120" w:line="360" w:lineRule="auto"/>
         <w:ind w:firstLine="709"/>
         <w:rPr>
           <w:rFonts w:cs="Arial"/>
@@ -20602,6 +20765,7 @@
     <w:p>
       <w:pPr>
         <w:pStyle w:val="TextoTCC"/>
+        <w:spacing w:after="120" w:line="360" w:lineRule="auto"/>
         <w:ind w:firstLine="709"/>
         <w:rPr>
           <w:rFonts w:cs="Arial"/>
@@ -20628,6 +20792,7 @@
     <w:p>
       <w:pPr>
         <w:pStyle w:val="TextoTCC"/>
+        <w:spacing w:after="120" w:line="360" w:lineRule="auto"/>
         <w:ind w:firstLine="709"/>
         <w:rPr>
           <w:rFonts w:cs="Arial"/>
@@ -20661,6 +20826,7 @@
     <w:p>
       <w:pPr>
         <w:pStyle w:val="TextoTCC"/>
+        <w:spacing w:after="120" w:line="360" w:lineRule="auto"/>
         <w:ind w:firstLine="709"/>
         <w:rPr>
           <w:rFonts w:cs="Arial"/>
@@ -20692,12 +20858,14 @@
         </w:rPr>
       </w:pPr>
       <w:r>
+        <w:lastRenderedPageBreak/>
         <w:t>2.4.6 - Cliente Insatisfeito</w:t>
       </w:r>
     </w:p>
     <w:p>
       <w:pPr>
         <w:pStyle w:val="TextoTCC"/>
+        <w:spacing w:after="120" w:line="360" w:lineRule="auto"/>
         <w:ind w:firstLine="709"/>
         <w:rPr>
           <w:rFonts w:cs="Arial"/>
@@ -20740,6 +20908,7 @@
     <w:p>
       <w:pPr>
         <w:pStyle w:val="TextoTCC"/>
+        <w:spacing w:after="120" w:line="360" w:lineRule="auto"/>
         <w:ind w:firstLine="709"/>
         <w:rPr>
           <w:rFonts w:cs="Arial"/>
@@ -20766,6 +20935,7 @@
     <w:p>
       <w:pPr>
         <w:pStyle w:val="TextoTCC"/>
+        <w:spacing w:after="120" w:line="360" w:lineRule="auto"/>
         <w:ind w:firstLine="709"/>
         <w:rPr>
           <w:rFonts w:cs="Arial"/>
@@ -20783,6 +20953,7 @@
     <w:p>
       <w:pPr>
         <w:pStyle w:val="TextoTCC"/>
+        <w:spacing w:after="120" w:line="360" w:lineRule="auto"/>
         <w:ind w:firstLine="709"/>
         <w:rPr>
           <w:rFonts w:cs="Arial"/>
@@ -20838,6 +21009,7 @@
     <w:p>
       <w:pPr>
         <w:pStyle w:val="TextoTCC"/>
+        <w:spacing w:after="120" w:line="360" w:lineRule="auto"/>
         <w:ind w:firstLine="709"/>
         <w:rPr>
           <w:rFonts w:cs="Arial"/>
@@ -20883,6 +21055,7 @@
     <w:p>
       <w:pPr>
         <w:pStyle w:val="TextoTCC"/>
+        <w:spacing w:after="120" w:line="360" w:lineRule="auto"/>
         <w:ind w:firstLine="709"/>
         <w:rPr>
           <w:rFonts w:cs="Arial"/>
@@ -20925,23 +21098,33 @@
     <w:p>
       <w:pPr>
         <w:pStyle w:val="TextoTCC"/>
-        <w:ind w:firstLine="709"/>
-        <w:rPr>
-          <w:rFonts w:cs="Arial"/>
-          <w:szCs w:val="24"/>
-        </w:rPr>
-      </w:pPr>
-      <w:r>
-        <w:rPr>
-          <w:rFonts w:cs="Arial"/>
-          <w:szCs w:val="24"/>
-        </w:rPr>
-        <w:t>Outro fator determinante para a escolha do local é o nível de maturidade digital dessas empresas, uma vez que grande parte ainda utiliza métodos manuais ou parcialmente informatizados para controle de estoque. Esse contexto evidencia a necessidade de soluções tecnológicas acessíveis que auxiliem na organização, redução de erros e melhoria da gestão interna.</w:t>
+        <w:spacing w:after="120" w:line="360" w:lineRule="auto"/>
+        <w:ind w:firstLine="709"/>
+        <w:rPr>
+          <w:rFonts w:cs="Arial"/>
+          <w:szCs w:val="24"/>
+        </w:rPr>
+      </w:pPr>
+      <w:r>
+        <w:rPr>
+          <w:rFonts w:cs="Arial"/>
+          <w:szCs w:val="24"/>
+        </w:rPr>
+        <w:t xml:space="preserve">Outro fator determinante para a escolha do local é o nível de maturidade digital dessas empresas, uma vez que grande parte ainda utiliza métodos manuais ou </w:t>
+      </w:r>
+      <w:r>
+        <w:rPr>
+          <w:rFonts w:cs="Arial"/>
+          <w:szCs w:val="24"/>
+        </w:rPr>
+        <w:lastRenderedPageBreak/>
+        <w:t>parcialmente informatizados para controle de estoque. Esse contexto evidencia a necessidade de soluções tecnológicas acessíveis que auxiliem na organização, redução de erros e melhoria da gestão interna.</w:t>
       </w:r>
     </w:p>
     <w:p>
       <w:pPr>
         <w:pStyle w:val="TextoTCC"/>
+        <w:spacing w:after="120" w:line="360" w:lineRule="auto"/>
         <w:ind w:firstLine="709"/>
         <w:rPr>
           <w:rFonts w:cs="Arial"/>
@@ -20987,6 +21170,7 @@
     <w:p>
       <w:pPr>
         <w:pStyle w:val="TextoTCC"/>
+        <w:spacing w:after="120" w:line="360" w:lineRule="auto"/>
         <w:ind w:firstLine="709"/>
         <w:rPr>
           <w:rFonts w:cs="Arial"/>
@@ -21064,6 +21248,7 @@
     <w:p>
       <w:pPr>
         <w:pStyle w:val="TextoTCC"/>
+        <w:spacing w:after="120" w:line="360" w:lineRule="auto"/>
         <w:ind w:firstLine="709"/>
         <w:rPr>
           <w:rFonts w:cs="Arial"/>
@@ -21159,6 +21344,7 @@
     <w:p>
       <w:pPr>
         <w:pStyle w:val="TextoTCC"/>
+        <w:spacing w:after="120" w:line="360" w:lineRule="auto"/>
         <w:ind w:firstLine="709"/>
         <w:rPr>
           <w:rFonts w:cs="Arial"/>
@@ -21281,6 +21467,7 @@
     <w:p>
       <w:pPr>
         <w:pStyle w:val="TextoTCC"/>
+        <w:spacing w:after="120" w:line="360" w:lineRule="auto"/>
         <w:ind w:firstLine="709"/>
         <w:rPr>
           <w:rFonts w:cs="Arial"/>
@@ -21377,6 +21564,7 @@
     <w:p>
       <w:pPr>
         <w:pStyle w:val="TextoTCC"/>
+        <w:spacing w:after="120" w:line="360" w:lineRule="auto"/>
         <w:ind w:firstLine="709"/>
         <w:rPr>
           <w:rFonts w:cs="Arial"/>
@@ -21394,17 +21582,19 @@
     <w:p>
       <w:pPr>
         <w:pStyle w:val="TextoTCC"/>
-        <w:ind w:firstLine="709"/>
-        <w:rPr>
-          <w:rFonts w:cs="Arial"/>
-          <w:szCs w:val="24"/>
-        </w:rPr>
-      </w:pPr>
-      <w:r>
-        <w:rPr>
-          <w:rFonts w:cs="Arial"/>
-          <w:szCs w:val="24"/>
-        </w:rPr>
+        <w:spacing w:after="120" w:line="360" w:lineRule="auto"/>
+        <w:ind w:firstLine="709"/>
+        <w:rPr>
+          <w:rFonts w:cs="Arial"/>
+          <w:szCs w:val="24"/>
+        </w:rPr>
+      </w:pPr>
+      <w:r>
+        <w:rPr>
+          <w:rFonts w:cs="Arial"/>
+          <w:szCs w:val="24"/>
+        </w:rPr>
+        <w:lastRenderedPageBreak/>
         <w:t xml:space="preserve">Dessa forma, há um cenário favorável para a implementação de sistemas </w:t>
       </w:r>
       <w:r>
@@ -21439,6 +21629,7 @@
     <w:p>
       <w:pPr>
         <w:pStyle w:val="TextoTCC"/>
+        <w:spacing w:after="120" w:line="360" w:lineRule="auto"/>
         <w:ind w:firstLine="709"/>
         <w:rPr>
           <w:rFonts w:cs="Arial"/>
@@ -21456,6 +21647,7 @@
     <w:p>
       <w:pPr>
         <w:pStyle w:val="TextoTCC"/>
+        <w:spacing w:after="120" w:line="360" w:lineRule="auto"/>
         <w:ind w:firstLine="709"/>
         <w:rPr>
           <w:rFonts w:cs="Arial"/>
@@ -21489,6 +21681,7 @@
     <w:p>
       <w:pPr>
         <w:pStyle w:val="TextoTCC"/>
+        <w:spacing w:after="120" w:line="360" w:lineRule="auto"/>
         <w:ind w:firstLine="709"/>
         <w:rPr>
           <w:rFonts w:cs="Arial"/>
@@ -21524,6 +21717,7 @@
     <w:p>
       <w:pPr>
         <w:pStyle w:val="TextoTCC"/>
+        <w:spacing w:after="120" w:line="360" w:lineRule="auto"/>
         <w:ind w:firstLine="709"/>
         <w:rPr>
           <w:rFonts w:cs="Arial"/>
@@ -21559,6 +21753,7 @@
     <w:p>
       <w:pPr>
         <w:pStyle w:val="TextoTCC"/>
+        <w:spacing w:after="120" w:line="360" w:lineRule="auto"/>
         <w:ind w:firstLine="709"/>
         <w:rPr>
           <w:rFonts w:cs="Arial"/>
@@ -21584,6 +21779,7 @@
     <w:p>
       <w:pPr>
         <w:pStyle w:val="TextoTCC"/>
+        <w:spacing w:after="120" w:line="360" w:lineRule="auto"/>
         <w:ind w:firstLine="709"/>
         <w:rPr>
           <w:rFonts w:cs="Arial"/>
@@ -21601,6 +21797,7 @@
     <w:p>
       <w:pPr>
         <w:pStyle w:val="TextoTCC"/>
+        <w:spacing w:after="120" w:line="360" w:lineRule="auto"/>
         <w:ind w:firstLine="709"/>
         <w:rPr>
           <w:rFonts w:cs="Arial"/>
@@ -21634,6 +21831,7 @@
     <w:p>
       <w:pPr>
         <w:pStyle w:val="TextoTCC"/>
+        <w:spacing w:after="120" w:line="360" w:lineRule="auto"/>
         <w:ind w:firstLine="709"/>
         <w:rPr>
           <w:rFonts w:cs="Arial"/>
@@ -21667,23 +21865,33 @@
     <w:p>
       <w:pPr>
         <w:pStyle w:val="TextoTCC"/>
-        <w:ind w:firstLine="709"/>
-        <w:rPr>
-          <w:rFonts w:cs="Arial"/>
-          <w:szCs w:val="24"/>
-        </w:rPr>
-      </w:pPr>
-      <w:r>
-        <w:rPr>
-          <w:rFonts w:cs="Arial"/>
-          <w:szCs w:val="24"/>
-        </w:rPr>
-        <w:t>A ausência de sistemas integrados de gestão de estoque gera problemas como falta de produtos no momento da venda, excesso de mercadorias em estoque, divergências entre estoque físico e sistêmico, perda de vendas e falta de integração entre setores.</w:t>
+        <w:spacing w:after="120" w:line="360" w:lineRule="auto"/>
+        <w:ind w:firstLine="709"/>
+        <w:rPr>
+          <w:rFonts w:cs="Arial"/>
+          <w:szCs w:val="24"/>
+        </w:rPr>
+      </w:pPr>
+      <w:r>
+        <w:rPr>
+          <w:rFonts w:cs="Arial"/>
+          <w:szCs w:val="24"/>
+        </w:rPr>
+        <w:t xml:space="preserve">A ausência de sistemas integrados de gestão de estoque gera problemas como falta de produtos no momento da venda, excesso de mercadorias em estoque, </w:t>
+      </w:r>
+      <w:r>
+        <w:rPr>
+          <w:rFonts w:cs="Arial"/>
+          <w:szCs w:val="24"/>
+        </w:rPr>
+        <w:lastRenderedPageBreak/>
+        <w:t>divergências entre estoque físico e sistêmico, perda de vendas e falta de integração entre setores.</w:t>
       </w:r>
     </w:p>
     <w:p>
       <w:pPr>
         <w:pStyle w:val="TextoTCC"/>
+        <w:spacing w:after="120" w:line="360" w:lineRule="auto"/>
         <w:ind w:firstLine="709"/>
         <w:rPr>
           <w:rFonts w:cs="Arial"/>
@@ -21701,6 +21909,7 @@
     <w:p>
       <w:pPr>
         <w:pStyle w:val="TextoTCC"/>
+        <w:spacing w:after="120" w:line="360" w:lineRule="auto"/>
         <w:ind w:firstLine="709"/>
         <w:rPr>
           <w:rFonts w:cs="Arial"/>
@@ -21718,6 +21927,7 @@
     <w:p>
       <w:pPr>
         <w:pStyle w:val="TextoTCC"/>
+        <w:spacing w:after="120" w:line="360" w:lineRule="auto"/>
         <w:ind w:firstLine="709"/>
         <w:rPr>
           <w:rFonts w:cs="Arial"/>
@@ -21764,6 +21974,7 @@
     <w:p>
       <w:pPr>
         <w:pStyle w:val="TextoTCC"/>
+        <w:spacing w:after="120" w:line="360" w:lineRule="auto"/>
         <w:ind w:firstLine="709"/>
         <w:rPr>
           <w:rFonts w:cs="Arial"/>
@@ -21781,6 +21992,7 @@
     <w:p>
       <w:pPr>
         <w:pStyle w:val="TextoTCC"/>
+        <w:spacing w:after="120" w:line="360" w:lineRule="auto"/>
         <w:ind w:firstLine="709"/>
         <w:rPr>
           <w:rFonts w:cs="Arial"/>
@@ -21862,7 +22074,105 @@
           <w:rFonts w:cs="Arial"/>
           <w:szCs w:val="24"/>
         </w:rPr>
-        <w:t xml:space="preserve"> com funcionalidades voltadas ao controle de estoque, compras, vendas, faturamento e </w:t>
+        <w:t xml:space="preserve"> com funcionalidades voltadas ao controle de estoque, compras, vendas, faturamento e automação comercial, caracterizando concorrência direta ao desenvolvimento do sistema proposto neste projeto. Além da concorrência local identificada, também foram considerados como concorrentes diretos os sistemas </w:t>
+      </w:r>
+      <w:proofErr w:type="spellStart"/>
+      <w:r>
+        <w:rPr>
+          <w:rStyle w:val="Forte"/>
+          <w:rFonts w:cs="Arial"/>
+          <w:szCs w:val="24"/>
+        </w:rPr>
+        <w:t>Bling</w:t>
+      </w:r>
+      <w:proofErr w:type="spellEnd"/>
+      <w:r>
+        <w:rPr>
+          <w:rStyle w:val="Forte"/>
+          <w:rFonts w:cs="Arial"/>
+          <w:szCs w:val="24"/>
+        </w:rPr>
+        <w:t xml:space="preserve"> ERP</w:t>
+      </w:r>
+      <w:r>
+        <w:rPr>
+          <w:rFonts w:cs="Arial"/>
+          <w:szCs w:val="24"/>
+        </w:rPr>
+        <w:t xml:space="preserve">, </w:t>
+      </w:r>
+      <w:proofErr w:type="spellStart"/>
+      <w:r>
+        <w:rPr>
+          <w:rStyle w:val="Forte"/>
+          <w:rFonts w:cs="Arial"/>
+          <w:szCs w:val="24"/>
+        </w:rPr>
+        <w:t>Omie</w:t>
+      </w:r>
+      <w:proofErr w:type="spellEnd"/>
+      <w:r>
+        <w:rPr>
+          <w:rStyle w:val="Forte"/>
+          <w:rFonts w:cs="Arial"/>
+          <w:szCs w:val="24"/>
+        </w:rPr>
+        <w:t xml:space="preserve"> ERP</w:t>
+      </w:r>
+      <w:r>
+        <w:rPr>
+          <w:rFonts w:cs="Arial"/>
+          <w:szCs w:val="24"/>
+        </w:rPr>
+        <w:t xml:space="preserve"> e </w:t>
+      </w:r>
+      <w:r>
+        <w:rPr>
+          <w:rStyle w:val="Forte"/>
+          <w:rFonts w:cs="Arial"/>
+          <w:szCs w:val="24"/>
+        </w:rPr>
+        <w:t xml:space="preserve">Olist </w:t>
+      </w:r>
+      <w:proofErr w:type="spellStart"/>
+      <w:r>
+        <w:rPr>
+          <w:rStyle w:val="Forte"/>
+          <w:rFonts w:cs="Arial"/>
+          <w:szCs w:val="24"/>
+        </w:rPr>
+        <w:t>Tiny</w:t>
+      </w:r>
+      <w:proofErr w:type="spellEnd"/>
+      <w:r>
+        <w:rPr>
+          <w:rStyle w:val="Forte"/>
+          <w:rFonts w:cs="Arial"/>
+          <w:szCs w:val="24"/>
+        </w:rPr>
+        <w:t xml:space="preserve"> ERP</w:t>
+      </w:r>
+      <w:r>
+        <w:rPr>
+          <w:rFonts w:cs="Arial"/>
+          <w:szCs w:val="24"/>
+        </w:rPr>
+        <w:t xml:space="preserve">, por oferecerem soluções de gestão empresarial e controle de estoque voltadas a pequenos e médios comércios. Dessa forma, com base nas consultas realizadas, foram identificados </w:t>
+      </w:r>
+      <w:r>
+        <w:rPr>
+          <w:rStyle w:val="Forte"/>
+          <w:rFonts w:cs="Arial"/>
+          <w:szCs w:val="24"/>
+        </w:rPr>
+        <w:t>4 concorrentes diretos</w:t>
+      </w:r>
+      <w:r>
+        <w:rPr>
+          <w:rFonts w:cs="Arial"/>
+          <w:szCs w:val="24"/>
+        </w:rPr>
+        <w:t xml:space="preserve"> relacionados ao segmento de sistemas de estoque e gestão empresarial analisados nesta pesquisa. As referências </w:t>
       </w:r>
       <w:r>
         <w:rPr>
@@ -21870,105 +22180,7 @@
           <w:szCs w:val="24"/>
         </w:rPr>
         <w:lastRenderedPageBreak/>
-        <w:t xml:space="preserve">automação comercial, caracterizando concorrência direta ao desenvolvimento do sistema proposto neste projeto. Além da concorrência local identificada, também foram considerados como concorrentes diretos os sistemas </w:t>
-      </w:r>
-      <w:proofErr w:type="spellStart"/>
-      <w:r>
-        <w:rPr>
-          <w:rStyle w:val="Forte"/>
-          <w:rFonts w:cs="Arial"/>
-          <w:szCs w:val="24"/>
-        </w:rPr>
-        <w:t>Bling</w:t>
-      </w:r>
-      <w:proofErr w:type="spellEnd"/>
-      <w:r>
-        <w:rPr>
-          <w:rStyle w:val="Forte"/>
-          <w:rFonts w:cs="Arial"/>
-          <w:szCs w:val="24"/>
-        </w:rPr>
-        <w:t xml:space="preserve"> ERP</w:t>
-      </w:r>
-      <w:r>
-        <w:rPr>
-          <w:rFonts w:cs="Arial"/>
-          <w:szCs w:val="24"/>
-        </w:rPr>
-        <w:t xml:space="preserve">, </w:t>
-      </w:r>
-      <w:proofErr w:type="spellStart"/>
-      <w:r>
-        <w:rPr>
-          <w:rStyle w:val="Forte"/>
-          <w:rFonts w:cs="Arial"/>
-          <w:szCs w:val="24"/>
-        </w:rPr>
-        <w:t>Omie</w:t>
-      </w:r>
-      <w:proofErr w:type="spellEnd"/>
-      <w:r>
-        <w:rPr>
-          <w:rStyle w:val="Forte"/>
-          <w:rFonts w:cs="Arial"/>
-          <w:szCs w:val="24"/>
-        </w:rPr>
-        <w:t xml:space="preserve"> ERP</w:t>
-      </w:r>
-      <w:r>
-        <w:rPr>
-          <w:rFonts w:cs="Arial"/>
-          <w:szCs w:val="24"/>
-        </w:rPr>
-        <w:t xml:space="preserve"> e </w:t>
-      </w:r>
-      <w:r>
-        <w:rPr>
-          <w:rStyle w:val="Forte"/>
-          <w:rFonts w:cs="Arial"/>
-          <w:szCs w:val="24"/>
-        </w:rPr>
-        <w:t xml:space="preserve">Olist </w:t>
-      </w:r>
-      <w:proofErr w:type="spellStart"/>
-      <w:r>
-        <w:rPr>
-          <w:rStyle w:val="Forte"/>
-          <w:rFonts w:cs="Arial"/>
-          <w:szCs w:val="24"/>
-        </w:rPr>
-        <w:t>Tiny</w:t>
-      </w:r>
-      <w:proofErr w:type="spellEnd"/>
-      <w:r>
-        <w:rPr>
-          <w:rStyle w:val="Forte"/>
-          <w:rFonts w:cs="Arial"/>
-          <w:szCs w:val="24"/>
-        </w:rPr>
-        <w:t xml:space="preserve"> ERP</w:t>
-      </w:r>
-      <w:r>
-        <w:rPr>
-          <w:rFonts w:cs="Arial"/>
-          <w:szCs w:val="24"/>
-        </w:rPr>
-        <w:t xml:space="preserve">, por oferecerem soluções de gestão empresarial e controle de estoque voltadas a pequenos e médios comércios. Dessa forma, com base nas consultas realizadas, foram identificados </w:t>
-      </w:r>
-      <w:r>
-        <w:rPr>
-          <w:rStyle w:val="Forte"/>
-          <w:rFonts w:cs="Arial"/>
-          <w:szCs w:val="24"/>
-        </w:rPr>
-        <w:t>4 concorrentes diretos</w:t>
-      </w:r>
-      <w:r>
-        <w:rPr>
-          <w:rFonts w:cs="Arial"/>
-          <w:szCs w:val="24"/>
-        </w:rPr>
-        <w:t xml:space="preserve"> relacionados ao segmento de sistemas de estoque e gestão empresarial analisados nesta pesquisa. As referências utilizadas para esse levantamento foram o </w:t>
+        <w:t xml:space="preserve">utilizadas para esse levantamento foram o </w:t>
       </w:r>
       <w:commentRangeStart w:id="39"/>
       <w:r>
@@ -22282,7 +22494,6 @@
           <w:rFonts w:cs="Arial"/>
           <w:szCs w:val="24"/>
         </w:rPr>
-        <w:lastRenderedPageBreak/>
         <w:t>Vantagens:</w:t>
       </w:r>
       <w:r>
@@ -22327,7 +22538,15 @@
           <w:rFonts w:cs="Arial"/>
           <w:szCs w:val="24"/>
         </w:rPr>
-        <w:t xml:space="preserve"> Como desvantagens, observa-se que o sistema pode apresentar maior complexidade para pequenos comerciantes, curva de aprendizado elevada, excesso de funcionalidades para empresas de menor porte, necessidade de treinamento e ausência de divulgação pública de preços no </w:t>
+        <w:t xml:space="preserve"> Como desvantagens, observa-se que o sistema pode apresentar maior complexidade para pequenos comerciantes, curva de aprendizado </w:t>
+      </w:r>
+      <w:r>
+        <w:rPr>
+          <w:rFonts w:cs="Arial"/>
+          <w:szCs w:val="24"/>
+        </w:rPr>
+        <w:lastRenderedPageBreak/>
+        <w:t xml:space="preserve">elevada, excesso de funcionalidades para empresas de menor porte, necessidade de treinamento e ausência de divulgação pública de preços no </w:t>
       </w:r>
       <w:commentRangeStart w:id="41"/>
       <w:r>
@@ -22525,7 +22744,6 @@
         <w:jc w:val="both"/>
       </w:pPr>
       <w:r>
-        <w:lastRenderedPageBreak/>
         <w:t xml:space="preserve">2.6.1.2 - </w:t>
       </w:r>
       <w:proofErr w:type="spellStart"/>
@@ -22659,6 +22877,7 @@
           <w:rFonts w:cs="Arial"/>
           <w:szCs w:val="24"/>
         </w:rPr>
+        <w:lastRenderedPageBreak/>
         <w:t>Como o sistema funciona:</w:t>
       </w:r>
       <w:r>
@@ -23015,7 +23234,6 @@
           <w:rFonts w:cs="Arial"/>
           <w:szCs w:val="24"/>
         </w:rPr>
-        <w:lastRenderedPageBreak/>
         <w:t xml:space="preserve"> Desvantagens: </w:t>
       </w:r>
       <w:r>
@@ -23159,6 +23377,7 @@
           <w:rFonts w:cs="Arial"/>
           <w:szCs w:val="24"/>
         </w:rPr>
+        <w:lastRenderedPageBreak/>
         <w:t>Os valores podem variar de acordo com usuários, integrações, automações e serviços adicionais contratados.</w:t>
       </w:r>
     </w:p>
@@ -23387,7 +23606,6 @@
           <w:rFonts w:cs="Arial"/>
           <w:szCs w:val="24"/>
         </w:rPr>
-        <w:lastRenderedPageBreak/>
         <w:t xml:space="preserve">Como o sistema funciona: </w:t>
       </w:r>
       <w:r>
@@ -23480,6 +23698,7 @@
           <w:rFonts w:cs="Arial"/>
           <w:szCs w:val="24"/>
         </w:rPr>
+        <w:lastRenderedPageBreak/>
         <w:t xml:space="preserve"> Público-alvo: </w:t>
       </w:r>
       <w:r>
@@ -23742,7 +23961,6 @@
           <w:rFonts w:cs="Arial"/>
           <w:szCs w:val="24"/>
         </w:rPr>
-        <w:lastRenderedPageBreak/>
         <w:t>Além disso, podem existir custos adicionais com implantação, treinamento e suporte especializado.</w:t>
       </w:r>
     </w:p>
@@ -23803,6 +24021,7 @@
           <w:rFonts w:cs="Arial"/>
           <w:szCs w:val="24"/>
         </w:rPr>
+        <w:lastRenderedPageBreak/>
         <w:t xml:space="preserve">implantação mais rápida, adaptação para pequenos negócios, menor complexidade de configuração. </w:t>
       </w:r>
     </w:p>
@@ -24075,7 +24294,6 @@
           <w:rFonts w:cs="Arial"/>
           <w:szCs w:val="24"/>
         </w:rPr>
-        <w:lastRenderedPageBreak/>
         <w:t xml:space="preserve">Além disso, realiza integração com </w:t>
       </w:r>
       <w:r>
@@ -24219,7 +24437,15 @@
           <w:rFonts w:cs="Arial"/>
           <w:szCs w:val="24"/>
         </w:rPr>
-        <w:t>, integração com lojas virtuais, controle financeiro, automação de pedidos, cadastro de produtos, gestão logística, emissão de etiquetas, integração com transportadoras, relatórios gerenciais, sincronização automática de estoque, controle de pedidos.</w:t>
+        <w:t xml:space="preserve">, integração com lojas virtuais, controle financeiro, automação de pedidos, cadastro de produtos, gestão logística, </w:t>
+      </w:r>
+      <w:r>
+        <w:rPr>
+          <w:rFonts w:cs="Arial"/>
+          <w:szCs w:val="24"/>
+        </w:rPr>
+        <w:lastRenderedPageBreak/>
+        <w:t>emissão de etiquetas, integração com transportadoras, relatórios gerenciais, sincronização automática de estoque, controle de pedidos.</w:t>
       </w:r>
     </w:p>
     <w:p>
@@ -24543,15 +24769,7 @@
           <w:rFonts w:cs="Arial"/>
           <w:szCs w:val="24"/>
         </w:rPr>
-        <w:t xml:space="preserve"> ERP evidencia oportunidades para o desenvolvimento de soluções mais simples e </w:t>
-      </w:r>
-      <w:r>
-        <w:rPr>
-          <w:rFonts w:cs="Arial"/>
-          <w:szCs w:val="24"/>
-        </w:rPr>
-        <w:lastRenderedPageBreak/>
-        <w:t>acessíveis. O sistema proposto pode se diferenciar por meio de: maior simplicidade operacional, foco exclusivo em controle de estoque, interface mais intuitiva, menor curva de aprendizado, adaptação para pequenos comércios locais, menor dependência de integrações complexas, implantação mais rápida, treinamento simplificado.</w:t>
+        <w:t xml:space="preserve"> ERP evidencia oportunidades para o desenvolvimento de soluções mais simples e acessíveis. O sistema proposto pode se diferenciar por meio de: maior simplicidade operacional, foco exclusivo em controle de estoque, interface mais intuitiva, menor curva de aprendizado, adaptação para pequenos comércios locais, menor dependência de integrações complexas, implantação mais rápida, treinamento simplificado.</w:t>
       </w:r>
     </w:p>
     <w:p>
@@ -24643,6 +24861,7 @@
           <w:rFonts w:cs="Arial"/>
           <w:szCs w:val="24"/>
         </w:rPr>
+        <w:lastRenderedPageBreak/>
         <w:t xml:space="preserve">No entanto, sua complexidade e foco no </w:t>
       </w:r>
       <w:r>
@@ -24725,15 +24944,7 @@
           <w:rFonts w:cs="Arial"/>
           <w:szCs w:val="24"/>
         </w:rPr>
-        <w:t xml:space="preserve">A análise desses concorrentes indiretos é importante para compreender os fatores que dificultam a adoção de sistemas ERP mais robustos, como complexidade operacional, necessidade de treinamento, custos de implantação e resistência à mudança tecnológica. Dessa forma, o estudo permite identificar oportunidades </w:t>
-      </w:r>
-      <w:r>
-        <w:rPr>
-          <w:rFonts w:cs="Arial"/>
-          <w:szCs w:val="24"/>
-        </w:rPr>
-        <w:lastRenderedPageBreak/>
-        <w:t>estratégicas para o desenvolvimento do sistema proposto, buscando oferecer uma solução mais simples, acessível e adaptada à realidade de pequenos comércios.</w:t>
+        <w:t>A análise desses concorrentes indiretos é importante para compreender os fatores que dificultam a adoção de sistemas ERP mais robustos, como complexidade operacional, necessidade de treinamento, custos de implantação e resistência à mudança tecnológica. Dessa forma, o estudo permite identificar oportunidades estratégicas para o desenvolvimento do sistema proposto, buscando oferecer uma solução mais simples, acessível e adaptada à realidade de pequenos comércios.</w:t>
       </w:r>
     </w:p>
     <w:p>
@@ -24831,7 +25042,15 @@
           <w:rFonts w:cs="Arial"/>
           <w:szCs w:val="24"/>
         </w:rPr>
-        <w:t>No contexto do controle de estoque, o Microsoft Excel é utilizado para registrar manualmente informações relacionadas a produtos, entradas, saídas, quantidades e movimentações de mercadorias. As empresas normalmente criam planilhas personalizadas para acompanhar o estoque disponível, atualizar produtos vendidos e organizar relatórios básicos. O funcionamento depende principalmente da atualização manual dos dados pelos usuários, exigindo constante alimentação das informações para manter o controle operacional.</w:t>
+        <w:t xml:space="preserve">No contexto do controle de estoque, o Microsoft Excel é utilizado para registrar manualmente informações relacionadas a produtos, entradas, </w:t>
+      </w:r>
+      <w:r>
+        <w:rPr>
+          <w:rFonts w:cs="Arial"/>
+          <w:szCs w:val="24"/>
+        </w:rPr>
+        <w:lastRenderedPageBreak/>
+        <w:t>saídas, quantidades e movimentações de mercadorias. As empresas normalmente criam planilhas personalizadas para acompanhar o estoque disponível, atualizar produtos vendidos e organizar relatórios básicos. O funcionamento depende principalmente da atualização manual dos dados pelos usuários, exigindo constante alimentação das informações para manter o controle operacional.</w:t>
       </w:r>
     </w:p>
     <w:p>
@@ -25123,6 +25342,190 @@
           <w:rFonts w:cs="Arial"/>
           <w:szCs w:val="24"/>
         </w:rPr>
+        <w:t>•</w:t>
+      </w:r>
+      <w:r>
+        <w:rPr>
+          <w:rFonts w:cs="Arial"/>
+          <w:szCs w:val="24"/>
+        </w:rPr>
+        <w:tab/>
+        <w:t>rápida implementação inicial.</w:t>
+      </w:r>
+    </w:p>
+    <w:p>
+      <w:pPr>
+        <w:spacing w:after="120" w:line="360" w:lineRule="auto"/>
+        <w:ind w:firstLine="709"/>
+        <w:jc w:val="both"/>
+        <w:rPr>
+          <w:rFonts w:cs="Arial"/>
+          <w:szCs w:val="24"/>
+        </w:rPr>
+      </w:pPr>
+    </w:p>
+    <w:p>
+      <w:pPr>
+        <w:pStyle w:val="TextoTCC"/>
+        <w:spacing w:after="120" w:line="360" w:lineRule="auto"/>
+        <w:ind w:firstLine="709"/>
+        <w:rPr>
+          <w:rFonts w:cs="Arial"/>
+          <w:szCs w:val="24"/>
+        </w:rPr>
+      </w:pPr>
+      <w:r>
+        <w:rPr>
+          <w:rFonts w:cs="Arial"/>
+          <w:b/>
+          <w:bCs/>
+          <w:szCs w:val="24"/>
+        </w:rPr>
+        <w:t>Desvantagens:</w:t>
+      </w:r>
+      <w:r>
+        <w:rPr>
+          <w:rFonts w:cs="Arial"/>
+          <w:szCs w:val="24"/>
+        </w:rPr>
+        <w:t xml:space="preserve"> Apesar das vantagens, foram </w:t>
+      </w:r>
+      <w:proofErr w:type="gramStart"/>
+      <w:r>
+        <w:rPr>
+          <w:rFonts w:cs="Arial"/>
+          <w:szCs w:val="24"/>
+        </w:rPr>
+        <w:t>identificadas</w:t>
+      </w:r>
+      <w:proofErr w:type="gramEnd"/>
+      <w:r>
+        <w:rPr>
+          <w:rFonts w:cs="Arial"/>
+          <w:szCs w:val="24"/>
+        </w:rPr>
+        <w:t xml:space="preserve"> importantes limitações no uso do Excel como ferramenta de gestão de estoque:</w:t>
+      </w:r>
+    </w:p>
+    <w:p>
+      <w:pPr>
+        <w:pStyle w:val="TextoTCC"/>
+        <w:spacing w:after="120" w:line="360" w:lineRule="auto"/>
+        <w:ind w:firstLine="709"/>
+        <w:rPr>
+          <w:rFonts w:cs="Arial"/>
+          <w:szCs w:val="24"/>
+        </w:rPr>
+      </w:pPr>
+      <w:r>
+        <w:rPr>
+          <w:rFonts w:cs="Arial"/>
+          <w:szCs w:val="24"/>
+        </w:rPr>
+        <w:t>•</w:t>
+      </w:r>
+      <w:r>
+        <w:rPr>
+          <w:rFonts w:cs="Arial"/>
+          <w:szCs w:val="24"/>
+        </w:rPr>
+        <w:tab/>
+        <w:t>atualização manual constante;</w:t>
+      </w:r>
+    </w:p>
+    <w:p>
+      <w:pPr>
+        <w:pStyle w:val="TextoTCC"/>
+        <w:spacing w:after="120" w:line="360" w:lineRule="auto"/>
+        <w:ind w:firstLine="709"/>
+        <w:rPr>
+          <w:rFonts w:cs="Arial"/>
+          <w:szCs w:val="24"/>
+        </w:rPr>
+      </w:pPr>
+      <w:r>
+        <w:rPr>
+          <w:rFonts w:cs="Arial"/>
+          <w:szCs w:val="24"/>
+        </w:rPr>
+        <w:t>•</w:t>
+      </w:r>
+      <w:r>
+        <w:rPr>
+          <w:rFonts w:cs="Arial"/>
+          <w:szCs w:val="24"/>
+        </w:rPr>
+        <w:tab/>
+        <w:t>maior possibilidade de erros humanos;</w:t>
+      </w:r>
+    </w:p>
+    <w:p>
+      <w:pPr>
+        <w:pStyle w:val="TextoTCC"/>
+        <w:spacing w:after="120" w:line="360" w:lineRule="auto"/>
+        <w:ind w:firstLine="709"/>
+        <w:rPr>
+          <w:rFonts w:cs="Arial"/>
+          <w:szCs w:val="24"/>
+        </w:rPr>
+      </w:pPr>
+      <w:r>
+        <w:rPr>
+          <w:rFonts w:cs="Arial"/>
+          <w:szCs w:val="24"/>
+        </w:rPr>
+        <w:t>•</w:t>
+      </w:r>
+      <w:r>
+        <w:rPr>
+          <w:rFonts w:cs="Arial"/>
+          <w:szCs w:val="24"/>
+        </w:rPr>
+        <w:tab/>
+        <w:t>ausência de automação integrada;</w:t>
+      </w:r>
+    </w:p>
+    <w:p>
+      <w:pPr>
+        <w:pStyle w:val="TextoTCC"/>
+        <w:spacing w:after="120" w:line="360" w:lineRule="auto"/>
+        <w:ind w:firstLine="709"/>
+        <w:rPr>
+          <w:rFonts w:cs="Arial"/>
+          <w:szCs w:val="24"/>
+        </w:rPr>
+      </w:pPr>
+      <w:r>
+        <w:rPr>
+          <w:rFonts w:cs="Arial"/>
+          <w:szCs w:val="24"/>
+        </w:rPr>
+        <w:t>•</w:t>
+      </w:r>
+      <w:r>
+        <w:rPr>
+          <w:rFonts w:cs="Arial"/>
+          <w:szCs w:val="24"/>
+        </w:rPr>
+        <w:tab/>
+        <w:t>dificuldade de controle em tempo real;</w:t>
+      </w:r>
+    </w:p>
+    <w:p>
+      <w:pPr>
+        <w:pStyle w:val="TextoTCC"/>
+        <w:spacing w:after="120" w:line="360" w:lineRule="auto"/>
+        <w:ind w:firstLine="709"/>
+        <w:rPr>
+          <w:rFonts w:cs="Arial"/>
+          <w:szCs w:val="24"/>
+        </w:rPr>
+      </w:pPr>
+      <w:r>
+        <w:rPr>
+          <w:rFonts w:cs="Arial"/>
+          <w:szCs w:val="24"/>
+        </w:rPr>
         <w:lastRenderedPageBreak/>
         <w:t>•</w:t>
       </w:r>
@@ -25132,19 +25535,8 @@
           <w:szCs w:val="24"/>
         </w:rPr>
         <w:tab/>
-        <w:t>rápida implementação inicial.</w:t>
-      </w:r>
-    </w:p>
-    <w:p>
-      <w:pPr>
-        <w:spacing w:after="120" w:line="360" w:lineRule="auto"/>
-        <w:ind w:firstLine="709"/>
-        <w:jc w:val="both"/>
-        <w:rPr>
-          <w:rFonts w:cs="Arial"/>
-          <w:szCs w:val="24"/>
-        </w:rPr>
-      </w:pPr>
+        <w:t>risco de inconsistência de dados;</w:t>
+      </w:r>
     </w:p>
     <w:p>
       <w:pPr>
@@ -25159,34 +25551,126 @@
       <w:r>
         <w:rPr>
           <w:rFonts w:cs="Arial"/>
+          <w:szCs w:val="24"/>
+        </w:rPr>
+        <w:t>•</w:t>
+      </w:r>
+      <w:r>
+        <w:rPr>
+          <w:rFonts w:cs="Arial"/>
+          <w:szCs w:val="24"/>
+        </w:rPr>
+        <w:tab/>
+        <w:t>dificuldade de escalabilidade;</w:t>
+      </w:r>
+    </w:p>
+    <w:p>
+      <w:pPr>
+        <w:pStyle w:val="TextoTCC"/>
+        <w:spacing w:after="120" w:line="360" w:lineRule="auto"/>
+        <w:ind w:firstLine="709"/>
+        <w:rPr>
+          <w:rFonts w:cs="Arial"/>
+          <w:szCs w:val="24"/>
+        </w:rPr>
+      </w:pPr>
+      <w:r>
+        <w:rPr>
+          <w:rFonts w:cs="Arial"/>
+          <w:szCs w:val="24"/>
+        </w:rPr>
+        <w:t>•</w:t>
+      </w:r>
+      <w:r>
+        <w:rPr>
+          <w:rFonts w:cs="Arial"/>
+          <w:szCs w:val="24"/>
+        </w:rPr>
+        <w:tab/>
+        <w:t>ausência de integração com vendas e emissão fiscal;</w:t>
+      </w:r>
+    </w:p>
+    <w:p>
+      <w:pPr>
+        <w:pStyle w:val="TextoTCC"/>
+        <w:spacing w:after="120" w:line="360" w:lineRule="auto"/>
+        <w:ind w:firstLine="709"/>
+        <w:rPr>
+          <w:rFonts w:cs="Arial"/>
+          <w:szCs w:val="24"/>
+        </w:rPr>
+      </w:pPr>
+      <w:r>
+        <w:rPr>
+          <w:rFonts w:cs="Arial"/>
+          <w:szCs w:val="24"/>
+        </w:rPr>
+        <w:t>•</w:t>
+      </w:r>
+      <w:r>
+        <w:rPr>
+          <w:rFonts w:cs="Arial"/>
+          <w:szCs w:val="24"/>
+        </w:rPr>
+        <w:tab/>
+        <w:t>dependência operacional dos usuários.</w:t>
+      </w:r>
+    </w:p>
+    <w:p>
+      <w:pPr>
+        <w:spacing w:after="120" w:line="360" w:lineRule="auto"/>
+        <w:ind w:firstLine="709"/>
+        <w:jc w:val="both"/>
+        <w:rPr>
+          <w:rFonts w:cs="Arial"/>
+          <w:szCs w:val="24"/>
+        </w:rPr>
+      </w:pPr>
+      <w:r>
+        <w:rPr>
+          <w:rFonts w:cs="Arial"/>
+          <w:szCs w:val="24"/>
+        </w:rPr>
+        <w:t>Além disso, o crescimento da empresa pode tornar as planilhas excessivamente complexas e difíceis de gerenciar.</w:t>
+      </w:r>
+    </w:p>
+    <w:p>
+      <w:pPr>
+        <w:spacing w:after="120" w:line="360" w:lineRule="auto"/>
+        <w:ind w:firstLine="709"/>
+        <w:jc w:val="both"/>
+        <w:rPr>
+          <w:rFonts w:cs="Arial"/>
+          <w:szCs w:val="24"/>
+        </w:rPr>
+      </w:pPr>
+    </w:p>
+    <w:p>
+      <w:pPr>
+        <w:pStyle w:val="TextoTCC"/>
+        <w:spacing w:after="120" w:line="360" w:lineRule="auto"/>
+        <w:ind w:firstLine="709"/>
+        <w:rPr>
+          <w:rFonts w:cs="Arial"/>
+          <w:szCs w:val="24"/>
+        </w:rPr>
+      </w:pPr>
+      <w:r>
+        <w:rPr>
+          <w:rStyle w:val="TextoTCCChar"/>
+          <w:rFonts w:cs="Arial"/>
           <w:b/>
           <w:bCs/>
           <w:szCs w:val="24"/>
         </w:rPr>
-        <w:t>Desvantagens:</w:t>
-      </w:r>
-      <w:r>
-        <w:rPr>
-          <w:rFonts w:cs="Arial"/>
-          <w:szCs w:val="24"/>
-        </w:rPr>
-        <w:t xml:space="preserve"> Apesar das vantagens, foram </w:t>
-      </w:r>
-      <w:proofErr w:type="gramStart"/>
-      <w:r>
-        <w:rPr>
-          <w:rFonts w:cs="Arial"/>
-          <w:szCs w:val="24"/>
-        </w:rPr>
-        <w:t>identificadas</w:t>
-      </w:r>
-      <w:proofErr w:type="gramEnd"/>
-      <w:r>
-        <w:rPr>
-          <w:rFonts w:cs="Arial"/>
-          <w:szCs w:val="24"/>
-        </w:rPr>
-        <w:t xml:space="preserve"> importantes limitações no uso do Excel como ferramenta de gestão de estoque:</w:t>
+        <w:t>Riscos operacionais:</w:t>
+      </w:r>
+      <w:r>
+        <w:rPr>
+          <w:rFonts w:cs="Arial"/>
+          <w:szCs w:val="24"/>
+        </w:rPr>
+        <w:t xml:space="preserve"> O uso do Microsoft Excel como ferramenta principal de controle de estoque pode gerar riscos operacionais relevantes, como:</w:t>
       </w:r>
     </w:p>
     <w:p>
@@ -25212,7 +25696,7 @@
           <w:szCs w:val="24"/>
         </w:rPr>
         <w:tab/>
-        <w:t>atualização manual constante;</w:t>
+        <w:t>perda de informações;</w:t>
       </w:r>
     </w:p>
     <w:p>
@@ -25238,7 +25722,7 @@
           <w:szCs w:val="24"/>
         </w:rPr>
         <w:tab/>
-        <w:t>maior possibilidade de erros humanos;</w:t>
+        <w:t>registros incorretos;</w:t>
       </w:r>
     </w:p>
     <w:p>
@@ -25264,7 +25748,7 @@
           <w:szCs w:val="24"/>
         </w:rPr>
         <w:tab/>
-        <w:t>ausência de automação integrada;</w:t>
+        <w:t>divergências de estoque;</w:t>
       </w:r>
     </w:p>
     <w:p>
@@ -25290,7 +25774,7 @@
           <w:szCs w:val="24"/>
         </w:rPr>
         <w:tab/>
-        <w:t>dificuldade de controle em tempo real;</w:t>
+        <w:t>retrabalho;</w:t>
       </w:r>
     </w:p>
     <w:p>
@@ -25316,7 +25800,7 @@
           <w:szCs w:val="24"/>
         </w:rPr>
         <w:tab/>
-        <w:t>risco de inconsistência de dados;</w:t>
+        <w:t>dificuldade de auditoria;</w:t>
       </w:r>
     </w:p>
     <w:p>
@@ -25342,7 +25826,7 @@
           <w:szCs w:val="24"/>
         </w:rPr>
         <w:tab/>
-        <w:t>dificuldade de escalabilidade;</w:t>
+        <w:t>ausência de rastreabilidade;</w:t>
       </w:r>
     </w:p>
     <w:p>
@@ -25368,7 +25852,7 @@
           <w:szCs w:val="24"/>
         </w:rPr>
         <w:tab/>
-        <w:t>ausência de integração com vendas e emissão fiscal;</w:t>
+        <w:t>falhas em atualizações simultâneas;</w:t>
       </w:r>
     </w:p>
     <w:p>
@@ -25394,37 +25878,8 @@
           <w:szCs w:val="24"/>
         </w:rPr>
         <w:tab/>
-        <w:t>dependência operacional dos usuários.</w:t>
-      </w:r>
-    </w:p>
-    <w:p>
-      <w:pPr>
-        <w:spacing w:after="120" w:line="360" w:lineRule="auto"/>
-        <w:ind w:firstLine="709"/>
-        <w:jc w:val="both"/>
-        <w:rPr>
-          <w:rFonts w:cs="Arial"/>
-          <w:szCs w:val="24"/>
-        </w:rPr>
-      </w:pPr>
-      <w:r>
-        <w:rPr>
-          <w:rFonts w:cs="Arial"/>
-          <w:szCs w:val="24"/>
-        </w:rPr>
-        <w:t>Além disso, o crescimento da empresa pode tornar as planilhas excessivamente complexas e difíceis de gerenciar.</w:t>
-      </w:r>
-    </w:p>
-    <w:p>
-      <w:pPr>
-        <w:spacing w:after="120" w:line="360" w:lineRule="auto"/>
-        <w:ind w:firstLine="709"/>
-        <w:jc w:val="both"/>
-        <w:rPr>
-          <w:rFonts w:cs="Arial"/>
-          <w:szCs w:val="24"/>
-        </w:rPr>
-      </w:pPr>
+        <w:t>dependência de conhecimento manual dos funcionários.</w:t>
+      </w:r>
     </w:p>
     <w:p>
       <w:pPr>
@@ -25438,20 +25893,48 @@
       </w:pPr>
       <w:r>
         <w:rPr>
-          <w:rStyle w:val="TextoTCCChar"/>
+          <w:rFonts w:cs="Arial"/>
+          <w:szCs w:val="24"/>
+        </w:rPr>
+        <w:t>Esses fatores podem comprometer a organização e a confiabilidade das informações empresariais.</w:t>
+      </w:r>
+    </w:p>
+    <w:p>
+      <w:pPr>
+        <w:pStyle w:val="TextoTCC"/>
+        <w:spacing w:after="120" w:line="360" w:lineRule="auto"/>
+        <w:ind w:firstLine="709"/>
+        <w:rPr>
+          <w:rFonts w:cs="Arial"/>
+          <w:szCs w:val="24"/>
+        </w:rPr>
+      </w:pPr>
+    </w:p>
+    <w:p>
+      <w:pPr>
+        <w:pStyle w:val="TextoTCC"/>
+        <w:spacing w:after="120" w:line="360" w:lineRule="auto"/>
+        <w:ind w:firstLine="709"/>
+        <w:rPr>
+          <w:rFonts w:cs="Arial"/>
+          <w:szCs w:val="24"/>
+        </w:rPr>
+      </w:pPr>
+      <w:r>
+        <w:rPr>
           <w:rFonts w:cs="Arial"/>
           <w:b/>
           <w:bCs/>
           <w:szCs w:val="24"/>
         </w:rPr>
-        <w:t>Riscos operacionais:</w:t>
-      </w:r>
-      <w:r>
-        <w:rPr>
-          <w:rFonts w:cs="Arial"/>
-          <w:szCs w:val="24"/>
-        </w:rPr>
-        <w:t xml:space="preserve"> O uso do Microsoft Excel como ferramenta principal de controle de estoque pode gerar riscos operacionais relevantes, como:</w:t>
+        <w:t>Barreiras para migração</w:t>
+      </w:r>
+      <w:r>
+        <w:rPr>
+          <w:rFonts w:cs="Arial"/>
+          <w:szCs w:val="24"/>
+        </w:rPr>
+        <w:t>: Mesmo apresentando limitações operacionais, muitas empresas continuam utilizando o Excel devido a fatores como:</w:t>
       </w:r>
     </w:p>
     <w:p>
@@ -25477,7 +25960,7 @@
           <w:szCs w:val="24"/>
         </w:rPr>
         <w:tab/>
-        <w:t>perda de informações;</w:t>
+        <w:t>resistência à mudança;</w:t>
       </w:r>
     </w:p>
     <w:p>
@@ -25503,7 +25986,7 @@
           <w:szCs w:val="24"/>
         </w:rPr>
         <w:tab/>
-        <w:t>registros incorretos;</w:t>
+        <w:t>receio de sistemas mais complexos;</w:t>
       </w:r>
     </w:p>
     <w:p>
@@ -25529,7 +26012,7 @@
           <w:szCs w:val="24"/>
         </w:rPr>
         <w:tab/>
-        <w:t>divergências de estoque;</w:t>
+        <w:t>custos de implantação de ERP;</w:t>
       </w:r>
     </w:p>
     <w:p>
@@ -25555,7 +26038,7 @@
           <w:szCs w:val="24"/>
         </w:rPr>
         <w:tab/>
-        <w:t>retrabalho;</w:t>
+        <w:t>necessidade de treinamento;</w:t>
       </w:r>
     </w:p>
     <w:p>
@@ -25581,7 +26064,7 @@
           <w:szCs w:val="24"/>
         </w:rPr>
         <w:tab/>
-        <w:t>dificuldade de auditoria;</w:t>
+        <w:t>simplicidade operacional já conhecida;</w:t>
       </w:r>
     </w:p>
     <w:p>
@@ -25599,6 +26082,7 @@
           <w:rFonts w:cs="Arial"/>
           <w:szCs w:val="24"/>
         </w:rPr>
+        <w:lastRenderedPageBreak/>
         <w:t>•</w:t>
       </w:r>
       <w:r>
@@ -25607,7 +26091,7 @@
           <w:szCs w:val="24"/>
         </w:rPr>
         <w:tab/>
-        <w:t>ausência de rastreabilidade;</w:t>
+        <w:t>adaptação dos funcionários ao método atual.</w:t>
       </w:r>
     </w:p>
     <w:p>
@@ -25625,15 +26109,7 @@
           <w:rFonts w:cs="Arial"/>
           <w:szCs w:val="24"/>
         </w:rPr>
-        <w:t>•</w:t>
-      </w:r>
-      <w:r>
-        <w:rPr>
-          <w:rFonts w:cs="Arial"/>
-          <w:szCs w:val="24"/>
-        </w:rPr>
-        <w:tab/>
-        <w:t>falhas em atualizações simultâneas;</w:t>
+        <w:t>Essas barreiras demonstram que muitos pequenos negócios priorizam praticidade e familiaridade operacional em vez de soluções mais robustas.</w:t>
       </w:r>
     </w:p>
     <w:p>
@@ -25646,21 +26122,6 @@
           <w:szCs w:val="24"/>
         </w:rPr>
       </w:pPr>
-      <w:r>
-        <w:rPr>
-          <w:rFonts w:cs="Arial"/>
-          <w:szCs w:val="24"/>
-        </w:rPr>
-        <w:t>•</w:t>
-      </w:r>
-      <w:r>
-        <w:rPr>
-          <w:rFonts w:cs="Arial"/>
-          <w:szCs w:val="24"/>
-        </w:rPr>
-        <w:tab/>
-        <w:t>dependência de conhecimento manual dos funcionários.</w:t>
-      </w:r>
     </w:p>
     <w:p>
       <w:pPr>
@@ -25675,9 +26136,18 @@
       <w:r>
         <w:rPr>
           <w:rFonts w:cs="Arial"/>
-          <w:szCs w:val="24"/>
-        </w:rPr>
-        <w:t>Esses fatores podem comprometer a organização e a confiabilidade das informações empresariais.</w:t>
+          <w:b/>
+          <w:bCs/>
+          <w:szCs w:val="24"/>
+        </w:rPr>
+        <w:t>Oportunidades para o sistema proposto:</w:t>
+      </w:r>
+      <w:r>
+        <w:rPr>
+          <w:rFonts w:cs="Arial"/>
+          <w:szCs w:val="24"/>
+        </w:rPr>
+        <w:t xml:space="preserve"> A análise do Microsoft Excel permitiu identificar oportunidades importantes para o desenvolvimento do sistema proposto neste projeto. Enquanto o Excel oferece simplicidade e flexibilidade, o sistema proposto poderá manter a facilidade operacional, porém adicionando:</w:t>
       </w:r>
     </w:p>
     <w:p>
@@ -25690,6 +26160,21 @@
           <w:szCs w:val="24"/>
         </w:rPr>
       </w:pPr>
+      <w:r>
+        <w:rPr>
+          <w:rFonts w:cs="Arial"/>
+          <w:szCs w:val="24"/>
+        </w:rPr>
+        <w:t>•</w:t>
+      </w:r>
+      <w:r>
+        <w:rPr>
+          <w:rFonts w:cs="Arial"/>
+          <w:szCs w:val="24"/>
+        </w:rPr>
+        <w:tab/>
+        <w:t>automação de processos;</w:t>
+      </w:r>
     </w:p>
     <w:p>
       <w:pPr>
@@ -25704,19 +26189,233 @@
       <w:r>
         <w:rPr>
           <w:rFonts w:cs="Arial"/>
+          <w:szCs w:val="24"/>
+        </w:rPr>
+        <w:t>•</w:t>
+      </w:r>
+      <w:r>
+        <w:rPr>
+          <w:rFonts w:cs="Arial"/>
+          <w:szCs w:val="24"/>
+        </w:rPr>
+        <w:tab/>
+        <w:t>atualização em tempo real;</w:t>
+      </w:r>
+    </w:p>
+    <w:p>
+      <w:pPr>
+        <w:pStyle w:val="TextoTCC"/>
+        <w:spacing w:after="120" w:line="360" w:lineRule="auto"/>
+        <w:ind w:firstLine="709"/>
+        <w:rPr>
+          <w:rFonts w:cs="Arial"/>
+          <w:szCs w:val="24"/>
+        </w:rPr>
+      </w:pPr>
+      <w:r>
+        <w:rPr>
+          <w:rFonts w:cs="Arial"/>
+          <w:szCs w:val="24"/>
+        </w:rPr>
+        <w:t>•</w:t>
+      </w:r>
+      <w:r>
+        <w:rPr>
+          <w:rFonts w:cs="Arial"/>
+          <w:szCs w:val="24"/>
+        </w:rPr>
+        <w:tab/>
+        <w:t>maior segurança das informações;</w:t>
+      </w:r>
+    </w:p>
+    <w:p>
+      <w:pPr>
+        <w:pStyle w:val="TextoTCC"/>
+        <w:spacing w:after="120" w:line="360" w:lineRule="auto"/>
+        <w:ind w:firstLine="709"/>
+        <w:rPr>
+          <w:rFonts w:cs="Arial"/>
+          <w:szCs w:val="24"/>
+        </w:rPr>
+      </w:pPr>
+      <w:r>
+        <w:rPr>
+          <w:rFonts w:cs="Arial"/>
+          <w:szCs w:val="24"/>
+        </w:rPr>
+        <w:t>•</w:t>
+      </w:r>
+      <w:r>
+        <w:rPr>
+          <w:rFonts w:cs="Arial"/>
+          <w:szCs w:val="24"/>
+        </w:rPr>
+        <w:tab/>
+        <w:t>controle automatizado de estoque;</w:t>
+      </w:r>
+    </w:p>
+    <w:p>
+      <w:pPr>
+        <w:pStyle w:val="TextoTCC"/>
+        <w:spacing w:after="120" w:line="360" w:lineRule="auto"/>
+        <w:ind w:firstLine="709"/>
+        <w:rPr>
+          <w:rFonts w:cs="Arial"/>
+          <w:szCs w:val="24"/>
+        </w:rPr>
+      </w:pPr>
+      <w:r>
+        <w:rPr>
+          <w:rFonts w:cs="Arial"/>
+          <w:szCs w:val="24"/>
+        </w:rPr>
+        <w:t>•</w:t>
+      </w:r>
+      <w:r>
+        <w:rPr>
+          <w:rFonts w:cs="Arial"/>
+          <w:szCs w:val="24"/>
+        </w:rPr>
+        <w:tab/>
+        <w:t>redução de erros manuais;</w:t>
+      </w:r>
+    </w:p>
+    <w:p>
+      <w:pPr>
+        <w:pStyle w:val="TextoTCC"/>
+        <w:spacing w:after="120" w:line="360" w:lineRule="auto"/>
+        <w:ind w:firstLine="709"/>
+        <w:rPr>
+          <w:rFonts w:cs="Arial"/>
+          <w:szCs w:val="24"/>
+        </w:rPr>
+      </w:pPr>
+      <w:r>
+        <w:rPr>
+          <w:rFonts w:cs="Arial"/>
+          <w:szCs w:val="24"/>
+        </w:rPr>
+        <w:t>•</w:t>
+      </w:r>
+      <w:r>
+        <w:rPr>
+          <w:rFonts w:cs="Arial"/>
+          <w:szCs w:val="24"/>
+        </w:rPr>
+        <w:tab/>
+        <w:t>relatórios integrados;</w:t>
+      </w:r>
+    </w:p>
+    <w:p>
+      <w:pPr>
+        <w:pStyle w:val="TextoTCC"/>
+        <w:spacing w:after="120" w:line="360" w:lineRule="auto"/>
+        <w:ind w:firstLine="709"/>
+        <w:rPr>
+          <w:rFonts w:cs="Arial"/>
+          <w:szCs w:val="24"/>
+        </w:rPr>
+      </w:pPr>
+      <w:r>
+        <w:rPr>
+          <w:rFonts w:cs="Arial"/>
+          <w:szCs w:val="24"/>
+        </w:rPr>
+        <w:t>•</w:t>
+      </w:r>
+      <w:r>
+        <w:rPr>
+          <w:rFonts w:cs="Arial"/>
+          <w:szCs w:val="24"/>
+        </w:rPr>
+        <w:tab/>
+        <w:t>melhor organização operacional;</w:t>
+      </w:r>
+    </w:p>
+    <w:p>
+      <w:pPr>
+        <w:pStyle w:val="TextoTCC"/>
+        <w:spacing w:after="120" w:line="360" w:lineRule="auto"/>
+        <w:ind w:firstLine="709"/>
+        <w:rPr>
+          <w:rFonts w:cs="Arial"/>
+          <w:szCs w:val="24"/>
+        </w:rPr>
+      </w:pPr>
+      <w:r>
+        <w:rPr>
+          <w:rFonts w:cs="Arial"/>
+          <w:szCs w:val="24"/>
+        </w:rPr>
+        <w:t>•</w:t>
+      </w:r>
+      <w:r>
+        <w:rPr>
+          <w:rFonts w:cs="Arial"/>
+          <w:szCs w:val="24"/>
+        </w:rPr>
+        <w:tab/>
+        <w:t>interface intuitiva.</w:t>
+      </w:r>
+    </w:p>
+    <w:p>
+      <w:pPr>
+        <w:pStyle w:val="TextoTCC"/>
+        <w:spacing w:after="120" w:line="360" w:lineRule="auto"/>
+        <w:ind w:firstLine="709"/>
+        <w:rPr>
+          <w:rFonts w:cs="Arial"/>
+          <w:szCs w:val="24"/>
+        </w:rPr>
+      </w:pPr>
+      <w:r>
+        <w:rPr>
+          <w:rFonts w:cs="Arial"/>
+          <w:szCs w:val="24"/>
+        </w:rPr>
+        <w:t>Dessa forma, o sistema proposto busca oferecer uma solução intermediária entre a simplicidade das planilhas e a complexidade dos sistemas ERP completos.</w:t>
+      </w:r>
+    </w:p>
+    <w:p>
+      <w:pPr>
+        <w:pStyle w:val="TextoTCC"/>
+        <w:spacing w:after="120" w:line="360" w:lineRule="auto"/>
+        <w:ind w:firstLine="709"/>
+        <w:rPr>
+          <w:rFonts w:cs="Arial"/>
+          <w:szCs w:val="24"/>
+        </w:rPr>
+      </w:pPr>
+      <w:r>
+        <w:rPr>
+          <w:rFonts w:cs="Arial"/>
           <w:b/>
           <w:bCs/>
           <w:szCs w:val="24"/>
         </w:rPr>
-        <w:t>Barreiras para migração</w:t>
-      </w:r>
-      <w:r>
-        <w:rPr>
-          <w:rFonts w:cs="Arial"/>
-          <w:szCs w:val="24"/>
-        </w:rPr>
-        <w:t>: Mesmo apresentando limitações operacionais, muitas empresas continuam utilizando o Excel devido a fatores como:</w:t>
-      </w:r>
+        <w:t>Análise competitiva final:</w:t>
+      </w:r>
+      <w:r>
+        <w:rPr>
+          <w:rFonts w:cs="Arial"/>
+          <w:szCs w:val="24"/>
+        </w:rPr>
+        <w:t xml:space="preserve"> O Microsoft Excel caracteriza-se como um importante concorrente indireto no segmento de controle de estoque, principalmente entre pequenos comércios e empresas com baixo nível de informatização. Sua popularidade está relacionada à simplicidade, baixo custo e facilidade de utilização. Entretanto, a análise realizada demonstra que o uso contínuo de planilhas eletrônicas apresenta limitações operacionais significativas, especialmente em empresas que necessitam de maior organização, automação e confiabilidade das informações. Nesse contexto, o sistema proposto poderá competir oferecendo simplicidade operacional aliada a recursos automatizados de controle de estoque.</w:t>
+      </w:r>
+    </w:p>
+    <w:p>
+      <w:pPr>
+        <w:pStyle w:val="Ttulo4"/>
+        <w:jc w:val="both"/>
+      </w:pPr>
+      <w:r>
+        <w:t xml:space="preserve">2.6.2.2 - Google </w:t>
+      </w:r>
+      <w:proofErr w:type="spellStart"/>
+      <w:r>
+        <w:t>Sheets</w:t>
+      </w:r>
+      <w:proofErr w:type="spellEnd"/>
     </w:p>
     <w:p>
       <w:pPr>
@@ -25731,17 +26430,85 @@
       <w:r>
         <w:rPr>
           <w:rFonts w:cs="Arial"/>
-          <w:szCs w:val="24"/>
-        </w:rPr>
-        <w:t>•</w:t>
-      </w:r>
-      <w:r>
-        <w:rPr>
-          <w:rFonts w:cs="Arial"/>
-          <w:szCs w:val="24"/>
-        </w:rPr>
-        <w:tab/>
-        <w:t>resistência à mudança;</w:t>
+          <w:b/>
+          <w:bCs/>
+          <w:szCs w:val="24"/>
+        </w:rPr>
+        <w:t>O que é:</w:t>
+      </w:r>
+      <w:r>
+        <w:rPr>
+          <w:rFonts w:cs="Arial"/>
+          <w:szCs w:val="24"/>
+        </w:rPr>
+        <w:t xml:space="preserve"> O Google </w:t>
+      </w:r>
+      <w:proofErr w:type="spellStart"/>
+      <w:r>
+        <w:rPr>
+          <w:rFonts w:cs="Arial"/>
+          <w:szCs w:val="24"/>
+        </w:rPr>
+        <w:t>Sheets</w:t>
+      </w:r>
+      <w:proofErr w:type="spellEnd"/>
+      <w:r>
+        <w:rPr>
+          <w:rFonts w:cs="Arial"/>
+          <w:szCs w:val="24"/>
+        </w:rPr>
+        <w:t xml:space="preserve"> é uma ferramenta de planilhas eletrônicas desenvolvida pela Google, integrada ao pacote Google </w:t>
+      </w:r>
+      <w:proofErr w:type="spellStart"/>
+      <w:r>
+        <w:rPr>
+          <w:rFonts w:cs="Arial"/>
+          <w:szCs w:val="24"/>
+        </w:rPr>
+        <w:t>Workspace</w:t>
+      </w:r>
+      <w:proofErr w:type="spellEnd"/>
+      <w:r>
+        <w:rPr>
+          <w:rFonts w:cs="Arial"/>
+          <w:szCs w:val="24"/>
+        </w:rPr>
+        <w:t xml:space="preserve">. A plataforma </w:t>
+      </w:r>
+      <w:r>
+        <w:rPr>
+          <w:rFonts w:cs="Arial"/>
+          <w:szCs w:val="24"/>
+        </w:rPr>
+        <w:lastRenderedPageBreak/>
+        <w:t xml:space="preserve">permite criação, edição e compartilhamento de planilhas em ambiente </w:t>
+      </w:r>
+      <w:commentRangeStart w:id="46"/>
+      <w:r>
+        <w:rPr>
+          <w:rFonts w:cs="Arial"/>
+          <w:i/>
+          <w:iCs/>
+          <w:szCs w:val="24"/>
+        </w:rPr>
+        <w:t>online</w:t>
+      </w:r>
+      <w:commentRangeEnd w:id="46"/>
+      <w:r>
+        <w:rPr>
+          <w:rStyle w:val="Refdecomentrio"/>
+          <w:rFonts w:cs="Arial"/>
+          <w:sz w:val="24"/>
+          <w:szCs w:val="24"/>
+        </w:rPr>
+        <w:commentReference w:id="46"/>
+      </w:r>
+      <w:r>
+        <w:rPr>
+          <w:rFonts w:cs="Arial"/>
+          <w:szCs w:val="24"/>
+        </w:rPr>
+        <w:t>, possibilitando acesso remoto e colaboração em tempo real entre diferentes usuários.</w:t>
       </w:r>
     </w:p>
     <w:p>
@@ -25759,15 +26526,23 @@
           <w:rFonts w:cs="Arial"/>
           <w:szCs w:val="24"/>
         </w:rPr>
-        <w:t>•</w:t>
-      </w:r>
-      <w:r>
-        <w:rPr>
-          <w:rFonts w:cs="Arial"/>
-          <w:szCs w:val="24"/>
-        </w:rPr>
-        <w:tab/>
-        <w:t>receio de sistemas mais complexos;</w:t>
+        <w:t xml:space="preserve">No contexto empresarial, o Google </w:t>
+      </w:r>
+      <w:proofErr w:type="spellStart"/>
+      <w:r>
+        <w:rPr>
+          <w:rFonts w:cs="Arial"/>
+          <w:szCs w:val="24"/>
+        </w:rPr>
+        <w:t>Sheets</w:t>
+      </w:r>
+      <w:proofErr w:type="spellEnd"/>
+      <w:r>
+        <w:rPr>
+          <w:rFonts w:cs="Arial"/>
+          <w:szCs w:val="24"/>
+        </w:rPr>
+        <w:t xml:space="preserve"> é frequentemente utilizado por pequenas empresas para controle financeiro, organização de informações e gerenciamento simplificado de estoque.</w:t>
       </w:r>
     </w:p>
     <w:p>
@@ -25783,17 +26558,61 @@
       <w:r>
         <w:rPr>
           <w:rFonts w:cs="Arial"/>
-          <w:szCs w:val="24"/>
-        </w:rPr>
-        <w:t>•</w:t>
-      </w:r>
-      <w:r>
-        <w:rPr>
-          <w:rFonts w:cs="Arial"/>
-          <w:szCs w:val="24"/>
-        </w:rPr>
-        <w:tab/>
-        <w:t>custos de implantação de ERP;</w:t>
+          <w:b/>
+          <w:bCs/>
+          <w:szCs w:val="24"/>
+        </w:rPr>
+        <w:t>Como funciona:</w:t>
+      </w:r>
+      <w:r>
+        <w:rPr>
+          <w:rFonts w:cs="Arial"/>
+          <w:szCs w:val="24"/>
+        </w:rPr>
+        <w:t xml:space="preserve"> No controle de estoque, o Google </w:t>
+      </w:r>
+      <w:proofErr w:type="spellStart"/>
+      <w:r>
+        <w:rPr>
+          <w:rFonts w:cs="Arial"/>
+          <w:szCs w:val="24"/>
+        </w:rPr>
+        <w:t>Sheets</w:t>
+      </w:r>
+      <w:proofErr w:type="spellEnd"/>
+      <w:r>
+        <w:rPr>
+          <w:rFonts w:cs="Arial"/>
+          <w:szCs w:val="24"/>
+        </w:rPr>
+        <w:t xml:space="preserve"> funciona por meio de planilhas </w:t>
+      </w:r>
+      <w:commentRangeStart w:id="47"/>
+      <w:r>
+        <w:rPr>
+          <w:rFonts w:cs="Arial"/>
+          <w:i/>
+          <w:iCs/>
+          <w:szCs w:val="24"/>
+        </w:rPr>
+        <w:t>online</w:t>
+      </w:r>
+      <w:commentRangeEnd w:id="47"/>
+      <w:r>
+        <w:rPr>
+          <w:rStyle w:val="Refdecomentrio"/>
+          <w:rFonts w:cs="Arial"/>
+          <w:sz w:val="24"/>
+          <w:szCs w:val="24"/>
+        </w:rPr>
+        <w:commentReference w:id="47"/>
+      </w:r>
+      <w:r>
+        <w:rPr>
+          <w:rFonts w:cs="Arial"/>
+          <w:szCs w:val="24"/>
+        </w:rPr>
+        <w:t xml:space="preserve"> compartilhadas entre os responsáveis pela empresa. Os usuários registram manualmente entradas, saídas, quantidades de produtos e movimentações de estoque diretamente na plataforma. Por operar em nuvem, a ferramenta permite que múltiplos usuários visualizem e editem as informações simultaneamente, facilitando o compartilhamento de dados e o acompanhamento remoto das operações empresariais.</w:t>
       </w:r>
     </w:p>
     <w:p>
@@ -25809,17 +26628,61 @@
       <w:r>
         <w:rPr>
           <w:rFonts w:cs="Arial"/>
-          <w:szCs w:val="24"/>
-        </w:rPr>
-        <w:t>•</w:t>
-      </w:r>
-      <w:r>
-        <w:rPr>
-          <w:rFonts w:cs="Arial"/>
-          <w:szCs w:val="24"/>
-        </w:rPr>
-        <w:tab/>
-        <w:t>necessidade de treinamento;</w:t>
+          <w:b/>
+          <w:bCs/>
+          <w:szCs w:val="24"/>
+        </w:rPr>
+        <w:t>Por que empresas utilizam:</w:t>
+      </w:r>
+      <w:r>
+        <w:rPr>
+          <w:rFonts w:cs="Arial"/>
+          <w:szCs w:val="24"/>
+        </w:rPr>
+        <w:t xml:space="preserve"> Muitas pequenas empresas utilizam o Google </w:t>
+      </w:r>
+      <w:proofErr w:type="spellStart"/>
+      <w:r>
+        <w:rPr>
+          <w:rFonts w:cs="Arial"/>
+          <w:szCs w:val="24"/>
+        </w:rPr>
+        <w:t>Sheets</w:t>
+      </w:r>
+      <w:proofErr w:type="spellEnd"/>
+      <w:r>
+        <w:rPr>
+          <w:rFonts w:cs="Arial"/>
+          <w:szCs w:val="24"/>
+        </w:rPr>
+        <w:t xml:space="preserve"> devido à facilidade de acesso, gratuidade em versões básicas e possibilidade de utilização </w:t>
+      </w:r>
+      <w:commentRangeStart w:id="48"/>
+      <w:r>
+        <w:rPr>
+          <w:rFonts w:cs="Arial"/>
+          <w:i/>
+          <w:iCs/>
+          <w:szCs w:val="24"/>
+        </w:rPr>
+        <w:t>online</w:t>
+      </w:r>
+      <w:commentRangeEnd w:id="48"/>
+      <w:r>
+        <w:rPr>
+          <w:rStyle w:val="Refdecomentrio"/>
+          <w:rFonts w:cs="Arial"/>
+          <w:sz w:val="24"/>
+          <w:szCs w:val="24"/>
+        </w:rPr>
+        <w:commentReference w:id="48"/>
+      </w:r>
+      <w:r>
+        <w:rPr>
+          <w:rFonts w:cs="Arial"/>
+          <w:szCs w:val="24"/>
+        </w:rPr>
+        <w:t xml:space="preserve"> sem necessidade de sistemas ERP mais complexos. Outro fator relevante é a facilidade de compartilhamento entre funcionários e gestores, permitindo acesso remoto às informações sem necessidade de infraestrutura avançada. Além disso, diversos usuários já possuem familiaridade com ferramentas de planilhas, reduzindo dificuldades de utilização.</w:t>
       </w:r>
     </w:p>
     <w:p>
@@ -25835,17 +26698,34 @@
       <w:r>
         <w:rPr>
           <w:rFonts w:cs="Arial"/>
-          <w:szCs w:val="24"/>
-        </w:rPr>
-        <w:t>•</w:t>
-      </w:r>
-      <w:r>
-        <w:rPr>
-          <w:rFonts w:cs="Arial"/>
-          <w:szCs w:val="24"/>
-        </w:rPr>
-        <w:tab/>
-        <w:t>simplicidade operacional já conhecida;</w:t>
+          <w:b/>
+          <w:bCs/>
+          <w:szCs w:val="24"/>
+        </w:rPr>
+        <w:t>Vantagens:</w:t>
+      </w:r>
+      <w:r>
+        <w:rPr>
+          <w:rFonts w:cs="Arial"/>
+          <w:szCs w:val="24"/>
+        </w:rPr>
+        <w:t xml:space="preserve"> As principais vantagens identificadas no uso do Google </w:t>
+      </w:r>
+      <w:proofErr w:type="spellStart"/>
+      <w:r>
+        <w:rPr>
+          <w:rFonts w:cs="Arial"/>
+          <w:szCs w:val="24"/>
+        </w:rPr>
+        <w:t>Sheets</w:t>
+      </w:r>
+      <w:proofErr w:type="spellEnd"/>
+      <w:r>
+        <w:rPr>
+          <w:rFonts w:cs="Arial"/>
+          <w:szCs w:val="24"/>
+        </w:rPr>
+        <w:t xml:space="preserve"> para controle de estoque foram:</w:t>
       </w:r>
     </w:p>
     <w:p>
@@ -25871,7 +26751,34 @@
           <w:szCs w:val="24"/>
         </w:rPr>
         <w:tab/>
-        <w:t>adaptação dos funcionários ao método atual.</w:t>
+        <w:t xml:space="preserve">acesso </w:t>
+      </w:r>
+      <w:commentRangeStart w:id="49"/>
+      <w:r>
+        <w:rPr>
+          <w:rFonts w:cs="Arial"/>
+          <w:i/>
+          <w:iCs/>
+          <w:szCs w:val="24"/>
+        </w:rPr>
+        <w:t>online</w:t>
+      </w:r>
+      <w:commentRangeEnd w:id="49"/>
+      <w:r>
+        <w:rPr>
+          <w:rStyle w:val="Refdecomentrio"/>
+          <w:rFonts w:cs="Arial"/>
+          <w:sz w:val="24"/>
+          <w:szCs w:val="24"/>
+        </w:rPr>
+        <w:commentReference w:id="49"/>
+      </w:r>
+      <w:r>
+        <w:rPr>
+          <w:rFonts w:cs="Arial"/>
+          <w:szCs w:val="24"/>
+        </w:rPr>
+        <w:t>;</w:t>
       </w:r>
     </w:p>
     <w:p>
@@ -25889,694 +26796,6 @@
           <w:rFonts w:cs="Arial"/>
           <w:szCs w:val="24"/>
         </w:rPr>
-        <w:t>Essas barreiras demonstram que muitos pequenos negócios priorizam praticidade e familiaridade operacional em vez de soluções mais robustas.</w:t>
-      </w:r>
-    </w:p>
-    <w:p>
-      <w:pPr>
-        <w:pStyle w:val="TextoTCC"/>
-        <w:spacing w:after="120" w:line="360" w:lineRule="auto"/>
-        <w:ind w:firstLine="709"/>
-        <w:rPr>
-          <w:rFonts w:cs="Arial"/>
-          <w:szCs w:val="24"/>
-        </w:rPr>
-      </w:pPr>
-    </w:p>
-    <w:p>
-      <w:pPr>
-        <w:pStyle w:val="TextoTCC"/>
-        <w:spacing w:after="120" w:line="360" w:lineRule="auto"/>
-        <w:ind w:firstLine="709"/>
-        <w:rPr>
-          <w:rFonts w:cs="Arial"/>
-          <w:szCs w:val="24"/>
-        </w:rPr>
-      </w:pPr>
-      <w:r>
-        <w:rPr>
-          <w:rFonts w:cs="Arial"/>
-          <w:b/>
-          <w:bCs/>
-          <w:szCs w:val="24"/>
-        </w:rPr>
-        <w:t>Oportunidades para o sistema proposto:</w:t>
-      </w:r>
-      <w:r>
-        <w:rPr>
-          <w:rFonts w:cs="Arial"/>
-          <w:szCs w:val="24"/>
-        </w:rPr>
-        <w:t xml:space="preserve"> A análise do Microsoft Excel permitiu identificar oportunidades importantes para o desenvolvimento do sistema proposto neste projeto. Enquanto o Excel oferece simplicidade e flexibilidade, o sistema proposto poderá manter a facilidade operacional, porém adicionando:</w:t>
-      </w:r>
-    </w:p>
-    <w:p>
-      <w:pPr>
-        <w:pStyle w:val="TextoTCC"/>
-        <w:spacing w:after="120" w:line="360" w:lineRule="auto"/>
-        <w:ind w:firstLine="709"/>
-        <w:rPr>
-          <w:rFonts w:cs="Arial"/>
-          <w:szCs w:val="24"/>
-        </w:rPr>
-      </w:pPr>
-      <w:r>
-        <w:rPr>
-          <w:rFonts w:cs="Arial"/>
-          <w:szCs w:val="24"/>
-        </w:rPr>
-        <w:t>•</w:t>
-      </w:r>
-      <w:r>
-        <w:rPr>
-          <w:rFonts w:cs="Arial"/>
-          <w:szCs w:val="24"/>
-        </w:rPr>
-        <w:tab/>
-        <w:t>automação de processos;</w:t>
-      </w:r>
-    </w:p>
-    <w:p>
-      <w:pPr>
-        <w:pStyle w:val="TextoTCC"/>
-        <w:spacing w:after="120" w:line="360" w:lineRule="auto"/>
-        <w:ind w:firstLine="709"/>
-        <w:rPr>
-          <w:rFonts w:cs="Arial"/>
-          <w:szCs w:val="24"/>
-        </w:rPr>
-      </w:pPr>
-      <w:r>
-        <w:rPr>
-          <w:rFonts w:cs="Arial"/>
-          <w:szCs w:val="24"/>
-        </w:rPr>
-        <w:t>•</w:t>
-      </w:r>
-      <w:r>
-        <w:rPr>
-          <w:rFonts w:cs="Arial"/>
-          <w:szCs w:val="24"/>
-        </w:rPr>
-        <w:tab/>
-        <w:t>atualização em tempo real;</w:t>
-      </w:r>
-    </w:p>
-    <w:p>
-      <w:pPr>
-        <w:pStyle w:val="TextoTCC"/>
-        <w:spacing w:after="120" w:line="360" w:lineRule="auto"/>
-        <w:ind w:firstLine="709"/>
-        <w:rPr>
-          <w:rFonts w:cs="Arial"/>
-          <w:szCs w:val="24"/>
-        </w:rPr>
-      </w:pPr>
-      <w:r>
-        <w:rPr>
-          <w:rFonts w:cs="Arial"/>
-          <w:szCs w:val="24"/>
-        </w:rPr>
-        <w:t>•</w:t>
-      </w:r>
-      <w:r>
-        <w:rPr>
-          <w:rFonts w:cs="Arial"/>
-          <w:szCs w:val="24"/>
-        </w:rPr>
-        <w:tab/>
-        <w:t>maior segurança das informações;</w:t>
-      </w:r>
-    </w:p>
-    <w:p>
-      <w:pPr>
-        <w:pStyle w:val="TextoTCC"/>
-        <w:spacing w:after="120" w:line="360" w:lineRule="auto"/>
-        <w:ind w:firstLine="709"/>
-        <w:rPr>
-          <w:rFonts w:cs="Arial"/>
-          <w:szCs w:val="24"/>
-        </w:rPr>
-      </w:pPr>
-      <w:r>
-        <w:rPr>
-          <w:rFonts w:cs="Arial"/>
-          <w:szCs w:val="24"/>
-        </w:rPr>
-        <w:t>•</w:t>
-      </w:r>
-      <w:r>
-        <w:rPr>
-          <w:rFonts w:cs="Arial"/>
-          <w:szCs w:val="24"/>
-        </w:rPr>
-        <w:tab/>
-        <w:t>controle automatizado de estoque;</w:t>
-      </w:r>
-    </w:p>
-    <w:p>
-      <w:pPr>
-        <w:pStyle w:val="TextoTCC"/>
-        <w:spacing w:after="120" w:line="360" w:lineRule="auto"/>
-        <w:ind w:firstLine="709"/>
-        <w:rPr>
-          <w:rFonts w:cs="Arial"/>
-          <w:szCs w:val="24"/>
-        </w:rPr>
-      </w:pPr>
-      <w:r>
-        <w:rPr>
-          <w:rFonts w:cs="Arial"/>
-          <w:szCs w:val="24"/>
-        </w:rPr>
-        <w:t>•</w:t>
-      </w:r>
-      <w:r>
-        <w:rPr>
-          <w:rFonts w:cs="Arial"/>
-          <w:szCs w:val="24"/>
-        </w:rPr>
-        <w:tab/>
-        <w:t>redução de erros manuais;</w:t>
-      </w:r>
-    </w:p>
-    <w:p>
-      <w:pPr>
-        <w:pStyle w:val="TextoTCC"/>
-        <w:spacing w:after="120" w:line="360" w:lineRule="auto"/>
-        <w:ind w:firstLine="709"/>
-        <w:rPr>
-          <w:rFonts w:cs="Arial"/>
-          <w:szCs w:val="24"/>
-        </w:rPr>
-      </w:pPr>
-      <w:r>
-        <w:rPr>
-          <w:rFonts w:cs="Arial"/>
-          <w:szCs w:val="24"/>
-        </w:rPr>
-        <w:t>•</w:t>
-      </w:r>
-      <w:r>
-        <w:rPr>
-          <w:rFonts w:cs="Arial"/>
-          <w:szCs w:val="24"/>
-        </w:rPr>
-        <w:tab/>
-        <w:t>relatórios integrados;</w:t>
-      </w:r>
-    </w:p>
-    <w:p>
-      <w:pPr>
-        <w:pStyle w:val="TextoTCC"/>
-        <w:spacing w:after="120" w:line="360" w:lineRule="auto"/>
-        <w:ind w:firstLine="709"/>
-        <w:rPr>
-          <w:rFonts w:cs="Arial"/>
-          <w:szCs w:val="24"/>
-        </w:rPr>
-      </w:pPr>
-      <w:r>
-        <w:rPr>
-          <w:rFonts w:cs="Arial"/>
-          <w:szCs w:val="24"/>
-        </w:rPr>
-        <w:t>•</w:t>
-      </w:r>
-      <w:r>
-        <w:rPr>
-          <w:rFonts w:cs="Arial"/>
-          <w:szCs w:val="24"/>
-        </w:rPr>
-        <w:tab/>
-        <w:t>melhor organização operacional;</w:t>
-      </w:r>
-    </w:p>
-    <w:p>
-      <w:pPr>
-        <w:pStyle w:val="TextoTCC"/>
-        <w:spacing w:after="120" w:line="360" w:lineRule="auto"/>
-        <w:ind w:firstLine="709"/>
-        <w:rPr>
-          <w:rFonts w:cs="Arial"/>
-          <w:szCs w:val="24"/>
-        </w:rPr>
-      </w:pPr>
-      <w:r>
-        <w:rPr>
-          <w:rFonts w:cs="Arial"/>
-          <w:szCs w:val="24"/>
-        </w:rPr>
-        <w:t>•</w:t>
-      </w:r>
-      <w:r>
-        <w:rPr>
-          <w:rFonts w:cs="Arial"/>
-          <w:szCs w:val="24"/>
-        </w:rPr>
-        <w:tab/>
-        <w:t>interface intuitiva.</w:t>
-      </w:r>
-    </w:p>
-    <w:p>
-      <w:pPr>
-        <w:pStyle w:val="TextoTCC"/>
-        <w:spacing w:after="120" w:line="360" w:lineRule="auto"/>
-        <w:ind w:firstLine="709"/>
-        <w:rPr>
-          <w:rFonts w:cs="Arial"/>
-          <w:szCs w:val="24"/>
-        </w:rPr>
-      </w:pPr>
-      <w:r>
-        <w:rPr>
-          <w:rFonts w:cs="Arial"/>
-          <w:szCs w:val="24"/>
-        </w:rPr>
-        <w:t>Dessa forma, o sistema proposto busca oferecer uma solução intermediária entre a simplicidade das planilhas e a complexidade dos sistemas ERP completos.</w:t>
-      </w:r>
-    </w:p>
-    <w:p>
-      <w:pPr>
-        <w:pStyle w:val="TextoTCC"/>
-        <w:spacing w:after="120" w:line="360" w:lineRule="auto"/>
-        <w:ind w:firstLine="709"/>
-        <w:rPr>
-          <w:rFonts w:cs="Arial"/>
-          <w:szCs w:val="24"/>
-        </w:rPr>
-      </w:pPr>
-      <w:r>
-        <w:rPr>
-          <w:rFonts w:cs="Arial"/>
-          <w:b/>
-          <w:bCs/>
-          <w:szCs w:val="24"/>
-        </w:rPr>
-        <w:t>Análise competitiva final:</w:t>
-      </w:r>
-      <w:r>
-        <w:rPr>
-          <w:rFonts w:cs="Arial"/>
-          <w:szCs w:val="24"/>
-        </w:rPr>
-        <w:t xml:space="preserve"> O Microsoft Excel caracteriza-se como um importante concorrente indireto no segmento de controle de estoque, principalmente </w:t>
-      </w:r>
-      <w:r>
-        <w:rPr>
-          <w:rFonts w:cs="Arial"/>
-          <w:szCs w:val="24"/>
-        </w:rPr>
-        <w:lastRenderedPageBreak/>
-        <w:t>entre pequenos comércios e empresas com baixo nível de informatização. Sua popularidade está relacionada à simplicidade, baixo custo e facilidade de utilização. Entretanto, a análise realizada demonstra que o uso contínuo de planilhas eletrônicas apresenta limitações operacionais significativas, especialmente em empresas que necessitam de maior organização, automação e confiabilidade das informações. Nesse contexto, o sistema proposto poderá competir oferecendo simplicidade operacional aliada a recursos automatizados de controle de estoque.</w:t>
-      </w:r>
-    </w:p>
-    <w:p>
-      <w:pPr>
-        <w:pStyle w:val="Ttulo4"/>
-        <w:jc w:val="both"/>
-      </w:pPr>
-      <w:r>
-        <w:t xml:space="preserve">2.6.2.2 - Google </w:t>
-      </w:r>
-      <w:proofErr w:type="spellStart"/>
-      <w:r>
-        <w:t>Sheets</w:t>
-      </w:r>
-      <w:proofErr w:type="spellEnd"/>
-    </w:p>
-    <w:p>
-      <w:pPr>
-        <w:pStyle w:val="TextoTCC"/>
-        <w:spacing w:after="120" w:line="360" w:lineRule="auto"/>
-        <w:ind w:firstLine="709"/>
-        <w:rPr>
-          <w:rFonts w:cs="Arial"/>
-          <w:szCs w:val="24"/>
-        </w:rPr>
-      </w:pPr>
-      <w:r>
-        <w:rPr>
-          <w:rFonts w:cs="Arial"/>
-          <w:b/>
-          <w:bCs/>
-          <w:szCs w:val="24"/>
-        </w:rPr>
-        <w:t>O que é:</w:t>
-      </w:r>
-      <w:r>
-        <w:rPr>
-          <w:rFonts w:cs="Arial"/>
-          <w:szCs w:val="24"/>
-        </w:rPr>
-        <w:t xml:space="preserve"> O Google </w:t>
-      </w:r>
-      <w:proofErr w:type="spellStart"/>
-      <w:r>
-        <w:rPr>
-          <w:rFonts w:cs="Arial"/>
-          <w:szCs w:val="24"/>
-        </w:rPr>
-        <w:t>Sheets</w:t>
-      </w:r>
-      <w:proofErr w:type="spellEnd"/>
-      <w:r>
-        <w:rPr>
-          <w:rFonts w:cs="Arial"/>
-          <w:szCs w:val="24"/>
-        </w:rPr>
-        <w:t xml:space="preserve"> é uma ferramenta de planilhas eletrônicas desenvolvida pela Google, integrada ao pacote Google </w:t>
-      </w:r>
-      <w:proofErr w:type="spellStart"/>
-      <w:r>
-        <w:rPr>
-          <w:rFonts w:cs="Arial"/>
-          <w:szCs w:val="24"/>
-        </w:rPr>
-        <w:t>Workspace</w:t>
-      </w:r>
-      <w:proofErr w:type="spellEnd"/>
-      <w:r>
-        <w:rPr>
-          <w:rFonts w:cs="Arial"/>
-          <w:szCs w:val="24"/>
-        </w:rPr>
-        <w:t xml:space="preserve">. A plataforma permite criação, edição e compartilhamento de planilhas em ambiente </w:t>
-      </w:r>
-      <w:commentRangeStart w:id="46"/>
-      <w:r>
-        <w:rPr>
-          <w:rFonts w:cs="Arial"/>
-          <w:i/>
-          <w:iCs/>
-          <w:szCs w:val="24"/>
-        </w:rPr>
-        <w:t>online</w:t>
-      </w:r>
-      <w:commentRangeEnd w:id="46"/>
-      <w:r>
-        <w:rPr>
-          <w:rStyle w:val="Refdecomentrio"/>
-          <w:rFonts w:cs="Arial"/>
-          <w:sz w:val="24"/>
-          <w:szCs w:val="24"/>
-        </w:rPr>
-        <w:commentReference w:id="46"/>
-      </w:r>
-      <w:r>
-        <w:rPr>
-          <w:rFonts w:cs="Arial"/>
-          <w:szCs w:val="24"/>
-        </w:rPr>
-        <w:t>, possibilitando acesso remoto e colaboração em tempo real entre diferentes usuários.</w:t>
-      </w:r>
-    </w:p>
-    <w:p>
-      <w:pPr>
-        <w:pStyle w:val="TextoTCC"/>
-        <w:spacing w:after="120" w:line="360" w:lineRule="auto"/>
-        <w:ind w:firstLine="709"/>
-        <w:rPr>
-          <w:rFonts w:cs="Arial"/>
-          <w:szCs w:val="24"/>
-        </w:rPr>
-      </w:pPr>
-      <w:r>
-        <w:rPr>
-          <w:rFonts w:cs="Arial"/>
-          <w:szCs w:val="24"/>
-        </w:rPr>
-        <w:t xml:space="preserve">No contexto empresarial, o Google </w:t>
-      </w:r>
-      <w:proofErr w:type="spellStart"/>
-      <w:r>
-        <w:rPr>
-          <w:rFonts w:cs="Arial"/>
-          <w:szCs w:val="24"/>
-        </w:rPr>
-        <w:t>Sheets</w:t>
-      </w:r>
-      <w:proofErr w:type="spellEnd"/>
-      <w:r>
-        <w:rPr>
-          <w:rFonts w:cs="Arial"/>
-          <w:szCs w:val="24"/>
-        </w:rPr>
-        <w:t xml:space="preserve"> é frequentemente utilizado por pequenas empresas para controle financeiro, organização de informações e gerenciamento simplificado de estoque.</w:t>
-      </w:r>
-    </w:p>
-    <w:p>
-      <w:pPr>
-        <w:pStyle w:val="TextoTCC"/>
-        <w:spacing w:after="120" w:line="360" w:lineRule="auto"/>
-        <w:ind w:firstLine="709"/>
-        <w:rPr>
-          <w:rFonts w:cs="Arial"/>
-          <w:szCs w:val="24"/>
-        </w:rPr>
-      </w:pPr>
-      <w:r>
-        <w:rPr>
-          <w:rFonts w:cs="Arial"/>
-          <w:b/>
-          <w:bCs/>
-          <w:szCs w:val="24"/>
-        </w:rPr>
-        <w:t>Como funciona:</w:t>
-      </w:r>
-      <w:r>
-        <w:rPr>
-          <w:rFonts w:cs="Arial"/>
-          <w:szCs w:val="24"/>
-        </w:rPr>
-        <w:t xml:space="preserve"> No controle de estoque, o Google </w:t>
-      </w:r>
-      <w:proofErr w:type="spellStart"/>
-      <w:r>
-        <w:rPr>
-          <w:rFonts w:cs="Arial"/>
-          <w:szCs w:val="24"/>
-        </w:rPr>
-        <w:t>Sheets</w:t>
-      </w:r>
-      <w:proofErr w:type="spellEnd"/>
-      <w:r>
-        <w:rPr>
-          <w:rFonts w:cs="Arial"/>
-          <w:szCs w:val="24"/>
-        </w:rPr>
-        <w:t xml:space="preserve"> funciona por meio de planilhas </w:t>
-      </w:r>
-      <w:commentRangeStart w:id="47"/>
-      <w:r>
-        <w:rPr>
-          <w:rFonts w:cs="Arial"/>
-          <w:i/>
-          <w:iCs/>
-          <w:szCs w:val="24"/>
-        </w:rPr>
-        <w:t>online</w:t>
-      </w:r>
-      <w:commentRangeEnd w:id="47"/>
-      <w:r>
-        <w:rPr>
-          <w:rStyle w:val="Refdecomentrio"/>
-          <w:rFonts w:cs="Arial"/>
-          <w:sz w:val="24"/>
-          <w:szCs w:val="24"/>
-        </w:rPr>
-        <w:commentReference w:id="47"/>
-      </w:r>
-      <w:r>
-        <w:rPr>
-          <w:rFonts w:cs="Arial"/>
-          <w:szCs w:val="24"/>
-        </w:rPr>
-        <w:t xml:space="preserve"> compartilhadas entre os responsáveis pela empresa. Os usuários registram manualmente entradas, saídas, quantidades de produtos e movimentações de estoque diretamente na plataforma. Por operar em nuvem, a ferramenta permite que múltiplos usuários visualizem e editem as informações simultaneamente, facilitando o compartilhamento de dados e o acompanhamento remoto das operações empresariais.</w:t>
-      </w:r>
-    </w:p>
-    <w:p>
-      <w:pPr>
-        <w:pStyle w:val="TextoTCC"/>
-        <w:spacing w:after="120" w:line="360" w:lineRule="auto"/>
-        <w:ind w:firstLine="709"/>
-        <w:rPr>
-          <w:rFonts w:cs="Arial"/>
-          <w:szCs w:val="24"/>
-        </w:rPr>
-      </w:pPr>
-      <w:r>
-        <w:rPr>
-          <w:rFonts w:cs="Arial"/>
-          <w:b/>
-          <w:bCs/>
-          <w:szCs w:val="24"/>
-        </w:rPr>
-        <w:t>Por que empresas utilizam:</w:t>
-      </w:r>
-      <w:r>
-        <w:rPr>
-          <w:rFonts w:cs="Arial"/>
-          <w:szCs w:val="24"/>
-        </w:rPr>
-        <w:t xml:space="preserve"> Muitas pequenas empresas utilizam o Google </w:t>
-      </w:r>
-      <w:proofErr w:type="spellStart"/>
-      <w:r>
-        <w:rPr>
-          <w:rFonts w:cs="Arial"/>
-          <w:szCs w:val="24"/>
-        </w:rPr>
-        <w:t>Sheets</w:t>
-      </w:r>
-      <w:proofErr w:type="spellEnd"/>
-      <w:r>
-        <w:rPr>
-          <w:rFonts w:cs="Arial"/>
-          <w:szCs w:val="24"/>
-        </w:rPr>
-        <w:t xml:space="preserve"> devido à facilidade de acesso, gratuidade em versões básicas e possibilidade de utilização </w:t>
-      </w:r>
-      <w:commentRangeStart w:id="48"/>
-      <w:r>
-        <w:rPr>
-          <w:rFonts w:cs="Arial"/>
-          <w:i/>
-          <w:iCs/>
-          <w:szCs w:val="24"/>
-        </w:rPr>
-        <w:t>online</w:t>
-      </w:r>
-      <w:commentRangeEnd w:id="48"/>
-      <w:r>
-        <w:rPr>
-          <w:rStyle w:val="Refdecomentrio"/>
-          <w:rFonts w:cs="Arial"/>
-          <w:sz w:val="24"/>
-          <w:szCs w:val="24"/>
-        </w:rPr>
-        <w:commentReference w:id="48"/>
-      </w:r>
-      <w:r>
-        <w:rPr>
-          <w:rFonts w:cs="Arial"/>
-          <w:szCs w:val="24"/>
-        </w:rPr>
-        <w:t xml:space="preserve"> sem necessidade de sistemas ERP mais complexos. Outro fator relevante é a facilidade de compartilhamento entre funcionários e gestores, permitindo acesso remoto às informações sem necessidade de infraestrutura avançada. Além disso, diversos usuários já possuem familiaridade com ferramentas de planilhas, reduzindo dificuldades de utilização.</w:t>
-      </w:r>
-    </w:p>
-    <w:p>
-      <w:pPr>
-        <w:pStyle w:val="TextoTCC"/>
-        <w:spacing w:after="120" w:line="360" w:lineRule="auto"/>
-        <w:ind w:firstLine="709"/>
-        <w:rPr>
-          <w:rFonts w:cs="Arial"/>
-          <w:szCs w:val="24"/>
-        </w:rPr>
-      </w:pPr>
-      <w:r>
-        <w:rPr>
-          <w:rFonts w:cs="Arial"/>
-          <w:b/>
-          <w:bCs/>
-          <w:szCs w:val="24"/>
-        </w:rPr>
-        <w:t>Vantagens:</w:t>
-      </w:r>
-      <w:r>
-        <w:rPr>
-          <w:rFonts w:cs="Arial"/>
-          <w:szCs w:val="24"/>
-        </w:rPr>
-        <w:t xml:space="preserve"> As principais vantagens identificadas no uso do Google </w:t>
-      </w:r>
-      <w:proofErr w:type="spellStart"/>
-      <w:r>
-        <w:rPr>
-          <w:rFonts w:cs="Arial"/>
-          <w:szCs w:val="24"/>
-        </w:rPr>
-        <w:t>Sheets</w:t>
-      </w:r>
-      <w:proofErr w:type="spellEnd"/>
-      <w:r>
-        <w:rPr>
-          <w:rFonts w:cs="Arial"/>
-          <w:szCs w:val="24"/>
-        </w:rPr>
-        <w:t xml:space="preserve"> para controle de estoque foram:</w:t>
-      </w:r>
-    </w:p>
-    <w:p>
-      <w:pPr>
-        <w:pStyle w:val="TextoTCC"/>
-        <w:spacing w:after="120" w:line="360" w:lineRule="auto"/>
-        <w:ind w:firstLine="709"/>
-        <w:rPr>
-          <w:rFonts w:cs="Arial"/>
-          <w:szCs w:val="24"/>
-        </w:rPr>
-      </w:pPr>
-      <w:r>
-        <w:rPr>
-          <w:rFonts w:cs="Arial"/>
-          <w:szCs w:val="24"/>
-        </w:rPr>
-        <w:t>•</w:t>
-      </w:r>
-      <w:r>
-        <w:rPr>
-          <w:rFonts w:cs="Arial"/>
-          <w:szCs w:val="24"/>
-        </w:rPr>
-        <w:tab/>
-        <w:t xml:space="preserve">acesso </w:t>
-      </w:r>
-      <w:commentRangeStart w:id="49"/>
-      <w:r>
-        <w:rPr>
-          <w:rFonts w:cs="Arial"/>
-          <w:i/>
-          <w:iCs/>
-          <w:szCs w:val="24"/>
-        </w:rPr>
-        <w:t>online</w:t>
-      </w:r>
-      <w:commentRangeEnd w:id="49"/>
-      <w:r>
-        <w:rPr>
-          <w:rStyle w:val="Refdecomentrio"/>
-          <w:rFonts w:cs="Arial"/>
-          <w:sz w:val="24"/>
-          <w:szCs w:val="24"/>
-        </w:rPr>
-        <w:commentReference w:id="49"/>
-      </w:r>
-      <w:r>
-        <w:rPr>
-          <w:rFonts w:cs="Arial"/>
-          <w:szCs w:val="24"/>
-        </w:rPr>
-        <w:t>;</w:t>
-      </w:r>
-    </w:p>
-    <w:p>
-      <w:pPr>
-        <w:pStyle w:val="TextoTCC"/>
-        <w:spacing w:after="120" w:line="360" w:lineRule="auto"/>
-        <w:ind w:firstLine="709"/>
-        <w:rPr>
-          <w:rFonts w:cs="Arial"/>
-          <w:szCs w:val="24"/>
-        </w:rPr>
-      </w:pPr>
-      <w:r>
-        <w:rPr>
-          <w:rFonts w:cs="Arial"/>
-          <w:szCs w:val="24"/>
-        </w:rPr>
-        <w:lastRenderedPageBreak/>
         <w:t>•</w:t>
       </w:r>
       <w:r>
@@ -27214,6 +27433,1073 @@
           <w:rFonts w:cs="Arial"/>
           <w:szCs w:val="24"/>
         </w:rPr>
+        <w:t>•</w:t>
+      </w:r>
+      <w:r>
+        <w:rPr>
+          <w:rFonts w:cs="Arial"/>
+          <w:szCs w:val="24"/>
+        </w:rPr>
+        <w:tab/>
+        <w:t>registros incorretos;</w:t>
+      </w:r>
+    </w:p>
+    <w:p>
+      <w:pPr>
+        <w:pStyle w:val="TextoTCC"/>
+        <w:spacing w:after="120" w:line="360" w:lineRule="auto"/>
+        <w:ind w:firstLine="709"/>
+        <w:rPr>
+          <w:rFonts w:cs="Arial"/>
+          <w:szCs w:val="24"/>
+        </w:rPr>
+      </w:pPr>
+      <w:r>
+        <w:rPr>
+          <w:rFonts w:cs="Arial"/>
+          <w:szCs w:val="24"/>
+        </w:rPr>
+        <w:t>•</w:t>
+      </w:r>
+      <w:r>
+        <w:rPr>
+          <w:rFonts w:cs="Arial"/>
+          <w:szCs w:val="24"/>
+        </w:rPr>
+        <w:tab/>
+        <w:t>exclusão acidental de informações;</w:t>
+      </w:r>
+    </w:p>
+    <w:p>
+      <w:pPr>
+        <w:pStyle w:val="TextoTCC"/>
+        <w:spacing w:after="120" w:line="360" w:lineRule="auto"/>
+        <w:ind w:firstLine="709"/>
+        <w:rPr>
+          <w:rFonts w:cs="Arial"/>
+          <w:szCs w:val="24"/>
+        </w:rPr>
+      </w:pPr>
+      <w:r>
+        <w:rPr>
+          <w:rFonts w:cs="Arial"/>
+          <w:szCs w:val="24"/>
+        </w:rPr>
+        <w:t>•</w:t>
+      </w:r>
+      <w:r>
+        <w:rPr>
+          <w:rFonts w:cs="Arial"/>
+          <w:szCs w:val="24"/>
+        </w:rPr>
+        <w:tab/>
+        <w:t>dificuldades de rastreabilidade;</w:t>
+      </w:r>
+    </w:p>
+    <w:p>
+      <w:pPr>
+        <w:pStyle w:val="TextoTCC"/>
+        <w:spacing w:after="120" w:line="360" w:lineRule="auto"/>
+        <w:ind w:firstLine="709"/>
+        <w:rPr>
+          <w:rFonts w:cs="Arial"/>
+          <w:szCs w:val="24"/>
+        </w:rPr>
+      </w:pPr>
+      <w:r>
+        <w:rPr>
+          <w:rFonts w:cs="Arial"/>
+          <w:szCs w:val="24"/>
+        </w:rPr>
+        <w:t>•</w:t>
+      </w:r>
+      <w:r>
+        <w:rPr>
+          <w:rFonts w:cs="Arial"/>
+          <w:szCs w:val="24"/>
+        </w:rPr>
+        <w:tab/>
+        <w:t>dependência de atualização manual;</w:t>
+      </w:r>
+    </w:p>
+    <w:p>
+      <w:pPr>
+        <w:pStyle w:val="TextoTCC"/>
+        <w:spacing w:after="120" w:line="360" w:lineRule="auto"/>
+        <w:ind w:firstLine="709"/>
+        <w:rPr>
+          <w:rFonts w:cs="Arial"/>
+          <w:szCs w:val="24"/>
+        </w:rPr>
+      </w:pPr>
+      <w:r>
+        <w:rPr>
+          <w:rFonts w:cs="Arial"/>
+          <w:szCs w:val="24"/>
+        </w:rPr>
+        <w:t>•</w:t>
+      </w:r>
+      <w:r>
+        <w:rPr>
+          <w:rFonts w:cs="Arial"/>
+          <w:szCs w:val="24"/>
+        </w:rPr>
+        <w:tab/>
+        <w:t>falhas operacionais causadas por erro humano.</w:t>
+      </w:r>
+    </w:p>
+    <w:p>
+      <w:pPr>
+        <w:pStyle w:val="TextoTCC"/>
+        <w:spacing w:after="120" w:line="360" w:lineRule="auto"/>
+        <w:ind w:firstLine="709"/>
+        <w:rPr>
+          <w:rFonts w:cs="Arial"/>
+          <w:szCs w:val="24"/>
+        </w:rPr>
+      </w:pPr>
+      <w:r>
+        <w:rPr>
+          <w:rFonts w:cs="Arial"/>
+          <w:szCs w:val="24"/>
+        </w:rPr>
+        <w:t>Esses fatores podem comprometer a organização e a confiabilidade das informações empresariais.</w:t>
+      </w:r>
+    </w:p>
+    <w:p>
+      <w:pPr>
+        <w:pStyle w:val="TextoTCC"/>
+        <w:spacing w:after="120" w:line="360" w:lineRule="auto"/>
+        <w:ind w:firstLine="709"/>
+        <w:rPr>
+          <w:rFonts w:cs="Arial"/>
+          <w:szCs w:val="24"/>
+        </w:rPr>
+      </w:pPr>
+    </w:p>
+    <w:p>
+      <w:pPr>
+        <w:pStyle w:val="TextoTCC"/>
+        <w:spacing w:after="120" w:line="360" w:lineRule="auto"/>
+        <w:ind w:firstLine="709"/>
+        <w:rPr>
+          <w:rFonts w:cs="Arial"/>
+          <w:szCs w:val="24"/>
+        </w:rPr>
+      </w:pPr>
+      <w:r>
+        <w:rPr>
+          <w:rFonts w:cs="Arial"/>
+          <w:szCs w:val="24"/>
+        </w:rPr>
+        <w:lastRenderedPageBreak/>
+        <w:t xml:space="preserve"> </w:t>
+      </w:r>
+      <w:r>
+        <w:rPr>
+          <w:rFonts w:cs="Arial"/>
+          <w:b/>
+          <w:bCs/>
+          <w:szCs w:val="24"/>
+        </w:rPr>
+        <w:t>Barreiras para migração:</w:t>
+      </w:r>
+      <w:r>
+        <w:rPr>
+          <w:rFonts w:cs="Arial"/>
+          <w:szCs w:val="24"/>
+        </w:rPr>
+        <w:t xml:space="preserve"> Mesmo apresentando limitações operacionais, muitas empresas continuam utilizando o Google </w:t>
+      </w:r>
+      <w:proofErr w:type="spellStart"/>
+      <w:r>
+        <w:rPr>
+          <w:rFonts w:cs="Arial"/>
+          <w:szCs w:val="24"/>
+        </w:rPr>
+        <w:t>Sheets</w:t>
+      </w:r>
+      <w:proofErr w:type="spellEnd"/>
+      <w:r>
+        <w:rPr>
+          <w:rFonts w:cs="Arial"/>
+          <w:szCs w:val="24"/>
+        </w:rPr>
+        <w:t xml:space="preserve"> devido a fatores como:</w:t>
+      </w:r>
+    </w:p>
+    <w:p>
+      <w:pPr>
+        <w:pStyle w:val="TextoTCC"/>
+        <w:spacing w:after="120" w:line="360" w:lineRule="auto"/>
+        <w:ind w:firstLine="709"/>
+        <w:rPr>
+          <w:rFonts w:cs="Arial"/>
+          <w:szCs w:val="24"/>
+        </w:rPr>
+      </w:pPr>
+      <w:r>
+        <w:rPr>
+          <w:rFonts w:cs="Arial"/>
+          <w:szCs w:val="24"/>
+        </w:rPr>
+        <w:t>•</w:t>
+      </w:r>
+      <w:r>
+        <w:rPr>
+          <w:rFonts w:cs="Arial"/>
+          <w:szCs w:val="24"/>
+        </w:rPr>
+        <w:tab/>
+        <w:t>gratuidade da ferramenta;</w:t>
+      </w:r>
+    </w:p>
+    <w:p>
+      <w:pPr>
+        <w:pStyle w:val="TextoTCC"/>
+        <w:spacing w:after="120" w:line="360" w:lineRule="auto"/>
+        <w:ind w:firstLine="709"/>
+        <w:rPr>
+          <w:rFonts w:cs="Arial"/>
+          <w:szCs w:val="24"/>
+        </w:rPr>
+      </w:pPr>
+      <w:r>
+        <w:rPr>
+          <w:rFonts w:cs="Arial"/>
+          <w:szCs w:val="24"/>
+        </w:rPr>
+        <w:t>•</w:t>
+      </w:r>
+      <w:r>
+        <w:rPr>
+          <w:rFonts w:cs="Arial"/>
+          <w:szCs w:val="24"/>
+        </w:rPr>
+        <w:tab/>
+        <w:t>simplicidade operacional;</w:t>
+      </w:r>
+    </w:p>
+    <w:p>
+      <w:pPr>
+        <w:pStyle w:val="TextoTCC"/>
+        <w:spacing w:after="120" w:line="360" w:lineRule="auto"/>
+        <w:ind w:firstLine="709"/>
+        <w:rPr>
+          <w:rFonts w:cs="Arial"/>
+          <w:szCs w:val="24"/>
+        </w:rPr>
+      </w:pPr>
+      <w:r>
+        <w:rPr>
+          <w:rFonts w:cs="Arial"/>
+          <w:szCs w:val="24"/>
+        </w:rPr>
+        <w:t>•</w:t>
+      </w:r>
+      <w:r>
+        <w:rPr>
+          <w:rFonts w:cs="Arial"/>
+          <w:szCs w:val="24"/>
+        </w:rPr>
+        <w:tab/>
+        <w:t>facilidade de compartilhamento;</w:t>
+      </w:r>
+    </w:p>
+    <w:p>
+      <w:pPr>
+        <w:pStyle w:val="TextoTCC"/>
+        <w:spacing w:after="120" w:line="360" w:lineRule="auto"/>
+        <w:ind w:firstLine="709"/>
+        <w:rPr>
+          <w:rFonts w:cs="Arial"/>
+          <w:szCs w:val="24"/>
+        </w:rPr>
+      </w:pPr>
+      <w:r>
+        <w:rPr>
+          <w:rFonts w:cs="Arial"/>
+          <w:szCs w:val="24"/>
+        </w:rPr>
+        <w:t>•</w:t>
+      </w:r>
+      <w:r>
+        <w:rPr>
+          <w:rFonts w:cs="Arial"/>
+          <w:szCs w:val="24"/>
+        </w:rPr>
+        <w:tab/>
+        <w:t>resistência à mudança tecnológica;</w:t>
+      </w:r>
+    </w:p>
+    <w:p>
+      <w:pPr>
+        <w:pStyle w:val="TextoTCC"/>
+        <w:spacing w:after="120" w:line="360" w:lineRule="auto"/>
+        <w:ind w:firstLine="709"/>
+        <w:rPr>
+          <w:rFonts w:cs="Arial"/>
+          <w:szCs w:val="24"/>
+        </w:rPr>
+      </w:pPr>
+      <w:r>
+        <w:rPr>
+          <w:rFonts w:cs="Arial"/>
+          <w:szCs w:val="24"/>
+        </w:rPr>
+        <w:t>•</w:t>
+      </w:r>
+      <w:r>
+        <w:rPr>
+          <w:rFonts w:cs="Arial"/>
+          <w:szCs w:val="24"/>
+        </w:rPr>
+        <w:tab/>
+        <w:t>receio de sistemas mais complexos;</w:t>
+      </w:r>
+    </w:p>
+    <w:p>
+      <w:pPr>
+        <w:pStyle w:val="TextoTCC"/>
+        <w:spacing w:after="120" w:line="360" w:lineRule="auto"/>
+        <w:ind w:firstLine="709"/>
+        <w:rPr>
+          <w:rFonts w:cs="Arial"/>
+          <w:szCs w:val="24"/>
+        </w:rPr>
+      </w:pPr>
+      <w:r>
+        <w:rPr>
+          <w:rFonts w:cs="Arial"/>
+          <w:szCs w:val="24"/>
+        </w:rPr>
+        <w:t>•</w:t>
+      </w:r>
+      <w:r>
+        <w:rPr>
+          <w:rFonts w:cs="Arial"/>
+          <w:szCs w:val="24"/>
+        </w:rPr>
+        <w:tab/>
+        <w:t>custos relacionados à implantação de ERP;</w:t>
+      </w:r>
+    </w:p>
+    <w:p>
+      <w:pPr>
+        <w:pStyle w:val="TextoTCC"/>
+        <w:spacing w:after="120" w:line="360" w:lineRule="auto"/>
+        <w:ind w:firstLine="709"/>
+        <w:rPr>
+          <w:rFonts w:cs="Arial"/>
+          <w:szCs w:val="24"/>
+        </w:rPr>
+      </w:pPr>
+      <w:r>
+        <w:rPr>
+          <w:rFonts w:cs="Arial"/>
+          <w:szCs w:val="24"/>
+        </w:rPr>
+        <w:t>•</w:t>
+      </w:r>
+      <w:r>
+        <w:rPr>
+          <w:rFonts w:cs="Arial"/>
+          <w:szCs w:val="24"/>
+        </w:rPr>
+        <w:tab/>
+        <w:t>adaptação já existente dos funcionários ao método utilizado.</w:t>
+      </w:r>
+    </w:p>
+    <w:p>
+      <w:pPr>
+        <w:pStyle w:val="TextoTCC"/>
+        <w:spacing w:after="120" w:line="360" w:lineRule="auto"/>
+        <w:ind w:firstLine="709"/>
+        <w:rPr>
+          <w:rFonts w:cs="Arial"/>
+          <w:szCs w:val="24"/>
+        </w:rPr>
+      </w:pPr>
+      <w:r>
+        <w:rPr>
+          <w:rFonts w:cs="Arial"/>
+          <w:szCs w:val="24"/>
+        </w:rPr>
+        <w:t>Esses fatores demonstram que muitas pequenas empresas priorizam soluções simples e acessíveis antes de adotarem sistemas de gestão mais robustos.</w:t>
+      </w:r>
+    </w:p>
+    <w:p>
+      <w:pPr>
+        <w:pStyle w:val="TextoTCC"/>
+        <w:spacing w:after="120" w:line="360" w:lineRule="auto"/>
+        <w:ind w:firstLine="709"/>
+        <w:rPr>
+          <w:rFonts w:cs="Arial"/>
+          <w:szCs w:val="24"/>
+        </w:rPr>
+      </w:pPr>
+      <w:r>
+        <w:rPr>
+          <w:rFonts w:cs="Arial"/>
+          <w:b/>
+          <w:bCs/>
+          <w:szCs w:val="24"/>
+        </w:rPr>
+        <w:t>Oportunidades para o sistema proposto:</w:t>
+      </w:r>
+      <w:r>
+        <w:rPr>
+          <w:rFonts w:cs="Arial"/>
+          <w:szCs w:val="24"/>
+        </w:rPr>
+        <w:t xml:space="preserve"> A análise do Google </w:t>
+      </w:r>
+      <w:proofErr w:type="spellStart"/>
+      <w:r>
+        <w:rPr>
+          <w:rFonts w:cs="Arial"/>
+          <w:szCs w:val="24"/>
+        </w:rPr>
+        <w:t>Sheets</w:t>
+      </w:r>
+      <w:proofErr w:type="spellEnd"/>
+      <w:r>
+        <w:rPr>
+          <w:rFonts w:cs="Arial"/>
+          <w:szCs w:val="24"/>
+        </w:rPr>
+        <w:t xml:space="preserve"> permitiu identificar oportunidades importantes para o desenvolvimento do sistema proposto neste projeto. Enquanto a ferramenta oferece simplicidade e colaboração </w:t>
+      </w:r>
+      <w:commentRangeStart w:id="51"/>
+      <w:r>
+        <w:rPr>
+          <w:rFonts w:cs="Arial"/>
+          <w:i/>
+          <w:iCs/>
+          <w:szCs w:val="24"/>
+        </w:rPr>
+        <w:t>online</w:t>
+      </w:r>
+      <w:commentRangeEnd w:id="51"/>
+      <w:r>
+        <w:rPr>
+          <w:rStyle w:val="Refdecomentrio"/>
+          <w:rFonts w:cs="Arial"/>
+          <w:sz w:val="24"/>
+          <w:szCs w:val="24"/>
+        </w:rPr>
+        <w:commentReference w:id="51"/>
+      </w:r>
+      <w:r>
+        <w:rPr>
+          <w:rFonts w:cs="Arial"/>
+          <w:szCs w:val="24"/>
+        </w:rPr>
+        <w:t>, o sistema proposto poderá agregar:</w:t>
+      </w:r>
+    </w:p>
+    <w:p>
+      <w:pPr>
+        <w:pStyle w:val="TextoTCC"/>
+        <w:spacing w:after="120" w:line="360" w:lineRule="auto"/>
+        <w:ind w:firstLine="709"/>
+        <w:rPr>
+          <w:rFonts w:cs="Arial"/>
+          <w:szCs w:val="24"/>
+        </w:rPr>
+      </w:pPr>
+      <w:r>
+        <w:rPr>
+          <w:rFonts w:cs="Arial"/>
+          <w:szCs w:val="24"/>
+        </w:rPr>
+        <w:t>•</w:t>
+      </w:r>
+      <w:r>
+        <w:rPr>
+          <w:rFonts w:cs="Arial"/>
+          <w:szCs w:val="24"/>
+        </w:rPr>
+        <w:tab/>
+        <w:t>automação de processos;</w:t>
+      </w:r>
+    </w:p>
+    <w:p>
+      <w:pPr>
+        <w:pStyle w:val="TextoTCC"/>
+        <w:spacing w:after="120" w:line="360" w:lineRule="auto"/>
+        <w:ind w:firstLine="709"/>
+        <w:rPr>
+          <w:rFonts w:cs="Arial"/>
+          <w:szCs w:val="24"/>
+        </w:rPr>
+      </w:pPr>
+      <w:r>
+        <w:rPr>
+          <w:rFonts w:cs="Arial"/>
+          <w:szCs w:val="24"/>
+        </w:rPr>
+        <w:t>•</w:t>
+      </w:r>
+      <w:r>
+        <w:rPr>
+          <w:rFonts w:cs="Arial"/>
+          <w:szCs w:val="24"/>
+        </w:rPr>
+        <w:tab/>
+        <w:t>maior segurança das informações;</w:t>
+      </w:r>
+    </w:p>
+    <w:p>
+      <w:pPr>
+        <w:pStyle w:val="TextoTCC"/>
+        <w:spacing w:after="120" w:line="360" w:lineRule="auto"/>
+        <w:ind w:firstLine="709"/>
+        <w:rPr>
+          <w:rFonts w:cs="Arial"/>
+          <w:szCs w:val="24"/>
+        </w:rPr>
+      </w:pPr>
+      <w:r>
+        <w:rPr>
+          <w:rFonts w:cs="Arial"/>
+          <w:szCs w:val="24"/>
+        </w:rPr>
+        <w:t>•</w:t>
+      </w:r>
+      <w:r>
+        <w:rPr>
+          <w:rFonts w:cs="Arial"/>
+          <w:szCs w:val="24"/>
+        </w:rPr>
+        <w:tab/>
+        <w:t>controle automatizado de estoque;</w:t>
+      </w:r>
+    </w:p>
+    <w:p>
+      <w:pPr>
+        <w:pStyle w:val="TextoTCC"/>
+        <w:spacing w:after="120" w:line="360" w:lineRule="auto"/>
+        <w:ind w:firstLine="709"/>
+        <w:rPr>
+          <w:rFonts w:cs="Arial"/>
+          <w:szCs w:val="24"/>
+        </w:rPr>
+      </w:pPr>
+      <w:r>
+        <w:rPr>
+          <w:rFonts w:cs="Arial"/>
+          <w:szCs w:val="24"/>
+        </w:rPr>
+        <w:t>•</w:t>
+      </w:r>
+      <w:r>
+        <w:rPr>
+          <w:rFonts w:cs="Arial"/>
+          <w:szCs w:val="24"/>
+        </w:rPr>
+        <w:tab/>
+        <w:t>redução de erros operacionais;</w:t>
+      </w:r>
+    </w:p>
+    <w:p>
+      <w:pPr>
+        <w:pStyle w:val="TextoTCC"/>
+        <w:spacing w:after="120" w:line="360" w:lineRule="auto"/>
+        <w:ind w:firstLine="709"/>
+        <w:rPr>
+          <w:rFonts w:cs="Arial"/>
+          <w:szCs w:val="24"/>
+        </w:rPr>
+      </w:pPr>
+      <w:r>
+        <w:rPr>
+          <w:rFonts w:cs="Arial"/>
+          <w:szCs w:val="24"/>
+        </w:rPr>
+        <w:t>•</w:t>
+      </w:r>
+      <w:r>
+        <w:rPr>
+          <w:rFonts w:cs="Arial"/>
+          <w:szCs w:val="24"/>
+        </w:rPr>
+        <w:tab/>
+        <w:t>relatórios integrados;</w:t>
+      </w:r>
+    </w:p>
+    <w:p>
+      <w:pPr>
+        <w:pStyle w:val="TextoTCC"/>
+        <w:spacing w:after="120" w:line="360" w:lineRule="auto"/>
+        <w:ind w:firstLine="709"/>
+        <w:rPr>
+          <w:rFonts w:cs="Arial"/>
+          <w:szCs w:val="24"/>
+        </w:rPr>
+      </w:pPr>
+      <w:r>
+        <w:rPr>
+          <w:rFonts w:cs="Arial"/>
+          <w:szCs w:val="24"/>
+        </w:rPr>
+        <w:t>•</w:t>
+      </w:r>
+      <w:r>
+        <w:rPr>
+          <w:rFonts w:cs="Arial"/>
+          <w:szCs w:val="24"/>
+        </w:rPr>
+        <w:tab/>
+        <w:t>melhor organização empresarial;</w:t>
+      </w:r>
+    </w:p>
+    <w:p>
+      <w:pPr>
+        <w:pStyle w:val="TextoTCC"/>
+        <w:spacing w:after="120" w:line="360" w:lineRule="auto"/>
+        <w:ind w:firstLine="709"/>
+        <w:rPr>
+          <w:rFonts w:cs="Arial"/>
+          <w:szCs w:val="24"/>
+        </w:rPr>
+      </w:pPr>
+      <w:r>
+        <w:rPr>
+          <w:rFonts w:cs="Arial"/>
+          <w:szCs w:val="24"/>
+        </w:rPr>
+        <w:t>•</w:t>
+      </w:r>
+      <w:r>
+        <w:rPr>
+          <w:rFonts w:cs="Arial"/>
+          <w:szCs w:val="24"/>
+        </w:rPr>
+        <w:tab/>
+        <w:t>interface intuitiva;</w:t>
+      </w:r>
+    </w:p>
+    <w:p>
+      <w:pPr>
+        <w:pStyle w:val="TextoTCC"/>
+        <w:spacing w:after="120" w:line="360" w:lineRule="auto"/>
+        <w:ind w:firstLine="709"/>
+        <w:rPr>
+          <w:rFonts w:cs="Arial"/>
+          <w:szCs w:val="24"/>
+        </w:rPr>
+      </w:pPr>
+      <w:r>
+        <w:rPr>
+          <w:rFonts w:cs="Arial"/>
+          <w:szCs w:val="24"/>
+        </w:rPr>
+        <w:t>•</w:t>
+      </w:r>
+      <w:r>
+        <w:rPr>
+          <w:rFonts w:cs="Arial"/>
+          <w:szCs w:val="24"/>
+        </w:rPr>
+        <w:tab/>
+        <w:t>funcionalidades específicas para gestão de estoque.</w:t>
+      </w:r>
+    </w:p>
+    <w:p>
+      <w:pPr>
+        <w:pStyle w:val="TextoTCC"/>
+        <w:spacing w:after="120" w:line="360" w:lineRule="auto"/>
+        <w:ind w:firstLine="709"/>
+        <w:rPr>
+          <w:rFonts w:cs="Arial"/>
+          <w:szCs w:val="24"/>
+        </w:rPr>
+      </w:pPr>
+      <w:r>
+        <w:rPr>
+          <w:rFonts w:cs="Arial"/>
+          <w:szCs w:val="24"/>
+        </w:rPr>
+        <w:t xml:space="preserve">Além disso, o sistema poderá manter características valorizadas pelos usuários, como acesso </w:t>
+      </w:r>
+      <w:commentRangeStart w:id="52"/>
+      <w:r>
+        <w:rPr>
+          <w:rFonts w:cs="Arial"/>
+          <w:i/>
+          <w:iCs/>
+          <w:szCs w:val="24"/>
+        </w:rPr>
+        <w:t>online</w:t>
+      </w:r>
+      <w:commentRangeEnd w:id="52"/>
+      <w:r>
+        <w:rPr>
+          <w:rStyle w:val="Refdecomentrio"/>
+          <w:rFonts w:cs="Arial"/>
+          <w:sz w:val="24"/>
+          <w:szCs w:val="24"/>
+        </w:rPr>
+        <w:commentReference w:id="52"/>
+      </w:r>
+      <w:r>
+        <w:rPr>
+          <w:rFonts w:cs="Arial"/>
+          <w:szCs w:val="24"/>
+        </w:rPr>
+        <w:t xml:space="preserve"> e facilidade de utilização, reduzindo ao mesmo tempo as limitações operacionais das planilhas eletrônicas.</w:t>
+      </w:r>
+    </w:p>
+    <w:p>
+      <w:pPr>
+        <w:pStyle w:val="TextoTCC"/>
+        <w:spacing w:after="120" w:line="360" w:lineRule="auto"/>
+        <w:ind w:firstLine="709"/>
+        <w:rPr>
+          <w:rFonts w:cs="Arial"/>
+          <w:szCs w:val="24"/>
+        </w:rPr>
+      </w:pPr>
+      <w:r>
+        <w:rPr>
+          <w:rFonts w:cs="Arial"/>
+          <w:szCs w:val="24"/>
+        </w:rPr>
+        <w:t xml:space="preserve">Análise competitiva final: O Google </w:t>
+      </w:r>
+      <w:proofErr w:type="spellStart"/>
+      <w:r>
+        <w:rPr>
+          <w:rFonts w:cs="Arial"/>
+          <w:szCs w:val="24"/>
+        </w:rPr>
+        <w:t>Sheets</w:t>
+      </w:r>
+      <w:proofErr w:type="spellEnd"/>
+      <w:r>
+        <w:rPr>
+          <w:rFonts w:cs="Arial"/>
+          <w:szCs w:val="24"/>
+        </w:rPr>
+        <w:t xml:space="preserve"> caracteriza-se como um importante concorrente indireto no segmento de controle de estoque, principalmente entre </w:t>
+      </w:r>
+      <w:r>
+        <w:rPr>
+          <w:rFonts w:cs="Arial"/>
+          <w:szCs w:val="24"/>
+        </w:rPr>
+        <w:lastRenderedPageBreak/>
+        <w:t xml:space="preserve">pequenas empresas e negócios que buscam soluções simples e acessíveis para organização operacional. Sua popularidade está relacionada ao baixo custo, facilidade de compartilhamento e utilização em nuvem. Entretanto, a análise realizada demonstra que o uso contínuo de planilhas </w:t>
+      </w:r>
+      <w:commentRangeStart w:id="53"/>
+      <w:r>
+        <w:rPr>
+          <w:rFonts w:cs="Arial"/>
+          <w:i/>
+          <w:iCs/>
+          <w:szCs w:val="24"/>
+        </w:rPr>
+        <w:t>online</w:t>
+      </w:r>
+      <w:commentRangeEnd w:id="53"/>
+      <w:r>
+        <w:rPr>
+          <w:rStyle w:val="Refdecomentrio"/>
+          <w:rFonts w:cs="Arial"/>
+          <w:sz w:val="24"/>
+          <w:szCs w:val="24"/>
+        </w:rPr>
+        <w:commentReference w:id="53"/>
+      </w:r>
+      <w:r>
+        <w:rPr>
+          <w:rFonts w:cs="Arial"/>
+          <w:szCs w:val="24"/>
+        </w:rPr>
+        <w:t xml:space="preserve"> apresenta limitações operacionais relevantes, especialmente em empresas que necessitam de maior automação, segurança das informações e controle integrado das operações. Dessa forma, o sistema proposto poderá competir oferecendo simplicidade operacional aliada a funcionalidades específicas de gestão de estoque.</w:t>
+      </w:r>
+    </w:p>
+    <w:p>
+      <w:pPr>
+        <w:pStyle w:val="Ttulo4"/>
+        <w:jc w:val="both"/>
+        <w:rPr>
+          <w:rFonts w:cs="Arial"/>
+          <w:szCs w:val="24"/>
+        </w:rPr>
+      </w:pPr>
+      <w:r>
+        <w:t xml:space="preserve">2.6.2.3 - </w:t>
+      </w:r>
+      <w:proofErr w:type="spellStart"/>
+      <w:r>
+        <w:t>Notion</w:t>
+      </w:r>
+      <w:proofErr w:type="spellEnd"/>
+    </w:p>
+    <w:p>
+      <w:pPr>
+        <w:pStyle w:val="TextoTCC"/>
+        <w:spacing w:after="120" w:line="360" w:lineRule="auto"/>
+        <w:ind w:firstLine="709"/>
+        <w:rPr>
+          <w:rFonts w:cs="Arial"/>
+          <w:szCs w:val="24"/>
+        </w:rPr>
+      </w:pPr>
+      <w:r>
+        <w:rPr>
+          <w:rFonts w:cs="Arial"/>
+          <w:b/>
+          <w:bCs/>
+          <w:szCs w:val="24"/>
+        </w:rPr>
+        <w:t>O que é</w:t>
+      </w:r>
+      <w:r>
+        <w:rPr>
+          <w:rFonts w:cs="Arial"/>
+          <w:szCs w:val="24"/>
+        </w:rPr>
+        <w:t xml:space="preserve">: O </w:t>
+      </w:r>
+      <w:proofErr w:type="spellStart"/>
+      <w:r>
+        <w:rPr>
+          <w:rFonts w:cs="Arial"/>
+          <w:szCs w:val="24"/>
+        </w:rPr>
+        <w:t>Notion</w:t>
+      </w:r>
+      <w:proofErr w:type="spellEnd"/>
+      <w:r>
+        <w:rPr>
+          <w:rFonts w:cs="Arial"/>
+          <w:szCs w:val="24"/>
+        </w:rPr>
+        <w:t xml:space="preserve"> é uma plataforma digital de organização e produtividade desenvolvida pela </w:t>
+      </w:r>
+      <w:proofErr w:type="spellStart"/>
+      <w:r>
+        <w:rPr>
+          <w:rFonts w:cs="Arial"/>
+          <w:szCs w:val="24"/>
+        </w:rPr>
+        <w:t>Notion</w:t>
+      </w:r>
+      <w:proofErr w:type="spellEnd"/>
+      <w:r>
+        <w:rPr>
+          <w:rFonts w:cs="Arial"/>
+          <w:szCs w:val="24"/>
+        </w:rPr>
+        <w:t xml:space="preserve"> </w:t>
+      </w:r>
+      <w:proofErr w:type="spellStart"/>
+      <w:r>
+        <w:rPr>
+          <w:rFonts w:cs="Arial"/>
+          <w:szCs w:val="24"/>
+        </w:rPr>
+        <w:t>Labs</w:t>
+      </w:r>
+      <w:proofErr w:type="spellEnd"/>
+      <w:r>
+        <w:rPr>
+          <w:rFonts w:cs="Arial"/>
+          <w:szCs w:val="24"/>
+        </w:rPr>
+        <w:t xml:space="preserve">. A ferramenta permite criação de páginas, tabelas, bancos de dados, listas e painéis personalizados, sendo amplamente utilizada para organização de informações pessoais e empresariais. Embora não seja um sistema ERP, o </w:t>
+      </w:r>
+      <w:proofErr w:type="spellStart"/>
+      <w:r>
+        <w:rPr>
+          <w:rFonts w:cs="Arial"/>
+          <w:szCs w:val="24"/>
+        </w:rPr>
+        <w:t>Notion</w:t>
+      </w:r>
+      <w:proofErr w:type="spellEnd"/>
+      <w:r>
+        <w:rPr>
+          <w:rFonts w:cs="Arial"/>
+          <w:szCs w:val="24"/>
+        </w:rPr>
+        <w:t xml:space="preserve"> pode ser utilizado por pequenas empresas para controle simplificado de estoque, organização de produtos, acompanhamento de pedidos e gestão operacional básica.</w:t>
+      </w:r>
+    </w:p>
+    <w:p>
+      <w:pPr>
+        <w:pStyle w:val="TextoTCC"/>
+        <w:spacing w:after="120" w:line="360" w:lineRule="auto"/>
+        <w:ind w:firstLine="709"/>
+        <w:rPr>
+          <w:rFonts w:cs="Arial"/>
+          <w:szCs w:val="24"/>
+        </w:rPr>
+      </w:pPr>
+      <w:r>
+        <w:rPr>
+          <w:rFonts w:cs="Arial"/>
+          <w:b/>
+          <w:bCs/>
+          <w:szCs w:val="24"/>
+        </w:rPr>
+        <w:t>Como funciona:</w:t>
+      </w:r>
+      <w:r>
+        <w:rPr>
+          <w:rFonts w:cs="Arial"/>
+          <w:szCs w:val="24"/>
+        </w:rPr>
+        <w:t xml:space="preserve"> O </w:t>
+      </w:r>
+      <w:proofErr w:type="spellStart"/>
+      <w:r>
+        <w:rPr>
+          <w:rFonts w:cs="Arial"/>
+          <w:szCs w:val="24"/>
+        </w:rPr>
+        <w:t>Notion</w:t>
+      </w:r>
+      <w:proofErr w:type="spellEnd"/>
+      <w:r>
+        <w:rPr>
+          <w:rFonts w:cs="Arial"/>
+          <w:szCs w:val="24"/>
+        </w:rPr>
+        <w:t xml:space="preserve"> funciona por meio de um ambiente </w:t>
+      </w:r>
+      <w:commentRangeStart w:id="54"/>
+      <w:r>
+        <w:rPr>
+          <w:rFonts w:cs="Arial"/>
+          <w:i/>
+          <w:iCs/>
+          <w:szCs w:val="24"/>
+        </w:rPr>
+        <w:t>online</w:t>
+      </w:r>
+      <w:commentRangeEnd w:id="54"/>
+      <w:r>
+        <w:rPr>
+          <w:rStyle w:val="Refdecomentrio"/>
+          <w:rFonts w:cs="Arial"/>
+          <w:sz w:val="24"/>
+          <w:szCs w:val="24"/>
+        </w:rPr>
+        <w:commentReference w:id="54"/>
+      </w:r>
+      <w:r>
+        <w:rPr>
+          <w:rFonts w:cs="Arial"/>
+          <w:szCs w:val="24"/>
+        </w:rPr>
+        <w:t xml:space="preserve"> personalizável, permitindo que os usuários criem tabelas e bancos de dados adaptados às necessidades da empresa. No contexto do controle de estoque, os usuários podem registrar manualmente produtos, quantidades, entradas, saídas e informações operacionais. A plataforma também permite compartilhamento de informações entre usuários, acesso remoto e organização visual dos dados empresariais, funcionando de maneira semelhante a um sistema de gerenciamento simplificado.</w:t>
+      </w:r>
+    </w:p>
+    <w:p>
+      <w:pPr>
+        <w:pStyle w:val="TextoTCC"/>
+        <w:spacing w:after="120" w:line="360" w:lineRule="auto"/>
+        <w:ind w:firstLine="709"/>
+        <w:rPr>
+          <w:rFonts w:cs="Arial"/>
+          <w:szCs w:val="24"/>
+        </w:rPr>
+      </w:pPr>
+      <w:r>
+        <w:rPr>
+          <w:rFonts w:cs="Arial"/>
+          <w:b/>
+          <w:bCs/>
+          <w:szCs w:val="24"/>
+        </w:rPr>
+        <w:t>Por que empresas utilizam:</w:t>
+      </w:r>
+      <w:r>
+        <w:rPr>
+          <w:rFonts w:cs="Arial"/>
+          <w:szCs w:val="24"/>
+        </w:rPr>
+        <w:t xml:space="preserve"> Muitas pequenas empresas utilizam o </w:t>
+      </w:r>
+      <w:proofErr w:type="spellStart"/>
+      <w:r>
+        <w:rPr>
+          <w:rFonts w:cs="Arial"/>
+          <w:szCs w:val="24"/>
+        </w:rPr>
+        <w:t>Notion</w:t>
+      </w:r>
+      <w:proofErr w:type="spellEnd"/>
+      <w:r>
+        <w:rPr>
+          <w:rFonts w:cs="Arial"/>
+          <w:szCs w:val="24"/>
+        </w:rPr>
+        <w:t xml:space="preserve"> devido à sua flexibilidade, facilidade de personalização e simplicidade operacional. Além disso, a plataforma oferece uma interface visual moderna e intuitiva, permitindo organização rápida das informações sem necessidade de sistemas ERP mais complexos. Outro fator relevante é o baixo custo inicial e a possibilidade de adaptação da ferramenta para diferentes tipos de necessidades empresariais.</w:t>
+      </w:r>
+    </w:p>
+    <w:p>
+      <w:pPr>
+        <w:pStyle w:val="TextoTCC"/>
+        <w:spacing w:after="120" w:line="360" w:lineRule="auto"/>
+        <w:ind w:firstLine="709"/>
+        <w:rPr>
+          <w:rFonts w:cs="Arial"/>
+          <w:szCs w:val="24"/>
+        </w:rPr>
+      </w:pPr>
+      <w:r>
+        <w:rPr>
+          <w:rFonts w:cs="Arial"/>
+          <w:b/>
+          <w:bCs/>
+          <w:szCs w:val="24"/>
+        </w:rPr>
+        <w:t>Vantagens:</w:t>
+      </w:r>
+      <w:r>
+        <w:rPr>
+          <w:rFonts w:cs="Arial"/>
+          <w:szCs w:val="24"/>
+        </w:rPr>
+        <w:t xml:space="preserve"> As principais vantagens identificadas no uso do </w:t>
+      </w:r>
+      <w:proofErr w:type="spellStart"/>
+      <w:r>
+        <w:rPr>
+          <w:rFonts w:cs="Arial"/>
+          <w:szCs w:val="24"/>
+        </w:rPr>
+        <w:t>Notion</w:t>
+      </w:r>
+      <w:proofErr w:type="spellEnd"/>
+      <w:r>
+        <w:rPr>
+          <w:rFonts w:cs="Arial"/>
+          <w:szCs w:val="24"/>
+        </w:rPr>
+        <w:t xml:space="preserve"> para controle operacional e estoque foram:</w:t>
+      </w:r>
+    </w:p>
+    <w:p>
+      <w:pPr>
+        <w:pStyle w:val="TextoTCC"/>
+        <w:spacing w:after="120" w:line="360" w:lineRule="auto"/>
+        <w:ind w:firstLine="709"/>
+        <w:rPr>
+          <w:rFonts w:cs="Arial"/>
+          <w:szCs w:val="24"/>
+        </w:rPr>
+      </w:pPr>
+      <w:r>
+        <w:rPr>
+          <w:rFonts w:cs="Arial"/>
+          <w:szCs w:val="24"/>
+        </w:rPr>
         <w:lastRenderedPageBreak/>
         <w:t>•</w:t>
       </w:r>
@@ -27223,7 +28509,7 @@
           <w:szCs w:val="24"/>
         </w:rPr>
         <w:tab/>
-        <w:t>registros incorretos;</w:t>
+        <w:t>interface intuitiva;</w:t>
       </w:r>
     </w:p>
     <w:p>
@@ -27249,7 +28535,7 @@
           <w:szCs w:val="24"/>
         </w:rPr>
         <w:tab/>
-        <w:t>exclusão acidental de informações;</w:t>
+        <w:t>organização visual das informações;</w:t>
       </w:r>
     </w:p>
     <w:p>
@@ -27275,7 +28561,34 @@
           <w:szCs w:val="24"/>
         </w:rPr>
         <w:tab/>
-        <w:t>dificuldades de rastreabilidade;</w:t>
+        <w:t xml:space="preserve">acesso </w:t>
+      </w:r>
+      <w:commentRangeStart w:id="55"/>
+      <w:r>
+        <w:rPr>
+          <w:rFonts w:cs="Arial"/>
+          <w:i/>
+          <w:iCs/>
+          <w:szCs w:val="24"/>
+        </w:rPr>
+        <w:t>online</w:t>
+      </w:r>
+      <w:commentRangeEnd w:id="55"/>
+      <w:r>
+        <w:rPr>
+          <w:rStyle w:val="Refdecomentrio"/>
+          <w:rFonts w:cs="Arial"/>
+          <w:sz w:val="24"/>
+          <w:szCs w:val="24"/>
+        </w:rPr>
+        <w:commentReference w:id="55"/>
+      </w:r>
+      <w:r>
+        <w:rPr>
+          <w:rFonts w:cs="Arial"/>
+          <w:szCs w:val="24"/>
+        </w:rPr>
+        <w:t>;</w:t>
       </w:r>
     </w:p>
     <w:p>
@@ -27301,7 +28614,7 @@
           <w:szCs w:val="24"/>
         </w:rPr>
         <w:tab/>
-        <w:t>dependência de atualização manual;</w:t>
+        <w:t>compartilhamento entre usuários;</w:t>
       </w:r>
     </w:p>
     <w:p>
@@ -27327,7 +28640,7 @@
           <w:szCs w:val="24"/>
         </w:rPr>
         <w:tab/>
-        <w:t>falhas operacionais causadas por erro humano.</w:t>
+        <w:t>personalização de tabelas e bancos de dados;</w:t>
       </w:r>
     </w:p>
     <w:p>
@@ -27345,7 +28658,15 @@
           <w:rFonts w:cs="Arial"/>
           <w:szCs w:val="24"/>
         </w:rPr>
-        <w:t>Esses fatores podem comprometer a organização e a confiabilidade das informações empresariais.</w:t>
+        <w:t>•</w:t>
+      </w:r>
+      <w:r>
+        <w:rPr>
+          <w:rFonts w:cs="Arial"/>
+          <w:szCs w:val="24"/>
+        </w:rPr>
+        <w:tab/>
+        <w:t>facilidade de utilização;</w:t>
       </w:r>
     </w:p>
     <w:p>
@@ -27358,6 +28679,21 @@
           <w:szCs w:val="24"/>
         </w:rPr>
       </w:pPr>
+      <w:r>
+        <w:rPr>
+          <w:rFonts w:cs="Arial"/>
+          <w:szCs w:val="24"/>
+        </w:rPr>
+        <w:t>•</w:t>
+      </w:r>
+      <w:r>
+        <w:rPr>
+          <w:rFonts w:cs="Arial"/>
+          <w:szCs w:val="24"/>
+        </w:rPr>
+        <w:tab/>
+        <w:t>armazenamento em nuvem;</w:t>
+      </w:r>
     </w:p>
     <w:p>
       <w:pPr>
@@ -27374,8 +28710,64 @@
           <w:rFonts w:cs="Arial"/>
           <w:szCs w:val="24"/>
         </w:rPr>
-        <w:t xml:space="preserve"> </w:t>
-      </w:r>
+        <w:t>•</w:t>
+      </w:r>
+      <w:r>
+        <w:rPr>
+          <w:rFonts w:cs="Arial"/>
+          <w:szCs w:val="24"/>
+        </w:rPr>
+        <w:tab/>
+        <w:t>flexibilidade operacional;</w:t>
+      </w:r>
+    </w:p>
+    <w:p>
+      <w:pPr>
+        <w:pStyle w:val="TextoTCC"/>
+        <w:spacing w:after="120" w:line="360" w:lineRule="auto"/>
+        <w:ind w:firstLine="709"/>
+        <w:rPr>
+          <w:rFonts w:cs="Arial"/>
+          <w:szCs w:val="24"/>
+        </w:rPr>
+      </w:pPr>
+      <w:r>
+        <w:rPr>
+          <w:rFonts w:cs="Arial"/>
+          <w:szCs w:val="24"/>
+        </w:rPr>
+        <w:t>•</w:t>
+      </w:r>
+      <w:r>
+        <w:rPr>
+          <w:rFonts w:cs="Arial"/>
+          <w:szCs w:val="24"/>
+        </w:rPr>
+        <w:tab/>
+        <w:t>baixo custo inicial.</w:t>
+      </w:r>
+    </w:p>
+    <w:p>
+      <w:pPr>
+        <w:pStyle w:val="TextoTCC"/>
+        <w:spacing w:after="120" w:line="360" w:lineRule="auto"/>
+        <w:ind w:firstLine="709"/>
+        <w:rPr>
+          <w:rFonts w:cs="Arial"/>
+          <w:szCs w:val="24"/>
+        </w:rPr>
+      </w:pPr>
+    </w:p>
+    <w:p>
+      <w:pPr>
+        <w:pStyle w:val="TextoTCC"/>
+        <w:spacing w:after="120" w:line="360" w:lineRule="auto"/>
+        <w:ind w:firstLine="709"/>
+        <w:rPr>
+          <w:rFonts w:cs="Arial"/>
+          <w:szCs w:val="24"/>
+        </w:rPr>
+      </w:pPr>
       <w:r>
         <w:rPr>
           <w:rFonts w:cs="Arial"/>
@@ -27383,14 +28775,30 @@
           <w:bCs/>
           <w:szCs w:val="24"/>
         </w:rPr>
-        <w:t>Barreiras para migração:</w:t>
-      </w:r>
-      <w:r>
-        <w:rPr>
-          <w:rFonts w:cs="Arial"/>
-          <w:szCs w:val="24"/>
-        </w:rPr>
-        <w:t xml:space="preserve"> Mesmo apresentando limitações operacionais, muitas empresas continuam utilizando o Google </w:t>
+        <w:t>Desvantagens:</w:t>
+      </w:r>
+      <w:r>
+        <w:rPr>
+          <w:rFonts w:cs="Arial"/>
+          <w:szCs w:val="24"/>
+        </w:rPr>
+        <w:t xml:space="preserve"> Apesar das vantagens, foram </w:t>
+      </w:r>
+      <w:proofErr w:type="gramStart"/>
+      <w:r>
+        <w:rPr>
+          <w:rFonts w:cs="Arial"/>
+          <w:szCs w:val="24"/>
+        </w:rPr>
+        <w:t>identificadas</w:t>
+      </w:r>
+      <w:proofErr w:type="gramEnd"/>
+      <w:r>
+        <w:rPr>
+          <w:rFonts w:cs="Arial"/>
+          <w:szCs w:val="24"/>
+        </w:rPr>
+        <w:t xml:space="preserve"> importantes limitações no uso do </w:t>
       </w:r>
       <w:proofErr w:type="spellStart"/>
       <w:r>
@@ -27398,7 +28806,7 @@
           <w:rFonts w:cs="Arial"/>
           <w:szCs w:val="24"/>
         </w:rPr>
-        <w:t>Sheets</w:t>
+        <w:t>Notion</w:t>
       </w:r>
       <w:proofErr w:type="spellEnd"/>
       <w:r>
@@ -27406,7 +28814,7 @@
           <w:rFonts w:cs="Arial"/>
           <w:szCs w:val="24"/>
         </w:rPr>
-        <w:t xml:space="preserve"> devido a fatores como:</w:t>
+        <w:t xml:space="preserve"> como ferramenta de controle de estoque:</w:t>
       </w:r>
     </w:p>
     <w:p>
@@ -27432,7 +28840,7 @@
           <w:szCs w:val="24"/>
         </w:rPr>
         <w:tab/>
-        <w:t>gratuidade da ferramenta;</w:t>
+        <w:t>ausência de funcionalidades específicas de ERP;</w:t>
       </w:r>
     </w:p>
     <w:p>
@@ -27458,7 +28866,7 @@
           <w:szCs w:val="24"/>
         </w:rPr>
         <w:tab/>
-        <w:t>simplicidade operacional;</w:t>
+        <w:t>atualização manual de informações;</w:t>
       </w:r>
     </w:p>
     <w:p>
@@ -27484,7 +28892,7 @@
           <w:szCs w:val="24"/>
         </w:rPr>
         <w:tab/>
-        <w:t>facilidade de compartilhamento;</w:t>
+        <w:t>falta de automação avançada;</w:t>
       </w:r>
     </w:p>
     <w:p>
@@ -27510,7 +28918,7 @@
           <w:szCs w:val="24"/>
         </w:rPr>
         <w:tab/>
-        <w:t>resistência à mudança tecnológica;</w:t>
+        <w:t>ausência de integração fiscal;</w:t>
       </w:r>
     </w:p>
     <w:p>
@@ -27536,1181 +28944,13 @@
           <w:szCs w:val="24"/>
         </w:rPr>
         <w:tab/>
-        <w:t>receio de sistemas mais complexos;</w:t>
+        <w:t>limitação no controle operacional em empresas maiores;</w:t>
       </w:r>
     </w:p>
     <w:p>
       <w:pPr>
         <w:pStyle w:val="TextoTCC"/>
         <w:spacing w:after="120" w:line="360" w:lineRule="auto"/>
-        <w:ind w:firstLine="709"/>
-        <w:rPr>
-          <w:rFonts w:cs="Arial"/>
-          <w:szCs w:val="24"/>
-        </w:rPr>
-      </w:pPr>
-      <w:r>
-        <w:rPr>
-          <w:rFonts w:cs="Arial"/>
-          <w:szCs w:val="24"/>
-        </w:rPr>
-        <w:t>•</w:t>
-      </w:r>
-      <w:r>
-        <w:rPr>
-          <w:rFonts w:cs="Arial"/>
-          <w:szCs w:val="24"/>
-        </w:rPr>
-        <w:tab/>
-        <w:t>custos relacionados à implantação de ERP;</w:t>
-      </w:r>
-    </w:p>
-    <w:p>
-      <w:pPr>
-        <w:pStyle w:val="TextoTCC"/>
-        <w:spacing w:after="120" w:line="360" w:lineRule="auto"/>
-        <w:ind w:firstLine="709"/>
-        <w:rPr>
-          <w:rFonts w:cs="Arial"/>
-          <w:szCs w:val="24"/>
-        </w:rPr>
-      </w:pPr>
-      <w:r>
-        <w:rPr>
-          <w:rFonts w:cs="Arial"/>
-          <w:szCs w:val="24"/>
-        </w:rPr>
-        <w:t>•</w:t>
-      </w:r>
-      <w:r>
-        <w:rPr>
-          <w:rFonts w:cs="Arial"/>
-          <w:szCs w:val="24"/>
-        </w:rPr>
-        <w:tab/>
-        <w:t>adaptação já existente dos funcionários ao método utilizado.</w:t>
-      </w:r>
-    </w:p>
-    <w:p>
-      <w:pPr>
-        <w:pStyle w:val="TextoTCC"/>
-        <w:spacing w:after="120" w:line="360" w:lineRule="auto"/>
-        <w:ind w:firstLine="709"/>
-        <w:rPr>
-          <w:rFonts w:cs="Arial"/>
-          <w:szCs w:val="24"/>
-        </w:rPr>
-      </w:pPr>
-      <w:r>
-        <w:rPr>
-          <w:rFonts w:cs="Arial"/>
-          <w:szCs w:val="24"/>
-        </w:rPr>
-        <w:t>Esses fatores demonstram que muitas pequenas empresas priorizam soluções simples e acessíveis antes de adotarem sistemas de gestão mais robustos.</w:t>
-      </w:r>
-    </w:p>
-    <w:p>
-      <w:pPr>
-        <w:pStyle w:val="TextoTCC"/>
-        <w:spacing w:after="120" w:line="360" w:lineRule="auto"/>
-        <w:ind w:firstLine="709"/>
-        <w:rPr>
-          <w:rFonts w:cs="Arial"/>
-          <w:szCs w:val="24"/>
-        </w:rPr>
-      </w:pPr>
-      <w:r>
-        <w:rPr>
-          <w:rFonts w:cs="Arial"/>
-          <w:b/>
-          <w:bCs/>
-          <w:szCs w:val="24"/>
-        </w:rPr>
-        <w:t>Oportunidades para o sistema proposto:</w:t>
-      </w:r>
-      <w:r>
-        <w:rPr>
-          <w:rFonts w:cs="Arial"/>
-          <w:szCs w:val="24"/>
-        </w:rPr>
-        <w:t xml:space="preserve"> A análise do Google </w:t>
-      </w:r>
-      <w:proofErr w:type="spellStart"/>
-      <w:r>
-        <w:rPr>
-          <w:rFonts w:cs="Arial"/>
-          <w:szCs w:val="24"/>
-        </w:rPr>
-        <w:t>Sheets</w:t>
-      </w:r>
-      <w:proofErr w:type="spellEnd"/>
-      <w:r>
-        <w:rPr>
-          <w:rFonts w:cs="Arial"/>
-          <w:szCs w:val="24"/>
-        </w:rPr>
-        <w:t xml:space="preserve"> permitiu identificar oportunidades importantes para o desenvolvimento do sistema proposto neste projeto. Enquanto a ferramenta oferece simplicidade e colaboração </w:t>
-      </w:r>
-      <w:commentRangeStart w:id="51"/>
-      <w:r>
-        <w:rPr>
-          <w:rFonts w:cs="Arial"/>
-          <w:i/>
-          <w:iCs/>
-          <w:szCs w:val="24"/>
-        </w:rPr>
-        <w:t>online</w:t>
-      </w:r>
-      <w:commentRangeEnd w:id="51"/>
-      <w:r>
-        <w:rPr>
-          <w:rStyle w:val="Refdecomentrio"/>
-          <w:rFonts w:cs="Arial"/>
-          <w:sz w:val="24"/>
-          <w:szCs w:val="24"/>
-        </w:rPr>
-        <w:commentReference w:id="51"/>
-      </w:r>
-      <w:r>
-        <w:rPr>
-          <w:rFonts w:cs="Arial"/>
-          <w:szCs w:val="24"/>
-        </w:rPr>
-        <w:t>, o sistema proposto poderá agregar:</w:t>
-      </w:r>
-    </w:p>
-    <w:p>
-      <w:pPr>
-        <w:pStyle w:val="TextoTCC"/>
-        <w:spacing w:after="120" w:line="360" w:lineRule="auto"/>
-        <w:ind w:firstLine="709"/>
-        <w:rPr>
-          <w:rFonts w:cs="Arial"/>
-          <w:szCs w:val="24"/>
-        </w:rPr>
-      </w:pPr>
-      <w:r>
-        <w:rPr>
-          <w:rFonts w:cs="Arial"/>
-          <w:szCs w:val="24"/>
-        </w:rPr>
-        <w:t>•</w:t>
-      </w:r>
-      <w:r>
-        <w:rPr>
-          <w:rFonts w:cs="Arial"/>
-          <w:szCs w:val="24"/>
-        </w:rPr>
-        <w:tab/>
-        <w:t>automação de processos;</w:t>
-      </w:r>
-    </w:p>
-    <w:p>
-      <w:pPr>
-        <w:pStyle w:val="TextoTCC"/>
-        <w:spacing w:after="120" w:line="360" w:lineRule="auto"/>
-        <w:ind w:firstLine="709"/>
-        <w:rPr>
-          <w:rFonts w:cs="Arial"/>
-          <w:szCs w:val="24"/>
-        </w:rPr>
-      </w:pPr>
-      <w:r>
-        <w:rPr>
-          <w:rFonts w:cs="Arial"/>
-          <w:szCs w:val="24"/>
-        </w:rPr>
-        <w:t>•</w:t>
-      </w:r>
-      <w:r>
-        <w:rPr>
-          <w:rFonts w:cs="Arial"/>
-          <w:szCs w:val="24"/>
-        </w:rPr>
-        <w:tab/>
-        <w:t>maior segurança das informações;</w:t>
-      </w:r>
-    </w:p>
-    <w:p>
-      <w:pPr>
-        <w:pStyle w:val="TextoTCC"/>
-        <w:spacing w:after="120" w:line="360" w:lineRule="auto"/>
-        <w:ind w:firstLine="709"/>
-        <w:rPr>
-          <w:rFonts w:cs="Arial"/>
-          <w:szCs w:val="24"/>
-        </w:rPr>
-      </w:pPr>
-      <w:r>
-        <w:rPr>
-          <w:rFonts w:cs="Arial"/>
-          <w:szCs w:val="24"/>
-        </w:rPr>
-        <w:t>•</w:t>
-      </w:r>
-      <w:r>
-        <w:rPr>
-          <w:rFonts w:cs="Arial"/>
-          <w:szCs w:val="24"/>
-        </w:rPr>
-        <w:tab/>
-        <w:t>controle automatizado de estoque;</w:t>
-      </w:r>
-    </w:p>
-    <w:p>
-      <w:pPr>
-        <w:pStyle w:val="TextoTCC"/>
-        <w:spacing w:after="120" w:line="360" w:lineRule="auto"/>
-        <w:ind w:firstLine="709"/>
-        <w:rPr>
-          <w:rFonts w:cs="Arial"/>
-          <w:szCs w:val="24"/>
-        </w:rPr>
-      </w:pPr>
-      <w:r>
-        <w:rPr>
-          <w:rFonts w:cs="Arial"/>
-          <w:szCs w:val="24"/>
-        </w:rPr>
-        <w:t>•</w:t>
-      </w:r>
-      <w:r>
-        <w:rPr>
-          <w:rFonts w:cs="Arial"/>
-          <w:szCs w:val="24"/>
-        </w:rPr>
-        <w:tab/>
-        <w:t>redução de erros operacionais;</w:t>
-      </w:r>
-    </w:p>
-    <w:p>
-      <w:pPr>
-        <w:pStyle w:val="TextoTCC"/>
-        <w:spacing w:after="120" w:line="360" w:lineRule="auto"/>
-        <w:ind w:firstLine="709"/>
-        <w:rPr>
-          <w:rFonts w:cs="Arial"/>
-          <w:szCs w:val="24"/>
-        </w:rPr>
-      </w:pPr>
-      <w:r>
-        <w:rPr>
-          <w:rFonts w:cs="Arial"/>
-          <w:szCs w:val="24"/>
-        </w:rPr>
-        <w:t>•</w:t>
-      </w:r>
-      <w:r>
-        <w:rPr>
-          <w:rFonts w:cs="Arial"/>
-          <w:szCs w:val="24"/>
-        </w:rPr>
-        <w:tab/>
-        <w:t>relatórios integrados;</w:t>
-      </w:r>
-    </w:p>
-    <w:p>
-      <w:pPr>
-        <w:pStyle w:val="TextoTCC"/>
-        <w:spacing w:after="120" w:line="360" w:lineRule="auto"/>
-        <w:ind w:firstLine="709"/>
-        <w:rPr>
-          <w:rFonts w:cs="Arial"/>
-          <w:szCs w:val="24"/>
-        </w:rPr>
-      </w:pPr>
-      <w:r>
-        <w:rPr>
-          <w:rFonts w:cs="Arial"/>
-          <w:szCs w:val="24"/>
-        </w:rPr>
-        <w:lastRenderedPageBreak/>
-        <w:t>•</w:t>
-      </w:r>
-      <w:r>
-        <w:rPr>
-          <w:rFonts w:cs="Arial"/>
-          <w:szCs w:val="24"/>
-        </w:rPr>
-        <w:tab/>
-        <w:t>melhor organização empresarial;</w:t>
-      </w:r>
-    </w:p>
-    <w:p>
-      <w:pPr>
-        <w:pStyle w:val="TextoTCC"/>
-        <w:spacing w:after="120" w:line="360" w:lineRule="auto"/>
-        <w:ind w:firstLine="709"/>
-        <w:rPr>
-          <w:rFonts w:cs="Arial"/>
-          <w:szCs w:val="24"/>
-        </w:rPr>
-      </w:pPr>
-      <w:r>
-        <w:rPr>
-          <w:rFonts w:cs="Arial"/>
-          <w:szCs w:val="24"/>
-        </w:rPr>
-        <w:t>•</w:t>
-      </w:r>
-      <w:r>
-        <w:rPr>
-          <w:rFonts w:cs="Arial"/>
-          <w:szCs w:val="24"/>
-        </w:rPr>
-        <w:tab/>
-        <w:t>interface intuitiva;</w:t>
-      </w:r>
-    </w:p>
-    <w:p>
-      <w:pPr>
-        <w:pStyle w:val="TextoTCC"/>
-        <w:spacing w:after="120" w:line="360" w:lineRule="auto"/>
-        <w:ind w:firstLine="709"/>
-        <w:rPr>
-          <w:rFonts w:cs="Arial"/>
-          <w:szCs w:val="24"/>
-        </w:rPr>
-      </w:pPr>
-      <w:r>
-        <w:rPr>
-          <w:rFonts w:cs="Arial"/>
-          <w:szCs w:val="24"/>
-        </w:rPr>
-        <w:t>•</w:t>
-      </w:r>
-      <w:r>
-        <w:rPr>
-          <w:rFonts w:cs="Arial"/>
-          <w:szCs w:val="24"/>
-        </w:rPr>
-        <w:tab/>
-        <w:t>funcionalidades específicas para gestão de estoque.</w:t>
-      </w:r>
-    </w:p>
-    <w:p>
-      <w:pPr>
-        <w:pStyle w:val="TextoTCC"/>
-        <w:spacing w:after="120" w:line="360" w:lineRule="auto"/>
-        <w:ind w:firstLine="709"/>
-        <w:rPr>
-          <w:rFonts w:cs="Arial"/>
-          <w:szCs w:val="24"/>
-        </w:rPr>
-      </w:pPr>
-      <w:r>
-        <w:rPr>
-          <w:rFonts w:cs="Arial"/>
-          <w:szCs w:val="24"/>
-        </w:rPr>
-        <w:t xml:space="preserve">Além disso, o sistema poderá manter características valorizadas pelos usuários, como acesso </w:t>
-      </w:r>
-      <w:commentRangeStart w:id="52"/>
-      <w:r>
-        <w:rPr>
-          <w:rFonts w:cs="Arial"/>
-          <w:i/>
-          <w:iCs/>
-          <w:szCs w:val="24"/>
-        </w:rPr>
-        <w:t>online</w:t>
-      </w:r>
-      <w:commentRangeEnd w:id="52"/>
-      <w:r>
-        <w:rPr>
-          <w:rStyle w:val="Refdecomentrio"/>
-          <w:rFonts w:cs="Arial"/>
-          <w:sz w:val="24"/>
-          <w:szCs w:val="24"/>
-        </w:rPr>
-        <w:commentReference w:id="52"/>
-      </w:r>
-      <w:r>
-        <w:rPr>
-          <w:rFonts w:cs="Arial"/>
-          <w:szCs w:val="24"/>
-        </w:rPr>
-        <w:t xml:space="preserve"> e facilidade de utilização, reduzindo ao mesmo tempo as limitações operacionais das planilhas eletrônicas.</w:t>
-      </w:r>
-    </w:p>
-    <w:p>
-      <w:pPr>
-        <w:pStyle w:val="TextoTCC"/>
-        <w:spacing w:after="120" w:line="360" w:lineRule="auto"/>
-        <w:ind w:firstLine="709"/>
-        <w:rPr>
-          <w:rFonts w:cs="Arial"/>
-          <w:szCs w:val="24"/>
-        </w:rPr>
-      </w:pPr>
-      <w:r>
-        <w:rPr>
-          <w:rFonts w:cs="Arial"/>
-          <w:szCs w:val="24"/>
-        </w:rPr>
-        <w:t xml:space="preserve">Análise competitiva final: O Google </w:t>
-      </w:r>
-      <w:proofErr w:type="spellStart"/>
-      <w:r>
-        <w:rPr>
-          <w:rFonts w:cs="Arial"/>
-          <w:szCs w:val="24"/>
-        </w:rPr>
-        <w:t>Sheets</w:t>
-      </w:r>
-      <w:proofErr w:type="spellEnd"/>
-      <w:r>
-        <w:rPr>
-          <w:rFonts w:cs="Arial"/>
-          <w:szCs w:val="24"/>
-        </w:rPr>
-        <w:t xml:space="preserve"> caracteriza-se como um importante concorrente indireto no segmento de controle de estoque, principalmente entre pequenas empresas e negócios que buscam soluções simples e acessíveis para organização operacional. Sua popularidade está relacionada ao baixo custo, facilidade de compartilhamento e utilização em nuvem. Entretanto, a análise realizada demonstra que o uso contínuo de planilhas </w:t>
-      </w:r>
-      <w:commentRangeStart w:id="53"/>
-      <w:r>
-        <w:rPr>
-          <w:rFonts w:cs="Arial"/>
-          <w:i/>
-          <w:iCs/>
-          <w:szCs w:val="24"/>
-        </w:rPr>
-        <w:t>online</w:t>
-      </w:r>
-      <w:commentRangeEnd w:id="53"/>
-      <w:r>
-        <w:rPr>
-          <w:rStyle w:val="Refdecomentrio"/>
-          <w:rFonts w:cs="Arial"/>
-          <w:sz w:val="24"/>
-          <w:szCs w:val="24"/>
-        </w:rPr>
-        <w:commentReference w:id="53"/>
-      </w:r>
-      <w:r>
-        <w:rPr>
-          <w:rFonts w:cs="Arial"/>
-          <w:szCs w:val="24"/>
-        </w:rPr>
-        <w:t xml:space="preserve"> apresenta limitações operacionais relevantes, especialmente em empresas que necessitam de maior automação, segurança das informações e controle integrado das operações. Dessa forma, o sistema proposto poderá competir oferecendo simplicidade operacional aliada a funcionalidades específicas de gestão de estoque.</w:t>
-      </w:r>
-    </w:p>
-    <w:p>
-      <w:pPr>
-        <w:pStyle w:val="Ttulo4"/>
-        <w:jc w:val="both"/>
-        <w:rPr>
-          <w:rFonts w:cs="Arial"/>
-          <w:szCs w:val="24"/>
-        </w:rPr>
-      </w:pPr>
-      <w:r>
-        <w:t xml:space="preserve">2.6.2.3 - </w:t>
-      </w:r>
-      <w:proofErr w:type="spellStart"/>
-      <w:r>
-        <w:t>Notion</w:t>
-      </w:r>
-      <w:proofErr w:type="spellEnd"/>
-    </w:p>
-    <w:p>
-      <w:pPr>
-        <w:pStyle w:val="TextoTCC"/>
-        <w:ind w:firstLine="709"/>
-        <w:rPr>
-          <w:rFonts w:cs="Arial"/>
-          <w:szCs w:val="24"/>
-        </w:rPr>
-      </w:pPr>
-      <w:r>
-        <w:rPr>
-          <w:rFonts w:cs="Arial"/>
-          <w:b/>
-          <w:bCs/>
-          <w:szCs w:val="24"/>
-        </w:rPr>
-        <w:t>O que é</w:t>
-      </w:r>
-      <w:r>
-        <w:rPr>
-          <w:rFonts w:cs="Arial"/>
-          <w:szCs w:val="24"/>
-        </w:rPr>
-        <w:t xml:space="preserve">: O </w:t>
-      </w:r>
-      <w:proofErr w:type="spellStart"/>
-      <w:r>
-        <w:rPr>
-          <w:rFonts w:cs="Arial"/>
-          <w:szCs w:val="24"/>
-        </w:rPr>
-        <w:t>Notion</w:t>
-      </w:r>
-      <w:proofErr w:type="spellEnd"/>
-      <w:r>
-        <w:rPr>
-          <w:rFonts w:cs="Arial"/>
-          <w:szCs w:val="24"/>
-        </w:rPr>
-        <w:t xml:space="preserve"> é uma plataforma digital de organização e produtividade desenvolvida pela </w:t>
-      </w:r>
-      <w:proofErr w:type="spellStart"/>
-      <w:r>
-        <w:rPr>
-          <w:rFonts w:cs="Arial"/>
-          <w:szCs w:val="24"/>
-        </w:rPr>
-        <w:t>Notion</w:t>
-      </w:r>
-      <w:proofErr w:type="spellEnd"/>
-      <w:r>
-        <w:rPr>
-          <w:rFonts w:cs="Arial"/>
-          <w:szCs w:val="24"/>
-        </w:rPr>
-        <w:t xml:space="preserve"> </w:t>
-      </w:r>
-      <w:proofErr w:type="spellStart"/>
-      <w:r>
-        <w:rPr>
-          <w:rFonts w:cs="Arial"/>
-          <w:szCs w:val="24"/>
-        </w:rPr>
-        <w:t>Labs</w:t>
-      </w:r>
-      <w:proofErr w:type="spellEnd"/>
-      <w:r>
-        <w:rPr>
-          <w:rFonts w:cs="Arial"/>
-          <w:szCs w:val="24"/>
-        </w:rPr>
-        <w:t xml:space="preserve">. A ferramenta permite criação de páginas, tabelas, bancos de dados, listas e painéis personalizados, sendo amplamente utilizada para organização de informações pessoais e empresariais. Embora não seja um sistema ERP, o </w:t>
-      </w:r>
-      <w:proofErr w:type="spellStart"/>
-      <w:r>
-        <w:rPr>
-          <w:rFonts w:cs="Arial"/>
-          <w:szCs w:val="24"/>
-        </w:rPr>
-        <w:t>Notion</w:t>
-      </w:r>
-      <w:proofErr w:type="spellEnd"/>
-      <w:r>
-        <w:rPr>
-          <w:rFonts w:cs="Arial"/>
-          <w:szCs w:val="24"/>
-        </w:rPr>
-        <w:t xml:space="preserve"> pode ser utilizado por pequenas empresas para controle simplificado de estoque, organização de produtos, acompanhamento de pedidos e gestão operacional básica.</w:t>
-      </w:r>
-    </w:p>
-    <w:p>
-      <w:pPr>
-        <w:pStyle w:val="TextoTCC"/>
-        <w:ind w:firstLine="709"/>
-        <w:rPr>
-          <w:rFonts w:cs="Arial"/>
-          <w:szCs w:val="24"/>
-        </w:rPr>
-      </w:pPr>
-      <w:r>
-        <w:rPr>
-          <w:rFonts w:cs="Arial"/>
-          <w:b/>
-          <w:bCs/>
-          <w:szCs w:val="24"/>
-        </w:rPr>
-        <w:t>Como funciona:</w:t>
-      </w:r>
-      <w:r>
-        <w:rPr>
-          <w:rFonts w:cs="Arial"/>
-          <w:szCs w:val="24"/>
-        </w:rPr>
-        <w:t xml:space="preserve"> O </w:t>
-      </w:r>
-      <w:proofErr w:type="spellStart"/>
-      <w:r>
-        <w:rPr>
-          <w:rFonts w:cs="Arial"/>
-          <w:szCs w:val="24"/>
-        </w:rPr>
-        <w:t>Notion</w:t>
-      </w:r>
-      <w:proofErr w:type="spellEnd"/>
-      <w:r>
-        <w:rPr>
-          <w:rFonts w:cs="Arial"/>
-          <w:szCs w:val="24"/>
-        </w:rPr>
-        <w:t xml:space="preserve"> funciona por meio de um ambiente </w:t>
-      </w:r>
-      <w:commentRangeStart w:id="54"/>
-      <w:r>
-        <w:rPr>
-          <w:rFonts w:cs="Arial"/>
-          <w:i/>
-          <w:iCs/>
-          <w:szCs w:val="24"/>
-        </w:rPr>
-        <w:t>online</w:t>
-      </w:r>
-      <w:commentRangeEnd w:id="54"/>
-      <w:r>
-        <w:rPr>
-          <w:rStyle w:val="Refdecomentrio"/>
-          <w:rFonts w:cs="Arial"/>
-          <w:sz w:val="24"/>
-          <w:szCs w:val="24"/>
-        </w:rPr>
-        <w:commentReference w:id="54"/>
-      </w:r>
-      <w:r>
-        <w:rPr>
-          <w:rFonts w:cs="Arial"/>
-          <w:szCs w:val="24"/>
-        </w:rPr>
-        <w:t xml:space="preserve"> personalizável, permitindo que os usuários criem tabelas e bancos de dados adaptados às necessidades da empresa. No contexto do controle de estoque, os usuários podem registrar manualmente produtos, quantidades, entradas, saídas e informações operacionais. A plataforma também permite compartilhamento de informações entre usuários, acesso remoto e organização visual dos dados empresariais, funcionando de maneira semelhante a um sistema de gerenciamento simplificado.</w:t>
-      </w:r>
-    </w:p>
-    <w:p>
-      <w:pPr>
-        <w:pStyle w:val="TextoTCC"/>
-        <w:ind w:firstLine="709"/>
-        <w:rPr>
-          <w:rFonts w:cs="Arial"/>
-          <w:szCs w:val="24"/>
-        </w:rPr>
-      </w:pPr>
-      <w:r>
-        <w:rPr>
-          <w:rFonts w:cs="Arial"/>
-          <w:b/>
-          <w:bCs/>
-          <w:szCs w:val="24"/>
-        </w:rPr>
-        <w:t>Por que empresas utilizam:</w:t>
-      </w:r>
-      <w:r>
-        <w:rPr>
-          <w:rFonts w:cs="Arial"/>
-          <w:szCs w:val="24"/>
-        </w:rPr>
-        <w:t xml:space="preserve"> Muitas pequenas empresas utilizam o </w:t>
-      </w:r>
-      <w:proofErr w:type="spellStart"/>
-      <w:r>
-        <w:rPr>
-          <w:rFonts w:cs="Arial"/>
-          <w:szCs w:val="24"/>
-        </w:rPr>
-        <w:t>Notion</w:t>
-      </w:r>
-      <w:proofErr w:type="spellEnd"/>
-      <w:r>
-        <w:rPr>
-          <w:rFonts w:cs="Arial"/>
-          <w:szCs w:val="24"/>
-        </w:rPr>
-        <w:t xml:space="preserve"> devido à sua flexibilidade, facilidade de personalização e simplicidade operacional. Além disso, a plataforma oferece uma interface visual moderna e intuitiva, permitindo organização rápida das informações sem necessidade de sistemas ERP mais </w:t>
-      </w:r>
-      <w:r>
-        <w:rPr>
-          <w:rFonts w:cs="Arial"/>
-          <w:szCs w:val="24"/>
-        </w:rPr>
-        <w:lastRenderedPageBreak/>
-        <w:t>complexos. Outro fator relevante é o baixo custo inicial e a possibilidade de adaptação da ferramenta para diferentes tipos de necessidades empresariais.</w:t>
-      </w:r>
-    </w:p>
-    <w:p>
-      <w:pPr>
-        <w:pStyle w:val="TextoTCC"/>
-        <w:ind w:firstLine="709"/>
-        <w:rPr>
-          <w:rFonts w:cs="Arial"/>
-          <w:szCs w:val="24"/>
-        </w:rPr>
-      </w:pPr>
-      <w:r>
-        <w:rPr>
-          <w:rFonts w:cs="Arial"/>
-          <w:b/>
-          <w:bCs/>
-          <w:szCs w:val="24"/>
-        </w:rPr>
-        <w:t>Vantagens:</w:t>
-      </w:r>
-      <w:r>
-        <w:rPr>
-          <w:rFonts w:cs="Arial"/>
-          <w:szCs w:val="24"/>
-        </w:rPr>
-        <w:t xml:space="preserve"> As principais vantagens identificadas no uso do </w:t>
-      </w:r>
-      <w:proofErr w:type="spellStart"/>
-      <w:r>
-        <w:rPr>
-          <w:rFonts w:cs="Arial"/>
-          <w:szCs w:val="24"/>
-        </w:rPr>
-        <w:t>Notion</w:t>
-      </w:r>
-      <w:proofErr w:type="spellEnd"/>
-      <w:r>
-        <w:rPr>
-          <w:rFonts w:cs="Arial"/>
-          <w:szCs w:val="24"/>
-        </w:rPr>
-        <w:t xml:space="preserve"> para controle operacional e estoque foram:</w:t>
-      </w:r>
-    </w:p>
-    <w:p>
-      <w:pPr>
-        <w:pStyle w:val="TextoTCC"/>
-        <w:ind w:firstLine="709"/>
-        <w:rPr>
-          <w:rFonts w:cs="Arial"/>
-          <w:szCs w:val="24"/>
-        </w:rPr>
-      </w:pPr>
-      <w:r>
-        <w:rPr>
-          <w:rFonts w:cs="Arial"/>
-          <w:szCs w:val="24"/>
-        </w:rPr>
-        <w:t>•</w:t>
-      </w:r>
-      <w:r>
-        <w:rPr>
-          <w:rFonts w:cs="Arial"/>
-          <w:szCs w:val="24"/>
-        </w:rPr>
-        <w:tab/>
-        <w:t>interface intuitiva;</w:t>
-      </w:r>
-    </w:p>
-    <w:p>
-      <w:pPr>
-        <w:pStyle w:val="TextoTCC"/>
-        <w:ind w:firstLine="709"/>
-        <w:rPr>
-          <w:rFonts w:cs="Arial"/>
-          <w:szCs w:val="24"/>
-        </w:rPr>
-      </w:pPr>
-      <w:r>
-        <w:rPr>
-          <w:rFonts w:cs="Arial"/>
-          <w:szCs w:val="24"/>
-        </w:rPr>
-        <w:t>•</w:t>
-      </w:r>
-      <w:r>
-        <w:rPr>
-          <w:rFonts w:cs="Arial"/>
-          <w:szCs w:val="24"/>
-        </w:rPr>
-        <w:tab/>
-        <w:t>organização visual das informações;</w:t>
-      </w:r>
-    </w:p>
-    <w:p>
-      <w:pPr>
-        <w:pStyle w:val="TextoTCC"/>
-        <w:ind w:firstLine="709"/>
-        <w:rPr>
-          <w:rFonts w:cs="Arial"/>
-          <w:szCs w:val="24"/>
-        </w:rPr>
-      </w:pPr>
-      <w:r>
-        <w:rPr>
-          <w:rFonts w:cs="Arial"/>
-          <w:szCs w:val="24"/>
-        </w:rPr>
-        <w:t>•</w:t>
-      </w:r>
-      <w:r>
-        <w:rPr>
-          <w:rFonts w:cs="Arial"/>
-          <w:szCs w:val="24"/>
-        </w:rPr>
-        <w:tab/>
-        <w:t xml:space="preserve">acesso </w:t>
-      </w:r>
-      <w:commentRangeStart w:id="55"/>
-      <w:r>
-        <w:rPr>
-          <w:rFonts w:cs="Arial"/>
-          <w:i/>
-          <w:iCs/>
-          <w:szCs w:val="24"/>
-        </w:rPr>
-        <w:t>online</w:t>
-      </w:r>
-      <w:commentRangeEnd w:id="55"/>
-      <w:r>
-        <w:rPr>
-          <w:rStyle w:val="Refdecomentrio"/>
-          <w:rFonts w:cs="Arial"/>
-          <w:sz w:val="24"/>
-          <w:szCs w:val="24"/>
-        </w:rPr>
-        <w:commentReference w:id="55"/>
-      </w:r>
-      <w:r>
-        <w:rPr>
-          <w:rFonts w:cs="Arial"/>
-          <w:szCs w:val="24"/>
-        </w:rPr>
-        <w:t>;</w:t>
-      </w:r>
-    </w:p>
-    <w:p>
-      <w:pPr>
-        <w:pStyle w:val="TextoTCC"/>
-        <w:ind w:firstLine="709"/>
-        <w:rPr>
-          <w:rFonts w:cs="Arial"/>
-          <w:szCs w:val="24"/>
-        </w:rPr>
-      </w:pPr>
-      <w:r>
-        <w:rPr>
-          <w:rFonts w:cs="Arial"/>
-          <w:szCs w:val="24"/>
-        </w:rPr>
-        <w:t>•</w:t>
-      </w:r>
-      <w:r>
-        <w:rPr>
-          <w:rFonts w:cs="Arial"/>
-          <w:szCs w:val="24"/>
-        </w:rPr>
-        <w:tab/>
-        <w:t>compartilhamento entre usuários;</w:t>
-      </w:r>
-    </w:p>
-    <w:p>
-      <w:pPr>
-        <w:pStyle w:val="TextoTCC"/>
-        <w:ind w:firstLine="709"/>
-        <w:rPr>
-          <w:rFonts w:cs="Arial"/>
-          <w:szCs w:val="24"/>
-        </w:rPr>
-      </w:pPr>
-      <w:r>
-        <w:rPr>
-          <w:rFonts w:cs="Arial"/>
-          <w:szCs w:val="24"/>
-        </w:rPr>
-        <w:t>•</w:t>
-      </w:r>
-      <w:r>
-        <w:rPr>
-          <w:rFonts w:cs="Arial"/>
-          <w:szCs w:val="24"/>
-        </w:rPr>
-        <w:tab/>
-        <w:t>personalização de tabelas e bancos de dados;</w:t>
-      </w:r>
-    </w:p>
-    <w:p>
-      <w:pPr>
-        <w:pStyle w:val="TextoTCC"/>
-        <w:ind w:firstLine="709"/>
-        <w:rPr>
-          <w:rFonts w:cs="Arial"/>
-          <w:szCs w:val="24"/>
-        </w:rPr>
-      </w:pPr>
-      <w:r>
-        <w:rPr>
-          <w:rFonts w:cs="Arial"/>
-          <w:szCs w:val="24"/>
-        </w:rPr>
-        <w:t>•</w:t>
-      </w:r>
-      <w:r>
-        <w:rPr>
-          <w:rFonts w:cs="Arial"/>
-          <w:szCs w:val="24"/>
-        </w:rPr>
-        <w:tab/>
-        <w:t>facilidade de utilização;</w:t>
-      </w:r>
-    </w:p>
-    <w:p>
-      <w:pPr>
-        <w:pStyle w:val="TextoTCC"/>
-        <w:ind w:firstLine="709"/>
-        <w:rPr>
-          <w:rFonts w:cs="Arial"/>
-          <w:szCs w:val="24"/>
-        </w:rPr>
-      </w:pPr>
-      <w:r>
-        <w:rPr>
-          <w:rFonts w:cs="Arial"/>
-          <w:szCs w:val="24"/>
-        </w:rPr>
-        <w:t>•</w:t>
-      </w:r>
-      <w:r>
-        <w:rPr>
-          <w:rFonts w:cs="Arial"/>
-          <w:szCs w:val="24"/>
-        </w:rPr>
-        <w:tab/>
-        <w:t>armazenamento em nuvem;</w:t>
-      </w:r>
-    </w:p>
-    <w:p>
-      <w:pPr>
-        <w:pStyle w:val="TextoTCC"/>
-        <w:ind w:firstLine="709"/>
-        <w:rPr>
-          <w:rFonts w:cs="Arial"/>
-          <w:szCs w:val="24"/>
-        </w:rPr>
-      </w:pPr>
-      <w:r>
-        <w:rPr>
-          <w:rFonts w:cs="Arial"/>
-          <w:szCs w:val="24"/>
-        </w:rPr>
-        <w:t>•</w:t>
-      </w:r>
-      <w:r>
-        <w:rPr>
-          <w:rFonts w:cs="Arial"/>
-          <w:szCs w:val="24"/>
-        </w:rPr>
-        <w:tab/>
-        <w:t>flexibilidade operacional;</w:t>
-      </w:r>
-    </w:p>
-    <w:p>
-      <w:pPr>
-        <w:pStyle w:val="TextoTCC"/>
-        <w:ind w:firstLine="709"/>
-        <w:rPr>
-          <w:rFonts w:cs="Arial"/>
-          <w:szCs w:val="24"/>
-        </w:rPr>
-      </w:pPr>
-      <w:r>
-        <w:rPr>
-          <w:rFonts w:cs="Arial"/>
-          <w:szCs w:val="24"/>
-        </w:rPr>
-        <w:t>•</w:t>
-      </w:r>
-      <w:r>
-        <w:rPr>
-          <w:rFonts w:cs="Arial"/>
-          <w:szCs w:val="24"/>
-        </w:rPr>
-        <w:tab/>
-        <w:t>baixo custo inicial.</w:t>
-      </w:r>
-    </w:p>
-    <w:p>
-      <w:pPr>
-        <w:pStyle w:val="TextoTCC"/>
-        <w:ind w:firstLine="709"/>
-        <w:rPr>
-          <w:rFonts w:cs="Arial"/>
-          <w:szCs w:val="24"/>
-        </w:rPr>
-      </w:pPr>
-    </w:p>
-    <w:p>
-      <w:pPr>
-        <w:pStyle w:val="TextoTCC"/>
-        <w:ind w:firstLine="709"/>
-        <w:rPr>
-          <w:rFonts w:cs="Arial"/>
-          <w:szCs w:val="24"/>
-        </w:rPr>
-      </w:pPr>
-      <w:r>
-        <w:rPr>
-          <w:rFonts w:cs="Arial"/>
-          <w:b/>
-          <w:bCs/>
-          <w:szCs w:val="24"/>
-        </w:rPr>
-        <w:t>Desvantagens:</w:t>
-      </w:r>
-      <w:r>
-        <w:rPr>
-          <w:rFonts w:cs="Arial"/>
-          <w:szCs w:val="24"/>
-        </w:rPr>
-        <w:t xml:space="preserve"> Apesar das vantagens, foram </w:t>
-      </w:r>
-      <w:proofErr w:type="gramStart"/>
-      <w:r>
-        <w:rPr>
-          <w:rFonts w:cs="Arial"/>
-          <w:szCs w:val="24"/>
-        </w:rPr>
-        <w:t>identificadas</w:t>
-      </w:r>
-      <w:proofErr w:type="gramEnd"/>
-      <w:r>
-        <w:rPr>
-          <w:rFonts w:cs="Arial"/>
-          <w:szCs w:val="24"/>
-        </w:rPr>
-        <w:t xml:space="preserve"> importantes limitações no uso do </w:t>
-      </w:r>
-      <w:proofErr w:type="spellStart"/>
-      <w:r>
-        <w:rPr>
-          <w:rFonts w:cs="Arial"/>
-          <w:szCs w:val="24"/>
-        </w:rPr>
-        <w:t>Notion</w:t>
-      </w:r>
-      <w:proofErr w:type="spellEnd"/>
-      <w:r>
-        <w:rPr>
-          <w:rFonts w:cs="Arial"/>
-          <w:szCs w:val="24"/>
-        </w:rPr>
-        <w:t xml:space="preserve"> como ferramenta de controle de estoque:</w:t>
-      </w:r>
-    </w:p>
-    <w:p>
-      <w:pPr>
-        <w:pStyle w:val="TextoTCC"/>
-        <w:ind w:firstLine="709"/>
-        <w:rPr>
-          <w:rFonts w:cs="Arial"/>
-          <w:szCs w:val="24"/>
-        </w:rPr>
-      </w:pPr>
-      <w:r>
-        <w:rPr>
-          <w:rFonts w:cs="Arial"/>
-          <w:szCs w:val="24"/>
-        </w:rPr>
-        <w:t>•</w:t>
-      </w:r>
-      <w:r>
-        <w:rPr>
-          <w:rFonts w:cs="Arial"/>
-          <w:szCs w:val="24"/>
-        </w:rPr>
-        <w:tab/>
-        <w:t>ausência de funcionalidades específicas de ERP;</w:t>
-      </w:r>
-    </w:p>
-    <w:p>
-      <w:pPr>
-        <w:pStyle w:val="TextoTCC"/>
-        <w:ind w:firstLine="709"/>
-        <w:rPr>
-          <w:rFonts w:cs="Arial"/>
-          <w:szCs w:val="24"/>
-        </w:rPr>
-      </w:pPr>
-      <w:r>
-        <w:rPr>
-          <w:rFonts w:cs="Arial"/>
-          <w:szCs w:val="24"/>
-        </w:rPr>
-        <w:t>•</w:t>
-      </w:r>
-      <w:r>
-        <w:rPr>
-          <w:rFonts w:cs="Arial"/>
-          <w:szCs w:val="24"/>
-        </w:rPr>
-        <w:tab/>
-        <w:t>atualização manual de informações;</w:t>
-      </w:r>
-    </w:p>
-    <w:p>
-      <w:pPr>
-        <w:pStyle w:val="TextoTCC"/>
-        <w:ind w:firstLine="709"/>
-        <w:rPr>
-          <w:rFonts w:cs="Arial"/>
-          <w:szCs w:val="24"/>
-        </w:rPr>
-      </w:pPr>
-      <w:r>
-        <w:rPr>
-          <w:rFonts w:cs="Arial"/>
-          <w:szCs w:val="24"/>
-        </w:rPr>
-        <w:t>•</w:t>
-      </w:r>
-      <w:r>
-        <w:rPr>
-          <w:rFonts w:cs="Arial"/>
-          <w:szCs w:val="24"/>
-        </w:rPr>
-        <w:tab/>
-        <w:t>falta de automação avançada;</w:t>
-      </w:r>
-    </w:p>
-    <w:p>
-      <w:pPr>
-        <w:pStyle w:val="TextoTCC"/>
-        <w:ind w:firstLine="709"/>
-        <w:rPr>
-          <w:rFonts w:cs="Arial"/>
-          <w:szCs w:val="24"/>
-        </w:rPr>
-      </w:pPr>
-      <w:r>
-        <w:rPr>
-          <w:rFonts w:cs="Arial"/>
-          <w:szCs w:val="24"/>
-        </w:rPr>
-        <w:t>•</w:t>
-      </w:r>
-      <w:r>
-        <w:rPr>
-          <w:rFonts w:cs="Arial"/>
-          <w:szCs w:val="24"/>
-        </w:rPr>
-        <w:tab/>
-        <w:t>ausência de integração fiscal;</w:t>
-      </w:r>
-    </w:p>
-    <w:p>
-      <w:pPr>
-        <w:pStyle w:val="TextoTCC"/>
-        <w:ind w:firstLine="709"/>
-        <w:rPr>
-          <w:rFonts w:cs="Arial"/>
-          <w:szCs w:val="24"/>
-        </w:rPr>
-      </w:pPr>
-      <w:r>
-        <w:rPr>
-          <w:rFonts w:cs="Arial"/>
-          <w:szCs w:val="24"/>
-        </w:rPr>
-        <w:t>•</w:t>
-      </w:r>
-      <w:r>
-        <w:rPr>
-          <w:rFonts w:cs="Arial"/>
-          <w:szCs w:val="24"/>
-        </w:rPr>
-        <w:tab/>
-        <w:t>limitação no controle operacional em empresas maiores;</w:t>
-      </w:r>
-    </w:p>
-    <w:p>
-      <w:pPr>
-        <w:pStyle w:val="TextoTCC"/>
         <w:ind w:firstLine="709"/>
         <w:rPr>
           <w:rFonts w:cs="Arial"/>
@@ -28774,6 +29014,7 @@
     <w:p>
       <w:pPr>
         <w:pStyle w:val="TextoTCC"/>
+        <w:spacing w:after="120" w:line="360" w:lineRule="auto"/>
         <w:ind w:firstLine="709"/>
         <w:rPr>
           <w:rFonts w:cs="Arial"/>
@@ -28799,6 +29040,7 @@
     <w:p>
       <w:pPr>
         <w:pStyle w:val="TextoTCC"/>
+        <w:spacing w:after="120" w:line="360" w:lineRule="auto"/>
         <w:ind w:firstLine="709"/>
         <w:rPr>
           <w:rFonts w:cs="Arial"/>
@@ -28824,6 +29066,7 @@
     <w:p>
       <w:pPr>
         <w:pStyle w:val="TextoTCC"/>
+        <w:spacing w:after="120" w:line="360" w:lineRule="auto"/>
         <w:ind w:firstLine="709"/>
         <w:rPr>
           <w:rFonts w:cs="Arial"/>
@@ -28841,6 +29084,7 @@
     <w:p>
       <w:pPr>
         <w:pStyle w:val="TextoTCC"/>
+        <w:spacing w:after="120" w:line="360" w:lineRule="auto"/>
         <w:ind w:firstLine="709"/>
         <w:rPr>
           <w:rFonts w:cs="Arial"/>
@@ -28883,6 +29127,7 @@
     <w:p>
       <w:pPr>
         <w:pStyle w:val="TextoTCC"/>
+        <w:spacing w:after="120" w:line="360" w:lineRule="auto"/>
         <w:ind w:firstLine="709"/>
         <w:rPr>
           <w:rFonts w:cs="Arial"/>
@@ -28908,6 +29153,7 @@
     <w:p>
       <w:pPr>
         <w:pStyle w:val="TextoTCC"/>
+        <w:spacing w:after="120" w:line="360" w:lineRule="auto"/>
         <w:ind w:firstLine="709"/>
         <w:rPr>
           <w:rFonts w:cs="Arial"/>
@@ -28933,6 +29179,7 @@
     <w:p>
       <w:pPr>
         <w:pStyle w:val="TextoTCC"/>
+        <w:spacing w:after="120" w:line="360" w:lineRule="auto"/>
         <w:ind w:firstLine="709"/>
         <w:rPr>
           <w:rFonts w:cs="Arial"/>
@@ -28958,17 +29205,19 @@
     <w:p>
       <w:pPr>
         <w:pStyle w:val="TextoTCC"/>
-        <w:ind w:firstLine="709"/>
-        <w:rPr>
-          <w:rFonts w:cs="Arial"/>
-          <w:szCs w:val="24"/>
-        </w:rPr>
-      </w:pPr>
-      <w:r>
-        <w:rPr>
-          <w:rFonts w:cs="Arial"/>
-          <w:szCs w:val="24"/>
-        </w:rPr>
+        <w:spacing w:after="120" w:line="360" w:lineRule="auto"/>
+        <w:ind w:firstLine="709"/>
+        <w:rPr>
+          <w:rFonts w:cs="Arial"/>
+          <w:szCs w:val="24"/>
+        </w:rPr>
+      </w:pPr>
+      <w:r>
+        <w:rPr>
+          <w:rFonts w:cs="Arial"/>
+          <w:szCs w:val="24"/>
+        </w:rPr>
+        <w:lastRenderedPageBreak/>
         <w:t>•</w:t>
       </w:r>
       <w:r>
@@ -28983,6 +29232,587 @@
     <w:p>
       <w:pPr>
         <w:pStyle w:val="TextoTCC"/>
+        <w:spacing w:after="120" w:line="360" w:lineRule="auto"/>
+        <w:ind w:firstLine="709"/>
+        <w:rPr>
+          <w:rFonts w:cs="Arial"/>
+          <w:szCs w:val="24"/>
+        </w:rPr>
+      </w:pPr>
+      <w:r>
+        <w:rPr>
+          <w:rFonts w:cs="Arial"/>
+          <w:szCs w:val="24"/>
+        </w:rPr>
+        <w:t>•</w:t>
+      </w:r>
+      <w:r>
+        <w:rPr>
+          <w:rFonts w:cs="Arial"/>
+          <w:szCs w:val="24"/>
+        </w:rPr>
+        <w:tab/>
+        <w:t>dependência de alimentação manual das informações;</w:t>
+      </w:r>
+    </w:p>
+    <w:p>
+      <w:pPr>
+        <w:pStyle w:val="TextoTCC"/>
+        <w:spacing w:after="120" w:line="360" w:lineRule="auto"/>
+        <w:ind w:firstLine="709"/>
+        <w:rPr>
+          <w:rFonts w:cs="Arial"/>
+          <w:szCs w:val="24"/>
+        </w:rPr>
+      </w:pPr>
+      <w:r>
+        <w:rPr>
+          <w:rFonts w:cs="Arial"/>
+          <w:szCs w:val="24"/>
+        </w:rPr>
+        <w:t>•</w:t>
+      </w:r>
+      <w:r>
+        <w:rPr>
+          <w:rFonts w:cs="Arial"/>
+          <w:szCs w:val="24"/>
+        </w:rPr>
+        <w:tab/>
+        <w:t>dificuldade de auditoria operacional;</w:t>
+      </w:r>
+    </w:p>
+    <w:p>
+      <w:pPr>
+        <w:pStyle w:val="TextoTCC"/>
+        <w:spacing w:after="120" w:line="360" w:lineRule="auto"/>
+        <w:ind w:firstLine="709"/>
+        <w:rPr>
+          <w:rFonts w:cs="Arial"/>
+          <w:szCs w:val="24"/>
+        </w:rPr>
+      </w:pPr>
+      <w:r>
+        <w:rPr>
+          <w:rFonts w:cs="Arial"/>
+          <w:szCs w:val="24"/>
+        </w:rPr>
+        <w:t>•</w:t>
+      </w:r>
+      <w:r>
+        <w:rPr>
+          <w:rFonts w:cs="Arial"/>
+          <w:szCs w:val="24"/>
+        </w:rPr>
+        <w:tab/>
+        <w:t>riscos de desorganização em grandes volumes de dados.</w:t>
+      </w:r>
+    </w:p>
+    <w:p>
+      <w:pPr>
+        <w:pStyle w:val="TextoTCC"/>
+        <w:spacing w:after="120" w:line="360" w:lineRule="auto"/>
+        <w:ind w:firstLine="709"/>
+        <w:rPr>
+          <w:rFonts w:cs="Arial"/>
+          <w:szCs w:val="24"/>
+        </w:rPr>
+      </w:pPr>
+      <w:r>
+        <w:rPr>
+          <w:rFonts w:cs="Arial"/>
+          <w:szCs w:val="24"/>
+        </w:rPr>
+        <w:t>Esses fatores podem comprometer a confiabilidade das informações empresariais.</w:t>
+      </w:r>
+    </w:p>
+    <w:p>
+      <w:pPr>
+        <w:pStyle w:val="TextoTCC"/>
+        <w:spacing w:after="120" w:line="360" w:lineRule="auto"/>
+        <w:ind w:firstLine="709"/>
+        <w:rPr>
+          <w:rFonts w:cs="Arial"/>
+          <w:szCs w:val="24"/>
+        </w:rPr>
+      </w:pPr>
+      <w:r>
+        <w:rPr>
+          <w:rFonts w:cs="Arial"/>
+          <w:b/>
+          <w:bCs/>
+          <w:szCs w:val="24"/>
+        </w:rPr>
+        <w:t>Barreiras para migração</w:t>
+      </w:r>
+      <w:r>
+        <w:rPr>
+          <w:rFonts w:cs="Arial"/>
+          <w:szCs w:val="24"/>
+        </w:rPr>
+        <w:t xml:space="preserve">: Mesmo apresentando limitações operacionais, muitas empresas continuam utilizando o </w:t>
+      </w:r>
+      <w:proofErr w:type="spellStart"/>
+      <w:r>
+        <w:rPr>
+          <w:rFonts w:cs="Arial"/>
+          <w:szCs w:val="24"/>
+        </w:rPr>
+        <w:t>Notion</w:t>
+      </w:r>
+      <w:proofErr w:type="spellEnd"/>
+      <w:r>
+        <w:rPr>
+          <w:rFonts w:cs="Arial"/>
+          <w:szCs w:val="24"/>
+        </w:rPr>
+        <w:t xml:space="preserve"> devido a fatores como:</w:t>
+      </w:r>
+    </w:p>
+    <w:p>
+      <w:pPr>
+        <w:pStyle w:val="TextoTCC"/>
+        <w:spacing w:after="120" w:line="360" w:lineRule="auto"/>
+        <w:ind w:firstLine="709"/>
+        <w:rPr>
+          <w:rFonts w:cs="Arial"/>
+          <w:szCs w:val="24"/>
+        </w:rPr>
+      </w:pPr>
+      <w:r>
+        <w:rPr>
+          <w:rFonts w:cs="Arial"/>
+          <w:szCs w:val="24"/>
+        </w:rPr>
+        <w:t>•</w:t>
+      </w:r>
+      <w:r>
+        <w:rPr>
+          <w:rFonts w:cs="Arial"/>
+          <w:szCs w:val="24"/>
+        </w:rPr>
+        <w:tab/>
+        <w:t>simplicidade operacional;</w:t>
+      </w:r>
+    </w:p>
+    <w:p>
+      <w:pPr>
+        <w:pStyle w:val="TextoTCC"/>
+        <w:spacing w:after="120" w:line="360" w:lineRule="auto"/>
+        <w:ind w:firstLine="709"/>
+        <w:rPr>
+          <w:rFonts w:cs="Arial"/>
+          <w:szCs w:val="24"/>
+        </w:rPr>
+      </w:pPr>
+      <w:r>
+        <w:rPr>
+          <w:rFonts w:cs="Arial"/>
+          <w:szCs w:val="24"/>
+        </w:rPr>
+        <w:t>•</w:t>
+      </w:r>
+      <w:r>
+        <w:rPr>
+          <w:rFonts w:cs="Arial"/>
+          <w:szCs w:val="24"/>
+        </w:rPr>
+        <w:tab/>
+        <w:t>facilidade de adaptação;</w:t>
+      </w:r>
+    </w:p>
+    <w:p>
+      <w:pPr>
+        <w:pStyle w:val="TextoTCC"/>
+        <w:spacing w:after="120" w:line="360" w:lineRule="auto"/>
+        <w:ind w:firstLine="709"/>
+        <w:rPr>
+          <w:rFonts w:cs="Arial"/>
+          <w:szCs w:val="24"/>
+        </w:rPr>
+      </w:pPr>
+      <w:r>
+        <w:rPr>
+          <w:rFonts w:cs="Arial"/>
+          <w:szCs w:val="24"/>
+        </w:rPr>
+        <w:t>•</w:t>
+      </w:r>
+      <w:r>
+        <w:rPr>
+          <w:rFonts w:cs="Arial"/>
+          <w:szCs w:val="24"/>
+        </w:rPr>
+        <w:tab/>
+        <w:t>interface moderna;</w:t>
+      </w:r>
+    </w:p>
+    <w:p>
+      <w:pPr>
+        <w:pStyle w:val="TextoTCC"/>
+        <w:spacing w:after="120" w:line="360" w:lineRule="auto"/>
+        <w:ind w:firstLine="709"/>
+        <w:rPr>
+          <w:rFonts w:cs="Arial"/>
+          <w:szCs w:val="24"/>
+        </w:rPr>
+      </w:pPr>
+      <w:r>
+        <w:rPr>
+          <w:rFonts w:cs="Arial"/>
+          <w:szCs w:val="24"/>
+        </w:rPr>
+        <w:t>•</w:t>
+      </w:r>
+      <w:r>
+        <w:rPr>
+          <w:rFonts w:cs="Arial"/>
+          <w:szCs w:val="24"/>
+        </w:rPr>
+        <w:tab/>
+        <w:t>baixo custo;</w:t>
+      </w:r>
+    </w:p>
+    <w:p>
+      <w:pPr>
+        <w:pStyle w:val="TextoTCC"/>
+        <w:spacing w:after="120" w:line="360" w:lineRule="auto"/>
+        <w:ind w:firstLine="709"/>
+        <w:rPr>
+          <w:rFonts w:cs="Arial"/>
+          <w:szCs w:val="24"/>
+        </w:rPr>
+      </w:pPr>
+      <w:r>
+        <w:rPr>
+          <w:rFonts w:cs="Arial"/>
+          <w:szCs w:val="24"/>
+        </w:rPr>
+        <w:t>•</w:t>
+      </w:r>
+      <w:r>
+        <w:rPr>
+          <w:rFonts w:cs="Arial"/>
+          <w:szCs w:val="24"/>
+        </w:rPr>
+        <w:tab/>
+        <w:t>flexibilidade de utilização;</w:t>
+      </w:r>
+    </w:p>
+    <w:p>
+      <w:pPr>
+        <w:pStyle w:val="TextoTCC"/>
+        <w:spacing w:after="120" w:line="360" w:lineRule="auto"/>
+        <w:ind w:firstLine="709"/>
+        <w:rPr>
+          <w:rFonts w:cs="Arial"/>
+          <w:szCs w:val="24"/>
+        </w:rPr>
+      </w:pPr>
+      <w:r>
+        <w:rPr>
+          <w:rFonts w:cs="Arial"/>
+          <w:szCs w:val="24"/>
+        </w:rPr>
+        <w:t>•</w:t>
+      </w:r>
+      <w:r>
+        <w:rPr>
+          <w:rFonts w:cs="Arial"/>
+          <w:szCs w:val="24"/>
+        </w:rPr>
+        <w:tab/>
+        <w:t>resistência à adoção de sistemas ERP mais complexos;</w:t>
+      </w:r>
+    </w:p>
+    <w:p>
+      <w:pPr>
+        <w:pStyle w:val="TextoTCC"/>
+        <w:spacing w:after="120" w:line="360" w:lineRule="auto"/>
+        <w:ind w:firstLine="709"/>
+        <w:rPr>
+          <w:rFonts w:cs="Arial"/>
+          <w:szCs w:val="24"/>
+        </w:rPr>
+      </w:pPr>
+      <w:r>
+        <w:rPr>
+          <w:rFonts w:cs="Arial"/>
+          <w:szCs w:val="24"/>
+        </w:rPr>
+        <w:t>•</w:t>
+      </w:r>
+      <w:r>
+        <w:rPr>
+          <w:rFonts w:cs="Arial"/>
+          <w:szCs w:val="24"/>
+        </w:rPr>
+        <w:tab/>
+        <w:t>receio de custos de implantação e treinamento.</w:t>
+      </w:r>
+    </w:p>
+    <w:p>
+      <w:pPr>
+        <w:pStyle w:val="TextoTCC"/>
+        <w:spacing w:after="120" w:line="360" w:lineRule="auto"/>
+        <w:ind w:firstLine="709"/>
+        <w:rPr>
+          <w:rFonts w:cs="Arial"/>
+          <w:szCs w:val="24"/>
+        </w:rPr>
+      </w:pPr>
+      <w:r>
+        <w:rPr>
+          <w:rFonts w:cs="Arial"/>
+          <w:szCs w:val="24"/>
+        </w:rPr>
+        <w:t>Esses fatores demonstram que muitas pequenas empresas priorizam ferramentas simples, intuitivas e fáceis de adaptar às suas rotinas operacionais.</w:t>
+      </w:r>
+    </w:p>
+    <w:p>
+      <w:pPr>
+        <w:pStyle w:val="TextoTCC"/>
+        <w:spacing w:after="120" w:line="360" w:lineRule="auto"/>
+        <w:ind w:firstLine="709"/>
+        <w:rPr>
+          <w:rFonts w:cs="Arial"/>
+          <w:szCs w:val="24"/>
+        </w:rPr>
+      </w:pPr>
+      <w:r>
+        <w:rPr>
+          <w:rFonts w:cs="Arial"/>
+          <w:b/>
+          <w:bCs/>
+          <w:szCs w:val="24"/>
+        </w:rPr>
+        <w:t>Oportunidades para o sistema proposto:</w:t>
+      </w:r>
+      <w:r>
+        <w:rPr>
+          <w:rFonts w:cs="Arial"/>
+          <w:szCs w:val="24"/>
+        </w:rPr>
+        <w:t xml:space="preserve"> A análise do </w:t>
+      </w:r>
+      <w:proofErr w:type="spellStart"/>
+      <w:r>
+        <w:rPr>
+          <w:rFonts w:cs="Arial"/>
+          <w:szCs w:val="24"/>
+        </w:rPr>
+        <w:t>Notion</w:t>
+      </w:r>
+      <w:proofErr w:type="spellEnd"/>
+      <w:r>
+        <w:rPr>
+          <w:rFonts w:cs="Arial"/>
+          <w:szCs w:val="24"/>
+        </w:rPr>
+        <w:t xml:space="preserve"> permitiu identificar oportunidades importantes para o desenvolvimento do sistema proposto neste projeto. Enquanto o </w:t>
+      </w:r>
+      <w:proofErr w:type="spellStart"/>
+      <w:r>
+        <w:rPr>
+          <w:rFonts w:cs="Arial"/>
+          <w:szCs w:val="24"/>
+        </w:rPr>
+        <w:t>Notion</w:t>
+      </w:r>
+      <w:proofErr w:type="spellEnd"/>
+      <w:r>
+        <w:rPr>
+          <w:rFonts w:cs="Arial"/>
+          <w:szCs w:val="24"/>
+        </w:rPr>
+        <w:t xml:space="preserve"> oferece organização visual e simplicidade operacional, o sistema proposto poderá agregar:</w:t>
+      </w:r>
+    </w:p>
+    <w:p>
+      <w:pPr>
+        <w:pStyle w:val="TextoTCC"/>
+        <w:spacing w:after="120" w:line="360" w:lineRule="auto"/>
+        <w:ind w:firstLine="709"/>
+        <w:rPr>
+          <w:rFonts w:cs="Arial"/>
+          <w:szCs w:val="24"/>
+        </w:rPr>
+      </w:pPr>
+      <w:r>
+        <w:rPr>
+          <w:rFonts w:cs="Arial"/>
+          <w:szCs w:val="24"/>
+        </w:rPr>
+        <w:t>•</w:t>
+      </w:r>
+      <w:r>
+        <w:rPr>
+          <w:rFonts w:cs="Arial"/>
+          <w:szCs w:val="24"/>
+        </w:rPr>
+        <w:tab/>
+        <w:t>automação de estoque;</w:t>
+      </w:r>
+    </w:p>
+    <w:p>
+      <w:pPr>
+        <w:pStyle w:val="TextoTCC"/>
+        <w:spacing w:after="120" w:line="360" w:lineRule="auto"/>
+        <w:ind w:firstLine="709"/>
+        <w:rPr>
+          <w:rFonts w:cs="Arial"/>
+          <w:szCs w:val="24"/>
+        </w:rPr>
+      </w:pPr>
+      <w:r>
+        <w:rPr>
+          <w:rFonts w:cs="Arial"/>
+          <w:szCs w:val="24"/>
+        </w:rPr>
+        <w:t>•</w:t>
+      </w:r>
+      <w:r>
+        <w:rPr>
+          <w:rFonts w:cs="Arial"/>
+          <w:szCs w:val="24"/>
+        </w:rPr>
+        <w:tab/>
+        <w:t>atualização em tempo real;</w:t>
+      </w:r>
+    </w:p>
+    <w:p>
+      <w:pPr>
+        <w:pStyle w:val="TextoTCC"/>
+        <w:spacing w:after="120" w:line="360" w:lineRule="auto"/>
+        <w:ind w:firstLine="709"/>
+        <w:rPr>
+          <w:rFonts w:cs="Arial"/>
+          <w:szCs w:val="24"/>
+        </w:rPr>
+      </w:pPr>
+      <w:r>
+        <w:rPr>
+          <w:rFonts w:cs="Arial"/>
+          <w:szCs w:val="24"/>
+        </w:rPr>
+        <w:t>•</w:t>
+      </w:r>
+      <w:r>
+        <w:rPr>
+          <w:rFonts w:cs="Arial"/>
+          <w:szCs w:val="24"/>
+        </w:rPr>
+        <w:tab/>
+        <w:t>maior segurança das informações;</w:t>
+      </w:r>
+    </w:p>
+    <w:p>
+      <w:pPr>
+        <w:pStyle w:val="TextoTCC"/>
+        <w:spacing w:after="120" w:line="360" w:lineRule="auto"/>
+        <w:ind w:firstLine="709"/>
+        <w:rPr>
+          <w:rFonts w:cs="Arial"/>
+          <w:szCs w:val="24"/>
+        </w:rPr>
+      </w:pPr>
+      <w:r>
+        <w:rPr>
+          <w:rFonts w:cs="Arial"/>
+          <w:szCs w:val="24"/>
+        </w:rPr>
+        <w:t>•</w:t>
+      </w:r>
+      <w:r>
+        <w:rPr>
+          <w:rFonts w:cs="Arial"/>
+          <w:szCs w:val="24"/>
+        </w:rPr>
+        <w:tab/>
+        <w:t>relatórios automatizados;</w:t>
+      </w:r>
+    </w:p>
+    <w:p>
+      <w:pPr>
+        <w:pStyle w:val="TextoTCC"/>
+        <w:spacing w:after="120" w:line="360" w:lineRule="auto"/>
+        <w:ind w:firstLine="709"/>
+        <w:rPr>
+          <w:rFonts w:cs="Arial"/>
+          <w:szCs w:val="24"/>
+        </w:rPr>
+      </w:pPr>
+      <w:r>
+        <w:rPr>
+          <w:rFonts w:cs="Arial"/>
+          <w:szCs w:val="24"/>
+        </w:rPr>
+        <w:t>•</w:t>
+      </w:r>
+      <w:r>
+        <w:rPr>
+          <w:rFonts w:cs="Arial"/>
+          <w:szCs w:val="24"/>
+        </w:rPr>
+        <w:tab/>
+        <w:t>controle específico de produtos;</w:t>
+      </w:r>
+    </w:p>
+    <w:p>
+      <w:pPr>
+        <w:pStyle w:val="TextoTCC"/>
+        <w:spacing w:after="120" w:line="360" w:lineRule="auto"/>
+        <w:ind w:firstLine="709"/>
+        <w:rPr>
+          <w:rFonts w:cs="Arial"/>
+          <w:szCs w:val="24"/>
+        </w:rPr>
+      </w:pPr>
+      <w:r>
+        <w:rPr>
+          <w:rFonts w:cs="Arial"/>
+          <w:szCs w:val="24"/>
+        </w:rPr>
+        <w:t>•</w:t>
+      </w:r>
+      <w:r>
+        <w:rPr>
+          <w:rFonts w:cs="Arial"/>
+          <w:szCs w:val="24"/>
+        </w:rPr>
+        <w:tab/>
+        <w:t>redução de erros manuais;</w:t>
+      </w:r>
+    </w:p>
+    <w:p>
+      <w:pPr>
+        <w:pStyle w:val="TextoTCC"/>
+        <w:spacing w:after="120" w:line="360" w:lineRule="auto"/>
+        <w:ind w:firstLine="709"/>
+        <w:rPr>
+          <w:rFonts w:cs="Arial"/>
+          <w:szCs w:val="24"/>
+        </w:rPr>
+      </w:pPr>
+      <w:r>
+        <w:rPr>
+          <w:rFonts w:cs="Arial"/>
+          <w:szCs w:val="24"/>
+        </w:rPr>
+        <w:t>•</w:t>
+      </w:r>
+      <w:r>
+        <w:rPr>
+          <w:rFonts w:cs="Arial"/>
+          <w:szCs w:val="24"/>
+        </w:rPr>
+        <w:tab/>
+        <w:t>funcionalidades próprias para gestão de estoque;</w:t>
+      </w:r>
+    </w:p>
+    <w:p>
+      <w:pPr>
+        <w:pStyle w:val="TextoTCC"/>
+        <w:spacing w:after="120" w:line="360" w:lineRule="auto"/>
         <w:ind w:firstLine="709"/>
         <w:rPr>
           <w:rFonts w:cs="Arial"/>
@@ -29003,79 +29833,58 @@
           <w:szCs w:val="24"/>
         </w:rPr>
         <w:tab/>
-        <w:t>dependência de alimentação manual das informações;</w:t>
+        <w:t>melhor integração operacional.</w:t>
       </w:r>
     </w:p>
     <w:p>
       <w:pPr>
         <w:pStyle w:val="TextoTCC"/>
-        <w:ind w:firstLine="709"/>
-        <w:rPr>
-          <w:rFonts w:cs="Arial"/>
-          <w:szCs w:val="24"/>
-        </w:rPr>
-      </w:pPr>
-      <w:r>
-        <w:rPr>
-          <w:rFonts w:cs="Arial"/>
-          <w:szCs w:val="24"/>
-        </w:rPr>
-        <w:t>•</w:t>
-      </w:r>
-      <w:r>
-        <w:rPr>
-          <w:rFonts w:cs="Arial"/>
-          <w:szCs w:val="24"/>
-        </w:rPr>
-        <w:tab/>
-        <w:t>dificuldade de auditoria operacional;</w:t>
+        <w:spacing w:after="120" w:line="360" w:lineRule="auto"/>
+        <w:ind w:firstLine="709"/>
+        <w:rPr>
+          <w:rFonts w:cs="Arial"/>
+          <w:szCs w:val="24"/>
+        </w:rPr>
+      </w:pPr>
+      <w:r>
+        <w:rPr>
+          <w:rFonts w:cs="Arial"/>
+          <w:szCs w:val="24"/>
+        </w:rPr>
+        <w:t xml:space="preserve">Além disso, o sistema poderá manter características valorizadas pelos usuários, como interface intuitiva, simplicidade de utilização e acesso </w:t>
+      </w:r>
+      <w:commentRangeStart w:id="57"/>
+      <w:r>
+        <w:rPr>
+          <w:rFonts w:cs="Arial"/>
+          <w:i/>
+          <w:iCs/>
+          <w:szCs w:val="24"/>
+        </w:rPr>
+        <w:t>online</w:t>
+      </w:r>
+      <w:commentRangeEnd w:id="57"/>
+      <w:r>
+        <w:rPr>
+          <w:rStyle w:val="Refdecomentrio"/>
+          <w:rFonts w:cs="Arial"/>
+          <w:sz w:val="24"/>
+          <w:szCs w:val="24"/>
+        </w:rPr>
+        <w:commentReference w:id="57"/>
+      </w:r>
+      <w:r>
+        <w:rPr>
+          <w:rFonts w:cs="Arial"/>
+          <w:szCs w:val="24"/>
+        </w:rPr>
+        <w:t>.</w:t>
       </w:r>
     </w:p>
     <w:p>
       <w:pPr>
         <w:pStyle w:val="TextoTCC"/>
-        <w:ind w:firstLine="709"/>
-        <w:rPr>
-          <w:rFonts w:cs="Arial"/>
-          <w:szCs w:val="24"/>
-        </w:rPr>
-      </w:pPr>
-      <w:r>
-        <w:rPr>
-          <w:rFonts w:cs="Arial"/>
-          <w:szCs w:val="24"/>
-        </w:rPr>
-        <w:t>•</w:t>
-      </w:r>
-      <w:r>
-        <w:rPr>
-          <w:rFonts w:cs="Arial"/>
-          <w:szCs w:val="24"/>
-        </w:rPr>
-        <w:tab/>
-        <w:t>riscos de desorganização em grandes volumes de dados.</w:t>
-      </w:r>
-    </w:p>
-    <w:p>
-      <w:pPr>
-        <w:pStyle w:val="TextoTCC"/>
-        <w:ind w:firstLine="709"/>
-        <w:rPr>
-          <w:rFonts w:cs="Arial"/>
-          <w:szCs w:val="24"/>
-        </w:rPr>
-      </w:pPr>
-      <w:r>
-        <w:rPr>
-          <w:rFonts w:cs="Arial"/>
-          <w:szCs w:val="24"/>
-        </w:rPr>
-        <w:t>Esses fatores podem comprometer a confiabilidade das informações empresariais.</w:t>
-      </w:r>
-    </w:p>
-    <w:p>
-      <w:pPr>
-        <w:pStyle w:val="TextoTCC"/>
+        <w:spacing w:after="120" w:line="360" w:lineRule="auto"/>
         <w:ind w:firstLine="709"/>
         <w:rPr>
           <w:rFonts w:cs="Arial"/>
@@ -29089,14 +29898,14 @@
           <w:bCs/>
           <w:szCs w:val="24"/>
         </w:rPr>
-        <w:t>Barreiras para migração</w:t>
-      </w:r>
-      <w:r>
-        <w:rPr>
-          <w:rFonts w:cs="Arial"/>
-          <w:szCs w:val="24"/>
-        </w:rPr>
-        <w:t xml:space="preserve">: Mesmo apresentando limitações operacionais, muitas empresas continuam utilizando o </w:t>
+        <w:t>Análise competitiva final:</w:t>
+      </w:r>
+      <w:r>
+        <w:rPr>
+          <w:rFonts w:cs="Arial"/>
+          <w:szCs w:val="24"/>
+        </w:rPr>
+        <w:t xml:space="preserve"> O </w:t>
       </w:r>
       <w:proofErr w:type="spellStart"/>
       <w:r>
@@ -29112,204 +29921,13 @@
           <w:rFonts w:cs="Arial"/>
           <w:szCs w:val="24"/>
         </w:rPr>
-        <w:t xml:space="preserve"> devido a fatores como:</w:t>
+        <w:t xml:space="preserve"> caracteriza-se como um concorrente indireto no segmento de organização operacional e controle simplificado de informações empresariais. Sua popularidade está relacionada à facilidade de utilização, flexibilidade e interface visual moderna. Entretanto, a análise realizada demonstra que a plataforma apresenta limitações relevantes quando utilizada como ferramenta principal de controle de estoque, especialmente devido à ausência de automações específicas e funcionalidades próprias de gestão empresarial. Dessa forma, o sistema proposto poderá competir oferecendo simplicidade operacional aliada a recursos especializados de controle de estoque e automação empresarial.</w:t>
       </w:r>
     </w:p>
     <w:p>
       <w:pPr>
         <w:pStyle w:val="TextoTCC"/>
-        <w:ind w:firstLine="709"/>
-        <w:rPr>
-          <w:rFonts w:cs="Arial"/>
-          <w:szCs w:val="24"/>
-        </w:rPr>
-      </w:pPr>
-      <w:r>
-        <w:rPr>
-          <w:rFonts w:cs="Arial"/>
-          <w:szCs w:val="24"/>
-        </w:rPr>
-        <w:t>•</w:t>
-      </w:r>
-      <w:r>
-        <w:rPr>
-          <w:rFonts w:cs="Arial"/>
-          <w:szCs w:val="24"/>
-        </w:rPr>
-        <w:tab/>
-        <w:t>simplicidade operacional;</w:t>
-      </w:r>
-    </w:p>
-    <w:p>
-      <w:pPr>
-        <w:pStyle w:val="TextoTCC"/>
-        <w:ind w:firstLine="709"/>
-        <w:rPr>
-          <w:rFonts w:cs="Arial"/>
-          <w:szCs w:val="24"/>
-        </w:rPr>
-      </w:pPr>
-      <w:r>
-        <w:rPr>
-          <w:rFonts w:cs="Arial"/>
-          <w:szCs w:val="24"/>
-        </w:rPr>
-        <w:t>•</w:t>
-      </w:r>
-      <w:r>
-        <w:rPr>
-          <w:rFonts w:cs="Arial"/>
-          <w:szCs w:val="24"/>
-        </w:rPr>
-        <w:tab/>
-        <w:t>facilidade de adaptação;</w:t>
-      </w:r>
-    </w:p>
-    <w:p>
-      <w:pPr>
-        <w:pStyle w:val="TextoTCC"/>
-        <w:ind w:firstLine="709"/>
-        <w:rPr>
-          <w:rFonts w:cs="Arial"/>
-          <w:szCs w:val="24"/>
-        </w:rPr>
-      </w:pPr>
-      <w:r>
-        <w:rPr>
-          <w:rFonts w:cs="Arial"/>
-          <w:szCs w:val="24"/>
-        </w:rPr>
-        <w:t>•</w:t>
-      </w:r>
-      <w:r>
-        <w:rPr>
-          <w:rFonts w:cs="Arial"/>
-          <w:szCs w:val="24"/>
-        </w:rPr>
-        <w:tab/>
-        <w:t>interface moderna;</w:t>
-      </w:r>
-    </w:p>
-    <w:p>
-      <w:pPr>
-        <w:pStyle w:val="TextoTCC"/>
-        <w:ind w:firstLine="709"/>
-        <w:rPr>
-          <w:rFonts w:cs="Arial"/>
-          <w:szCs w:val="24"/>
-        </w:rPr>
-      </w:pPr>
-      <w:r>
-        <w:rPr>
-          <w:rFonts w:cs="Arial"/>
-          <w:szCs w:val="24"/>
-        </w:rPr>
-        <w:t>•</w:t>
-      </w:r>
-      <w:r>
-        <w:rPr>
-          <w:rFonts w:cs="Arial"/>
-          <w:szCs w:val="24"/>
-        </w:rPr>
-        <w:tab/>
-        <w:t>baixo custo;</w:t>
-      </w:r>
-    </w:p>
-    <w:p>
-      <w:pPr>
-        <w:pStyle w:val="TextoTCC"/>
-        <w:ind w:firstLine="709"/>
-        <w:rPr>
-          <w:rFonts w:cs="Arial"/>
-          <w:szCs w:val="24"/>
-        </w:rPr>
-      </w:pPr>
-      <w:r>
-        <w:rPr>
-          <w:rFonts w:cs="Arial"/>
-          <w:szCs w:val="24"/>
-        </w:rPr>
-        <w:t>•</w:t>
-      </w:r>
-      <w:r>
-        <w:rPr>
-          <w:rFonts w:cs="Arial"/>
-          <w:szCs w:val="24"/>
-        </w:rPr>
-        <w:tab/>
-        <w:t>flexibilidade de utilização;</w:t>
-      </w:r>
-    </w:p>
-    <w:p>
-      <w:pPr>
-        <w:pStyle w:val="TextoTCC"/>
-        <w:ind w:firstLine="709"/>
-        <w:rPr>
-          <w:rFonts w:cs="Arial"/>
-          <w:szCs w:val="24"/>
-        </w:rPr>
-      </w:pPr>
-      <w:r>
-        <w:rPr>
-          <w:rFonts w:cs="Arial"/>
-          <w:szCs w:val="24"/>
-        </w:rPr>
-        <w:t>•</w:t>
-      </w:r>
-      <w:r>
-        <w:rPr>
-          <w:rFonts w:cs="Arial"/>
-          <w:szCs w:val="24"/>
-        </w:rPr>
-        <w:tab/>
-        <w:t>resistência à adoção de sistemas ERP mais complexos;</w:t>
-      </w:r>
-    </w:p>
-    <w:p>
-      <w:pPr>
-        <w:pStyle w:val="TextoTCC"/>
-        <w:ind w:firstLine="709"/>
-        <w:rPr>
-          <w:rFonts w:cs="Arial"/>
-          <w:szCs w:val="24"/>
-        </w:rPr>
-      </w:pPr>
-      <w:r>
-        <w:rPr>
-          <w:rFonts w:cs="Arial"/>
-          <w:szCs w:val="24"/>
-        </w:rPr>
-        <w:t>•</w:t>
-      </w:r>
-      <w:r>
-        <w:rPr>
-          <w:rFonts w:cs="Arial"/>
-          <w:szCs w:val="24"/>
-        </w:rPr>
-        <w:tab/>
-        <w:t>receio de custos de implantação e treinamento.</w:t>
-      </w:r>
-    </w:p>
-    <w:p>
-      <w:pPr>
-        <w:pStyle w:val="TextoTCC"/>
-        <w:ind w:firstLine="709"/>
-        <w:rPr>
-          <w:rFonts w:cs="Arial"/>
-          <w:szCs w:val="24"/>
-        </w:rPr>
-      </w:pPr>
-      <w:r>
-        <w:rPr>
-          <w:rFonts w:cs="Arial"/>
-          <w:szCs w:val="24"/>
-        </w:rPr>
-        <w:t>Esses fatores demonstram que muitas pequenas empresas priorizam ferramentas simples, intuitivas e fáceis de adaptar às suas rotinas operacionais.</w:t>
-      </w:r>
-    </w:p>
-    <w:p>
-      <w:pPr>
-        <w:pStyle w:val="TextoTCC"/>
+        <w:spacing w:after="120" w:line="360" w:lineRule="auto"/>
         <w:ind w:firstLine="709"/>
         <w:rPr>
           <w:rFonts w:cs="Arial"/>
@@ -29323,265 +29941,16 @@
           <w:bCs/>
           <w:szCs w:val="24"/>
         </w:rPr>
-        <w:t>Oportunidades para o sistema proposto:</w:t>
-      </w:r>
-      <w:r>
-        <w:rPr>
-          <w:rFonts w:cs="Arial"/>
-          <w:szCs w:val="24"/>
-        </w:rPr>
-        <w:t xml:space="preserve"> A análise do </w:t>
-      </w:r>
-      <w:proofErr w:type="spellStart"/>
-      <w:r>
-        <w:rPr>
-          <w:rFonts w:cs="Arial"/>
-          <w:szCs w:val="24"/>
-        </w:rPr>
-        <w:t>Notion</w:t>
-      </w:r>
-      <w:proofErr w:type="spellEnd"/>
-      <w:r>
-        <w:rPr>
-          <w:rFonts w:cs="Arial"/>
-          <w:szCs w:val="24"/>
-        </w:rPr>
-        <w:t xml:space="preserve"> permitiu identificar oportunidades importantes para o desenvolvimento do sistema proposto neste projeto. Enquanto o </w:t>
-      </w:r>
-      <w:proofErr w:type="spellStart"/>
-      <w:r>
-        <w:rPr>
-          <w:rFonts w:cs="Arial"/>
-          <w:szCs w:val="24"/>
-        </w:rPr>
-        <w:t>Notion</w:t>
-      </w:r>
-      <w:proofErr w:type="spellEnd"/>
-      <w:r>
-        <w:rPr>
-          <w:rFonts w:cs="Arial"/>
-          <w:szCs w:val="24"/>
-        </w:rPr>
-        <w:t xml:space="preserve"> oferece organização visual e simplicidade operacional, o sistema proposto poderá agregar:</w:t>
-      </w:r>
-    </w:p>
-    <w:p>
-      <w:pPr>
-        <w:pStyle w:val="TextoTCC"/>
-        <w:ind w:firstLine="709"/>
-        <w:rPr>
-          <w:rFonts w:cs="Arial"/>
-          <w:szCs w:val="24"/>
-        </w:rPr>
-      </w:pPr>
-      <w:r>
-        <w:rPr>
-          <w:rFonts w:cs="Arial"/>
-          <w:szCs w:val="24"/>
-        </w:rPr>
-        <w:t>•</w:t>
-      </w:r>
-      <w:r>
-        <w:rPr>
-          <w:rFonts w:cs="Arial"/>
-          <w:szCs w:val="24"/>
-        </w:rPr>
-        <w:tab/>
-        <w:t>automação de estoque;</w:t>
-      </w:r>
-    </w:p>
-    <w:p>
-      <w:pPr>
-        <w:pStyle w:val="TextoTCC"/>
-        <w:ind w:firstLine="709"/>
-        <w:rPr>
-          <w:rFonts w:cs="Arial"/>
-          <w:szCs w:val="24"/>
-        </w:rPr>
-      </w:pPr>
-      <w:r>
-        <w:rPr>
-          <w:rFonts w:cs="Arial"/>
-          <w:szCs w:val="24"/>
-        </w:rPr>
-        <w:t>•</w:t>
-      </w:r>
-      <w:r>
-        <w:rPr>
-          <w:rFonts w:cs="Arial"/>
-          <w:szCs w:val="24"/>
-        </w:rPr>
-        <w:tab/>
-        <w:t>atualização em tempo real;</w:t>
-      </w:r>
-    </w:p>
-    <w:p>
-      <w:pPr>
-        <w:pStyle w:val="TextoTCC"/>
-        <w:ind w:firstLine="709"/>
-        <w:rPr>
-          <w:rFonts w:cs="Arial"/>
-          <w:szCs w:val="24"/>
-        </w:rPr>
-      </w:pPr>
-      <w:r>
-        <w:rPr>
-          <w:rFonts w:cs="Arial"/>
-          <w:szCs w:val="24"/>
-        </w:rPr>
-        <w:t>•</w:t>
-      </w:r>
-      <w:r>
-        <w:rPr>
-          <w:rFonts w:cs="Arial"/>
-          <w:szCs w:val="24"/>
-        </w:rPr>
-        <w:tab/>
-        <w:t>maior segurança das informações;</w:t>
-      </w:r>
-    </w:p>
-    <w:p>
-      <w:pPr>
-        <w:pStyle w:val="TextoTCC"/>
-        <w:ind w:firstLine="709"/>
-        <w:rPr>
-          <w:rFonts w:cs="Arial"/>
-          <w:szCs w:val="24"/>
-        </w:rPr>
-      </w:pPr>
-      <w:r>
-        <w:rPr>
-          <w:rFonts w:cs="Arial"/>
-          <w:szCs w:val="24"/>
-        </w:rPr>
-        <w:t>•</w:t>
-      </w:r>
-      <w:r>
-        <w:rPr>
-          <w:rFonts w:cs="Arial"/>
-          <w:szCs w:val="24"/>
-        </w:rPr>
-        <w:tab/>
-        <w:t>relatórios automatizados;</w:t>
-      </w:r>
-    </w:p>
-    <w:p>
-      <w:pPr>
-        <w:pStyle w:val="TextoTCC"/>
-        <w:ind w:firstLine="709"/>
-        <w:rPr>
-          <w:rFonts w:cs="Arial"/>
-          <w:szCs w:val="24"/>
-        </w:rPr>
-      </w:pPr>
-      <w:r>
-        <w:rPr>
-          <w:rFonts w:cs="Arial"/>
-          <w:szCs w:val="24"/>
-        </w:rPr>
-        <w:t>•</w:t>
-      </w:r>
-      <w:r>
-        <w:rPr>
-          <w:rFonts w:cs="Arial"/>
-          <w:szCs w:val="24"/>
-        </w:rPr>
-        <w:tab/>
-        <w:t>controle específico de produtos;</w:t>
-      </w:r>
-    </w:p>
-    <w:p>
-      <w:pPr>
-        <w:pStyle w:val="TextoTCC"/>
-        <w:ind w:firstLine="709"/>
-        <w:rPr>
-          <w:rFonts w:cs="Arial"/>
-          <w:szCs w:val="24"/>
-        </w:rPr>
-      </w:pPr>
-      <w:r>
-        <w:rPr>
-          <w:rFonts w:cs="Arial"/>
-          <w:szCs w:val="24"/>
-        </w:rPr>
-        <w:t>•</w:t>
-      </w:r>
-      <w:r>
-        <w:rPr>
-          <w:rFonts w:cs="Arial"/>
-          <w:szCs w:val="24"/>
-        </w:rPr>
-        <w:tab/>
-        <w:t>redução de erros manuais;</w:t>
-      </w:r>
-    </w:p>
-    <w:p>
-      <w:pPr>
-        <w:pStyle w:val="TextoTCC"/>
-        <w:ind w:firstLine="709"/>
-        <w:rPr>
-          <w:rFonts w:cs="Arial"/>
-          <w:szCs w:val="24"/>
-        </w:rPr>
-      </w:pPr>
-      <w:r>
-        <w:rPr>
-          <w:rFonts w:cs="Arial"/>
-          <w:szCs w:val="24"/>
-        </w:rPr>
-        <w:t>•</w:t>
-      </w:r>
-      <w:r>
-        <w:rPr>
-          <w:rFonts w:cs="Arial"/>
-          <w:szCs w:val="24"/>
-        </w:rPr>
-        <w:tab/>
-        <w:t>funcionalidades próprias para gestão de estoque;</w:t>
-      </w:r>
-    </w:p>
-    <w:p>
-      <w:pPr>
-        <w:pStyle w:val="TextoTCC"/>
-        <w:ind w:firstLine="709"/>
-        <w:rPr>
-          <w:rFonts w:cs="Arial"/>
-          <w:szCs w:val="24"/>
-        </w:rPr>
-      </w:pPr>
-      <w:r>
-        <w:rPr>
-          <w:rFonts w:cs="Arial"/>
-          <w:szCs w:val="24"/>
-        </w:rPr>
-        <w:t>•</w:t>
-      </w:r>
-      <w:r>
-        <w:rPr>
-          <w:rFonts w:cs="Arial"/>
-          <w:szCs w:val="24"/>
-        </w:rPr>
-        <w:tab/>
-        <w:t>melhor integração operacional.</w:t>
-      </w:r>
-    </w:p>
-    <w:p>
-      <w:pPr>
-        <w:pStyle w:val="TextoTCC"/>
-        <w:ind w:firstLine="709"/>
-        <w:rPr>
-          <w:rFonts w:cs="Arial"/>
-          <w:szCs w:val="24"/>
-        </w:rPr>
-      </w:pPr>
-      <w:r>
-        <w:rPr>
-          <w:rFonts w:cs="Arial"/>
-          <w:szCs w:val="24"/>
-        </w:rPr>
-        <w:t xml:space="preserve">Além disso, o sistema poderá manter características valorizadas pelos usuários, como interface intuitiva, simplicidade de utilização e acesso </w:t>
-      </w:r>
-      <w:commentRangeStart w:id="57"/>
+        <w:t>Análise de Riscos Competitivos do Sistema Proposto:</w:t>
+      </w:r>
+      <w:r>
+        <w:rPr>
+          <w:rFonts w:cs="Arial"/>
+          <w:szCs w:val="24"/>
+        </w:rPr>
+        <w:t xml:space="preserve"> Com base na análise dos concorrentes diretos e indiretos identificados durante a pesquisa de mercado, foram levantados os principais riscos competitivos relacionados ao desenvolvimento e implantação do sistema </w:t>
+      </w:r>
+      <w:commentRangeStart w:id="58"/>
       <w:r>
         <w:rPr>
           <w:rFonts w:cs="Arial"/>
@@ -29589,9 +29958,9 @@
           <w:iCs/>
           <w:szCs w:val="24"/>
         </w:rPr>
-        <w:t>online</w:t>
-      </w:r>
-      <w:commentRangeEnd w:id="57"/>
+        <w:t>web</w:t>
+      </w:r>
+      <w:commentRangeEnd w:id="58"/>
       <w:r>
         <w:rPr>
           <w:rStyle w:val="Refdecomentrio"/>
@@ -29599,139 +29968,38 @@
           <w:sz w:val="24"/>
           <w:szCs w:val="24"/>
         </w:rPr>
-        <w:commentReference w:id="57"/>
-      </w:r>
-      <w:r>
-        <w:rPr>
-          <w:rFonts w:cs="Arial"/>
-          <w:szCs w:val="24"/>
-        </w:rPr>
-        <w:t>.</w:t>
+        <w:commentReference w:id="58"/>
+      </w:r>
+      <w:r>
+        <w:rPr>
+          <w:rFonts w:cs="Arial"/>
+          <w:szCs w:val="24"/>
+        </w:rPr>
+        <w:t xml:space="preserve"> de controle de estoque proposto neste projeto. Essa análise permite compreender possíveis dificuldades de inserção no mercado, bem como identificar estratégias que podem aumentar a competitividade da solução desenvolvida.</w:t>
       </w:r>
     </w:p>
     <w:p>
       <w:pPr>
         <w:pStyle w:val="TextoTCC"/>
-        <w:ind w:firstLine="709"/>
-        <w:rPr>
-          <w:rFonts w:cs="Arial"/>
-          <w:szCs w:val="24"/>
-        </w:rPr>
-      </w:pPr>
-      <w:r>
-        <w:rPr>
-          <w:rFonts w:cs="Arial"/>
-          <w:b/>
-          <w:bCs/>
-          <w:szCs w:val="24"/>
-        </w:rPr>
-        <w:t>Análise competitiva final:</w:t>
-      </w:r>
-      <w:r>
-        <w:rPr>
-          <w:rFonts w:cs="Arial"/>
-          <w:szCs w:val="24"/>
-        </w:rPr>
-        <w:t xml:space="preserve"> O </w:t>
-      </w:r>
-      <w:proofErr w:type="spellStart"/>
-      <w:r>
-        <w:rPr>
-          <w:rFonts w:cs="Arial"/>
-          <w:szCs w:val="24"/>
-        </w:rPr>
-        <w:t>Notion</w:t>
-      </w:r>
-      <w:proofErr w:type="spellEnd"/>
-      <w:r>
-        <w:rPr>
-          <w:rFonts w:cs="Arial"/>
-          <w:szCs w:val="24"/>
-        </w:rPr>
-        <w:t xml:space="preserve"> caracteriza-se como um concorrente indireto no segmento de organização operacional e controle simplificado de informações empresariais. Sua popularidade está relacionada à facilidade de utilização, flexibilidade e interface visual moderna. Entretanto, a análise realizada </w:t>
-      </w:r>
-      <w:r>
-        <w:rPr>
-          <w:rFonts w:cs="Arial"/>
-          <w:szCs w:val="24"/>
-        </w:rPr>
-        <w:lastRenderedPageBreak/>
-        <w:t>demonstra que a plataforma apresenta limitações relevantes quando utilizada como ferramenta principal de controle de estoque, especialmente devido à ausência de automações específicas e funcionalidades próprias de gestão empresarial. Dessa forma, o sistema proposto poderá competir oferecendo simplicidade operacional aliada a recursos especializados de controle de estoque e automação empresarial.</w:t>
+        <w:spacing w:after="120" w:line="360" w:lineRule="auto"/>
+        <w:ind w:firstLine="709"/>
+        <w:rPr>
+          <w:rFonts w:cs="Arial"/>
+          <w:szCs w:val="24"/>
+        </w:rPr>
+      </w:pPr>
+      <w:r>
+        <w:rPr>
+          <w:rFonts w:cs="Arial"/>
+          <w:szCs w:val="24"/>
+        </w:rPr>
+        <w:t>Com base nos riscos identificados durante a análise de concorrência, foram definidas estratégias importantes para aumentar a competitividade do sistema proposto. Entre as principais estratégias destacam-se:</w:t>
       </w:r>
     </w:p>
     <w:p>
       <w:pPr>
         <w:pStyle w:val="TextoTCC"/>
-        <w:ind w:firstLine="709"/>
-        <w:rPr>
-          <w:rFonts w:cs="Arial"/>
-          <w:szCs w:val="24"/>
-        </w:rPr>
-      </w:pPr>
-      <w:r>
-        <w:rPr>
-          <w:rFonts w:cs="Arial"/>
-          <w:b/>
-          <w:bCs/>
-          <w:szCs w:val="24"/>
-        </w:rPr>
-        <w:t>Análise de Riscos Competitivos do Sistema Proposto:</w:t>
-      </w:r>
-      <w:r>
-        <w:rPr>
-          <w:rFonts w:cs="Arial"/>
-          <w:szCs w:val="24"/>
-        </w:rPr>
-        <w:t xml:space="preserve"> Com base na análise dos concorrentes diretos e indiretos identificados durante a pesquisa de mercado, foram levantados os principais riscos competitivos relacionados ao desenvolvimento e implantação do sistema </w:t>
-      </w:r>
-      <w:commentRangeStart w:id="58"/>
-      <w:r>
-        <w:rPr>
-          <w:rFonts w:cs="Arial"/>
-          <w:i/>
-          <w:iCs/>
-          <w:szCs w:val="24"/>
-        </w:rPr>
-        <w:t>web</w:t>
-      </w:r>
-      <w:commentRangeEnd w:id="58"/>
-      <w:r>
-        <w:rPr>
-          <w:rStyle w:val="Refdecomentrio"/>
-          <w:rFonts w:cs="Arial"/>
-          <w:sz w:val="24"/>
-          <w:szCs w:val="24"/>
-        </w:rPr>
-        <w:commentReference w:id="58"/>
-      </w:r>
-      <w:r>
-        <w:rPr>
-          <w:rFonts w:cs="Arial"/>
-          <w:szCs w:val="24"/>
-        </w:rPr>
-        <w:t xml:space="preserve"> de controle de estoque proposto neste projeto. Essa análise permite compreender possíveis dificuldades de inserção no mercado, bem como identificar estratégias que podem aumentar a competitividade da solução desenvolvida.</w:t>
-      </w:r>
-    </w:p>
-    <w:p>
-      <w:pPr>
-        <w:pStyle w:val="TextoTCC"/>
-        <w:ind w:firstLine="709"/>
-        <w:rPr>
-          <w:rFonts w:cs="Arial"/>
-          <w:szCs w:val="24"/>
-        </w:rPr>
-      </w:pPr>
-      <w:r>
-        <w:rPr>
-          <w:rFonts w:cs="Arial"/>
-          <w:szCs w:val="24"/>
-        </w:rPr>
-        <w:t>Com base nos riscos identificados durante a análise de concorrência, foram definidas estratégias importantes para aumentar a competitividade do sistema proposto. Entre as principais estratégias destacam-se:</w:t>
-      </w:r>
-    </w:p>
-    <w:p>
-      <w:pPr>
-        <w:pStyle w:val="TextoTCC"/>
+        <w:spacing w:after="120" w:line="360" w:lineRule="auto"/>
         <w:ind w:firstLine="709"/>
         <w:rPr>
           <w:rFonts w:cs="Arial"/>
@@ -29757,6 +30025,7 @@
     <w:p>
       <w:pPr>
         <w:pStyle w:val="TextoTCC"/>
+        <w:spacing w:after="120" w:line="360" w:lineRule="auto"/>
         <w:ind w:firstLine="709"/>
         <w:rPr>
           <w:rFonts w:cs="Arial"/>
@@ -29782,6 +30051,7 @@
     <w:p>
       <w:pPr>
         <w:pStyle w:val="TextoTCC"/>
+        <w:spacing w:after="120" w:line="360" w:lineRule="auto"/>
         <w:ind w:firstLine="709"/>
         <w:rPr>
           <w:rFonts w:cs="Arial"/>
@@ -29807,6 +30077,7 @@
     <w:p>
       <w:pPr>
         <w:pStyle w:val="TextoTCC"/>
+        <w:spacing w:after="120" w:line="360" w:lineRule="auto"/>
         <w:ind w:firstLine="709"/>
         <w:rPr>
           <w:rFonts w:cs="Arial"/>
@@ -29832,6 +30103,7 @@
     <w:p>
       <w:pPr>
         <w:pStyle w:val="TextoTCC"/>
+        <w:spacing w:after="120" w:line="360" w:lineRule="auto"/>
         <w:ind w:firstLine="709"/>
         <w:rPr>
           <w:rFonts w:cs="Arial"/>
@@ -29857,6 +30129,7 @@
     <w:p>
       <w:pPr>
         <w:pStyle w:val="TextoTCC"/>
+        <w:spacing w:after="120" w:line="360" w:lineRule="auto"/>
         <w:ind w:firstLine="709"/>
         <w:rPr>
           <w:rFonts w:cs="Arial"/>
@@ -29882,6 +30155,7 @@
     <w:p>
       <w:pPr>
         <w:pStyle w:val="TextoTCC"/>
+        <w:spacing w:after="120" w:line="360" w:lineRule="auto"/>
         <w:ind w:firstLine="709"/>
         <w:rPr>
           <w:rFonts w:cs="Arial"/>
@@ -29907,6 +30181,7 @@
     <w:p>
       <w:pPr>
         <w:pStyle w:val="TextoTCC"/>
+        <w:spacing w:after="120" w:line="360" w:lineRule="auto"/>
         <w:ind w:firstLine="709"/>
         <w:rPr>
           <w:rFonts w:cs="Arial"/>
@@ -29932,17 +30207,19 @@
     <w:p>
       <w:pPr>
         <w:pStyle w:val="TextoTCC"/>
-        <w:ind w:firstLine="709"/>
-        <w:rPr>
-          <w:rFonts w:cs="Arial"/>
-          <w:szCs w:val="24"/>
-        </w:rPr>
-      </w:pPr>
-      <w:r>
-        <w:rPr>
-          <w:rFonts w:cs="Arial"/>
-          <w:szCs w:val="24"/>
-        </w:rPr>
+        <w:spacing w:after="120" w:line="360" w:lineRule="auto"/>
+        <w:ind w:firstLine="709"/>
+        <w:rPr>
+          <w:rFonts w:cs="Arial"/>
+          <w:szCs w:val="24"/>
+        </w:rPr>
+      </w:pPr>
+      <w:r>
+        <w:rPr>
+          <w:rFonts w:cs="Arial"/>
+          <w:szCs w:val="24"/>
+        </w:rPr>
+        <w:lastRenderedPageBreak/>
         <w:t>•</w:t>
       </w:r>
       <w:r>
@@ -29957,6 +30234,7 @@
     <w:p>
       <w:pPr>
         <w:pStyle w:val="TextoTCC"/>
+        <w:spacing w:after="120" w:line="360" w:lineRule="auto"/>
         <w:ind w:firstLine="709"/>
         <w:rPr>
           <w:rFonts w:cs="Arial"/>
@@ -29982,6 +30260,7 @@
     <w:p>
       <w:pPr>
         <w:pStyle w:val="TextoTCC"/>
+        <w:spacing w:after="120" w:line="360" w:lineRule="auto"/>
         <w:ind w:firstLine="709"/>
         <w:rPr>
           <w:rFonts w:cs="Arial"/>
@@ -29999,6 +30278,7 @@
     <w:p>
       <w:pPr>
         <w:pStyle w:val="TextoTCC"/>
+        <w:spacing w:after="120" w:line="360" w:lineRule="auto"/>
         <w:ind w:firstLine="709"/>
         <w:rPr>
           <w:rFonts w:cs="Arial"/>
@@ -30029,6 +30309,7 @@
     <w:p>
       <w:pPr>
         <w:pStyle w:val="TextoTCC"/>
+        <w:spacing w:after="120" w:line="360" w:lineRule="auto"/>
         <w:ind w:firstLine="709"/>
         <w:rPr>
           <w:rFonts w:cs="Arial"/>
@@ -30203,20 +30484,13 @@
           <w:rFonts w:cs="Arial"/>
           <w:szCs w:val="24"/>
         </w:rPr>
-        <w:t xml:space="preserve">é necessário observar legislações relacionadas à proteção de </w:t>
-      </w:r>
-      <w:r>
-        <w:rPr>
-          <w:rFonts w:cs="Arial"/>
-          <w:szCs w:val="24"/>
-        </w:rPr>
-        <w:lastRenderedPageBreak/>
-        <w:t>dados, propriedade intelectual, prestação de serviços digitais, contratos eletrônicos e segurança da informação.</w:t>
+        <w:t>é necessário observar legislações relacionadas à proteção de dados, propriedade intelectual, prestação de serviços digitais, contratos eletrônicos e segurança da informação.</w:t>
       </w:r>
     </w:p>
     <w:p>
       <w:pPr>
         <w:pStyle w:val="TextoTCC"/>
+        <w:spacing w:after="120" w:line="360" w:lineRule="auto"/>
         <w:ind w:firstLine="709"/>
         <w:rPr>
           <w:rFonts w:cs="Arial"/>
@@ -30234,6 +30508,7 @@
     <w:p>
       <w:pPr>
         <w:pStyle w:val="TextoTCC"/>
+        <w:spacing w:after="120" w:line="360" w:lineRule="auto"/>
         <w:ind w:firstLine="709"/>
         <w:rPr>
           <w:rFonts w:cs="Arial"/>
@@ -30263,6 +30538,7 @@
     <w:p>
       <w:pPr>
         <w:pStyle w:val="TextoTCC"/>
+        <w:spacing w:after="120" w:line="360" w:lineRule="auto"/>
         <w:ind w:firstLine="709"/>
         <w:rPr>
           <w:rFonts w:cs="Arial"/>
@@ -30312,7 +30588,15 @@
           <w:rFonts w:cs="Arial"/>
           <w:szCs w:val="24"/>
         </w:rPr>
-        <w:t xml:space="preserve"> de gestão empresarial em ambiente digital. Por se tratar de uma solução em nuvem, disponibilizada por meio de licença de uso e prestação de serviços, o projeto deve considerar legislações municipais, estaduais e federais que tratam de digitalização, validade de documentos eletrônicos, proteção de dados pessoais, propriedade intelectual, contratos e relações de consumo.</w:t>
+        <w:t xml:space="preserve"> de gestão empresarial em ambiente </w:t>
+      </w:r>
+      <w:r>
+        <w:rPr>
+          <w:rFonts w:cs="Arial"/>
+          <w:szCs w:val="24"/>
+        </w:rPr>
+        <w:lastRenderedPageBreak/>
+        <w:t>digital. Por se tratar de uma solução em nuvem, disponibilizada por meio de licença de uso e prestação de serviços, o projeto deve considerar legislações municipais, estaduais e federais que tratam de digitalização, validade de documentos eletrônicos, proteção de dados pessoais, propriedade intelectual, contratos e relações de consumo.</w:t>
       </w:r>
     </w:p>
     <w:p>
@@ -30331,6 +30615,7 @@
     <w:p>
       <w:pPr>
         <w:pStyle w:val="TextoTCC"/>
+        <w:spacing w:after="120" w:line="360" w:lineRule="auto"/>
         <w:ind w:firstLine="709"/>
         <w:rPr>
           <w:rFonts w:cs="Arial"/>
@@ -30348,6 +30633,7 @@
     <w:p>
       <w:pPr>
         <w:pStyle w:val="TextoTCC"/>
+        <w:spacing w:after="120" w:line="360" w:lineRule="auto"/>
         <w:ind w:firstLine="709"/>
         <w:rPr>
           <w:rFonts w:cs="Arial"/>
@@ -30365,6 +30651,7 @@
     <w:p>
       <w:pPr>
         <w:pStyle w:val="TextoTCC"/>
+        <w:spacing w:after="120" w:line="360" w:lineRule="auto"/>
         <w:ind w:firstLine="709"/>
         <w:rPr>
           <w:rFonts w:cs="Arial"/>
@@ -30404,6 +30691,7 @@
     <w:p>
       <w:pPr>
         <w:pStyle w:val="TextoTCC"/>
+        <w:spacing w:after="120" w:line="360" w:lineRule="auto"/>
         <w:ind w:firstLine="709"/>
         <w:rPr>
           <w:rFonts w:cs="Arial"/>
@@ -30421,24 +30709,25 @@
     <w:p>
       <w:pPr>
         <w:pStyle w:val="TextoTCC"/>
-        <w:ind w:firstLine="709"/>
-        <w:rPr>
-          <w:rFonts w:cs="Arial"/>
-          <w:szCs w:val="24"/>
-        </w:rPr>
-      </w:pPr>
-      <w:r>
-        <w:rPr>
-          <w:rFonts w:cs="Arial"/>
-          <w:szCs w:val="24"/>
-        </w:rPr>
-        <w:lastRenderedPageBreak/>
+        <w:spacing w:after="120" w:line="360" w:lineRule="auto"/>
+        <w:ind w:firstLine="709"/>
+        <w:rPr>
+          <w:rFonts w:cs="Arial"/>
+          <w:szCs w:val="24"/>
+        </w:rPr>
+      </w:pPr>
+      <w:r>
+        <w:rPr>
+          <w:rFonts w:cs="Arial"/>
+          <w:szCs w:val="24"/>
+        </w:rPr>
         <w:t>Decreto nº 68.306/2024 - Assinaturas eletrônicas no Estado de São Paulo: dispõe sobre o uso de assinaturas eletrônicas na Administração Pública estadual direta, autárquica e fundacional, em conformidade com a Lei Federal nº 14.063/2020.</w:t>
       </w:r>
     </w:p>
     <w:p>
       <w:pPr>
         <w:pStyle w:val="TextoTCC"/>
+        <w:spacing w:after="120" w:line="360" w:lineRule="auto"/>
         <w:ind w:firstLine="709"/>
         <w:rPr>
           <w:rFonts w:cs="Arial"/>
@@ -30465,23 +30754,26 @@
     <w:p>
       <w:pPr>
         <w:pStyle w:val="TextoTCC"/>
-        <w:ind w:firstLine="709"/>
-        <w:rPr>
-          <w:rFonts w:cs="Arial"/>
-          <w:szCs w:val="24"/>
-        </w:rPr>
-      </w:pPr>
-      <w:r>
-        <w:rPr>
-          <w:rFonts w:cs="Arial"/>
-          <w:szCs w:val="24"/>
-        </w:rPr>
+        <w:spacing w:after="120" w:line="360" w:lineRule="auto"/>
+        <w:ind w:firstLine="709"/>
+        <w:rPr>
+          <w:rFonts w:cs="Arial"/>
+          <w:szCs w:val="24"/>
+        </w:rPr>
+      </w:pPr>
+      <w:r>
+        <w:rPr>
+          <w:rFonts w:cs="Arial"/>
+          <w:szCs w:val="24"/>
+        </w:rPr>
+        <w:lastRenderedPageBreak/>
         <w:t>Decreto nº 68.385/2024 - Complemento ao Decreto nº 68.306/2024: altera e complementa regras relacionadas ao uso de assinaturas eletrônicas, recadastramento e comprovação de informações por meio digital no Estado de São Paulo.</w:t>
       </w:r>
     </w:p>
     <w:p>
       <w:pPr>
         <w:pStyle w:val="TextoTCC"/>
+        <w:spacing w:after="120" w:line="360" w:lineRule="auto"/>
         <w:ind w:firstLine="709"/>
         <w:rPr>
           <w:rFonts w:cs="Arial"/>
@@ -30508,6 +30800,8 @@
     <w:p>
       <w:pPr>
         <w:pStyle w:val="Ttulo4"/>
+        <w:spacing w:before="0" w:after="120" w:line="360" w:lineRule="auto"/>
+        <w:ind w:firstLine="709"/>
         <w:jc w:val="both"/>
         <w:rPr>
           <w:rFonts w:cs="Arial"/>
@@ -30521,6 +30815,7 @@
     <w:p>
       <w:pPr>
         <w:pStyle w:val="TextoTCC"/>
+        <w:spacing w:after="120" w:line="360" w:lineRule="auto"/>
         <w:ind w:firstLine="709"/>
         <w:rPr>
           <w:rFonts w:cs="Arial"/>
@@ -30576,6 +30871,7 @@
     <w:p>
       <w:pPr>
         <w:pStyle w:val="TextoTCC"/>
+        <w:spacing w:after="120" w:line="360" w:lineRule="auto"/>
         <w:ind w:firstLine="709"/>
         <w:rPr>
           <w:rFonts w:cs="Arial"/>
@@ -30593,6 +30889,7 @@
     <w:p>
       <w:pPr>
         <w:pStyle w:val="TextoTCC"/>
+        <w:spacing w:after="120" w:line="360" w:lineRule="auto"/>
         <w:ind w:firstLine="709"/>
         <w:rPr>
           <w:rFonts w:cs="Arial"/>
@@ -30619,6 +30916,7 @@
     <w:p>
       <w:pPr>
         <w:pStyle w:val="TextoTCC"/>
+        <w:spacing w:after="120" w:line="360" w:lineRule="auto"/>
         <w:ind w:firstLine="709"/>
         <w:rPr>
           <w:rFonts w:cs="Arial"/>
@@ -30636,6 +30934,7 @@
     <w:p>
       <w:pPr>
         <w:pStyle w:val="TextoTCC"/>
+        <w:spacing w:after="120" w:line="360" w:lineRule="auto"/>
         <w:ind w:firstLine="709"/>
         <w:rPr>
           <w:rFonts w:cs="Arial"/>
@@ -30662,6 +30961,7 @@
     <w:p>
       <w:pPr>
         <w:pStyle w:val="TextoTCC"/>
+        <w:spacing w:after="120" w:line="360" w:lineRule="auto"/>
         <w:ind w:firstLine="709"/>
         <w:rPr>
           <w:rFonts w:cs="Arial"/>
@@ -30717,6 +31017,7 @@
     <w:p>
       <w:pPr>
         <w:pStyle w:val="TextoTCC"/>
+        <w:spacing w:after="120" w:line="360" w:lineRule="auto"/>
         <w:ind w:firstLine="709"/>
         <w:rPr>
           <w:rFonts w:cs="Arial"/>
@@ -30770,6 +31071,7 @@
     <w:p>
       <w:pPr>
         <w:pStyle w:val="TextoTCC"/>
+        <w:spacing w:after="120" w:line="360" w:lineRule="auto"/>
         <w:ind w:firstLine="709"/>
         <w:rPr>
           <w:rFonts w:cs="Arial"/>
@@ -30787,6 +31089,7 @@
     <w:p>
       <w:pPr>
         <w:pStyle w:val="TextoTCC"/>
+        <w:spacing w:after="120" w:line="360" w:lineRule="auto"/>
         <w:ind w:firstLine="709"/>
         <w:rPr>
           <w:rFonts w:cs="Arial"/>
@@ -30800,6 +31103,7 @@
           <w:bCs/>
           <w:szCs w:val="24"/>
         </w:rPr>
+        <w:lastRenderedPageBreak/>
         <w:t>Impacto no Stock ERP:</w:t>
       </w:r>
       <w:r>
@@ -30813,24 +31117,25 @@
     <w:p>
       <w:pPr>
         <w:pStyle w:val="TextoTCC"/>
-        <w:ind w:firstLine="709"/>
-        <w:rPr>
-          <w:rFonts w:cs="Arial"/>
-          <w:szCs w:val="24"/>
-        </w:rPr>
-      </w:pPr>
-      <w:r>
-        <w:rPr>
-          <w:rFonts w:cs="Arial"/>
-          <w:szCs w:val="24"/>
-        </w:rPr>
-        <w:lastRenderedPageBreak/>
+        <w:spacing w:after="120" w:line="360" w:lineRule="auto"/>
+        <w:ind w:firstLine="709"/>
+        <w:rPr>
+          <w:rFonts w:cs="Arial"/>
+          <w:szCs w:val="24"/>
+        </w:rPr>
+      </w:pPr>
+      <w:r>
+        <w:rPr>
+          <w:rFonts w:cs="Arial"/>
+          <w:szCs w:val="24"/>
+        </w:rPr>
         <w:t>Lei nº 9.279/1996 - Lei da Propriedade Industrial: regula direitos relativos a marcas, patentes, desenhos industriais e outros ativos de propriedade industrial.</w:t>
       </w:r>
     </w:p>
     <w:p>
       <w:pPr>
         <w:pStyle w:val="TextoTCC"/>
+        <w:spacing w:after="120" w:line="360" w:lineRule="auto"/>
         <w:ind w:firstLine="709"/>
         <w:rPr>
           <w:rFonts w:cs="Arial"/>
@@ -30857,6 +31162,7 @@
     <w:p>
       <w:pPr>
         <w:pStyle w:val="TextoTCC"/>
+        <w:spacing w:after="120" w:line="360" w:lineRule="auto"/>
         <w:ind w:firstLine="709"/>
         <w:rPr>
           <w:rFonts w:cs="Arial"/>
@@ -30939,6 +31245,7 @@
     <w:p>
       <w:pPr>
         <w:pStyle w:val="TextoTCC"/>
+        <w:spacing w:after="120" w:line="360" w:lineRule="auto"/>
         <w:ind w:firstLine="709"/>
         <w:rPr>
           <w:rFonts w:cs="Arial"/>
@@ -31019,6 +31326,7 @@
     <w:p>
       <w:pPr>
         <w:pStyle w:val="TextoTCC"/>
+        <w:spacing w:after="120" w:line="360" w:lineRule="auto"/>
         <w:ind w:firstLine="709"/>
         <w:rPr>
           <w:rFonts w:cs="Arial"/>
@@ -31036,6 +31344,7 @@
     <w:p>
       <w:pPr>
         <w:pStyle w:val="TextoTCC"/>
+        <w:spacing w:after="120" w:line="360" w:lineRule="auto"/>
         <w:ind w:firstLine="709"/>
         <w:rPr>
           <w:rFonts w:cs="Arial"/>
@@ -31062,6 +31371,7 @@
     <w:p>
       <w:pPr>
         <w:pStyle w:val="TextoTCC"/>
+        <w:spacing w:after="120" w:line="360" w:lineRule="auto"/>
         <w:ind w:firstLine="709"/>
         <w:rPr>
           <w:rFonts w:cs="Arial"/>
@@ -31079,6 +31389,7 @@
     <w:p>
       <w:pPr>
         <w:pStyle w:val="TextoTCC"/>
+        <w:spacing w:after="120" w:line="360" w:lineRule="auto"/>
         <w:ind w:firstLine="709"/>
         <w:rPr>
           <w:rFonts w:cs="Arial"/>
@@ -31105,6 +31416,7 @@
     <w:p>
       <w:pPr>
         <w:pStyle w:val="TextoTCC"/>
+        <w:spacing w:after="120" w:line="360" w:lineRule="auto"/>
         <w:ind w:firstLine="709"/>
         <w:rPr>
           <w:rFonts w:cs="Arial"/>
@@ -31122,6 +31434,7 @@
     <w:p>
       <w:pPr>
         <w:pStyle w:val="TextoTCC"/>
+        <w:spacing w:after="120" w:line="360" w:lineRule="auto"/>
         <w:ind w:firstLine="709"/>
         <w:rPr>
           <w:rFonts w:cs="Arial"/>
@@ -31184,6 +31497,7 @@
           <w:rFonts w:cs="Arial"/>
           <w:szCs w:val="24"/>
         </w:rPr>
+        <w:lastRenderedPageBreak/>
         <w:br w:type="page"/>
       </w:r>
     </w:p>
@@ -50078,10 +50392,25 @@
 </file>
 
 <file path=customXml/item1.xml><?xml version="1.0" encoding="utf-8"?>
+<?mso-contentType ?>
+<FormTemplates xmlns="http://schemas.microsoft.com/sharepoint/v3/contenttype/forms">
+  <Display>DocumentLibraryForm</Display>
+  <Edit>DocumentLibraryForm</Edit>
+  <New>DocumentLibraryForm</New>
+</FormTemplates>
+</file>
+
+<file path=customXml/item2.xml><?xml version="1.0" encoding="utf-8"?>
 <b:Sources xmlns:b="http://schemas.openxmlformats.org/officeDocument/2006/bibliography" xmlns="http://schemas.openxmlformats.org/officeDocument/2006/bibliography" SelectedStyle="\APASixthEditionOfficeOnline.xsl" StyleName="APA" Version="6"/>
 </file>
 
-<file path=customXml/item2.xml><?xml version="1.0" encoding="utf-8"?>
+<file path=customXml/item3.xml><?xml version="1.0" encoding="utf-8"?>
+<p:properties xmlns:p="http://schemas.microsoft.com/office/2006/metadata/properties" xmlns:xsi="http://www.w3.org/2001/XMLSchema-instance" xmlns:pc="http://schemas.microsoft.com/office/infopath/2007/PartnerControls">
+  <documentManagement/>
+</p:properties>
+</file>
+
+<file path=customXml/item4.xml><?xml version="1.0" encoding="utf-8"?>
 <ct:contentTypeSchema xmlns:ct="http://schemas.microsoft.com/office/2006/metadata/contentType" xmlns:ma="http://schemas.microsoft.com/office/2006/metadata/properties/metaAttributes" ct:_="" ma:_="" ma:contentTypeName="Documento" ma:contentTypeID="0x0101002143806E547ABD4E93289385A3FDBF77" ma:contentTypeVersion="1" ma:contentTypeDescription="Crie um novo documento." ma:contentTypeScope="" ma:versionID="b14f338ecaffc4bfd1ecb1a2742d7929">
   <xsd:schema xmlns:xsd="http://www.w3.org/2001/XMLSchema" xmlns:xs="http://www.w3.org/2001/XMLSchema" xmlns:p="http://schemas.microsoft.com/office/2006/metadata/properties" xmlns:ns3="92af4d98-1b41-41e1-8817-b20f7fdac349" targetNamespace="http://schemas.microsoft.com/office/2006/metadata/properties" ma:root="true" ma:fieldsID="2f5d27d69df15c55b7652e946427a08c" ns3:_="">
     <xsd:import namespace="92af4d98-1b41-41e1-8817-b20f7fdac349"/>
@@ -50207,22 +50536,15 @@
 </ct:contentTypeSchema>
 </file>
 
-<file path=customXml/item3.xml><?xml version="1.0" encoding="utf-8"?>
-<?mso-contentType ?>
-<FormTemplates xmlns="http://schemas.microsoft.com/sharepoint/v3/contenttype/forms">
-  <Display>DocumentLibraryForm</Display>
-  <Edit>DocumentLibraryForm</Edit>
-  <New>DocumentLibraryForm</New>
-</FormTemplates>
+<file path=customXml/itemProps1.xml><?xml version="1.0" encoding="utf-8"?>
+<ds:datastoreItem xmlns:ds="http://schemas.openxmlformats.org/officeDocument/2006/customXml" ds:itemID="{2197FC2A-3FEE-4018-BF9D-AC0DEF12D21E}">
+  <ds:schemaRefs>
+    <ds:schemaRef ds:uri="http://schemas.microsoft.com/sharepoint/v3/contenttype/forms"/>
+  </ds:schemaRefs>
+</ds:datastoreItem>
 </file>
 
-<file path=customXml/item4.xml><?xml version="1.0" encoding="utf-8"?>
-<p:properties xmlns:p="http://schemas.microsoft.com/office/2006/metadata/properties" xmlns:xsi="http://www.w3.org/2001/XMLSchema-instance" xmlns:pc="http://schemas.microsoft.com/office/infopath/2007/PartnerControls">
-  <documentManagement/>
-</p:properties>
-</file>
-
-<file path=customXml/itemProps1.xml><?xml version="1.0" encoding="utf-8"?>
+<file path=customXml/itemProps2.xml><?xml version="1.0" encoding="utf-8"?>
 <ds:datastoreItem xmlns:ds="http://schemas.openxmlformats.org/officeDocument/2006/customXml" ds:itemID="{1302848B-921A-4DB9-9FF9-55A3BBE3655B}">
   <ds:schemaRefs>
     <ds:schemaRef ds:uri="http://schemas.openxmlformats.org/officeDocument/2006/bibliography"/>
@@ -50230,7 +50552,16 @@
 </ds:datastoreItem>
 </file>
 
-<file path=customXml/itemProps2.xml><?xml version="1.0" encoding="utf-8"?>
+<file path=customXml/itemProps3.xml><?xml version="1.0" encoding="utf-8"?>
+<ds:datastoreItem xmlns:ds="http://schemas.openxmlformats.org/officeDocument/2006/customXml" ds:itemID="{94A1E22D-3AC2-41E9-8F4D-B94BF2DCB0F7}">
+  <ds:schemaRefs>
+    <ds:schemaRef ds:uri="http://schemas.microsoft.com/office/2006/metadata/properties"/>
+    <ds:schemaRef ds:uri="http://schemas.microsoft.com/office/infopath/2007/PartnerControls"/>
+  </ds:schemaRefs>
+</ds:datastoreItem>
+</file>
+
+<file path=customXml/itemProps4.xml><?xml version="1.0" encoding="utf-8"?>
 <ds:datastoreItem xmlns:ds="http://schemas.openxmlformats.org/officeDocument/2006/customXml" ds:itemID="{308C362D-2559-45E3-8E0C-3E1A3EA270E4}">
   <ds:schemaRefs>
     <ds:schemaRef ds:uri="http://schemas.microsoft.com/office/2006/metadata/contentType"/>
@@ -50246,21 +50577,4 @@
     <ds:schemaRef ds:uri="http://schemas.microsoft.com/internal/obd"/>
   </ds:schemaRefs>
 </ds:datastoreItem>
-</file>
-
-<file path=customXml/itemProps3.xml><?xml version="1.0" encoding="utf-8"?>
-<ds:datastoreItem xmlns:ds="http://schemas.openxmlformats.org/officeDocument/2006/customXml" ds:itemID="{2197FC2A-3FEE-4018-BF9D-AC0DEF12D21E}">
-  <ds:schemaRefs>
-    <ds:schemaRef ds:uri="http://schemas.microsoft.com/sharepoint/v3/contenttype/forms"/>
-  </ds:schemaRefs>
-</ds:datastoreItem>
-</file>
-
-<file path=customXml/itemProps4.xml><?xml version="1.0" encoding="utf-8"?>
-<ds:datastoreItem xmlns:ds="http://schemas.openxmlformats.org/officeDocument/2006/customXml" ds:itemID="{94A1E22D-3AC2-41E9-8F4D-B94BF2DCB0F7}">
-  <ds:schemaRefs>
-    <ds:schemaRef ds:uri="http://schemas.microsoft.com/office/2006/metadata/properties"/>
-    <ds:schemaRef ds:uri="http://schemas.microsoft.com/office/infopath/2007/PartnerControls"/>
-  </ds:schemaRefs>
-</ds:datastoreItem>
 </file>
--- a/Documentacao/STOCK_ERP.docx
+++ b/Documentacao/STOCK_ERP.docx
@@ -3883,7 +3883,7 @@
     </w:p>
     <w:p>
       <w:pPr>
-        <w:pStyle w:val="Sumrio1"/>
+        <w:pStyle w:val="TOC1"/>
         <w:jc w:val="left"/>
       </w:pPr>
       <w:r>
@@ -3896,7 +3896,7 @@
     </w:p>
     <w:p>
       <w:pPr>
-        <w:pStyle w:val="Sumrio1"/>
+        <w:pStyle w:val="TOC1"/>
         <w:jc w:val="left"/>
       </w:pPr>
       <w:r>
@@ -3909,7 +3909,7 @@
     </w:p>
     <w:p>
       <w:pPr>
-        <w:pStyle w:val="Sumrio2"/>
+        <w:pStyle w:val="TOC2"/>
         <w:jc w:val="left"/>
       </w:pPr>
       <w:r>
@@ -3922,7 +3922,7 @@
     </w:p>
     <w:p>
       <w:pPr>
-        <w:pStyle w:val="Sumrio3"/>
+        <w:pStyle w:val="TOC3"/>
         <w:jc w:val="left"/>
       </w:pPr>
       <w:r>
@@ -3935,7 +3935,7 @@
     </w:p>
     <w:p>
       <w:pPr>
-        <w:pStyle w:val="Sumrio3"/>
+        <w:pStyle w:val="TOC3"/>
         <w:jc w:val="left"/>
       </w:pPr>
       <w:r>
@@ -3948,7 +3948,7 @@
     </w:p>
     <w:p>
       <w:pPr>
-        <w:pStyle w:val="Sumrio2"/>
+        <w:pStyle w:val="TOC2"/>
         <w:jc w:val="left"/>
       </w:pPr>
       <w:r>
@@ -3961,46 +3961,73 @@
     </w:p>
     <w:p>
       <w:pPr>
-        <w:pStyle w:val="Sumrio3"/>
+        <w:pStyle w:val="TOC3"/>
         <w:jc w:val="left"/>
-      </w:pPr>
-      <w:r>
+        <w:rPr>
+          <w:lang w:val="en-US"/>
+        </w:rPr>
+      </w:pPr>
+      <w:r>
+        <w:rPr>
+          <w:lang w:val="en-US"/>
+        </w:rPr>
         <w:t>1.2.1 - React</w:t>
       </w:r>
       <w:r>
+        <w:rPr>
+          <w:lang w:val="en-US"/>
+        </w:rPr>
         <w:tab/>
         <w:t>17</w:t>
       </w:r>
     </w:p>
     <w:p>
       <w:pPr>
-        <w:pStyle w:val="Sumrio3"/>
+        <w:pStyle w:val="TOC3"/>
         <w:jc w:val="left"/>
-      </w:pPr>
-      <w:r>
+        <w:rPr>
+          <w:lang w:val="en-US"/>
+        </w:rPr>
+      </w:pPr>
+      <w:r>
+        <w:rPr>
+          <w:lang w:val="en-US"/>
+        </w:rPr>
         <w:t>1.2.2 - Next.js</w:t>
       </w:r>
       <w:r>
+        <w:rPr>
+          <w:lang w:val="en-US"/>
+        </w:rPr>
         <w:tab/>
         <w:t>17</w:t>
       </w:r>
     </w:p>
     <w:p>
       <w:pPr>
-        <w:pStyle w:val="Sumrio3"/>
+        <w:pStyle w:val="TOC3"/>
         <w:jc w:val="left"/>
-      </w:pPr>
-      <w:r>
+        <w:rPr>
+          <w:lang w:val="en-US"/>
+        </w:rPr>
+      </w:pPr>
+      <w:r>
+        <w:rPr>
+          <w:lang w:val="en-US"/>
+        </w:rPr>
         <w:t>1.2.3 - CSS e Tailwind CSS</w:t>
       </w:r>
       <w:r>
+        <w:rPr>
+          <w:lang w:val="en-US"/>
+        </w:rPr>
         <w:tab/>
         <w:t>17</w:t>
       </w:r>
     </w:p>
     <w:p>
       <w:pPr>
-        <w:pStyle w:val="Sumrio2"/>
+        <w:pStyle w:val="TOC2"/>
         <w:jc w:val="left"/>
       </w:pPr>
       <w:r>
@@ -4013,7 +4040,7 @@
     </w:p>
     <w:p>
       <w:pPr>
-        <w:pStyle w:val="Sumrio3"/>
+        <w:pStyle w:val="TOC3"/>
         <w:jc w:val="left"/>
       </w:pPr>
       <w:r>
@@ -4026,7 +4053,7 @@
     </w:p>
     <w:p>
       <w:pPr>
-        <w:pStyle w:val="Sumrio3"/>
+        <w:pStyle w:val="TOC3"/>
         <w:jc w:val="left"/>
       </w:pPr>
       <w:r>
@@ -4039,7 +4066,7 @@
     </w:p>
     <w:p>
       <w:pPr>
-        <w:pStyle w:val="Sumrio3"/>
+        <w:pStyle w:val="TOC3"/>
         <w:jc w:val="left"/>
       </w:pPr>
       <w:r>
@@ -4052,7 +4079,7 @@
     </w:p>
     <w:p>
       <w:pPr>
-        <w:pStyle w:val="Sumrio2"/>
+        <w:pStyle w:val="TOC2"/>
         <w:jc w:val="left"/>
       </w:pPr>
       <w:r>
@@ -4065,7 +4092,7 @@
     </w:p>
     <w:p>
       <w:pPr>
-        <w:pStyle w:val="Sumrio3"/>
+        <w:pStyle w:val="TOC3"/>
         <w:jc w:val="left"/>
       </w:pPr>
       <w:r>
@@ -4078,7 +4105,7 @@
     </w:p>
     <w:p>
       <w:pPr>
-        <w:pStyle w:val="Sumrio3"/>
+        <w:pStyle w:val="TOC3"/>
         <w:jc w:val="left"/>
       </w:pPr>
       <w:r>
@@ -4091,7 +4118,7 @@
     </w:p>
     <w:p>
       <w:pPr>
-        <w:pStyle w:val="Sumrio3"/>
+        <w:pStyle w:val="TOC3"/>
         <w:jc w:val="left"/>
       </w:pPr>
       <w:r>
@@ -4104,7 +4131,7 @@
     </w:p>
     <w:p>
       <w:pPr>
-        <w:pStyle w:val="Sumrio2"/>
+        <w:pStyle w:val="TOC2"/>
         <w:jc w:val="left"/>
       </w:pPr>
       <w:r>
@@ -4117,7 +4144,7 @@
     </w:p>
     <w:p>
       <w:pPr>
-        <w:pStyle w:val="Sumrio3"/>
+        <w:pStyle w:val="TOC3"/>
         <w:jc w:val="left"/>
       </w:pPr>
       <w:r>
@@ -4130,7 +4157,7 @@
     </w:p>
     <w:p>
       <w:pPr>
-        <w:pStyle w:val="Sumrio3"/>
+        <w:pStyle w:val="TOC3"/>
         <w:jc w:val="left"/>
       </w:pPr>
       <w:r>
@@ -4143,7 +4170,7 @@
     </w:p>
     <w:p>
       <w:pPr>
-        <w:pStyle w:val="Sumrio2"/>
+        <w:pStyle w:val="TOC2"/>
         <w:jc w:val="left"/>
       </w:pPr>
       <w:r>
@@ -4156,7 +4183,7 @@
     </w:p>
     <w:p>
       <w:pPr>
-        <w:pStyle w:val="Sumrio3"/>
+        <w:pStyle w:val="TOC3"/>
         <w:jc w:val="left"/>
       </w:pPr>
       <w:r>
@@ -4169,7 +4196,7 @@
     </w:p>
     <w:p>
       <w:pPr>
-        <w:pStyle w:val="Sumrio1"/>
+        <w:pStyle w:val="TOC1"/>
         <w:jc w:val="left"/>
       </w:pPr>
       <w:r>
@@ -4182,7 +4209,7 @@
     </w:p>
     <w:p>
       <w:pPr>
-        <w:pStyle w:val="Sumrio2"/>
+        <w:pStyle w:val="TOC2"/>
         <w:jc w:val="left"/>
       </w:pPr>
       <w:r>
@@ -4195,7 +4222,7 @@
     </w:p>
     <w:p>
       <w:pPr>
-        <w:pStyle w:val="Sumrio3"/>
+        <w:pStyle w:val="TOC3"/>
         <w:jc w:val="left"/>
       </w:pPr>
       <w:r>
@@ -4208,7 +4235,7 @@
     </w:p>
     <w:p>
       <w:pPr>
-        <w:pStyle w:val="Sumrio3"/>
+        <w:pStyle w:val="TOC3"/>
         <w:jc w:val="left"/>
       </w:pPr>
       <w:r>
@@ -4221,7 +4248,7 @@
     </w:p>
     <w:p>
       <w:pPr>
-        <w:pStyle w:val="Sumrio3"/>
+        <w:pStyle w:val="TOC3"/>
         <w:jc w:val="left"/>
       </w:pPr>
       <w:r>
@@ -4234,7 +4261,7 @@
     </w:p>
     <w:p>
       <w:pPr>
-        <w:pStyle w:val="Sumrio3"/>
+        <w:pStyle w:val="TOC3"/>
         <w:jc w:val="left"/>
       </w:pPr>
       <w:r>
@@ -4247,7 +4274,7 @@
     </w:p>
     <w:p>
       <w:pPr>
-        <w:pStyle w:val="Sumrio2"/>
+        <w:pStyle w:val="TOC2"/>
         <w:jc w:val="left"/>
       </w:pPr>
       <w:r>
@@ -4260,7 +4287,7 @@
     </w:p>
     <w:p>
       <w:pPr>
-        <w:pStyle w:val="Sumrio3"/>
+        <w:pStyle w:val="TOC3"/>
         <w:jc w:val="left"/>
       </w:pPr>
       <w:r>
@@ -4273,7 +4300,7 @@
     </w:p>
     <w:p>
       <w:pPr>
-        <w:pStyle w:val="Sumrio3"/>
+        <w:pStyle w:val="TOC3"/>
         <w:jc w:val="left"/>
       </w:pPr>
       <w:r>
@@ -4286,7 +4313,7 @@
     </w:p>
     <w:p>
       <w:pPr>
-        <w:pStyle w:val="Sumrio3"/>
+        <w:pStyle w:val="TOC3"/>
         <w:jc w:val="left"/>
       </w:pPr>
       <w:r>
@@ -4300,7 +4327,7 @@
     </w:p>
     <w:p>
       <w:pPr>
-        <w:pStyle w:val="Sumrio3"/>
+        <w:pStyle w:val="TOC3"/>
         <w:ind w:left="1134"/>
         <w:jc w:val="left"/>
       </w:pPr>
@@ -4314,7 +4341,7 @@
     </w:p>
     <w:p>
       <w:pPr>
-        <w:pStyle w:val="Sumrio3"/>
+        <w:pStyle w:val="TOC3"/>
         <w:ind w:left="1134"/>
         <w:jc w:val="left"/>
       </w:pPr>
@@ -4328,7 +4355,7 @@
     </w:p>
     <w:p>
       <w:pPr>
-        <w:pStyle w:val="Sumrio3"/>
+        <w:pStyle w:val="TOC3"/>
         <w:ind w:left="1134"/>
         <w:jc w:val="left"/>
       </w:pPr>
@@ -4342,7 +4369,7 @@
     </w:p>
     <w:p>
       <w:pPr>
-        <w:pStyle w:val="Sumrio3"/>
+        <w:pStyle w:val="TOC3"/>
         <w:ind w:left="1134"/>
         <w:jc w:val="left"/>
       </w:pPr>
@@ -4356,7 +4383,7 @@
     </w:p>
     <w:p>
       <w:pPr>
-        <w:pStyle w:val="Sumrio3"/>
+        <w:pStyle w:val="TOC3"/>
         <w:ind w:left="1134"/>
         <w:jc w:val="left"/>
       </w:pPr>
@@ -4370,7 +4397,7 @@
     </w:p>
     <w:p>
       <w:pPr>
-        <w:pStyle w:val="Sumrio3"/>
+        <w:pStyle w:val="TOC3"/>
         <w:ind w:left="1134"/>
         <w:jc w:val="left"/>
       </w:pPr>
@@ -4384,7 +4411,7 @@
     </w:p>
     <w:p>
       <w:pPr>
-        <w:pStyle w:val="Sumrio3"/>
+        <w:pStyle w:val="TOC3"/>
         <w:ind w:left="1134"/>
         <w:jc w:val="left"/>
       </w:pPr>
@@ -4398,7 +4425,7 @@
     </w:p>
     <w:p>
       <w:pPr>
-        <w:pStyle w:val="Sumrio3"/>
+        <w:pStyle w:val="TOC3"/>
         <w:ind w:left="1134"/>
         <w:jc w:val="left"/>
       </w:pPr>
@@ -4412,7 +4439,7 @@
     </w:p>
     <w:p>
       <w:pPr>
-        <w:pStyle w:val="Sumrio3"/>
+        <w:pStyle w:val="TOC3"/>
         <w:ind w:left="1134"/>
         <w:jc w:val="left"/>
       </w:pPr>
@@ -4426,7 +4453,7 @@
     </w:p>
     <w:p>
       <w:pPr>
-        <w:pStyle w:val="Sumrio3"/>
+        <w:pStyle w:val="TOC3"/>
         <w:ind w:left="1134"/>
         <w:jc w:val="left"/>
       </w:pPr>
@@ -4440,7 +4467,7 @@
     </w:p>
     <w:p>
       <w:pPr>
-        <w:pStyle w:val="Sumrio2"/>
+        <w:pStyle w:val="TOC2"/>
         <w:jc w:val="left"/>
       </w:pPr>
       <w:r>
@@ -4453,7 +4480,7 @@
     </w:p>
     <w:p>
       <w:pPr>
-        <w:pStyle w:val="Sumrio3"/>
+        <w:pStyle w:val="TOC3"/>
         <w:jc w:val="left"/>
       </w:pPr>
       <w:r>
@@ -4466,7 +4493,7 @@
     </w:p>
     <w:p>
       <w:pPr>
-        <w:pStyle w:val="Sumrio3"/>
+        <w:pStyle w:val="TOC3"/>
         <w:jc w:val="left"/>
       </w:pPr>
       <w:r>
@@ -4479,7 +4506,7 @@
     </w:p>
     <w:p>
       <w:pPr>
-        <w:pStyle w:val="Sumrio3"/>
+        <w:pStyle w:val="TOC3"/>
         <w:jc w:val="left"/>
       </w:pPr>
       <w:r>
@@ -4492,7 +4519,7 @@
     </w:p>
     <w:p>
       <w:pPr>
-        <w:pStyle w:val="Sumrio3"/>
+        <w:pStyle w:val="TOC3"/>
         <w:jc w:val="left"/>
       </w:pPr>
       <w:r>
@@ -4505,7 +4532,7 @@
     </w:p>
     <w:p>
       <w:pPr>
-        <w:pStyle w:val="Sumrio3"/>
+        <w:pStyle w:val="TOC3"/>
         <w:jc w:val="left"/>
       </w:pPr>
       <w:r>
@@ -4518,7 +4545,7 @@
     </w:p>
     <w:p>
       <w:pPr>
-        <w:pStyle w:val="Sumrio3"/>
+        <w:pStyle w:val="TOC3"/>
         <w:jc w:val="left"/>
       </w:pPr>
       <w:r>
@@ -4531,7 +4558,7 @@
     </w:p>
     <w:p>
       <w:pPr>
-        <w:pStyle w:val="Sumrio2"/>
+        <w:pStyle w:val="TOC2"/>
         <w:jc w:val="left"/>
       </w:pPr>
       <w:r>
@@ -4544,7 +4571,7 @@
     </w:p>
     <w:p>
       <w:pPr>
-        <w:pStyle w:val="Sumrio3"/>
+        <w:pStyle w:val="TOC3"/>
         <w:jc w:val="left"/>
       </w:pPr>
       <w:r>
@@ -4557,7 +4584,7 @@
     </w:p>
     <w:p>
       <w:pPr>
-        <w:pStyle w:val="Sumrio3"/>
+        <w:pStyle w:val="TOC3"/>
         <w:jc w:val="left"/>
       </w:pPr>
       <w:r>
@@ -4570,7 +4597,7 @@
     </w:p>
     <w:p>
       <w:pPr>
-        <w:pStyle w:val="Sumrio2"/>
+        <w:pStyle w:val="TOC2"/>
         <w:jc w:val="left"/>
       </w:pPr>
       <w:r>
@@ -4583,7 +4610,7 @@
     </w:p>
     <w:p>
       <w:pPr>
-        <w:pStyle w:val="Sumrio3"/>
+        <w:pStyle w:val="TOC3"/>
         <w:jc w:val="left"/>
       </w:pPr>
       <w:r>
@@ -4596,49 +4623,76 @@
     </w:p>
     <w:p>
       <w:pPr>
-        <w:pStyle w:val="Sumrio3"/>
+        <w:pStyle w:val="TOC3"/>
         <w:ind w:left="1134"/>
         <w:jc w:val="left"/>
-      </w:pPr>
-      <w:r>
+        <w:rPr>
+          <w:lang w:val="en-US"/>
+        </w:rPr>
+      </w:pPr>
+      <w:r>
+        <w:rPr>
+          <w:lang w:val="en-US"/>
+        </w:rPr>
         <w:t>2.6.1.1 - PROGma NET</w:t>
       </w:r>
       <w:r>
+        <w:rPr>
+          <w:lang w:val="en-US"/>
+        </w:rPr>
         <w:tab/>
         <w:t>72</w:t>
       </w:r>
     </w:p>
     <w:p>
       <w:pPr>
-        <w:pStyle w:val="Sumrio3"/>
+        <w:pStyle w:val="TOC3"/>
         <w:ind w:left="1134"/>
         <w:jc w:val="left"/>
-      </w:pPr>
-      <w:r>
+        <w:rPr>
+          <w:lang w:val="en-US"/>
+        </w:rPr>
+      </w:pPr>
+      <w:r>
+        <w:rPr>
+          <w:lang w:val="en-US"/>
+        </w:rPr>
         <w:t>2.6.1.2 - Bling ERP</w:t>
       </w:r>
       <w:r>
+        <w:rPr>
+          <w:lang w:val="en-US"/>
+        </w:rPr>
         <w:tab/>
         <w:t>73</w:t>
       </w:r>
     </w:p>
     <w:p>
       <w:pPr>
-        <w:pStyle w:val="Sumrio3"/>
+        <w:pStyle w:val="TOC3"/>
         <w:ind w:left="1134"/>
         <w:jc w:val="left"/>
-      </w:pPr>
-      <w:r>
+        <w:rPr>
+          <w:lang w:val="en-US"/>
+        </w:rPr>
+      </w:pPr>
+      <w:r>
+        <w:rPr>
+          <w:lang w:val="en-US"/>
+        </w:rPr>
         <w:t>2.6.1.3 - Omie ERP</w:t>
       </w:r>
       <w:r>
+        <w:rPr>
+          <w:lang w:val="en-US"/>
+        </w:rPr>
         <w:tab/>
         <w:t>74</w:t>
       </w:r>
     </w:p>
     <w:p>
       <w:pPr>
-        <w:pStyle w:val="Sumrio3"/>
+        <w:pStyle w:val="TOC3"/>
         <w:ind w:left="1134"/>
         <w:jc w:val="left"/>
       </w:pPr>
@@ -4652,7 +4706,7 @@
     </w:p>
     <w:p>
       <w:pPr>
-        <w:pStyle w:val="Sumrio3"/>
+        <w:pStyle w:val="TOC3"/>
         <w:jc w:val="left"/>
       </w:pPr>
       <w:r>
@@ -4665,49 +4719,76 @@
     </w:p>
     <w:p>
       <w:pPr>
-        <w:pStyle w:val="Sumrio3"/>
+        <w:pStyle w:val="TOC3"/>
         <w:ind w:left="1134"/>
         <w:jc w:val="left"/>
-      </w:pPr>
-      <w:r>
+        <w:rPr>
+          <w:lang w:val="en-US"/>
+        </w:rPr>
+      </w:pPr>
+      <w:r>
+        <w:rPr>
+          <w:lang w:val="en-US"/>
+        </w:rPr>
         <w:t>2.6.2.1 - Microsoft Excel</w:t>
       </w:r>
       <w:r>
+        <w:rPr>
+          <w:lang w:val="en-US"/>
+        </w:rPr>
         <w:tab/>
         <w:t>78</w:t>
       </w:r>
     </w:p>
     <w:p>
       <w:pPr>
-        <w:pStyle w:val="Sumrio3"/>
+        <w:pStyle w:val="TOC3"/>
         <w:ind w:left="1134"/>
         <w:jc w:val="left"/>
-      </w:pPr>
-      <w:r>
+        <w:rPr>
+          <w:lang w:val="en-US"/>
+        </w:rPr>
+      </w:pPr>
+      <w:r>
+        <w:rPr>
+          <w:lang w:val="en-US"/>
+        </w:rPr>
         <w:t>2.6.2.2 - Google Sheets</w:t>
       </w:r>
       <w:r>
+        <w:rPr>
+          <w:lang w:val="en-US"/>
+        </w:rPr>
         <w:tab/>
         <w:t>80</w:t>
       </w:r>
     </w:p>
     <w:p>
       <w:pPr>
-        <w:pStyle w:val="Sumrio3"/>
+        <w:pStyle w:val="TOC3"/>
         <w:ind w:left="1134"/>
         <w:jc w:val="left"/>
-      </w:pPr>
-      <w:r>
+        <w:rPr>
+          <w:lang w:val="en-US"/>
+        </w:rPr>
+      </w:pPr>
+      <w:r>
+        <w:rPr>
+          <w:lang w:val="en-US"/>
+        </w:rPr>
         <w:t>2.6.2.3 - Notion</w:t>
       </w:r>
       <w:r>
+        <w:rPr>
+          <w:lang w:val="en-US"/>
+        </w:rPr>
         <w:tab/>
         <w:t>83</w:t>
       </w:r>
     </w:p>
     <w:p>
       <w:pPr>
-        <w:pStyle w:val="Sumrio2"/>
+        <w:pStyle w:val="TOC2"/>
         <w:jc w:val="left"/>
       </w:pPr>
       <w:r>
@@ -4720,7 +4801,7 @@
     </w:p>
     <w:p>
       <w:pPr>
-        <w:pStyle w:val="Sumrio3"/>
+        <w:pStyle w:val="TOC3"/>
         <w:jc w:val="left"/>
       </w:pPr>
       <w:r>
@@ -4733,7 +4814,7 @@
     </w:p>
     <w:p>
       <w:pPr>
-        <w:pStyle w:val="Sumrio3"/>
+        <w:pStyle w:val="TOC3"/>
         <w:ind w:left="1134"/>
         <w:jc w:val="left"/>
       </w:pPr>
@@ -4747,7 +4828,7 @@
     </w:p>
     <w:p>
       <w:pPr>
-        <w:pStyle w:val="Sumrio3"/>
+        <w:pStyle w:val="TOC3"/>
         <w:ind w:left="1134"/>
         <w:jc w:val="left"/>
       </w:pPr>
@@ -4761,7 +4842,7 @@
     </w:p>
     <w:p>
       <w:pPr>
-        <w:pStyle w:val="Sumrio3"/>
+        <w:pStyle w:val="TOC3"/>
         <w:ind w:left="1134"/>
         <w:jc w:val="left"/>
       </w:pPr>
@@ -4776,7 +4857,7 @@
     </w:p>
     <w:p>
       <w:pPr>
-        <w:pStyle w:val="Sumrio1"/>
+        <w:pStyle w:val="TOC1"/>
         <w:jc w:val="left"/>
       </w:pPr>
       <w:r>
@@ -4789,7 +4870,7 @@
     </w:p>
     <w:p>
       <w:pPr>
-        <w:pStyle w:val="Sumrio1"/>
+        <w:pStyle w:val="TOC1"/>
         <w:jc w:val="left"/>
       </w:pPr>
       <w:r>
@@ -4802,7 +4883,7 @@
     </w:p>
     <w:p>
       <w:pPr>
-        <w:pStyle w:val="Sumrio1"/>
+        <w:pStyle w:val="TOC1"/>
         <w:tabs>
           <w:tab w:val="clear" w:pos="9061"/>
           <w:tab w:val="right" w:leader="dot" w:pos="9071"/>
@@ -4831,7 +4912,7 @@
     </w:p>
     <w:p>
       <w:pPr>
-        <w:pStyle w:val="Ttulo1"/>
+        <w:pStyle w:val="Heading1"/>
         <w:spacing w:before="0" w:after="120"/>
         <w:jc w:val="left"/>
         <w:rPr>
@@ -4855,7 +4936,7 @@
       <w:commentRangeEnd w:id="2"/>
       <w:r>
         <w:rPr>
-          <w:rStyle w:val="Refdecomentrio"/>
+          <w:rStyle w:val="CommentReference"/>
           <w:rFonts w:eastAsia="SimSun" w:cs="Arial"/>
           <w:color w:val="000000"/>
           <w:sz w:val="24"/>
@@ -4866,7 +4947,7 @@
       <w:commentRangeEnd w:id="0"/>
       <w:r>
         <w:rPr>
-          <w:rStyle w:val="Refdecomentrio"/>
+          <w:rStyle w:val="CommentReference"/>
           <w:rFonts w:eastAsia="SimSun" w:cs="Arial"/>
           <w:color w:val="000000"/>
           <w:sz w:val="24"/>
@@ -4877,7 +4958,7 @@
       <w:commentRangeEnd w:id="1"/>
       <w:r>
         <w:rPr>
-          <w:rStyle w:val="Refdecomentrio"/>
+          <w:rStyle w:val="CommentReference"/>
           <w:rFonts w:eastAsia="SimSun" w:cs="Arial"/>
           <w:color w:val="000000"/>
           <w:sz w:val="24"/>
@@ -4908,7 +4989,7 @@
       <w:commentRangeEnd w:id="3"/>
       <w:r>
         <w:rPr>
-          <w:rStyle w:val="Refdecomentrio"/>
+          <w:rStyle w:val="CommentReference"/>
           <w:rFonts w:eastAsia="Calibri" w:cs="Arial"/>
           <w:sz w:val="24"/>
           <w:szCs w:val="24"/>
@@ -4918,7 +4999,7 @@
       <w:commentRangeEnd w:id="4"/>
       <w:r>
         <w:rPr>
-          <w:rStyle w:val="Refdecomentrio"/>
+          <w:rStyle w:val="CommentReference"/>
           <w:rFonts w:eastAsia="Calibri" w:cs="Arial"/>
           <w:sz w:val="24"/>
           <w:szCs w:val="24"/>
@@ -4949,7 +5030,7 @@
       <w:commentRangeEnd w:id="5"/>
       <w:r>
         <w:rPr>
-          <w:rStyle w:val="Refdecomentrio"/>
+          <w:rStyle w:val="CommentReference"/>
           <w:rFonts w:cs="Arial"/>
           <w:bCs/>
           <w:sz w:val="24"/>
@@ -4997,7 +5078,7 @@
       <w:commentRangeEnd w:id="6"/>
       <w:r>
         <w:rPr>
-          <w:rStyle w:val="Refdecomentrio"/>
+          <w:rStyle w:val="CommentReference"/>
           <w:rFonts w:cs="Arial"/>
           <w:sz w:val="24"/>
           <w:szCs w:val="24"/>
@@ -5035,7 +5116,7 @@
       <w:commentRangeEnd w:id="7"/>
       <w:r>
         <w:rPr>
-          <w:rStyle w:val="Refdecomentrio"/>
+          <w:rStyle w:val="CommentReference"/>
           <w:rFonts w:cs="Arial"/>
           <w:bCs/>
           <w:sz w:val="24"/>
@@ -5083,7 +5164,7 @@
       <w:commentRangeEnd w:id="8"/>
       <w:r>
         <w:rPr>
-          <w:rStyle w:val="Refdecomentrio"/>
+          <w:rStyle w:val="CommentReference"/>
           <w:rFonts w:cs="Arial"/>
           <w:sz w:val="24"/>
           <w:szCs w:val="24"/>
@@ -5121,7 +5202,7 @@
       <w:commentRangeEnd w:id="9"/>
       <w:r>
         <w:rPr>
-          <w:rStyle w:val="Refdecomentrio"/>
+          <w:rStyle w:val="CommentReference"/>
           <w:rFonts w:cs="Arial"/>
           <w:bCs/>
           <w:sz w:val="24"/>
@@ -5161,7 +5242,7 @@
       <w:commentRangeEnd w:id="10"/>
       <w:r>
         <w:rPr>
-          <w:rStyle w:val="Refdecomentrio"/>
+          <w:rStyle w:val="CommentReference"/>
           <w:rFonts w:cs="Arial"/>
           <w:bCs/>
           <w:sz w:val="24"/>
@@ -5187,7 +5268,7 @@
     </w:p>
     <w:p>
       <w:pPr>
-        <w:pStyle w:val="Ttulo1"/>
+        <w:pStyle w:val="Heading1"/>
         <w:spacing w:before="0" w:after="120"/>
         <w:jc w:val="left"/>
         <w:rPr>
@@ -5223,7 +5304,7 @@
     </w:p>
     <w:p>
       <w:pPr>
-        <w:pStyle w:val="Ttulo2"/>
+        <w:pStyle w:val="Heading2"/>
         <w:jc w:val="left"/>
       </w:pPr>
       <w:r>
@@ -5232,7 +5313,7 @@
     </w:p>
     <w:p>
       <w:pPr>
-        <w:pStyle w:val="Ttulo3"/>
+        <w:pStyle w:val="Heading3"/>
         <w:jc w:val="left"/>
       </w:pPr>
       <w:r>
@@ -5261,7 +5342,7 @@
     </w:p>
     <w:p>
       <w:pPr>
-        <w:pStyle w:val="Ttulo3"/>
+        <w:pStyle w:val="Heading3"/>
         <w:jc w:val="left"/>
       </w:pPr>
       <w:r>
@@ -5284,7 +5365,7 @@
     </w:p>
     <w:p>
       <w:pPr>
-        <w:pStyle w:val="Ttulo2"/>
+        <w:pStyle w:val="Heading2"/>
         <w:jc w:val="left"/>
       </w:pPr>
       <w:r>
@@ -5293,7 +5374,7 @@
     </w:p>
     <w:p>
       <w:pPr>
-        <w:pStyle w:val="Ttulo3"/>
+        <w:pStyle w:val="Heading3"/>
         <w:jc w:val="left"/>
       </w:pPr>
       <w:r>
@@ -5322,7 +5403,7 @@
     </w:p>
     <w:p>
       <w:pPr>
-        <w:pStyle w:val="Ttulo3"/>
+        <w:pStyle w:val="Heading3"/>
         <w:jc w:val="left"/>
       </w:pPr>
       <w:r>
@@ -5351,7 +5432,7 @@
     </w:p>
     <w:p>
       <w:pPr>
-        <w:pStyle w:val="Ttulo3"/>
+        <w:pStyle w:val="Heading3"/>
         <w:jc w:val="left"/>
       </w:pPr>
       <w:r>
@@ -5384,7 +5465,7 @@
     </w:p>
     <w:p>
       <w:pPr>
-        <w:pStyle w:val="Ttulo2"/>
+        <w:pStyle w:val="Heading2"/>
         <w:jc w:val="left"/>
       </w:pPr>
       <w:r>
@@ -5393,7 +5474,7 @@
     </w:p>
     <w:p>
       <w:pPr>
-        <w:pStyle w:val="Ttulo3"/>
+        <w:pStyle w:val="Heading3"/>
         <w:jc w:val="left"/>
       </w:pPr>
       <w:r>
@@ -5422,7 +5503,7 @@
     </w:p>
     <w:p>
       <w:pPr>
-        <w:pStyle w:val="Ttulo3"/>
+        <w:pStyle w:val="Heading3"/>
         <w:jc w:val="both"/>
       </w:pPr>
       <w:r>
@@ -5451,7 +5532,7 @@
     </w:p>
     <w:p>
       <w:pPr>
-        <w:pStyle w:val="Ttulo3"/>
+        <w:pStyle w:val="Heading3"/>
         <w:jc w:val="both"/>
       </w:pPr>
       <w:r>
@@ -5484,7 +5565,7 @@
     </w:p>
     <w:p>
       <w:pPr>
-        <w:pStyle w:val="Ttulo2"/>
+        <w:pStyle w:val="Heading2"/>
         <w:jc w:val="left"/>
       </w:pPr>
       <w:r>
@@ -5493,7 +5574,7 @@
     </w:p>
     <w:p>
       <w:pPr>
-        <w:pStyle w:val="Ttulo3"/>
+        <w:pStyle w:val="Heading3"/>
         <w:jc w:val="left"/>
       </w:pPr>
       <w:r>
@@ -5522,7 +5603,7 @@
     </w:p>
     <w:p>
       <w:pPr>
-        <w:pStyle w:val="Ttulo3"/>
+        <w:pStyle w:val="Heading3"/>
         <w:jc w:val="left"/>
       </w:pPr>
       <w:r>
@@ -5551,7 +5632,7 @@
     </w:p>
     <w:p>
       <w:pPr>
-        <w:pStyle w:val="Ttulo3"/>
+        <w:pStyle w:val="Heading3"/>
         <w:jc w:val="left"/>
       </w:pPr>
       <w:r>
@@ -5584,7 +5665,7 @@
     </w:p>
     <w:p>
       <w:pPr>
-        <w:pStyle w:val="Ttulo2"/>
+        <w:pStyle w:val="Heading2"/>
         <w:jc w:val="left"/>
       </w:pPr>
       <w:r>
@@ -5593,7 +5674,7 @@
     </w:p>
     <w:p>
       <w:pPr>
-        <w:pStyle w:val="Ttulo3"/>
+        <w:pStyle w:val="Heading3"/>
         <w:jc w:val="left"/>
       </w:pPr>
       <w:r>
@@ -5612,7 +5693,7 @@
     </w:p>
     <w:p>
       <w:pPr>
-        <w:pStyle w:val="Ttulo3"/>
+        <w:pStyle w:val="Heading3"/>
       </w:pPr>
       <w:r>
         <w:t>1.5.2 - Cloudflare Workers e Wrangler</w:t>
@@ -5630,7 +5711,7 @@
     </w:p>
     <w:p>
       <w:pPr>
-        <w:pStyle w:val="Ttulo2"/>
+        <w:pStyle w:val="Heading2"/>
         <w:jc w:val="left"/>
       </w:pPr>
       <w:r>
@@ -5639,7 +5720,7 @@
     </w:p>
     <w:p>
       <w:pPr>
-        <w:pStyle w:val="Ttulo3"/>
+        <w:pStyle w:val="Heading3"/>
         <w:jc w:val="left"/>
       </w:pPr>
       <w:r>
@@ -5658,7 +5739,7 @@
     </w:p>
     <w:p>
       <w:pPr>
-        <w:pStyle w:val="Ttulo1"/>
+        <w:pStyle w:val="Heading1"/>
         <w:spacing w:before="0" w:line="360" w:lineRule="auto"/>
         <w:jc w:val="left"/>
         <w:rPr>
@@ -5692,7 +5773,7 @@
       <w:commentRangeEnd w:id="11"/>
       <w:r>
         <w:rPr>
-          <w:rStyle w:val="Refdecomentrio"/>
+          <w:rStyle w:val="CommentReference"/>
           <w:rFonts w:cs="Arial"/>
           <w:sz w:val="24"/>
           <w:szCs w:val="24"/>
@@ -5745,7 +5826,7 @@
     </w:p>
     <w:p>
       <w:pPr>
-        <w:pStyle w:val="Ttulo2"/>
+        <w:pStyle w:val="Heading2"/>
         <w:spacing w:before="0" w:line="360" w:lineRule="auto"/>
         <w:jc w:val="left"/>
         <w:rPr>
@@ -5794,7 +5875,7 @@
     </w:p>
     <w:p>
       <w:pPr>
-        <w:pStyle w:val="Ttulo3"/>
+        <w:pStyle w:val="Heading3"/>
         <w:spacing w:before="0" w:line="360" w:lineRule="auto"/>
         <w:jc w:val="left"/>
         <w:rPr>
@@ -6028,7 +6109,7 @@
     </w:p>
     <w:p>
       <w:pPr>
-        <w:pStyle w:val="Ttulo3"/>
+        <w:pStyle w:val="Heading3"/>
         <w:spacing w:before="0" w:line="360" w:lineRule="auto"/>
         <w:jc w:val="both"/>
         <w:rPr>
@@ -6122,7 +6203,7 @@
       <w:commentRangeEnd w:id="12"/>
       <w:r>
         <w:rPr>
-          <w:rStyle w:val="Refdecomentrio"/>
+          <w:rStyle w:val="CommentReference"/>
           <w:rFonts w:eastAsia="Arial" w:cs="Arial"/>
           <w:b/>
           <w:sz w:val="24"/>
@@ -6152,7 +6233,7 @@
       <w:commentRangeEnd w:id="13"/>
       <w:r>
         <w:rPr>
-          <w:rStyle w:val="Refdecomentrio"/>
+          <w:rStyle w:val="CommentReference"/>
           <w:rFonts w:eastAsia="Arial" w:cs="Arial"/>
           <w:b/>
           <w:sz w:val="24"/>
@@ -6403,7 +6484,7 @@
     </w:p>
     <w:p>
       <w:pPr>
-        <w:pStyle w:val="Ttulo3"/>
+        <w:pStyle w:val="Heading3"/>
         <w:spacing w:before="0" w:line="360" w:lineRule="auto"/>
         <w:jc w:val="both"/>
         <w:rPr>
@@ -6487,7 +6568,7 @@
       <w:commentRangeEnd w:id="14"/>
       <w:r>
         <w:rPr>
-          <w:rStyle w:val="Refdecomentrio"/>
+          <w:rStyle w:val="CommentReference"/>
           <w:noProof/>
           <w:sz w:val="24"/>
           <w:szCs w:val="22"/>
@@ -6584,7 +6665,7 @@
     </w:p>
     <w:p>
       <w:pPr>
-        <w:pStyle w:val="Ttulo3"/>
+        <w:pStyle w:val="Heading3"/>
         <w:spacing w:before="0" w:line="360" w:lineRule="auto"/>
         <w:jc w:val="both"/>
         <w:rPr>
@@ -6835,7 +6916,7 @@
       <w:commentRangeEnd w:id="15"/>
       <w:r>
         <w:rPr>
-          <w:rStyle w:val="Refdecomentrio"/>
+          <w:rStyle w:val="CommentReference"/>
           <w:rFonts w:cs="Arial"/>
           <w:i/>
           <w:iCs/>
@@ -6942,7 +7023,7 @@
       <w:commentRangeEnd w:id="16"/>
       <w:r>
         <w:rPr>
-          <w:rStyle w:val="Refdecomentrio"/>
+          <w:rStyle w:val="CommentReference"/>
           <w:rFonts w:cs="Arial"/>
           <w:sz w:val="24"/>
           <w:szCs w:val="24"/>
@@ -7289,7 +7370,7 @@
     </w:p>
     <w:p>
       <w:pPr>
-        <w:pStyle w:val="Ttulo2"/>
+        <w:pStyle w:val="Heading2"/>
         <w:ind w:firstLine="709"/>
         <w:jc w:val="left"/>
         <w:rPr>
@@ -7457,7 +7538,7 @@
         </w:rPr>
         <w:lastRenderedPageBreak/>
         <w:drawing>
-          <wp:inline distT="0" distB="0" distL="0" distR="0" wp14:anchorId="6E09033B" wp14:editId="7DB5835D">
+          <wp:inline distT="0" distB="0" distL="0" distR="0" wp14:anchorId="6E09033B" wp14:editId="592F24E7">
             <wp:extent cx="5760085" cy="3599815"/>
             <wp:effectExtent l="0" t="0" r="0" b="635"/>
             <wp:docPr id="351941716" name="Picture 2"/>
@@ -7546,7 +7627,7 @@
       </w:r>
       <w:r>
         <w:rPr>
-          <w:rStyle w:val="Forte"/>
+          <w:rStyle w:val="Strong"/>
           <w:rFonts w:ascii="Arial" w:hAnsi="Arial" w:cs="Arial"/>
         </w:rPr>
         <w:t>ERP de Estoque</w:t>
@@ -7560,7 +7641,7 @@
       <w:commentRangeEnd w:id="19"/>
       <w:r>
         <w:rPr>
-          <w:rStyle w:val="Refdecomentrio"/>
+          <w:rStyle w:val="CommentReference"/>
           <w:rFonts w:ascii="Arial" w:hAnsi="Arial" w:cs="Arial"/>
           <w:sz w:val="24"/>
           <w:szCs w:val="24"/>
@@ -7594,7 +7675,7 @@
       <w:commentRangeEnd w:id="21"/>
       <w:r>
         <w:rPr>
-          <w:rStyle w:val="Refdecomentrio"/>
+          <w:rStyle w:val="CommentReference"/>
           <w:rFonts w:ascii="Arial" w:hAnsi="Arial" w:cs="Arial"/>
           <w:sz w:val="24"/>
           <w:szCs w:val="24"/>
@@ -7609,7 +7690,7 @@
       </w:r>
       <w:r>
         <w:rPr>
-          <w:rStyle w:val="Forte"/>
+          <w:rStyle w:val="Strong"/>
           <w:rFonts w:ascii="Arial" w:hAnsi="Arial" w:cs="Arial"/>
         </w:rPr>
         <w:t>nome de acesso</w:t>
@@ -7622,7 +7703,7 @@
       </w:r>
       <w:r>
         <w:rPr>
-          <w:rStyle w:val="Forte"/>
+          <w:rStyle w:val="Strong"/>
           <w:rFonts w:ascii="Arial" w:hAnsi="Arial" w:cs="Arial"/>
         </w:rPr>
         <w:t>senha</w:t>
@@ -7635,7 +7716,7 @@
       </w:r>
       <w:r>
         <w:rPr>
-          <w:rStyle w:val="Forte"/>
+          <w:rStyle w:val="Strong"/>
           <w:rFonts w:ascii="Arial" w:hAnsi="Arial" w:cs="Arial"/>
         </w:rPr>
         <w:t>Entrar</w:t>
@@ -7672,7 +7753,7 @@
       <w:commentRangeEnd w:id="22"/>
       <w:r>
         <w:rPr>
-          <w:rStyle w:val="Refdecomentrio"/>
+          <w:rStyle w:val="CommentReference"/>
           <w:rFonts w:ascii="Arial" w:hAnsi="Arial" w:cs="Arial"/>
           <w:sz w:val="24"/>
           <w:szCs w:val="24"/>
@@ -7689,7 +7770,7 @@
       <w:commentRangeEnd w:id="20"/>
       <w:r>
         <w:rPr>
-          <w:rStyle w:val="Refdecomentrio"/>
+          <w:rStyle w:val="CommentReference"/>
           <w:rFonts w:cs="Arial"/>
           <w:sz w:val="24"/>
           <w:szCs w:val="24"/>
@@ -7776,7 +7857,7 @@
           <w:szCs w:val="24"/>
         </w:rPr>
         <w:drawing>
-          <wp:anchor distT="0" distB="0" distL="114300" distR="114300" simplePos="0" relativeHeight="251659264" behindDoc="0" locked="0" layoutInCell="1" allowOverlap="1" wp14:anchorId="76D61127" wp14:editId="1D205DA7">
+          <wp:anchor distT="0" distB="0" distL="114300" distR="114300" simplePos="0" relativeHeight="251659264" behindDoc="0" locked="0" layoutInCell="1" allowOverlap="1" wp14:anchorId="76D61127" wp14:editId="379B3AE5">
             <wp:simplePos x="0" y="0"/>
             <wp:positionH relativeFrom="margin">
               <wp:align>right</wp:align>
@@ -7899,7 +7980,7 @@
       </w:r>
       <w:r>
         <w:rPr>
-          <w:rStyle w:val="Forte"/>
+          <w:rStyle w:val="Strong"/>
           <w:rFonts w:ascii="Arial" w:hAnsi="Arial" w:cs="Arial"/>
         </w:rPr>
         <w:t>Figura 2</w:t>
@@ -7912,7 +7993,7 @@
       </w:r>
       <w:r>
         <w:rPr>
-          <w:rStyle w:val="Forte"/>
+          <w:rStyle w:val="Strong"/>
           <w:rFonts w:ascii="Arial" w:hAnsi="Arial" w:cs="Arial"/>
         </w:rPr>
         <w:t>Menu inicial</w:t>
@@ -7925,7 +8006,7 @@
       </w:r>
       <w:r>
         <w:rPr>
-          <w:rStyle w:val="Forte"/>
+          <w:rStyle w:val="Strong"/>
           <w:rFonts w:ascii="Arial" w:hAnsi="Arial" w:cs="Arial"/>
         </w:rPr>
         <w:t>ERP de Estoque</w:t>
@@ -7954,7 +8035,7 @@
       </w:r>
       <w:r>
         <w:rPr>
-          <w:rStyle w:val="Forte"/>
+          <w:rStyle w:val="Strong"/>
           <w:rFonts w:ascii="Arial" w:hAnsi="Arial" w:cs="Arial"/>
         </w:rPr>
         <w:t>Operação</w:t>
@@ -7967,7 +8048,7 @@
       </w:r>
       <w:r>
         <w:rPr>
-          <w:rStyle w:val="Forte"/>
+          <w:rStyle w:val="Strong"/>
           <w:rFonts w:ascii="Arial" w:hAnsi="Arial" w:cs="Arial"/>
         </w:rPr>
         <w:t>Atendimento</w:t>
@@ -7980,7 +8061,7 @@
       </w:r>
       <w:r>
         <w:rPr>
-          <w:rStyle w:val="Forte"/>
+          <w:rStyle w:val="Strong"/>
           <w:rFonts w:ascii="Arial" w:hAnsi="Arial" w:cs="Arial"/>
         </w:rPr>
         <w:t>Cadastros</w:t>
@@ -7993,7 +8074,7 @@
       </w:r>
       <w:r>
         <w:rPr>
-          <w:rStyle w:val="Forte"/>
+          <w:rStyle w:val="Strong"/>
           <w:rFonts w:ascii="Arial" w:hAnsi="Arial" w:cs="Arial"/>
         </w:rPr>
         <w:t>Administração</w:t>
@@ -8023,7 +8104,7 @@
       <w:commentRangeEnd w:id="24"/>
       <w:r>
         <w:rPr>
-          <w:rStyle w:val="Refdecomentrio"/>
+          <w:rStyle w:val="CommentReference"/>
           <w:rFonts w:cs="Arial"/>
           <w:sz w:val="24"/>
           <w:szCs w:val="24"/>
@@ -8049,7 +8130,7 @@
         </w:rPr>
         <w:lastRenderedPageBreak/>
         <w:drawing>
-          <wp:anchor distT="0" distB="0" distL="114300" distR="114300" simplePos="0" relativeHeight="251660288" behindDoc="0" locked="0" layoutInCell="1" allowOverlap="1" wp14:anchorId="42483A6B" wp14:editId="2DBF40A9">
+          <wp:anchor distT="0" distB="0" distL="114300" distR="114300" simplePos="0" relativeHeight="251660288" behindDoc="0" locked="0" layoutInCell="1" allowOverlap="1" wp14:anchorId="42483A6B" wp14:editId="5374818F">
             <wp:simplePos x="0" y="0"/>
             <wp:positionH relativeFrom="margin">
               <wp:align>right</wp:align>
@@ -8124,7 +8205,7 @@
       <w:commentRangeEnd w:id="25"/>
       <w:r>
         <w:rPr>
-          <w:rStyle w:val="Refdecomentrio"/>
+          <w:rStyle w:val="CommentReference"/>
           <w:rFonts w:cs="Arial"/>
           <w:sz w:val="24"/>
           <w:szCs w:val="24"/>
@@ -8208,7 +8289,7 @@
       </w:r>
       <w:r>
         <w:rPr>
-          <w:rStyle w:val="Forte"/>
+          <w:rStyle w:val="Strong"/>
           <w:rFonts w:ascii="Arial" w:hAnsi="Arial" w:cs="Arial"/>
         </w:rPr>
         <w:t>Figura 3</w:t>
@@ -8221,7 +8302,7 @@
       </w:r>
       <w:r>
         <w:rPr>
-          <w:rStyle w:val="Forte"/>
+          <w:rStyle w:val="Strong"/>
           <w:rFonts w:ascii="Arial" w:hAnsi="Arial" w:cs="Arial"/>
         </w:rPr>
         <w:t>Produtos</w:t>
@@ -8234,7 +8315,7 @@
       </w:r>
       <w:r>
         <w:rPr>
-          <w:rStyle w:val="Forte"/>
+          <w:rStyle w:val="Strong"/>
           <w:rFonts w:ascii="Arial" w:hAnsi="Arial" w:cs="Arial"/>
         </w:rPr>
         <w:t>ERP de Estoque</w:t>
@@ -8263,7 +8344,7 @@
       </w:r>
       <w:r>
         <w:rPr>
-          <w:rStyle w:val="Forte"/>
+          <w:rStyle w:val="Strong"/>
           <w:rFonts w:ascii="Arial" w:hAnsi="Arial" w:cs="Arial"/>
         </w:rPr>
         <w:t>Filtrar</w:t>
@@ -8276,7 +8357,7 @@
       </w:r>
       <w:r>
         <w:rPr>
-          <w:rStyle w:val="Forte"/>
+          <w:rStyle w:val="Strong"/>
           <w:rFonts w:ascii="Arial" w:hAnsi="Arial" w:cs="Arial"/>
         </w:rPr>
         <w:t>Novo produto</w:t>
@@ -8305,7 +8386,7 @@
       </w:r>
       <w:r>
         <w:rPr>
-          <w:rStyle w:val="Forte"/>
+          <w:rStyle w:val="Strong"/>
           <w:rFonts w:ascii="Arial" w:hAnsi="Arial" w:cs="Arial"/>
         </w:rPr>
         <w:t>produto</w:t>
@@ -8318,7 +8399,7 @@
       </w:r>
       <w:r>
         <w:rPr>
-          <w:rStyle w:val="Forte"/>
+          <w:rStyle w:val="Strong"/>
           <w:rFonts w:ascii="Arial" w:hAnsi="Arial" w:cs="Arial"/>
         </w:rPr>
         <w:t>marca</w:t>
@@ -8331,7 +8412,7 @@
       </w:r>
       <w:r>
         <w:rPr>
-          <w:rStyle w:val="Forte"/>
+          <w:rStyle w:val="Strong"/>
           <w:rFonts w:ascii="Arial" w:hAnsi="Arial" w:cs="Arial"/>
         </w:rPr>
         <w:t>categoria</w:t>
@@ -8344,7 +8425,7 @@
       </w:r>
       <w:r>
         <w:rPr>
-          <w:rStyle w:val="Forte"/>
+          <w:rStyle w:val="Strong"/>
           <w:rFonts w:ascii="Arial" w:hAnsi="Arial" w:cs="Arial"/>
         </w:rPr>
         <w:t>fornecedor</w:t>
@@ -8357,7 +8438,7 @@
       </w:r>
       <w:r>
         <w:rPr>
-          <w:rStyle w:val="Forte"/>
+          <w:rStyle w:val="Strong"/>
           <w:rFonts w:ascii="Arial" w:hAnsi="Arial" w:cs="Arial"/>
         </w:rPr>
         <w:t>local</w:t>
@@ -8370,7 +8451,7 @@
       </w:r>
       <w:r>
         <w:rPr>
-          <w:rStyle w:val="Forte"/>
+          <w:rStyle w:val="Strong"/>
           <w:rFonts w:ascii="Arial" w:hAnsi="Arial" w:cs="Arial"/>
         </w:rPr>
         <w:t>estoque</w:t>
@@ -8383,7 +8464,7 @@
       </w:r>
       <w:r>
         <w:rPr>
-          <w:rStyle w:val="Forte"/>
+          <w:rStyle w:val="Strong"/>
           <w:rFonts w:ascii="Arial" w:hAnsi="Arial" w:cs="Arial"/>
         </w:rPr>
         <w:t>preço de venda</w:t>
@@ -8396,7 +8477,7 @@
       </w:r>
       <w:r>
         <w:rPr>
-          <w:rStyle w:val="Forte"/>
+          <w:rStyle w:val="Strong"/>
           <w:rFonts w:ascii="Arial" w:hAnsi="Arial" w:cs="Arial"/>
         </w:rPr>
         <w:t>status</w:t>
@@ -8409,7 +8490,7 @@
       </w:r>
       <w:r>
         <w:rPr>
-          <w:rStyle w:val="Forte"/>
+          <w:rStyle w:val="Strong"/>
           <w:rFonts w:ascii="Arial" w:hAnsi="Arial" w:cs="Arial"/>
         </w:rPr>
         <w:t>ações</w:t>
@@ -8430,7 +8511,7 @@
       <w:commentRangeEnd w:id="27"/>
       <w:r>
         <w:rPr>
-          <w:rStyle w:val="Refdecomentrio"/>
+          <w:rStyle w:val="CommentReference"/>
           <w:rFonts w:ascii="Arial" w:hAnsi="Arial" w:cs="Arial"/>
           <w:sz w:val="24"/>
           <w:szCs w:val="24"/>
@@ -8446,7 +8527,7 @@
       <w:commentRangeEnd w:id="26"/>
       <w:r>
         <w:rPr>
-          <w:rStyle w:val="Refdecomentrio"/>
+          <w:rStyle w:val="CommentReference"/>
           <w:rFonts w:ascii="Arial" w:hAnsi="Arial" w:cs="Arial"/>
           <w:sz w:val="24"/>
           <w:szCs w:val="24"/>
@@ -8506,7 +8587,7 @@
           <w:noProof/>
         </w:rPr>
         <w:drawing>
-          <wp:inline distT="0" distB="0" distL="0" distR="0" wp14:anchorId="602A2DC4" wp14:editId="7C85A2B0">
+          <wp:inline distT="0" distB="0" distL="0" distR="0" wp14:anchorId="602A2DC4" wp14:editId="05E5943C">
             <wp:extent cx="5760085" cy="3599815"/>
             <wp:effectExtent l="0" t="0" r="0" b="635"/>
             <wp:docPr id="1864771314" name="Picture 2"/>
@@ -8600,14 +8681,14 @@
       </w:r>
       <w:r>
         <w:rPr>
-          <w:rStyle w:val="Forte"/>
+          <w:rStyle w:val="Strong"/>
           <w:rFonts w:ascii="Arial" w:hAnsi="Arial" w:cs="Arial"/>
         </w:rPr>
         <w:t>Figura</w:t>
       </w:r>
       <w:r>
         <w:rPr>
-          <w:rStyle w:val="Forte"/>
+          <w:rStyle w:val="Strong"/>
           <w:rFonts w:ascii="Arial" w:hAnsi="Arial" w:cs="Arial"/>
         </w:rPr>
         <w:t xml:space="preserve"> 4</w:t>
@@ -8620,7 +8701,7 @@
       </w:r>
       <w:r>
         <w:rPr>
-          <w:rStyle w:val="Forte"/>
+          <w:rStyle w:val="Strong"/>
           <w:rFonts w:ascii="Arial" w:hAnsi="Arial" w:cs="Arial"/>
         </w:rPr>
         <w:t>Vendas</w:t>
@@ -8633,7 +8714,7 @@
       </w:r>
       <w:r>
         <w:rPr>
-          <w:rStyle w:val="Forte"/>
+          <w:rStyle w:val="Strong"/>
           <w:rFonts w:ascii="Arial" w:hAnsi="Arial" w:cs="Arial"/>
         </w:rPr>
         <w:t>ERP de Estoque</w:t>
@@ -8662,7 +8743,7 @@
       </w:r>
       <w:r>
         <w:rPr>
-          <w:rStyle w:val="Forte"/>
+          <w:rStyle w:val="Strong"/>
           <w:rFonts w:ascii="Arial" w:hAnsi="Arial" w:cs="Arial"/>
         </w:rPr>
         <w:t>Filtrar</w:t>
@@ -8675,7 +8756,7 @@
       </w:r>
       <w:r>
         <w:rPr>
-          <w:rStyle w:val="Forte"/>
+          <w:rStyle w:val="Strong"/>
           <w:rFonts w:ascii="Arial" w:hAnsi="Arial" w:cs="Arial"/>
         </w:rPr>
         <w:t>Nova venda</w:t>
@@ -8704,7 +8785,7 @@
       </w:r>
       <w:r>
         <w:rPr>
-          <w:rStyle w:val="Forte"/>
+          <w:rStyle w:val="Strong"/>
           <w:rFonts w:ascii="Arial" w:hAnsi="Arial" w:cs="Arial"/>
         </w:rPr>
         <w:t>venda</w:t>
@@ -8717,7 +8798,7 @@
       </w:r>
       <w:r>
         <w:rPr>
-          <w:rStyle w:val="Forte"/>
+          <w:rStyle w:val="Strong"/>
           <w:rFonts w:ascii="Arial" w:hAnsi="Arial" w:cs="Arial"/>
         </w:rPr>
         <w:t>cliente</w:t>
@@ -8730,7 +8811,7 @@
       </w:r>
       <w:r>
         <w:rPr>
-          <w:rStyle w:val="Forte"/>
+          <w:rStyle w:val="Strong"/>
           <w:rFonts w:ascii="Arial" w:hAnsi="Arial" w:cs="Arial"/>
         </w:rPr>
         <w:t>data</w:t>
@@ -8743,7 +8824,7 @@
       </w:r>
       <w:r>
         <w:rPr>
-          <w:rStyle w:val="Forte"/>
+          <w:rStyle w:val="Strong"/>
           <w:rFonts w:ascii="Arial" w:hAnsi="Arial" w:cs="Arial"/>
         </w:rPr>
         <w:t>total</w:t>
@@ -8756,7 +8837,7 @@
       </w:r>
       <w:r>
         <w:rPr>
-          <w:rStyle w:val="Forte"/>
+          <w:rStyle w:val="Strong"/>
           <w:rFonts w:ascii="Arial" w:hAnsi="Arial" w:cs="Arial"/>
         </w:rPr>
         <w:t>status</w:t>
@@ -8769,7 +8850,7 @@
       </w:r>
       <w:r>
         <w:rPr>
-          <w:rStyle w:val="Forte"/>
+          <w:rStyle w:val="Strong"/>
           <w:rFonts w:ascii="Arial" w:hAnsi="Arial" w:cs="Arial"/>
         </w:rPr>
         <w:t>vendedor</w:t>
@@ -8782,7 +8863,7 @@
       </w:r>
       <w:r>
         <w:rPr>
-          <w:rStyle w:val="Forte"/>
+          <w:rStyle w:val="Strong"/>
           <w:rFonts w:ascii="Arial" w:hAnsi="Arial" w:cs="Arial"/>
         </w:rPr>
         <w:t>ações</w:t>
@@ -8809,7 +8890,7 @@
         </w:rPr>
         <w:lastRenderedPageBreak/>
         <w:drawing>
-          <wp:anchor distT="0" distB="0" distL="114300" distR="114300" simplePos="0" relativeHeight="251661312" behindDoc="0" locked="0" layoutInCell="1" allowOverlap="1" wp14:anchorId="74BBA6F8" wp14:editId="2FB2E19A">
+          <wp:anchor distT="0" distB="0" distL="114300" distR="114300" simplePos="0" relativeHeight="251661312" behindDoc="0" locked="0" layoutInCell="1" allowOverlap="1" wp14:anchorId="74BBA6F8" wp14:editId="74C6B39D">
             <wp:simplePos x="0" y="0"/>
             <wp:positionH relativeFrom="margin">
               <wp:align>right</wp:align>
@@ -8918,14 +8999,14 @@
       </w:r>
       <w:r>
         <w:rPr>
-          <w:rStyle w:val="Forte"/>
+          <w:rStyle w:val="Strong"/>
           <w:rFonts w:ascii="Arial" w:hAnsi="Arial" w:cs="Arial"/>
         </w:rPr>
         <w:t xml:space="preserve">Figura </w:t>
       </w:r>
       <w:r>
         <w:rPr>
-          <w:rStyle w:val="Forte"/>
+          <w:rStyle w:val="Strong"/>
           <w:rFonts w:ascii="Arial" w:hAnsi="Arial" w:cs="Arial"/>
         </w:rPr>
         <w:t xml:space="preserve">5 </w:t>
@@ -8938,7 +9019,7 @@
       </w:r>
       <w:r>
         <w:rPr>
-          <w:rStyle w:val="Forte"/>
+          <w:rStyle w:val="Strong"/>
           <w:rFonts w:ascii="Arial" w:hAnsi="Arial" w:cs="Arial"/>
         </w:rPr>
         <w:t>Compras e encomendas</w:t>
@@ -8951,7 +9032,7 @@
       </w:r>
       <w:r>
         <w:rPr>
-          <w:rStyle w:val="Forte"/>
+          <w:rStyle w:val="Strong"/>
           <w:rFonts w:ascii="Arial" w:hAnsi="Arial" w:cs="Arial"/>
         </w:rPr>
         <w:t>ERP de Estoque</w:t>
@@ -8980,7 +9061,7 @@
       </w:r>
       <w:r>
         <w:rPr>
-          <w:rStyle w:val="Forte"/>
+          <w:rStyle w:val="Strong"/>
           <w:rFonts w:ascii="Arial" w:hAnsi="Arial" w:cs="Arial"/>
         </w:rPr>
         <w:t>Filtrar</w:t>
@@ -8993,7 +9074,7 @@
       </w:r>
       <w:r>
         <w:rPr>
-          <w:rStyle w:val="Forte"/>
+          <w:rStyle w:val="Strong"/>
           <w:rFonts w:ascii="Arial" w:hAnsi="Arial" w:cs="Arial"/>
         </w:rPr>
         <w:t>Nova compra</w:t>
@@ -9022,7 +9103,7 @@
       </w:r>
       <w:r>
         <w:rPr>
-          <w:rStyle w:val="Forte"/>
+          <w:rStyle w:val="Strong"/>
           <w:rFonts w:ascii="Arial" w:hAnsi="Arial" w:cs="Arial"/>
         </w:rPr>
         <w:t>número</w:t>
@@ -9035,7 +9116,7 @@
       </w:r>
       <w:r>
         <w:rPr>
-          <w:rStyle w:val="Forte"/>
+          <w:rStyle w:val="Strong"/>
           <w:rFonts w:ascii="Arial" w:hAnsi="Arial" w:cs="Arial"/>
         </w:rPr>
         <w:t>fornecedor</w:t>
@@ -9048,7 +9129,7 @@
       </w:r>
       <w:r>
         <w:rPr>
-          <w:rStyle w:val="Forte"/>
+          <w:rStyle w:val="Strong"/>
           <w:rFonts w:ascii="Arial" w:hAnsi="Arial" w:cs="Arial"/>
         </w:rPr>
         <w:t>status</w:t>
@@ -9061,7 +9142,7 @@
       </w:r>
       <w:r>
         <w:rPr>
-          <w:rStyle w:val="Forte"/>
+          <w:rStyle w:val="Strong"/>
           <w:rFonts w:ascii="Arial" w:hAnsi="Arial" w:cs="Arial"/>
         </w:rPr>
         <w:t>data da compra</w:t>
@@ -9074,7 +9155,7 @@
       </w:r>
       <w:r>
         <w:rPr>
-          <w:rStyle w:val="Forte"/>
+          <w:rStyle w:val="Strong"/>
           <w:rFonts w:ascii="Arial" w:hAnsi="Arial" w:cs="Arial"/>
         </w:rPr>
         <w:t>recebimento</w:t>
@@ -9087,7 +9168,7 @@
       </w:r>
       <w:r>
         <w:rPr>
-          <w:rStyle w:val="Forte"/>
+          <w:rStyle w:val="Strong"/>
           <w:rFonts w:ascii="Arial" w:hAnsi="Arial" w:cs="Arial"/>
         </w:rPr>
         <w:t>total</w:t>
@@ -9100,7 +9181,7 @@
       </w:r>
       <w:r>
         <w:rPr>
-          <w:rStyle w:val="Forte"/>
+          <w:rStyle w:val="Strong"/>
           <w:rFonts w:ascii="Arial" w:hAnsi="Arial" w:cs="Arial"/>
         </w:rPr>
         <w:t>responsável</w:t>
@@ -9113,7 +9194,7 @@
       </w:r>
       <w:r>
         <w:rPr>
-          <w:rStyle w:val="Forte"/>
+          <w:rStyle w:val="Strong"/>
           <w:rFonts w:ascii="Arial" w:hAnsi="Arial" w:cs="Arial"/>
         </w:rPr>
         <w:t>ações</w:t>
@@ -9140,7 +9221,7 @@
         </w:rPr>
         <w:lastRenderedPageBreak/>
         <w:drawing>
-          <wp:anchor distT="0" distB="0" distL="114300" distR="114300" simplePos="0" relativeHeight="251662336" behindDoc="0" locked="0" layoutInCell="1" allowOverlap="1" wp14:anchorId="75F2D580" wp14:editId="4625B58E">
+          <wp:anchor distT="0" distB="0" distL="114300" distR="114300" simplePos="0" relativeHeight="251662336" behindDoc="0" locked="0" layoutInCell="1" allowOverlap="1" wp14:anchorId="75F2D580" wp14:editId="32BC16E2">
             <wp:simplePos x="0" y="0"/>
             <wp:positionH relativeFrom="margin">
               <wp:align>right</wp:align>
@@ -9506,7 +9587,7 @@
         </w:rPr>
         <w:lastRenderedPageBreak/>
         <w:drawing>
-          <wp:anchor distT="0" distB="0" distL="114300" distR="114300" simplePos="0" relativeHeight="251663360" behindDoc="0" locked="0" layoutInCell="1" allowOverlap="1" wp14:anchorId="071E862E" wp14:editId="1B5C7CA0">
+          <wp:anchor distT="0" distB="0" distL="114300" distR="114300" simplePos="0" relativeHeight="251663360" behindDoc="0" locked="0" layoutInCell="1" allowOverlap="1" wp14:anchorId="071E862E" wp14:editId="60DA5357">
             <wp:simplePos x="0" y="0"/>
             <wp:positionH relativeFrom="margin">
               <wp:align>right</wp:align>
@@ -9837,7 +9918,7 @@
         </w:rPr>
         <w:lastRenderedPageBreak/>
         <w:drawing>
-          <wp:anchor distT="0" distB="0" distL="114300" distR="114300" simplePos="0" relativeHeight="251664384" behindDoc="0" locked="0" layoutInCell="1" allowOverlap="1" wp14:anchorId="710C8F1C" wp14:editId="038834C1">
+          <wp:anchor distT="0" distB="0" distL="114300" distR="114300" simplePos="0" relativeHeight="251664384" behindDoc="0" locked="0" layoutInCell="1" allowOverlap="1" wp14:anchorId="710C8F1C" wp14:editId="3F169837">
             <wp:simplePos x="0" y="0"/>
             <wp:positionH relativeFrom="margin">
               <wp:align>right</wp:align>
@@ -10287,7 +10368,7 @@
           <w:noProof/>
         </w:rPr>
         <w:drawing>
-          <wp:inline distT="0" distB="0" distL="0" distR="0" wp14:anchorId="36B16B92" wp14:editId="1FF134ED">
+          <wp:inline distT="0" distB="0" distL="0" distR="0" wp14:anchorId="36B16B92" wp14:editId="469AE381">
             <wp:extent cx="5760085" cy="3600450"/>
             <wp:effectExtent l="0" t="0" r="0" b="0"/>
             <wp:docPr id="1446168395" name="Picture 7"/>
@@ -10629,7 +10710,7 @@
         </w:rPr>
         <w:lastRenderedPageBreak/>
         <w:drawing>
-          <wp:anchor distT="0" distB="0" distL="114300" distR="114300" simplePos="0" relativeHeight="251665408" behindDoc="0" locked="0" layoutInCell="1" allowOverlap="1" wp14:anchorId="6157F709" wp14:editId="4D891B82">
+          <wp:anchor distT="0" distB="0" distL="114300" distR="114300" simplePos="0" relativeHeight="251665408" behindDoc="0" locked="0" layoutInCell="1" allowOverlap="1" wp14:anchorId="6157F709" wp14:editId="290F2F6B">
             <wp:simplePos x="0" y="0"/>
             <wp:positionH relativeFrom="margin">
               <wp:align>right</wp:align>
@@ -10979,7 +11060,7 @@
         </w:rPr>
         <w:lastRenderedPageBreak/>
         <w:drawing>
-          <wp:anchor distT="0" distB="0" distL="114300" distR="114300" simplePos="0" relativeHeight="251666432" behindDoc="0" locked="0" layoutInCell="1" allowOverlap="1" wp14:anchorId="3830E08E" wp14:editId="1E9ECF72">
+          <wp:anchor distT="0" distB="0" distL="114300" distR="114300" simplePos="0" relativeHeight="251666432" behindDoc="0" locked="0" layoutInCell="1" allowOverlap="1" wp14:anchorId="3830E08E" wp14:editId="373C8D8D">
             <wp:simplePos x="0" y="0"/>
             <wp:positionH relativeFrom="margin">
               <wp:align>right</wp:align>
@@ -11279,7 +11360,7 @@
         </w:rPr>
         <w:lastRenderedPageBreak/>
         <w:drawing>
-          <wp:anchor distT="0" distB="0" distL="114300" distR="114300" simplePos="0" relativeHeight="251667456" behindDoc="0" locked="0" layoutInCell="1" allowOverlap="1" wp14:anchorId="57B68BF9" wp14:editId="260EBE14">
+          <wp:anchor distT="0" distB="0" distL="114300" distR="114300" simplePos="0" relativeHeight="251667456" behindDoc="0" locked="0" layoutInCell="1" allowOverlap="1" wp14:anchorId="57B68BF9" wp14:editId="1174570F">
             <wp:simplePos x="0" y="0"/>
             <wp:positionH relativeFrom="margin">
               <wp:align>right</wp:align>
@@ -11561,7 +11642,7 @@
         </w:rPr>
         <w:lastRenderedPageBreak/>
         <w:drawing>
-          <wp:anchor distT="0" distB="0" distL="114300" distR="114300" simplePos="0" relativeHeight="251668480" behindDoc="0" locked="0" layoutInCell="1" allowOverlap="1" wp14:anchorId="464EBC7B" wp14:editId="4F12FA07">
+          <wp:anchor distT="0" distB="0" distL="114300" distR="114300" simplePos="0" relativeHeight="251668480" behindDoc="0" locked="0" layoutInCell="1" allowOverlap="1" wp14:anchorId="464EBC7B" wp14:editId="538431B9">
             <wp:simplePos x="0" y="0"/>
             <wp:positionH relativeFrom="margin">
               <wp:align>right</wp:align>
@@ -11851,7 +11932,7 @@
         </w:rPr>
         <w:lastRenderedPageBreak/>
         <w:drawing>
-          <wp:anchor distT="0" distB="0" distL="114300" distR="114300" simplePos="0" relativeHeight="251669504" behindDoc="0" locked="0" layoutInCell="1" allowOverlap="1" wp14:anchorId="31BA96A4" wp14:editId="57255AA3">
+          <wp:anchor distT="0" distB="0" distL="114300" distR="114300" simplePos="0" relativeHeight="251669504" behindDoc="0" locked="0" layoutInCell="1" allowOverlap="1" wp14:anchorId="31BA96A4" wp14:editId="6EBFEA16">
             <wp:simplePos x="0" y="0"/>
             <wp:positionH relativeFrom="margin">
               <wp:align>right</wp:align>
@@ -12158,7 +12239,7 @@
         </w:rPr>
         <w:lastRenderedPageBreak/>
         <w:drawing>
-          <wp:anchor distT="0" distB="0" distL="114300" distR="114300" simplePos="0" relativeHeight="251670528" behindDoc="0" locked="0" layoutInCell="1" allowOverlap="1" wp14:anchorId="377E0EF5" wp14:editId="43EC311F">
+          <wp:anchor distT="0" distB="0" distL="114300" distR="114300" simplePos="0" relativeHeight="251670528" behindDoc="0" locked="0" layoutInCell="1" allowOverlap="1" wp14:anchorId="377E0EF5" wp14:editId="7E3FC044">
             <wp:simplePos x="0" y="0"/>
             <wp:positionH relativeFrom="margin">
               <wp:align>right</wp:align>
@@ -12455,7 +12536,7 @@
         </w:rPr>
         <w:lastRenderedPageBreak/>
         <w:drawing>
-          <wp:anchor distT="0" distB="0" distL="114300" distR="114300" simplePos="0" relativeHeight="251671552" behindDoc="0" locked="0" layoutInCell="1" allowOverlap="1" wp14:anchorId="682608F2" wp14:editId="1903DAC3">
+          <wp:anchor distT="0" distB="0" distL="114300" distR="114300" simplePos="0" relativeHeight="251671552" behindDoc="0" locked="0" layoutInCell="1" allowOverlap="1" wp14:anchorId="682608F2" wp14:editId="5EF87F7D">
             <wp:simplePos x="0" y="0"/>
             <wp:positionH relativeFrom="margin">
               <wp:align>right</wp:align>
@@ -12689,7 +12770,7 @@
         </w:rPr>
         <w:lastRenderedPageBreak/>
         <w:drawing>
-          <wp:anchor distT="0" distB="0" distL="114300" distR="114300" simplePos="0" relativeHeight="251672576" behindDoc="0" locked="0" layoutInCell="1" allowOverlap="1" wp14:anchorId="1B386A94" wp14:editId="3BB48FF7">
+          <wp:anchor distT="0" distB="0" distL="114300" distR="114300" simplePos="0" relativeHeight="251672576" behindDoc="0" locked="0" layoutInCell="1" allowOverlap="1" wp14:anchorId="1B386A94" wp14:editId="02CF1F82">
             <wp:simplePos x="0" y="0"/>
             <wp:positionH relativeFrom="margin">
               <wp:align>right</wp:align>
@@ -12963,7 +13044,7 @@
         </w:rPr>
         <w:lastRenderedPageBreak/>
         <w:drawing>
-          <wp:anchor distT="0" distB="0" distL="114300" distR="114300" simplePos="0" relativeHeight="251673600" behindDoc="0" locked="0" layoutInCell="1" allowOverlap="1" wp14:anchorId="3F30D925" wp14:editId="21FE8156">
+          <wp:anchor distT="0" distB="0" distL="114300" distR="114300" simplePos="0" relativeHeight="251673600" behindDoc="0" locked="0" layoutInCell="1" allowOverlap="1" wp14:anchorId="3F30D925" wp14:editId="1A7B2F37">
             <wp:simplePos x="0" y="0"/>
             <wp:positionH relativeFrom="margin">
               <wp:align>right</wp:align>
@@ -13230,7 +13311,7 @@
         </w:rPr>
         <w:lastRenderedPageBreak/>
         <w:drawing>
-          <wp:anchor distT="0" distB="0" distL="114300" distR="114300" simplePos="0" relativeHeight="251674624" behindDoc="0" locked="0" layoutInCell="1" allowOverlap="1" wp14:anchorId="3FEC327C" wp14:editId="143A7746">
+          <wp:anchor distT="0" distB="0" distL="114300" distR="114300" simplePos="0" relativeHeight="251674624" behindDoc="0" locked="0" layoutInCell="1" allowOverlap="1" wp14:anchorId="3FEC327C" wp14:editId="18CA0DAC">
             <wp:simplePos x="0" y="0"/>
             <wp:positionH relativeFrom="margin">
               <wp:align>right</wp:align>
@@ -17850,7 +17931,7 @@
           <w:szCs w:val="24"/>
         </w:rPr>
         <w:drawing>
-          <wp:inline distT="0" distB="0" distL="0" distR="0" wp14:anchorId="6271632C" wp14:editId="7FCA7013">
+          <wp:inline distT="0" distB="0" distL="0" distR="0" wp14:anchorId="6271632C" wp14:editId="6CA53408">
             <wp:extent cx="5753100" cy="3533775"/>
             <wp:effectExtent l="0" t="0" r="0" b="9525"/>
             <wp:docPr id="47" name="Imagem 47"/>
@@ -20764,7 +20845,16 @@
           <w:bCs/>
           <w:szCs w:val="24"/>
         </w:rPr>
-        <w:t>Figura 40</w:t>
+        <w:t xml:space="preserve">Figura </w:t>
+      </w:r>
+      <w:r>
+        <w:rPr>
+          <w:rFonts w:cs="Arial"/>
+          <w:b/>
+          <w:bCs/>
+          <w:szCs w:val="24"/>
+        </w:rPr>
+        <w:t>39</w:t>
       </w:r>
       <w:r>
         <w:rPr>
@@ -21048,16 +21138,38 @@
         </w:rPr>
         <w:t>, garantindo que cada usuário tenha acesso somente às funcionalidades correspondentes às suas responsabilidades.</w:t>
       </w:r>
-    </w:p>
-    <w:p>
-      <w:pPr>
-        <w:ind w:firstLine="709"/>
+      <w:r>
+        <w:rPr>
+          <w:rFonts w:cs="Arial"/>
+          <w:szCs w:val="24"/>
+        </w:rPr>
+        <w:br w:type="page"/>
+      </w:r>
+    </w:p>
+    <w:p>
+      <w:pPr>
+        <w:ind w:left="2123" w:firstLine="709"/>
         <w:jc w:val="left"/>
         <w:rPr>
           <w:rFonts w:cs="Arial"/>
           <w:szCs w:val="24"/>
         </w:rPr>
       </w:pPr>
+      <w:r>
+        <w:rPr>
+          <w:rFonts w:cs="Arial"/>
+          <w:szCs w:val="24"/>
+        </w:rPr>
+        <w:lastRenderedPageBreak/>
+        <w:t>Figura 4</w:t>
+      </w:r>
+      <w:r>
+        <w:rPr>
+          <w:rFonts w:cs="Arial"/>
+          <w:szCs w:val="24"/>
+        </w:rPr>
+        <w:t>0 – Mensagens Administrativas</w:t>
+      </w:r>
     </w:p>
     <w:p>
       <w:pPr>
@@ -21071,37 +21183,9 @@
       <w:r>
         <w:rPr>
           <w:rFonts w:cs="Arial"/>
-          <w:szCs w:val="24"/>
-        </w:rPr>
-        <w:t>Figura 45</w:t>
-      </w:r>
-    </w:p>
-    <w:p>
-      <w:pPr>
-        <w:ind w:firstLine="709"/>
-        <w:jc w:val="left"/>
-        <w:rPr>
-          <w:rFonts w:cs="Arial"/>
-          <w:szCs w:val="24"/>
-        </w:rPr>
-      </w:pPr>
-    </w:p>
-    <w:p>
-      <w:pPr>
-        <w:ind w:firstLine="709"/>
-        <w:jc w:val="left"/>
-        <w:rPr>
-          <w:rFonts w:cs="Arial"/>
-          <w:szCs w:val="24"/>
-        </w:rPr>
-      </w:pPr>
-      <w:r>
-        <w:rPr>
-          <w:rFonts w:cs="Arial"/>
           <w:noProof/>
           <w:szCs w:val="24"/>
         </w:rPr>
-        <w:lastRenderedPageBreak/>
         <w:drawing>
           <wp:inline distT="0" distB="0" distL="0" distR="0" wp14:anchorId="2AF02967" wp14:editId="5A7124AA">
             <wp:extent cx="5743575" cy="3238500"/>
@@ -21154,6 +21238,29 @@
     </w:p>
     <w:p>
       <w:pPr>
+        <w:pStyle w:val="pdq2pgselectionanchorcontainer"/>
+        <w:ind w:left="1"/>
+        <w:jc w:val="center"/>
+        <w:rPr>
+          <w:rFonts w:ascii="Arial" w:hAnsi="Arial" w:cs="Arial"/>
+        </w:rPr>
+      </w:pPr>
+      <w:r>
+        <w:rPr>
+          <w:rFonts w:ascii="Arial" w:hAnsi="Arial" w:cs="Arial"/>
+          <w:b/>
+        </w:rPr>
+        <w:t xml:space="preserve">Fonte: </w:t>
+      </w:r>
+      <w:r>
+        <w:rPr>
+          <w:rFonts w:ascii="Arial" w:hAnsi="Arial" w:cs="Arial"/>
+        </w:rPr>
+        <w:t>(AUTORIA PRÓPRIA, 2026)</w:t>
+      </w:r>
+    </w:p>
+    <w:p>
+      <w:pPr>
         <w:ind w:firstLine="709"/>
         <w:jc w:val="left"/>
         <w:rPr>
@@ -21166,7 +21273,55 @@
           <w:rFonts w:cs="Arial"/>
           <w:szCs w:val="24"/>
         </w:rPr>
-        <w:t>Figura 46</w:t>
+        <w:t xml:space="preserve">A </w:t>
+      </w:r>
+      <w:r>
+        <w:rPr>
+          <w:rFonts w:cs="Arial"/>
+          <w:b/>
+          <w:bCs/>
+          <w:szCs w:val="24"/>
+        </w:rPr>
+        <w:t>Figura 41</w:t>
+      </w:r>
+      <w:r>
+        <w:rPr>
+          <w:rFonts w:cs="Arial"/>
+          <w:szCs w:val="24"/>
+        </w:rPr>
+        <w:t xml:space="preserve"> apresenta a tela de </w:t>
+      </w:r>
+      <w:r>
+        <w:rPr>
+          <w:rFonts w:cs="Arial"/>
+          <w:b/>
+          <w:bCs/>
+          <w:szCs w:val="24"/>
+        </w:rPr>
+        <w:t>Mensagens Administrativas</w:t>
+      </w:r>
+      <w:r>
+        <w:rPr>
+          <w:rFonts w:cs="Arial"/>
+          <w:szCs w:val="24"/>
+        </w:rPr>
+        <w:t xml:space="preserve"> do sistema </w:t>
+      </w:r>
+      <w:r>
+        <w:rPr>
+          <w:rFonts w:cs="Arial"/>
+          <w:b/>
+          <w:bCs/>
+          <w:szCs w:val="24"/>
+        </w:rPr>
+        <w:t>ERP de Estoque</w:t>
+      </w:r>
+      <w:r>
+        <w:rPr>
+          <w:rFonts w:cs="Arial"/>
+          <w:szCs w:val="24"/>
+        </w:rPr>
+        <w:t>, utilizada para criar, programar e acompanhar comunicados destinados aos usuários da aplicação.</w:t>
       </w:r>
     </w:p>
     <w:p>
@@ -21178,6 +21333,93 @@
           <w:szCs w:val="24"/>
         </w:rPr>
       </w:pPr>
+      <w:r>
+        <w:rPr>
+          <w:rFonts w:cs="Arial"/>
+          <w:szCs w:val="24"/>
+        </w:rPr>
+        <w:t xml:space="preserve">O formulário permite inserir o conteúdo da </w:t>
+      </w:r>
+      <w:r>
+        <w:rPr>
+          <w:rFonts w:cs="Arial"/>
+          <w:b/>
+          <w:bCs/>
+          <w:szCs w:val="24"/>
+        </w:rPr>
+        <w:t>mensagem</w:t>
+      </w:r>
+      <w:r>
+        <w:rPr>
+          <w:rFonts w:cs="Arial"/>
+          <w:szCs w:val="24"/>
+        </w:rPr>
+        <w:t xml:space="preserve">, definir uma </w:t>
+      </w:r>
+      <w:r>
+        <w:rPr>
+          <w:rFonts w:cs="Arial"/>
+          <w:b/>
+          <w:bCs/>
+          <w:szCs w:val="24"/>
+        </w:rPr>
+        <w:t>data de expiração</w:t>
+      </w:r>
+      <w:r>
+        <w:rPr>
+          <w:rFonts w:cs="Arial"/>
+          <w:szCs w:val="24"/>
+        </w:rPr>
+        <w:t xml:space="preserve">, uma </w:t>
+      </w:r>
+      <w:r>
+        <w:rPr>
+          <w:rFonts w:cs="Arial"/>
+          <w:b/>
+          <w:bCs/>
+          <w:szCs w:val="24"/>
+        </w:rPr>
+        <w:t>data de programação para envio</w:t>
+      </w:r>
+      <w:r>
+        <w:rPr>
+          <w:rFonts w:cs="Arial"/>
+          <w:szCs w:val="24"/>
+        </w:rPr>
+        <w:t xml:space="preserve"> e selecionar o nível de </w:t>
+      </w:r>
+      <w:r>
+        <w:rPr>
+          <w:rFonts w:cs="Arial"/>
+          <w:b/>
+          <w:bCs/>
+          <w:szCs w:val="24"/>
+        </w:rPr>
+        <w:t>prioridade</w:t>
+      </w:r>
+      <w:r>
+        <w:rPr>
+          <w:rFonts w:cs="Arial"/>
+          <w:szCs w:val="24"/>
+        </w:rPr>
+        <w:t xml:space="preserve">. Ao finalizar o preenchimento, o administrador pode utilizar o botão </w:t>
+      </w:r>
+      <w:r>
+        <w:rPr>
+          <w:rFonts w:cs="Arial"/>
+          <w:b/>
+          <w:bCs/>
+          <w:szCs w:val="24"/>
+        </w:rPr>
+        <w:t>Enviar mensagem</w:t>
+      </w:r>
+      <w:r>
+        <w:rPr>
+          <w:rFonts w:cs="Arial"/>
+          <w:szCs w:val="24"/>
+        </w:rPr>
+        <w:t xml:space="preserve"> para concluir a operação.</w:t>
+      </w:r>
     </w:p>
     <w:p>
       <w:pPr>
@@ -21191,14 +21433,144 @@
       <w:r>
         <w:rPr>
           <w:rFonts w:cs="Arial"/>
+          <w:szCs w:val="24"/>
+        </w:rPr>
+        <w:t xml:space="preserve">Na parte inferior da tela, encontra-se a seção </w:t>
+      </w:r>
+      <w:r>
+        <w:rPr>
+          <w:rFonts w:cs="Arial"/>
+          <w:b/>
+          <w:bCs/>
+          <w:szCs w:val="24"/>
+        </w:rPr>
+        <w:t>Mensagens enviadas</w:t>
+      </w:r>
+      <w:r>
+        <w:rPr>
+          <w:rFonts w:cs="Arial"/>
+          <w:szCs w:val="24"/>
+        </w:rPr>
+        <w:t xml:space="preserve">, que possibilita consultar os comunicados já cadastrados, incluindo opções para visualizar apenas as </w:t>
+      </w:r>
+      <w:r>
+        <w:rPr>
+          <w:rFonts w:cs="Arial"/>
+          <w:b/>
+          <w:bCs/>
+          <w:szCs w:val="24"/>
+        </w:rPr>
+        <w:t>mensagens ativas</w:t>
+      </w:r>
+      <w:r>
+        <w:rPr>
+          <w:rFonts w:cs="Arial"/>
+          <w:szCs w:val="24"/>
+        </w:rPr>
+        <w:t xml:space="preserve"> ou </w:t>
+      </w:r>
+      <w:r>
+        <w:rPr>
+          <w:rFonts w:cs="Arial"/>
+          <w:b/>
+          <w:bCs/>
+          <w:szCs w:val="24"/>
+        </w:rPr>
+        <w:t>todas as mensagens</w:t>
+      </w:r>
+      <w:r>
+        <w:rPr>
+          <w:rFonts w:cs="Arial"/>
+          <w:szCs w:val="24"/>
+        </w:rPr>
+        <w:t>.</w:t>
+      </w:r>
+    </w:p>
+    <w:p>
+      <w:pPr>
+        <w:ind w:firstLine="709"/>
+        <w:jc w:val="left"/>
+        <w:rPr>
+          <w:rFonts w:cs="Arial"/>
+          <w:szCs w:val="24"/>
+        </w:rPr>
+      </w:pPr>
+      <w:r>
+        <w:rPr>
+          <w:rFonts w:cs="Arial"/>
+          <w:szCs w:val="24"/>
+        </w:rPr>
+        <w:t xml:space="preserve">Essa funcionalidade contribui para uma </w:t>
+      </w:r>
+      <w:r>
+        <w:rPr>
+          <w:rFonts w:cs="Arial"/>
+          <w:b/>
+          <w:bCs/>
+          <w:szCs w:val="24"/>
+        </w:rPr>
+        <w:t>comunicação interna mais eficiente</w:t>
+      </w:r>
+      <w:r>
+        <w:rPr>
+          <w:rFonts w:cs="Arial"/>
+          <w:szCs w:val="24"/>
+        </w:rPr>
+        <w:t>, permitindo que avisos e informações importantes sejam distribuídos aos usuários de forma organizada e controlada.</w:t>
+      </w:r>
+      <w:r>
+        <w:rPr>
+          <w:rFonts w:cs="Arial"/>
+          <w:szCs w:val="24"/>
+        </w:rPr>
+        <w:br w:type="page"/>
+      </w:r>
+    </w:p>
+    <w:p>
+      <w:pPr>
+        <w:ind w:left="2831" w:firstLine="709"/>
+        <w:jc w:val="left"/>
+        <w:rPr>
+          <w:rFonts w:cs="Arial"/>
+          <w:szCs w:val="24"/>
+        </w:rPr>
+      </w:pPr>
+      <w:r>
+        <w:rPr>
+          <w:rFonts w:cs="Arial"/>
+          <w:szCs w:val="24"/>
+        </w:rPr>
+        <w:lastRenderedPageBreak/>
+        <w:t xml:space="preserve">Figura </w:t>
+      </w:r>
+      <w:r>
+        <w:rPr>
+          <w:rFonts w:cs="Arial"/>
+          <w:szCs w:val="24"/>
+        </w:rPr>
+        <w:t>42 – Meu Perfil</w:t>
+      </w:r>
+    </w:p>
+    <w:p>
+      <w:pPr>
+        <w:ind w:firstLine="709"/>
+        <w:jc w:val="left"/>
+        <w:rPr>
+          <w:rFonts w:cs="Arial"/>
+          <w:szCs w:val="24"/>
+        </w:rPr>
+      </w:pPr>
+      <w:r>
+        <w:rPr>
+          <w:rFonts w:cs="Arial"/>
           <w:noProof/>
           <w:szCs w:val="24"/>
         </w:rPr>
         <w:drawing>
-          <wp:inline distT="0" distB="0" distL="0" distR="0" wp14:anchorId="41987C34" wp14:editId="11E1A6B1">
+          <wp:inline distT="0" distB="0" distL="0" distR="0" wp14:anchorId="35D6CC15" wp14:editId="0C6018ED">
             <wp:extent cx="5753100" cy="3248025"/>
             <wp:effectExtent l="0" t="0" r="0" b="9525"/>
-            <wp:docPr id="59" name="Imagem 59"/>
+            <wp:docPr id="61" name="Imagem 61"/>
             <wp:cNvGraphicFramePr>
               <a:graphicFrameLocks xmlns:a="http://schemas.openxmlformats.org/drawingml/2006/main" noChangeAspect="1"/>
             </wp:cNvGraphicFramePr>
@@ -21206,7 +21578,7 @@
               <a:graphicData uri="http://schemas.openxmlformats.org/drawingml/2006/picture">
                 <pic:pic xmlns:pic="http://schemas.openxmlformats.org/drawingml/2006/picture">
                   <pic:nvPicPr>
-                    <pic:cNvPr id="0" name="Picture 49"/>
+                    <pic:cNvPr id="0" name="Picture 51"/>
                     <pic:cNvPicPr>
                       <a:picLocks noChangeAspect="1" noChangeArrowheads="1"/>
                     </pic:cNvPicPr>
@@ -21246,182 +21618,212 @@
     </w:p>
     <w:p>
       <w:pPr>
-        <w:ind w:firstLine="709"/>
+        <w:pStyle w:val="pdq2pgselectionanchorcontainer"/>
+        <w:ind w:left="1"/>
+        <w:jc w:val="center"/>
+        <w:rPr>
+          <w:rFonts w:ascii="Arial" w:hAnsi="Arial" w:cs="Arial"/>
+        </w:rPr>
+      </w:pPr>
+      <w:r>
+        <w:rPr>
+          <w:rFonts w:ascii="Arial" w:hAnsi="Arial" w:cs="Arial"/>
+          <w:b/>
+        </w:rPr>
+        <w:t xml:space="preserve">Fonte: </w:t>
+      </w:r>
+      <w:r>
+        <w:rPr>
+          <w:rFonts w:ascii="Arial" w:hAnsi="Arial" w:cs="Arial"/>
+        </w:rPr>
+        <w:t>(AUTORIA PRÓPRIA, 2026)</w:t>
+      </w:r>
+    </w:p>
+    <w:p>
+      <w:pPr>
+        <w:pStyle w:val="TextoTCC"/>
         <w:jc w:val="left"/>
-        <w:rPr>
-          <w:rFonts w:cs="Arial"/>
-          <w:szCs w:val="24"/>
-        </w:rPr>
-      </w:pPr>
-      <w:r>
-        <w:rPr>
-          <w:rFonts w:cs="Arial"/>
-          <w:szCs w:val="24"/>
-        </w:rPr>
-        <w:t>Figura 47</w:t>
-      </w:r>
-    </w:p>
-    <w:p>
-      <w:pPr>
-        <w:ind w:firstLine="709"/>
+      </w:pPr>
+      <w:r>
+        <w:t xml:space="preserve">A </w:t>
+      </w:r>
+      <w:r>
+        <w:rPr>
+          <w:b/>
+          <w:bCs/>
+        </w:rPr>
+        <w:t>Figura 4</w:t>
+      </w:r>
+      <w:r>
+        <w:rPr>
+          <w:b/>
+          <w:bCs/>
+        </w:rPr>
+        <w:t>2</w:t>
+      </w:r>
+      <w:r>
+        <w:t xml:space="preserve"> apresenta a tela </w:t>
+      </w:r>
+      <w:r>
+        <w:rPr>
+          <w:b/>
+          <w:bCs/>
+        </w:rPr>
+        <w:t>Meu perfil</w:t>
+      </w:r>
+      <w:r>
+        <w:t xml:space="preserve"> do sistema </w:t>
+      </w:r>
+      <w:r>
+        <w:rPr>
+          <w:b/>
+          <w:bCs/>
+        </w:rPr>
+        <w:t>ERP de Estoque</w:t>
+      </w:r>
+      <w:r>
+        <w:t>, utilizada para consultar as informações da conta do usuário autenticado e realizar alterações relacionadas à sua senha de acesso.</w:t>
+      </w:r>
+    </w:p>
+    <w:p>
+      <w:pPr>
+        <w:pStyle w:val="TextoTCC"/>
         <w:jc w:val="left"/>
-        <w:rPr>
-          <w:rFonts w:cs="Arial"/>
-          <w:szCs w:val="24"/>
-        </w:rPr>
-      </w:pPr>
-    </w:p>
-    <w:p>
-      <w:pPr>
-        <w:ind w:firstLine="709"/>
+      </w:pPr>
+      <w:r>
+        <w:t xml:space="preserve">Na seção </w:t>
+      </w:r>
+      <w:r>
+        <w:rPr>
+          <w:b/>
+          <w:bCs/>
+        </w:rPr>
+        <w:t>Dados do perfil</w:t>
+      </w:r>
+      <w:r>
+        <w:t xml:space="preserve">, são exibidas informações como </w:t>
+      </w:r>
+      <w:r>
+        <w:rPr>
+          <w:b/>
+          <w:bCs/>
+        </w:rPr>
+        <w:t>nome</w:t>
+      </w:r>
+      <w:r>
+        <w:t xml:space="preserve">, </w:t>
+      </w:r>
+      <w:r>
+        <w:rPr>
+          <w:b/>
+          <w:bCs/>
+        </w:rPr>
+        <w:t>nome de acesso</w:t>
+      </w:r>
+      <w:r>
+        <w:t xml:space="preserve">, </w:t>
+      </w:r>
+      <w:r>
+        <w:rPr>
+          <w:b/>
+          <w:bCs/>
+        </w:rPr>
+        <w:t>e-mail</w:t>
+      </w:r>
+      <w:r>
+        <w:t xml:space="preserve">, </w:t>
+      </w:r>
+      <w:r>
+        <w:rPr>
+          <w:b/>
+          <w:bCs/>
+        </w:rPr>
+        <w:t>telefone</w:t>
+      </w:r>
+      <w:r>
+        <w:t xml:space="preserve">, </w:t>
+      </w:r>
+      <w:r>
+        <w:rPr>
+          <w:b/>
+          <w:bCs/>
+        </w:rPr>
+        <w:t>cargo</w:t>
+      </w:r>
+      <w:r>
+        <w:t xml:space="preserve"> e </w:t>
+      </w:r>
+      <w:r>
+        <w:rPr>
+          <w:b/>
+          <w:bCs/>
+        </w:rPr>
+        <w:t>setor</w:t>
+      </w:r>
+      <w:r>
+        <w:t>. Esses dados permitem ao usuário consultar suas informações cadastradas no sistema, sendo determinadas alterações restritas ao setor responsável ou ao administrador.</w:t>
+      </w:r>
+    </w:p>
+    <w:p>
+      <w:pPr>
+        <w:pStyle w:val="TextoTCC"/>
         <w:jc w:val="left"/>
-        <w:rPr>
-          <w:rFonts w:cs="Arial"/>
-          <w:szCs w:val="24"/>
-        </w:rPr>
-      </w:pPr>
-      <w:r>
-        <w:rPr>
-          <w:rFonts w:cs="Arial"/>
-          <w:noProof/>
-          <w:szCs w:val="24"/>
-        </w:rPr>
-        <w:lastRenderedPageBreak/>
-        <w:drawing>
-          <wp:inline distT="0" distB="0" distL="0" distR="0" wp14:anchorId="18C498F0" wp14:editId="2E9E08F5">
-            <wp:extent cx="5905389" cy="3324225"/>
-            <wp:effectExtent l="0" t="0" r="635" b="0"/>
-            <wp:docPr id="60" name="Imagem 60"/>
-            <wp:cNvGraphicFramePr>
-              <a:graphicFrameLocks xmlns:a="http://schemas.openxmlformats.org/drawingml/2006/main" noChangeAspect="1"/>
-            </wp:cNvGraphicFramePr>
-            <a:graphic xmlns:a="http://schemas.openxmlformats.org/drawingml/2006/main">
-              <a:graphicData uri="http://schemas.openxmlformats.org/drawingml/2006/picture">
-                <pic:pic xmlns:pic="http://schemas.openxmlformats.org/drawingml/2006/picture">
-                  <pic:nvPicPr>
-                    <pic:cNvPr id="0" name="Picture 50"/>
-                    <pic:cNvPicPr>
-                      <a:picLocks noChangeAspect="1" noChangeArrowheads="1"/>
-                    </pic:cNvPicPr>
-                  </pic:nvPicPr>
-                  <pic:blipFill>
-                    <a:blip r:embed="rId60" cstate="print">
-                      <a:extLst>
-                        <a:ext uri="{28A0092B-C50C-407E-A947-70E740481C1C}">
-                          <a14:useLocalDpi xmlns:a14="http://schemas.microsoft.com/office/drawing/2010/main" val="0"/>
-                        </a:ext>
-                      </a:extLst>
-                    </a:blip>
-                    <a:srcRect/>
-                    <a:stretch>
-                      <a:fillRect/>
-                    </a:stretch>
-                  </pic:blipFill>
-                  <pic:spPr bwMode="auto">
-                    <a:xfrm>
-                      <a:off x="0" y="0"/>
-                      <a:ext cx="5914514" cy="3329361"/>
-                    </a:xfrm>
-                    <a:prstGeom prst="rect">
-                      <a:avLst/>
-                    </a:prstGeom>
-                    <a:noFill/>
-                    <a:ln>
-                      <a:noFill/>
-                    </a:ln>
-                  </pic:spPr>
-                </pic:pic>
-              </a:graphicData>
-            </a:graphic>
-          </wp:inline>
-        </w:drawing>
-      </w:r>
-    </w:p>
-    <w:p>
-      <w:pPr>
-        <w:ind w:firstLine="709"/>
+      </w:pPr>
+      <w:r>
+        <w:t xml:space="preserve">Na seção </w:t>
+      </w:r>
+      <w:r>
+        <w:rPr>
+          <w:b/>
+          <w:bCs/>
+        </w:rPr>
+        <w:t>Alterar senha</w:t>
+      </w:r>
+      <w:r>
+        <w:t xml:space="preserve">, o usuário pode informar sua </w:t>
+      </w:r>
+      <w:r>
+        <w:rPr>
+          <w:b/>
+          <w:bCs/>
+        </w:rPr>
+        <w:t>senha atual</w:t>
+      </w:r>
+      <w:r>
+        <w:t xml:space="preserve">, cadastrar uma </w:t>
+      </w:r>
+      <w:r>
+        <w:rPr>
+          <w:b/>
+          <w:bCs/>
+        </w:rPr>
+        <w:t>nova senha</w:t>
+      </w:r>
+      <w:r>
+        <w:t xml:space="preserve"> e realizar sua confirmação antes de concluir a alteração por meio do botão correspondente.</w:t>
+      </w:r>
+    </w:p>
+    <w:p>
+      <w:pPr>
+        <w:pStyle w:val="TextoTCC"/>
         <w:jc w:val="left"/>
-        <w:rPr>
-          <w:rFonts w:cs="Arial"/>
-          <w:szCs w:val="24"/>
-        </w:rPr>
-      </w:pPr>
-      <w:r>
-        <w:rPr>
-          <w:rFonts w:cs="Arial"/>
-          <w:szCs w:val="24"/>
-        </w:rPr>
-        <w:t>Figura 48</w:t>
-      </w:r>
-    </w:p>
-    <w:p>
-      <w:pPr>
-        <w:ind w:firstLine="709"/>
-        <w:jc w:val="left"/>
-        <w:rPr>
-          <w:rFonts w:cs="Arial"/>
-          <w:szCs w:val="24"/>
-        </w:rPr>
-      </w:pPr>
-      <w:r>
-        <w:rPr>
-          <w:rFonts w:cs="Arial"/>
-          <w:noProof/>
-          <w:szCs w:val="24"/>
-        </w:rPr>
-        <w:drawing>
-          <wp:inline distT="0" distB="0" distL="0" distR="0" wp14:anchorId="35D6CC15" wp14:editId="0C6018ED">
-            <wp:extent cx="5753100" cy="3248025"/>
-            <wp:effectExtent l="0" t="0" r="0" b="9525"/>
-            <wp:docPr id="61" name="Imagem 61"/>
-            <wp:cNvGraphicFramePr>
-              <a:graphicFrameLocks xmlns:a="http://schemas.openxmlformats.org/drawingml/2006/main" noChangeAspect="1"/>
-            </wp:cNvGraphicFramePr>
-            <a:graphic xmlns:a="http://schemas.openxmlformats.org/drawingml/2006/main">
-              <a:graphicData uri="http://schemas.openxmlformats.org/drawingml/2006/picture">
-                <pic:pic xmlns:pic="http://schemas.openxmlformats.org/drawingml/2006/picture">
-                  <pic:nvPicPr>
-                    <pic:cNvPr id="0" name="Picture 51"/>
-                    <pic:cNvPicPr>
-                      <a:picLocks noChangeAspect="1" noChangeArrowheads="1"/>
-                    </pic:cNvPicPr>
-                  </pic:nvPicPr>
-                  <pic:blipFill>
-                    <a:blip r:embed="rId61" cstate="print">
-                      <a:extLst>
-                        <a:ext uri="{28A0092B-C50C-407E-A947-70E740481C1C}">
-                          <a14:useLocalDpi xmlns:a14="http://schemas.microsoft.com/office/drawing/2010/main" val="0"/>
-                        </a:ext>
-                      </a:extLst>
-                    </a:blip>
-                    <a:srcRect/>
-                    <a:stretch>
-                      <a:fillRect/>
-                    </a:stretch>
-                  </pic:blipFill>
-                  <pic:spPr bwMode="auto">
-                    <a:xfrm>
-                      <a:off x="0" y="0"/>
-                      <a:ext cx="5753100" cy="3248025"/>
-                    </a:xfrm>
-                    <a:prstGeom prst="rect">
-                      <a:avLst/>
-                    </a:prstGeom>
-                    <a:noFill/>
-                    <a:ln>
-                      <a:noFill/>
-                    </a:ln>
-                  </pic:spPr>
-                </pic:pic>
-              </a:graphicData>
-            </a:graphic>
-          </wp:inline>
-        </w:drawing>
-      </w:r>
-    </w:p>
-    <w:p>
-      <w:pPr>
-        <w:ind w:firstLine="709"/>
+      </w:pPr>
+      <w:r>
+        <w:t xml:space="preserve">Essa funcionalidade contribui para a </w:t>
+      </w:r>
+      <w:r>
+        <w:rPr>
+          <w:b/>
+          <w:bCs/>
+        </w:rPr>
+        <w:t>segurança da conta e o gerenciamento das informações do usuário</w:t>
+      </w:r>
+      <w:r>
+        <w:t>, permitindo a consulta dos dados pessoais e a atualização segura das credenciais de acesso ao sistema.</w:t>
+      </w:r>
+    </w:p>
+    <w:p>
+      <w:pPr>
         <w:rPr>
           <w:rFonts w:cs="Arial"/>
           <w:caps/>
@@ -21429,6 +21831,26 @@
           <w:u w:val="single"/>
         </w:rPr>
       </w:pPr>
+      <w:r>
+        <w:rPr>
+          <w:rFonts w:cs="Arial"/>
+          <w:caps/>
+          <w:szCs w:val="24"/>
+          <w:u w:val="single"/>
+        </w:rPr>
+        <w:br w:type="page"/>
+      </w:r>
+    </w:p>
+    <w:p>
+      <w:pPr>
+        <w:ind w:firstLine="709"/>
+        <w:rPr>
+          <w:rFonts w:cs="Arial"/>
+          <w:caps/>
+          <w:szCs w:val="24"/>
+          <w:u w:val="single"/>
+        </w:rPr>
+      </w:pPr>
     </w:p>
     <w:p>
       <w:pPr>
@@ -21438,20 +21860,19 @@
     <w:bookmarkEnd w:id="17"/>
     <w:p>
       <w:pPr>
-        <w:pStyle w:val="Ttulo3"/>
+        <w:pStyle w:val="Heading3"/>
         <w:jc w:val="both"/>
         <w:rPr>
           <w:rFonts w:cs="Arial"/>
         </w:rPr>
       </w:pPr>
       <w:r>
-        <w:lastRenderedPageBreak/>
         <w:t>2.3.1 - Interface do Supervisor</w:t>
       </w:r>
     </w:p>
     <w:p>
       <w:pPr>
-        <w:pStyle w:val="Ttulo3"/>
+        <w:pStyle w:val="Heading3"/>
         <w:jc w:val="both"/>
         <w:rPr>
           <w:rFonts w:cs="Arial"/>
@@ -21463,7 +21884,7 @@
     </w:p>
     <w:p>
       <w:pPr>
-        <w:pStyle w:val="Ttulo3"/>
+        <w:pStyle w:val="Heading3"/>
         <w:jc w:val="both"/>
         <w:rPr>
           <w:rFonts w:cs="Arial"/>
@@ -21475,7 +21896,7 @@
     </w:p>
     <w:p>
       <w:pPr>
-        <w:pStyle w:val="Ttulo4"/>
+        <w:pStyle w:val="Heading4"/>
         <w:jc w:val="both"/>
         <w:rPr>
           <w:rFonts w:cs="Arial"/>
@@ -21492,7 +21913,7 @@
     </w:p>
     <w:p>
       <w:pPr>
-        <w:pStyle w:val="Ttulo4"/>
+        <w:pStyle w:val="Heading4"/>
         <w:jc w:val="both"/>
         <w:rPr>
           <w:rFonts w:cs="Arial"/>
@@ -21505,7 +21926,7 @@
     </w:p>
     <w:p>
       <w:pPr>
-        <w:pStyle w:val="Ttulo4"/>
+        <w:pStyle w:val="Heading4"/>
         <w:jc w:val="both"/>
         <w:rPr>
           <w:rFonts w:cs="Arial"/>
@@ -21518,7 +21939,7 @@
     </w:p>
     <w:p>
       <w:pPr>
-        <w:pStyle w:val="Ttulo4"/>
+        <w:pStyle w:val="Heading4"/>
         <w:jc w:val="both"/>
         <w:rPr>
           <w:rFonts w:cs="Arial"/>
@@ -21531,7 +21952,7 @@
     </w:p>
     <w:p>
       <w:pPr>
-        <w:pStyle w:val="Ttulo4"/>
+        <w:pStyle w:val="Heading4"/>
         <w:jc w:val="both"/>
         <w:rPr>
           <w:rFonts w:cs="Arial"/>
@@ -21544,7 +21965,7 @@
     </w:p>
     <w:p>
       <w:pPr>
-        <w:pStyle w:val="Ttulo4"/>
+        <w:pStyle w:val="Heading4"/>
         <w:jc w:val="both"/>
         <w:rPr>
           <w:rFonts w:cs="Arial"/>
@@ -21557,7 +21978,7 @@
     </w:p>
     <w:p>
       <w:pPr>
-        <w:pStyle w:val="Ttulo4"/>
+        <w:pStyle w:val="Heading4"/>
         <w:jc w:val="both"/>
         <w:rPr>
           <w:rFonts w:cs="Arial"/>
@@ -21570,7 +21991,7 @@
     </w:p>
     <w:p>
       <w:pPr>
-        <w:pStyle w:val="Ttulo4"/>
+        <w:pStyle w:val="Heading4"/>
         <w:jc w:val="both"/>
         <w:rPr>
           <w:rFonts w:cs="Arial"/>
@@ -21583,7 +22004,7 @@
     </w:p>
     <w:p>
       <w:pPr>
-        <w:pStyle w:val="Ttulo4"/>
+        <w:pStyle w:val="Heading4"/>
         <w:jc w:val="both"/>
         <w:rPr>
           <w:rFonts w:cs="Arial"/>
@@ -21596,7 +22017,7 @@
     </w:p>
     <w:p>
       <w:pPr>
-        <w:pStyle w:val="Ttulo4"/>
+        <w:pStyle w:val="Heading4"/>
         <w:jc w:val="both"/>
         <w:rPr>
           <w:rFonts w:cs="Arial"/>
@@ -21609,7 +22030,7 @@
     </w:p>
     <w:p>
       <w:pPr>
-        <w:pStyle w:val="Ttulo2"/>
+        <w:pStyle w:val="Heading2"/>
         <w:jc w:val="both"/>
         <w:rPr>
           <w:rFonts w:cs="Arial"/>
@@ -21668,7 +22089,7 @@
     </w:p>
     <w:p>
       <w:pPr>
-        <w:pStyle w:val="Ttulo3"/>
+        <w:pStyle w:val="Heading3"/>
         <w:jc w:val="both"/>
         <w:rPr>
           <w:rFonts w:cs="Arial"/>
@@ -21747,6 +22168,7 @@
           <w:bCs/>
           <w:szCs w:val="24"/>
         </w:rPr>
+        <w:lastRenderedPageBreak/>
         <w:t>Estratégia de manutenção</w:t>
       </w:r>
       <w:r>
@@ -21754,15 +22176,7 @@
           <w:rFonts w:cs="Arial"/>
           <w:szCs w:val="24"/>
         </w:rPr>
-        <w:t xml:space="preserve">: A motivação dos clientes internos pode ser mantida por meio do reconhecimento do trabalho realizado, da divisão clara de tarefas, de um ambiente organizado e de uma comunicação eficiente. Além disso, </w:t>
-      </w:r>
-      <w:r>
-        <w:rPr>
-          <w:rFonts w:cs="Arial"/>
-          <w:szCs w:val="24"/>
-        </w:rPr>
-        <w:lastRenderedPageBreak/>
-        <w:t xml:space="preserve">definir metas alcançáveis, fornecer </w:t>
+        <w:t xml:space="preserve">: A motivação dos clientes internos pode ser mantida por meio do reconhecimento do trabalho realizado, da divisão clara de tarefas, de um ambiente organizado e de uma comunicação eficiente. Além disso, definir metas alcançáveis, fornecer </w:t>
       </w:r>
       <w:r>
         <w:rPr>
@@ -21783,7 +22197,7 @@
     </w:p>
     <w:p>
       <w:pPr>
-        <w:pStyle w:val="Ttulo3"/>
+        <w:pStyle w:val="Heading3"/>
         <w:jc w:val="both"/>
         <w:rPr>
           <w:rFonts w:cs="Arial"/>
@@ -21891,7 +22305,7 @@
     </w:p>
     <w:p>
       <w:pPr>
-        <w:pStyle w:val="Ttulo3"/>
+        <w:pStyle w:val="Heading3"/>
         <w:jc w:val="both"/>
         <w:rPr>
           <w:rFonts w:cs="Arial"/>
@@ -21925,7 +22339,15 @@
           <w:rFonts w:cs="Arial"/>
           <w:szCs w:val="24"/>
         </w:rPr>
-        <w:t>O cliente ativo é a empresa que mantém o contrato do sistema vigente e continua utilizando a solução em suas operações diárias. No contexto de um sistema de gerenciamento de estoque, o cliente ativo representa uma organização que depende da plataforma para controlar entradas e saídas de produtos, acompanhar níveis de estoque, registrar movimentações e apoiar processos de tomada de decisão.</w:t>
+        <w:t xml:space="preserve">O cliente ativo é a empresa que mantém o contrato do sistema vigente e continua utilizando a solução em suas operações diárias. No contexto de um sistema de gerenciamento de estoque, o cliente ativo representa uma organização que depende da plataforma para controlar entradas e saídas de produtos, </w:t>
+      </w:r>
+      <w:r>
+        <w:rPr>
+          <w:rFonts w:cs="Arial"/>
+          <w:szCs w:val="24"/>
+        </w:rPr>
+        <w:lastRenderedPageBreak/>
+        <w:t>acompanhar níveis de estoque, registrar movimentações e apoiar processos de tomada de decisão.</w:t>
       </w:r>
     </w:p>
     <w:p>
@@ -21943,7 +22365,6 @@
           <w:rFonts w:cs="Arial"/>
           <w:szCs w:val="24"/>
         </w:rPr>
-        <w:lastRenderedPageBreak/>
         <w:t>A manutenção desse cliente exige acompanhamento contínuo, uma vez que a permanência contratual está diretamente relacionada à utilidade percebida, à eficiência operacional proporcionada pelo sistema e à capacidade da solução de atender às necessidades da empresa ao longo do tempo.</w:t>
       </w:r>
     </w:p>
@@ -22020,7 +22441,7 @@
     </w:p>
     <w:p>
       <w:pPr>
-        <w:pStyle w:val="Ttulo3"/>
+        <w:pStyle w:val="Heading3"/>
         <w:jc w:val="both"/>
         <w:rPr>
           <w:rFonts w:cs="Arial"/>
@@ -22099,15 +22520,8 @@
           <w:rFonts w:cs="Arial"/>
           <w:szCs w:val="24"/>
         </w:rPr>
-        <w:t xml:space="preserve">Além disso, o estudo dos clientes inativos fornece informações valiosas para melhorias no sistema, como ajustes na interface, implementação de novas </w:t>
-      </w:r>
-      <w:r>
-        <w:rPr>
-          <w:rFonts w:cs="Arial"/>
-          <w:szCs w:val="24"/>
-        </w:rPr>
         <w:lastRenderedPageBreak/>
-        <w:t>funcionalidades e aperfeiçoamento do suporte. Também possibilita ações de recuperação, aumentando as chances de reativação do cliente e reduzindo perdas para a empresa.</w:t>
+        <w:t>Além disso, o estudo dos clientes inativos fornece informações valiosas para melhorias no sistema, como ajustes na interface, implementação de novas funcionalidades e aperfeiçoamento do suporte. Também possibilita ações de recuperação, aumentando as chances de reativação do cliente e reduzindo perdas para a empresa.</w:t>
       </w:r>
     </w:p>
     <w:p>
@@ -22154,7 +22568,7 @@
     </w:p>
     <w:p>
       <w:pPr>
-        <w:pStyle w:val="Ttulo3"/>
+        <w:pStyle w:val="Heading3"/>
         <w:jc w:val="both"/>
         <w:rPr>
           <w:rFonts w:cs="Arial"/>
@@ -22280,7 +22694,7 @@
     </w:p>
     <w:p>
       <w:pPr>
-        <w:pStyle w:val="Ttulo3"/>
+        <w:pStyle w:val="Heading3"/>
         <w:jc w:val="both"/>
         <w:rPr>
           <w:rFonts w:cs="Arial"/>
@@ -22406,7 +22820,7 @@
       </w:r>
       <w:r>
         <w:rPr>
-          <w:rStyle w:val="Forte"/>
+          <w:rStyle w:val="Strong"/>
           <w:rFonts w:cs="Arial"/>
           <w:szCs w:val="24"/>
         </w:rPr>
@@ -22421,7 +22835,7 @@
       </w:r>
       <w:r>
         <w:rPr>
-          <w:rStyle w:val="Forte"/>
+          <w:rStyle w:val="Strong"/>
           <w:rFonts w:cs="Arial"/>
           <w:szCs w:val="24"/>
         </w:rPr>
@@ -22454,7 +22868,7 @@
       </w:r>
       <w:r>
         <w:rPr>
-          <w:rStyle w:val="Forte"/>
+          <w:rStyle w:val="Strong"/>
           <w:rFonts w:cs="Arial"/>
           <w:szCs w:val="24"/>
         </w:rPr>
@@ -22470,7 +22884,7 @@
     </w:p>
     <w:p>
       <w:pPr>
-        <w:pStyle w:val="Ttulo2"/>
+        <w:pStyle w:val="Heading2"/>
         <w:jc w:val="both"/>
         <w:rPr>
           <w:rFonts w:cs="Arial"/>
@@ -22509,7 +22923,7 @@
       <w:commentRangeEnd w:id="28"/>
       <w:r>
         <w:rPr>
-          <w:rStyle w:val="Refdecomentrio"/>
+          <w:rStyle w:val="CommentReference"/>
           <w:rFonts w:cs="Arial"/>
           <w:sz w:val="24"/>
           <w:szCs w:val="24"/>
@@ -22586,7 +23000,7 @@
     </w:p>
     <w:p>
       <w:pPr>
-        <w:pStyle w:val="Ttulo3"/>
+        <w:pStyle w:val="Heading3"/>
         <w:jc w:val="both"/>
         <w:rPr>
           <w:rFonts w:cs="Arial"/>
@@ -22623,7 +23037,7 @@
       </w:r>
       <w:r>
         <w:rPr>
-          <w:rStyle w:val="Forte"/>
+          <w:rStyle w:val="Strong"/>
           <w:rFonts w:cs="Arial"/>
           <w:szCs w:val="24"/>
         </w:rPr>
@@ -22632,7 +23046,7 @@
       <w:commentRangeEnd w:id="29"/>
       <w:r>
         <w:rPr>
-          <w:rStyle w:val="Refdecomentrio"/>
+          <w:rStyle w:val="CommentReference"/>
           <w:rFonts w:cs="Arial"/>
           <w:b/>
           <w:bCs/>
@@ -22643,7 +23057,7 @@
       </w:r>
       <w:r>
         <w:rPr>
-          <w:rStyle w:val="Forte"/>
+          <w:rStyle w:val="Strong"/>
           <w:rFonts w:cs="Arial"/>
           <w:szCs w:val="24"/>
         </w:rPr>
@@ -22684,7 +23098,7 @@
       </w:r>
       <w:r>
         <w:rPr>
-          <w:rStyle w:val="Forte"/>
+          <w:rStyle w:val="Strong"/>
           <w:rFonts w:cs="Arial"/>
           <w:szCs w:val="24"/>
         </w:rPr>
@@ -22699,7 +23113,7 @@
       </w:r>
       <w:r>
         <w:rPr>
-          <w:rStyle w:val="Forte"/>
+          <w:rStyle w:val="Strong"/>
           <w:rFonts w:cs="Arial"/>
           <w:szCs w:val="24"/>
         </w:rPr>
@@ -22714,7 +23128,7 @@
       </w:r>
       <w:r>
         <w:rPr>
-          <w:rStyle w:val="Forte"/>
+          <w:rStyle w:val="Strong"/>
           <w:rFonts w:cs="Arial"/>
           <w:szCs w:val="24"/>
         </w:rPr>
@@ -22729,7 +23143,7 @@
       </w:r>
       <w:r>
         <w:rPr>
-          <w:rStyle w:val="Forte"/>
+          <w:rStyle w:val="Strong"/>
           <w:rFonts w:cs="Arial"/>
           <w:szCs w:val="24"/>
         </w:rPr>
@@ -22745,7 +23159,7 @@
       <w:commentRangeEnd w:id="30"/>
       <w:r>
         <w:rPr>
-          <w:rStyle w:val="Refdecomentrio"/>
+          <w:rStyle w:val="CommentReference"/>
           <w:rFonts w:cs="Arial"/>
           <w:sz w:val="24"/>
           <w:szCs w:val="24"/>
@@ -22772,7 +23186,7 @@
       </w:r>
       <w:r>
         <w:rPr>
-          <w:rStyle w:val="Forte"/>
+          <w:rStyle w:val="Strong"/>
           <w:rFonts w:cs="Arial"/>
           <w:szCs w:val="24"/>
         </w:rPr>
@@ -22781,7 +23195,7 @@
       <w:commentRangeStart w:id="31"/>
       <w:r>
         <w:rPr>
-          <w:rStyle w:val="Forte"/>
+          <w:rStyle w:val="Strong"/>
           <w:rFonts w:cs="Arial"/>
           <w:i/>
           <w:iCs/>
@@ -22792,7 +23206,7 @@
       <w:commentRangeEnd w:id="31"/>
       <w:r>
         <w:rPr>
-          <w:rStyle w:val="Refdecomentrio"/>
+          <w:rStyle w:val="CommentReference"/>
           <w:rFonts w:cs="Arial"/>
           <w:b/>
           <w:bCs/>
@@ -22803,7 +23217,7 @@
       </w:r>
       <w:r>
         <w:rPr>
-          <w:rStyle w:val="Forte"/>
+          <w:rStyle w:val="Strong"/>
           <w:rFonts w:cs="Arial"/>
           <w:szCs w:val="24"/>
         </w:rPr>
@@ -22826,7 +23240,7 @@
       </w:r>
       <w:r>
         <w:rPr>
-          <w:rStyle w:val="Forte"/>
+          <w:rStyle w:val="Strong"/>
           <w:rFonts w:cs="Arial"/>
           <w:szCs w:val="24"/>
         </w:rPr>
@@ -22835,7 +23249,7 @@
       <w:commentRangeEnd w:id="32"/>
       <w:r>
         <w:rPr>
-          <w:rStyle w:val="Refdecomentrio"/>
+          <w:rStyle w:val="CommentReference"/>
           <w:rFonts w:cs="Arial"/>
           <w:b/>
           <w:bCs/>
@@ -22846,7 +23260,7 @@
       </w:r>
       <w:r>
         <w:rPr>
-          <w:rStyle w:val="Forte"/>
+          <w:rStyle w:val="Strong"/>
           <w:rFonts w:cs="Arial"/>
           <w:szCs w:val="24"/>
         </w:rPr>
@@ -22887,7 +23301,7 @@
       </w:r>
       <w:r>
         <w:rPr>
-          <w:rStyle w:val="Forte"/>
+          <w:rStyle w:val="Strong"/>
           <w:rFonts w:cs="Arial"/>
           <w:szCs w:val="24"/>
         </w:rPr>
@@ -22902,7 +23316,7 @@
       </w:r>
       <w:r>
         <w:rPr>
-          <w:rStyle w:val="Forte"/>
+          <w:rStyle w:val="Strong"/>
           <w:rFonts w:cs="Arial"/>
           <w:szCs w:val="24"/>
         </w:rPr>
@@ -22917,7 +23331,7 @@
       </w:r>
       <w:r>
         <w:rPr>
-          <w:rStyle w:val="Forte"/>
+          <w:rStyle w:val="Strong"/>
           <w:rFonts w:cs="Arial"/>
           <w:szCs w:val="24"/>
         </w:rPr>
@@ -22933,7 +23347,7 @@
       <w:commentRangeEnd w:id="33"/>
       <w:r>
         <w:rPr>
-          <w:rStyle w:val="Refdecomentrio"/>
+          <w:rStyle w:val="CommentReference"/>
           <w:rFonts w:cs="Arial"/>
           <w:sz w:val="24"/>
           <w:szCs w:val="24"/>
@@ -22996,7 +23410,7 @@
     </w:p>
     <w:p>
       <w:pPr>
-        <w:pStyle w:val="Ttulo3"/>
+        <w:pStyle w:val="Heading3"/>
         <w:jc w:val="both"/>
         <w:rPr>
           <w:rFonts w:cs="Arial"/>
@@ -23054,7 +23468,7 @@
       </w:pPr>
       <w:r>
         <w:rPr>
-          <w:rStyle w:val="Forte"/>
+          <w:rStyle w:val="Strong"/>
           <w:rFonts w:cs="Arial"/>
           <w:szCs w:val="24"/>
         </w:rPr>
@@ -23080,7 +23494,7 @@
       </w:pPr>
       <w:r>
         <w:rPr>
-          <w:rStyle w:val="Forte"/>
+          <w:rStyle w:val="Strong"/>
           <w:rFonts w:cs="Arial"/>
           <w:szCs w:val="24"/>
         </w:rPr>
@@ -23106,7 +23520,7 @@
       </w:pPr>
       <w:r>
         <w:rPr>
-          <w:rStyle w:val="Forte"/>
+          <w:rStyle w:val="Strong"/>
           <w:rFonts w:cs="Arial"/>
           <w:szCs w:val="24"/>
         </w:rPr>
@@ -23256,7 +23670,7 @@
     </w:p>
     <w:p>
       <w:pPr>
-        <w:pStyle w:val="Ttulo2"/>
+        <w:pStyle w:val="Heading2"/>
         <w:jc w:val="both"/>
         <w:rPr>
           <w:rFonts w:cs="Arial"/>
@@ -23305,7 +23719,7 @@
     </w:p>
     <w:p>
       <w:pPr>
-        <w:pStyle w:val="Ttulo3"/>
+        <w:pStyle w:val="Heading3"/>
         <w:jc w:val="both"/>
         <w:rPr>
           <w:rFonts w:cs="Arial"/>
@@ -23334,7 +23748,7 @@
       </w:r>
       <w:r>
         <w:rPr>
-          <w:rStyle w:val="Forte"/>
+          <w:rStyle w:val="Strong"/>
           <w:rFonts w:cs="Arial"/>
           <w:szCs w:val="24"/>
         </w:rPr>
@@ -23349,7 +23763,7 @@
       </w:r>
       <w:r>
         <w:rPr>
-          <w:rStyle w:val="Forte"/>
+          <w:rStyle w:val="Strong"/>
           <w:rFonts w:cs="Arial"/>
           <w:szCs w:val="24"/>
         </w:rPr>
@@ -23364,7 +23778,7 @@
       </w:r>
       <w:r>
         <w:rPr>
-          <w:rStyle w:val="Forte"/>
+          <w:rStyle w:val="Strong"/>
           <w:rFonts w:cs="Arial"/>
           <w:szCs w:val="24"/>
         </w:rPr>
@@ -23379,7 +23793,7 @@
       </w:r>
       <w:r>
         <w:rPr>
-          <w:rStyle w:val="Forte"/>
+          <w:rStyle w:val="Strong"/>
           <w:rFonts w:cs="Arial"/>
           <w:szCs w:val="24"/>
         </w:rPr>
@@ -23394,7 +23808,7 @@
       </w:r>
       <w:r>
         <w:rPr>
-          <w:rStyle w:val="Forte"/>
+          <w:rStyle w:val="Strong"/>
           <w:rFonts w:cs="Arial"/>
           <w:szCs w:val="24"/>
         </w:rPr>
@@ -23409,7 +23823,7 @@
       </w:r>
       <w:r>
         <w:rPr>
-          <w:rStyle w:val="Forte"/>
+          <w:rStyle w:val="Strong"/>
           <w:rFonts w:cs="Arial"/>
           <w:szCs w:val="24"/>
         </w:rPr>
@@ -23443,7 +23857,7 @@
       <w:commentRangeEnd w:id="34"/>
       <w:r>
         <w:rPr>
-          <w:rStyle w:val="Refdecomentrio"/>
+          <w:rStyle w:val="CommentReference"/>
           <w:rFonts w:cs="Arial"/>
           <w:sz w:val="24"/>
           <w:szCs w:val="24"/>
@@ -23460,7 +23874,7 @@
     </w:p>
     <w:p>
       <w:pPr>
-        <w:pStyle w:val="Ttulo4"/>
+        <w:pStyle w:val="Heading4"/>
         <w:jc w:val="both"/>
       </w:pPr>
       <w:r>
@@ -23479,7 +23893,7 @@
       </w:pPr>
       <w:r>
         <w:rPr>
-          <w:rStyle w:val="Forte"/>
+          <w:rStyle w:val="Strong"/>
           <w:rFonts w:cs="Arial"/>
           <w:szCs w:val="24"/>
         </w:rPr>
@@ -23503,7 +23917,7 @@
       <w:commentRangeEnd w:id="35"/>
       <w:r>
         <w:rPr>
-          <w:rStyle w:val="Refdecomentrio"/>
+          <w:rStyle w:val="CommentReference"/>
           <w:rFonts w:cs="Arial"/>
           <w:sz w:val="24"/>
           <w:szCs w:val="24"/>
@@ -23530,7 +23944,7 @@
       </w:pPr>
       <w:r>
         <w:rPr>
-          <w:rStyle w:val="Forte"/>
+          <w:rStyle w:val="Strong"/>
           <w:rFonts w:cs="Arial"/>
           <w:szCs w:val="24"/>
         </w:rPr>
@@ -23572,7 +23986,7 @@
       </w:pPr>
       <w:r>
         <w:rPr>
-          <w:rStyle w:val="Forte"/>
+          <w:rStyle w:val="Strong"/>
           <w:rFonts w:cs="Arial"/>
           <w:szCs w:val="24"/>
         </w:rPr>
@@ -23598,7 +24012,7 @@
       </w:pPr>
       <w:r>
         <w:rPr>
-          <w:rStyle w:val="Forte"/>
+          <w:rStyle w:val="Strong"/>
           <w:rFonts w:cs="Arial"/>
           <w:szCs w:val="24"/>
         </w:rPr>
@@ -23624,7 +24038,7 @@
       </w:pPr>
       <w:r>
         <w:rPr>
-          <w:rStyle w:val="Forte"/>
+          <w:rStyle w:val="Strong"/>
           <w:rFonts w:cs="Arial"/>
           <w:szCs w:val="24"/>
         </w:rPr>
@@ -23650,7 +24064,7 @@
       </w:pPr>
       <w:r>
         <w:rPr>
-          <w:rStyle w:val="Forte"/>
+          <w:rStyle w:val="Strong"/>
           <w:rFonts w:cs="Arial"/>
           <w:szCs w:val="24"/>
         </w:rPr>
@@ -23687,7 +24101,7 @@
       </w:pPr>
       <w:r>
         <w:rPr>
-          <w:rStyle w:val="Forte"/>
+          <w:rStyle w:val="Strong"/>
           <w:rFonts w:cs="Arial"/>
           <w:szCs w:val="24"/>
         </w:rPr>
@@ -23721,7 +24135,7 @@
       <w:commentRangeEnd w:id="36"/>
       <w:r>
         <w:rPr>
-          <w:rStyle w:val="Refdecomentrio"/>
+          <w:rStyle w:val="CommentReference"/>
           <w:rFonts w:cs="Arial"/>
           <w:sz w:val="24"/>
           <w:szCs w:val="24"/>
@@ -23748,7 +24162,7 @@
       </w:pPr>
       <w:r>
         <w:rPr>
-          <w:rStyle w:val="Forte"/>
+          <w:rStyle w:val="Strong"/>
           <w:rFonts w:cs="Arial"/>
           <w:szCs w:val="24"/>
         </w:rPr>
@@ -23808,7 +24222,7 @@
       </w:pPr>
       <w:r>
         <w:rPr>
-          <w:rStyle w:val="Forte"/>
+          <w:rStyle w:val="Strong"/>
           <w:rFonts w:cs="Arial"/>
           <w:szCs w:val="24"/>
         </w:rPr>
@@ -23834,7 +24248,7 @@
       </w:pPr>
       <w:r>
         <w:rPr>
-          <w:rStyle w:val="Forte"/>
+          <w:rStyle w:val="Strong"/>
           <w:rFonts w:cs="Arial"/>
           <w:szCs w:val="24"/>
         </w:rPr>
@@ -23868,7 +24282,7 @@
     </w:p>
     <w:p>
       <w:pPr>
-        <w:pStyle w:val="Ttulo4"/>
+        <w:pStyle w:val="Heading4"/>
         <w:jc w:val="both"/>
       </w:pPr>
       <w:r>
@@ -23887,7 +24301,7 @@
       </w:pPr>
       <w:r>
         <w:rPr>
-          <w:rStyle w:val="Forte"/>
+          <w:rStyle w:val="Strong"/>
           <w:rFonts w:cs="Arial"/>
           <w:szCs w:val="24"/>
         </w:rPr>
@@ -23977,7 +24391,7 @@
       </w:pPr>
       <w:r>
         <w:rPr>
-          <w:rStyle w:val="Forte"/>
+          <w:rStyle w:val="Strong"/>
           <w:rFonts w:cs="Arial"/>
           <w:szCs w:val="24"/>
         </w:rPr>
@@ -24070,7 +24484,7 @@
       </w:pPr>
       <w:r>
         <w:rPr>
-          <w:rStyle w:val="Forte"/>
+          <w:rStyle w:val="Strong"/>
           <w:rFonts w:cs="Arial"/>
           <w:szCs w:val="24"/>
         </w:rPr>
@@ -24128,7 +24542,7 @@
       </w:pPr>
       <w:r>
         <w:rPr>
-          <w:rStyle w:val="Forte"/>
+          <w:rStyle w:val="Strong"/>
           <w:rFonts w:cs="Arial"/>
           <w:szCs w:val="24"/>
         </w:rPr>
@@ -24170,7 +24584,7 @@
       </w:pPr>
       <w:r>
         <w:rPr>
-          <w:rStyle w:val="Forte"/>
+          <w:rStyle w:val="Strong"/>
           <w:rFonts w:cs="Arial"/>
           <w:szCs w:val="24"/>
         </w:rPr>
@@ -24244,7 +24658,7 @@
       </w:pPr>
       <w:r>
         <w:rPr>
-          <w:rStyle w:val="Forte"/>
+          <w:rStyle w:val="Strong"/>
           <w:rFonts w:cs="Arial"/>
           <w:szCs w:val="24"/>
         </w:rPr>
@@ -24302,7 +24716,7 @@
       </w:pPr>
       <w:r>
         <w:rPr>
-          <w:rStyle w:val="Forte"/>
+          <w:rStyle w:val="Strong"/>
           <w:rFonts w:cs="Arial"/>
           <w:szCs w:val="24"/>
         </w:rPr>
@@ -24344,7 +24758,7 @@
       </w:pPr>
       <w:r>
         <w:rPr>
-          <w:rStyle w:val="Forte"/>
+          <w:rStyle w:val="Strong"/>
           <w:rFonts w:cs="Arial"/>
           <w:szCs w:val="24"/>
         </w:rPr>
@@ -24359,7 +24773,7 @@
       </w:r>
       <w:r>
         <w:rPr>
-          <w:rStyle w:val="Forte"/>
+          <w:rStyle w:val="Strong"/>
           <w:rFonts w:cs="Arial"/>
           <w:szCs w:val="24"/>
         </w:rPr>
@@ -24374,7 +24788,7 @@
       </w:r>
       <w:r>
         <w:rPr>
-          <w:rStyle w:val="Forte"/>
+          <w:rStyle w:val="Strong"/>
           <w:rFonts w:cs="Arial"/>
           <w:szCs w:val="24"/>
         </w:rPr>
@@ -24389,7 +24803,7 @@
       </w:r>
       <w:r>
         <w:rPr>
-          <w:rStyle w:val="Forte"/>
+          <w:rStyle w:val="Strong"/>
           <w:rFonts w:cs="Arial"/>
           <w:szCs w:val="24"/>
         </w:rPr>
@@ -24404,7 +24818,7 @@
       </w:r>
       <w:r>
         <w:rPr>
-          <w:rStyle w:val="Forte"/>
+          <w:rStyle w:val="Strong"/>
           <w:rFonts w:cs="Arial"/>
           <w:szCs w:val="24"/>
         </w:rPr>
@@ -24449,7 +24863,7 @@
       </w:pPr>
       <w:r>
         <w:rPr>
-          <w:rStyle w:val="Forte"/>
+          <w:rStyle w:val="Strong"/>
           <w:rFonts w:cs="Arial"/>
           <w:szCs w:val="24"/>
         </w:rPr>
@@ -24475,7 +24889,7 @@
       </w:pPr>
       <w:r>
         <w:rPr>
-          <w:rStyle w:val="Forte"/>
+          <w:rStyle w:val="Strong"/>
           <w:rFonts w:cs="Arial"/>
           <w:szCs w:val="24"/>
         </w:rPr>
@@ -24541,7 +24955,7 @@
     </w:p>
     <w:p>
       <w:pPr>
-        <w:pStyle w:val="Ttulo4"/>
+        <w:pStyle w:val="Heading4"/>
         <w:jc w:val="both"/>
       </w:pPr>
       <w:r>
@@ -24560,7 +24974,7 @@
       </w:pPr>
       <w:r>
         <w:rPr>
-          <w:rStyle w:val="Forte"/>
+          <w:rStyle w:val="Strong"/>
           <w:rFonts w:cs="Arial"/>
           <w:szCs w:val="24"/>
         </w:rPr>
@@ -24586,7 +25000,7 @@
       </w:pPr>
       <w:r>
         <w:rPr>
-          <w:rStyle w:val="Forte"/>
+          <w:rStyle w:val="Strong"/>
           <w:rFonts w:cs="Arial"/>
           <w:szCs w:val="24"/>
         </w:rPr>
@@ -24662,7 +25076,7 @@
       </w:pPr>
       <w:r>
         <w:rPr>
-          <w:rStyle w:val="Forte"/>
+          <w:rStyle w:val="Strong"/>
           <w:rFonts w:cs="Arial"/>
           <w:szCs w:val="24"/>
         </w:rPr>
@@ -24689,7 +25103,7 @@
       </w:pPr>
       <w:r>
         <w:rPr>
-          <w:rStyle w:val="Forte"/>
+          <w:rStyle w:val="Strong"/>
           <w:rFonts w:cs="Arial"/>
           <w:szCs w:val="24"/>
         </w:rPr>
@@ -24715,7 +25129,7 @@
       <w:commentRangeEnd w:id="37"/>
       <w:r>
         <w:rPr>
-          <w:rStyle w:val="Refdecomentrio"/>
+          <w:rStyle w:val="CommentReference"/>
           <w:rFonts w:cs="Arial"/>
           <w:sz w:val="24"/>
           <w:szCs w:val="24"/>
@@ -24742,7 +25156,7 @@
       </w:pPr>
       <w:r>
         <w:rPr>
-          <w:rStyle w:val="Forte"/>
+          <w:rStyle w:val="Strong"/>
           <w:rFonts w:cs="Arial"/>
           <w:szCs w:val="24"/>
         </w:rPr>
@@ -24784,7 +25198,7 @@
       </w:pPr>
       <w:r>
         <w:rPr>
-          <w:rStyle w:val="Forte"/>
+          <w:rStyle w:val="Strong"/>
           <w:rFonts w:cs="Arial"/>
           <w:szCs w:val="24"/>
         </w:rPr>
@@ -24826,7 +25240,7 @@
       </w:pPr>
       <w:r>
         <w:rPr>
-          <w:rStyle w:val="Forte"/>
+          <w:rStyle w:val="Strong"/>
           <w:rFonts w:cs="Arial"/>
           <w:szCs w:val="24"/>
         </w:rPr>
@@ -24868,7 +25282,7 @@
       </w:pPr>
       <w:r>
         <w:rPr>
-          <w:rStyle w:val="Forte"/>
+          <w:rStyle w:val="Strong"/>
           <w:rFonts w:cs="Arial"/>
           <w:szCs w:val="24"/>
         </w:rPr>
@@ -24912,7 +25326,7 @@
       </w:pPr>
       <w:r>
         <w:rPr>
-          <w:rStyle w:val="Forte"/>
+          <w:rStyle w:val="Strong"/>
           <w:rFonts w:cs="Arial"/>
           <w:szCs w:val="24"/>
         </w:rPr>
@@ -24957,7 +25371,7 @@
       </w:pPr>
       <w:r>
         <w:rPr>
-          <w:rStyle w:val="Forte"/>
+          <w:rStyle w:val="Strong"/>
           <w:rFonts w:cs="Arial"/>
           <w:szCs w:val="24"/>
         </w:rPr>
@@ -24991,7 +25405,7 @@
     </w:p>
     <w:p>
       <w:pPr>
-        <w:pStyle w:val="Ttulo4"/>
+        <w:pStyle w:val="Heading4"/>
         <w:jc w:val="both"/>
       </w:pPr>
       <w:r>
@@ -25010,7 +25424,7 @@
       </w:pPr>
       <w:r>
         <w:rPr>
-          <w:rStyle w:val="Forte"/>
+          <w:rStyle w:val="Strong"/>
           <w:rFonts w:cs="Arial"/>
           <w:szCs w:val="24"/>
         </w:rPr>
@@ -25070,7 +25484,7 @@
       <w:commentRangeEnd w:id="38"/>
       <w:r>
         <w:rPr>
-          <w:rStyle w:val="Refdecomentrio"/>
+          <w:rStyle w:val="CommentReference"/>
           <w:rFonts w:cs="Arial"/>
           <w:sz w:val="24"/>
           <w:szCs w:val="24"/>
@@ -25097,7 +25511,7 @@
       </w:pPr>
       <w:r>
         <w:rPr>
-          <w:rStyle w:val="Forte"/>
+          <w:rStyle w:val="Strong"/>
           <w:rFonts w:cs="Arial"/>
           <w:szCs w:val="24"/>
         </w:rPr>
@@ -25173,7 +25587,7 @@
       </w:pPr>
       <w:r>
         <w:rPr>
-          <w:rStyle w:val="Forte"/>
+          <w:rStyle w:val="Strong"/>
           <w:rFonts w:cs="Arial"/>
           <w:szCs w:val="24"/>
         </w:rPr>
@@ -25247,7 +25661,7 @@
       </w:pPr>
       <w:r>
         <w:rPr>
-          <w:rStyle w:val="Forte"/>
+          <w:rStyle w:val="Strong"/>
           <w:rFonts w:cs="Arial"/>
           <w:szCs w:val="24"/>
         </w:rPr>
@@ -25297,7 +25711,7 @@
       </w:pPr>
       <w:r>
         <w:rPr>
-          <w:rStyle w:val="Forte"/>
+          <w:rStyle w:val="Strong"/>
           <w:rFonts w:cs="Arial"/>
           <w:szCs w:val="24"/>
         </w:rPr>
@@ -25371,7 +25785,7 @@
       </w:pPr>
       <w:r>
         <w:rPr>
-          <w:rStyle w:val="Forte"/>
+          <w:rStyle w:val="Strong"/>
           <w:rFonts w:cs="Arial"/>
           <w:szCs w:val="24"/>
         </w:rPr>
@@ -25445,7 +25859,7 @@
       </w:pPr>
       <w:r>
         <w:rPr>
-          <w:rStyle w:val="Forte"/>
+          <w:rStyle w:val="Strong"/>
           <w:rFonts w:cs="Arial"/>
           <w:szCs w:val="24"/>
         </w:rPr>
@@ -25503,7 +25917,7 @@
       </w:pPr>
       <w:r>
         <w:rPr>
-          <w:rStyle w:val="Forte"/>
+          <w:rStyle w:val="Strong"/>
           <w:rFonts w:cs="Arial"/>
           <w:szCs w:val="24"/>
         </w:rPr>
@@ -25547,7 +25961,7 @@
       </w:pPr>
       <w:r>
         <w:rPr>
-          <w:rStyle w:val="Forte"/>
+          <w:rStyle w:val="Strong"/>
           <w:rFonts w:cs="Arial"/>
           <w:szCs w:val="24"/>
         </w:rPr>
@@ -25573,7 +25987,7 @@
       </w:pPr>
       <w:r>
         <w:rPr>
-          <w:rStyle w:val="Forte"/>
+          <w:rStyle w:val="Strong"/>
           <w:rFonts w:cs="Arial"/>
           <w:szCs w:val="24"/>
         </w:rPr>
@@ -25656,7 +26070,7 @@
     </w:p>
     <w:p>
       <w:pPr>
-        <w:pStyle w:val="Ttulo3"/>
+        <w:pStyle w:val="Heading3"/>
         <w:jc w:val="both"/>
         <w:rPr>
           <w:rFonts w:cs="Arial"/>
@@ -25722,7 +26136,7 @@
     </w:p>
     <w:p>
       <w:pPr>
-        <w:pStyle w:val="Ttulo4"/>
+        <w:pStyle w:val="Heading4"/>
         <w:jc w:val="both"/>
         <w:rPr>
           <w:rFonts w:cs="Arial"/>
@@ -25774,7 +26188,7 @@
       <w:commentRangeEnd w:id="39"/>
       <w:r>
         <w:rPr>
-          <w:rStyle w:val="Refdecomentrio"/>
+          <w:rStyle w:val="CommentReference"/>
           <w:rFonts w:cs="Arial"/>
           <w:sz w:val="24"/>
           <w:szCs w:val="24"/>
@@ -26074,7 +26488,7 @@
       <w:commentRangeEnd w:id="40"/>
       <w:r>
         <w:rPr>
-          <w:rStyle w:val="Refdecomentrio"/>
+          <w:rStyle w:val="CommentReference"/>
           <w:rFonts w:cs="Arial"/>
           <w:i/>
           <w:iCs/>
@@ -27162,7 +27576,7 @@
     </w:p>
     <w:p>
       <w:pPr>
-        <w:pStyle w:val="Ttulo4"/>
+        <w:pStyle w:val="Heading4"/>
         <w:jc w:val="both"/>
       </w:pPr>
       <w:r>
@@ -27216,7 +27630,7 @@
       <w:commentRangeEnd w:id="41"/>
       <w:r>
         <w:rPr>
-          <w:rStyle w:val="Refdecomentrio"/>
+          <w:rStyle w:val="CommentReference"/>
           <w:rFonts w:cs="Arial"/>
           <w:sz w:val="24"/>
           <w:szCs w:val="24"/>
@@ -27288,7 +27702,7 @@
       <w:commentRangeEnd w:id="42"/>
       <w:r>
         <w:rPr>
-          <w:rStyle w:val="Refdecomentrio"/>
+          <w:rStyle w:val="CommentReference"/>
           <w:rFonts w:cs="Arial"/>
           <w:sz w:val="24"/>
           <w:szCs w:val="24"/>
@@ -27342,7 +27756,7 @@
       <w:commentRangeEnd w:id="43"/>
       <w:r>
         <w:rPr>
-          <w:rStyle w:val="Refdecomentrio"/>
+          <w:rStyle w:val="CommentReference"/>
           <w:rFonts w:cs="Arial"/>
           <w:sz w:val="24"/>
           <w:szCs w:val="24"/>
@@ -27422,7 +27836,7 @@
       <w:commentRangeEnd w:id="44"/>
       <w:r>
         <w:rPr>
-          <w:rStyle w:val="Refdecomentrio"/>
+          <w:rStyle w:val="CommentReference"/>
           <w:rFonts w:cs="Arial"/>
           <w:sz w:val="24"/>
           <w:szCs w:val="24"/>
@@ -27851,7 +28265,7 @@
       <w:commentRangeEnd w:id="45"/>
       <w:r>
         <w:rPr>
-          <w:rStyle w:val="Refdecomentrio"/>
+          <w:rStyle w:val="CommentReference"/>
           <w:rFonts w:cs="Arial"/>
           <w:i/>
           <w:iCs/>
@@ -28459,7 +28873,7 @@
       <w:commentRangeEnd w:id="46"/>
       <w:r>
         <w:rPr>
-          <w:rStyle w:val="Refdecomentrio"/>
+          <w:rStyle w:val="CommentReference"/>
           <w:rFonts w:cs="Arial"/>
           <w:sz w:val="24"/>
           <w:szCs w:val="24"/>
@@ -28712,7 +29126,7 @@
       <w:commentRangeEnd w:id="47"/>
       <w:r>
         <w:rPr>
-          <w:rStyle w:val="Refdecomentrio"/>
+          <w:rStyle w:val="CommentReference"/>
           <w:rFonts w:cs="Arial"/>
           <w:sz w:val="24"/>
           <w:szCs w:val="24"/>
@@ -28765,7 +29179,7 @@
       <w:commentRangeEnd w:id="48"/>
       <w:r>
         <w:rPr>
-          <w:rStyle w:val="Refdecomentrio"/>
+          <w:rStyle w:val="CommentReference"/>
           <w:rFonts w:cs="Arial"/>
           <w:sz w:val="24"/>
           <w:szCs w:val="24"/>
@@ -28782,7 +29196,7 @@
     </w:p>
     <w:p>
       <w:pPr>
-        <w:pStyle w:val="Ttulo4"/>
+        <w:pStyle w:val="Heading4"/>
         <w:jc w:val="both"/>
         <w:rPr>
           <w:rFonts w:cs="Arial"/>
@@ -28859,7 +29273,7 @@
       <w:commentRangeEnd w:id="49"/>
       <w:r>
         <w:rPr>
-          <w:rStyle w:val="Refdecomentrio"/>
+          <w:rStyle w:val="CommentReference"/>
           <w:rFonts w:cs="Arial"/>
           <w:sz w:val="24"/>
           <w:szCs w:val="24"/>
@@ -29019,7 +29433,7 @@
       <w:commentRangeEnd w:id="50"/>
       <w:r>
         <w:rPr>
-          <w:rStyle w:val="Refdecomentrio"/>
+          <w:rStyle w:val="CommentReference"/>
           <w:rFonts w:cs="Arial"/>
           <w:sz w:val="24"/>
           <w:szCs w:val="24"/>
@@ -29396,7 +29810,7 @@
       <w:commentRangeEnd w:id="51"/>
       <w:r>
         <w:rPr>
-          <w:rStyle w:val="Refdecomentrio"/>
+          <w:rStyle w:val="CommentReference"/>
           <w:rFonts w:cs="Arial"/>
           <w:i/>
           <w:iCs/>
@@ -30213,7 +30627,7 @@
       <w:commentRangeEnd w:id="52"/>
       <w:r>
         <w:rPr>
-          <w:rStyle w:val="Refdecomentrio"/>
+          <w:rStyle w:val="CommentReference"/>
           <w:rFonts w:cs="Arial"/>
           <w:sz w:val="24"/>
           <w:szCs w:val="24"/>
@@ -30294,7 +30708,7 @@
       <w:commentRangeEnd w:id="53"/>
       <w:r>
         <w:rPr>
-          <w:rStyle w:val="Refdecomentrio"/>
+          <w:rStyle w:val="CommentReference"/>
           <w:rFonts w:cs="Arial"/>
           <w:sz w:val="24"/>
           <w:szCs w:val="24"/>
@@ -30626,7 +31040,7 @@
     </w:p>
     <w:p>
       <w:pPr>
-        <w:pStyle w:val="Ttulo2"/>
+        <w:pStyle w:val="Heading2"/>
         <w:jc w:val="both"/>
         <w:rPr>
           <w:rFonts w:cs="Arial"/>
@@ -30675,7 +31089,7 @@
       <w:commentRangeEnd w:id="55"/>
       <w:r>
         <w:rPr>
-          <w:rStyle w:val="Refdecomentrio"/>
+          <w:rStyle w:val="CommentReference"/>
           <w:rFonts w:cs="Arial"/>
           <w:i/>
           <w:iCs/>
@@ -30717,7 +31131,7 @@
       <w:commentRangeEnd w:id="54"/>
       <w:r>
         <w:rPr>
-          <w:rStyle w:val="Refdecomentrio"/>
+          <w:rStyle w:val="CommentReference"/>
           <w:rFonts w:cs="Arial"/>
           <w:sz w:val="24"/>
           <w:szCs w:val="24"/>
@@ -30758,7 +31172,7 @@
       <w:commentRangeEnd w:id="56"/>
       <w:r>
         <w:rPr>
-          <w:rStyle w:val="Refdecomentrio"/>
+          <w:rStyle w:val="CommentReference"/>
           <w:rFonts w:cs="Arial"/>
           <w:i/>
           <w:iCs/>
@@ -30856,7 +31270,7 @@
     </w:p>
     <w:p>
       <w:pPr>
-        <w:pStyle w:val="Ttulo3"/>
+        <w:pStyle w:val="Heading3"/>
         <w:jc w:val="both"/>
         <w:rPr>
           <w:rFonts w:cs="Arial"/>
@@ -30896,7 +31310,7 @@
       <w:commentRangeEnd w:id="57"/>
       <w:r>
         <w:rPr>
-          <w:rStyle w:val="Refdecomentrio"/>
+          <w:rStyle w:val="CommentReference"/>
           <w:rFonts w:cs="Arial"/>
           <w:i/>
           <w:iCs/>
@@ -30932,7 +31346,7 @@
     </w:p>
     <w:p>
       <w:pPr>
-        <w:pStyle w:val="Ttulo4"/>
+        <w:pStyle w:val="Heading4"/>
         <w:jc w:val="both"/>
         <w:rPr>
           <w:rFonts w:cs="Arial"/>
@@ -31008,7 +31422,7 @@
     </w:p>
     <w:p>
       <w:pPr>
-        <w:pStyle w:val="Ttulo4"/>
+        <w:pStyle w:val="Heading4"/>
         <w:jc w:val="both"/>
         <w:rPr>
           <w:rFonts w:cs="Arial"/>
@@ -31130,7 +31544,7 @@
     </w:p>
     <w:p>
       <w:pPr>
-        <w:pStyle w:val="Ttulo4"/>
+        <w:pStyle w:val="Heading4"/>
         <w:spacing w:before="0" w:after="120" w:line="360" w:lineRule="auto"/>
         <w:ind w:firstLine="709"/>
         <w:jc w:val="both"/>
@@ -31173,7 +31587,7 @@
       <w:commentRangeEnd w:id="58"/>
       <w:r>
         <w:rPr>
-          <w:rStyle w:val="Refdecomentrio"/>
+          <w:rStyle w:val="CommentReference"/>
           <w:rFonts w:cs="Arial"/>
           <w:i/>
           <w:iCs/>
@@ -31319,7 +31733,7 @@
       <w:commentRangeEnd w:id="59"/>
       <w:r>
         <w:rPr>
-          <w:rStyle w:val="Refdecomentrio"/>
+          <w:rStyle w:val="CommentReference"/>
           <w:rFonts w:cs="Arial"/>
           <w:i/>
           <w:iCs/>
@@ -31384,7 +31798,7 @@
       <w:commentRangeEnd w:id="60"/>
       <w:r>
         <w:rPr>
-          <w:rStyle w:val="Refdecomentrio"/>
+          <w:rStyle w:val="CommentReference"/>
           <w:rFonts w:cs="Arial"/>
           <w:sz w:val="24"/>
           <w:szCs w:val="24"/>
@@ -31520,7 +31934,7 @@
       <w:commentRangeEnd w:id="61"/>
       <w:r>
         <w:rPr>
-          <w:rStyle w:val="Refdecomentrio"/>
+          <w:rStyle w:val="CommentReference"/>
           <w:rFonts w:cs="Arial"/>
           <w:i/>
           <w:iCs/>
@@ -31558,7 +31972,7 @@
       <w:commentRangeEnd w:id="62"/>
       <w:r>
         <w:rPr>
-          <w:rStyle w:val="Refdecomentrio"/>
+          <w:rStyle w:val="CommentReference"/>
           <w:rFonts w:cs="Arial"/>
           <w:sz w:val="24"/>
           <w:szCs w:val="24"/>
@@ -31612,7 +32026,7 @@
       <w:commentRangeEnd w:id="63"/>
       <w:r>
         <w:rPr>
-          <w:rStyle w:val="Refdecomentrio"/>
+          <w:rStyle w:val="CommentReference"/>
           <w:rFonts w:cs="Arial"/>
           <w:sz w:val="24"/>
           <w:szCs w:val="24"/>
@@ -31639,7 +32053,7 @@
       <w:commentRangeEnd w:id="64"/>
       <w:r>
         <w:rPr>
-          <w:rStyle w:val="Refdecomentrio"/>
+          <w:rStyle w:val="CommentReference"/>
           <w:rFonts w:cs="Arial"/>
           <w:sz w:val="24"/>
           <w:szCs w:val="24"/>
@@ -31799,7 +32213,7 @@
       <w:commentRangeEnd w:id="65"/>
       <w:r>
         <w:rPr>
-          <w:rStyle w:val="Refdecomentrio"/>
+          <w:rStyle w:val="CommentReference"/>
           <w:rFonts w:cs="Arial"/>
           <w:sz w:val="24"/>
           <w:szCs w:val="24"/>
@@ -31834,7 +32248,7 @@
     </w:p>
     <w:p>
       <w:pPr>
-        <w:pStyle w:val="Ttulo1"/>
+        <w:pStyle w:val="Heading1"/>
         <w:jc w:val="left"/>
         <w:rPr>
           <w:rFonts w:eastAsia="Arial" w:cs="Arial"/>
@@ -31860,7 +32274,7 @@
     </w:p>
     <w:p>
       <w:pPr>
-        <w:pStyle w:val="Ttulo1"/>
+        <w:pStyle w:val="Heading1"/>
         <w:pageBreakBefore/>
         <w:spacing w:before="0" w:after="120"/>
         <w:jc w:val="left"/>
@@ -32012,7 +32426,13 @@
         <w:jc w:val="left"/>
       </w:pPr>
       <w:r>
-        <w:t>TAILWIND CSS. Tailwind CSS Documentation. Disponível em: https://tailwindcss.com/docs. Acesso em: 26 ago. 2026.</w:t>
+        <w:rPr>
+          <w:lang w:val="en-US"/>
+        </w:rPr>
+        <w:t xml:space="preserve">TAILWIND CSS. Tailwind CSS Documentation. </w:t>
+      </w:r>
+      <w:r>
+        <w:t>Disponível em: https://tailwindcss.com/docs. Acesso em: 26 ago. 2026.</w:t>
       </w:r>
     </w:p>
     <w:p>
@@ -32035,7 +32455,7 @@
     </w:p>
     <w:p>
       <w:pPr>
-        <w:pStyle w:val="Ttulo1"/>
+        <w:pStyle w:val="Heading1"/>
         <w:pageBreakBefore/>
       </w:pPr>
       <w:r>
@@ -32044,7 +32464,7 @@
       </w:r>
     </w:p>
     <w:sectPr>
-      <w:headerReference w:type="default" r:id="rId62"/>
+      <w:headerReference w:type="default" r:id="rId60"/>
       <w:pgSz w:w="11906" w:h="16838" w:code="9"/>
       <w:pgMar w:top="1701" w:right="1134" w:bottom="1134" w:left="1701" w:header="1134" w:footer="709" w:gutter="0"/>
       <w:pgNumType w:start="15"/>
@@ -32060,11 +32480,11 @@
   <w:comment w:id="2" w:author="Pedro Ramires" w:date="2026-07-02T19:38:00Z" w:initials="PR">
     <w:p>
       <w:pPr>
-        <w:pStyle w:val="Textodecomentrio"/>
-      </w:pPr>
-      <w:r>
-        <w:rPr>
-          <w:rStyle w:val="Refdecomentrio"/>
+        <w:pStyle w:val="CommentText"/>
+      </w:pPr>
+      <w:r>
+        <w:rPr>
+          <w:rStyle w:val="CommentReference"/>
         </w:rPr>
         <w:annotationRef/>
       </w:r>
@@ -32076,11 +32496,11 @@
   <w:comment w:id="0" w:author="Pedro Ramires" w:date="2026-05-04T20:31:00Z" w:initials="PR">
     <w:p>
       <w:pPr>
-        <w:pStyle w:val="Textodecomentrio"/>
-      </w:pPr>
-      <w:r>
-        <w:rPr>
-          <w:rStyle w:val="Refdecomentrio"/>
+        <w:pStyle w:val="CommentText"/>
+      </w:pPr>
+      <w:r>
+        <w:rPr>
+          <w:rStyle w:val="CommentReference"/>
         </w:rPr>
         <w:annotationRef/>
       </w:r>
@@ -32092,11 +32512,11 @@
   <w:comment w:id="1" w:author="Pedro Ramires" w:date="2026-07-02T19:36:00Z" w:initials="PR">
     <w:p>
       <w:pPr>
-        <w:pStyle w:val="Textodecomentrio"/>
-      </w:pPr>
-      <w:r>
-        <w:rPr>
-          <w:rStyle w:val="Refdecomentrio"/>
+        <w:pStyle w:val="CommentText"/>
+      </w:pPr>
+      <w:r>
+        <w:rPr>
+          <w:rStyle w:val="CommentReference"/>
         </w:rPr>
         <w:annotationRef/>
       </w:r>
@@ -32106,18 +32526,18 @@
     </w:p>
     <w:p>
       <w:pPr>
-        <w:pStyle w:val="Textodecomentrio"/>
+        <w:pStyle w:val="CommentText"/>
       </w:pPr>
     </w:p>
   </w:comment>
   <w:comment w:id="3" w:author="Pedro Ramires" w:date="2026-05-04T20:32:00Z" w:initials="PR">
     <w:p>
       <w:pPr>
-        <w:pStyle w:val="Textodecomentrio"/>
-      </w:pPr>
-      <w:r>
-        <w:rPr>
-          <w:rStyle w:val="Refdecomentrio"/>
+        <w:pStyle w:val="CommentText"/>
+      </w:pPr>
+      <w:r>
+        <w:rPr>
+          <w:rStyle w:val="CommentReference"/>
         </w:rPr>
         <w:annotationRef/>
       </w:r>
@@ -32129,11 +32549,11 @@
   <w:comment w:id="4" w:author="Pedro Ramires" w:date="2026-07-02T19:37:00Z" w:initials="PR">
     <w:p>
       <w:pPr>
-        <w:pStyle w:val="Textodecomentrio"/>
-      </w:pPr>
-      <w:r>
-        <w:rPr>
-          <w:rStyle w:val="Refdecomentrio"/>
+        <w:pStyle w:val="CommentText"/>
+      </w:pPr>
+      <w:r>
+        <w:rPr>
+          <w:rStyle w:val="CommentReference"/>
         </w:rPr>
         <w:annotationRef/>
       </w:r>
@@ -32145,11 +32565,11 @@
   <w:comment w:id="5" w:author="Pedro Ramires" w:date="2026-05-04T20:32:00Z" w:initials="PR">
     <w:p>
       <w:pPr>
-        <w:pStyle w:val="Textodecomentrio"/>
-      </w:pPr>
-      <w:r>
-        <w:rPr>
-          <w:rStyle w:val="Refdecomentrio"/>
+        <w:pStyle w:val="CommentText"/>
+      </w:pPr>
+      <w:r>
+        <w:rPr>
+          <w:rStyle w:val="CommentReference"/>
         </w:rPr>
         <w:annotationRef/>
       </w:r>
@@ -32166,11 +32586,11 @@
   <w:comment w:id="6" w:author="Pedro Ramires" w:date="2026-07-02T19:37:00Z" w:initials="PR">
     <w:p>
       <w:pPr>
-        <w:pStyle w:val="Textodecomentrio"/>
-      </w:pPr>
-      <w:r>
-        <w:rPr>
-          <w:rStyle w:val="Refdecomentrio"/>
+        <w:pStyle w:val="CommentText"/>
+      </w:pPr>
+      <w:r>
+        <w:rPr>
+          <w:rStyle w:val="CommentReference"/>
         </w:rPr>
         <w:annotationRef/>
       </w:r>
@@ -32182,11 +32602,11 @@
   <w:comment w:id="7" w:author="Pedro Ramires" w:date="2026-05-04T20:32:00Z" w:initials="PR">
     <w:p>
       <w:pPr>
-        <w:pStyle w:val="Textodecomentrio"/>
-      </w:pPr>
-      <w:r>
-        <w:rPr>
-          <w:rStyle w:val="Refdecomentrio"/>
+        <w:pStyle w:val="CommentText"/>
+      </w:pPr>
+      <w:r>
+        <w:rPr>
+          <w:rStyle w:val="CommentReference"/>
         </w:rPr>
         <w:annotationRef/>
       </w:r>
@@ -32203,11 +32623,11 @@
   <w:comment w:id="8" w:author="Pedro Ramires" w:date="2026-07-02T19:37:00Z" w:initials="PR">
     <w:p>
       <w:pPr>
-        <w:pStyle w:val="Textodecomentrio"/>
-      </w:pPr>
-      <w:r>
-        <w:rPr>
-          <w:rStyle w:val="Refdecomentrio"/>
+        <w:pStyle w:val="CommentText"/>
+      </w:pPr>
+      <w:r>
+        <w:rPr>
+          <w:rStyle w:val="CommentReference"/>
         </w:rPr>
         <w:annotationRef/>
       </w:r>
@@ -32219,11 +32639,11 @@
   <w:comment w:id="9" w:author="Pedro Ramires" w:date="2026-05-04T20:32:00Z" w:initials="PR">
     <w:p>
       <w:pPr>
-        <w:pStyle w:val="Textodecomentrio"/>
-      </w:pPr>
-      <w:r>
-        <w:rPr>
-          <w:rStyle w:val="Refdecomentrio"/>
+        <w:pStyle w:val="CommentText"/>
+      </w:pPr>
+      <w:r>
+        <w:rPr>
+          <w:rStyle w:val="CommentReference"/>
         </w:rPr>
         <w:annotationRef/>
       </w:r>
@@ -32240,11 +32660,11 @@
   <w:comment w:id="10" w:author="Pedro Ramires" w:date="2026-05-04T20:32:00Z" w:initials="PR">
     <w:p>
       <w:pPr>
-        <w:pStyle w:val="Textodecomentrio"/>
-      </w:pPr>
-      <w:r>
-        <w:rPr>
-          <w:rStyle w:val="Refdecomentrio"/>
+        <w:pStyle w:val="CommentText"/>
+      </w:pPr>
+      <w:r>
+        <w:rPr>
+          <w:rStyle w:val="CommentReference"/>
         </w:rPr>
         <w:annotationRef/>
       </w:r>
@@ -32261,11 +32681,11 @@
   <w:comment w:id="11" w:author="Pedro Ramires" w:date="2026-07-02T20:18:00Z" w:initials="PR">
     <w:p>
       <w:pPr>
-        <w:pStyle w:val="Textodecomentrio"/>
-      </w:pPr>
-      <w:r>
-        <w:rPr>
-          <w:rStyle w:val="Refdecomentrio"/>
+        <w:pStyle w:val="CommentText"/>
+      </w:pPr>
+      <w:r>
+        <w:rPr>
+          <w:rStyle w:val="CommentReference"/>
         </w:rPr>
         <w:annotationRef/>
       </w:r>
@@ -32277,11 +32697,11 @@
   <w:comment w:id="12" w:author="Pedro Ramires" w:date="2026-07-02T20:20:00Z" w:initials="PR">
     <w:p>
       <w:pPr>
-        <w:pStyle w:val="Textodecomentrio"/>
-      </w:pPr>
-      <w:r>
-        <w:rPr>
-          <w:rStyle w:val="Refdecomentrio"/>
+        <w:pStyle w:val="CommentText"/>
+      </w:pPr>
+      <w:r>
+        <w:rPr>
+          <w:rStyle w:val="CommentReference"/>
         </w:rPr>
         <w:annotationRef/>
       </w:r>
@@ -32291,18 +32711,18 @@
     </w:p>
     <w:p>
       <w:pPr>
-        <w:pStyle w:val="Textodecomentrio"/>
+        <w:pStyle w:val="CommentText"/>
       </w:pPr>
     </w:p>
   </w:comment>
   <w:comment w:id="13" w:author="Pedro Ramires" w:date="2026-07-02T20:20:00Z" w:initials="PR">
     <w:p>
       <w:pPr>
-        <w:pStyle w:val="Textodecomentrio"/>
-      </w:pPr>
-      <w:r>
-        <w:rPr>
-          <w:rStyle w:val="Refdecomentrio"/>
+        <w:pStyle w:val="CommentText"/>
+      </w:pPr>
+      <w:r>
+        <w:rPr>
+          <w:rStyle w:val="CommentReference"/>
         </w:rPr>
         <w:annotationRef/>
       </w:r>
@@ -32312,18 +32732,18 @@
     </w:p>
     <w:p>
       <w:pPr>
-        <w:pStyle w:val="Textodecomentrio"/>
+        <w:pStyle w:val="CommentText"/>
       </w:pPr>
     </w:p>
   </w:comment>
   <w:comment w:id="14" w:author="Pedro Ramires" w:date="2026-07-02T20:22:00Z" w:initials="PR">
     <w:p>
       <w:pPr>
-        <w:pStyle w:val="Textodecomentrio"/>
-      </w:pPr>
-      <w:r>
-        <w:rPr>
-          <w:rStyle w:val="Refdecomentrio"/>
+        <w:pStyle w:val="CommentText"/>
+      </w:pPr>
+      <w:r>
+        <w:rPr>
+          <w:rStyle w:val="CommentReference"/>
         </w:rPr>
         <w:annotationRef/>
       </w:r>
@@ -32335,11 +32755,11 @@
   <w:comment w:id="15" w:author="Pedro Ramires" w:date="2026-07-02T20:20:00Z" w:initials="PR">
     <w:p>
       <w:pPr>
-        <w:pStyle w:val="Textodecomentrio"/>
-      </w:pPr>
-      <w:r>
-        <w:rPr>
-          <w:rStyle w:val="Refdecomentrio"/>
+        <w:pStyle w:val="CommentText"/>
+      </w:pPr>
+      <w:r>
+        <w:rPr>
+          <w:rStyle w:val="CommentReference"/>
         </w:rPr>
         <w:annotationRef/>
       </w:r>
@@ -32349,18 +32769,18 @@
     </w:p>
     <w:p>
       <w:pPr>
-        <w:pStyle w:val="Textodecomentrio"/>
+        <w:pStyle w:val="CommentText"/>
       </w:pPr>
     </w:p>
   </w:comment>
   <w:comment w:id="16" w:author="Pedro Ramires" w:date="2026-07-02T19:50:00Z" w:initials="PR">
     <w:p>
       <w:pPr>
-        <w:pStyle w:val="Textodecomentrio"/>
-      </w:pPr>
-      <w:r>
-        <w:rPr>
-          <w:rStyle w:val="Refdecomentrio"/>
+        <w:pStyle w:val="CommentText"/>
+      </w:pPr>
+      <w:r>
+        <w:rPr>
+          <w:rStyle w:val="CommentReference"/>
         </w:rPr>
         <w:annotationRef/>
       </w:r>
@@ -32370,18 +32790,18 @@
     </w:p>
     <w:p>
       <w:pPr>
-        <w:pStyle w:val="Textodecomentrio"/>
+        <w:pStyle w:val="CommentText"/>
       </w:pPr>
     </w:p>
   </w:comment>
   <w:comment w:id="19" w:author="Pedro Ramires" w:date="2026-07-02T20:26:00Z" w:initials="PR">
     <w:p>
       <w:pPr>
-        <w:pStyle w:val="Textodecomentrio"/>
-      </w:pPr>
-      <w:r>
-        <w:rPr>
-          <w:rStyle w:val="Refdecomentrio"/>
+        <w:pStyle w:val="CommentText"/>
+      </w:pPr>
+      <w:r>
+        <w:rPr>
+          <w:rStyle w:val="CommentReference"/>
         </w:rPr>
         <w:annotationRef/>
       </w:r>
@@ -32393,11 +32813,11 @@
   <w:comment w:id="21" w:author="Pedro Ramires" w:date="2026-07-02T20:26:00Z" w:initials="PR">
     <w:p>
       <w:pPr>
-        <w:pStyle w:val="Textodecomentrio"/>
-      </w:pPr>
-      <w:r>
-        <w:rPr>
-          <w:rStyle w:val="Refdecomentrio"/>
+        <w:pStyle w:val="CommentText"/>
+      </w:pPr>
+      <w:r>
+        <w:rPr>
+          <w:rStyle w:val="CommentReference"/>
         </w:rPr>
         <w:annotationRef/>
       </w:r>
@@ -32409,11 +32829,11 @@
   <w:comment w:id="22" w:author="Pedro Ramires" w:date="2026-07-02T20:28:00Z" w:initials="PR">
     <w:p>
       <w:pPr>
-        <w:pStyle w:val="Textodecomentrio"/>
-      </w:pPr>
-      <w:r>
-        <w:rPr>
-          <w:rStyle w:val="Refdecomentrio"/>
+        <w:pStyle w:val="CommentText"/>
+      </w:pPr>
+      <w:r>
+        <w:rPr>
+          <w:rStyle w:val="CommentReference"/>
         </w:rPr>
         <w:annotationRef/>
       </w:r>
@@ -32425,11 +32845,11 @@
   <w:comment w:id="20" w:author="Pedro Ramires" w:date="2026-07-02T20:27:00Z" w:initials="PR">
     <w:p>
       <w:pPr>
-        <w:pStyle w:val="Textodecomentrio"/>
-      </w:pPr>
-      <w:r>
-        <w:rPr>
-          <w:rStyle w:val="Refdecomentrio"/>
+        <w:pStyle w:val="CommentText"/>
+      </w:pPr>
+      <w:r>
+        <w:rPr>
+          <w:rStyle w:val="CommentReference"/>
         </w:rPr>
         <w:annotationRef/>
       </w:r>
@@ -32441,11 +32861,11 @@
   <w:comment w:id="24" w:author="Pedro Ramires" w:date="2026-07-02T20:27:00Z" w:initials="PR">
     <w:p>
       <w:pPr>
-        <w:pStyle w:val="Textodecomentrio"/>
-      </w:pPr>
-      <w:r>
-        <w:rPr>
-          <w:rStyle w:val="Refdecomentrio"/>
+        <w:pStyle w:val="CommentText"/>
+      </w:pPr>
+      <w:r>
+        <w:rPr>
+          <w:rStyle w:val="CommentReference"/>
         </w:rPr>
         <w:annotationRef/>
       </w:r>
@@ -32457,11 +32877,11 @@
   <w:comment w:id="25" w:author="Pedro Ramires" w:date="2026-07-02T20:28:00Z" w:initials="PR">
     <w:p>
       <w:pPr>
-        <w:pStyle w:val="Textodecomentrio"/>
-      </w:pPr>
-      <w:r>
-        <w:rPr>
-          <w:rStyle w:val="Refdecomentrio"/>
+        <w:pStyle w:val="CommentText"/>
+      </w:pPr>
+      <w:r>
+        <w:rPr>
+          <w:rStyle w:val="CommentReference"/>
         </w:rPr>
         <w:annotationRef/>
       </w:r>
@@ -32473,11 +32893,11 @@
   <w:comment w:id="27" w:author="Pedro Ramires" w:date="2026-07-02T20:28:00Z" w:initials="PR">
     <w:p>
       <w:pPr>
-        <w:pStyle w:val="Textodecomentrio"/>
-      </w:pPr>
-      <w:r>
-        <w:rPr>
-          <w:rStyle w:val="Refdecomentrio"/>
+        <w:pStyle w:val="CommentText"/>
+      </w:pPr>
+      <w:r>
+        <w:rPr>
+          <w:rStyle w:val="CommentReference"/>
         </w:rPr>
         <w:annotationRef/>
       </w:r>
@@ -32489,11 +32909,11 @@
   <w:comment w:id="26" w:author="Pedro Ramires" w:date="2026-07-02T20:28:00Z" w:initials="PR">
     <w:p>
       <w:pPr>
-        <w:pStyle w:val="Textodecomentrio"/>
-      </w:pPr>
-      <w:r>
-        <w:rPr>
-          <w:rStyle w:val="Refdecomentrio"/>
+        <w:pStyle w:val="CommentText"/>
+      </w:pPr>
+      <w:r>
+        <w:rPr>
+          <w:rStyle w:val="CommentReference"/>
         </w:rPr>
         <w:annotationRef/>
       </w:r>
@@ -32505,11 +32925,11 @@
   <w:comment w:id="28" w:author="Pedro Ramires" w:date="2026-07-02T20:33:00Z" w:initials="PR">
     <w:p>
       <w:pPr>
-        <w:pStyle w:val="Textodecomentrio"/>
-      </w:pPr>
-      <w:r>
-        <w:rPr>
-          <w:rStyle w:val="Refdecomentrio"/>
+        <w:pStyle w:val="CommentText"/>
+      </w:pPr>
+      <w:r>
+        <w:rPr>
+          <w:rStyle w:val="CommentReference"/>
         </w:rPr>
         <w:annotationRef/>
       </w:r>
@@ -32521,11 +32941,11 @@
   <w:comment w:id="29" w:author="Pedro Ramires" w:date="2026-07-02T20:33:00Z" w:initials="PR">
     <w:p>
       <w:pPr>
-        <w:pStyle w:val="Textodecomentrio"/>
-      </w:pPr>
-      <w:r>
-        <w:rPr>
-          <w:rStyle w:val="Refdecomentrio"/>
+        <w:pStyle w:val="CommentText"/>
+      </w:pPr>
+      <w:r>
+        <w:rPr>
+          <w:rStyle w:val="CommentReference"/>
         </w:rPr>
         <w:annotationRef/>
       </w:r>
@@ -32537,11 +32957,11 @@
   <w:comment w:id="30" w:author="Pedro Ramires" w:date="2026-07-02T20:33:00Z" w:initials="PR">
     <w:p>
       <w:pPr>
-        <w:pStyle w:val="Textodecomentrio"/>
-      </w:pPr>
-      <w:r>
-        <w:rPr>
-          <w:rStyle w:val="Refdecomentrio"/>
+        <w:pStyle w:val="CommentText"/>
+      </w:pPr>
+      <w:r>
+        <w:rPr>
+          <w:rStyle w:val="CommentReference"/>
         </w:rPr>
         <w:annotationRef/>
       </w:r>
@@ -32553,11 +32973,11 @@
   <w:comment w:id="31" w:author="Pedro Ramires" w:date="2026-07-02T19:48:00Z" w:initials="PR">
     <w:p>
       <w:pPr>
-        <w:pStyle w:val="Textodecomentrio"/>
-      </w:pPr>
-      <w:r>
-        <w:rPr>
-          <w:rStyle w:val="Refdecomentrio"/>
+        <w:pStyle w:val="CommentText"/>
+      </w:pPr>
+      <w:r>
+        <w:rPr>
+          <w:rStyle w:val="CommentReference"/>
         </w:rPr>
         <w:annotationRef/>
       </w:r>
@@ -32567,18 +32987,18 @@
     </w:p>
     <w:p>
       <w:pPr>
-        <w:pStyle w:val="Textodecomentrio"/>
+        <w:pStyle w:val="CommentText"/>
       </w:pPr>
     </w:p>
   </w:comment>
   <w:comment w:id="32" w:author="Pedro Ramires" w:date="2026-07-02T20:34:00Z" w:initials="PR">
     <w:p>
       <w:pPr>
-        <w:pStyle w:val="Textodecomentrio"/>
-      </w:pPr>
-      <w:r>
-        <w:rPr>
-          <w:rStyle w:val="Refdecomentrio"/>
+        <w:pStyle w:val="CommentText"/>
+      </w:pPr>
+      <w:r>
+        <w:rPr>
+          <w:rStyle w:val="CommentReference"/>
         </w:rPr>
         <w:annotationRef/>
       </w:r>
@@ -32590,11 +33010,11 @@
   <w:comment w:id="33" w:author="Pedro Ramires" w:date="2026-07-02T20:34:00Z" w:initials="PR">
     <w:p>
       <w:pPr>
-        <w:pStyle w:val="Textodecomentrio"/>
-      </w:pPr>
-      <w:r>
-        <w:rPr>
-          <w:rStyle w:val="Refdecomentrio"/>
+        <w:pStyle w:val="CommentText"/>
+      </w:pPr>
+      <w:r>
+        <w:rPr>
+          <w:rStyle w:val="CommentReference"/>
         </w:rPr>
         <w:annotationRef/>
       </w:r>
@@ -32606,11 +33026,11 @@
   <w:comment w:id="34" w:author="Pedro Ramires" w:date="2026-07-02T19:50:00Z" w:initials="PR">
     <w:p>
       <w:pPr>
-        <w:pStyle w:val="Textodecomentrio"/>
-      </w:pPr>
-      <w:r>
-        <w:rPr>
-          <w:rStyle w:val="Refdecomentrio"/>
+        <w:pStyle w:val="CommentText"/>
+      </w:pPr>
+      <w:r>
+        <w:rPr>
+          <w:rStyle w:val="CommentReference"/>
         </w:rPr>
         <w:annotationRef/>
       </w:r>
@@ -32620,18 +33040,18 @@
     </w:p>
     <w:p>
       <w:pPr>
-        <w:pStyle w:val="Textodecomentrio"/>
+        <w:pStyle w:val="CommentText"/>
       </w:pPr>
     </w:p>
   </w:comment>
   <w:comment w:id="35" w:author="Pedro Ramires" w:date="2026-07-02T20:34:00Z" w:initials="PR">
     <w:p>
       <w:pPr>
-        <w:pStyle w:val="Textodecomentrio"/>
-      </w:pPr>
-      <w:r>
-        <w:rPr>
-          <w:rStyle w:val="Refdecomentrio"/>
+        <w:pStyle w:val="CommentText"/>
+      </w:pPr>
+      <w:r>
+        <w:rPr>
+          <w:rStyle w:val="CommentReference"/>
         </w:rPr>
         <w:annotationRef/>
       </w:r>
@@ -32643,11 +33063,11 @@
   <w:comment w:id="36" w:author="Pedro Ramires" w:date="2026-07-02T19:50:00Z" w:initials="PR">
     <w:p>
       <w:pPr>
-        <w:pStyle w:val="Textodecomentrio"/>
-      </w:pPr>
-      <w:r>
-        <w:rPr>
-          <w:rStyle w:val="Refdecomentrio"/>
+        <w:pStyle w:val="CommentText"/>
+      </w:pPr>
+      <w:r>
+        <w:rPr>
+          <w:rStyle w:val="CommentReference"/>
         </w:rPr>
         <w:annotationRef/>
       </w:r>
@@ -32657,18 +33077,18 @@
     </w:p>
     <w:p>
       <w:pPr>
-        <w:pStyle w:val="Textodecomentrio"/>
+        <w:pStyle w:val="CommentText"/>
       </w:pPr>
     </w:p>
   </w:comment>
   <w:comment w:id="37" w:author="Pedro Ramires" w:date="2026-07-02T20:35:00Z" w:initials="PR">
     <w:p>
       <w:pPr>
-        <w:pStyle w:val="Textodecomentrio"/>
-      </w:pPr>
-      <w:r>
-        <w:rPr>
-          <w:rStyle w:val="Refdecomentrio"/>
+        <w:pStyle w:val="CommentText"/>
+      </w:pPr>
+      <w:r>
+        <w:rPr>
+          <w:rStyle w:val="CommentReference"/>
         </w:rPr>
         <w:annotationRef/>
       </w:r>
@@ -32680,11 +33100,11 @@
   <w:comment w:id="38" w:author="Pedro Ramires" w:date="2026-07-02T19:53:00Z" w:initials="PR">
     <w:p>
       <w:pPr>
-        <w:pStyle w:val="Textodecomentrio"/>
-      </w:pPr>
-      <w:r>
-        <w:rPr>
-          <w:rStyle w:val="Refdecomentrio"/>
+        <w:pStyle w:val="CommentText"/>
+      </w:pPr>
+      <w:r>
+        <w:rPr>
+          <w:rStyle w:val="CommentReference"/>
         </w:rPr>
         <w:annotationRef/>
       </w:r>
@@ -32694,18 +33114,18 @@
     </w:p>
     <w:p>
       <w:pPr>
-        <w:pStyle w:val="Textodecomentrio"/>
+        <w:pStyle w:val="CommentText"/>
       </w:pPr>
     </w:p>
   </w:comment>
   <w:comment w:id="39" w:author="Pedro Ramires" w:date="2026-07-02T19:45:00Z" w:initials="PR">
     <w:p>
       <w:pPr>
-        <w:pStyle w:val="Textodecomentrio"/>
-      </w:pPr>
-      <w:r>
-        <w:rPr>
-          <w:rStyle w:val="Refdecomentrio"/>
+        <w:pStyle w:val="CommentText"/>
+      </w:pPr>
+      <w:r>
+        <w:rPr>
+          <w:rStyle w:val="CommentReference"/>
         </w:rPr>
         <w:annotationRef/>
       </w:r>
@@ -32715,18 +33135,18 @@
     </w:p>
     <w:p>
       <w:pPr>
-        <w:pStyle w:val="Textodecomentrio"/>
+        <w:pStyle w:val="CommentText"/>
       </w:pPr>
     </w:p>
   </w:comment>
   <w:comment w:id="40" w:author="Pedro Ramires" w:date="2026-07-02T20:20:00Z" w:initials="PR">
     <w:p>
       <w:pPr>
-        <w:pStyle w:val="Textodecomentrio"/>
-      </w:pPr>
-      <w:r>
-        <w:rPr>
-          <w:rStyle w:val="Refdecomentrio"/>
+        <w:pStyle w:val="CommentText"/>
+      </w:pPr>
+      <w:r>
+        <w:rPr>
+          <w:rStyle w:val="CommentReference"/>
         </w:rPr>
         <w:annotationRef/>
       </w:r>
@@ -32736,18 +33156,18 @@
     </w:p>
     <w:p>
       <w:pPr>
-        <w:pStyle w:val="Textodecomentrio"/>
+        <w:pStyle w:val="CommentText"/>
       </w:pPr>
     </w:p>
   </w:comment>
   <w:comment w:id="41" w:author="Pedro Ramires" w:date="2026-07-02T19:53:00Z" w:initials="PR">
     <w:p>
       <w:pPr>
-        <w:pStyle w:val="Textodecomentrio"/>
-      </w:pPr>
-      <w:r>
-        <w:rPr>
-          <w:rStyle w:val="Refdecomentrio"/>
+        <w:pStyle w:val="CommentText"/>
+      </w:pPr>
+      <w:r>
+        <w:rPr>
+          <w:rStyle w:val="CommentReference"/>
         </w:rPr>
         <w:annotationRef/>
       </w:r>
@@ -32757,18 +33177,18 @@
     </w:p>
     <w:p>
       <w:pPr>
-        <w:pStyle w:val="Textodecomentrio"/>
+        <w:pStyle w:val="CommentText"/>
       </w:pPr>
     </w:p>
   </w:comment>
   <w:comment w:id="42" w:author="Pedro Ramires" w:date="2026-07-02T19:53:00Z" w:initials="PR">
     <w:p>
       <w:pPr>
-        <w:pStyle w:val="Textodecomentrio"/>
-      </w:pPr>
-      <w:r>
-        <w:rPr>
-          <w:rStyle w:val="Refdecomentrio"/>
+        <w:pStyle w:val="CommentText"/>
+      </w:pPr>
+      <w:r>
+        <w:rPr>
+          <w:rStyle w:val="CommentReference"/>
         </w:rPr>
         <w:annotationRef/>
       </w:r>
@@ -32778,18 +33198,18 @@
     </w:p>
     <w:p>
       <w:pPr>
-        <w:pStyle w:val="Textodecomentrio"/>
+        <w:pStyle w:val="CommentText"/>
       </w:pPr>
     </w:p>
   </w:comment>
   <w:comment w:id="43" w:author="Pedro Ramires" w:date="2026-07-02T19:53:00Z" w:initials="PR">
     <w:p>
       <w:pPr>
-        <w:pStyle w:val="Textodecomentrio"/>
-      </w:pPr>
-      <w:r>
-        <w:rPr>
-          <w:rStyle w:val="Refdecomentrio"/>
+        <w:pStyle w:val="CommentText"/>
+      </w:pPr>
+      <w:r>
+        <w:rPr>
+          <w:rStyle w:val="CommentReference"/>
         </w:rPr>
         <w:annotationRef/>
       </w:r>
@@ -32799,18 +33219,18 @@
     </w:p>
     <w:p>
       <w:pPr>
-        <w:pStyle w:val="Textodecomentrio"/>
+        <w:pStyle w:val="CommentText"/>
       </w:pPr>
     </w:p>
   </w:comment>
   <w:comment w:id="44" w:author="Pedro Ramires" w:date="2026-07-02T19:53:00Z" w:initials="PR">
     <w:p>
       <w:pPr>
-        <w:pStyle w:val="Textodecomentrio"/>
-      </w:pPr>
-      <w:r>
-        <w:rPr>
-          <w:rStyle w:val="Refdecomentrio"/>
+        <w:pStyle w:val="CommentText"/>
+      </w:pPr>
+      <w:r>
+        <w:rPr>
+          <w:rStyle w:val="CommentReference"/>
         </w:rPr>
         <w:annotationRef/>
       </w:r>
@@ -32820,18 +33240,18 @@
     </w:p>
     <w:p>
       <w:pPr>
-        <w:pStyle w:val="Textodecomentrio"/>
+        <w:pStyle w:val="CommentText"/>
       </w:pPr>
     </w:p>
   </w:comment>
   <w:comment w:id="45" w:author="Pedro Ramires" w:date="2026-07-02T20:21:00Z" w:initials="PR">
     <w:p>
       <w:pPr>
-        <w:pStyle w:val="Textodecomentrio"/>
-      </w:pPr>
-      <w:r>
-        <w:rPr>
-          <w:rStyle w:val="Refdecomentrio"/>
+        <w:pStyle w:val="CommentText"/>
+      </w:pPr>
+      <w:r>
+        <w:rPr>
+          <w:rStyle w:val="CommentReference"/>
         </w:rPr>
         <w:annotationRef/>
       </w:r>
@@ -32841,18 +33261,18 @@
     </w:p>
     <w:p>
       <w:pPr>
-        <w:pStyle w:val="Textodecomentrio"/>
+        <w:pStyle w:val="CommentText"/>
       </w:pPr>
     </w:p>
   </w:comment>
   <w:comment w:id="46" w:author="Pedro Ramires" w:date="2026-07-02T19:53:00Z" w:initials="PR">
     <w:p>
       <w:pPr>
-        <w:pStyle w:val="Textodecomentrio"/>
-      </w:pPr>
-      <w:r>
-        <w:rPr>
-          <w:rStyle w:val="Refdecomentrio"/>
+        <w:pStyle w:val="CommentText"/>
+      </w:pPr>
+      <w:r>
+        <w:rPr>
+          <w:rStyle w:val="CommentReference"/>
         </w:rPr>
         <w:annotationRef/>
       </w:r>
@@ -32862,18 +33282,18 @@
     </w:p>
     <w:p>
       <w:pPr>
-        <w:pStyle w:val="Textodecomentrio"/>
+        <w:pStyle w:val="CommentText"/>
       </w:pPr>
     </w:p>
   </w:comment>
   <w:comment w:id="47" w:author="Pedro Ramires" w:date="2026-07-02T19:53:00Z" w:initials="PR">
     <w:p>
       <w:pPr>
-        <w:pStyle w:val="Textodecomentrio"/>
-      </w:pPr>
-      <w:r>
-        <w:rPr>
-          <w:rStyle w:val="Refdecomentrio"/>
+        <w:pStyle w:val="CommentText"/>
+      </w:pPr>
+      <w:r>
+        <w:rPr>
+          <w:rStyle w:val="CommentReference"/>
         </w:rPr>
         <w:annotationRef/>
       </w:r>
@@ -32883,18 +33303,18 @@
     </w:p>
     <w:p>
       <w:pPr>
-        <w:pStyle w:val="Textodecomentrio"/>
+        <w:pStyle w:val="CommentText"/>
       </w:pPr>
     </w:p>
   </w:comment>
   <w:comment w:id="48" w:author="Pedro Ramires" w:date="2026-07-02T19:53:00Z" w:initials="PR">
     <w:p>
       <w:pPr>
-        <w:pStyle w:val="Textodecomentrio"/>
-      </w:pPr>
-      <w:r>
-        <w:rPr>
-          <w:rStyle w:val="Refdecomentrio"/>
+        <w:pStyle w:val="CommentText"/>
+      </w:pPr>
+      <w:r>
+        <w:rPr>
+          <w:rStyle w:val="CommentReference"/>
         </w:rPr>
         <w:annotationRef/>
       </w:r>
@@ -32904,18 +33324,18 @@
     </w:p>
     <w:p>
       <w:pPr>
-        <w:pStyle w:val="Textodecomentrio"/>
+        <w:pStyle w:val="CommentText"/>
       </w:pPr>
     </w:p>
   </w:comment>
   <w:comment w:id="49" w:author="Pedro Ramires" w:date="2026-07-02T19:53:00Z" w:initials="PR">
     <w:p>
       <w:pPr>
-        <w:pStyle w:val="Textodecomentrio"/>
-      </w:pPr>
-      <w:r>
-        <w:rPr>
-          <w:rStyle w:val="Refdecomentrio"/>
+        <w:pStyle w:val="CommentText"/>
+      </w:pPr>
+      <w:r>
+        <w:rPr>
+          <w:rStyle w:val="CommentReference"/>
         </w:rPr>
         <w:annotationRef/>
       </w:r>
@@ -32925,18 +33345,18 @@
     </w:p>
     <w:p>
       <w:pPr>
-        <w:pStyle w:val="Textodecomentrio"/>
+        <w:pStyle w:val="CommentText"/>
       </w:pPr>
     </w:p>
   </w:comment>
   <w:comment w:id="50" w:author="Pedro Ramires" w:date="2026-07-02T19:53:00Z" w:initials="PR">
     <w:p>
       <w:pPr>
-        <w:pStyle w:val="Textodecomentrio"/>
-      </w:pPr>
-      <w:r>
-        <w:rPr>
-          <w:rStyle w:val="Refdecomentrio"/>
+        <w:pStyle w:val="CommentText"/>
+      </w:pPr>
+      <w:r>
+        <w:rPr>
+          <w:rStyle w:val="CommentReference"/>
         </w:rPr>
         <w:annotationRef/>
       </w:r>
@@ -32946,18 +33366,18 @@
     </w:p>
     <w:p>
       <w:pPr>
-        <w:pStyle w:val="Textodecomentrio"/>
+        <w:pStyle w:val="CommentText"/>
       </w:pPr>
     </w:p>
   </w:comment>
   <w:comment w:id="51" w:author="Pedro Ramires" w:date="2026-07-02T20:21:00Z" w:initials="PR">
     <w:p>
       <w:pPr>
-        <w:pStyle w:val="Textodecomentrio"/>
-      </w:pPr>
-      <w:r>
-        <w:rPr>
-          <w:rStyle w:val="Refdecomentrio"/>
+        <w:pStyle w:val="CommentText"/>
+      </w:pPr>
+      <w:r>
+        <w:rPr>
+          <w:rStyle w:val="CommentReference"/>
         </w:rPr>
         <w:annotationRef/>
       </w:r>
@@ -32967,18 +33387,18 @@
     </w:p>
     <w:p>
       <w:pPr>
-        <w:pStyle w:val="Textodecomentrio"/>
+        <w:pStyle w:val="CommentText"/>
       </w:pPr>
     </w:p>
   </w:comment>
   <w:comment w:id="52" w:author="Pedro Ramires" w:date="2026-07-02T19:53:00Z" w:initials="PR">
     <w:p>
       <w:pPr>
-        <w:pStyle w:val="Textodecomentrio"/>
-      </w:pPr>
-      <w:r>
-        <w:rPr>
-          <w:rStyle w:val="Refdecomentrio"/>
+        <w:pStyle w:val="CommentText"/>
+      </w:pPr>
+      <w:r>
+        <w:rPr>
+          <w:rStyle w:val="CommentReference"/>
         </w:rPr>
         <w:annotationRef/>
       </w:r>
@@ -32988,18 +33408,18 @@
     </w:p>
     <w:p>
       <w:pPr>
-        <w:pStyle w:val="Textodecomentrio"/>
+        <w:pStyle w:val="CommentText"/>
       </w:pPr>
     </w:p>
   </w:comment>
   <w:comment w:id="53" w:author="Pedro Ramires" w:date="2026-07-02T19:49:00Z" w:initials="PR">
     <w:p>
       <w:pPr>
-        <w:pStyle w:val="Textodecomentrio"/>
-      </w:pPr>
-      <w:r>
-        <w:rPr>
-          <w:rStyle w:val="Refdecomentrio"/>
+        <w:pStyle w:val="CommentText"/>
+      </w:pPr>
+      <w:r>
+        <w:rPr>
+          <w:rStyle w:val="CommentReference"/>
         </w:rPr>
         <w:annotationRef/>
       </w:r>
@@ -33009,18 +33429,18 @@
     </w:p>
     <w:p>
       <w:pPr>
-        <w:pStyle w:val="Textodecomentrio"/>
+        <w:pStyle w:val="CommentText"/>
       </w:pPr>
     </w:p>
   </w:comment>
   <w:comment w:id="55" w:author="Pedro Ramires" w:date="2026-07-02T19:45:00Z" w:initials="PR">
     <w:p>
       <w:pPr>
-        <w:pStyle w:val="Textodecomentrio"/>
-      </w:pPr>
-      <w:r>
-        <w:rPr>
-          <w:rStyle w:val="Refdecomentrio"/>
+        <w:pStyle w:val="CommentText"/>
+      </w:pPr>
+      <w:r>
+        <w:rPr>
+          <w:rStyle w:val="CommentReference"/>
         </w:rPr>
         <w:annotationRef/>
       </w:r>
@@ -33030,18 +33450,18 @@
     </w:p>
     <w:p>
       <w:pPr>
-        <w:pStyle w:val="Textodecomentrio"/>
+        <w:pStyle w:val="CommentText"/>
       </w:pPr>
     </w:p>
   </w:comment>
   <w:comment w:id="54" w:author="Pedro Ramires" w:date="2026-07-02T19:45:00Z" w:initials="PR">
     <w:p>
       <w:pPr>
-        <w:pStyle w:val="Textodecomentrio"/>
-      </w:pPr>
-      <w:r>
-        <w:rPr>
-          <w:rStyle w:val="Refdecomentrio"/>
+        <w:pStyle w:val="CommentText"/>
+      </w:pPr>
+      <w:r>
+        <w:rPr>
+          <w:rStyle w:val="CommentReference"/>
         </w:rPr>
         <w:annotationRef/>
       </w:r>
@@ -33053,11 +33473,11 @@
   <w:comment w:id="56" w:author="Pedro Ramires" w:date="2026-07-02T19:45:00Z" w:initials="PR">
     <w:p>
       <w:pPr>
-        <w:pStyle w:val="Textodecomentrio"/>
-      </w:pPr>
-      <w:r>
-        <w:rPr>
-          <w:rStyle w:val="Refdecomentrio"/>
+        <w:pStyle w:val="CommentText"/>
+      </w:pPr>
+      <w:r>
+        <w:rPr>
+          <w:rStyle w:val="CommentReference"/>
         </w:rPr>
         <w:annotationRef/>
       </w:r>
@@ -33067,18 +33487,18 @@
     </w:p>
     <w:p>
       <w:pPr>
-        <w:pStyle w:val="Textodecomentrio"/>
+        <w:pStyle w:val="CommentText"/>
       </w:pPr>
     </w:p>
   </w:comment>
   <w:comment w:id="57" w:author="Pedro Ramires" w:date="2026-07-02T19:45:00Z" w:initials="PR">
     <w:p>
       <w:pPr>
-        <w:pStyle w:val="Textodecomentrio"/>
-      </w:pPr>
-      <w:r>
-        <w:rPr>
-          <w:rStyle w:val="Refdecomentrio"/>
+        <w:pStyle w:val="CommentText"/>
+      </w:pPr>
+      <w:r>
+        <w:rPr>
+          <w:rStyle w:val="CommentReference"/>
         </w:rPr>
         <w:annotationRef/>
       </w:r>
@@ -33088,18 +33508,18 @@
     </w:p>
     <w:p>
       <w:pPr>
-        <w:pStyle w:val="Textodecomentrio"/>
+        <w:pStyle w:val="CommentText"/>
       </w:pPr>
     </w:p>
   </w:comment>
   <w:comment w:id="58" w:author="Pedro Ramires" w:date="2026-07-02T20:21:00Z" w:initials="PR">
     <w:p>
       <w:pPr>
-        <w:pStyle w:val="Textodecomentrio"/>
-      </w:pPr>
-      <w:r>
-        <w:rPr>
-          <w:rStyle w:val="Refdecomentrio"/>
+        <w:pStyle w:val="CommentText"/>
+      </w:pPr>
+      <w:r>
+        <w:rPr>
+          <w:rStyle w:val="CommentReference"/>
         </w:rPr>
         <w:annotationRef/>
       </w:r>
@@ -33109,18 +33529,18 @@
     </w:p>
     <w:p>
       <w:pPr>
-        <w:pStyle w:val="Textodecomentrio"/>
+        <w:pStyle w:val="CommentText"/>
       </w:pPr>
     </w:p>
   </w:comment>
   <w:comment w:id="59" w:author="Pedro Ramires" w:date="2026-07-02T19:45:00Z" w:initials="PR">
     <w:p>
       <w:pPr>
-        <w:pStyle w:val="Textodecomentrio"/>
-      </w:pPr>
-      <w:r>
-        <w:rPr>
-          <w:rStyle w:val="Refdecomentrio"/>
+        <w:pStyle w:val="CommentText"/>
+      </w:pPr>
+      <w:r>
+        <w:rPr>
+          <w:rStyle w:val="CommentReference"/>
         </w:rPr>
         <w:annotationRef/>
       </w:r>
@@ -33130,18 +33550,18 @@
     </w:p>
     <w:p>
       <w:pPr>
-        <w:pStyle w:val="Textodecomentrio"/>
+        <w:pStyle w:val="CommentText"/>
       </w:pPr>
     </w:p>
   </w:comment>
   <w:comment w:id="60" w:author="Pedro Ramires" w:date="2026-07-02T19:46:00Z" w:initials="PR">
     <w:p>
       <w:pPr>
-        <w:pStyle w:val="Textodecomentrio"/>
-      </w:pPr>
-      <w:r>
-        <w:rPr>
-          <w:rStyle w:val="Refdecomentrio"/>
+        <w:pStyle w:val="CommentText"/>
+      </w:pPr>
+      <w:r>
+        <w:rPr>
+          <w:rStyle w:val="CommentReference"/>
         </w:rPr>
         <w:annotationRef/>
       </w:r>
@@ -33151,18 +33571,18 @@
     </w:p>
     <w:p>
       <w:pPr>
-        <w:pStyle w:val="Textodecomentrio"/>
+        <w:pStyle w:val="CommentText"/>
       </w:pPr>
     </w:p>
   </w:comment>
   <w:comment w:id="61" w:author="Pedro Ramires" w:date="2026-07-02T20:21:00Z" w:initials="PR">
     <w:p>
       <w:pPr>
-        <w:pStyle w:val="Textodecomentrio"/>
-      </w:pPr>
-      <w:r>
-        <w:rPr>
-          <w:rStyle w:val="Refdecomentrio"/>
+        <w:pStyle w:val="CommentText"/>
+      </w:pPr>
+      <w:r>
+        <w:rPr>
+          <w:rStyle w:val="CommentReference"/>
         </w:rPr>
         <w:annotationRef/>
       </w:r>
@@ -33172,18 +33592,18 @@
     </w:p>
     <w:p>
       <w:pPr>
-        <w:pStyle w:val="Textodecomentrio"/>
+        <w:pStyle w:val="CommentText"/>
       </w:pPr>
     </w:p>
   </w:comment>
   <w:comment w:id="62" w:author="Pedro Ramires" w:date="2026-07-02T20:21:00Z" w:initials="PR">
     <w:p>
       <w:pPr>
-        <w:pStyle w:val="Textodecomentrio"/>
-      </w:pPr>
-      <w:r>
-        <w:rPr>
-          <w:rStyle w:val="Refdecomentrio"/>
+        <w:pStyle w:val="CommentText"/>
+      </w:pPr>
+      <w:r>
+        <w:rPr>
+          <w:rStyle w:val="CommentReference"/>
         </w:rPr>
         <w:annotationRef/>
       </w:r>
@@ -33193,18 +33613,18 @@
     </w:p>
     <w:p>
       <w:pPr>
-        <w:pStyle w:val="Textodecomentrio"/>
+        <w:pStyle w:val="CommentText"/>
       </w:pPr>
     </w:p>
   </w:comment>
   <w:comment w:id="63" w:author="Pedro Ramires" w:date="2026-07-02T19:53:00Z" w:initials="PR">
     <w:p>
       <w:pPr>
-        <w:pStyle w:val="Textodecomentrio"/>
-      </w:pPr>
-      <w:r>
-        <w:rPr>
-          <w:rStyle w:val="Refdecomentrio"/>
+        <w:pStyle w:val="CommentText"/>
+      </w:pPr>
+      <w:r>
+        <w:rPr>
+          <w:rStyle w:val="CommentReference"/>
         </w:rPr>
         <w:annotationRef/>
       </w:r>
@@ -33214,18 +33634,18 @@
     </w:p>
     <w:p>
       <w:pPr>
-        <w:pStyle w:val="Textodecomentrio"/>
+        <w:pStyle w:val="CommentText"/>
       </w:pPr>
     </w:p>
   </w:comment>
   <w:comment w:id="64" w:author="Pedro Ramires" w:date="2026-07-02T20:21:00Z" w:initials="PR">
     <w:p>
       <w:pPr>
-        <w:pStyle w:val="Textodecomentrio"/>
-      </w:pPr>
-      <w:r>
-        <w:rPr>
-          <w:rStyle w:val="Refdecomentrio"/>
+        <w:pStyle w:val="CommentText"/>
+      </w:pPr>
+      <w:r>
+        <w:rPr>
+          <w:rStyle w:val="CommentReference"/>
         </w:rPr>
         <w:annotationRef/>
       </w:r>
@@ -33235,18 +33655,18 @@
     </w:p>
     <w:p>
       <w:pPr>
-        <w:pStyle w:val="Textodecomentrio"/>
+        <w:pStyle w:val="CommentText"/>
       </w:pPr>
     </w:p>
   </w:comment>
   <w:comment w:id="65" w:author="Pedro Ramires" w:date="2026-07-02T20:38:00Z" w:initials="PR">
     <w:p>
       <w:pPr>
-        <w:pStyle w:val="Textodecomentrio"/>
-      </w:pPr>
-      <w:r>
-        <w:rPr>
-          <w:rStyle w:val="Refdecomentrio"/>
+        <w:pStyle w:val="CommentText"/>
+      </w:pPr>
+      <w:r>
+        <w:rPr>
+          <w:rStyle w:val="CommentReference"/>
         </w:rPr>
         <w:annotationRef/>
       </w:r>
@@ -33576,7 +33996,7 @@
     <w:lvl w:ilvl="0">
       <w:start w:val="1"/>
       <w:numFmt w:val="decimal"/>
-      <w:pStyle w:val="Numerada3"/>
+      <w:pStyle w:val="ListNumber3"/>
       <w:lvlText w:val="%1."/>
       <w:lvlJc w:val="left"/>
       <w:pPr>
@@ -33594,7 +34014,7 @@
     <w:lvl w:ilvl="0">
       <w:start w:val="1"/>
       <w:numFmt w:val="decimal"/>
-      <w:pStyle w:val="Numerada2"/>
+      <w:pStyle w:val="ListNumber2"/>
       <w:lvlText w:val="%1."/>
       <w:lvlJc w:val="left"/>
       <w:pPr>
@@ -33632,7 +34052,7 @@
     <w:lvl w:ilvl="0">
       <w:start w:val="1"/>
       <w:numFmt w:val="bullet"/>
-      <w:pStyle w:val="Commarcadores3"/>
+      <w:pStyle w:val="ListBullet3"/>
       <w:lvlText w:val=""/>
       <w:lvlJc w:val="left"/>
       <w:pPr>
@@ -33653,7 +34073,7 @@
     <w:lvl w:ilvl="0">
       <w:start w:val="1"/>
       <w:numFmt w:val="bullet"/>
-      <w:pStyle w:val="Commarcadores2"/>
+      <w:pStyle w:val="ListBullet2"/>
       <w:lvlText w:val=""/>
       <w:lvlJc w:val="left"/>
       <w:pPr>
@@ -33674,7 +34094,7 @@
     <w:lvl w:ilvl="0">
       <w:start w:val="1"/>
       <w:numFmt w:val="decimal"/>
-      <w:pStyle w:val="Numerada"/>
+      <w:pStyle w:val="ListNumber"/>
       <w:lvlText w:val="%1."/>
       <w:lvlJc w:val="left"/>
       <w:pPr>
@@ -33692,7 +34112,7 @@
     <w:lvl w:ilvl="0">
       <w:start w:val="1"/>
       <w:numFmt w:val="bullet"/>
-      <w:pStyle w:val="Commarcadores"/>
+      <w:pStyle w:val="ListBullet"/>
       <w:lvlText w:val=""/>
       <w:lvlJc w:val="left"/>
       <w:pPr>
@@ -38497,11 +38917,11 @@
       <w:sz w:val="24"/>
     </w:rPr>
   </w:style>
-  <w:style w:type="paragraph" w:styleId="Ttulo1">
+  <w:style w:type="paragraph" w:styleId="Heading1">
     <w:name w:val="heading 1"/>
     <w:basedOn w:val="Normal"/>
     <w:next w:val="Normal"/>
-    <w:link w:val="Ttulo1Char"/>
+    <w:link w:val="Heading1Char"/>
     <w:uiPriority w:val="9"/>
     <w:qFormat/>
     <w:rsid w:val="00D90C9F"/>
@@ -38518,11 +38938,11 @@
       <w:szCs w:val="32"/>
     </w:rPr>
   </w:style>
-  <w:style w:type="paragraph" w:styleId="Ttulo2">
+  <w:style w:type="paragraph" w:styleId="Heading2">
     <w:name w:val="heading 2"/>
     <w:basedOn w:val="Normal"/>
     <w:next w:val="Normal"/>
-    <w:link w:val="Ttulo2Char"/>
+    <w:link w:val="Heading2Char"/>
     <w:uiPriority w:val="9"/>
     <w:unhideWhenUsed/>
     <w:qFormat/>
@@ -38540,11 +38960,11 @@
       <w:szCs w:val="26"/>
     </w:rPr>
   </w:style>
-  <w:style w:type="paragraph" w:styleId="Ttulo3">
+  <w:style w:type="paragraph" w:styleId="Heading3">
     <w:name w:val="heading 3"/>
     <w:basedOn w:val="Normal"/>
     <w:next w:val="Normal"/>
-    <w:link w:val="Ttulo3Char"/>
+    <w:link w:val="Heading3Char"/>
     <w:uiPriority w:val="9"/>
     <w:unhideWhenUsed/>
     <w:qFormat/>
@@ -38561,11 +38981,11 @@
       <w:szCs w:val="24"/>
     </w:rPr>
   </w:style>
-  <w:style w:type="paragraph" w:styleId="Ttulo4">
+  <w:style w:type="paragraph" w:styleId="Heading4">
     <w:name w:val="heading 4"/>
     <w:basedOn w:val="Normal"/>
     <w:next w:val="Normal"/>
-    <w:link w:val="Ttulo4Char"/>
+    <w:link w:val="Heading4Char"/>
     <w:uiPriority w:val="9"/>
     <w:unhideWhenUsed/>
     <w:qFormat/>
@@ -38581,11 +39001,11 @@
       <w:iCs/>
     </w:rPr>
   </w:style>
-  <w:style w:type="paragraph" w:styleId="Ttulo5">
+  <w:style w:type="paragraph" w:styleId="Heading5">
     <w:name w:val="heading 5"/>
     <w:basedOn w:val="Normal"/>
     <w:next w:val="Normal"/>
-    <w:link w:val="Ttulo5Char"/>
+    <w:link w:val="Heading5Char"/>
     <w:uiPriority w:val="9"/>
     <w:semiHidden/>
     <w:unhideWhenUsed/>
@@ -38603,11 +39023,11 @@
       <w:lang w:val="en-US"/>
     </w:rPr>
   </w:style>
-  <w:style w:type="paragraph" w:styleId="Ttulo6">
+  <w:style w:type="paragraph" w:styleId="Heading6">
     <w:name w:val="heading 6"/>
     <w:basedOn w:val="Normal"/>
     <w:next w:val="Normal"/>
-    <w:link w:val="Ttulo6Char"/>
+    <w:link w:val="Heading6Char"/>
     <w:uiPriority w:val="9"/>
     <w:semiHidden/>
     <w:unhideWhenUsed/>
@@ -38627,11 +39047,11 @@
       <w:lang w:val="en-US"/>
     </w:rPr>
   </w:style>
-  <w:style w:type="paragraph" w:styleId="Ttulo7">
+  <w:style w:type="paragraph" w:styleId="Heading7">
     <w:name w:val="heading 7"/>
     <w:basedOn w:val="Normal"/>
     <w:next w:val="Normal"/>
-    <w:link w:val="Ttulo7Char"/>
+    <w:link w:val="Heading7Char"/>
     <w:uiPriority w:val="9"/>
     <w:semiHidden/>
     <w:unhideWhenUsed/>
@@ -38651,11 +39071,11 @@
       <w:lang w:val="en-US"/>
     </w:rPr>
   </w:style>
-  <w:style w:type="paragraph" w:styleId="Ttulo8">
+  <w:style w:type="paragraph" w:styleId="Heading8">
     <w:name w:val="heading 8"/>
     <w:basedOn w:val="Normal"/>
     <w:next w:val="Normal"/>
-    <w:link w:val="Ttulo8Char"/>
+    <w:link w:val="Heading8Char"/>
     <w:uiPriority w:val="9"/>
     <w:semiHidden/>
     <w:unhideWhenUsed/>
@@ -38675,11 +39095,11 @@
       <w:lang w:val="en-US"/>
     </w:rPr>
   </w:style>
-  <w:style w:type="paragraph" w:styleId="Ttulo9">
+  <w:style w:type="paragraph" w:styleId="Heading9">
     <w:name w:val="heading 9"/>
     <w:basedOn w:val="Normal"/>
     <w:next w:val="Normal"/>
-    <w:link w:val="Ttulo9Char"/>
+    <w:link w:val="Heading9Char"/>
     <w:uiPriority w:val="9"/>
     <w:semiHidden/>
     <w:unhideWhenUsed/>
@@ -38701,13 +39121,12 @@
       <w:lang w:val="en-US"/>
     </w:rPr>
   </w:style>
-  <w:style w:type="character" w:default="1" w:styleId="Fontepargpadro">
+  <w:style w:type="character" w:default="1" w:styleId="DefaultParagraphFont">
     <w:name w:val="Default Paragraph Font"/>
     <w:uiPriority w:val="1"/>
-    <w:semiHidden/>
     <w:unhideWhenUsed/>
   </w:style>
-  <w:style w:type="table" w:default="1" w:styleId="Tabelanormal">
+  <w:style w:type="table" w:default="1" w:styleId="TableNormal">
     <w:name w:val="Normal Table"/>
     <w:uiPriority w:val="99"/>
     <w:semiHidden/>
@@ -38722,16 +39141,16 @@
       </w:tblCellMar>
     </w:tblPr>
   </w:style>
-  <w:style w:type="numbering" w:default="1" w:styleId="Semlista">
+  <w:style w:type="numbering" w:default="1" w:styleId="NoList">
     <w:name w:val="No List"/>
     <w:uiPriority w:val="99"/>
     <w:semiHidden/>
     <w:unhideWhenUsed/>
   </w:style>
-  <w:style w:type="paragraph" w:styleId="Cabealho">
+  <w:style w:type="paragraph" w:styleId="Header">
     <w:name w:val="header"/>
     <w:basedOn w:val="Normal"/>
-    <w:link w:val="CabealhoChar"/>
+    <w:link w:val="HeaderChar"/>
     <w:uiPriority w:val="99"/>
     <w:unhideWhenUsed/>
     <w:rsid w:val="00F07B74"/>
@@ -38743,17 +39162,17 @@
       <w:spacing w:after="0" w:line="240" w:lineRule="auto"/>
     </w:pPr>
   </w:style>
-  <w:style w:type="character" w:customStyle="1" w:styleId="CabealhoChar">
-    <w:name w:val="Cabeçalho Char"/>
-    <w:basedOn w:val="Fontepargpadro"/>
-    <w:link w:val="Cabealho"/>
+  <w:style w:type="character" w:customStyle="1" w:styleId="HeaderChar">
+    <w:name w:val="Header Char"/>
+    <w:basedOn w:val="DefaultParagraphFont"/>
+    <w:link w:val="Header"/>
     <w:uiPriority w:val="99"/>
     <w:rsid w:val="00F07B74"/>
   </w:style>
-  <w:style w:type="paragraph" w:styleId="Rodap">
+  <w:style w:type="paragraph" w:styleId="Footer">
     <w:name w:val="footer"/>
     <w:basedOn w:val="Normal"/>
-    <w:link w:val="RodapChar"/>
+    <w:link w:val="FooterChar"/>
     <w:uiPriority w:val="99"/>
     <w:unhideWhenUsed/>
     <w:rsid w:val="00F07B74"/>
@@ -38765,17 +39184,17 @@
       <w:spacing w:after="0" w:line="240" w:lineRule="auto"/>
     </w:pPr>
   </w:style>
-  <w:style w:type="character" w:customStyle="1" w:styleId="RodapChar">
-    <w:name w:val="Rodapé Char"/>
-    <w:basedOn w:val="Fontepargpadro"/>
-    <w:link w:val="Rodap"/>
+  <w:style w:type="character" w:customStyle="1" w:styleId="FooterChar">
+    <w:name w:val="Footer Char"/>
+    <w:basedOn w:val="DefaultParagraphFont"/>
+    <w:link w:val="Footer"/>
     <w:uiPriority w:val="99"/>
     <w:rsid w:val="00F07B74"/>
   </w:style>
-  <w:style w:type="character" w:customStyle="1" w:styleId="Ttulo1Char">
-    <w:name w:val="Título 1 Char"/>
-    <w:basedOn w:val="Fontepargpadro"/>
-    <w:link w:val="Ttulo1"/>
+  <w:style w:type="character" w:customStyle="1" w:styleId="Heading1Char">
+    <w:name w:val="Heading 1 Char"/>
+    <w:basedOn w:val="DefaultParagraphFont"/>
+    <w:link w:val="Heading1"/>
     <w:uiPriority w:val="9"/>
     <w:rsid w:val="00D90C9F"/>
     <w:rPr>
@@ -38786,10 +39205,10 @@
       <w:szCs w:val="32"/>
     </w:rPr>
   </w:style>
-  <w:style w:type="character" w:customStyle="1" w:styleId="Ttulo2Char">
-    <w:name w:val="Título 2 Char"/>
-    <w:basedOn w:val="Fontepargpadro"/>
-    <w:link w:val="Ttulo2"/>
+  <w:style w:type="character" w:customStyle="1" w:styleId="Heading2Char">
+    <w:name w:val="Heading 2 Char"/>
+    <w:basedOn w:val="DefaultParagraphFont"/>
+    <w:link w:val="Heading2"/>
     <w:uiPriority w:val="9"/>
     <w:rsid w:val="00D90C9F"/>
     <w:rPr>
@@ -38800,10 +39219,10 @@
       <w:szCs w:val="26"/>
     </w:rPr>
   </w:style>
-  <w:style w:type="character" w:customStyle="1" w:styleId="Ttulo3Char">
-    <w:name w:val="Título 3 Char"/>
-    <w:basedOn w:val="Fontepargpadro"/>
-    <w:link w:val="Ttulo3"/>
+  <w:style w:type="character" w:customStyle="1" w:styleId="Heading3Char">
+    <w:name w:val="Heading 3 Char"/>
+    <w:basedOn w:val="DefaultParagraphFont"/>
+    <w:link w:val="Heading3"/>
     <w:uiPriority w:val="9"/>
     <w:rsid w:val="008351E7"/>
     <w:rPr>
@@ -38813,10 +39232,10 @@
       <w:szCs w:val="24"/>
     </w:rPr>
   </w:style>
-  <w:style w:type="character" w:customStyle="1" w:styleId="Ttulo4Char">
-    <w:name w:val="Título 4 Char"/>
-    <w:basedOn w:val="Fontepargpadro"/>
-    <w:link w:val="Ttulo4"/>
+  <w:style w:type="character" w:customStyle="1" w:styleId="Heading4Char">
+    <w:name w:val="Heading 4 Char"/>
+    <w:basedOn w:val="DefaultParagraphFont"/>
+    <w:link w:val="Heading4"/>
     <w:uiPriority w:val="9"/>
     <w:rsid w:val="008351E7"/>
     <w:rPr>
@@ -38842,7 +39261,7 @@
   </w:style>
   <w:style w:type="character" w:customStyle="1" w:styleId="TextoTCCChar">
     <w:name w:val="TextoTCC Char"/>
-    <w:basedOn w:val="Fontepargpadro"/>
+    <w:basedOn w:val="DefaultParagraphFont"/>
     <w:link w:val="TextoTCC"/>
     <w:rsid w:val="005D39ED"/>
     <w:rPr>
@@ -38851,9 +39270,9 @@
       <w:szCs w:val="32"/>
     </w:rPr>
   </w:style>
-  <w:style w:type="paragraph" w:styleId="CabealhodoSumrio">
+  <w:style w:type="paragraph" w:styleId="TOCHeading">
     <w:name w:val="TOC Heading"/>
-    <w:basedOn w:val="Ttulo1"/>
+    <w:basedOn w:val="Heading1"/>
     <w:next w:val="Normal"/>
     <w:uiPriority w:val="39"/>
     <w:unhideWhenUsed/>
@@ -38871,7 +39290,7 @@
       <w:lang w:eastAsia="pt-BR"/>
     </w:rPr>
   </w:style>
-  <w:style w:type="paragraph" w:styleId="Sumrio1">
+  <w:style w:type="paragraph" w:styleId="TOC1">
     <w:name w:val="toc 1"/>
     <w:basedOn w:val="Normal"/>
     <w:next w:val="Normal"/>
@@ -38892,7 +39311,7 @@
       <w:color w:val="000000" w:themeColor="text1"/>
     </w:rPr>
   </w:style>
-  <w:style w:type="paragraph" w:styleId="Sumrio2">
+  <w:style w:type="paragraph" w:styleId="TOC2">
     <w:name w:val="toc 2"/>
     <w:basedOn w:val="Normal"/>
     <w:next w:val="Normal"/>
@@ -38909,7 +39328,7 @@
       <w:ind w:left="426"/>
     </w:pPr>
   </w:style>
-  <w:style w:type="paragraph" w:styleId="Sumrio3">
+  <w:style w:type="paragraph" w:styleId="TOC3">
     <w:name w:val="toc 3"/>
     <w:basedOn w:val="Normal"/>
     <w:next w:val="Normal"/>
@@ -38927,7 +39346,7 @@
   </w:style>
   <w:style w:type="character" w:styleId="Hyperlink">
     <w:name w:val="Hyperlink"/>
-    <w:basedOn w:val="Fontepargpadro"/>
+    <w:basedOn w:val="DefaultParagraphFont"/>
     <w:uiPriority w:val="99"/>
     <w:unhideWhenUsed/>
     <w:rsid w:val="005D39ED"/>
@@ -38936,7 +39355,7 @@
       <w:u w:val="single"/>
     </w:rPr>
   </w:style>
-  <w:style w:type="paragraph" w:styleId="Legenda">
+  <w:style w:type="paragraph" w:styleId="Caption">
     <w:name w:val="caption"/>
     <w:basedOn w:val="Normal"/>
     <w:next w:val="Normal"/>
@@ -38956,7 +39375,7 @@
       <w:szCs w:val="18"/>
     </w:rPr>
   </w:style>
-  <w:style w:type="paragraph" w:styleId="ndicedeilustraes">
+  <w:style w:type="paragraph" w:styleId="TableofFigures">
     <w:name w:val="table of figures"/>
     <w:basedOn w:val="Normal"/>
     <w:next w:val="Normal"/>
@@ -38978,7 +39397,7 @@
       <w:szCs w:val="24"/>
     </w:rPr>
   </w:style>
-  <w:style w:type="paragraph" w:styleId="PargrafodaLista">
+  <w:style w:type="paragraph" w:styleId="ListParagraph">
     <w:name w:val="List Paragraph"/>
     <w:basedOn w:val="Normal"/>
     <w:uiPriority w:val="34"/>
@@ -38989,9 +39408,9 @@
       <w:contextualSpacing/>
     </w:pPr>
   </w:style>
-  <w:style w:type="character" w:styleId="Forte">
+  <w:style w:type="character" w:styleId="Strong">
     <w:name w:val="Strong"/>
-    <w:basedOn w:val="Fontepargpadro"/>
+    <w:basedOn w:val="DefaultParagraphFont"/>
     <w:uiPriority w:val="22"/>
     <w:qFormat/>
     <w:rsid w:val="00FF7435"/>
@@ -39000,10 +39419,10 @@
       <w:bCs/>
     </w:rPr>
   </w:style>
-  <w:style w:type="character" w:customStyle="1" w:styleId="Ttulo5Char">
-    <w:name w:val="Título 5 Char"/>
-    <w:basedOn w:val="Fontepargpadro"/>
-    <w:link w:val="Ttulo5"/>
+  <w:style w:type="character" w:customStyle="1" w:styleId="Heading5Char">
+    <w:name w:val="Heading 5 Char"/>
+    <w:basedOn w:val="DefaultParagraphFont"/>
+    <w:link w:val="Heading5"/>
     <w:uiPriority w:val="9"/>
     <w:semiHidden/>
     <w:rsid w:val="00441C50"/>
@@ -39014,10 +39433,10 @@
       <w:lang w:val="en-US"/>
     </w:rPr>
   </w:style>
-  <w:style w:type="character" w:customStyle="1" w:styleId="Ttulo6Char">
-    <w:name w:val="Título 6 Char"/>
-    <w:basedOn w:val="Fontepargpadro"/>
-    <w:link w:val="Ttulo6"/>
+  <w:style w:type="character" w:customStyle="1" w:styleId="Heading6Char">
+    <w:name w:val="Heading 6 Char"/>
+    <w:basedOn w:val="DefaultParagraphFont"/>
+    <w:link w:val="Heading6"/>
     <w:uiPriority w:val="9"/>
     <w:semiHidden/>
     <w:rsid w:val="00441C50"/>
@@ -39030,10 +39449,10 @@
       <w:lang w:val="en-US"/>
     </w:rPr>
   </w:style>
-  <w:style w:type="character" w:customStyle="1" w:styleId="Ttulo7Char">
-    <w:name w:val="Título 7 Char"/>
-    <w:basedOn w:val="Fontepargpadro"/>
-    <w:link w:val="Ttulo7"/>
+  <w:style w:type="character" w:customStyle="1" w:styleId="Heading7Char">
+    <w:name w:val="Heading 7 Char"/>
+    <w:basedOn w:val="DefaultParagraphFont"/>
+    <w:link w:val="Heading7"/>
     <w:uiPriority w:val="9"/>
     <w:semiHidden/>
     <w:rsid w:val="00441C50"/>
@@ -39046,10 +39465,10 @@
       <w:lang w:val="en-US"/>
     </w:rPr>
   </w:style>
-  <w:style w:type="character" w:customStyle="1" w:styleId="Ttulo8Char">
-    <w:name w:val="Título 8 Char"/>
-    <w:basedOn w:val="Fontepargpadro"/>
-    <w:link w:val="Ttulo8"/>
+  <w:style w:type="character" w:customStyle="1" w:styleId="Heading8Char">
+    <w:name w:val="Heading 8 Char"/>
+    <w:basedOn w:val="DefaultParagraphFont"/>
+    <w:link w:val="Heading8"/>
     <w:uiPriority w:val="9"/>
     <w:semiHidden/>
     <w:rsid w:val="00441C50"/>
@@ -39061,10 +39480,10 @@
       <w:lang w:val="en-US"/>
     </w:rPr>
   </w:style>
-  <w:style w:type="character" w:customStyle="1" w:styleId="Ttulo9Char">
-    <w:name w:val="Título 9 Char"/>
-    <w:basedOn w:val="Fontepargpadro"/>
-    <w:link w:val="Ttulo9"/>
+  <w:style w:type="character" w:customStyle="1" w:styleId="Heading9Char">
+    <w:name w:val="Heading 9 Char"/>
+    <w:basedOn w:val="DefaultParagraphFont"/>
+    <w:link w:val="Heading9"/>
     <w:uiPriority w:val="9"/>
     <w:semiHidden/>
     <w:rsid w:val="00441C50"/>
@@ -39078,7 +39497,7 @@
       <w:lang w:val="en-US"/>
     </w:rPr>
   </w:style>
-  <w:style w:type="paragraph" w:styleId="SemEspaamento">
+  <w:style w:type="paragraph" w:styleId="NoSpacing">
     <w:name w:val="No Spacing"/>
     <w:uiPriority w:val="1"/>
     <w:qFormat/>
@@ -39091,11 +39510,11 @@
       <w:lang w:val="en-US"/>
     </w:rPr>
   </w:style>
-  <w:style w:type="paragraph" w:styleId="Ttulo">
+  <w:style w:type="paragraph" w:styleId="Title">
     <w:name w:val="Title"/>
     <w:basedOn w:val="Normal"/>
     <w:next w:val="Normal"/>
-    <w:link w:val="TtuloChar"/>
+    <w:link w:val="TitleChar"/>
     <w:uiPriority w:val="10"/>
     <w:qFormat/>
     <w:rsid w:val="00441C50"/>
@@ -39116,10 +39535,10 @@
       <w:lang w:val="en-US"/>
     </w:rPr>
   </w:style>
-  <w:style w:type="character" w:customStyle="1" w:styleId="TtuloChar">
-    <w:name w:val="Título Char"/>
-    <w:basedOn w:val="Fontepargpadro"/>
-    <w:link w:val="Ttulo"/>
+  <w:style w:type="character" w:customStyle="1" w:styleId="TitleChar">
+    <w:name w:val="Title Char"/>
+    <w:basedOn w:val="DefaultParagraphFont"/>
+    <w:link w:val="Title"/>
     <w:uiPriority w:val="10"/>
     <w:rsid w:val="00441C50"/>
     <w:rPr>
@@ -39132,11 +39551,11 @@
       <w:lang w:val="en-US"/>
     </w:rPr>
   </w:style>
-  <w:style w:type="paragraph" w:styleId="Subttulo">
+  <w:style w:type="paragraph" w:styleId="Subtitle">
     <w:name w:val="Subtitle"/>
     <w:basedOn w:val="Normal"/>
     <w:next w:val="Normal"/>
-    <w:link w:val="SubttuloChar"/>
+    <w:link w:val="SubtitleChar"/>
     <w:uiPriority w:val="11"/>
     <w:qFormat/>
     <w:rsid w:val="00441C50"/>
@@ -39156,10 +39575,10 @@
       <w:lang w:val="en-US"/>
     </w:rPr>
   </w:style>
-  <w:style w:type="character" w:customStyle="1" w:styleId="SubttuloChar">
-    <w:name w:val="Subtítulo Char"/>
-    <w:basedOn w:val="Fontepargpadro"/>
-    <w:link w:val="Subttulo"/>
+  <w:style w:type="character" w:customStyle="1" w:styleId="SubtitleChar">
+    <w:name w:val="Subtitle Char"/>
+    <w:basedOn w:val="DefaultParagraphFont"/>
+    <w:link w:val="Subtitle"/>
     <w:uiPriority w:val="11"/>
     <w:rsid w:val="00441C50"/>
     <w:rPr>
@@ -39173,10 +39592,10 @@
       <w:lang w:val="en-US"/>
     </w:rPr>
   </w:style>
-  <w:style w:type="paragraph" w:styleId="Corpodetexto">
+  <w:style w:type="paragraph" w:styleId="BodyText">
     <w:name w:val="Body Text"/>
     <w:basedOn w:val="Normal"/>
-    <w:link w:val="CorpodetextoChar"/>
+    <w:link w:val="BodyTextChar"/>
     <w:uiPriority w:val="99"/>
     <w:unhideWhenUsed/>
     <w:rsid w:val="00441C50"/>
@@ -39188,10 +39607,10 @@
       <w:lang w:val="en-US"/>
     </w:rPr>
   </w:style>
-  <w:style w:type="character" w:customStyle="1" w:styleId="CorpodetextoChar">
-    <w:name w:val="Corpo de texto Char"/>
-    <w:basedOn w:val="Fontepargpadro"/>
-    <w:link w:val="Corpodetexto"/>
+  <w:style w:type="character" w:customStyle="1" w:styleId="BodyTextChar">
+    <w:name w:val="Body Text Char"/>
+    <w:basedOn w:val="DefaultParagraphFont"/>
+    <w:link w:val="BodyText"/>
     <w:uiPriority w:val="99"/>
     <w:rsid w:val="00441C50"/>
     <w:rPr>
@@ -39200,10 +39619,10 @@
       <w:lang w:val="en-US"/>
     </w:rPr>
   </w:style>
-  <w:style w:type="paragraph" w:styleId="Corpodetexto2">
+  <w:style w:type="paragraph" w:styleId="BodyText2">
     <w:name w:val="Body Text 2"/>
     <w:basedOn w:val="Normal"/>
-    <w:link w:val="Corpodetexto2Char"/>
+    <w:link w:val="BodyText2Char"/>
     <w:uiPriority w:val="99"/>
     <w:unhideWhenUsed/>
     <w:rsid w:val="00441C50"/>
@@ -39215,10 +39634,10 @@
       <w:lang w:val="en-US"/>
     </w:rPr>
   </w:style>
-  <w:style w:type="character" w:customStyle="1" w:styleId="Corpodetexto2Char">
-    <w:name w:val="Corpo de texto 2 Char"/>
-    <w:basedOn w:val="Fontepargpadro"/>
-    <w:link w:val="Corpodetexto2"/>
+  <w:style w:type="character" w:customStyle="1" w:styleId="BodyText2Char">
+    <w:name w:val="Body Text 2 Char"/>
+    <w:basedOn w:val="DefaultParagraphFont"/>
+    <w:link w:val="BodyText2"/>
     <w:uiPriority w:val="99"/>
     <w:rsid w:val="00441C50"/>
     <w:rPr>
@@ -39227,10 +39646,10 @@
       <w:lang w:val="en-US"/>
     </w:rPr>
   </w:style>
-  <w:style w:type="paragraph" w:styleId="Corpodetexto3">
+  <w:style w:type="paragraph" w:styleId="BodyText3">
     <w:name w:val="Body Text 3"/>
     <w:basedOn w:val="Normal"/>
-    <w:link w:val="Corpodetexto3Char"/>
+    <w:link w:val="BodyText3Char"/>
     <w:uiPriority w:val="99"/>
     <w:unhideWhenUsed/>
     <w:rsid w:val="00441C50"/>
@@ -39244,10 +39663,10 @@
       <w:lang w:val="en-US"/>
     </w:rPr>
   </w:style>
-  <w:style w:type="character" w:customStyle="1" w:styleId="Corpodetexto3Char">
-    <w:name w:val="Corpo de texto 3 Char"/>
-    <w:basedOn w:val="Fontepargpadro"/>
-    <w:link w:val="Corpodetexto3"/>
+  <w:style w:type="character" w:customStyle="1" w:styleId="BodyText3Char">
+    <w:name w:val="Body Text 3 Char"/>
+    <w:basedOn w:val="DefaultParagraphFont"/>
+    <w:link w:val="BodyText3"/>
     <w:uiPriority w:val="99"/>
     <w:rsid w:val="00441C50"/>
     <w:rPr>
@@ -39257,7 +39676,7 @@
       <w:lang w:val="en-US"/>
     </w:rPr>
   </w:style>
-  <w:style w:type="paragraph" w:styleId="Lista">
+  <w:style w:type="paragraph" w:styleId="List">
     <w:name w:val="List"/>
     <w:basedOn w:val="Normal"/>
     <w:uiPriority w:val="99"/>
@@ -39273,7 +39692,7 @@
       <w:lang w:val="en-US"/>
     </w:rPr>
   </w:style>
-  <w:style w:type="paragraph" w:styleId="Lista2">
+  <w:style w:type="paragraph" w:styleId="List2">
     <w:name w:val="List 2"/>
     <w:basedOn w:val="Normal"/>
     <w:uiPriority w:val="99"/>
@@ -39289,7 +39708,7 @@
       <w:lang w:val="en-US"/>
     </w:rPr>
   </w:style>
-  <w:style w:type="paragraph" w:styleId="Lista3">
+  <w:style w:type="paragraph" w:styleId="List3">
     <w:name w:val="List 3"/>
     <w:basedOn w:val="Normal"/>
     <w:uiPriority w:val="99"/>
@@ -39305,7 +39724,7 @@
       <w:lang w:val="en-US"/>
     </w:rPr>
   </w:style>
-  <w:style w:type="paragraph" w:styleId="Commarcadores">
+  <w:style w:type="paragraph" w:styleId="ListBullet">
     <w:name w:val="List Bullet"/>
     <w:basedOn w:val="Normal"/>
     <w:uiPriority w:val="99"/>
@@ -39323,7 +39742,7 @@
       <w:lang w:val="en-US"/>
     </w:rPr>
   </w:style>
-  <w:style w:type="paragraph" w:styleId="Commarcadores2">
+  <w:style w:type="paragraph" w:styleId="ListBullet2">
     <w:name w:val="List Bullet 2"/>
     <w:basedOn w:val="Normal"/>
     <w:uiPriority w:val="99"/>
@@ -39341,7 +39760,7 @@
       <w:lang w:val="en-US"/>
     </w:rPr>
   </w:style>
-  <w:style w:type="paragraph" w:styleId="Commarcadores3">
+  <w:style w:type="paragraph" w:styleId="ListBullet3">
     <w:name w:val="List Bullet 3"/>
     <w:basedOn w:val="Normal"/>
     <w:uiPriority w:val="99"/>
@@ -39359,7 +39778,7 @@
       <w:lang w:val="en-US"/>
     </w:rPr>
   </w:style>
-  <w:style w:type="paragraph" w:styleId="Numerada">
+  <w:style w:type="paragraph" w:styleId="ListNumber">
     <w:name w:val="List Number"/>
     <w:basedOn w:val="Normal"/>
     <w:uiPriority w:val="99"/>
@@ -39377,7 +39796,7 @@
       <w:lang w:val="en-US"/>
     </w:rPr>
   </w:style>
-  <w:style w:type="paragraph" w:styleId="Numerada2">
+  <w:style w:type="paragraph" w:styleId="ListNumber2">
     <w:name w:val="List Number 2"/>
     <w:basedOn w:val="Normal"/>
     <w:uiPriority w:val="99"/>
@@ -39395,7 +39814,7 @@
       <w:lang w:val="en-US"/>
     </w:rPr>
   </w:style>
-  <w:style w:type="paragraph" w:styleId="Numerada3">
+  <w:style w:type="paragraph" w:styleId="ListNumber3">
     <w:name w:val="List Number 3"/>
     <w:basedOn w:val="Normal"/>
     <w:uiPriority w:val="99"/>
@@ -39413,7 +39832,7 @@
       <w:lang w:val="en-US"/>
     </w:rPr>
   </w:style>
-  <w:style w:type="paragraph" w:styleId="Listadecontinuao">
+  <w:style w:type="paragraph" w:styleId="ListContinue">
     <w:name w:val="List Continue"/>
     <w:basedOn w:val="Normal"/>
     <w:uiPriority w:val="99"/>
@@ -39429,7 +39848,7 @@
       <w:lang w:val="en-US"/>
     </w:rPr>
   </w:style>
-  <w:style w:type="paragraph" w:styleId="Listadecontinuao2">
+  <w:style w:type="paragraph" w:styleId="ListContinue2">
     <w:name w:val="List Continue 2"/>
     <w:basedOn w:val="Normal"/>
     <w:uiPriority w:val="99"/>
@@ -39445,7 +39864,7 @@
       <w:lang w:val="en-US"/>
     </w:rPr>
   </w:style>
-  <w:style w:type="paragraph" w:styleId="Listadecontinuao3">
+  <w:style w:type="paragraph" w:styleId="ListContinue3">
     <w:name w:val="List Continue 3"/>
     <w:basedOn w:val="Normal"/>
     <w:uiPriority w:val="99"/>
@@ -39461,9 +39880,9 @@
       <w:lang w:val="en-US"/>
     </w:rPr>
   </w:style>
-  <w:style w:type="paragraph" w:styleId="Textodemacro">
+  <w:style w:type="paragraph" w:styleId="MacroText">
     <w:name w:val="macro"/>
-    <w:link w:val="TextodemacroChar"/>
+    <w:link w:val="MacroTextChar"/>
     <w:uiPriority w:val="99"/>
     <w:unhideWhenUsed/>
     <w:rsid w:val="00441C50"/>
@@ -39486,10 +39905,10 @@
       <w:lang w:val="en-US"/>
     </w:rPr>
   </w:style>
-  <w:style w:type="character" w:customStyle="1" w:styleId="TextodemacroChar">
-    <w:name w:val="Texto de macro Char"/>
-    <w:basedOn w:val="Fontepargpadro"/>
-    <w:link w:val="Textodemacro"/>
+  <w:style w:type="character" w:customStyle="1" w:styleId="MacroTextChar">
+    <w:name w:val="Macro Text Char"/>
+    <w:basedOn w:val="DefaultParagraphFont"/>
+    <w:link w:val="MacroText"/>
     <w:uiPriority w:val="99"/>
     <w:rsid w:val="00441C50"/>
     <w:rPr>
@@ -39499,11 +39918,11 @@
       <w:lang w:val="en-US"/>
     </w:rPr>
   </w:style>
-  <w:style w:type="paragraph" w:styleId="Citao">
+  <w:style w:type="paragraph" w:styleId="Quote">
     <w:name w:val="Quote"/>
     <w:basedOn w:val="Normal"/>
     <w:next w:val="Normal"/>
-    <w:link w:val="CitaoChar"/>
+    <w:link w:val="QuoteChar"/>
     <w:uiPriority w:val="29"/>
     <w:qFormat/>
     <w:rsid w:val="00441C50"/>
@@ -39518,10 +39937,10 @@
       <w:lang w:val="en-US"/>
     </w:rPr>
   </w:style>
-  <w:style w:type="character" w:customStyle="1" w:styleId="CitaoChar">
-    <w:name w:val="Citação Char"/>
-    <w:basedOn w:val="Fontepargpadro"/>
-    <w:link w:val="Citao"/>
+  <w:style w:type="character" w:customStyle="1" w:styleId="QuoteChar">
+    <w:name w:val="Quote Char"/>
+    <w:basedOn w:val="DefaultParagraphFont"/>
+    <w:link w:val="Quote"/>
     <w:uiPriority w:val="29"/>
     <w:rsid w:val="00441C50"/>
     <w:rPr>
@@ -39533,9 +39952,9 @@
       <w:lang w:val="en-US"/>
     </w:rPr>
   </w:style>
-  <w:style w:type="character" w:styleId="nfase">
+  <w:style w:type="character" w:styleId="Emphasis">
     <w:name w:val="Emphasis"/>
-    <w:basedOn w:val="Fontepargpadro"/>
+    <w:basedOn w:val="DefaultParagraphFont"/>
     <w:uiPriority w:val="20"/>
     <w:qFormat/>
     <w:rsid w:val="00441C50"/>
@@ -39544,11 +39963,11 @@
       <w:iCs/>
     </w:rPr>
   </w:style>
-  <w:style w:type="paragraph" w:styleId="CitaoIntensa">
+  <w:style w:type="paragraph" w:styleId="IntenseQuote">
     <w:name w:val="Intense Quote"/>
     <w:basedOn w:val="Normal"/>
     <w:next w:val="Normal"/>
-    <w:link w:val="CitaoIntensaChar"/>
+    <w:link w:val="IntenseQuoteChar"/>
     <w:uiPriority w:val="30"/>
     <w:qFormat/>
     <w:rsid w:val="00441C50"/>
@@ -39569,10 +39988,10 @@
       <w:lang w:val="en-US"/>
     </w:rPr>
   </w:style>
-  <w:style w:type="character" w:customStyle="1" w:styleId="CitaoIntensaChar">
-    <w:name w:val="Citação Intensa Char"/>
-    <w:basedOn w:val="Fontepargpadro"/>
-    <w:link w:val="CitaoIntensa"/>
+  <w:style w:type="character" w:customStyle="1" w:styleId="IntenseQuoteChar">
+    <w:name w:val="Intense Quote Char"/>
+    <w:basedOn w:val="DefaultParagraphFont"/>
+    <w:link w:val="IntenseQuote"/>
     <w:uiPriority w:val="30"/>
     <w:rsid w:val="00441C50"/>
     <w:rPr>
@@ -39586,9 +40005,9 @@
       <w:lang w:val="en-US"/>
     </w:rPr>
   </w:style>
-  <w:style w:type="character" w:styleId="nfaseSutil">
+  <w:style w:type="character" w:styleId="SubtleEmphasis">
     <w:name w:val="Subtle Emphasis"/>
-    <w:basedOn w:val="Fontepargpadro"/>
+    <w:basedOn w:val="DefaultParagraphFont"/>
     <w:uiPriority w:val="19"/>
     <w:qFormat/>
     <w:rsid w:val="00441C50"/>
@@ -39598,9 +40017,9 @@
       <w:color w:val="808080" w:themeColor="text1" w:themeTint="7F"/>
     </w:rPr>
   </w:style>
-  <w:style w:type="character" w:styleId="nfaseIntensa">
+  <w:style w:type="character" w:styleId="IntenseEmphasis">
     <w:name w:val="Intense Emphasis"/>
-    <w:basedOn w:val="Fontepargpadro"/>
+    <w:basedOn w:val="DefaultParagraphFont"/>
     <w:uiPriority w:val="21"/>
     <w:qFormat/>
     <w:rsid w:val="00441C50"/>
@@ -39612,9 +40031,9 @@
       <w:color w:val="4472C4" w:themeColor="accent1"/>
     </w:rPr>
   </w:style>
-  <w:style w:type="character" w:styleId="RefernciaSutil">
+  <w:style w:type="character" w:styleId="SubtleReference">
     <w:name w:val="Subtle Reference"/>
-    <w:basedOn w:val="Fontepargpadro"/>
+    <w:basedOn w:val="DefaultParagraphFont"/>
     <w:uiPriority w:val="31"/>
     <w:qFormat/>
     <w:rsid w:val="00441C50"/>
@@ -39624,9 +40043,9 @@
       <w:u w:val="single"/>
     </w:rPr>
   </w:style>
-  <w:style w:type="character" w:styleId="RefernciaIntensa">
+  <w:style w:type="character" w:styleId="IntenseReference">
     <w:name w:val="Intense Reference"/>
-    <w:basedOn w:val="Fontepargpadro"/>
+    <w:basedOn w:val="DefaultParagraphFont"/>
     <w:uiPriority w:val="32"/>
     <w:qFormat/>
     <w:rsid w:val="00441C50"/>
@@ -39639,9 +40058,9 @@
       <w:u w:val="single"/>
     </w:rPr>
   </w:style>
-  <w:style w:type="character" w:styleId="TtulodoLivro">
+  <w:style w:type="character" w:styleId="BookTitle">
     <w:name w:val="Book Title"/>
-    <w:basedOn w:val="Fontepargpadro"/>
+    <w:basedOn w:val="DefaultParagraphFont"/>
     <w:uiPriority w:val="33"/>
     <w:qFormat/>
     <w:rsid w:val="00441C50"/>
@@ -39652,9 +40071,9 @@
       <w:spacing w:val="5"/>
     </w:rPr>
   </w:style>
-  <w:style w:type="table" w:styleId="Tabelacomgrade">
+  <w:style w:type="table" w:styleId="TableGrid">
     <w:name w:val="Table Grid"/>
-    <w:basedOn w:val="Tabelanormal"/>
+    <w:basedOn w:val="TableNormal"/>
     <w:uiPriority w:val="59"/>
     <w:rsid w:val="00441C50"/>
     <w:pPr>
@@ -39675,9 +40094,9 @@
       </w:tblBorders>
     </w:tblPr>
   </w:style>
-  <w:style w:type="table" w:styleId="SombreamentoClaro">
+  <w:style w:type="table" w:styleId="LightShading">
     <w:name w:val="Light Shading"/>
-    <w:basedOn w:val="Tabelanormal"/>
+    <w:basedOn w:val="TableNormal"/>
     <w:uiPriority w:val="60"/>
     <w:rsid w:val="00441C50"/>
     <w:pPr>
@@ -39773,9 +40192,9 @@
       </w:tcPr>
     </w:tblStylePr>
   </w:style>
-  <w:style w:type="table" w:styleId="SombreamentoClaro-nfase1">
+  <w:style w:type="table" w:styleId="LightShading-Accent1">
     <w:name w:val="Light Shading Accent 1"/>
-    <w:basedOn w:val="Tabelanormal"/>
+    <w:basedOn w:val="TableNormal"/>
     <w:uiPriority w:val="60"/>
     <w:rsid w:val="00441C50"/>
     <w:pPr>
@@ -39871,9 +40290,9 @@
       </w:tcPr>
     </w:tblStylePr>
   </w:style>
-  <w:style w:type="table" w:styleId="SombreamentoClaro-nfase2">
+  <w:style w:type="table" w:styleId="LightShading-Accent2">
     <w:name w:val="Light Shading Accent 2"/>
-    <w:basedOn w:val="Tabelanormal"/>
+    <w:basedOn w:val="TableNormal"/>
     <w:uiPriority w:val="60"/>
     <w:rsid w:val="00441C50"/>
     <w:pPr>
@@ -39969,9 +40388,9 @@
       </w:tcPr>
     </w:tblStylePr>
   </w:style>
-  <w:style w:type="table" w:styleId="SombreamentoClaro-nfase3">
+  <w:style w:type="table" w:styleId="LightShading-Accent3">
     <w:name w:val="Light Shading Accent 3"/>
-    <w:basedOn w:val="Tabelanormal"/>
+    <w:basedOn w:val="TableNormal"/>
     <w:uiPriority w:val="60"/>
     <w:rsid w:val="00441C50"/>
     <w:pPr>
@@ -40067,9 +40486,9 @@
       </w:tcPr>
     </w:tblStylePr>
   </w:style>
-  <w:style w:type="table" w:styleId="SombreamentoClaro-nfase4">
+  <w:style w:type="table" w:styleId="LightShading-Accent4">
     <w:name w:val="Light Shading Accent 4"/>
-    <w:basedOn w:val="Tabelanormal"/>
+    <w:basedOn w:val="TableNormal"/>
     <w:uiPriority w:val="60"/>
     <w:rsid w:val="00441C50"/>
     <w:pPr>
@@ -40165,9 +40584,9 @@
       </w:tcPr>
     </w:tblStylePr>
   </w:style>
-  <w:style w:type="table" w:styleId="SombreamentoClaro-nfase5">
+  <w:style w:type="table" w:styleId="LightShading-Accent5">
     <w:name w:val="Light Shading Accent 5"/>
-    <w:basedOn w:val="Tabelanormal"/>
+    <w:basedOn w:val="TableNormal"/>
     <w:uiPriority w:val="60"/>
     <w:rsid w:val="00441C50"/>
     <w:pPr>
@@ -40263,9 +40682,9 @@
       </w:tcPr>
     </w:tblStylePr>
   </w:style>
-  <w:style w:type="table" w:styleId="SombreamentoClaro-nfase6">
+  <w:style w:type="table" w:styleId="LightShading-Accent6">
     <w:name w:val="Light Shading Accent 6"/>
-    <w:basedOn w:val="Tabelanormal"/>
+    <w:basedOn w:val="TableNormal"/>
     <w:uiPriority w:val="60"/>
     <w:rsid w:val="00441C50"/>
     <w:pPr>
@@ -40361,9 +40780,9 @@
       </w:tcPr>
     </w:tblStylePr>
   </w:style>
-  <w:style w:type="table" w:styleId="ListaClara">
+  <w:style w:type="table" w:styleId="LightList">
     <w:name w:val="Light List"/>
-    <w:basedOn w:val="Tabelanormal"/>
+    <w:basedOn w:val="TableNormal"/>
     <w:uiPriority w:val="61"/>
     <w:rsid w:val="00441C50"/>
     <w:pPr>
@@ -40450,9 +40869,9 @@
       </w:tcPr>
     </w:tblStylePr>
   </w:style>
-  <w:style w:type="table" w:styleId="ListaClara-nfase1">
+  <w:style w:type="table" w:styleId="LightList-Accent1">
     <w:name w:val="Light List Accent 1"/>
-    <w:basedOn w:val="Tabelanormal"/>
+    <w:basedOn w:val="TableNormal"/>
     <w:uiPriority w:val="61"/>
     <w:rsid w:val="00441C50"/>
     <w:pPr>
@@ -40539,9 +40958,9 @@
       </w:tcPr>
     </w:tblStylePr>
   </w:style>
-  <w:style w:type="table" w:styleId="ListaClara-nfase2">
+  <w:style w:type="table" w:styleId="LightList-Accent2">
     <w:name w:val="Light List Accent 2"/>
-    <w:basedOn w:val="Tabelanormal"/>
+    <w:basedOn w:val="TableNormal"/>
     <w:uiPriority w:val="61"/>
     <w:rsid w:val="00441C50"/>
     <w:pPr>
@@ -40628,9 +41047,9 @@
       </w:tcPr>
     </w:tblStylePr>
   </w:style>
-  <w:style w:type="table" w:styleId="ListaClara-nfase3">
+  <w:style w:type="table" w:styleId="LightList-Accent3">
     <w:name w:val="Light List Accent 3"/>
-    <w:basedOn w:val="Tabelanormal"/>
+    <w:basedOn w:val="TableNormal"/>
     <w:uiPriority w:val="61"/>
     <w:rsid w:val="00441C50"/>
     <w:pPr>
@@ -40717,9 +41136,9 @@
       </w:tcPr>
     </w:tblStylePr>
   </w:style>
-  <w:style w:type="table" w:styleId="ListaClara-nfase4">
+  <w:style w:type="table" w:styleId="LightList-Accent4">
     <w:name w:val="Light List Accent 4"/>
-    <w:basedOn w:val="Tabelanormal"/>
+    <w:basedOn w:val="TableNormal"/>
     <w:uiPriority w:val="61"/>
     <w:rsid w:val="00441C50"/>
     <w:pPr>
@@ -40806,9 +41225,9 @@
       </w:tcPr>
     </w:tblStylePr>
   </w:style>
-  <w:style w:type="table" w:styleId="ListaClara-nfase5">
+  <w:style w:type="table" w:styleId="LightList-Accent5">
     <w:name w:val="Light List Accent 5"/>
-    <w:basedOn w:val="Tabelanormal"/>
+    <w:basedOn w:val="TableNormal"/>
     <w:uiPriority w:val="61"/>
     <w:rsid w:val="00441C50"/>
     <w:pPr>
@@ -40895,9 +41314,9 @@
       </w:tcPr>
     </w:tblStylePr>
   </w:style>
-  <w:style w:type="table" w:styleId="ListaClara-nfase6">
+  <w:style w:type="table" w:styleId="LightList-Accent6">
     <w:name w:val="Light List Accent 6"/>
-    <w:basedOn w:val="Tabelanormal"/>
+    <w:basedOn w:val="TableNormal"/>
     <w:uiPriority w:val="61"/>
     <w:rsid w:val="00441C50"/>
     <w:pPr>
@@ -40984,9 +41403,9 @@
       </w:tcPr>
     </w:tblStylePr>
   </w:style>
-  <w:style w:type="table" w:styleId="GradeClara">
+  <w:style w:type="table" w:styleId="LightGrid">
     <w:name w:val="Light Grid"/>
-    <w:basedOn w:val="Tabelanormal"/>
+    <w:basedOn w:val="TableNormal"/>
     <w:uiPriority w:val="62"/>
     <w:rsid w:val="00441C50"/>
     <w:pPr>
@@ -41111,9 +41530,9 @@
       </w:tcPr>
     </w:tblStylePr>
   </w:style>
-  <w:style w:type="table" w:styleId="GradeClara-nfase1">
+  <w:style w:type="table" w:styleId="LightGrid-Accent1">
     <w:name w:val="Light Grid Accent 1"/>
-    <w:basedOn w:val="Tabelanormal"/>
+    <w:basedOn w:val="TableNormal"/>
     <w:uiPriority w:val="62"/>
     <w:rsid w:val="00441C50"/>
     <w:pPr>
@@ -41238,9 +41657,9 @@
       </w:tcPr>
     </w:tblStylePr>
   </w:style>
-  <w:style w:type="table" w:styleId="GradeClara-nfase2">
+  <w:style w:type="table" w:styleId="LightGrid-Accent2">
     <w:name w:val="Light Grid Accent 2"/>
-    <w:basedOn w:val="Tabelanormal"/>
+    <w:basedOn w:val="TableNormal"/>
     <w:uiPriority w:val="62"/>
     <w:rsid w:val="00441C50"/>
     <w:pPr>
@@ -41365,9 +41784,9 @@
       </w:tcPr>
     </w:tblStylePr>
   </w:style>
-  <w:style w:type="table" w:styleId="GradeClara-nfase3">
+  <w:style w:type="table" w:styleId="LightGrid-Accent3">
     <w:name w:val="Light Grid Accent 3"/>
-    <w:basedOn w:val="Tabelanormal"/>
+    <w:basedOn w:val="TableNormal"/>
     <w:uiPriority w:val="62"/>
     <w:rsid w:val="00441C50"/>
     <w:pPr>
@@ -41492,9 +41911,9 @@
       </w:tcPr>
     </w:tblStylePr>
   </w:style>
-  <w:style w:type="table" w:styleId="GradeClara-nfase4">
+  <w:style w:type="table" w:styleId="LightGrid-Accent4">
     <w:name w:val="Light Grid Accent 4"/>
-    <w:basedOn w:val="Tabelanormal"/>
+    <w:basedOn w:val="TableNormal"/>
     <w:uiPriority w:val="62"/>
     <w:rsid w:val="00441C50"/>
     <w:pPr>
@@ -41619,9 +42038,9 @@
       </w:tcPr>
     </w:tblStylePr>
   </w:style>
-  <w:style w:type="table" w:styleId="GradeClara-nfase5">
+  <w:style w:type="table" w:styleId="LightGrid-Accent5">
     <w:name w:val="Light Grid Accent 5"/>
-    <w:basedOn w:val="Tabelanormal"/>
+    <w:basedOn w:val="TableNormal"/>
     <w:uiPriority w:val="62"/>
     <w:rsid w:val="00441C50"/>
     <w:pPr>
@@ -41746,9 +42165,9 @@
       </w:tcPr>
     </w:tblStylePr>
   </w:style>
-  <w:style w:type="table" w:styleId="GradeClara-nfase6">
+  <w:style w:type="table" w:styleId="LightGrid-Accent6">
     <w:name w:val="Light Grid Accent 6"/>
-    <w:basedOn w:val="Tabelanormal"/>
+    <w:basedOn w:val="TableNormal"/>
     <w:uiPriority w:val="62"/>
     <w:rsid w:val="00441C50"/>
     <w:pPr>
@@ -41873,9 +42292,9 @@
       </w:tcPr>
     </w:tblStylePr>
   </w:style>
-  <w:style w:type="table" w:styleId="SombreamentoMdio1">
+  <w:style w:type="table" w:styleId="MediumShading1">
     <w:name w:val="Medium Shading 1"/>
-    <w:basedOn w:val="Tabelanormal"/>
+    <w:basedOn w:val="TableNormal"/>
     <w:uiPriority w:val="63"/>
     <w:rsid w:val="00441C50"/>
     <w:pPr>
@@ -41976,9 +42395,9 @@
       </w:tcPr>
     </w:tblStylePr>
   </w:style>
-  <w:style w:type="table" w:styleId="SombreamentoMdio1-nfase1">
+  <w:style w:type="table" w:styleId="MediumShading1-Accent1">
     <w:name w:val="Medium Shading 1 Accent 1"/>
-    <w:basedOn w:val="Tabelanormal"/>
+    <w:basedOn w:val="TableNormal"/>
     <w:uiPriority w:val="63"/>
     <w:rsid w:val="00441C50"/>
     <w:pPr>
@@ -42079,9 +42498,9 @@
       </w:tcPr>
     </w:tblStylePr>
   </w:style>
-  <w:style w:type="table" w:styleId="SombreamentoMdio1-nfase2">
+  <w:style w:type="table" w:styleId="MediumShading1-Accent2">
     <w:name w:val="Medium Shading 1 Accent 2"/>
-    <w:basedOn w:val="Tabelanormal"/>
+    <w:basedOn w:val="TableNormal"/>
     <w:uiPriority w:val="63"/>
     <w:rsid w:val="00441C50"/>
     <w:pPr>
@@ -42182,9 +42601,9 @@
       </w:tcPr>
     </w:tblStylePr>
   </w:style>
-  <w:style w:type="table" w:styleId="SombreamentoMdio1-nfase3">
+  <w:style w:type="table" w:styleId="MediumShading1-Accent3">
     <w:name w:val="Medium Shading 1 Accent 3"/>
-    <w:basedOn w:val="Tabelanormal"/>
+    <w:basedOn w:val="TableNormal"/>
     <w:uiPriority w:val="63"/>
     <w:rsid w:val="00441C50"/>
     <w:pPr>
@@ -42285,9 +42704,9 @@
       </w:tcPr>
     </w:tblStylePr>
   </w:style>
-  <w:style w:type="table" w:styleId="SombreamentoMdio1-nfase4">
+  <w:style w:type="table" w:styleId="MediumShading1-Accent4">
     <w:name w:val="Medium Shading 1 Accent 4"/>
-    <w:basedOn w:val="Tabelanormal"/>
+    <w:basedOn w:val="TableNormal"/>
     <w:uiPriority w:val="63"/>
     <w:rsid w:val="00441C50"/>
     <w:pPr>
@@ -42388,9 +42807,9 @@
       </w:tcPr>
     </w:tblStylePr>
   </w:style>
-  <w:style w:type="table" w:styleId="SombreamentoMdio1-nfase5">
+  <w:style w:type="table" w:styleId="MediumShading1-Accent5">
     <w:name w:val="Medium Shading 1 Accent 5"/>
-    <w:basedOn w:val="Tabelanormal"/>
+    <w:basedOn w:val="TableNormal"/>
     <w:uiPriority w:val="63"/>
     <w:rsid w:val="00441C50"/>
     <w:pPr>
@@ -42491,9 +42910,9 @@
       </w:tcPr>
     </w:tblStylePr>
   </w:style>
-  <w:style w:type="table" w:styleId="SombreamentoMdio1-nfase6">
+  <w:style w:type="table" w:styleId="MediumShading1-Accent6">
     <w:name w:val="Medium Shading 1 Accent 6"/>
-    <w:basedOn w:val="Tabelanormal"/>
+    <w:basedOn w:val="TableNormal"/>
     <w:uiPriority w:val="63"/>
     <w:rsid w:val="00441C50"/>
     <w:pPr>
@@ -42594,9 +43013,9 @@
       </w:tcPr>
     </w:tblStylePr>
   </w:style>
-  <w:style w:type="table" w:styleId="SombreamentoMdio2">
+  <w:style w:type="table" w:styleId="MediumShading2">
     <w:name w:val="Medium Shading 2"/>
-    <w:basedOn w:val="Tabelanormal"/>
+    <w:basedOn w:val="TableNormal"/>
     <w:uiPriority w:val="64"/>
     <w:rsid w:val="00441C50"/>
     <w:pPr>
@@ -42740,9 +43159,9 @@
       </w:tcPr>
     </w:tblStylePr>
   </w:style>
-  <w:style w:type="table" w:styleId="SombreamentoMdio2-nfase1">
+  <w:style w:type="table" w:styleId="MediumShading2-Accent1">
     <w:name w:val="Medium Shading 2 Accent 1"/>
-    <w:basedOn w:val="Tabelanormal"/>
+    <w:basedOn w:val="TableNormal"/>
     <w:uiPriority w:val="64"/>
     <w:rsid w:val="00441C50"/>
     <w:pPr>
@@ -42886,9 +43305,9 @@
       </w:tcPr>
     </w:tblStylePr>
   </w:style>
-  <w:style w:type="table" w:styleId="SombreamentoMdio2-nfase2">
+  <w:style w:type="table" w:styleId="MediumShading2-Accent2">
     <w:name w:val="Medium Shading 2 Accent 2"/>
-    <w:basedOn w:val="Tabelanormal"/>
+    <w:basedOn w:val="TableNormal"/>
     <w:uiPriority w:val="64"/>
     <w:rsid w:val="00441C50"/>
     <w:pPr>
@@ -43032,9 +43451,9 @@
       </w:tcPr>
     </w:tblStylePr>
   </w:style>
-  <w:style w:type="table" w:styleId="SombreamentoMdio2-nfase3">
+  <w:style w:type="table" w:styleId="MediumShading2-Accent3">
     <w:name w:val="Medium Shading 2 Accent 3"/>
-    <w:basedOn w:val="Tabelanormal"/>
+    <w:basedOn w:val="TableNormal"/>
     <w:uiPriority w:val="64"/>
     <w:rsid w:val="00441C50"/>
     <w:pPr>
@@ -43178,9 +43597,9 @@
       </w:tcPr>
     </w:tblStylePr>
   </w:style>
-  <w:style w:type="table" w:styleId="SombreamentoMdio2-nfase4">
+  <w:style w:type="table" w:styleId="MediumShading2-Accent4">
     <w:name w:val="Medium Shading 2 Accent 4"/>
-    <w:basedOn w:val="Tabelanormal"/>
+    <w:basedOn w:val="TableNormal"/>
     <w:uiPriority w:val="64"/>
     <w:rsid w:val="00441C50"/>
     <w:pPr>
@@ -43324,9 +43743,9 @@
       </w:tcPr>
     </w:tblStylePr>
   </w:style>
-  <w:style w:type="table" w:styleId="SombreamentoMdio2-nfase5">
+  <w:style w:type="table" w:styleId="MediumShading2-Accent5">
     <w:name w:val="Medium Shading 2 Accent 5"/>
-    <w:basedOn w:val="Tabelanormal"/>
+    <w:basedOn w:val="TableNormal"/>
     <w:uiPriority w:val="64"/>
     <w:rsid w:val="00441C50"/>
     <w:pPr>
@@ -43470,9 +43889,9 @@
       </w:tcPr>
     </w:tblStylePr>
   </w:style>
-  <w:style w:type="table" w:styleId="SombreamentoMdio2-nfase6">
+  <w:style w:type="table" w:styleId="MediumShading2-Accent6">
     <w:name w:val="Medium Shading 2 Accent 6"/>
-    <w:basedOn w:val="Tabelanormal"/>
+    <w:basedOn w:val="TableNormal"/>
     <w:uiPriority w:val="64"/>
     <w:rsid w:val="00441C50"/>
     <w:pPr>
@@ -43616,9 +44035,9 @@
       </w:tcPr>
     </w:tblStylePr>
   </w:style>
-  <w:style w:type="table" w:styleId="ListaMdia1">
+  <w:style w:type="table" w:styleId="MediumList1">
     <w:name w:val="Medium List 1"/>
-    <w:basedOn w:val="Tabelanormal"/>
+    <w:basedOn w:val="TableNormal"/>
     <w:uiPriority w:val="65"/>
     <w:rsid w:val="00441C50"/>
     <w:pPr>
@@ -43695,9 +44114,9 @@
       </w:tcPr>
     </w:tblStylePr>
   </w:style>
-  <w:style w:type="table" w:styleId="ListaMdia1-nfase1">
+  <w:style w:type="table" w:styleId="MediumList1-Accent1">
     <w:name w:val="Medium List 1 Accent 1"/>
-    <w:basedOn w:val="Tabelanormal"/>
+    <w:basedOn w:val="TableNormal"/>
     <w:uiPriority w:val="65"/>
     <w:rsid w:val="00441C50"/>
     <w:pPr>
@@ -43774,9 +44193,9 @@
       </w:tcPr>
     </w:tblStylePr>
   </w:style>
-  <w:style w:type="table" w:styleId="ListaMdia1-nfase2">
+  <w:style w:type="table" w:styleId="MediumList1-Accent2">
     <w:name w:val="Medium List 1 Accent 2"/>
-    <w:basedOn w:val="Tabelanormal"/>
+    <w:basedOn w:val="TableNormal"/>
     <w:uiPriority w:val="65"/>
     <w:rsid w:val="00441C50"/>
     <w:pPr>
@@ -43853,9 +44272,9 @@
       </w:tcPr>
     </w:tblStylePr>
   </w:style>
-  <w:style w:type="table" w:styleId="ListaMdia1-nfase3">
+  <w:style w:type="table" w:styleId="MediumList1-Accent3">
     <w:name w:val="Medium List 1 Accent 3"/>
-    <w:basedOn w:val="Tabelanormal"/>
+    <w:basedOn w:val="TableNormal"/>
     <w:uiPriority w:val="65"/>
     <w:rsid w:val="00441C50"/>
     <w:pPr>
@@ -43932,9 +44351,9 @@
       </w:tcPr>
     </w:tblStylePr>
   </w:style>
-  <w:style w:type="table" w:styleId="ListaMdia1-nfase4">
+  <w:style w:type="table" w:styleId="MediumList1-Accent4">
     <w:name w:val="Medium List 1 Accent 4"/>
-    <w:basedOn w:val="Tabelanormal"/>
+    <w:basedOn w:val="TableNormal"/>
     <w:uiPriority w:val="65"/>
     <w:rsid w:val="00441C50"/>
     <w:pPr>
@@ -44011,9 +44430,9 @@
       </w:tcPr>
     </w:tblStylePr>
   </w:style>
-  <w:style w:type="table" w:styleId="ListaMdia1-nfase5">
+  <w:style w:type="table" w:styleId="MediumList1-Accent5">
     <w:name w:val="Medium List 1 Accent 5"/>
-    <w:basedOn w:val="Tabelanormal"/>
+    <w:basedOn w:val="TableNormal"/>
     <w:uiPriority w:val="65"/>
     <w:rsid w:val="00441C50"/>
     <w:pPr>
@@ -44090,9 +44509,9 @@
       </w:tcPr>
     </w:tblStylePr>
   </w:style>
-  <w:style w:type="table" w:styleId="ListaMdia1-nfase6">
+  <w:style w:type="table" w:styleId="MediumList1-Accent6">
     <w:name w:val="Medium List 1 Accent 6"/>
-    <w:basedOn w:val="Tabelanormal"/>
+    <w:basedOn w:val="TableNormal"/>
     <w:uiPriority w:val="65"/>
     <w:rsid w:val="00441C50"/>
     <w:pPr>
@@ -44169,9 +44588,9 @@
       </w:tcPr>
     </w:tblStylePr>
   </w:style>
-  <w:style w:type="table" w:styleId="ListaMdia2">
+  <w:style w:type="table" w:styleId="MediumList2">
     <w:name w:val="Medium List 2"/>
-    <w:basedOn w:val="Tabelanormal"/>
+    <w:basedOn w:val="TableNormal"/>
     <w:uiPriority w:val="66"/>
     <w:rsid w:val="00441C50"/>
     <w:pPr>
@@ -44291,9 +44710,9 @@
       </w:tcPr>
     </w:tblStylePr>
   </w:style>
-  <w:style w:type="table" w:styleId="ListaMdia2-nfase1">
+  <w:style w:type="table" w:styleId="MediumList2-Accent1">
     <w:name w:val="Medium List 2 Accent 1"/>
-    <w:basedOn w:val="Tabelanormal"/>
+    <w:basedOn w:val="TableNormal"/>
     <w:uiPriority w:val="66"/>
     <w:rsid w:val="00441C50"/>
     <w:pPr>
@@ -44413,9 +44832,9 @@
       </w:tcPr>
     </w:tblStylePr>
   </w:style>
-  <w:style w:type="table" w:styleId="ListaMdia2-nfase2">
+  <w:style w:type="table" w:styleId="MediumList2-Accent2">
     <w:name w:val="Medium List 2 Accent 2"/>
-    <w:basedOn w:val="Tabelanormal"/>
+    <w:basedOn w:val="TableNormal"/>
     <w:uiPriority w:val="66"/>
     <w:rsid w:val="00441C50"/>
     <w:pPr>
@@ -44535,9 +44954,9 @@
       </w:tcPr>
     </w:tblStylePr>
   </w:style>
-  <w:style w:type="table" w:styleId="ListaMdia2-nfase3">
+  <w:style w:type="table" w:styleId="MediumList2-Accent3">
     <w:name w:val="Medium List 2 Accent 3"/>
-    <w:basedOn w:val="Tabelanormal"/>
+    <w:basedOn w:val="TableNormal"/>
     <w:uiPriority w:val="66"/>
     <w:rsid w:val="00441C50"/>
     <w:pPr>
@@ -44657,9 +45076,9 @@
       </w:tcPr>
     </w:tblStylePr>
   </w:style>
-  <w:style w:type="table" w:styleId="ListaMdia2-nfase4">
+  <w:style w:type="table" w:styleId="MediumList2-Accent4">
     <w:name w:val="Medium List 2 Accent 4"/>
-    <w:basedOn w:val="Tabelanormal"/>
+    <w:basedOn w:val="TableNormal"/>
     <w:uiPriority w:val="66"/>
     <w:rsid w:val="00441C50"/>
     <w:pPr>
@@ -44779,9 +45198,9 @@
       </w:tcPr>
     </w:tblStylePr>
   </w:style>
-  <w:style w:type="table" w:styleId="ListaMdia2-nfase5">
+  <w:style w:type="table" w:styleId="MediumList2-Accent5">
     <w:name w:val="Medium List 2 Accent 5"/>
-    <w:basedOn w:val="Tabelanormal"/>
+    <w:basedOn w:val="TableNormal"/>
     <w:uiPriority w:val="66"/>
     <w:rsid w:val="00441C50"/>
     <w:pPr>
@@ -44901,9 +45320,9 @@
       </w:tcPr>
     </w:tblStylePr>
   </w:style>
-  <w:style w:type="table" w:styleId="ListaMdia2-nfase6">
+  <w:style w:type="table" w:styleId="MediumList2-Accent6">
     <w:name w:val="Medium List 2 Accent 6"/>
-    <w:basedOn w:val="Tabelanormal"/>
+    <w:basedOn w:val="TableNormal"/>
     <w:uiPriority w:val="66"/>
     <w:rsid w:val="00441C50"/>
     <w:pPr>
@@ -45023,9 +45442,9 @@
       </w:tcPr>
     </w:tblStylePr>
   </w:style>
-  <w:style w:type="table" w:styleId="GradeMdia1">
+  <w:style w:type="table" w:styleId="MediumGrid1">
     <w:name w:val="Medium Grid 1"/>
-    <w:basedOn w:val="Tabelanormal"/>
+    <w:basedOn w:val="TableNormal"/>
     <w:uiPriority w:val="67"/>
     <w:rsid w:val="00441C50"/>
     <w:pPr>
@@ -45093,9 +45512,9 @@
       </w:tcPr>
     </w:tblStylePr>
   </w:style>
-  <w:style w:type="table" w:styleId="GradeMdia1-nfase1">
+  <w:style w:type="table" w:styleId="MediumGrid1-Accent1">
     <w:name w:val="Medium Grid 1 Accent 1"/>
-    <w:basedOn w:val="Tabelanormal"/>
+    <w:basedOn w:val="TableNormal"/>
     <w:uiPriority w:val="67"/>
     <w:rsid w:val="00441C50"/>
     <w:pPr>
@@ -45163,9 +45582,9 @@
       </w:tcPr>
     </w:tblStylePr>
   </w:style>
-  <w:style w:type="table" w:styleId="GradeMdia1-nfase2">
+  <w:style w:type="table" w:styleId="MediumGrid1-Accent2">
     <w:name w:val="Medium Grid 1 Accent 2"/>
-    <w:basedOn w:val="Tabelanormal"/>
+    <w:basedOn w:val="TableNormal"/>
     <w:uiPriority w:val="67"/>
     <w:rsid w:val="00441C50"/>
     <w:pPr>
@@ -45233,9 +45652,9 @@
       </w:tcPr>
     </w:tblStylePr>
   </w:style>
-  <w:style w:type="table" w:styleId="GradeMdia1-nfase3">
+  <w:style w:type="table" w:styleId="MediumGrid1-Accent3">
     <w:name w:val="Medium Grid 1 Accent 3"/>
-    <w:basedOn w:val="Tabelanormal"/>
+    <w:basedOn w:val="TableNormal"/>
     <w:uiPriority w:val="67"/>
     <w:rsid w:val="00441C50"/>
     <w:pPr>
@@ -45303,9 +45722,9 @@
       </w:tcPr>
     </w:tblStylePr>
   </w:style>
-  <w:style w:type="table" w:styleId="GradeMdia1-nfase4">
+  <w:style w:type="table" w:styleId="MediumGrid1-Accent4">
     <w:name w:val="Medium Grid 1 Accent 4"/>
-    <w:basedOn w:val="Tabelanormal"/>
+    <w:basedOn w:val="TableNormal"/>
     <w:uiPriority w:val="67"/>
     <w:rsid w:val="00441C50"/>
     <w:pPr>
@@ -45373,9 +45792,9 @@
       </w:tcPr>
     </w:tblStylePr>
   </w:style>
-  <w:style w:type="table" w:styleId="GradeMdia1-nfase5">
+  <w:style w:type="table" w:styleId="MediumGrid1-Accent5">
     <w:name w:val="Medium Grid 1 Accent 5"/>
-    <w:basedOn w:val="Tabelanormal"/>
+    <w:basedOn w:val="TableNormal"/>
     <w:uiPriority w:val="67"/>
     <w:rsid w:val="00441C50"/>
     <w:pPr>
@@ -45443,9 +45862,9 @@
       </w:tcPr>
     </w:tblStylePr>
   </w:style>
-  <w:style w:type="table" w:styleId="GradeMdia1-nfase6">
+  <w:style w:type="table" w:styleId="MediumGrid1-Accent6">
     <w:name w:val="Medium Grid 1 Accent 6"/>
-    <w:basedOn w:val="Tabelanormal"/>
+    <w:basedOn w:val="TableNormal"/>
     <w:uiPriority w:val="67"/>
     <w:rsid w:val="00441C50"/>
     <w:pPr>
@@ -45513,9 +45932,9 @@
       </w:tcPr>
     </w:tblStylePr>
   </w:style>
-  <w:style w:type="table" w:styleId="GradeMdia2">
+  <w:style w:type="table" w:styleId="MediumGrid2">
     <w:name w:val="Medium Grid 2"/>
-    <w:basedOn w:val="Tabelanormal"/>
+    <w:basedOn w:val="TableNormal"/>
     <w:uiPriority w:val="68"/>
     <w:rsid w:val="00441C50"/>
     <w:pPr>
@@ -45632,9 +46051,9 @@
       </w:tcPr>
     </w:tblStylePr>
   </w:style>
-  <w:style w:type="table" w:styleId="GradeMdia2-nfase1">
+  <w:style w:type="table" w:styleId="MediumGrid2-Accent1">
     <w:name w:val="Medium Grid 2 Accent 1"/>
-    <w:basedOn w:val="Tabelanormal"/>
+    <w:basedOn w:val="TableNormal"/>
     <w:uiPriority w:val="68"/>
     <w:rsid w:val="00441C50"/>
     <w:pPr>
@@ -45751,9 +46170,9 @@
       </w:tcPr>
     </w:tblStylePr>
   </w:style>
-  <w:style w:type="table" w:styleId="GradeMdia2-nfase2">
+  <w:style w:type="table" w:styleId="MediumGrid2-Accent2">
     <w:name w:val="Medium Grid 2 Accent 2"/>
-    <w:basedOn w:val="Tabelanormal"/>
+    <w:basedOn w:val="TableNormal"/>
     <w:uiPriority w:val="68"/>
     <w:rsid w:val="00441C50"/>
     <w:pPr>
@@ -45870,9 +46289,9 @@
       </w:tcPr>
     </w:tblStylePr>
   </w:style>
-  <w:style w:type="table" w:styleId="GradeMdia2-nfase3">
+  <w:style w:type="table" w:styleId="MediumGrid2-Accent3">
     <w:name w:val="Medium Grid 2 Accent 3"/>
-    <w:basedOn w:val="Tabelanormal"/>
+    <w:basedOn w:val="TableNormal"/>
     <w:uiPriority w:val="68"/>
     <w:rsid w:val="00441C50"/>
     <w:pPr>
@@ -45989,9 +46408,9 @@
       </w:tcPr>
     </w:tblStylePr>
   </w:style>
-  <w:style w:type="table" w:styleId="GradeMdia2-nfase4">
+  <w:style w:type="table" w:styleId="MediumGrid2-Accent4">
     <w:name w:val="Medium Grid 2 Accent 4"/>
-    <w:basedOn w:val="Tabelanormal"/>
+    <w:basedOn w:val="TableNormal"/>
     <w:uiPriority w:val="68"/>
     <w:rsid w:val="00441C50"/>
     <w:pPr>
@@ -46108,9 +46527,9 @@
       </w:tcPr>
     </w:tblStylePr>
   </w:style>
-  <w:style w:type="table" w:styleId="GradeMdia2-nfase5">
+  <w:style w:type="table" w:styleId="MediumGrid2-Accent5">
     <w:name w:val="Medium Grid 2 Accent 5"/>
-    <w:basedOn w:val="Tabelanormal"/>
+    <w:basedOn w:val="TableNormal"/>
     <w:uiPriority w:val="68"/>
     <w:rsid w:val="00441C50"/>
     <w:pPr>
@@ -46227,9 +46646,9 @@
       </w:tcPr>
     </w:tblStylePr>
   </w:style>
-  <w:style w:type="table" w:styleId="GradeMdia2-nfase6">
+  <w:style w:type="table" w:styleId="MediumGrid2-Accent6">
     <w:name w:val="Medium Grid 2 Accent 6"/>
-    <w:basedOn w:val="Tabelanormal"/>
+    <w:basedOn w:val="TableNormal"/>
     <w:uiPriority w:val="68"/>
     <w:rsid w:val="00441C50"/>
     <w:pPr>
@@ -46346,9 +46765,9 @@
       </w:tcPr>
     </w:tblStylePr>
   </w:style>
-  <w:style w:type="table" w:styleId="GradeMdia3">
+  <w:style w:type="table" w:styleId="MediumGrid3">
     <w:name w:val="Medium Grid 3"/>
-    <w:basedOn w:val="Tabelanormal"/>
+    <w:basedOn w:val="TableNormal"/>
     <w:uiPriority w:val="69"/>
     <w:rsid w:val="00441C50"/>
     <w:pPr>
@@ -46484,9 +46903,9 @@
       </w:tcPr>
     </w:tblStylePr>
   </w:style>
-  <w:style w:type="table" w:styleId="GradeMdia3-nfase1">
+  <w:style w:type="table" w:styleId="MediumGrid3-Accent1">
     <w:name w:val="Medium Grid 3 Accent 1"/>
-    <w:basedOn w:val="Tabelanormal"/>
+    <w:basedOn w:val="TableNormal"/>
     <w:uiPriority w:val="69"/>
     <w:rsid w:val="00441C50"/>
     <w:pPr>
@@ -46622,9 +47041,9 @@
       </w:tcPr>
     </w:tblStylePr>
   </w:style>
-  <w:style w:type="table" w:styleId="GradeMdia3-nfase2">
+  <w:style w:type="table" w:styleId="MediumGrid3-Accent2">
     <w:name w:val="Medium Grid 3 Accent 2"/>
-    <w:basedOn w:val="Tabelanormal"/>
+    <w:basedOn w:val="TableNormal"/>
     <w:uiPriority w:val="69"/>
     <w:rsid w:val="00441C50"/>
     <w:pPr>
@@ -46760,9 +47179,9 @@
       </w:tcPr>
     </w:tblStylePr>
   </w:style>
-  <w:style w:type="table" w:styleId="GradeMdia3-nfase3">
+  <w:style w:type="table" w:styleId="MediumGrid3-Accent3">
     <w:name w:val="Medium Grid 3 Accent 3"/>
-    <w:basedOn w:val="Tabelanormal"/>
+    <w:basedOn w:val="TableNormal"/>
     <w:uiPriority w:val="69"/>
     <w:rsid w:val="00441C50"/>
     <w:pPr>
@@ -46898,9 +47317,9 @@
       </w:tcPr>
     </w:tblStylePr>
   </w:style>
-  <w:style w:type="table" w:styleId="GradeMdia3-nfase4">
+  <w:style w:type="table" w:styleId="MediumGrid3-Accent4">
     <w:name w:val="Medium Grid 3 Accent 4"/>
-    <w:basedOn w:val="Tabelanormal"/>
+    <w:basedOn w:val="TableNormal"/>
     <w:uiPriority w:val="69"/>
     <w:rsid w:val="00441C50"/>
     <w:pPr>
@@ -47036,9 +47455,9 @@
       </w:tcPr>
     </w:tblStylePr>
   </w:style>
-  <w:style w:type="table" w:styleId="GradeMdia3-nfase5">
+  <w:style w:type="table" w:styleId="MediumGrid3-Accent5">
     <w:name w:val="Medium Grid 3 Accent 5"/>
-    <w:basedOn w:val="Tabelanormal"/>
+    <w:basedOn w:val="TableNormal"/>
     <w:uiPriority w:val="69"/>
     <w:rsid w:val="00441C50"/>
     <w:pPr>
@@ -47174,9 +47593,9 @@
       </w:tcPr>
     </w:tblStylePr>
   </w:style>
-  <w:style w:type="table" w:styleId="GradeMdia3-nfase6">
+  <w:style w:type="table" w:styleId="MediumGrid3-Accent6">
     <w:name w:val="Medium Grid 3 Accent 6"/>
-    <w:basedOn w:val="Tabelanormal"/>
+    <w:basedOn w:val="TableNormal"/>
     <w:uiPriority w:val="69"/>
     <w:rsid w:val="00441C50"/>
     <w:pPr>
@@ -47312,9 +47731,9 @@
       </w:tcPr>
     </w:tblStylePr>
   </w:style>
-  <w:style w:type="table" w:styleId="ListaEscura">
+  <w:style w:type="table" w:styleId="DarkList">
     <w:name w:val="Dark List"/>
-    <w:basedOn w:val="Tabelanormal"/>
+    <w:basedOn w:val="TableNormal"/>
     <w:uiPriority w:val="70"/>
     <w:rsid w:val="00441C50"/>
     <w:pPr>
@@ -47421,9 +47840,9 @@
       </w:tcPr>
     </w:tblStylePr>
   </w:style>
-  <w:style w:type="table" w:styleId="ListaEscura-nfase1">
+  <w:style w:type="table" w:styleId="DarkList-Accent1">
     <w:name w:val="Dark List Accent 1"/>
-    <w:basedOn w:val="Tabelanormal"/>
+    <w:basedOn w:val="TableNormal"/>
     <w:uiPriority w:val="70"/>
     <w:rsid w:val="00441C50"/>
     <w:pPr>
@@ -47530,9 +47949,9 @@
       </w:tcPr>
     </w:tblStylePr>
   </w:style>
-  <w:style w:type="table" w:styleId="ListaEscura-nfase2">
+  <w:style w:type="table" w:styleId="DarkList-Accent2">
     <w:name w:val="Dark List Accent 2"/>
-    <w:basedOn w:val="Tabelanormal"/>
+    <w:basedOn w:val="TableNormal"/>
     <w:uiPriority w:val="70"/>
     <w:rsid w:val="00441C50"/>
     <w:pPr>
@@ -47639,9 +48058,9 @@
       </w:tcPr>
     </w:tblStylePr>
   </w:style>
-  <w:style w:type="table" w:styleId="ListaEscura-nfase3">
+  <w:style w:type="table" w:styleId="DarkList-Accent3">
     <w:name w:val="Dark List Accent 3"/>
-    <w:basedOn w:val="Tabelanormal"/>
+    <w:basedOn w:val="TableNormal"/>
     <w:uiPriority w:val="70"/>
     <w:rsid w:val="00441C50"/>
     <w:pPr>
@@ -47748,9 +48167,9 @@
       </w:tcPr>
     </w:tblStylePr>
   </w:style>
-  <w:style w:type="table" w:styleId="ListaEscura-nfase4">
+  <w:style w:type="table" w:styleId="DarkList-Accent4">
     <w:name w:val="Dark List Accent 4"/>
-    <w:basedOn w:val="Tabelanormal"/>
+    <w:basedOn w:val="TableNormal"/>
     <w:uiPriority w:val="70"/>
     <w:rsid w:val="00441C50"/>
     <w:pPr>
@@ -47857,9 +48276,9 @@
       </w:tcPr>
     </w:tblStylePr>
   </w:style>
-  <w:style w:type="table" w:styleId="ListaEscura-nfase5">
+  <w:style w:type="table" w:styleId="DarkList-Accent5">
     <w:name w:val="Dark List Accent 5"/>
-    <w:basedOn w:val="Tabelanormal"/>
+    <w:basedOn w:val="TableNormal"/>
     <w:uiPriority w:val="70"/>
     <w:rsid w:val="00441C50"/>
     <w:pPr>
@@ -47966,9 +48385,9 @@
       </w:tcPr>
     </w:tblStylePr>
   </w:style>
-  <w:style w:type="table" w:styleId="ListaEscura-nfase6">
+  <w:style w:type="table" w:styleId="DarkList-Accent6">
     <w:name w:val="Dark List Accent 6"/>
-    <w:basedOn w:val="Tabelanormal"/>
+    <w:basedOn w:val="TableNormal"/>
     <w:uiPriority w:val="70"/>
     <w:rsid w:val="00441C50"/>
     <w:pPr>
@@ -48075,9 +48494,9 @@
       </w:tcPr>
     </w:tblStylePr>
   </w:style>
-  <w:style w:type="table" w:styleId="SombreamentoColorido">
+  <w:style w:type="table" w:styleId="ColorfulShading">
     <w:name w:val="Colorful Shading"/>
-    <w:basedOn w:val="Tabelanormal"/>
+    <w:basedOn w:val="TableNormal"/>
     <w:uiPriority w:val="71"/>
     <w:rsid w:val="00441C50"/>
     <w:pPr>
@@ -48192,9 +48611,9 @@
       </w:rPr>
     </w:tblStylePr>
   </w:style>
-  <w:style w:type="table" w:styleId="SombreamentoEscuro-nfase1">
+  <w:style w:type="table" w:styleId="ColorfulShading-Accent1">
     <w:name w:val="Colorful Shading Accent 1"/>
-    <w:basedOn w:val="Tabelanormal"/>
+    <w:basedOn w:val="TableNormal"/>
     <w:uiPriority w:val="71"/>
     <w:rsid w:val="00441C50"/>
     <w:pPr>
@@ -48309,9 +48728,9 @@
       </w:rPr>
     </w:tblStylePr>
   </w:style>
-  <w:style w:type="table" w:styleId="SombreamentoColorido-nfase2">
+  <w:style w:type="table" w:styleId="ColorfulShading-Accent2">
     <w:name w:val="Colorful Shading Accent 2"/>
-    <w:basedOn w:val="Tabelanormal"/>
+    <w:basedOn w:val="TableNormal"/>
     <w:uiPriority w:val="71"/>
     <w:rsid w:val="00441C50"/>
     <w:pPr>
@@ -48426,9 +48845,9 @@
       </w:rPr>
     </w:tblStylePr>
   </w:style>
-  <w:style w:type="table" w:styleId="SombreamentoColorido-nfase3">
+  <w:style w:type="table" w:styleId="ColorfulShading-Accent3">
     <w:name w:val="Colorful Shading Accent 3"/>
-    <w:basedOn w:val="Tabelanormal"/>
+    <w:basedOn w:val="TableNormal"/>
     <w:uiPriority w:val="71"/>
     <w:rsid w:val="00441C50"/>
     <w:pPr>
@@ -48533,9 +48952,9 @@
       </w:tcPr>
     </w:tblStylePr>
   </w:style>
-  <w:style w:type="table" w:styleId="SombreamentoColorido-nfase4">
+  <w:style w:type="table" w:styleId="ColorfulShading-Accent4">
     <w:name w:val="Colorful Shading Accent 4"/>
-    <w:basedOn w:val="Tabelanormal"/>
+    <w:basedOn w:val="TableNormal"/>
     <w:uiPriority w:val="71"/>
     <w:rsid w:val="00441C50"/>
     <w:pPr>
@@ -48650,9 +49069,9 @@
       </w:rPr>
     </w:tblStylePr>
   </w:style>
-  <w:style w:type="table" w:styleId="SombreamentoColorido-nfase5">
+  <w:style w:type="table" w:styleId="ColorfulShading-Accent5">
     <w:name w:val="Colorful Shading Accent 5"/>
-    <w:basedOn w:val="Tabelanormal"/>
+    <w:basedOn w:val="TableNormal"/>
     <w:uiPriority w:val="71"/>
     <w:rsid w:val="00441C50"/>
     <w:pPr>
@@ -48767,9 +49186,9 @@
       </w:rPr>
     </w:tblStylePr>
   </w:style>
-  <w:style w:type="table" w:styleId="SombreamentoColorido-nfase6">
+  <w:style w:type="table" w:styleId="ColorfulShading-Accent6">
     <w:name w:val="Colorful Shading Accent 6"/>
-    <w:basedOn w:val="Tabelanormal"/>
+    <w:basedOn w:val="TableNormal"/>
     <w:uiPriority w:val="71"/>
     <w:rsid w:val="00441C50"/>
     <w:pPr>
@@ -48884,9 +49303,9 @@
       </w:rPr>
     </w:tblStylePr>
   </w:style>
-  <w:style w:type="table" w:styleId="ListaColorida">
+  <w:style w:type="table" w:styleId="ColorfulList">
     <w:name w:val="Colorful List"/>
-    <w:basedOn w:val="Tabelanormal"/>
+    <w:basedOn w:val="TableNormal"/>
     <w:uiPriority w:val="72"/>
     <w:rsid w:val="00441C50"/>
     <w:pPr>
@@ -48965,9 +49384,9 @@
       </w:tcPr>
     </w:tblStylePr>
   </w:style>
-  <w:style w:type="table" w:styleId="ListaColorida-nfase1">
+  <w:style w:type="table" w:styleId="ColorfulList-Accent1">
     <w:name w:val="Colorful List Accent 1"/>
-    <w:basedOn w:val="Tabelanormal"/>
+    <w:basedOn w:val="TableNormal"/>
     <w:uiPriority w:val="72"/>
     <w:rsid w:val="00441C50"/>
     <w:pPr>
@@ -49046,9 +49465,9 @@
       </w:tcPr>
     </w:tblStylePr>
   </w:style>
-  <w:style w:type="table" w:styleId="ListaColorida-nfase2">
+  <w:style w:type="table" w:styleId="ColorfulList-Accent2">
     <w:name w:val="Colorful List Accent 2"/>
-    <w:basedOn w:val="Tabelanormal"/>
+    <w:basedOn w:val="TableNormal"/>
     <w:uiPriority w:val="72"/>
     <w:rsid w:val="00441C50"/>
     <w:pPr>
@@ -49127,9 +49546,9 @@
       </w:tcPr>
     </w:tblStylePr>
   </w:style>
-  <w:style w:type="table" w:styleId="ListaColorida-nfase3">
+  <w:style w:type="table" w:styleId="ColorfulList-Accent3">
     <w:name w:val="Colorful List Accent 3"/>
-    <w:basedOn w:val="Tabelanormal"/>
+    <w:basedOn w:val="TableNormal"/>
     <w:uiPriority w:val="72"/>
     <w:rsid w:val="00441C50"/>
     <w:pPr>
@@ -49208,9 +49627,9 @@
       </w:tcPr>
     </w:tblStylePr>
   </w:style>
-  <w:style w:type="table" w:styleId="ListaColorida-nfase4">
+  <w:style w:type="table" w:styleId="ColorfulList-Accent4">
     <w:name w:val="Colorful List Accent 4"/>
-    <w:basedOn w:val="Tabelanormal"/>
+    <w:basedOn w:val="TableNormal"/>
     <w:uiPriority w:val="72"/>
     <w:rsid w:val="00441C50"/>
     <w:pPr>
@@ -49289,9 +49708,9 @@
       </w:tcPr>
     </w:tblStylePr>
   </w:style>
-  <w:style w:type="table" w:styleId="ListaColorida-nfase5">
+  <w:style w:type="table" w:styleId="ColorfulList-Accent5">
     <w:name w:val="Colorful List Accent 5"/>
-    <w:basedOn w:val="Tabelanormal"/>
+    <w:basedOn w:val="TableNormal"/>
     <w:uiPriority w:val="72"/>
     <w:rsid w:val="00441C50"/>
     <w:pPr>
@@ -49370,9 +49789,9 @@
       </w:tcPr>
     </w:tblStylePr>
   </w:style>
-  <w:style w:type="table" w:styleId="ListaColorida-nfase6">
+  <w:style w:type="table" w:styleId="ColorfulList-Accent6">
     <w:name w:val="Colorful List Accent 6"/>
-    <w:basedOn w:val="Tabelanormal"/>
+    <w:basedOn w:val="TableNormal"/>
     <w:uiPriority w:val="72"/>
     <w:rsid w:val="00441C50"/>
     <w:pPr>
@@ -49451,9 +49870,9 @@
       </w:tcPr>
     </w:tblStylePr>
   </w:style>
-  <w:style w:type="table" w:styleId="GradeColorida">
+  <w:style w:type="table" w:styleId="ColorfulGrid">
     <w:name w:val="Colorful Grid"/>
-    <w:basedOn w:val="Tabelanormal"/>
+    <w:basedOn w:val="TableNormal"/>
     <w:uiPriority w:val="73"/>
     <w:rsid w:val="00441C50"/>
     <w:pPr>
@@ -49526,9 +49945,9 @@
       </w:tcPr>
     </w:tblStylePr>
   </w:style>
-  <w:style w:type="table" w:styleId="GradeColorida-nfase1">
+  <w:style w:type="table" w:styleId="ColorfulGrid-Accent1">
     <w:name w:val="Colorful Grid Accent 1"/>
-    <w:basedOn w:val="Tabelanormal"/>
+    <w:basedOn w:val="TableNormal"/>
     <w:uiPriority w:val="73"/>
     <w:rsid w:val="00441C50"/>
     <w:pPr>
@@ -49601,9 +50020,9 @@
       </w:tcPr>
     </w:tblStylePr>
   </w:style>
-  <w:style w:type="table" w:styleId="GradeColorida-nfase2">
+  <w:style w:type="table" w:styleId="ColorfulGrid-Accent2">
     <w:name w:val="Colorful Grid Accent 2"/>
-    <w:basedOn w:val="Tabelanormal"/>
+    <w:basedOn w:val="TableNormal"/>
     <w:uiPriority w:val="73"/>
     <w:rsid w:val="00441C50"/>
     <w:pPr>
@@ -49676,9 +50095,9 @@
       </w:tcPr>
     </w:tblStylePr>
   </w:style>
-  <w:style w:type="table" w:styleId="GradeColorida-nfase3">
+  <w:style w:type="table" w:styleId="ColorfulGrid-Accent3">
     <w:name w:val="Colorful Grid Accent 3"/>
-    <w:basedOn w:val="Tabelanormal"/>
+    <w:basedOn w:val="TableNormal"/>
     <w:uiPriority w:val="73"/>
     <w:rsid w:val="00441C50"/>
     <w:pPr>
@@ -49751,9 +50170,9 @@
       </w:tcPr>
     </w:tblStylePr>
   </w:style>
-  <w:style w:type="table" w:styleId="GradeColorida-nfase4">
+  <w:style w:type="table" w:styleId="ColorfulGrid-Accent4">
     <w:name w:val="Colorful Grid Accent 4"/>
-    <w:basedOn w:val="Tabelanormal"/>
+    <w:basedOn w:val="TableNormal"/>
     <w:uiPriority w:val="73"/>
     <w:rsid w:val="00441C50"/>
     <w:pPr>
@@ -49826,9 +50245,9 @@
       </w:tcPr>
     </w:tblStylePr>
   </w:style>
-  <w:style w:type="table" w:styleId="GradeColorida-nfase5">
+  <w:style w:type="table" w:styleId="ColorfulGrid-Accent5">
     <w:name w:val="Colorful Grid Accent 5"/>
-    <w:basedOn w:val="Tabelanormal"/>
+    <w:basedOn w:val="TableNormal"/>
     <w:uiPriority w:val="73"/>
     <w:rsid w:val="00441C50"/>
     <w:pPr>
@@ -49901,9 +50320,9 @@
       </w:tcPr>
     </w:tblStylePr>
   </w:style>
-  <w:style w:type="table" w:styleId="GradeColorida-nfase6">
+  <w:style w:type="table" w:styleId="ColorfulGrid-Accent6">
     <w:name w:val="Colorful Grid Accent 6"/>
-    <w:basedOn w:val="Tabelanormal"/>
+    <w:basedOn w:val="TableNormal"/>
     <w:uiPriority w:val="73"/>
     <w:rsid w:val="00441C50"/>
     <w:pPr>
@@ -49976,9 +50395,9 @@
       </w:tcPr>
     </w:tblStylePr>
   </w:style>
-  <w:style w:type="character" w:styleId="HiperlinkVisitado">
+  <w:style w:type="character" w:styleId="FollowedHyperlink">
     <w:name w:val="FollowedHyperlink"/>
-    <w:basedOn w:val="Fontepargpadro"/>
+    <w:basedOn w:val="DefaultParagraphFont"/>
     <w:uiPriority w:val="99"/>
     <w:semiHidden/>
     <w:unhideWhenUsed/>
@@ -49988,9 +50407,9 @@
       <w:u w:val="single"/>
     </w:rPr>
   </w:style>
-  <w:style w:type="character" w:styleId="Refdecomentrio">
+  <w:style w:type="character" w:styleId="CommentReference">
     <w:name w:val="annotation reference"/>
-    <w:basedOn w:val="Fontepargpadro"/>
+    <w:basedOn w:val="DefaultParagraphFont"/>
     <w:uiPriority w:val="99"/>
     <w:semiHidden/>
     <w:unhideWhenUsed/>
@@ -50000,10 +50419,10 @@
       <w:szCs w:val="16"/>
     </w:rPr>
   </w:style>
-  <w:style w:type="paragraph" w:styleId="Textodecomentrio">
+  <w:style w:type="paragraph" w:styleId="CommentText">
     <w:name w:val="annotation text"/>
     <w:basedOn w:val="Normal"/>
-    <w:link w:val="TextodecomentrioChar"/>
+    <w:link w:val="CommentTextChar"/>
     <w:uiPriority w:val="99"/>
     <w:semiHidden/>
     <w:unhideWhenUsed/>
@@ -50016,10 +50435,10 @@
       <w:szCs w:val="20"/>
     </w:rPr>
   </w:style>
-  <w:style w:type="character" w:customStyle="1" w:styleId="TextodecomentrioChar">
-    <w:name w:val="Texto de comentário Char"/>
-    <w:basedOn w:val="Fontepargpadro"/>
-    <w:link w:val="Textodecomentrio"/>
+  <w:style w:type="character" w:customStyle="1" w:styleId="CommentTextChar">
+    <w:name w:val="Comment Text Char"/>
+    <w:basedOn w:val="DefaultParagraphFont"/>
+    <w:link w:val="CommentText"/>
     <w:uiPriority w:val="99"/>
     <w:semiHidden/>
     <w:rsid w:val="00AE581C"/>
@@ -50028,11 +50447,11 @@
       <w:szCs w:val="20"/>
     </w:rPr>
   </w:style>
-  <w:style w:type="paragraph" w:styleId="Assuntodocomentrio">
+  <w:style w:type="paragraph" w:styleId="CommentSubject">
     <w:name w:val="annotation subject"/>
-    <w:basedOn w:val="Textodecomentrio"/>
-    <w:next w:val="Textodecomentrio"/>
-    <w:link w:val="AssuntodocomentrioChar"/>
+    <w:basedOn w:val="CommentText"/>
+    <w:next w:val="CommentText"/>
+    <w:link w:val="CommentSubjectChar"/>
     <w:uiPriority w:val="99"/>
     <w:semiHidden/>
     <w:unhideWhenUsed/>
@@ -50042,10 +50461,10 @@
       <w:bCs/>
     </w:rPr>
   </w:style>
-  <w:style w:type="character" w:customStyle="1" w:styleId="AssuntodocomentrioChar">
-    <w:name w:val="Assunto do comentário Char"/>
-    <w:basedOn w:val="TextodecomentrioChar"/>
-    <w:link w:val="Assuntodocomentrio"/>
+  <w:style w:type="character" w:customStyle="1" w:styleId="CommentSubjectChar">
+    <w:name w:val="Comment Subject Char"/>
+    <w:basedOn w:val="CommentTextChar"/>
+    <w:link w:val="CommentSubject"/>
     <w:uiPriority w:val="99"/>
     <w:semiHidden/>
     <w:rsid w:val="00AE581C"/>
@@ -50056,10 +50475,10 @@
       <w:szCs w:val="20"/>
     </w:rPr>
   </w:style>
-  <w:style w:type="paragraph" w:styleId="Textodebalo">
+  <w:style w:type="paragraph" w:styleId="BalloonText">
     <w:name w:val="Balloon Text"/>
     <w:basedOn w:val="Normal"/>
-    <w:link w:val="TextodebaloChar"/>
+    <w:link w:val="BalloonTextChar"/>
     <w:uiPriority w:val="99"/>
     <w:semiHidden/>
     <w:unhideWhenUsed/>
@@ -50073,10 +50492,10 @@
       <w:szCs w:val="18"/>
     </w:rPr>
   </w:style>
-  <w:style w:type="character" w:customStyle="1" w:styleId="TextodebaloChar">
-    <w:name w:val="Texto de balão Char"/>
-    <w:basedOn w:val="Fontepargpadro"/>
-    <w:link w:val="Textodebalo"/>
+  <w:style w:type="character" w:customStyle="1" w:styleId="BalloonTextChar">
+    <w:name w:val="Balloon Text Char"/>
+    <w:basedOn w:val="DefaultParagraphFont"/>
+    <w:link w:val="BalloonText"/>
     <w:uiPriority w:val="99"/>
     <w:semiHidden/>
     <w:rsid w:val="00E01495"/>
@@ -50086,10 +50505,10 @@
       <w:szCs w:val="18"/>
     </w:rPr>
   </w:style>
-  <w:style w:type="paragraph" w:styleId="Pr-formataoHTML">
+  <w:style w:type="paragraph" w:styleId="HTMLPreformatted">
     <w:name w:val="HTML Preformatted"/>
     <w:basedOn w:val="Normal"/>
-    <w:link w:val="Pr-formataoHTMLChar"/>
+    <w:link w:val="HTMLPreformattedChar"/>
     <w:uiPriority w:val="99"/>
     <w:unhideWhenUsed/>
     <w:rsid w:val="00CD4972"/>
@@ -50121,10 +50540,10 @@
       <w:lang w:eastAsia="pt-BR"/>
     </w:rPr>
   </w:style>
-  <w:style w:type="character" w:customStyle="1" w:styleId="Pr-formataoHTMLChar">
-    <w:name w:val="Pré-formatação HTML Char"/>
-    <w:basedOn w:val="Fontepargpadro"/>
-    <w:link w:val="Pr-formataoHTML"/>
+  <w:style w:type="character" w:customStyle="1" w:styleId="HTMLPreformattedChar">
+    <w:name w:val="HTML Preformatted Char"/>
+    <w:basedOn w:val="DefaultParagraphFont"/>
+    <w:link w:val="HTMLPreformatted"/>
     <w:uiPriority w:val="99"/>
     <w:rsid w:val="00CD4972"/>
     <w:rPr>
@@ -50136,7 +50555,7 @@
   </w:style>
   <w:style w:type="character" w:customStyle="1" w:styleId="y2iqfc">
     <w:name w:val="y2iqfc"/>
-    <w:basedOn w:val="Fontepargpadro"/>
+    <w:basedOn w:val="DefaultParagraphFont"/>
     <w:rsid w:val="00CD4972"/>
   </w:style>
   <w:style w:type="paragraph" w:customStyle="1" w:styleId="pdq2pgselectionanchorcontainer">
@@ -50452,22 +50871,22 @@
 </file>
 
 <file path=customXml/item1.xml><?xml version="1.0" encoding="utf-8"?>
-<b:Sources xmlns:b="http://schemas.openxmlformats.org/officeDocument/2006/bibliography" xmlns="http://schemas.openxmlformats.org/officeDocument/2006/bibliography" SelectedStyle="\APASixthEditionOfficeOnline.xsl" StyleName="APA" Version="6"/>
-</file>
-
-<file path=customXml/item2.xml><?xml version="1.0" encoding="utf-8"?>
 <p:properties xmlns:p="http://schemas.microsoft.com/office/2006/metadata/properties" xmlns:xsi="http://www.w3.org/2001/XMLSchema-instance" xmlns:pc="http://schemas.microsoft.com/office/infopath/2007/PartnerControls">
   <documentManagement/>
 </p:properties>
 </file>
 
-<file path=customXml/item3.xml><?xml version="1.0" encoding="utf-8"?>
+<file path=customXml/item2.xml><?xml version="1.0" encoding="utf-8"?>
 <?mso-contentType ?>
 <FormTemplates xmlns="http://schemas.microsoft.com/sharepoint/v3/contenttype/forms">
   <Display>DocumentLibraryForm</Display>
   <Edit>DocumentLibraryForm</Edit>
   <New>DocumentLibraryForm</New>
 </FormTemplates>
+</file>
+
+<file path=customXml/item3.xml><?xml version="1.0" encoding="utf-8"?>
+<b:Sources xmlns:b="http://schemas.openxmlformats.org/officeDocument/2006/bibliography" xmlns="http://schemas.openxmlformats.org/officeDocument/2006/bibliography" SelectedStyle="\APASixthEditionOfficeOnline.xsl" StyleName="APA" Version="6"/>
 </file>
 
 <file path=customXml/item4.xml><?xml version="1.0" encoding="utf-8"?>
@@ -50597,14 +51016,6 @@
 </file>
 
 <file path=customXml/itemProps1.xml><?xml version="1.0" encoding="utf-8"?>
-<ds:datastoreItem xmlns:ds="http://schemas.openxmlformats.org/officeDocument/2006/customXml" ds:itemID="{1302848B-921A-4DB9-9FF9-55A3BBE3655B}">
-  <ds:schemaRefs>
-    <ds:schemaRef ds:uri="http://schemas.openxmlformats.org/officeDocument/2006/bibliography"/>
-  </ds:schemaRefs>
-</ds:datastoreItem>
-</file>
-
-<file path=customXml/itemProps2.xml><?xml version="1.0" encoding="utf-8"?>
 <ds:datastoreItem xmlns:ds="http://schemas.openxmlformats.org/officeDocument/2006/customXml" ds:itemID="{94A1E22D-3AC2-41E9-8F4D-B94BF2DCB0F7}">
   <ds:schemaRefs>
     <ds:schemaRef ds:uri="http://schemas.microsoft.com/office/2006/metadata/properties"/>
@@ -50613,10 +51024,18 @@
 </ds:datastoreItem>
 </file>
 
-<file path=customXml/itemProps3.xml><?xml version="1.0" encoding="utf-8"?>
+<file path=customXml/itemProps2.xml><?xml version="1.0" encoding="utf-8"?>
 <ds:datastoreItem xmlns:ds="http://schemas.openxmlformats.org/officeDocument/2006/customXml" ds:itemID="{2197FC2A-3FEE-4018-BF9D-AC0DEF12D21E}">
   <ds:schemaRefs>
     <ds:schemaRef ds:uri="http://schemas.microsoft.com/sharepoint/v3/contenttype/forms"/>
+  </ds:schemaRefs>
+</ds:datastoreItem>
+</file>
+
+<file path=customXml/itemProps3.xml><?xml version="1.0" encoding="utf-8"?>
+<ds:datastoreItem xmlns:ds="http://schemas.openxmlformats.org/officeDocument/2006/customXml" ds:itemID="{1302848B-921A-4DB9-9FF9-55A3BBE3655B}">
+  <ds:schemaRefs>
+    <ds:schemaRef ds:uri="http://schemas.openxmlformats.org/officeDocument/2006/bibliography"/>
   </ds:schemaRefs>
 </ds:datastoreItem>
 </file>

--- a/Documentacao/STOCK_ERP.docx
+++ b/Documentacao/STOCK_ERP.docx
@@ -30998,10 +30998,16 @@
         <w:jc w:val="both"/>
         <w:rPr>
           <w:rFonts w:cs="Arial"/>
-          <w:szCs w:val="24"/>
-        </w:rPr>
-      </w:pPr>
-      <w:r>
+          <w:b/>
+          <w:bCs/>
+          <w:szCs w:val="24"/>
+        </w:rPr>
+      </w:pPr>
+      <w:r>
+        <w:rPr>
+          <w:b/>
+          <w:bCs/>
+        </w:rPr>
         <w:t>2.7.1.1 - Legislação Municipal</w:t>
       </w:r>
     </w:p>
@@ -31074,10 +31080,16 @@
         <w:jc w:val="both"/>
         <w:rPr>
           <w:rFonts w:cs="Arial"/>
-          <w:szCs w:val="24"/>
-        </w:rPr>
-      </w:pPr>
-      <w:r>
+          <w:b/>
+          <w:bCs/>
+          <w:szCs w:val="24"/>
+        </w:rPr>
+      </w:pPr>
+      <w:r>
+        <w:rPr>
+          <w:b/>
+          <w:bCs/>
+        </w:rPr>
         <w:t>2.7.1.2 - Legislação Estadual</w:t>
       </w:r>
     </w:p>
@@ -31205,10 +31217,16 @@
         <w:jc w:val="both"/>
         <w:rPr>
           <w:rFonts w:cs="Arial"/>
-          <w:szCs w:val="24"/>
-        </w:rPr>
-      </w:pPr>
-      <w:r>
+          <w:b/>
+          <w:bCs/>
+          <w:szCs w:val="24"/>
+        </w:rPr>
+      </w:pPr>
+      <w:r>
+        <w:rPr>
+          <w:b/>
+          <w:bCs/>
+        </w:rPr>
         <w:t>2.7.1.3 - Legislação Federal</w:t>
       </w:r>
     </w:p>
@@ -31882,6 +31900,3017 @@
           <w:szCs w:val="24"/>
         </w:rPr>
         <w:t>.</w:t>
+      </w:r>
+    </w:p>
+    <w:p>
+      <w:pPr>
+        <w:pStyle w:val="TextoTCC"/>
+        <w:spacing w:after="120" w:line="360" w:lineRule="auto"/>
+        <w:ind w:firstLine="0"/>
+        <w:rPr>
+          <w:rFonts w:cs="Arial"/>
+          <w:b/>
+          <w:bCs/>
+          <w:szCs w:val="24"/>
+        </w:rPr>
+      </w:pPr>
+      <w:r>
+        <w:rPr>
+          <w:rFonts w:cs="Arial"/>
+          <w:b/>
+          <w:bCs/>
+          <w:szCs w:val="24"/>
+        </w:rPr>
+        <w:t>2.7.2 - Contratual</w:t>
+      </w:r>
+    </w:p>
+    <w:p>
+      <w:pPr>
+        <w:pStyle w:val="TextoTCC"/>
+        <w:spacing w:after="120" w:line="360" w:lineRule="auto"/>
+        <w:ind w:firstLine="709"/>
+        <w:rPr>
+          <w:rFonts w:cs="Arial"/>
+          <w:szCs w:val="24"/>
+        </w:rPr>
+      </w:pPr>
+      <w:r>
+        <w:rPr>
+          <w:rFonts w:cs="Arial"/>
+          <w:szCs w:val="24"/>
+        </w:rPr>
+        <w:t>A operação do Stock ERP exige, além da adequação às normas legais, a formalização da relação jurídica entre a empresa desenvolvedora e seus clientes. Essa formalização ocorre por meio de contrato de licença de uso de software e prestação de serviços em modalidade SaaS, documento responsável por estabelecer as regras de utilização da plataforma.</w:t>
+      </w:r>
+    </w:p>
+    <w:p>
+      <w:pPr>
+        <w:pStyle w:val="TextoTCC"/>
+        <w:spacing w:after="120" w:line="360" w:lineRule="auto"/>
+        <w:ind w:firstLine="709"/>
+        <w:rPr>
+          <w:rFonts w:cs="Arial"/>
+          <w:szCs w:val="24"/>
+        </w:rPr>
+      </w:pPr>
+      <w:r>
+        <w:rPr>
+          <w:rFonts w:cs="Arial"/>
+          <w:szCs w:val="24"/>
+        </w:rPr>
+        <w:t>O contrato define as condições de acesso ao sistema, os direitos e deveres da Stock ERP e do cliente, as regras de pagamento, suporte, proteção de dados, propriedade intelectual, confidencialidade, rescisão, foro e limitação de responsabilidade. Dessa forma, o instrumento contratual funciona como o principal mecanismo de proteção jurídica da plataforma, permitindo que sua utilização ocorra de forma organizada, segura e transparente.</w:t>
+      </w:r>
+    </w:p>
+    <w:p>
+      <w:pPr>
+        <w:pStyle w:val="TextoTCC"/>
+        <w:spacing w:after="120" w:line="360" w:lineRule="auto"/>
+        <w:ind w:firstLine="0"/>
+        <w:rPr>
+          <w:rFonts w:cs="Arial"/>
+          <w:b/>
+          <w:bCs/>
+          <w:szCs w:val="24"/>
+        </w:rPr>
+      </w:pPr>
+      <w:r>
+        <w:rPr>
+          <w:rFonts w:cs="Arial"/>
+          <w:b/>
+          <w:bCs/>
+          <w:szCs w:val="24"/>
+        </w:rPr>
+        <w:t>2.7.2.1 - Cláusula 1 - Objeto</w:t>
+      </w:r>
+    </w:p>
+    <w:p>
+      <w:pPr>
+        <w:pStyle w:val="TextoTCC"/>
+        <w:spacing w:after="120" w:line="360" w:lineRule="auto"/>
+        <w:ind w:firstLine="709"/>
+        <w:rPr>
+          <w:rFonts w:cs="Arial"/>
+          <w:szCs w:val="24"/>
+        </w:rPr>
+      </w:pPr>
+      <w:r>
+        <w:rPr>
+          <w:rFonts w:cs="Arial"/>
+          <w:szCs w:val="24"/>
+        </w:rPr>
+        <w:t>O contrato celebrado entre a Stock ERP e seus clientes tem por objeto a concessão de licença de uso não exclusiva, intransferível e limitada da plataforma de gestão empresarial, disponibilizada na modalidade SaaS (Software como Serviço).</w:t>
+      </w:r>
+    </w:p>
+    <w:p>
+      <w:pPr>
+        <w:pStyle w:val="TextoTCC"/>
+        <w:spacing w:after="120" w:line="360" w:lineRule="auto"/>
+        <w:ind w:firstLine="709"/>
+        <w:rPr>
+          <w:rFonts w:cs="Arial"/>
+          <w:szCs w:val="24"/>
+        </w:rPr>
+      </w:pPr>
+      <w:r>
+        <w:rPr>
+          <w:rFonts w:cs="Arial"/>
+          <w:szCs w:val="24"/>
+        </w:rPr>
+        <w:t>A plataforma disponibiliza funcionalidades relacionadas ao controle de estoque, cadastro de produtos, registro de entradas e saídas de mercadorias, gestão de vendas, controle financeiro, cadastro de clientes e fornecedores, emissão de relatórios gerenciais e acompanhamento de indicadores empresariais.</w:t>
+      </w:r>
+    </w:p>
+    <w:p>
+      <w:pPr>
+        <w:pStyle w:val="TextoTCC"/>
+        <w:spacing w:after="120" w:line="360" w:lineRule="auto"/>
+        <w:ind w:firstLine="709"/>
+        <w:rPr>
+          <w:rFonts w:cs="Arial"/>
+          <w:szCs w:val="24"/>
+        </w:rPr>
+      </w:pPr>
+      <w:r>
+        <w:rPr>
+          <w:rFonts w:cs="Arial"/>
+          <w:szCs w:val="24"/>
+        </w:rPr>
+        <w:t>A concessão da licença não transfere ao cliente qualquer direito de propriedade sobre o software, permanecendo todos os direitos de exploração econômica e intelectual pertencentes à empresa desenvolvedora.</w:t>
+      </w:r>
+    </w:p>
+    <w:p>
+      <w:pPr>
+        <w:pStyle w:val="TextoTCC"/>
+        <w:spacing w:after="120" w:line="360" w:lineRule="auto"/>
+        <w:ind w:firstLine="0"/>
+        <w:jc w:val="left"/>
+        <w:rPr>
+          <w:rFonts w:cs="Arial"/>
+          <w:b/>
+          <w:bCs/>
+          <w:szCs w:val="24"/>
+        </w:rPr>
+      </w:pPr>
+      <w:r>
+        <w:rPr>
+          <w:rFonts w:cs="Arial"/>
+          <w:b/>
+          <w:bCs/>
+          <w:szCs w:val="24"/>
+        </w:rPr>
+        <w:lastRenderedPageBreak/>
+        <w:t>2.7.2.2  - Cláusula 2 - Contratação, Vigência e Condições de Uso</w:t>
+      </w:r>
+    </w:p>
+    <w:p>
+      <w:pPr>
+        <w:pStyle w:val="TextoTCC"/>
+        <w:spacing w:after="120" w:line="360" w:lineRule="auto"/>
+        <w:ind w:firstLine="709"/>
+        <w:rPr>
+          <w:rFonts w:cs="Arial"/>
+          <w:szCs w:val="24"/>
+        </w:rPr>
+      </w:pPr>
+      <w:r>
+        <w:rPr>
+          <w:rFonts w:cs="Arial"/>
+          <w:szCs w:val="24"/>
+        </w:rPr>
+        <w:t>A contratação do Stock ERP será realizada por meio de contrato, termo de adesão, proposta comercial ou outro instrumento aceito entre as partes, físico ou eletrônico, no qual deverão constar as condições de uso da plataforma, o plano contratado, o valor da mensalidade, a forma de pagamento e o prazo de vigência.</w:t>
+      </w:r>
+    </w:p>
+    <w:p>
+      <w:pPr>
+        <w:pStyle w:val="TextoTCC"/>
+        <w:spacing w:after="120" w:line="360" w:lineRule="auto"/>
+        <w:ind w:firstLine="709"/>
+        <w:rPr>
+          <w:rFonts w:cs="Arial"/>
+          <w:szCs w:val="24"/>
+        </w:rPr>
+      </w:pPr>
+      <w:r>
+        <w:rPr>
+          <w:rFonts w:cs="Arial"/>
+          <w:szCs w:val="24"/>
+        </w:rPr>
+        <w:t>Por meio dessa contratação, a Stock ERP concede ao cliente apenas uma licença de uso da plataforma, de caráter não exclusivo, intransferível e limitado às funcionalidades contratadas. A licença autoriza o acesso e a utilização do sistema para fins de gestão empresarial, controle de estoque, cadastro de produtos, movimentações, vendas, relatórios e demais recursos disponibilizados no plano escolhido.</w:t>
+      </w:r>
+    </w:p>
+    <w:p>
+      <w:pPr>
+        <w:pStyle w:val="TextoTCC"/>
+        <w:spacing w:after="120" w:line="360" w:lineRule="auto"/>
+        <w:ind w:firstLine="709"/>
+        <w:rPr>
+          <w:rFonts w:cs="Arial"/>
+          <w:szCs w:val="24"/>
+        </w:rPr>
+      </w:pPr>
+      <w:r>
+        <w:rPr>
+          <w:rFonts w:cs="Arial"/>
+          <w:szCs w:val="24"/>
+        </w:rPr>
+        <w:t>A contratação não transfere ao cliente a propriedade do software, do código-fonte, do banco de dados estrutural, das interfaces, da marca, da identidade visual, dos relatórios, da documentação técnica ou de qualquer outro elemento intelectual pertencente à empresa desenvolvedora.</w:t>
+      </w:r>
+    </w:p>
+    <w:p>
+      <w:pPr>
+        <w:pStyle w:val="TextoTCC"/>
+        <w:spacing w:after="120" w:line="360" w:lineRule="auto"/>
+        <w:ind w:firstLine="709"/>
+        <w:rPr>
+          <w:rFonts w:cs="Arial"/>
+          <w:szCs w:val="24"/>
+        </w:rPr>
+      </w:pPr>
+      <w:r>
+        <w:rPr>
+          <w:rFonts w:cs="Arial"/>
+          <w:szCs w:val="24"/>
+        </w:rPr>
+        <w:t>A vigência da licença de uso será definida entre as partes, podendo ocorrer em formato mensal, anual ou por prazo determinado, conforme o plano contratado. Enquanto o contrato estiver vigente e o cliente estiver adimplente, será garantido o acesso às funcionalidades correspondentes ao plano escolhido.</w:t>
+      </w:r>
+    </w:p>
+    <w:p>
+      <w:pPr>
+        <w:pStyle w:val="TextoTCC"/>
+        <w:spacing w:after="120" w:line="360" w:lineRule="auto"/>
+        <w:ind w:firstLine="709"/>
+        <w:rPr>
+          <w:rFonts w:cs="Arial"/>
+          <w:szCs w:val="24"/>
+        </w:rPr>
+      </w:pPr>
+      <w:r>
+        <w:rPr>
+          <w:rFonts w:cs="Arial"/>
+          <w:szCs w:val="24"/>
+        </w:rPr>
+        <w:t>O cliente deverá manter seus dados cadastrais atualizados e utilizar a plataforma em ambiente técnico adequado, responsabilizando-se por sua conexão à internet, equipamentos, navegadores, credenciais de acesso e informações inseridas no sistema.</w:t>
+      </w:r>
+    </w:p>
+    <w:p>
+      <w:pPr>
+        <w:pStyle w:val="TextoTCC"/>
+        <w:spacing w:after="120" w:line="360" w:lineRule="auto"/>
+        <w:ind w:firstLine="709"/>
+        <w:rPr>
+          <w:rFonts w:cs="Arial"/>
+          <w:szCs w:val="24"/>
+        </w:rPr>
+      </w:pPr>
+      <w:r>
+        <w:rPr>
+          <w:rFonts w:cs="Arial"/>
+          <w:szCs w:val="24"/>
+        </w:rPr>
+        <w:t>Alterações de plano, inclusão ou remoção de usuários, contratação de módulos adicionais, reajustes de valores e mudanças nas condições comerciais deverão ser formalizadas por proposta, termo aditivo, aceite eletrônico ou outro meio de comprovação aceito entre as partes.</w:t>
+      </w:r>
+    </w:p>
+    <w:p>
+      <w:pPr>
+        <w:pStyle w:val="TextoTCC"/>
+        <w:spacing w:after="120" w:line="360" w:lineRule="auto"/>
+        <w:ind w:firstLine="709"/>
+        <w:rPr>
+          <w:rFonts w:cs="Arial"/>
+          <w:szCs w:val="24"/>
+        </w:rPr>
+      </w:pPr>
+      <w:r>
+        <w:rPr>
+          <w:rFonts w:cs="Arial"/>
+          <w:szCs w:val="24"/>
+        </w:rPr>
+        <w:t xml:space="preserve">A presente cláusula encontra fundamento no Código Civil Brasileiro, especialmente nos princípios da autonomia da vontade, boa-fé objetiva e obrigatoriedade dos contratos; na Lei nº 9.609/1998, que regula o licenciamento de programas de computador; na Lei nº 14.063/2020, quando houver assinatura ou aceite eletrônico; no Marco Civil da Internet, por se tratar de serviço digital; na LGPD, quando </w:t>
+      </w:r>
+      <w:r>
+        <w:rPr>
+          <w:rFonts w:cs="Arial"/>
+          <w:szCs w:val="24"/>
+        </w:rPr>
+        <w:lastRenderedPageBreak/>
+        <w:t>houver tratamento de dados pessoais; e no Código de Defesa do Consumidor, quando a relação jurídica possuir natureza consumerista.</w:t>
+      </w:r>
+    </w:p>
+    <w:p>
+      <w:pPr>
+        <w:pStyle w:val="TextoTCC"/>
+        <w:spacing w:after="120" w:line="360" w:lineRule="auto"/>
+        <w:ind w:firstLine="709"/>
+        <w:rPr>
+          <w:rFonts w:cs="Arial"/>
+          <w:szCs w:val="24"/>
+        </w:rPr>
+      </w:pPr>
+      <w:r>
+        <w:rPr>
+          <w:rFonts w:cs="Arial"/>
+          <w:szCs w:val="24"/>
+        </w:rPr>
+        <w:t xml:space="preserve"> </w:t>
+      </w:r>
+    </w:p>
+    <w:p>
+      <w:pPr>
+        <w:pStyle w:val="TextoTCC"/>
+        <w:spacing w:after="120" w:line="360" w:lineRule="auto"/>
+        <w:ind w:firstLine="0"/>
+        <w:rPr>
+          <w:rFonts w:cs="Arial"/>
+          <w:b/>
+          <w:bCs/>
+          <w:szCs w:val="24"/>
+        </w:rPr>
+      </w:pPr>
+      <w:r>
+        <w:rPr>
+          <w:rFonts w:cs="Arial"/>
+          <w:b/>
+          <w:bCs/>
+          <w:szCs w:val="24"/>
+        </w:rPr>
+        <w:t>2.7.2.3 - Cláusula 3 - Direitos da Stock ERP</w:t>
+      </w:r>
+    </w:p>
+    <w:p>
+      <w:pPr>
+        <w:pStyle w:val="TextoTCC"/>
+        <w:spacing w:after="120" w:line="360" w:lineRule="auto"/>
+        <w:ind w:firstLine="709"/>
+        <w:rPr>
+          <w:rFonts w:cs="Arial"/>
+          <w:szCs w:val="24"/>
+        </w:rPr>
+      </w:pPr>
+      <w:r>
+        <w:rPr>
+          <w:rFonts w:cs="Arial"/>
+          <w:szCs w:val="24"/>
+        </w:rPr>
+        <w:t>A Stock ERP detém a propriedade integral do software, incluindo seu código-fonte, banco de dados, documentação técnica, identidade visual, interfaces gráficas, relatórios, processos internos e demais componentes tecnológicos que integram a plataforma.</w:t>
+      </w:r>
+    </w:p>
+    <w:p>
+      <w:pPr>
+        <w:pStyle w:val="TextoTCC"/>
+        <w:spacing w:after="120" w:line="360" w:lineRule="auto"/>
+        <w:ind w:firstLine="709"/>
+        <w:rPr>
+          <w:rFonts w:cs="Arial"/>
+          <w:szCs w:val="24"/>
+        </w:rPr>
+      </w:pPr>
+      <w:r>
+        <w:rPr>
+          <w:rFonts w:cs="Arial"/>
+          <w:szCs w:val="24"/>
+        </w:rPr>
+        <w:t>É direito da empresa realizar atualizações, melhorias, correções de falhas e aprimoramentos de segurança sempre que necessário, com o objetivo de manter a estabilidade, a disponibilidade e a eficiência do sistema.</w:t>
+      </w:r>
+    </w:p>
+    <w:p>
+      <w:pPr>
+        <w:pStyle w:val="TextoTCC"/>
+        <w:spacing w:after="120" w:line="360" w:lineRule="auto"/>
+        <w:ind w:firstLine="709"/>
+        <w:rPr>
+          <w:rFonts w:cs="Arial"/>
+          <w:szCs w:val="24"/>
+        </w:rPr>
+      </w:pPr>
+      <w:r>
+        <w:rPr>
+          <w:rFonts w:cs="Arial"/>
+          <w:szCs w:val="24"/>
+        </w:rPr>
+        <w:t>A empresa também poderá suspender temporariamente o acesso à plataforma em situações de manutenção preventiva ou corretiva, bem como em casos de descumprimento das obrigações contratuais por parte do cliente, especialmente inadimplência, uso indevido ou risco à segurança do sistema.</w:t>
+      </w:r>
+    </w:p>
+    <w:p>
+      <w:pPr>
+        <w:pStyle w:val="TextoTCC"/>
+        <w:spacing w:after="120" w:line="360" w:lineRule="auto"/>
+        <w:ind w:firstLine="709"/>
+        <w:rPr>
+          <w:rFonts w:cs="Arial"/>
+          <w:szCs w:val="24"/>
+        </w:rPr>
+      </w:pPr>
+      <w:r>
+        <w:rPr>
+          <w:rFonts w:cs="Arial"/>
+          <w:szCs w:val="24"/>
+        </w:rPr>
+        <w:t>Esses direitos encontram fundamento na Lei do Software, na Lei de Direitos Autorais, na Lei da Propriedade Industrial e no Código Civil, que asseguram proteção aos programas de computador e aos ativos intelectuais da empresa desenvolvedora.</w:t>
+      </w:r>
+    </w:p>
+    <w:p>
+      <w:pPr>
+        <w:pStyle w:val="TextoTCC"/>
+        <w:spacing w:after="120" w:line="360" w:lineRule="auto"/>
+        <w:ind w:firstLine="0"/>
+        <w:rPr>
+          <w:rFonts w:cs="Arial"/>
+          <w:b/>
+          <w:bCs/>
+          <w:szCs w:val="24"/>
+        </w:rPr>
+      </w:pPr>
+      <w:r>
+        <w:rPr>
+          <w:rFonts w:cs="Arial"/>
+          <w:b/>
+          <w:bCs/>
+          <w:szCs w:val="24"/>
+        </w:rPr>
+        <w:t>2.7.2.4 - Cláusula 4 - Deveres da Stock ERP</w:t>
+      </w:r>
+    </w:p>
+    <w:p>
+      <w:pPr>
+        <w:pStyle w:val="TextoTCC"/>
+        <w:spacing w:after="120" w:line="360" w:lineRule="auto"/>
+        <w:ind w:firstLine="709"/>
+        <w:rPr>
+          <w:rFonts w:cs="Arial"/>
+          <w:szCs w:val="24"/>
+        </w:rPr>
+      </w:pPr>
+      <w:r>
+        <w:rPr>
+          <w:rFonts w:cs="Arial"/>
+          <w:szCs w:val="24"/>
+        </w:rPr>
+        <w:t>A Stock ERP compromete-se a disponibilizar a plataforma em ambiente seguro e adequado para utilização, realizando monitoramento, correções de falhas identificadas e atualizações periódicas destinadas à melhoria do desempenho, da segurança e da estabilidade do sistema.</w:t>
+      </w:r>
+    </w:p>
+    <w:p>
+      <w:pPr>
+        <w:pStyle w:val="TextoTCC"/>
+        <w:spacing w:after="120" w:line="360" w:lineRule="auto"/>
+        <w:ind w:firstLine="709"/>
+        <w:rPr>
+          <w:rFonts w:cs="Arial"/>
+          <w:szCs w:val="24"/>
+        </w:rPr>
+      </w:pPr>
+      <w:r>
+        <w:rPr>
+          <w:rFonts w:cs="Arial"/>
+          <w:szCs w:val="24"/>
+        </w:rPr>
+        <w:t>A empresa deverá disponibilizar suporte técnico aos usuários durante a vigência contratual, por meio dos canais de atendimento oficialmente informados aos clientes.</w:t>
+      </w:r>
+    </w:p>
+    <w:p>
+      <w:pPr>
+        <w:pStyle w:val="TextoTCC"/>
+        <w:spacing w:after="120" w:line="360" w:lineRule="auto"/>
+        <w:ind w:firstLine="709"/>
+        <w:rPr>
+          <w:rFonts w:cs="Arial"/>
+          <w:szCs w:val="24"/>
+        </w:rPr>
+      </w:pPr>
+      <w:r>
+        <w:rPr>
+          <w:rFonts w:cs="Arial"/>
+          <w:szCs w:val="24"/>
+        </w:rPr>
+        <w:t>Sempre que possível, manutenções programadas deverão ser comunicadas previamente, buscando reduzir impactos na utilização da plataforma.</w:t>
+      </w:r>
+    </w:p>
+    <w:p>
+      <w:pPr>
+        <w:pStyle w:val="TextoTCC"/>
+        <w:spacing w:after="120" w:line="360" w:lineRule="auto"/>
+        <w:ind w:firstLine="709"/>
+        <w:rPr>
+          <w:rFonts w:cs="Arial"/>
+          <w:szCs w:val="24"/>
+        </w:rPr>
+      </w:pPr>
+      <w:r>
+        <w:rPr>
+          <w:rFonts w:cs="Arial"/>
+          <w:szCs w:val="24"/>
+        </w:rPr>
+        <w:lastRenderedPageBreak/>
+        <w:t>Caso sejam identificadas falhas técnicas que comprometam significativamente o funcionamento do sistema, a Stock ERP deverá adotar as medidas necessárias para sua correção em prazo razoável, conforme a complexidade do problema.</w:t>
+      </w:r>
+    </w:p>
+    <w:p>
+      <w:pPr>
+        <w:pStyle w:val="TextoTCC"/>
+        <w:spacing w:after="120" w:line="360" w:lineRule="auto"/>
+        <w:ind w:firstLine="709"/>
+        <w:rPr>
+          <w:rFonts w:cs="Arial"/>
+          <w:szCs w:val="24"/>
+        </w:rPr>
+      </w:pPr>
+      <w:r>
+        <w:rPr>
+          <w:rFonts w:cs="Arial"/>
+          <w:szCs w:val="24"/>
+        </w:rPr>
+        <w:t>Na hipótese de indisponibilidade contínua da plataforma por período superior a 72 horas consecutivas, decorrente de falha atribuível exclusivamente à Stock ERP, o cliente poderá solicitar compensação proporcional ao período de indisponibilidade ou, em casos graves e recorrentes, requerer a rescisão contratual sem aplicação de penalidades.</w:t>
+      </w:r>
+    </w:p>
+    <w:p>
+      <w:pPr>
+        <w:pStyle w:val="TextoTCC"/>
+        <w:spacing w:after="120" w:line="360" w:lineRule="auto"/>
+        <w:ind w:firstLine="709"/>
+        <w:rPr>
+          <w:rFonts w:cs="Arial"/>
+          <w:szCs w:val="24"/>
+        </w:rPr>
+      </w:pPr>
+      <w:r>
+        <w:rPr>
+          <w:rFonts w:cs="Arial"/>
+          <w:szCs w:val="24"/>
+        </w:rPr>
+        <w:t>A empresa compromete-se ainda a implementar medidas técnicas e administrativas destinadas à proteção dos dados armazenados em seus servidores, observando a LGPD e o Marco Civil da Internet.</w:t>
+      </w:r>
+    </w:p>
+    <w:p>
+      <w:pPr>
+        <w:pStyle w:val="TextoTCC"/>
+        <w:spacing w:after="120" w:line="360" w:lineRule="auto"/>
+        <w:ind w:firstLine="709"/>
+        <w:rPr>
+          <w:rFonts w:cs="Arial"/>
+          <w:szCs w:val="24"/>
+        </w:rPr>
+      </w:pPr>
+      <w:r>
+        <w:rPr>
+          <w:rFonts w:cs="Arial"/>
+          <w:szCs w:val="24"/>
+        </w:rPr>
+        <w:t>A Stock ERP não será responsabilizada por falhas decorrentes de fatores externos à sua infraestrutura, como problemas de conexão do cliente, falhas em equipamentos de terceiros, interrupções causadas por provedores de hospedagem, eventos de força maior ou casos fortuitos previstos na legislação brasileira.</w:t>
+      </w:r>
+    </w:p>
+    <w:p>
+      <w:pPr>
+        <w:pStyle w:val="TextoTCC"/>
+        <w:spacing w:after="120" w:line="360" w:lineRule="auto"/>
+        <w:ind w:firstLine="0"/>
+        <w:rPr>
+          <w:rFonts w:cs="Arial"/>
+          <w:b/>
+          <w:bCs/>
+          <w:szCs w:val="24"/>
+        </w:rPr>
+      </w:pPr>
+      <w:r>
+        <w:rPr>
+          <w:rFonts w:cs="Arial"/>
+          <w:b/>
+          <w:bCs/>
+          <w:szCs w:val="24"/>
+        </w:rPr>
+        <w:t>2.7.2.5 - Cláusula 5 - Direitos do Cliente</w:t>
+      </w:r>
+    </w:p>
+    <w:p>
+      <w:pPr>
+        <w:pStyle w:val="TextoTCC"/>
+        <w:spacing w:after="120" w:line="360" w:lineRule="auto"/>
+        <w:ind w:firstLine="709"/>
+        <w:rPr>
+          <w:rFonts w:cs="Arial"/>
+          <w:szCs w:val="24"/>
+        </w:rPr>
+      </w:pPr>
+      <w:r>
+        <w:rPr>
+          <w:rFonts w:cs="Arial"/>
+          <w:szCs w:val="24"/>
+        </w:rPr>
+        <w:t>Ao contratar o sistema, o cliente passa a ter direito ao acesso às funcionalidades disponibilizadas pela plataforma durante toda a vigência contratual, desde que mantenha suas obrigações regularmente cumpridas.</w:t>
+      </w:r>
+    </w:p>
+    <w:p>
+      <w:pPr>
+        <w:pStyle w:val="TextoTCC"/>
+        <w:spacing w:after="120" w:line="360" w:lineRule="auto"/>
+        <w:ind w:firstLine="709"/>
+        <w:rPr>
+          <w:rFonts w:cs="Arial"/>
+          <w:szCs w:val="24"/>
+        </w:rPr>
+      </w:pPr>
+      <w:r>
+        <w:rPr>
+          <w:rFonts w:cs="Arial"/>
+          <w:szCs w:val="24"/>
+        </w:rPr>
+        <w:t>O cliente possui direito ao suporte técnico disponibilizado pela empresa, ao recebimento de atualizações da plataforma e à utilização dos recursos contratados sem limitações indevidas.</w:t>
+      </w:r>
+    </w:p>
+    <w:p>
+      <w:pPr>
+        <w:pStyle w:val="TextoTCC"/>
+        <w:spacing w:after="120" w:line="360" w:lineRule="auto"/>
+        <w:ind w:firstLine="709"/>
+        <w:rPr>
+          <w:rFonts w:cs="Arial"/>
+          <w:szCs w:val="24"/>
+        </w:rPr>
+      </w:pPr>
+      <w:r>
+        <w:rPr>
+          <w:rFonts w:cs="Arial"/>
+          <w:szCs w:val="24"/>
+        </w:rPr>
+        <w:t>Também é assegurado ao cliente o direito de solicitar a exportação dos dados armazenados no sistema, respeitando os limites técnicos e operacionais estabelecidos pela empresa desenvolvedora.</w:t>
+      </w:r>
+    </w:p>
+    <w:p>
+      <w:pPr>
+        <w:pStyle w:val="TextoTCC"/>
+        <w:spacing w:after="120" w:line="360" w:lineRule="auto"/>
+        <w:ind w:firstLine="709"/>
+        <w:rPr>
+          <w:rFonts w:cs="Arial"/>
+          <w:szCs w:val="24"/>
+        </w:rPr>
+      </w:pPr>
+      <w:r>
+        <w:rPr>
+          <w:rFonts w:cs="Arial"/>
+          <w:szCs w:val="24"/>
+        </w:rPr>
+        <w:t>Esses direitos encontram respaldo no Código Civil e, quando aplicável, no Código de Defesa do Consumidor, que asseguram transparência, cumprimento das obrigações contratadas e prestação adequada do serviço.</w:t>
+      </w:r>
+    </w:p>
+    <w:p>
+      <w:pPr>
+        <w:pStyle w:val="TextoTCC"/>
+        <w:spacing w:after="120" w:line="360" w:lineRule="auto"/>
+        <w:ind w:firstLine="0"/>
+        <w:rPr>
+          <w:rFonts w:cs="Arial"/>
+          <w:b/>
+          <w:bCs/>
+          <w:szCs w:val="24"/>
+        </w:rPr>
+      </w:pPr>
+      <w:r>
+        <w:rPr>
+          <w:rFonts w:cs="Arial"/>
+          <w:b/>
+          <w:bCs/>
+          <w:szCs w:val="24"/>
+        </w:rPr>
+        <w:t>2.7.2.6 - Cláusula 6 - Deveres do Cliente</w:t>
+      </w:r>
+    </w:p>
+    <w:p>
+      <w:pPr>
+        <w:pStyle w:val="TextoTCC"/>
+        <w:spacing w:after="120" w:line="360" w:lineRule="auto"/>
+        <w:ind w:firstLine="709"/>
+        <w:rPr>
+          <w:rFonts w:cs="Arial"/>
+          <w:szCs w:val="24"/>
+        </w:rPr>
+      </w:pPr>
+      <w:r>
+        <w:rPr>
+          <w:rFonts w:cs="Arial"/>
+          <w:szCs w:val="24"/>
+        </w:rPr>
+        <w:lastRenderedPageBreak/>
+        <w:t>Compete ao cliente efetuar o pagamento da mensalidade contratada no valor de R$ 200,00 (duzentos reais), até a data de vencimento previamente acordada entre as partes.</w:t>
+      </w:r>
+    </w:p>
+    <w:p>
+      <w:pPr>
+        <w:pStyle w:val="TextoTCC"/>
+        <w:spacing w:after="120" w:line="360" w:lineRule="auto"/>
+        <w:ind w:firstLine="709"/>
+        <w:rPr>
+          <w:rFonts w:cs="Arial"/>
+          <w:szCs w:val="24"/>
+        </w:rPr>
+      </w:pPr>
+      <w:r>
+        <w:rPr>
+          <w:rFonts w:cs="Arial"/>
+          <w:szCs w:val="24"/>
+        </w:rPr>
+        <w:t>Em caso de atraso no pagamento, poderão ser aplicados multa de 2% sobre o valor devido, juros de mora de 1% ao mês e correção monetária pelo índice IPCA ou por outro índice oficial que venha a substituí-lo.</w:t>
+      </w:r>
+    </w:p>
+    <w:p>
+      <w:pPr>
+        <w:pStyle w:val="TextoTCC"/>
+        <w:spacing w:after="120" w:line="360" w:lineRule="auto"/>
+        <w:ind w:firstLine="709"/>
+        <w:rPr>
+          <w:rFonts w:cs="Arial"/>
+          <w:szCs w:val="24"/>
+        </w:rPr>
+      </w:pPr>
+      <w:r>
+        <w:rPr>
+          <w:rFonts w:cs="Arial"/>
+          <w:szCs w:val="24"/>
+        </w:rPr>
+        <w:t>O atraso superior a 15 dias poderá autorizar a suspensão temporária do acesso à plataforma até a regularização da pendência financeira. Durante esse período, os dados permanecerão armazenados pela empresa desenvolvedora.</w:t>
+      </w:r>
+    </w:p>
+    <w:p>
+      <w:pPr>
+        <w:pStyle w:val="TextoTCC"/>
+        <w:spacing w:after="120" w:line="360" w:lineRule="auto"/>
+        <w:ind w:firstLine="709"/>
+        <w:rPr>
+          <w:rFonts w:cs="Arial"/>
+          <w:szCs w:val="24"/>
+        </w:rPr>
+      </w:pPr>
+      <w:r>
+        <w:rPr>
+          <w:rFonts w:cs="Arial"/>
+          <w:szCs w:val="24"/>
+        </w:rPr>
+        <w:t>O atraso superior a 30 dias poderá resultar na rescisão unilateral do contrato por parte da Stock ERP, com consequente cancelamento do acesso ao sistema.</w:t>
+      </w:r>
+    </w:p>
+    <w:p>
+      <w:pPr>
+        <w:pStyle w:val="TextoTCC"/>
+        <w:spacing w:after="120" w:line="360" w:lineRule="auto"/>
+        <w:ind w:firstLine="709"/>
+        <w:rPr>
+          <w:rFonts w:cs="Arial"/>
+          <w:szCs w:val="24"/>
+        </w:rPr>
+      </w:pPr>
+      <w:r>
+        <w:rPr>
+          <w:rFonts w:cs="Arial"/>
+          <w:szCs w:val="24"/>
+        </w:rPr>
+        <w:t>Após a rescisão contratual por inadimplência, os dados do cliente permanecerão armazenados pelo prazo de 60 dias corridos, período durante o qual poderá ser solicitada a exportação das informações. Após esse prazo, os dados poderão ser excluídos de forma definitiva, respeitadas as obrigações legais aplicáveis.</w:t>
+      </w:r>
+    </w:p>
+    <w:p>
+      <w:pPr>
+        <w:pStyle w:val="TextoTCC"/>
+        <w:spacing w:after="120" w:line="360" w:lineRule="auto"/>
+        <w:ind w:firstLine="709"/>
+        <w:rPr>
+          <w:rFonts w:cs="Arial"/>
+          <w:szCs w:val="24"/>
+        </w:rPr>
+      </w:pPr>
+      <w:r>
+        <w:rPr>
+          <w:rFonts w:cs="Arial"/>
+          <w:szCs w:val="24"/>
+        </w:rPr>
+        <w:t>O cliente deverá utilizar a plataforma exclusivamente para fins legítimos e relacionados à gestão de suas atividades empresariais, responsabilizando-se pela veracidade, legalidade e atualização das informações inseridas no sistema.</w:t>
+      </w:r>
+    </w:p>
+    <w:p>
+      <w:pPr>
+        <w:pStyle w:val="TextoTCC"/>
+        <w:spacing w:after="120" w:line="360" w:lineRule="auto"/>
+        <w:ind w:firstLine="709"/>
+        <w:rPr>
+          <w:rFonts w:cs="Arial"/>
+          <w:szCs w:val="24"/>
+        </w:rPr>
+      </w:pPr>
+      <w:r>
+        <w:rPr>
+          <w:rFonts w:cs="Arial"/>
+          <w:szCs w:val="24"/>
+        </w:rPr>
+        <w:t>É responsabilidade do cliente manter a confidencialidade de suas credenciais de acesso, comprometendo-se a não compartilhar usuários e senhas com terceiros não autorizados.</w:t>
+      </w:r>
+    </w:p>
+    <w:p>
+      <w:pPr>
+        <w:pStyle w:val="TextoTCC"/>
+        <w:spacing w:after="120" w:line="360" w:lineRule="auto"/>
+        <w:ind w:firstLine="709"/>
+        <w:rPr>
+          <w:rFonts w:cs="Arial"/>
+          <w:szCs w:val="24"/>
+        </w:rPr>
+      </w:pPr>
+      <w:r>
+        <w:rPr>
+          <w:rFonts w:cs="Arial"/>
+          <w:szCs w:val="24"/>
+        </w:rPr>
+        <w:t>É vedada qualquer tentativa de engenharia reversa, cópia, reprodução, modificação, comercialização, sublicenciamento ou redistribuição da plataforma sem autorização expressa da empresa desenvolvedora.</w:t>
+      </w:r>
+    </w:p>
+    <w:p>
+      <w:pPr>
+        <w:pStyle w:val="TextoTCC"/>
+        <w:spacing w:after="120" w:line="360" w:lineRule="auto"/>
+        <w:ind w:firstLine="709"/>
+        <w:rPr>
+          <w:rFonts w:cs="Arial"/>
+          <w:szCs w:val="24"/>
+        </w:rPr>
+      </w:pPr>
+      <w:r>
+        <w:rPr>
+          <w:rFonts w:cs="Arial"/>
+          <w:szCs w:val="24"/>
+        </w:rPr>
+        <w:t>Os deveres do cliente encontram fundamento no Código Civil, na Lei do Software, na Lei de Direitos Autorais, na Lei da Propriedade Industrial e na LGPD.</w:t>
+      </w:r>
+    </w:p>
+    <w:p>
+      <w:pPr>
+        <w:pStyle w:val="TextoTCC"/>
+        <w:spacing w:after="120" w:line="360" w:lineRule="auto"/>
+        <w:ind w:firstLine="0"/>
+        <w:rPr>
+          <w:rFonts w:cs="Arial"/>
+          <w:b/>
+          <w:bCs/>
+          <w:szCs w:val="24"/>
+        </w:rPr>
+      </w:pPr>
+      <w:r>
+        <w:rPr>
+          <w:rFonts w:cs="Arial"/>
+          <w:b/>
+          <w:bCs/>
+          <w:szCs w:val="24"/>
+        </w:rPr>
+        <w:t>2.7.2.7 - Cláusula 7 - Proteção de Dados</w:t>
+      </w:r>
+    </w:p>
+    <w:p>
+      <w:pPr>
+        <w:pStyle w:val="TextoTCC"/>
+        <w:spacing w:after="120" w:line="360" w:lineRule="auto"/>
+        <w:ind w:firstLine="709"/>
+        <w:rPr>
+          <w:rFonts w:cs="Arial"/>
+          <w:szCs w:val="24"/>
+        </w:rPr>
+      </w:pPr>
+      <w:r>
+        <w:rPr>
+          <w:rFonts w:cs="Arial"/>
+          <w:szCs w:val="24"/>
+        </w:rPr>
+        <w:t>A proteção de dados constitui um dos principais pilares da operação do Stock ERP. Em conformidade com a LGPD, a empresa compromete-se a adotar medidas técnicas e administrativas destinadas à proteção das informações armazenadas no sistema.</w:t>
+      </w:r>
+    </w:p>
+    <w:p>
+      <w:pPr>
+        <w:pStyle w:val="TextoTCC"/>
+        <w:spacing w:after="120" w:line="360" w:lineRule="auto"/>
+        <w:ind w:firstLine="709"/>
+        <w:rPr>
+          <w:rFonts w:cs="Arial"/>
+          <w:szCs w:val="24"/>
+        </w:rPr>
+      </w:pPr>
+      <w:r>
+        <w:rPr>
+          <w:rFonts w:cs="Arial"/>
+          <w:szCs w:val="24"/>
+        </w:rPr>
+        <w:lastRenderedPageBreak/>
+        <w:t>Essas medidas incluem mecanismos de autenticação, controle de acesso, monitoramento de atividades, armazenamento seguro e procedimentos destinados à prevenção de acessos não autorizados, perdas, vazamentos, destruição, alteração ou qualquer forma de tratamento inadequado dos dados processados pela plataforma.</w:t>
+      </w:r>
+    </w:p>
+    <w:p>
+      <w:pPr>
+        <w:pStyle w:val="TextoTCC"/>
+        <w:spacing w:after="120" w:line="360" w:lineRule="auto"/>
+        <w:ind w:firstLine="709"/>
+        <w:rPr>
+          <w:rFonts w:cs="Arial"/>
+          <w:szCs w:val="24"/>
+        </w:rPr>
+      </w:pPr>
+      <w:r>
+        <w:rPr>
+          <w:rFonts w:cs="Arial"/>
+          <w:szCs w:val="24"/>
+        </w:rPr>
+        <w:t>A Stock ERP compromete-se a tratar os dados armazenados exclusivamente para fins relacionados à prestação dos serviços contratados, observando os princípios da finalidade, necessidade, adequação, segurança e transparência previstos na legislação vigente.</w:t>
+      </w:r>
+    </w:p>
+    <w:p>
+      <w:pPr>
+        <w:pStyle w:val="TextoTCC"/>
+        <w:spacing w:after="120" w:line="360" w:lineRule="auto"/>
+        <w:ind w:firstLine="709"/>
+        <w:rPr>
+          <w:rFonts w:cs="Arial"/>
+          <w:szCs w:val="24"/>
+        </w:rPr>
+      </w:pPr>
+      <w:r>
+        <w:rPr>
+          <w:rFonts w:cs="Arial"/>
+          <w:szCs w:val="24"/>
+        </w:rPr>
+        <w:t>O cliente permanece responsável pela legitimidade, exatidão e legalidade dos dados inseridos no sistema, devendo garantir que sua coleta, armazenamento e utilização estejam em conformidade com a legislação aplicável.</w:t>
+      </w:r>
+    </w:p>
+    <w:p>
+      <w:pPr>
+        <w:pStyle w:val="TextoTCC"/>
+        <w:spacing w:after="120" w:line="360" w:lineRule="auto"/>
+        <w:ind w:firstLine="709"/>
+        <w:rPr>
+          <w:rFonts w:cs="Arial"/>
+          <w:szCs w:val="24"/>
+        </w:rPr>
+      </w:pPr>
+      <w:r>
+        <w:rPr>
+          <w:rFonts w:cs="Arial"/>
+          <w:szCs w:val="24"/>
+        </w:rPr>
+        <w:t>Na hipótese de identificação de incidente de segurança que possa acarretar risco ou dano relevante aos titulares dos dados, a Stock ERP compromete-se a adotar medidas de contenção, investigação e comunicação às autoridades competentes e aos usuários afetados, quando exigido pela legislação vigente.</w:t>
+      </w:r>
+    </w:p>
+    <w:p>
+      <w:pPr>
+        <w:pStyle w:val="TextoTCC"/>
+        <w:spacing w:after="120" w:line="360" w:lineRule="auto"/>
+        <w:ind w:firstLine="709"/>
+        <w:rPr>
+          <w:rFonts w:cs="Arial"/>
+          <w:szCs w:val="24"/>
+        </w:rPr>
+      </w:pPr>
+      <w:r>
+        <w:rPr>
+          <w:rFonts w:cs="Arial"/>
+          <w:szCs w:val="24"/>
+        </w:rPr>
+        <w:t>Em caso de encerramento da relação contratual, os dados permanecerão armazenados pelo prazo de 60 dias corridos para eventual exportação pelo cliente. Após esse período, as informações poderão ser eliminadas de forma segura, ressalvadas as hipóteses em que a legislação exigir sua manutenção por prazo superior.</w:t>
+      </w:r>
+    </w:p>
+    <w:p>
+      <w:pPr>
+        <w:pStyle w:val="TextoTCC"/>
+        <w:spacing w:after="120" w:line="360" w:lineRule="auto"/>
+        <w:ind w:firstLine="709"/>
+        <w:rPr>
+          <w:rFonts w:cs="Arial"/>
+          <w:szCs w:val="24"/>
+        </w:rPr>
+      </w:pPr>
+      <w:r>
+        <w:rPr>
+          <w:rFonts w:cs="Arial"/>
+          <w:szCs w:val="24"/>
+        </w:rPr>
+        <w:t>Essa cláusula encontra fundamento principalmente na LGPD, especialmente nas disposições sobre segurança, boas práticas e proteção dos dados pessoais, além do Marco Civil da Internet e do Código Civil.</w:t>
+      </w:r>
+    </w:p>
+    <w:p>
+      <w:pPr>
+        <w:pStyle w:val="TextoTCC"/>
+        <w:spacing w:after="120" w:line="360" w:lineRule="auto"/>
+        <w:ind w:firstLine="0"/>
+        <w:rPr>
+          <w:rFonts w:cs="Arial"/>
+          <w:b/>
+          <w:bCs/>
+          <w:szCs w:val="24"/>
+        </w:rPr>
+      </w:pPr>
+      <w:r>
+        <w:rPr>
+          <w:rFonts w:cs="Arial"/>
+          <w:b/>
+          <w:bCs/>
+          <w:szCs w:val="24"/>
+        </w:rPr>
+        <w:t>2.7.2.8 - Cláusula 8 - Propriedade Intelectual</w:t>
+      </w:r>
+    </w:p>
+    <w:p>
+      <w:pPr>
+        <w:pStyle w:val="TextoTCC"/>
+        <w:spacing w:after="120" w:line="360" w:lineRule="auto"/>
+        <w:ind w:firstLine="709"/>
+        <w:rPr>
+          <w:rFonts w:cs="Arial"/>
+          <w:szCs w:val="24"/>
+        </w:rPr>
+      </w:pPr>
+      <w:r>
+        <w:rPr>
+          <w:rFonts w:cs="Arial"/>
+          <w:szCs w:val="24"/>
+        </w:rPr>
+        <w:t>Todos os elementos relacionados ao Stock ERP encontram-se protegidos pela legislação brasileira de propriedade intelectual, especialmente pela Lei do Software, Lei de Direitos Autorais e Lei da Propriedade Industrial.</w:t>
+      </w:r>
+    </w:p>
+    <w:p>
+      <w:pPr>
+        <w:pStyle w:val="TextoTCC"/>
+        <w:spacing w:after="120" w:line="360" w:lineRule="auto"/>
+        <w:ind w:firstLine="709"/>
+        <w:rPr>
+          <w:rFonts w:cs="Arial"/>
+          <w:szCs w:val="24"/>
+        </w:rPr>
+      </w:pPr>
+      <w:r>
+        <w:rPr>
+          <w:rFonts w:cs="Arial"/>
+          <w:szCs w:val="24"/>
+        </w:rPr>
+        <w:t>Essa proteção abrange o código-fonte do sistema, banco de dados, relatórios, algoritmos, documentação técnica, manuais de utilização, interfaces gráficas, identidade visual, logotipos, marcas, processos internos e quaisquer outros recursos desenvolvidos pela empresa.</w:t>
+      </w:r>
+    </w:p>
+    <w:p>
+      <w:pPr>
+        <w:pStyle w:val="TextoTCC"/>
+        <w:spacing w:after="120" w:line="360" w:lineRule="auto"/>
+        <w:ind w:firstLine="709"/>
+        <w:rPr>
+          <w:rFonts w:cs="Arial"/>
+          <w:szCs w:val="24"/>
+        </w:rPr>
+      </w:pPr>
+      <w:r>
+        <w:rPr>
+          <w:rFonts w:cs="Arial"/>
+          <w:szCs w:val="24"/>
+        </w:rPr>
+        <w:lastRenderedPageBreak/>
+        <w:t>A utilização da plataforma não implica transferência de qualquer direito de propriedade intelectual ao cliente, permanecendo sua titularidade exclusiva sob responsabilidade da Stock ERP.</w:t>
+      </w:r>
+    </w:p>
+    <w:p>
+      <w:pPr>
+        <w:pStyle w:val="TextoTCC"/>
+        <w:spacing w:after="120" w:line="360" w:lineRule="auto"/>
+        <w:ind w:firstLine="709"/>
+        <w:rPr>
+          <w:rFonts w:cs="Arial"/>
+          <w:szCs w:val="24"/>
+        </w:rPr>
+      </w:pPr>
+      <w:r>
+        <w:rPr>
+          <w:rFonts w:cs="Arial"/>
+          <w:szCs w:val="24"/>
+        </w:rPr>
+        <w:t>É expressamente proibida a reprodução, cópia, modificação, adaptação, engenharia reversa, descompilação, comercialização, sublicenciamento, cessão ou qualquer forma de exploração não autorizada da plataforma ou de seus componentes.</w:t>
+      </w:r>
+    </w:p>
+    <w:p>
+      <w:pPr>
+        <w:pStyle w:val="TextoTCC"/>
+        <w:spacing w:after="120" w:line="360" w:lineRule="auto"/>
+        <w:ind w:firstLine="709"/>
+        <w:rPr>
+          <w:rFonts w:cs="Arial"/>
+          <w:szCs w:val="24"/>
+        </w:rPr>
+      </w:pPr>
+      <w:r>
+        <w:rPr>
+          <w:rFonts w:cs="Arial"/>
+          <w:szCs w:val="24"/>
+        </w:rPr>
+        <w:t>Na hipótese de identificação de uso indevido, reprodução não autorizada ou qualquer violação dos direitos de propriedade intelectual, a Stock ERP poderá suspender o acesso do infrator, rescindir o contrato e adotar as medidas judiciais cabíveis para reparação dos danos sofridos.</w:t>
+      </w:r>
+    </w:p>
+    <w:p>
+      <w:pPr>
+        <w:pStyle w:val="TextoTCC"/>
+        <w:spacing w:after="120" w:line="360" w:lineRule="auto"/>
+        <w:ind w:firstLine="0"/>
+        <w:rPr>
+          <w:rFonts w:cs="Arial"/>
+          <w:b/>
+          <w:bCs/>
+          <w:szCs w:val="24"/>
+        </w:rPr>
+      </w:pPr>
+      <w:r>
+        <w:rPr>
+          <w:rFonts w:cs="Arial"/>
+          <w:b/>
+          <w:bCs/>
+          <w:szCs w:val="24"/>
+        </w:rPr>
+        <w:t>2.7.2.9 - Cláusula 9 - Confidencialidade</w:t>
+      </w:r>
+    </w:p>
+    <w:p>
+      <w:pPr>
+        <w:pStyle w:val="TextoTCC"/>
+        <w:spacing w:after="120" w:line="360" w:lineRule="auto"/>
+        <w:ind w:firstLine="709"/>
+        <w:rPr>
+          <w:rFonts w:cs="Arial"/>
+          <w:szCs w:val="24"/>
+        </w:rPr>
+      </w:pPr>
+      <w:r>
+        <w:rPr>
+          <w:rFonts w:cs="Arial"/>
+          <w:szCs w:val="24"/>
+        </w:rPr>
+        <w:t>As partes comprometem-se a preservar o sigilo de todas as informações técnicas, comerciais, estratégicas, financeiras, operacionais ou de qualquer outra natureza classificadas como confidenciais e compartilhadas durante a execução da relação contratual.</w:t>
+      </w:r>
+    </w:p>
+    <w:p>
+      <w:pPr>
+        <w:pStyle w:val="TextoTCC"/>
+        <w:spacing w:after="120" w:line="360" w:lineRule="auto"/>
+        <w:ind w:firstLine="709"/>
+        <w:rPr>
+          <w:rFonts w:cs="Arial"/>
+          <w:szCs w:val="24"/>
+        </w:rPr>
+      </w:pPr>
+      <w:r>
+        <w:rPr>
+          <w:rFonts w:cs="Arial"/>
+          <w:szCs w:val="24"/>
+        </w:rPr>
+        <w:t>A obrigação de confidencialidade aplica-se a dados empresariais, documentos internos, relatórios, informações financeiras, estratégias de negócio, códigos, documentação técnica e quaisquer outros conteúdos que possam gerar vantagem competitiva ou prejuízo em caso de divulgação indevida.</w:t>
+      </w:r>
+    </w:p>
+    <w:p>
+      <w:pPr>
+        <w:pStyle w:val="TextoTCC"/>
+        <w:spacing w:after="120" w:line="360" w:lineRule="auto"/>
+        <w:ind w:firstLine="709"/>
+        <w:rPr>
+          <w:rFonts w:cs="Arial"/>
+          <w:szCs w:val="24"/>
+        </w:rPr>
+      </w:pPr>
+      <w:r>
+        <w:rPr>
+          <w:rFonts w:cs="Arial"/>
+          <w:szCs w:val="24"/>
+        </w:rPr>
+        <w:t>As informações confidenciais não poderão ser divulgadas, reproduzidas, compartilhadas ou utilizadas para finalidade diversa daquela prevista na relação contratual sem autorização prévia e expressa da parte proprietária das informações.</w:t>
+      </w:r>
+    </w:p>
+    <w:p>
+      <w:pPr>
+        <w:pStyle w:val="TextoTCC"/>
+        <w:spacing w:after="120" w:line="360" w:lineRule="auto"/>
+        <w:ind w:firstLine="709"/>
+        <w:rPr>
+          <w:rFonts w:cs="Arial"/>
+          <w:szCs w:val="24"/>
+        </w:rPr>
+      </w:pPr>
+      <w:r>
+        <w:rPr>
+          <w:rFonts w:cs="Arial"/>
+          <w:szCs w:val="24"/>
+        </w:rPr>
+        <w:t>A obrigação de sigilo permanecerá válida durante toda a vigência do contrato e após seu encerramento, salvo quando a divulgação for exigida por determinação legal ou judicial.</w:t>
+      </w:r>
+    </w:p>
+    <w:p>
+      <w:pPr>
+        <w:pStyle w:val="TextoTCC"/>
+        <w:spacing w:after="120" w:line="360" w:lineRule="auto"/>
+        <w:ind w:firstLine="709"/>
+        <w:rPr>
+          <w:rFonts w:cs="Arial"/>
+          <w:szCs w:val="24"/>
+        </w:rPr>
+      </w:pPr>
+      <w:r>
+        <w:rPr>
+          <w:rFonts w:cs="Arial"/>
+          <w:szCs w:val="24"/>
+        </w:rPr>
+        <w:t>O descumprimento desta cláusula poderá ensejar a rescisão imediata do contrato, sem prejuízo da responsabilização civil da parte infratora pelas perdas e danos eventualmente causados.</w:t>
+      </w:r>
+    </w:p>
+    <w:p>
+      <w:pPr>
+        <w:pStyle w:val="TextoTCC"/>
+        <w:spacing w:after="120" w:line="360" w:lineRule="auto"/>
+        <w:ind w:firstLine="0"/>
+        <w:rPr>
+          <w:rFonts w:cs="Arial"/>
+          <w:b/>
+          <w:bCs/>
+          <w:szCs w:val="24"/>
+        </w:rPr>
+      </w:pPr>
+      <w:r>
+        <w:rPr>
+          <w:rFonts w:cs="Arial"/>
+          <w:b/>
+          <w:bCs/>
+          <w:szCs w:val="24"/>
+        </w:rPr>
+        <w:t>2.7.2.10 - Cláusula 10 - Rescisão</w:t>
+      </w:r>
+    </w:p>
+    <w:p>
+      <w:pPr>
+        <w:pStyle w:val="TextoTCC"/>
+        <w:spacing w:after="120" w:line="360" w:lineRule="auto"/>
+        <w:ind w:firstLine="709"/>
+        <w:rPr>
+          <w:rFonts w:cs="Arial"/>
+          <w:szCs w:val="24"/>
+        </w:rPr>
+      </w:pPr>
+      <w:r>
+        <w:rPr>
+          <w:rFonts w:cs="Arial"/>
+          <w:szCs w:val="24"/>
+        </w:rPr>
+        <w:t>O contrato poderá ser rescindido por comum acordo entre as partes, mediante manifestação expressa e formalizada por escrito.</w:t>
+      </w:r>
+    </w:p>
+    <w:p>
+      <w:pPr>
+        <w:pStyle w:val="TextoTCC"/>
+        <w:spacing w:after="120" w:line="360" w:lineRule="auto"/>
+        <w:ind w:firstLine="709"/>
+        <w:rPr>
+          <w:rFonts w:cs="Arial"/>
+          <w:szCs w:val="24"/>
+        </w:rPr>
+      </w:pPr>
+      <w:r>
+        <w:rPr>
+          <w:rFonts w:cs="Arial"/>
+          <w:szCs w:val="24"/>
+        </w:rPr>
+        <w:lastRenderedPageBreak/>
+        <w:t>A Stock ERP poderá rescindir unilateralmente o contrato em caso de inadimplência superior a 30 dias, utilização indevida da plataforma, violação dos direitos de propriedade intelectual, descumprimento das obrigações contratuais ou prática de atos que comprometam a segurança, a integridade ou o funcionamento do sistema.</w:t>
+      </w:r>
+    </w:p>
+    <w:p>
+      <w:pPr>
+        <w:pStyle w:val="TextoTCC"/>
+        <w:spacing w:after="120" w:line="360" w:lineRule="auto"/>
+        <w:ind w:firstLine="709"/>
+        <w:rPr>
+          <w:rFonts w:cs="Arial"/>
+          <w:szCs w:val="24"/>
+        </w:rPr>
+      </w:pPr>
+      <w:r>
+        <w:rPr>
+          <w:rFonts w:cs="Arial"/>
+          <w:szCs w:val="24"/>
+        </w:rPr>
+        <w:t>O cliente poderá rescindir o contrato mediante comunicação formal com antecedência mínima de 30 dias, permanecendo responsável pelos valores eventualmente vencidos até a data efetiva do encerramento.</w:t>
+      </w:r>
+    </w:p>
+    <w:p>
+      <w:pPr>
+        <w:pStyle w:val="TextoTCC"/>
+        <w:spacing w:after="120" w:line="360" w:lineRule="auto"/>
+        <w:ind w:firstLine="709"/>
+        <w:rPr>
+          <w:rFonts w:cs="Arial"/>
+          <w:szCs w:val="24"/>
+        </w:rPr>
+      </w:pPr>
+      <w:r>
+        <w:rPr>
+          <w:rFonts w:cs="Arial"/>
+          <w:szCs w:val="24"/>
+        </w:rPr>
+        <w:t>Em caso de rescisão, o acesso à plataforma será encerrado, permanecendo os dados armazenados por até 60 dias corridos para eventual exportação pelo cliente. Após esse período, as informações poderão ser excluídas de forma definitiva, observadas as exigências legais aplicáveis.</w:t>
+      </w:r>
+    </w:p>
+    <w:p>
+      <w:pPr>
+        <w:pStyle w:val="TextoTCC"/>
+        <w:spacing w:after="120" w:line="360" w:lineRule="auto"/>
+        <w:ind w:firstLine="709"/>
+        <w:rPr>
+          <w:rFonts w:cs="Arial"/>
+          <w:szCs w:val="24"/>
+        </w:rPr>
+      </w:pPr>
+      <w:r>
+        <w:rPr>
+          <w:rFonts w:cs="Arial"/>
+          <w:szCs w:val="24"/>
+        </w:rPr>
+        <w:t>A rescisão não afasta a responsabilidade das partes por obrigações assumidas anteriormente nem prejudica o direito de eventual reparação por perdas e danos decorrentes de descumprimento contratual.</w:t>
+      </w:r>
+    </w:p>
+    <w:p>
+      <w:pPr>
+        <w:pStyle w:val="TextoTCC"/>
+        <w:spacing w:after="120" w:line="360" w:lineRule="auto"/>
+        <w:ind w:firstLine="0"/>
+        <w:rPr>
+          <w:rFonts w:cs="Arial"/>
+          <w:b/>
+          <w:bCs/>
+          <w:szCs w:val="24"/>
+        </w:rPr>
+      </w:pPr>
+      <w:r>
+        <w:rPr>
+          <w:rFonts w:cs="Arial"/>
+          <w:b/>
+          <w:bCs/>
+          <w:szCs w:val="24"/>
+        </w:rPr>
+        <w:t>2.7.2.11 - Cláusula 11 - Foro</w:t>
+      </w:r>
+    </w:p>
+    <w:p>
+      <w:pPr>
+        <w:pStyle w:val="TextoTCC"/>
+        <w:spacing w:after="120" w:line="360" w:lineRule="auto"/>
+        <w:ind w:firstLine="709"/>
+        <w:rPr>
+          <w:rFonts w:cs="Arial"/>
+          <w:szCs w:val="24"/>
+        </w:rPr>
+      </w:pPr>
+      <w:r>
+        <w:rPr>
+          <w:rFonts w:cs="Arial"/>
+          <w:szCs w:val="24"/>
+        </w:rPr>
+        <w:t>Para dirimir eventuais conflitos decorrentes da interpretação, execução ou descumprimento do contrato, fica eleito o foro da Comarca de Mogi Guaçu, Estado de São Paulo, com renúncia expressa de qualquer outro, por mais privilegiado que seja.</w:t>
+      </w:r>
+    </w:p>
+    <w:p>
+      <w:pPr>
+        <w:pStyle w:val="TextoTCC"/>
+        <w:spacing w:after="120" w:line="360" w:lineRule="auto"/>
+        <w:ind w:firstLine="709"/>
+        <w:rPr>
+          <w:rFonts w:cs="Arial"/>
+          <w:szCs w:val="24"/>
+        </w:rPr>
+      </w:pPr>
+      <w:r>
+        <w:rPr>
+          <w:rFonts w:cs="Arial"/>
+          <w:szCs w:val="24"/>
+        </w:rPr>
+        <w:t>A escolha do foro busca proporcionar previsibilidade, segurança jurídica e eficiência na resolução de controvérsias relacionadas à utilização da plataforma Stock ERP.</w:t>
+      </w:r>
+    </w:p>
+    <w:p>
+      <w:pPr>
+        <w:pStyle w:val="TextoTCC"/>
+        <w:spacing w:after="120" w:line="360" w:lineRule="auto"/>
+        <w:ind w:firstLine="709"/>
+        <w:rPr>
+          <w:rFonts w:cs="Arial"/>
+          <w:szCs w:val="24"/>
+        </w:rPr>
+      </w:pPr>
+      <w:r>
+        <w:rPr>
+          <w:rFonts w:cs="Arial"/>
+          <w:szCs w:val="24"/>
+        </w:rPr>
+        <w:t>Essa cláusula encontra fundamento no Código de Processo Civil, que permite às partes estabelecerem previamente o foro competente para análise de conflitos decorrentes da relação contratual.</w:t>
+      </w:r>
+    </w:p>
+    <w:p>
+      <w:pPr>
+        <w:pStyle w:val="TextoTCC"/>
+        <w:spacing w:after="120" w:line="360" w:lineRule="auto"/>
+        <w:ind w:firstLine="0"/>
+        <w:rPr>
+          <w:rFonts w:cs="Arial"/>
+          <w:b/>
+          <w:bCs/>
+          <w:szCs w:val="24"/>
+        </w:rPr>
+      </w:pPr>
+      <w:r>
+        <w:rPr>
+          <w:rFonts w:cs="Arial"/>
+          <w:b/>
+          <w:bCs/>
+          <w:szCs w:val="24"/>
+        </w:rPr>
+        <w:t>2.7.2.12 - Cláusula 12 - Limitação de Responsabilidade</w:t>
+      </w:r>
+    </w:p>
+    <w:p>
+      <w:pPr>
+        <w:pStyle w:val="TextoTCC"/>
+        <w:spacing w:after="120" w:line="360" w:lineRule="auto"/>
+        <w:ind w:firstLine="709"/>
+        <w:rPr>
+          <w:rFonts w:cs="Arial"/>
+          <w:szCs w:val="24"/>
+        </w:rPr>
+      </w:pPr>
+      <w:r>
+        <w:rPr>
+          <w:rFonts w:cs="Arial"/>
+          <w:szCs w:val="24"/>
+        </w:rPr>
+        <w:t>A Stock ERP compromete-se a disponibilizar a plataforma em conformidade com as funcionalidades descritas no contrato, observadas as condições técnicas necessárias para sua adequada utilização.</w:t>
+      </w:r>
+    </w:p>
+    <w:p>
+      <w:pPr>
+        <w:pStyle w:val="TextoTCC"/>
+        <w:spacing w:after="120" w:line="360" w:lineRule="auto"/>
+        <w:ind w:firstLine="709"/>
+        <w:rPr>
+          <w:rFonts w:cs="Arial"/>
+          <w:szCs w:val="24"/>
+        </w:rPr>
+      </w:pPr>
+      <w:r>
+        <w:rPr>
+          <w:rFonts w:cs="Arial"/>
+          <w:szCs w:val="24"/>
+        </w:rPr>
+        <w:t xml:space="preserve">A empresa não será responsável por prejuízos, perdas de dados, interrupções de atividades, lucros cessantes ou quaisquer danos decorrentes de uso inadequado </w:t>
+      </w:r>
+      <w:r>
+        <w:rPr>
+          <w:rFonts w:cs="Arial"/>
+          <w:szCs w:val="24"/>
+        </w:rPr>
+        <w:lastRenderedPageBreak/>
+        <w:t>da plataforma pelo cliente, fornecimento de informações incorretas, incompletas ou desatualizadas, compartilhamento indevido de credenciais de acesso ou descumprimento das orientações de utilização do sistema.</w:t>
+      </w:r>
+    </w:p>
+    <w:p>
+      <w:pPr>
+        <w:pStyle w:val="TextoTCC"/>
+        <w:spacing w:after="120" w:line="360" w:lineRule="auto"/>
+        <w:ind w:firstLine="709"/>
+        <w:rPr>
+          <w:rFonts w:cs="Arial"/>
+          <w:szCs w:val="24"/>
+        </w:rPr>
+      </w:pPr>
+      <w:r>
+        <w:rPr>
+          <w:rFonts w:cs="Arial"/>
+          <w:szCs w:val="24"/>
+        </w:rPr>
+        <w:t>A Stock ERP também não responderá por falhas decorrentes de problemas de conexão à internet, interrupções em serviços de telecomunicações, indisponibilidade de provedores de hospedagem, falhas em equipamentos, softwares ou infraestrutura pertencentes ao cliente ou a terceiros.</w:t>
+      </w:r>
+    </w:p>
+    <w:p>
+      <w:pPr>
+        <w:pStyle w:val="TextoTCC"/>
+        <w:spacing w:after="120" w:line="360" w:lineRule="auto"/>
+        <w:ind w:firstLine="709"/>
+        <w:rPr>
+          <w:rFonts w:cs="Arial"/>
+          <w:szCs w:val="24"/>
+        </w:rPr>
+      </w:pPr>
+      <w:r>
+        <w:rPr>
+          <w:rFonts w:cs="Arial"/>
+          <w:szCs w:val="24"/>
+        </w:rPr>
+        <w:t>Não haverá responsabilização da empresa por eventos caracterizados como caso fortuito ou força maior, incluindo desastres naturais, incêndios, enchentes, ataques cibernéticos de grande escala, falhas generalizadas de energia elétrica, determinações governamentais ou circunstâncias alheias ao controle razoável da empresa.</w:t>
+      </w:r>
+    </w:p>
+    <w:p>
+      <w:pPr>
+        <w:pStyle w:val="TextoTCC"/>
+        <w:spacing w:after="120" w:line="360" w:lineRule="auto"/>
+        <w:ind w:firstLine="709"/>
+        <w:rPr>
+          <w:rFonts w:cs="Arial"/>
+          <w:szCs w:val="24"/>
+        </w:rPr>
+      </w:pPr>
+      <w:r>
+        <w:rPr>
+          <w:rFonts w:cs="Arial"/>
+          <w:szCs w:val="24"/>
+        </w:rPr>
+        <w:t>Nada nesta cláusula afasta a responsabilidade da Stock ERP por dolo, fraude, violação comprovada da legislação vigente ou descumprimento deliberado das obrigações expressamente assumidas no instrumento contratual.</w:t>
+      </w:r>
+    </w:p>
+    <w:p>
+      <w:pPr>
+        <w:pStyle w:val="TextoTCC"/>
+        <w:spacing w:after="120" w:line="360" w:lineRule="auto"/>
+        <w:ind w:firstLine="709"/>
+        <w:rPr>
+          <w:rFonts w:cs="Arial"/>
+          <w:szCs w:val="24"/>
+        </w:rPr>
+      </w:pPr>
+      <w:r>
+        <w:rPr>
+          <w:rFonts w:cs="Arial"/>
+          <w:szCs w:val="24"/>
+        </w:rPr>
+        <w:t>A limitação de responsabilidade encontra fundamento no Código Civil, no Marco Civil da Internet, na LGPD e nas demais normas aplicáveis aos serviços digitais.</w:t>
+      </w:r>
+    </w:p>
+    <w:p>
+      <w:pPr>
+        <w:pStyle w:val="TextoTCC"/>
+        <w:spacing w:after="120" w:line="360" w:lineRule="auto"/>
+        <w:ind w:firstLine="0"/>
+        <w:rPr>
+          <w:rFonts w:cs="Arial"/>
+          <w:b/>
+          <w:bCs/>
+          <w:szCs w:val="24"/>
+        </w:rPr>
+      </w:pPr>
+      <w:r>
+        <w:rPr>
+          <w:rFonts w:cs="Arial"/>
+          <w:b/>
+          <w:bCs/>
+          <w:szCs w:val="24"/>
+        </w:rPr>
+        <w:t>2.7.3 - Contrato de Licença de Uso</w:t>
+      </w:r>
+    </w:p>
+    <w:p>
+      <w:pPr>
+        <w:pStyle w:val="TextoTCC"/>
+        <w:spacing w:after="120" w:line="360" w:lineRule="auto"/>
+        <w:ind w:firstLine="709"/>
+        <w:rPr>
+          <w:rFonts w:cs="Arial"/>
+          <w:szCs w:val="24"/>
+        </w:rPr>
+      </w:pPr>
+      <w:r>
+        <w:rPr>
+          <w:rFonts w:cs="Arial"/>
+          <w:szCs w:val="24"/>
+        </w:rPr>
+        <w:t>A seguir, apresenta-se o modelo de contrato de licença de uso, prestação de serviços e suporte técnico da plataforma Stock ERP, estruturado de forma compatível com as cláusulas contratuais descritas anteriormente.</w:t>
+      </w:r>
+    </w:p>
+    <w:p>
+      <w:pPr>
+        <w:pStyle w:val="TextoTCC"/>
+        <w:spacing w:after="120" w:line="360" w:lineRule="auto"/>
+        <w:ind w:firstLine="709"/>
+        <w:rPr>
+          <w:rFonts w:cs="Arial"/>
+          <w:szCs w:val="24"/>
+        </w:rPr>
+      </w:pPr>
+      <w:r>
+        <w:rPr>
+          <w:rFonts w:cs="Arial"/>
+          <w:szCs w:val="24"/>
+        </w:rPr>
+        <w:t xml:space="preserve"> </w:t>
+      </w:r>
+    </w:p>
+    <w:p>
+      <w:pPr>
+        <w:pStyle w:val="TextoTCC"/>
+        <w:spacing w:after="120" w:line="360" w:lineRule="auto"/>
+        <w:ind w:firstLine="709"/>
+        <w:rPr>
+          <w:rFonts w:cs="Arial"/>
+          <w:szCs w:val="24"/>
+        </w:rPr>
+      </w:pPr>
+      <w:r>
+        <w:rPr>
+          <w:rFonts w:cs="Arial"/>
+          <w:szCs w:val="24"/>
+        </w:rPr>
+        <w:t>CONTRATO DE LICENCIAMENTO DE USO, PRESTAÇÃO DE SERVIÇOS E SUPORTE TÉCNICO DA PLATAFORMA STOCK ERP</w:t>
+      </w:r>
+    </w:p>
+    <w:p>
+      <w:pPr>
+        <w:pStyle w:val="TextoTCC"/>
+        <w:spacing w:after="120" w:line="360" w:lineRule="auto"/>
+        <w:ind w:firstLine="0"/>
+        <w:rPr>
+          <w:rFonts w:cs="Arial"/>
+          <w:b/>
+          <w:bCs/>
+          <w:szCs w:val="24"/>
+        </w:rPr>
+      </w:pPr>
+      <w:r>
+        <w:rPr>
+          <w:rFonts w:cs="Arial"/>
+          <w:b/>
+          <w:bCs/>
+          <w:szCs w:val="24"/>
+        </w:rPr>
+        <w:t>CONTRATANTE:</w:t>
+      </w:r>
+    </w:p>
+    <w:p>
+      <w:pPr>
+        <w:pStyle w:val="TextoTCC"/>
+        <w:spacing w:after="120" w:line="360" w:lineRule="auto"/>
+        <w:ind w:firstLine="709"/>
+        <w:rPr>
+          <w:rFonts w:cs="Arial"/>
+          <w:szCs w:val="24"/>
+        </w:rPr>
+      </w:pPr>
+      <w:r>
+        <w:rPr>
+          <w:rFonts w:cs="Arial"/>
+          <w:szCs w:val="24"/>
+        </w:rPr>
+        <w:t>[Nome da Empresa Contratante], pessoa jurídica de direito privado, inscrita no CNPJ sob nº ________________________, com sede à ________________________________________________, endereço eletrônico ____________________________, neste ato representada por seu representante legal, doravante denominada CONTRATANTE.</w:t>
+      </w:r>
+    </w:p>
+    <w:p>
+      <w:pPr>
+        <w:pStyle w:val="TextoTCC"/>
+        <w:spacing w:after="120" w:line="360" w:lineRule="auto"/>
+        <w:ind w:firstLine="709"/>
+        <w:rPr>
+          <w:rFonts w:cs="Arial"/>
+          <w:b/>
+          <w:bCs/>
+          <w:szCs w:val="24"/>
+        </w:rPr>
+      </w:pPr>
+      <w:r>
+        <w:rPr>
+          <w:rFonts w:cs="Arial"/>
+          <w:b/>
+          <w:bCs/>
+          <w:szCs w:val="24"/>
+        </w:rPr>
+        <w:lastRenderedPageBreak/>
+        <w:t>CONTRATADA:</w:t>
+      </w:r>
+    </w:p>
+    <w:p>
+      <w:pPr>
+        <w:pStyle w:val="TextoTCC"/>
+        <w:spacing w:after="120" w:line="360" w:lineRule="auto"/>
+        <w:ind w:firstLine="709"/>
+        <w:rPr>
+          <w:rFonts w:cs="Arial"/>
+          <w:szCs w:val="24"/>
+        </w:rPr>
+      </w:pPr>
+      <w:r>
+        <w:rPr>
+          <w:rFonts w:cs="Arial"/>
+          <w:szCs w:val="24"/>
+        </w:rPr>
+        <w:t>STOCK ERP TECNOLOGIA LTDA., pessoa jurídica de direito privado, inscrita no CNPJ sob nº ________________________, com sede na cidade de Mogi Guaçu, Estado de São Paulo, endereço eletrônico ____________________________, neste ato representada por seu representante legal, doravante denominada CONTRATADA.</w:t>
+      </w:r>
+    </w:p>
+    <w:p>
+      <w:pPr>
+        <w:pStyle w:val="TextoTCC"/>
+        <w:spacing w:after="120" w:line="360" w:lineRule="auto"/>
+        <w:ind w:firstLine="709"/>
+        <w:rPr>
+          <w:rFonts w:cs="Arial"/>
+          <w:szCs w:val="24"/>
+        </w:rPr>
+      </w:pPr>
+      <w:r>
+        <w:rPr>
+          <w:rFonts w:cs="Arial"/>
+          <w:szCs w:val="24"/>
+        </w:rPr>
+        <w:t>As partes acima identificadas celebram o presente Contrato de Licenciamento de Uso, Prestação de Serviços e Suporte Técnico da Plataforma Stock ERP, que será regido pelas cláusulas e condições descritas neste instrumento, bem como pela legislação brasileira aplicável, especialmente pelo Código Civil, Código de Defesa do Consumidor, Lei do Software, Lei de Direitos Autorais, Lei da Propriedade Industrial, Marco Civil da Internet, LGPD e Lei das Assinaturas Eletrônicas.</w:t>
+      </w:r>
+    </w:p>
+    <w:p>
+      <w:pPr>
+        <w:pStyle w:val="TextoTCC"/>
+        <w:spacing w:after="120" w:line="360" w:lineRule="auto"/>
+        <w:ind w:firstLine="709"/>
+        <w:rPr>
+          <w:rFonts w:cs="Arial"/>
+          <w:b/>
+          <w:bCs/>
+          <w:szCs w:val="24"/>
+        </w:rPr>
+      </w:pPr>
+      <w:r>
+        <w:rPr>
+          <w:rFonts w:cs="Arial"/>
+          <w:b/>
+          <w:bCs/>
+          <w:szCs w:val="24"/>
+        </w:rPr>
+        <w:t>DO OBJETO</w:t>
+      </w:r>
+    </w:p>
+    <w:p>
+      <w:pPr>
+        <w:pStyle w:val="TextoTCC"/>
+        <w:spacing w:after="120" w:line="360" w:lineRule="auto"/>
+        <w:ind w:firstLine="709"/>
+        <w:rPr>
+          <w:rFonts w:cs="Arial"/>
+          <w:szCs w:val="24"/>
+        </w:rPr>
+      </w:pPr>
+      <w:r>
+        <w:rPr>
+          <w:rFonts w:cs="Arial"/>
+          <w:szCs w:val="24"/>
+        </w:rPr>
+        <w:t>O presente contrato tem por objeto a concessão, pela CONTRATADA à CONTRATANTE, de licença de uso não exclusiva, intransferível e limitada da plataforma digital Stock ERP, desenvolvida com o propósito de auxiliar empresas na gestão de estoque, produtos, vendas, fornecedores, clientes, movimentações financeiras e relatórios gerenciais.</w:t>
+      </w:r>
+    </w:p>
+    <w:p>
+      <w:pPr>
+        <w:pStyle w:val="TextoTCC"/>
+        <w:spacing w:after="120" w:line="360" w:lineRule="auto"/>
+        <w:ind w:firstLine="709"/>
+        <w:rPr>
+          <w:rFonts w:cs="Arial"/>
+          <w:szCs w:val="24"/>
+        </w:rPr>
+      </w:pPr>
+      <w:r>
+        <w:rPr>
+          <w:rFonts w:cs="Arial"/>
+          <w:szCs w:val="24"/>
+        </w:rPr>
+        <w:t>A licença inclui o acesso às funcionalidades disponibilizadas conforme o plano contratado, incluindo cadastro de produtos, controle de entradas e saídas, gestão de vendas, emissão de relatórios e acompanhamento de indicadores empresariais.</w:t>
+      </w:r>
+    </w:p>
+    <w:p>
+      <w:pPr>
+        <w:pStyle w:val="TextoTCC"/>
+        <w:spacing w:after="120" w:line="360" w:lineRule="auto"/>
+        <w:ind w:firstLine="709"/>
+        <w:rPr>
+          <w:rFonts w:cs="Arial"/>
+          <w:szCs w:val="24"/>
+        </w:rPr>
+      </w:pPr>
+      <w:r>
+        <w:rPr>
+          <w:rFonts w:cs="Arial"/>
+          <w:szCs w:val="24"/>
+        </w:rPr>
+        <w:t>A presente licença não transfere qualquer titularidade sobre o software, incluindo código-fonte, banco de dados, identidade visual, documentação técnica, relatórios, interfaces, logotipo ou quaisquer outros ativos associados à plataforma.</w:t>
+      </w:r>
+    </w:p>
+    <w:p>
+      <w:pPr>
+        <w:pStyle w:val="TextoTCC"/>
+        <w:spacing w:after="120" w:line="360" w:lineRule="auto"/>
+        <w:ind w:firstLine="709"/>
+        <w:rPr>
+          <w:rFonts w:cs="Arial"/>
+          <w:b/>
+          <w:bCs/>
+          <w:szCs w:val="24"/>
+        </w:rPr>
+      </w:pPr>
+      <w:r>
+        <w:rPr>
+          <w:rFonts w:cs="Arial"/>
+          <w:b/>
+          <w:bCs/>
+          <w:szCs w:val="24"/>
+        </w:rPr>
+        <w:t>DA EXECUÇÃO E PAGAMENTO</w:t>
+      </w:r>
+    </w:p>
+    <w:p>
+      <w:pPr>
+        <w:pStyle w:val="TextoTCC"/>
+        <w:spacing w:after="120" w:line="360" w:lineRule="auto"/>
+        <w:ind w:firstLine="709"/>
+        <w:rPr>
+          <w:rFonts w:cs="Arial"/>
+          <w:szCs w:val="24"/>
+        </w:rPr>
+      </w:pPr>
+      <w:r>
+        <w:rPr>
+          <w:rFonts w:cs="Arial"/>
+          <w:szCs w:val="24"/>
+        </w:rPr>
+        <w:t>A licença será disponibilizada durante o período definido no termo de adesão, proposta comercial ou acordo firmado entre as partes, sem que se configure qualquer vínculo societário, empregatício ou de representação entre CONTRATANTE e CONTRATADA.</w:t>
+      </w:r>
+    </w:p>
+    <w:p>
+      <w:pPr>
+        <w:pStyle w:val="TextoTCC"/>
+        <w:spacing w:after="120" w:line="360" w:lineRule="auto"/>
+        <w:ind w:firstLine="709"/>
+        <w:rPr>
+          <w:rFonts w:cs="Arial"/>
+          <w:szCs w:val="24"/>
+        </w:rPr>
+      </w:pPr>
+      <w:r>
+        <w:rPr>
+          <w:rFonts w:cs="Arial"/>
+          <w:szCs w:val="24"/>
+        </w:rPr>
+        <w:t>A CONTRATANTE pagará à CONTRATADA o valor mensal de R$ 200,00 (duzentos reais), ou outro valor expressamente pactuado entre as partes, até a data de vencimento acordada.</w:t>
+      </w:r>
+    </w:p>
+    <w:p>
+      <w:pPr>
+        <w:pStyle w:val="TextoTCC"/>
+        <w:spacing w:after="120" w:line="360" w:lineRule="auto"/>
+        <w:ind w:firstLine="709"/>
+        <w:rPr>
+          <w:rFonts w:cs="Arial"/>
+          <w:szCs w:val="24"/>
+        </w:rPr>
+      </w:pPr>
+      <w:r>
+        <w:rPr>
+          <w:rFonts w:cs="Arial"/>
+          <w:szCs w:val="24"/>
+        </w:rPr>
+        <w:lastRenderedPageBreak/>
+        <w:t>Na hipótese de atraso no pagamento, poderão incidir multa de 2% sobre o valor em atraso, juros de mora de 1% ao mês e correção monetária pelo índice IPCA ou outro índice oficial que venha a substituí-lo.</w:t>
+      </w:r>
+    </w:p>
+    <w:p>
+      <w:pPr>
+        <w:pStyle w:val="TextoTCC"/>
+        <w:spacing w:after="120" w:line="360" w:lineRule="auto"/>
+        <w:ind w:firstLine="709"/>
+        <w:rPr>
+          <w:rFonts w:cs="Arial"/>
+          <w:szCs w:val="24"/>
+        </w:rPr>
+      </w:pPr>
+      <w:r>
+        <w:rPr>
+          <w:rFonts w:cs="Arial"/>
+          <w:szCs w:val="24"/>
+        </w:rPr>
+        <w:t>O atraso superior a 15 dias poderá ensejar a suspensão temporária do acesso à plataforma até a regularização da pendência. O atraso superior a 30 dias poderá autorizar a rescisão unilateral do contrato pela CONTRATADA.</w:t>
+      </w:r>
+    </w:p>
+    <w:p>
+      <w:pPr>
+        <w:pStyle w:val="TextoTCC"/>
+        <w:spacing w:after="120" w:line="360" w:lineRule="auto"/>
+        <w:ind w:firstLine="709"/>
+        <w:rPr>
+          <w:rFonts w:cs="Arial"/>
+          <w:szCs w:val="24"/>
+        </w:rPr>
+      </w:pPr>
+      <w:r>
+        <w:rPr>
+          <w:rFonts w:cs="Arial"/>
+          <w:szCs w:val="24"/>
+        </w:rPr>
+        <w:t>Os valores contratados poderão ser reajustados mediante acordo entre as partes ou conforme previsão em proposta comercial, termo aditivo ou instrumento equivalente.</w:t>
+      </w:r>
+    </w:p>
+    <w:p>
+      <w:pPr>
+        <w:pStyle w:val="TextoTCC"/>
+        <w:spacing w:after="120" w:line="360" w:lineRule="auto"/>
+        <w:ind w:firstLine="709"/>
+        <w:rPr>
+          <w:rFonts w:cs="Arial"/>
+          <w:b/>
+          <w:bCs/>
+          <w:szCs w:val="24"/>
+        </w:rPr>
+      </w:pPr>
+      <w:r>
+        <w:rPr>
+          <w:rFonts w:cs="Arial"/>
+          <w:b/>
+          <w:bCs/>
+          <w:szCs w:val="24"/>
+        </w:rPr>
+        <w:t>DAS OBRIGAÇÕES DA CONTRATADA</w:t>
+      </w:r>
+    </w:p>
+    <w:p>
+      <w:pPr>
+        <w:pStyle w:val="TextoTCC"/>
+        <w:spacing w:after="120" w:line="360" w:lineRule="auto"/>
+        <w:ind w:firstLine="709"/>
+        <w:rPr>
+          <w:rFonts w:cs="Arial"/>
+          <w:szCs w:val="24"/>
+        </w:rPr>
+      </w:pPr>
+      <w:r>
+        <w:rPr>
+          <w:rFonts w:cs="Arial"/>
+          <w:szCs w:val="24"/>
+        </w:rPr>
+        <w:t>A CONTRATADA compromete-se a manter a plataforma em funcionamento adequado, realizando melhorias técnicas, correções de falhas e ajustes de segurança sempre que necessário.</w:t>
+      </w:r>
+    </w:p>
+    <w:p>
+      <w:pPr>
+        <w:pStyle w:val="TextoTCC"/>
+        <w:spacing w:after="120" w:line="360" w:lineRule="auto"/>
+        <w:ind w:firstLine="709"/>
+        <w:rPr>
+          <w:rFonts w:cs="Arial"/>
+          <w:szCs w:val="24"/>
+        </w:rPr>
+      </w:pPr>
+      <w:r>
+        <w:rPr>
+          <w:rFonts w:cs="Arial"/>
+          <w:szCs w:val="24"/>
+        </w:rPr>
+        <w:t>A CONTRATADA deverá disponibilizar suporte técnico aos usuários da CONTRATANTE por meio dos canais digitais oficialmente informados durante o período de vigência contratual.</w:t>
+      </w:r>
+    </w:p>
+    <w:p>
+      <w:pPr>
+        <w:pStyle w:val="TextoTCC"/>
+        <w:spacing w:after="120" w:line="360" w:lineRule="auto"/>
+        <w:ind w:firstLine="709"/>
+        <w:rPr>
+          <w:rFonts w:cs="Arial"/>
+          <w:szCs w:val="24"/>
+        </w:rPr>
+      </w:pPr>
+      <w:r>
+        <w:rPr>
+          <w:rFonts w:cs="Arial"/>
+          <w:szCs w:val="24"/>
+        </w:rPr>
+        <w:t>A CONTRATADA compromete-se a adotar medidas técnicas e administrativas destinadas à proteção dos dados armazenados na plataforma, em conformidade com a Lei Geral de Proteção de Dados Pessoais.</w:t>
+      </w:r>
+    </w:p>
+    <w:p>
+      <w:pPr>
+        <w:pStyle w:val="TextoTCC"/>
+        <w:spacing w:after="120" w:line="360" w:lineRule="auto"/>
+        <w:ind w:firstLine="709"/>
+        <w:rPr>
+          <w:rFonts w:cs="Arial"/>
+          <w:szCs w:val="24"/>
+        </w:rPr>
+      </w:pPr>
+      <w:r>
+        <w:rPr>
+          <w:rFonts w:cs="Arial"/>
+          <w:szCs w:val="24"/>
+        </w:rPr>
+        <w:t>Sempre que possível, a CONTRATADA comunicará previamente manutenções programadas que possam impactar temporariamente o uso do sistema.</w:t>
+      </w:r>
+    </w:p>
+    <w:p>
+      <w:pPr>
+        <w:pStyle w:val="TextoTCC"/>
+        <w:spacing w:after="120" w:line="360" w:lineRule="auto"/>
+        <w:ind w:firstLine="709"/>
+        <w:rPr>
+          <w:rFonts w:cs="Arial"/>
+          <w:szCs w:val="24"/>
+        </w:rPr>
+      </w:pPr>
+      <w:r>
+        <w:rPr>
+          <w:rFonts w:cs="Arial"/>
+          <w:szCs w:val="24"/>
+        </w:rPr>
+        <w:t>Em caso de incidente de segurança que possa gerar risco ou dano relevante aos titulares dos dados, a CONTRATADA adotará medidas de contenção, apuração e comunicação quando exigido pela legislação aplicável.</w:t>
+      </w:r>
+    </w:p>
+    <w:p>
+      <w:pPr>
+        <w:pStyle w:val="TextoTCC"/>
+        <w:spacing w:after="120" w:line="360" w:lineRule="auto"/>
+        <w:ind w:firstLine="709"/>
+        <w:rPr>
+          <w:rFonts w:cs="Arial"/>
+          <w:b/>
+          <w:bCs/>
+          <w:szCs w:val="24"/>
+        </w:rPr>
+      </w:pPr>
+      <w:r>
+        <w:rPr>
+          <w:rFonts w:cs="Arial"/>
+          <w:b/>
+          <w:bCs/>
+          <w:szCs w:val="24"/>
+        </w:rPr>
+        <w:t>DAS OBRIGAÇÕES DA CONTRATANTE</w:t>
+      </w:r>
+    </w:p>
+    <w:p>
+      <w:pPr>
+        <w:pStyle w:val="TextoTCC"/>
+        <w:spacing w:after="120" w:line="360" w:lineRule="auto"/>
+        <w:ind w:firstLine="709"/>
+        <w:rPr>
+          <w:rFonts w:cs="Arial"/>
+          <w:szCs w:val="24"/>
+        </w:rPr>
+      </w:pPr>
+      <w:r>
+        <w:rPr>
+          <w:rFonts w:cs="Arial"/>
+          <w:szCs w:val="24"/>
+        </w:rPr>
+        <w:t>A CONTRATANTE compromete-se a utilizar a plataforma exclusivamente para fins lícitos e relacionados às suas atividades empresariais.</w:t>
+      </w:r>
+    </w:p>
+    <w:p>
+      <w:pPr>
+        <w:pStyle w:val="TextoTCC"/>
+        <w:spacing w:after="120" w:line="360" w:lineRule="auto"/>
+        <w:ind w:firstLine="709"/>
+        <w:rPr>
+          <w:rFonts w:cs="Arial"/>
+          <w:szCs w:val="24"/>
+        </w:rPr>
+      </w:pPr>
+      <w:r>
+        <w:rPr>
+          <w:rFonts w:cs="Arial"/>
+          <w:szCs w:val="24"/>
+        </w:rPr>
+        <w:t>A CONTRATANTE deverá realizar os pagamentos de forma pontual, observando os prazos e valores acordados.</w:t>
+      </w:r>
+    </w:p>
+    <w:p>
+      <w:pPr>
+        <w:pStyle w:val="TextoTCC"/>
+        <w:spacing w:after="120" w:line="360" w:lineRule="auto"/>
+        <w:ind w:firstLine="709"/>
+        <w:rPr>
+          <w:rFonts w:cs="Arial"/>
+          <w:szCs w:val="24"/>
+        </w:rPr>
+      </w:pPr>
+      <w:r>
+        <w:rPr>
+          <w:rFonts w:cs="Arial"/>
+          <w:szCs w:val="24"/>
+        </w:rPr>
+        <w:lastRenderedPageBreak/>
+        <w:t>A CONTRATANTE é responsável pela veracidade, legalidade e atualização dos dados inseridos na plataforma, respondendo pelas informações cadastradas e pelas operações realizadas em sua conta.</w:t>
+      </w:r>
+    </w:p>
+    <w:p>
+      <w:pPr>
+        <w:pStyle w:val="TextoTCC"/>
+        <w:spacing w:after="120" w:line="360" w:lineRule="auto"/>
+        <w:ind w:firstLine="709"/>
+        <w:rPr>
+          <w:rFonts w:cs="Arial"/>
+          <w:szCs w:val="24"/>
+        </w:rPr>
+      </w:pPr>
+      <w:r>
+        <w:rPr>
+          <w:rFonts w:cs="Arial"/>
+          <w:szCs w:val="24"/>
+        </w:rPr>
+        <w:t>A CONTRATANTE deverá manter sigilo sobre suas credenciais de acesso, evitando o compartilhamento de usuários e senhas com terceiros não autorizados.</w:t>
+      </w:r>
+    </w:p>
+    <w:p>
+      <w:pPr>
+        <w:pStyle w:val="TextoTCC"/>
+        <w:spacing w:after="120" w:line="360" w:lineRule="auto"/>
+        <w:ind w:firstLine="709"/>
+        <w:rPr>
+          <w:rFonts w:cs="Arial"/>
+          <w:szCs w:val="24"/>
+        </w:rPr>
+      </w:pPr>
+      <w:r>
+        <w:rPr>
+          <w:rFonts w:cs="Arial"/>
+          <w:szCs w:val="24"/>
+        </w:rPr>
+        <w:t>É vedada à CONTRATANTE qualquer tentativa de engenharia reversa, cópia, reprodução, modificação, comercialização, redistribuição, sublicenciamento ou exploração não autorizada da plataforma.</w:t>
+      </w:r>
+    </w:p>
+    <w:p>
+      <w:pPr>
+        <w:pStyle w:val="TextoTCC"/>
+        <w:spacing w:after="120" w:line="360" w:lineRule="auto"/>
+        <w:ind w:firstLine="709"/>
+        <w:rPr>
+          <w:rFonts w:cs="Arial"/>
+          <w:b/>
+          <w:bCs/>
+          <w:szCs w:val="24"/>
+        </w:rPr>
+      </w:pPr>
+      <w:r>
+        <w:rPr>
+          <w:rFonts w:cs="Arial"/>
+          <w:b/>
+          <w:bCs/>
+          <w:szCs w:val="24"/>
+        </w:rPr>
+        <w:t>DA PROTEÇÃO DE DADOS</w:t>
+      </w:r>
+    </w:p>
+    <w:p>
+      <w:pPr>
+        <w:pStyle w:val="TextoTCC"/>
+        <w:spacing w:after="120" w:line="360" w:lineRule="auto"/>
+        <w:ind w:firstLine="709"/>
+        <w:rPr>
+          <w:rFonts w:cs="Arial"/>
+          <w:szCs w:val="24"/>
+        </w:rPr>
+      </w:pPr>
+      <w:r>
+        <w:rPr>
+          <w:rFonts w:cs="Arial"/>
+          <w:szCs w:val="24"/>
+        </w:rPr>
+        <w:t>As partes comprometem-se a observar a legislação aplicável à proteção de dados pessoais, especialmente a Lei nº 13.709/2018.</w:t>
+      </w:r>
+    </w:p>
+    <w:p>
+      <w:pPr>
+        <w:pStyle w:val="TextoTCC"/>
+        <w:spacing w:after="120" w:line="360" w:lineRule="auto"/>
+        <w:ind w:firstLine="709"/>
+        <w:rPr>
+          <w:rFonts w:cs="Arial"/>
+          <w:szCs w:val="24"/>
+        </w:rPr>
+      </w:pPr>
+      <w:r>
+        <w:rPr>
+          <w:rFonts w:cs="Arial"/>
+          <w:szCs w:val="24"/>
+        </w:rPr>
+        <w:t>A CONTRATADA tratará os dados armazenados na plataforma exclusivamente para fins relacionados à prestação dos serviços contratados, observando os princípios da finalidade, necessidade, adequação, segurança e transparência.</w:t>
+      </w:r>
+    </w:p>
+    <w:p>
+      <w:pPr>
+        <w:pStyle w:val="TextoTCC"/>
+        <w:spacing w:after="120" w:line="360" w:lineRule="auto"/>
+        <w:ind w:firstLine="709"/>
+        <w:rPr>
+          <w:rFonts w:cs="Arial"/>
+          <w:szCs w:val="24"/>
+        </w:rPr>
+      </w:pPr>
+      <w:r>
+        <w:rPr>
+          <w:rFonts w:cs="Arial"/>
+          <w:szCs w:val="24"/>
+        </w:rPr>
+        <w:t>A CONTRATANTE será responsável pela legitimidade dos dados inseridos no sistema, devendo garantir que sua coleta e utilização estejam em conformidade com a legislação aplicável.</w:t>
+      </w:r>
+    </w:p>
+    <w:p>
+      <w:pPr>
+        <w:pStyle w:val="TextoTCC"/>
+        <w:spacing w:after="120" w:line="360" w:lineRule="auto"/>
+        <w:ind w:firstLine="709"/>
+        <w:rPr>
+          <w:rFonts w:cs="Arial"/>
+          <w:szCs w:val="24"/>
+        </w:rPr>
+      </w:pPr>
+      <w:r>
+        <w:rPr>
+          <w:rFonts w:cs="Arial"/>
+          <w:szCs w:val="24"/>
+        </w:rPr>
+        <w:t>Encerrada a relação contratual, os dados permanecerão armazenados por até 60 dias corridos para eventual exportação pela CONTRATANTE. Após esse período, poderão ser excluídos de forma segura, ressalvadas as hipóteses de manutenção obrigatória por exigência legal.</w:t>
+      </w:r>
+    </w:p>
+    <w:p>
+      <w:pPr>
+        <w:pStyle w:val="TextoTCC"/>
+        <w:spacing w:after="120" w:line="360" w:lineRule="auto"/>
+        <w:ind w:firstLine="709"/>
+        <w:rPr>
+          <w:rFonts w:cs="Arial"/>
+          <w:b/>
+          <w:bCs/>
+          <w:szCs w:val="24"/>
+        </w:rPr>
+      </w:pPr>
+      <w:r>
+        <w:rPr>
+          <w:rFonts w:cs="Arial"/>
+          <w:b/>
+          <w:bCs/>
+          <w:szCs w:val="24"/>
+        </w:rPr>
+        <w:t>DA PROPRIEDADE INTELECTUAL E CONFIDENCIALIDADE</w:t>
+      </w:r>
+    </w:p>
+    <w:p>
+      <w:pPr>
+        <w:pStyle w:val="TextoTCC"/>
+        <w:spacing w:after="120" w:line="360" w:lineRule="auto"/>
+        <w:ind w:firstLine="709"/>
+        <w:rPr>
+          <w:rFonts w:cs="Arial"/>
+          <w:szCs w:val="24"/>
+        </w:rPr>
+      </w:pPr>
+      <w:r>
+        <w:rPr>
+          <w:rFonts w:cs="Arial"/>
+          <w:szCs w:val="24"/>
+        </w:rPr>
+        <w:t>Todos os direitos sobre a plataforma Stock ERP, incluindo código-fonte, banco de dados, design, interface, documentação técnica, relatórios, marca, identidade visual, logotipo e eventuais inovações pertencem exclusivamente à CONTRATADA.</w:t>
+      </w:r>
+    </w:p>
+    <w:p>
+      <w:pPr>
+        <w:pStyle w:val="TextoTCC"/>
+        <w:spacing w:after="120" w:line="360" w:lineRule="auto"/>
+        <w:ind w:firstLine="709"/>
+        <w:rPr>
+          <w:rFonts w:cs="Arial"/>
+          <w:szCs w:val="24"/>
+        </w:rPr>
+      </w:pPr>
+      <w:r>
+        <w:rPr>
+          <w:rFonts w:cs="Arial"/>
+          <w:szCs w:val="24"/>
+        </w:rPr>
+        <w:t>Nenhuma disposição deste contrato implica cessão, venda ou transferência de direitos de propriedade intelectual à CONTRATANTE.</w:t>
+      </w:r>
+    </w:p>
+    <w:p>
+      <w:pPr>
+        <w:pStyle w:val="TextoTCC"/>
+        <w:spacing w:after="120" w:line="360" w:lineRule="auto"/>
+        <w:ind w:firstLine="709"/>
+        <w:rPr>
+          <w:rFonts w:cs="Arial"/>
+          <w:szCs w:val="24"/>
+        </w:rPr>
+      </w:pPr>
+      <w:r>
+        <w:rPr>
+          <w:rFonts w:cs="Arial"/>
+          <w:szCs w:val="24"/>
+        </w:rPr>
+        <w:t>As partes obrigam-se a manter sigilo sobre informações técnicas, comerciais, estratégicas, financeiras, operacionais e quaisquer dados classificados como confidenciais, por prazo indeterminado, mesmo após a extinção do presente contrato.</w:t>
+      </w:r>
+    </w:p>
+    <w:p>
+      <w:pPr>
+        <w:pStyle w:val="TextoTCC"/>
+        <w:spacing w:after="120" w:line="360" w:lineRule="auto"/>
+        <w:ind w:firstLine="709"/>
+        <w:rPr>
+          <w:rFonts w:cs="Arial"/>
+          <w:szCs w:val="24"/>
+        </w:rPr>
+      </w:pPr>
+      <w:r>
+        <w:rPr>
+          <w:rFonts w:cs="Arial"/>
+          <w:szCs w:val="24"/>
+        </w:rPr>
+        <w:lastRenderedPageBreak/>
+        <w:t>O descumprimento das obrigações de propriedade intelectual ou confidencialidade poderá gerar rescisão contratual, suspensão de acesso e responsabilização por perdas e danos.</w:t>
+      </w:r>
+    </w:p>
+    <w:p>
+      <w:pPr>
+        <w:pStyle w:val="TextoTCC"/>
+        <w:spacing w:after="120" w:line="360" w:lineRule="auto"/>
+        <w:ind w:firstLine="709"/>
+        <w:rPr>
+          <w:rFonts w:cs="Arial"/>
+          <w:b/>
+          <w:bCs/>
+          <w:szCs w:val="24"/>
+        </w:rPr>
+      </w:pPr>
+      <w:r>
+        <w:rPr>
+          <w:rFonts w:cs="Arial"/>
+          <w:b/>
+          <w:bCs/>
+          <w:szCs w:val="24"/>
+        </w:rPr>
+        <w:t>DA VIGÊNCIA, RESCISÃO E PENALIDADES</w:t>
+      </w:r>
+    </w:p>
+    <w:p>
+      <w:pPr>
+        <w:pStyle w:val="TextoTCC"/>
+        <w:spacing w:after="120" w:line="360" w:lineRule="auto"/>
+        <w:ind w:firstLine="709"/>
+        <w:rPr>
+          <w:rFonts w:cs="Arial"/>
+          <w:szCs w:val="24"/>
+        </w:rPr>
+      </w:pPr>
+      <w:r>
+        <w:rPr>
+          <w:rFonts w:cs="Arial"/>
+          <w:szCs w:val="24"/>
+        </w:rPr>
+        <w:t>O contrato terá vigência pelo período definido entre as partes, podendo ser renovado mediante acordo, termo aditivo ou continuidade da contratação.</w:t>
+      </w:r>
+    </w:p>
+    <w:p>
+      <w:pPr>
+        <w:pStyle w:val="TextoTCC"/>
+        <w:spacing w:after="120" w:line="360" w:lineRule="auto"/>
+        <w:ind w:firstLine="709"/>
+        <w:rPr>
+          <w:rFonts w:cs="Arial"/>
+          <w:szCs w:val="24"/>
+        </w:rPr>
+      </w:pPr>
+      <w:r>
+        <w:rPr>
+          <w:rFonts w:cs="Arial"/>
+          <w:szCs w:val="24"/>
+        </w:rPr>
+        <w:t>A rescisão poderá ocorrer por comum acordo, por inadimplemento, por descumprimento contratual, por uso indevido da plataforma ou mediante aviso prévio formal de 30 dias pela CONTRATANTE.</w:t>
+      </w:r>
+    </w:p>
+    <w:p>
+      <w:pPr>
+        <w:pStyle w:val="TextoTCC"/>
+        <w:spacing w:after="120" w:line="360" w:lineRule="auto"/>
+        <w:ind w:firstLine="709"/>
+        <w:rPr>
+          <w:rFonts w:cs="Arial"/>
+          <w:szCs w:val="24"/>
+        </w:rPr>
+      </w:pPr>
+      <w:r>
+        <w:rPr>
+          <w:rFonts w:cs="Arial"/>
+          <w:szCs w:val="24"/>
+        </w:rPr>
+        <w:t>Em caso de rescisão, o acesso à plataforma será encerrado, permanecendo os dados armazenados por até 60 dias corridos para eventual exportação pela CONTRATANTE.</w:t>
+      </w:r>
+    </w:p>
+    <w:p>
+      <w:pPr>
+        <w:pStyle w:val="TextoTCC"/>
+        <w:spacing w:after="120" w:line="360" w:lineRule="auto"/>
+        <w:ind w:firstLine="709"/>
+        <w:rPr>
+          <w:rFonts w:cs="Arial"/>
+          <w:szCs w:val="24"/>
+        </w:rPr>
+      </w:pPr>
+      <w:r>
+        <w:rPr>
+          <w:rFonts w:cs="Arial"/>
+          <w:szCs w:val="24"/>
+        </w:rPr>
+        <w:t>O descumprimento de obrigações contratuais poderá sujeitar a parte infratora à reparação por perdas e danos, sem prejuízo das demais medidas previstas na legislação brasileira.</w:t>
+      </w:r>
+    </w:p>
+    <w:p>
+      <w:pPr>
+        <w:pStyle w:val="TextoTCC"/>
+        <w:spacing w:after="120" w:line="360" w:lineRule="auto"/>
+        <w:ind w:firstLine="709"/>
+        <w:rPr>
+          <w:rFonts w:cs="Arial"/>
+          <w:b/>
+          <w:bCs/>
+          <w:szCs w:val="24"/>
+        </w:rPr>
+      </w:pPr>
+      <w:r>
+        <w:rPr>
+          <w:rFonts w:cs="Arial"/>
+          <w:b/>
+          <w:bCs/>
+          <w:szCs w:val="24"/>
+        </w:rPr>
+        <w:t>DA LIMITAÇÃO DE RESPONSABILIDADE</w:t>
+      </w:r>
+    </w:p>
+    <w:p>
+      <w:pPr>
+        <w:pStyle w:val="TextoTCC"/>
+        <w:spacing w:after="120" w:line="360" w:lineRule="auto"/>
+        <w:ind w:firstLine="709"/>
+        <w:rPr>
+          <w:rFonts w:cs="Arial"/>
+          <w:szCs w:val="24"/>
+        </w:rPr>
+      </w:pPr>
+      <w:r>
+        <w:rPr>
+          <w:rFonts w:cs="Arial"/>
+          <w:szCs w:val="24"/>
+        </w:rPr>
+        <w:t>A CONTRATADA não será responsável por danos decorrentes de uso inadequado da plataforma, informações incorretas inseridas pela CONTRATANTE, compartilhamento indevido de credenciais ou descumprimento das orientações de uso do sistema.</w:t>
+      </w:r>
+    </w:p>
+    <w:p>
+      <w:pPr>
+        <w:pStyle w:val="TextoTCC"/>
+        <w:spacing w:after="120" w:line="360" w:lineRule="auto"/>
+        <w:ind w:firstLine="709"/>
+        <w:rPr>
+          <w:rFonts w:cs="Arial"/>
+          <w:szCs w:val="24"/>
+        </w:rPr>
+      </w:pPr>
+      <w:r>
+        <w:rPr>
+          <w:rFonts w:cs="Arial"/>
+          <w:szCs w:val="24"/>
+        </w:rPr>
+        <w:t>A CONTRATADA também não responderá por falhas decorrentes de problemas de conexão à internet, interrupções em serviços de telecomunicações, indisponibilidade de provedores de hospedagem, falhas em equipamentos ou infraestrutura pertencente à CONTRATANTE ou a terceiros.</w:t>
+      </w:r>
+    </w:p>
+    <w:p>
+      <w:pPr>
+        <w:pStyle w:val="TextoTCC"/>
+        <w:spacing w:after="120" w:line="360" w:lineRule="auto"/>
+        <w:ind w:firstLine="709"/>
+        <w:rPr>
+          <w:rFonts w:cs="Arial"/>
+          <w:szCs w:val="24"/>
+        </w:rPr>
+      </w:pPr>
+      <w:r>
+        <w:rPr>
+          <w:rFonts w:cs="Arial"/>
+          <w:szCs w:val="24"/>
+        </w:rPr>
+        <w:t>Eventos de caso fortuito ou força maior, como desastres naturais, falhas generalizadas de energia, ataques cibernéticos de grande escala ou determinações governamentais, poderão afastar a responsabilidade da CONTRATADA quando não houver culpa ou nexo causal direto.</w:t>
+      </w:r>
+    </w:p>
+    <w:p>
+      <w:pPr>
+        <w:pStyle w:val="TextoTCC"/>
+        <w:spacing w:after="120" w:line="360" w:lineRule="auto"/>
+        <w:ind w:firstLine="709"/>
+        <w:rPr>
+          <w:rFonts w:cs="Arial"/>
+          <w:szCs w:val="24"/>
+        </w:rPr>
+      </w:pPr>
+      <w:r>
+        <w:rPr>
+          <w:rFonts w:cs="Arial"/>
+          <w:szCs w:val="24"/>
+        </w:rPr>
+        <w:t>Essa limitação não exclui a responsabilidade da CONTRATADA em caso de dolo, fraude, violação comprovada da legislação vigente ou descumprimento deliberado das obrigações assumidas.</w:t>
+      </w:r>
+    </w:p>
+    <w:p>
+      <w:pPr>
+        <w:pStyle w:val="TextoTCC"/>
+        <w:spacing w:after="120" w:line="360" w:lineRule="auto"/>
+        <w:ind w:firstLine="709"/>
+        <w:rPr>
+          <w:rFonts w:cs="Arial"/>
+          <w:b/>
+          <w:bCs/>
+          <w:szCs w:val="24"/>
+        </w:rPr>
+      </w:pPr>
+      <w:r>
+        <w:rPr>
+          <w:rFonts w:cs="Arial"/>
+          <w:b/>
+          <w:bCs/>
+          <w:szCs w:val="24"/>
+        </w:rPr>
+        <w:lastRenderedPageBreak/>
+        <w:t>DAS DISPOSIÇÕES GERAIS</w:t>
+      </w:r>
+    </w:p>
+    <w:p>
+      <w:pPr>
+        <w:pStyle w:val="TextoTCC"/>
+        <w:spacing w:after="120" w:line="360" w:lineRule="auto"/>
+        <w:ind w:firstLine="709"/>
+        <w:rPr>
+          <w:rFonts w:cs="Arial"/>
+          <w:szCs w:val="24"/>
+        </w:rPr>
+      </w:pPr>
+      <w:r>
+        <w:rPr>
+          <w:rFonts w:cs="Arial"/>
+          <w:szCs w:val="24"/>
+        </w:rPr>
+        <w:t>Este contrato não configura vínculo empregatício, societário, associativo ou de representação entre as partes.</w:t>
+      </w:r>
+    </w:p>
+    <w:p>
+      <w:pPr>
+        <w:pStyle w:val="TextoTCC"/>
+        <w:spacing w:after="120" w:line="360" w:lineRule="auto"/>
+        <w:ind w:firstLine="709"/>
+        <w:rPr>
+          <w:rFonts w:cs="Arial"/>
+          <w:szCs w:val="24"/>
+        </w:rPr>
+      </w:pPr>
+      <w:r>
+        <w:rPr>
+          <w:rFonts w:cs="Arial"/>
+          <w:szCs w:val="24"/>
+        </w:rPr>
+        <w:t>As comunicações entre as partes deverão ocorrer por escrito, mediante e-mail, sistema eletrônico previamente definido ou outro meio formal aceito pelas partes.</w:t>
+      </w:r>
+    </w:p>
+    <w:p>
+      <w:pPr>
+        <w:pStyle w:val="TextoTCC"/>
+        <w:spacing w:after="120" w:line="360" w:lineRule="auto"/>
+        <w:ind w:firstLine="709"/>
+        <w:rPr>
+          <w:rFonts w:cs="Arial"/>
+          <w:szCs w:val="24"/>
+        </w:rPr>
+      </w:pPr>
+      <w:r>
+        <w:rPr>
+          <w:rFonts w:cs="Arial"/>
+          <w:szCs w:val="24"/>
+        </w:rPr>
+        <w:t>A eventual tolerância de uma das partes quanto ao descumprimento de obrigação contratual não significará renúncia de direito ou alteração das condições pactuadas.</w:t>
+      </w:r>
+    </w:p>
+    <w:p>
+      <w:pPr>
+        <w:pStyle w:val="TextoTCC"/>
+        <w:spacing w:after="120" w:line="360" w:lineRule="auto"/>
+        <w:ind w:firstLine="709"/>
+        <w:rPr>
+          <w:rFonts w:cs="Arial"/>
+          <w:szCs w:val="24"/>
+        </w:rPr>
+      </w:pPr>
+      <w:r>
+        <w:rPr>
+          <w:rFonts w:cs="Arial"/>
+          <w:szCs w:val="24"/>
+        </w:rPr>
+        <w:t>Caso alguma disposição deste contrato seja considerada inválida ou inexequível, as demais permanecerão válidas e eficazes.</w:t>
+      </w:r>
+    </w:p>
+    <w:p>
+      <w:pPr>
+        <w:pStyle w:val="TextoTCC"/>
+        <w:spacing w:after="120" w:line="360" w:lineRule="auto"/>
+        <w:ind w:firstLine="709"/>
+        <w:rPr>
+          <w:rFonts w:cs="Arial"/>
+          <w:b/>
+          <w:bCs/>
+          <w:szCs w:val="24"/>
+        </w:rPr>
+      </w:pPr>
+      <w:r>
+        <w:rPr>
+          <w:rFonts w:cs="Arial"/>
+          <w:b/>
+          <w:bCs/>
+          <w:szCs w:val="24"/>
+        </w:rPr>
+        <w:t>DO FORO</w:t>
+      </w:r>
+    </w:p>
+    <w:p>
+      <w:pPr>
+        <w:pStyle w:val="TextoTCC"/>
+        <w:spacing w:after="120" w:line="360" w:lineRule="auto"/>
+        <w:ind w:firstLine="709"/>
+        <w:rPr>
+          <w:rFonts w:cs="Arial"/>
+          <w:szCs w:val="24"/>
+        </w:rPr>
+      </w:pPr>
+      <w:r>
+        <w:rPr>
+          <w:rFonts w:cs="Arial"/>
+          <w:szCs w:val="24"/>
+        </w:rPr>
+        <w:t>Fica eleito o foro da Comarca de Mogi Guaçu/SP, com renúncia expressa a qualquer outro, por mais privilegiado que seja, para dirimir eventuais controvérsias decorrentes deste contrato.</w:t>
+      </w:r>
+    </w:p>
+    <w:p>
+      <w:pPr>
+        <w:pStyle w:val="TextoTCC"/>
+        <w:spacing w:after="120" w:line="360" w:lineRule="auto"/>
+        <w:ind w:firstLine="709"/>
+        <w:rPr>
+          <w:rFonts w:cs="Arial"/>
+          <w:szCs w:val="24"/>
+        </w:rPr>
+      </w:pPr>
+      <w:r>
+        <w:rPr>
+          <w:rFonts w:cs="Arial"/>
+          <w:szCs w:val="24"/>
+        </w:rPr>
+        <w:t>E por estarem justas e contratadas, as partes firmam o presente instrumento para que produza seus jurídicos e legais efeitos.</w:t>
+      </w:r>
+    </w:p>
+    <w:p>
+      <w:pPr>
+        <w:pStyle w:val="TextoTCC"/>
+        <w:spacing w:after="120" w:line="360" w:lineRule="auto"/>
+        <w:ind w:firstLine="709"/>
+        <w:rPr>
+          <w:rFonts w:cs="Arial"/>
+          <w:szCs w:val="24"/>
+        </w:rPr>
+      </w:pPr>
+    </w:p>
+    <w:p>
+      <w:pPr>
+        <w:pStyle w:val="TextoTCC"/>
+        <w:spacing w:after="120" w:line="360" w:lineRule="auto"/>
+        <w:ind w:firstLine="709"/>
+        <w:rPr>
+          <w:rFonts w:cs="Arial"/>
+          <w:szCs w:val="24"/>
+        </w:rPr>
+      </w:pPr>
+    </w:p>
+    <w:p>
+      <w:pPr>
+        <w:pStyle w:val="TextoTCC"/>
+        <w:spacing w:after="120" w:line="360" w:lineRule="auto"/>
+        <w:ind w:firstLine="709"/>
+        <w:rPr>
+          <w:rFonts w:cs="Arial"/>
+          <w:szCs w:val="24"/>
+        </w:rPr>
+      </w:pPr>
+    </w:p>
+    <w:p>
+      <w:pPr>
+        <w:pStyle w:val="TextoTCC"/>
+        <w:spacing w:after="120" w:line="360" w:lineRule="auto"/>
+        <w:ind w:firstLine="709"/>
+        <w:rPr>
+          <w:rFonts w:cs="Arial"/>
+          <w:szCs w:val="24"/>
+        </w:rPr>
+      </w:pPr>
+    </w:p>
+    <w:p>
+      <w:pPr>
+        <w:pStyle w:val="TextoTCC"/>
+        <w:spacing w:after="120" w:line="360" w:lineRule="auto"/>
+        <w:ind w:firstLine="709"/>
+        <w:rPr>
+          <w:rFonts w:cs="Arial"/>
+          <w:szCs w:val="24"/>
+        </w:rPr>
+      </w:pPr>
+    </w:p>
+    <w:p>
+      <w:pPr>
+        <w:pStyle w:val="TextoTCC"/>
+        <w:spacing w:after="120" w:line="360" w:lineRule="auto"/>
+        <w:ind w:firstLine="709"/>
+        <w:rPr>
+          <w:rFonts w:cs="Arial"/>
+          <w:szCs w:val="24"/>
+        </w:rPr>
+      </w:pPr>
+    </w:p>
+    <w:p>
+      <w:pPr>
+        <w:pStyle w:val="TextoTCC"/>
+        <w:spacing w:after="120" w:line="360" w:lineRule="auto"/>
+        <w:ind w:firstLine="709"/>
+        <w:rPr>
+          <w:rFonts w:cs="Arial"/>
+          <w:szCs w:val="24"/>
+        </w:rPr>
+      </w:pPr>
+    </w:p>
+    <w:p>
+      <w:pPr>
+        <w:pStyle w:val="TextoTCC"/>
+        <w:spacing w:after="120" w:line="360" w:lineRule="auto"/>
+        <w:ind w:firstLine="709"/>
+        <w:rPr>
+          <w:rFonts w:cs="Arial"/>
+          <w:szCs w:val="24"/>
+        </w:rPr>
+      </w:pPr>
+    </w:p>
+    <w:p>
+      <w:pPr>
+        <w:pStyle w:val="TextoTCC"/>
+        <w:spacing w:after="120" w:line="360" w:lineRule="auto"/>
+        <w:ind w:firstLine="709"/>
+        <w:rPr>
+          <w:rFonts w:cs="Arial"/>
+          <w:szCs w:val="24"/>
+        </w:rPr>
+      </w:pPr>
+    </w:p>
+    <w:p>
+      <w:pPr>
+        <w:pStyle w:val="TextoTCC"/>
+        <w:spacing w:after="120" w:line="360" w:lineRule="auto"/>
+        <w:ind w:firstLine="709"/>
+        <w:rPr>
+          <w:rFonts w:cs="Arial"/>
+          <w:szCs w:val="24"/>
+        </w:rPr>
+      </w:pPr>
+    </w:p>
+    <w:p>
+      <w:pPr>
+        <w:pStyle w:val="TextoTCC"/>
+        <w:spacing w:after="120" w:line="360" w:lineRule="auto"/>
+        <w:ind w:firstLine="709"/>
+        <w:rPr>
+          <w:rFonts w:cs="Arial"/>
+          <w:szCs w:val="24"/>
+        </w:rPr>
+      </w:pPr>
+    </w:p>
+    <w:p>
+      <w:pPr>
+        <w:pStyle w:val="TextoTCC"/>
+        <w:spacing w:after="120" w:line="360" w:lineRule="auto"/>
+        <w:ind w:firstLine="709"/>
+        <w:rPr>
+          <w:rFonts w:cs="Arial"/>
+          <w:szCs w:val="24"/>
+        </w:rPr>
+      </w:pPr>
+    </w:p>
+    <w:p>
+      <w:pPr>
+        <w:pStyle w:val="TextoTCC"/>
+        <w:spacing w:after="0" w:line="360" w:lineRule="auto"/>
+        <w:ind w:firstLine="0"/>
+        <w:rPr>
+          <w:rFonts w:cs="Arial"/>
+          <w:szCs w:val="24"/>
+        </w:rPr>
+      </w:pPr>
+    </w:p>
+    <w:p>
+      <w:pPr>
+        <w:pStyle w:val="TextoTCC"/>
+        <w:spacing w:after="0" w:line="360" w:lineRule="auto"/>
+        <w:ind w:firstLine="709"/>
+        <w:rPr>
+          <w:rFonts w:cs="Arial"/>
+          <w:szCs w:val="24"/>
+        </w:rPr>
+      </w:pPr>
+      <w:r>
+        <w:rPr>
+          <w:rFonts w:cs="Arial"/>
+          <w:szCs w:val="24"/>
+        </w:rPr>
+        <w:t>Mogi Guaçu/SP, ____ de __________________ de ________.</w:t>
+      </w:r>
+    </w:p>
+    <w:p>
+      <w:pPr>
+        <w:pStyle w:val="TextoTCC"/>
+        <w:spacing w:after="0" w:line="360" w:lineRule="auto"/>
+        <w:ind w:firstLine="709"/>
+        <w:rPr>
+          <w:rFonts w:cs="Arial"/>
+          <w:szCs w:val="24"/>
+        </w:rPr>
+      </w:pPr>
+      <w:r>
+        <w:rPr>
+          <w:rFonts w:cs="Arial"/>
+          <w:szCs w:val="24"/>
+        </w:rPr>
+        <w:t>CONTRATANTE</w:t>
+      </w:r>
+    </w:p>
+    <w:p>
+      <w:pPr>
+        <w:pStyle w:val="TextoTCC"/>
+        <w:spacing w:after="0" w:line="360" w:lineRule="auto"/>
+        <w:ind w:firstLine="709"/>
+        <w:rPr>
+          <w:rFonts w:cs="Arial"/>
+          <w:szCs w:val="24"/>
+        </w:rPr>
+      </w:pPr>
+      <w:r>
+        <w:rPr>
+          <w:rFonts w:cs="Arial"/>
+          <w:szCs w:val="24"/>
+        </w:rPr>
+        <w:t>Nome: ________________________________________________</w:t>
+      </w:r>
+    </w:p>
+    <w:p>
+      <w:pPr>
+        <w:pStyle w:val="TextoTCC"/>
+        <w:spacing w:after="0" w:line="360" w:lineRule="auto"/>
+        <w:ind w:firstLine="709"/>
+        <w:rPr>
+          <w:rFonts w:cs="Arial"/>
+          <w:szCs w:val="24"/>
+        </w:rPr>
+      </w:pPr>
+      <w:r>
+        <w:rPr>
+          <w:rFonts w:cs="Arial"/>
+          <w:szCs w:val="24"/>
+        </w:rPr>
+        <w:t>Cargo: ________________________________________________</w:t>
+      </w:r>
+    </w:p>
+    <w:p>
+      <w:pPr>
+        <w:pStyle w:val="TextoTCC"/>
+        <w:spacing w:after="0" w:line="360" w:lineRule="auto"/>
+        <w:ind w:firstLine="709"/>
+        <w:rPr>
+          <w:rFonts w:cs="Arial"/>
+          <w:szCs w:val="24"/>
+        </w:rPr>
+      </w:pPr>
+      <w:r>
+        <w:rPr>
+          <w:rFonts w:cs="Arial"/>
+          <w:szCs w:val="24"/>
+        </w:rPr>
+        <w:t>CPF/CNPJ: _____________________________________________</w:t>
+      </w:r>
+    </w:p>
+    <w:p>
+      <w:pPr>
+        <w:pStyle w:val="TextoTCC"/>
+        <w:spacing w:after="0" w:line="360" w:lineRule="auto"/>
+        <w:ind w:firstLine="709"/>
+        <w:rPr>
+          <w:rFonts w:cs="Arial"/>
+          <w:szCs w:val="24"/>
+        </w:rPr>
+      </w:pPr>
+      <w:r>
+        <w:rPr>
+          <w:rFonts w:cs="Arial"/>
+          <w:szCs w:val="24"/>
+        </w:rPr>
+        <w:t>CONTRATADA - STOCK ERP TECNOLOGIA LTDA.</w:t>
+      </w:r>
+    </w:p>
+    <w:p>
+      <w:pPr>
+        <w:pStyle w:val="TextoTCC"/>
+        <w:spacing w:after="0" w:line="360" w:lineRule="auto"/>
+        <w:ind w:firstLine="709"/>
+        <w:rPr>
+          <w:rFonts w:cs="Arial"/>
+          <w:szCs w:val="24"/>
+        </w:rPr>
+      </w:pPr>
+      <w:r>
+        <w:rPr>
+          <w:rFonts w:cs="Arial"/>
+          <w:szCs w:val="24"/>
+        </w:rPr>
+        <w:t>Nome: ________________________________________________</w:t>
+      </w:r>
+    </w:p>
+    <w:p>
+      <w:pPr>
+        <w:pStyle w:val="TextoTCC"/>
+        <w:spacing w:after="0" w:line="360" w:lineRule="auto"/>
+        <w:ind w:firstLine="709"/>
+        <w:rPr>
+          <w:rFonts w:cs="Arial"/>
+          <w:szCs w:val="24"/>
+        </w:rPr>
+      </w:pPr>
+      <w:r>
+        <w:rPr>
+          <w:rFonts w:cs="Arial"/>
+          <w:szCs w:val="24"/>
+        </w:rPr>
+        <w:t>Cargo: ________________________________________________</w:t>
+      </w:r>
+    </w:p>
+    <w:p>
+      <w:pPr>
+        <w:pStyle w:val="TextoTCC"/>
+        <w:spacing w:after="0" w:line="360" w:lineRule="auto"/>
+        <w:ind w:firstLine="709"/>
+        <w:rPr>
+          <w:rFonts w:cs="Arial"/>
+          <w:szCs w:val="24"/>
+        </w:rPr>
+      </w:pPr>
+      <w:r>
+        <w:rPr>
+          <w:rFonts w:cs="Arial"/>
+          <w:szCs w:val="24"/>
+        </w:rPr>
+        <w:t>CPF/CNPJ: _____________________________________________</w:t>
+      </w:r>
+    </w:p>
+    <w:p>
+      <w:pPr>
+        <w:pStyle w:val="TextoTCC"/>
+        <w:spacing w:after="0" w:line="360" w:lineRule="auto"/>
+        <w:ind w:firstLine="709"/>
+        <w:rPr>
+          <w:rFonts w:cs="Arial"/>
+          <w:szCs w:val="24"/>
+        </w:rPr>
+      </w:pPr>
+      <w:r>
+        <w:rPr>
+          <w:rFonts w:cs="Arial"/>
+          <w:szCs w:val="24"/>
+        </w:rPr>
+        <w:t>TESTEMUNHAS</w:t>
+      </w:r>
+    </w:p>
+    <w:p>
+      <w:pPr>
+        <w:pStyle w:val="TextoTCC"/>
+        <w:spacing w:after="0" w:line="360" w:lineRule="auto"/>
+        <w:ind w:firstLine="709"/>
+        <w:rPr>
+          <w:rFonts w:cs="Arial"/>
+          <w:szCs w:val="24"/>
+        </w:rPr>
+      </w:pPr>
+      <w:r>
+        <w:rPr>
+          <w:rFonts w:cs="Arial"/>
+          <w:szCs w:val="24"/>
+        </w:rPr>
+        <w:t>1. Nome: _________________________________   CPF: __________________________</w:t>
+      </w:r>
+    </w:p>
+    <w:p>
+      <w:pPr>
+        <w:pStyle w:val="TextoTCC"/>
+        <w:spacing w:after="0" w:line="360" w:lineRule="auto"/>
+        <w:ind w:firstLine="709"/>
+        <w:rPr>
+          <w:rFonts w:cs="Arial"/>
+          <w:szCs w:val="24"/>
+        </w:rPr>
+      </w:pPr>
+      <w:r>
+        <w:rPr>
+          <w:rFonts w:cs="Arial"/>
+          <w:szCs w:val="24"/>
+        </w:rPr>
+        <w:t>2. Nome: _________________________________   CPF: __________________________</w:t>
       </w:r>
     </w:p>
     <w:p>
@@ -31944,6 +34973,7 @@
           <w:rFonts w:eastAsia="Times New Roman" w:cs="Arial"/>
           <w:szCs w:val="24"/>
         </w:rPr>
+        <w:lastRenderedPageBreak/>
         <w:t>REFERÊNCIAS</w:t>
       </w:r>
       <w:bookmarkEnd w:id="58"/>

--- a/Documentacao/STOCK_ERP.docx
+++ b/Documentacao/STOCK_ERP.docx
@@ -3931,10 +3931,7 @@
         <w:jc w:val="left"/>
       </w:pPr>
       <w:r>
-        <w:t xml:space="preserve">1.1 - Linguagem e </w:t>
-      </w:r>
-      <w:r>
-        <w:t>ambiente de execução</w:t>
+        <w:t>1.1 - Linguagem e ambiente de execução</w:t>
       </w:r>
       <w:r>
         <w:tab/>
@@ -4098,10 +4095,7 @@
         <w:jc w:val="left"/>
       </w:pPr>
       <w:r>
-        <w:t>1.</w:t>
-      </w:r>
-      <w:r>
-        <w:t>3.3 - Drizzle ORM</w:t>
+        <w:t>1.3.3 - Drizzle ORM</w:t>
       </w:r>
       <w:r>
         <w:tab/>
@@ -4192,10 +4186,7 @@
         <w:jc w:val="left"/>
       </w:pPr>
       <w:r>
-        <w:t xml:space="preserve">1.5.2 - </w:t>
-      </w:r>
-      <w:r>
-        <w:t>Cloudflare Workers e Wrangler</w:t>
+        <w:t>1.5.2 - Cloudflare Workers e Wrangler</w:t>
       </w:r>
       <w:r>
         <w:tab/>
@@ -4299,10 +4290,7 @@
         <w:jc w:val="left"/>
       </w:pPr>
       <w:r>
-        <w:t>2.1.</w:t>
-      </w:r>
-      <w:r>
-        <w:t>4 - Viabilidade Econômica</w:t>
+        <w:t>2.1.4 - Viabilidade Econômica</w:t>
       </w:r>
       <w:r>
         <w:tab/>
@@ -4387,8 +4375,6 @@
       </w:r>
       <w:r>
         <w:tab/>
-      </w:r>
-      <w:r>
         <w:t>66</w:t>
       </w:r>
     </w:p>
@@ -4469,10 +4455,7 @@
         <w:jc w:val="left"/>
       </w:pPr>
       <w:r>
-        <w:t xml:space="preserve">2.3.3.8 - Estética e design </w:t>
-      </w:r>
-      <w:r>
-        <w:t>minimalista</w:t>
+        <w:t>2.3.3.8 - Estética e design minimalista</w:t>
       </w:r>
       <w:r>
         <w:tab/>
@@ -4729,13 +4712,7 @@
           <w:lang w:val="en-US"/>
         </w:rPr>
         <w:tab/>
-        <w:t>7</w:t>
-      </w:r>
-      <w:r>
-        <w:rPr>
-          <w:lang w:val="en-US"/>
-        </w:rPr>
-        <w:t>4</w:t>
+        <w:t>74</w:t>
       </w:r>
     </w:p>
     <w:p>
@@ -4881,10 +4858,7 @@
         <w:jc w:val="left"/>
       </w:pPr>
       <w:r>
-        <w:t>2.7.1.2 - Legislação Estadua</w:t>
-      </w:r>
-      <w:r>
-        <w:t>l</w:t>
+        <w:t>2.7.1.2 - Legislação Estadual</w:t>
       </w:r>
       <w:r>
         <w:tab/>
@@ -5340,13 +5314,7 @@
         <w:ind w:firstLine="709"/>
       </w:pPr>
       <w:r>
-        <w:t xml:space="preserve">Este capítulo apresenta somente as tecnologias que compõem a versão atual do Stock ERP. A seleção foi definida a partir dos arquivos de </w:t>
-      </w:r>
-      <w:r>
-        <w:t>configuração, do código-fonte e da estrutura do repositório do projeto em agosto de 2026. Dessa forma, foram retiradas ferramentas que não fazem mais parte da implementação principal, evitando que a documentação descreva uma arquitetura diferente daquela r</w:t>
-      </w:r>
-      <w:r>
-        <w:t>ealmente utilizada pelo sistema.</w:t>
+        <w:t>Este capítulo apresenta somente as tecnologias que compõem a versão atual do Stock ERP. A seleção foi definida a partir dos arquivos de configuração, do código-fonte e da estrutura do repositório do projeto em agosto de 2026. Dessa forma, foram retiradas ferramentas que não fazem mais parte da implementação principal, evitando que a documentação descreva uma arquitetura diferente daquela realmente utilizada pelo sistema.</w:t>
       </w:r>
     </w:p>
     <w:p>
@@ -5366,10 +5334,7 @@
         <w:t>Web</w:t>
       </w:r>
       <w:r>
-        <w:t xml:space="preserve"> desenvolvido principalmente com TypeScript, React e Next.js. O armazenamento principal utiliza Cloudflare D1, compatível com SQLite, enquanto o Drizzle ORM auxilia na definição d</w:t>
-      </w:r>
-      <w:r>
-        <w:t>o esquema e das migrações. A comunicação entre a interface e o servidor ocorre por requisições HTTP com dados em JSON. O projeto também possui um conector opcional para empresas que desejem utilizar bancos MySQL, PostgreSQL ou SQL Server já existentes.</w:t>
+        <w:t xml:space="preserve"> desenvolvido principalmente com TypeScript, React e Next.js. O armazenamento principal utiliza Cloudflare D1, compatível com SQLite, enquanto o Drizzle ORM auxilia na definição do esquema e das migrações. A comunicação entre a interface e o servidor ocorre por requisições HTTP com dados em JSON. O projeto também possui um conector opcional para empresas que desejem utilizar bancos MySQL, PostgreSQL ou SQL Server já existentes.</w:t>
       </w:r>
     </w:p>
     <w:p>
@@ -5378,10 +5343,7 @@
         <w:jc w:val="left"/>
       </w:pPr>
       <w:r>
-        <w:t>1.1</w:t>
-      </w:r>
-      <w:r>
-        <w:t xml:space="preserve"> - Linguagem e ambiente de execução</w:t>
+        <w:t>1.1 - Linguagem e ambiente de execução</w:t>
       </w:r>
     </w:p>
     <w:p>
@@ -5400,10 +5362,7 @@
         <w:ind w:firstLine="709"/>
       </w:pPr>
       <w:r>
-        <w:t xml:space="preserve">TypeScript é a linguagem principal utilizada no código do Stock ERP. Desenvolvida sobre JavaScript, ela acrescenta tipagem estática e recursos que facilitam a identificação de erros durante o </w:t>
-      </w:r>
-      <w:r>
-        <w:t>desenvolvimento. No projeto, os arquivos da aplicação utilizam principalmente as extensões</w:t>
+        <w:t>TypeScript é a linguagem principal utilizada no código do Stock ERP. Desenvolvida sobre JavaScript, ela acrescenta tipagem estática e recursos que facilitam a identificação de erros durante o desenvolvimento. No projeto, os arquivos da aplicação utilizam principalmente as extensões</w:t>
       </w:r>
       <w:r>
         <w:t xml:space="preserve"> </w:t>
@@ -5415,23 +5374,17 @@
         <w:t xml:space="preserve"> </w:t>
       </w:r>
       <w:r>
-        <w:t>e.tsx, tanto nas regras executadas no servidor quanto nos componentes de interface. Na versão analisada do repositório, o projeto utiliza TypeScript 5.9, mantend</w:t>
-      </w:r>
-      <w:r>
-        <w:t>o a linguagem como base para a organização e manutenção do código (TYPESCRIPT, 2026).</w:t>
-      </w:r>
-    </w:p>
-    <w:p>
-      <w:pPr>
-        <w:pStyle w:val="TextoTCC"/>
-        <w:spacing w:after="120" w:line="360" w:lineRule="auto"/>
-        <w:ind w:firstLine="709"/>
-      </w:pPr>
-      <w:r>
-        <w:t>A adoção de TypeScript contribui para manter estruturas de dados mais previsíveis em módulos como produtos, compras, vendas, inventário, expedição e usuários. Como o Stoc</w:t>
-      </w:r>
-      <w:r>
-        <w:t>k ERP possui diversas entidades e operações relacionadas entre si, o uso de tipos ajuda a reduzir inconsistências na troca de informações entre a interface, as rotas do servidor e o banco de dados.</w:t>
+        <w:t>e.tsx, tanto nas regras executadas no servidor quanto nos componentes de interface. Na versão analisada do repositório, o projeto utiliza TypeScript 5.9, mantendo a linguagem como base para a organização e manutenção do código (TYPESCRIPT, 2026).</w:t>
+      </w:r>
+    </w:p>
+    <w:p>
+      <w:pPr>
+        <w:pStyle w:val="TextoTCC"/>
+        <w:spacing w:after="120" w:line="360" w:lineRule="auto"/>
+        <w:ind w:firstLine="709"/>
+      </w:pPr>
+      <w:r>
+        <w:t>A adoção de TypeScript contribui para manter estruturas de dados mais previsíveis em módulos como produtos, compras, vendas, inventário, expedição e usuários. Como o Stock ERP possui diversas entidades e operações relacionadas entre si, o uso de tipos ajuda a reduzir inconsistências na troca de informações entre a interface, as rotas do servidor e o banco de dados.</w:t>
       </w:r>
     </w:p>
     <w:p>
@@ -5450,13 +5403,7 @@
         <w:ind w:firstLine="709"/>
       </w:pPr>
       <w:r>
-        <w:t>Node.js é o ambiente de execução utilizado</w:t>
-      </w:r>
-      <w:r>
-        <w:t xml:space="preserve"> pelas ferramentas de desenvolvimento e pelos serviços auxiliares do projeto. O arquivo de configuração do Stock ERP exige Node.js 22.13 ou superior. Esse ambiente permite executar o processo de desenvolvimento, geração da aplicação, testes e também o cone</w:t>
-      </w:r>
-      <w:r>
-        <w:t xml:space="preserve">ctor de </w:t>
+        <w:t xml:space="preserve">Node.js é o ambiente de execução utilizado pelas ferramentas de desenvolvimento e pelos serviços auxiliares do projeto. O arquivo de configuração do Stock ERP exige Node.js 22.13 ou superior. Esse ambiente permite executar o processo de desenvolvimento, geração da aplicação, testes e também o conector de </w:t>
       </w:r>
       <w:r>
         <w:lastRenderedPageBreak/>
@@ -5485,36 +5432,27 @@
         <w:jc w:val="left"/>
       </w:pPr>
       <w:r>
-        <w:t>1.2.1 - Rea</w:t>
-      </w:r>
-      <w:r>
-        <w:t>ct</w:t>
-      </w:r>
-    </w:p>
-    <w:p>
-      <w:pPr>
-        <w:pStyle w:val="TextoTCC"/>
-        <w:spacing w:after="120" w:line="360" w:lineRule="auto"/>
-        <w:ind w:firstLine="709"/>
-      </w:pPr>
-      <w:r>
-        <w:t>React é utilizado para construir a interface do Stock ERP por meio de componentes reutilizáveis. As telas de acesso, produtos, relatórios, cadastros e módulos operacionais são implementadas em componentes TSX, permitindo combinar estrutura visual, dados</w:t>
-      </w:r>
-      <w:r>
-        <w:t xml:space="preserve"> e comportamento de forma organizada. O projeto utiliza React 19, juntamente com recursos de estado e eventos para atualização das telas e execução das ações do usuário (REACT, 2026).</w:t>
-      </w:r>
-    </w:p>
-    <w:p>
-      <w:pPr>
-        <w:pStyle w:val="TextoTCC"/>
-        <w:spacing w:after="120" w:line="360" w:lineRule="auto"/>
-        <w:ind w:firstLine="709"/>
-      </w:pPr>
-      <w:r>
-        <w:t>A organização em componentes facilita a manutenção da aplicação porque e</w:t>
-      </w:r>
-      <w:r>
-        <w:t>lementos semelhantes podem ser reaproveitados em diferentes módulos. Essa característica é importante em um ERP, no qual formulários, filtros, tabelas, botões e indicadores aparecem repetidamente em áreas distintas do sistema.</w:t>
+        <w:t>1.2.1 - React</w:t>
+      </w:r>
+    </w:p>
+    <w:p>
+      <w:pPr>
+        <w:pStyle w:val="TextoTCC"/>
+        <w:spacing w:after="120" w:line="360" w:lineRule="auto"/>
+        <w:ind w:firstLine="709"/>
+      </w:pPr>
+      <w:r>
+        <w:t>React é utilizado para construir a interface do Stock ERP por meio de componentes reutilizáveis. As telas de acesso, produtos, relatórios, cadastros e módulos operacionais são implementadas em componentes TSX, permitindo combinar estrutura visual, dados e comportamento de forma organizada. O projeto utiliza React 19, juntamente com recursos de estado e eventos para atualização das telas e execução das ações do usuário (REACT, 2026).</w:t>
+      </w:r>
+    </w:p>
+    <w:p>
+      <w:pPr>
+        <w:pStyle w:val="TextoTCC"/>
+        <w:spacing w:after="120" w:line="360" w:lineRule="auto"/>
+        <w:ind w:firstLine="709"/>
+      </w:pPr>
+      <w:r>
+        <w:t>A organização em componentes facilita a manutenção da aplicação porque elementos semelhantes podem ser reaproveitados em diferentes módulos. Essa característica é importante em um ERP, no qual formulários, filtros, tabelas, botões e indicadores aparecem repetidamente em áreas distintas do sistema.</w:t>
       </w:r>
     </w:p>
     <w:p>
@@ -5533,29 +5471,17 @@
         <w:ind w:firstLine="709"/>
       </w:pPr>
       <w:r>
-        <w:t>Next.js é o a</w:t>
-      </w:r>
-      <w:r>
-        <w:t>rcabouço principal utilizado para estruturar a aplicação React. O Stock ERP segue a organização baseada na pasta app, utilizando páginas, componentes e rotas de servidor no mesmo projeto. A rota interna /api/erp concentra a leitura dos dados e as operações</w:t>
-      </w:r>
-      <w:r>
-        <w:t xml:space="preserve"> executadas pela interface, permitindo que o navegador não acesse diretamente o banco de dados. Na versão atual do projeto é utilizado Next.js 16 (NEXT.JS, 2026).</w:t>
-      </w:r>
-    </w:p>
-    <w:p>
-      <w:pPr>
-        <w:pStyle w:val="TextoTCC"/>
-        <w:spacing w:after="120" w:line="360" w:lineRule="auto"/>
-        <w:ind w:firstLine="709"/>
-      </w:pPr>
-      <w:r>
-        <w:t>A utilização do Next.js permite manter a camada visual e a camada de servidor integradas em u</w:t>
-      </w:r>
-      <w:r>
-        <w:t>ma única aplicação. Essa estrutura simplifica o desenvolvimento do projeto acadêmico e, ao mesmo tempo, separa a interação do usuário das operações sensíveis, como atualização de estoque, criação de vendas, compras, inventários, alteração de status e geraç</w:t>
-      </w:r>
-      <w:r>
-        <w:t>ão de registros de auditoria.</w:t>
+        <w:t>Next.js é o arcabouço principal utilizado para estruturar a aplicação React. O Stock ERP segue a organização baseada na pasta app, utilizando páginas, componentes e rotas de servidor no mesmo projeto. A rota interna /api/erp concentra a leitura dos dados e as operações executadas pela interface, permitindo que o navegador não acesse diretamente o banco de dados. Na versão atual do projeto é utilizado Next.js 16 (NEXT.JS, 2026).</w:t>
+      </w:r>
+    </w:p>
+    <w:p>
+      <w:pPr>
+        <w:pStyle w:val="TextoTCC"/>
+        <w:spacing w:after="120" w:line="360" w:lineRule="auto"/>
+        <w:ind w:firstLine="709"/>
+      </w:pPr>
+      <w:r>
+        <w:t>A utilização do Next.js permite manter a camada visual e a camada de servidor integradas em uma única aplicação. Essa estrutura simplifica o desenvolvimento do projeto acadêmico e, ao mesmo tempo, separa a interação do usuário das operações sensíveis, como atualização de estoque, criação de vendas, compras, inventários, alteração de status e geração de registros de auditoria.</w:t>
       </w:r>
     </w:p>
     <w:p>
@@ -5574,10 +5500,7 @@
         <w:ind w:firstLine="709"/>
       </w:pPr>
       <w:r>
-        <w:t>A apresentação visual do sistema utiliza CSS e Tailwind CSS. O arquivo global de estilos importa Tailwind CSS e também possui regras próprias para definir cores, espaçamentos, painéis, formulários, t</w:t>
-      </w:r>
-      <w:r>
-        <w:t xml:space="preserve">abelas, telas de acesso e comportamento responsivo. Essa combinação permite utilizar recursos do Tailwind quando necessário </w:t>
+        <w:t xml:space="preserve">A apresentação visual do sistema utiliza CSS e Tailwind CSS. O arquivo global de estilos importa Tailwind CSS e também possui regras próprias para definir cores, espaçamentos, painéis, formulários, tabelas, telas de acesso e comportamento responsivo. Essa combinação permite utilizar recursos do Tailwind quando necessário </w:t>
       </w:r>
       <w:r>
         <w:lastRenderedPageBreak/>
@@ -5591,13 +5514,7 @@
         <w:ind w:firstLine="709"/>
       </w:pPr>
       <w:r>
-        <w:t>O uso de folhas de estil</w:t>
-      </w:r>
-      <w:r>
-        <w:t>o separadas da lógica da aplicação facilita alterações na aparência sem modificar as regras de negócio. Isso contribui para manter consistência entre os módulos e possibilita ajustes de acessibilidade, legibilidade e adaptação a diferentes tamanhos de tela</w:t>
-      </w:r>
-      <w:r>
-        <w:t>.</w:t>
+        <w:t>O uso de folhas de estilo separadas da lógica da aplicação facilita alterações na aparência sem modificar as regras de negócio. Isso contribui para manter consistência entre os módulos e possibilita ajustes de acessibilidade, legibilidade e adaptação a diferentes tamanhos de tela.</w:t>
       </w:r>
     </w:p>
     <w:p>
@@ -5625,26 +5542,17 @@
         <w:ind w:firstLine="709"/>
       </w:pPr>
       <w:r>
-        <w:t>O modelo de dados do Stock ERP é relacional e utiliza SQL para criação, consulta e atualização das informações. O esquema atual possui tabelas para usuários, categorias, marcas, fornecedores, clien</w:t>
-      </w:r>
-      <w:r>
-        <w:t>tes, armazéns, produtos, movimentações, vendas, compras, inventários, expedições, histórico de status, auditoria e configurações. A estrutura principal segue o dialeto SQLite, adequado ao banco D1 utilizado pelo projeto (SQLITE, 2026).</w:t>
-      </w:r>
-    </w:p>
-    <w:p>
-      <w:pPr>
-        <w:pStyle w:val="TextoTCC"/>
-        <w:spacing w:after="120" w:line="360" w:lineRule="auto"/>
-        <w:ind w:firstLine="709"/>
-      </w:pPr>
-      <w:r>
-        <w:t xml:space="preserve">Além das definições </w:t>
-      </w:r>
-      <w:r>
-        <w:t>do esquema, a rota do servidor utiliza consultas SQL preparadas para operações que exigem controle direto sobre os dados, como movimentação de estoque, atualização de pedidos, aplicação de inventário e geração de backup. Essa abordagem permite combinar abs</w:t>
-      </w:r>
-      <w:r>
-        <w:t>trações de desenvolvimento com comandos SQL explícitos quando a regra de negócio exige maior controle.</w:t>
+        <w:t>O modelo de dados do Stock ERP é relacional e utiliza SQL para criação, consulta e atualização das informações. O esquema atual possui tabelas para usuários, categorias, marcas, fornecedores, clientes, armazéns, produtos, movimentações, vendas, compras, inventários, expedições, histórico de status, auditoria e configurações. A estrutura principal segue o dialeto SQLite, adequado ao banco D1 utilizado pelo projeto (SQLITE, 2026).</w:t>
+      </w:r>
+    </w:p>
+    <w:p>
+      <w:pPr>
+        <w:pStyle w:val="TextoTCC"/>
+        <w:spacing w:after="120" w:line="360" w:lineRule="auto"/>
+        <w:ind w:firstLine="709"/>
+      </w:pPr>
+      <w:r>
+        <w:t>Além das definições do esquema, a rota do servidor utiliza consultas SQL preparadas para operações que exigem controle direto sobre os dados, como movimentação de estoque, atualização de pedidos, aplicação de inventário e geração de backup. Essa abordagem permite combinar abstrações de desenvolvimento com comandos SQL explícitos quando a regra de negócio exige maior controle.</w:t>
       </w:r>
     </w:p>
     <w:p>
@@ -5663,23 +5571,17 @@
         <w:ind w:firstLine="709"/>
       </w:pPr>
       <w:r>
-        <w:t>Cloudflare D1 é o banco de dados principal configurado na versão atual do Stock ERP. O projeto utiliza uma vinculação denominada DB</w:t>
-      </w:r>
-      <w:r>
-        <w:t>, disponibilizada ao servidor durante a execução. D1 oferece uma interface compatível com SQLite e permite manter o banco associado ao ambiente de hospedagem da aplicação, sem expor credenciais do banco diretamente ao navegador (CLOUDFLARE, 2026a).</w:t>
-      </w:r>
-    </w:p>
-    <w:p>
-      <w:pPr>
-        <w:pStyle w:val="TextoTCC"/>
-        <w:spacing w:after="120" w:line="360" w:lineRule="auto"/>
-        <w:ind w:firstLine="709"/>
-      </w:pPr>
-      <w:r>
-        <w:t>No Stoc</w:t>
-      </w:r>
-      <w:r>
-        <w:t>k ERP, o D1 armazena os dados operacionais e também registros de auditoria, configurações e histórico. O sistema possui ainda uma rotina capaz de gerar uma cópia SQL restaurável do banco, recurso utilizado pela tela de backup e recuperação.</w:t>
+        <w:t>Cloudflare D1 é o banco de dados principal configurado na versão atual do Stock ERP. O projeto utiliza uma vinculação denominada DB, disponibilizada ao servidor durante a execução. D1 oferece uma interface compatível com SQLite e permite manter o banco associado ao ambiente de hospedagem da aplicação, sem expor credenciais do banco diretamente ao navegador (CLOUDFLARE, 2026a).</w:t>
+      </w:r>
+    </w:p>
+    <w:p>
+      <w:pPr>
+        <w:pStyle w:val="TextoTCC"/>
+        <w:spacing w:after="120" w:line="360" w:lineRule="auto"/>
+        <w:ind w:firstLine="709"/>
+      </w:pPr>
+      <w:r>
+        <w:t>No Stock ERP, o D1 armazena os dados operacionais e também registros de auditoria, configurações e histórico. O sistema possui ainda uma rotina capaz de gerar uma cópia SQL restaurável do banco, recurso utilizado pela tela de backup e recuperação.</w:t>
       </w:r>
     </w:p>
     <w:p>
@@ -5688,10 +5590,7 @@
         <w:jc w:val="both"/>
       </w:pPr>
       <w:r>
-        <w:t xml:space="preserve">1.3.3 - </w:t>
-      </w:r>
-      <w:r>
-        <w:t>Drizzle ORM</w:t>
+        <w:t>1.3.3 - Drizzle ORM</w:t>
       </w:r>
     </w:p>
     <w:p>
@@ -5705,23 +5604,17 @@
       </w:r>
       <w:r>
         <w:lastRenderedPageBreak/>
-        <w:t>configuração ut</w:t>
-      </w:r>
-      <w:r>
-        <w:t>iliza o dialeto SQLite, coerente com o Cloudflare D1. Na versão analisada, o projeto utiliza Drizzle ORM 0.45 e Drizzle Kit 0.31 (DRIZZLE ORM, 2026).</w:t>
-      </w:r>
-    </w:p>
-    <w:p>
-      <w:pPr>
-        <w:pStyle w:val="TextoTCC"/>
-        <w:spacing w:after="120" w:line="360" w:lineRule="auto"/>
-        <w:ind w:firstLine="709"/>
-      </w:pPr>
-      <w:r>
-        <w:t>O uso do Drizzle não elimina completamente o SQL escrito manualmente. A aplicação combina o esquema tipado</w:t>
-      </w:r>
-      <w:r>
-        <w:t xml:space="preserve"> do Drizzle com consultas preparadas na rota do servidor. Essa escolha mantém a estrutura do banco documentada no código e permite implementar operações específicas do ERP de forma direta.</w:t>
+        <w:t>configuração utiliza o dialeto SQLite, coerente com o Cloudflare D1. Na versão analisada, o projeto utiliza Drizzle ORM 0.45 e Drizzle Kit 0.31 (DRIZZLE ORM, 2026).</w:t>
+      </w:r>
+    </w:p>
+    <w:p>
+      <w:pPr>
+        <w:pStyle w:val="TextoTCC"/>
+        <w:spacing w:after="120" w:line="360" w:lineRule="auto"/>
+        <w:ind w:firstLine="709"/>
+      </w:pPr>
+      <w:r>
+        <w:t>O uso do Drizzle não elimina completamente o SQL escrito manualmente. A aplicação combina o esquema tipado do Drizzle com consultas preparadas na rota do servidor. Essa escolha mantém a estrutura do banco documentada no código e permite implementar operações específicas do ERP de forma direta.</w:t>
       </w:r>
     </w:p>
     <w:p>
@@ -5749,13 +5642,7 @@
         <w:ind w:firstLine="709"/>
       </w:pPr>
       <w:r>
-        <w:t>A in</w:t>
-      </w:r>
-      <w:r>
-        <w:t xml:space="preserve">terface do Stock ERP se comunica com o servidor por meio de requisições HTTP. No navegador, a Fetch API é utilizada para consultar /api/erp e enviar operações ao sistema. As respostas são normalmente transmitidas em JSON, formato adequado para representar </w:t>
-      </w:r>
-      <w:r>
-        <w:t xml:space="preserve">objetos, listas, estados e mensagens entre as camadas da aplicação (MDN </w:t>
+        <w:t xml:space="preserve">A interface do Stock ERP se comunica com o servidor por meio de requisições HTTP. No navegador, a Fetch API é utilizada para consultar /api/erp e enviar operações ao sistema. As respostas são normalmente transmitidas em JSON, formato adequado para representar objetos, listas, estados e mensagens entre as camadas da aplicação (MDN </w:t>
       </w:r>
       <w:r>
         <w:rPr>
@@ -5775,10 +5662,7 @@
         <w:ind w:firstLine="709"/>
       </w:pPr>
       <w:r>
-        <w:t>Essa comunicação é usada tanto para carregar o estado atual do ERP quanto para registrar ações como cadastro de produtos, movimentações, vendas, compr</w:t>
-      </w:r>
-      <w:r>
-        <w:t>as, inventários, alterações de status, configurações e importações. Arquivos de backup são tratados separadamente, pois podem ser retornados como conteúdo para download.</w:t>
+        <w:t>Essa comunicação é usada tanto para carregar o estado atual do ERP quanto para registrar ações como cadastro de produtos, movimentações, vendas, compras, inventários, alterações de status, configurações e importações. Arquivos de backup são tratados separadamente, pois podem ser retornados como conteúdo para download.</w:t>
       </w:r>
     </w:p>
     <w:p>
@@ -5797,26 +5681,17 @@
         <w:ind w:firstLine="709"/>
       </w:pPr>
       <w:r>
-        <w:t>O projeto possui uma interface de comunicação interna</w:t>
-      </w:r>
-      <w:r>
-        <w:t xml:space="preserve"> implementada pela rota /api/erp do Next.js. A rota aceita requisições GET para leitura do conjunto de dados necessário à interface e requisições POST para operações identificadas por ações. Portanto, a implementação atual é melhor descrita como uma API HT</w:t>
-      </w:r>
-      <w:r>
-        <w:t>TP interna orientada às operações do sistema, e não como uma API REST documentada por OpenAPI.</w:t>
-      </w:r>
-    </w:p>
-    <w:p>
-      <w:pPr>
-        <w:pStyle w:val="TextoTCC"/>
-        <w:spacing w:after="120" w:line="360" w:lineRule="auto"/>
-        <w:ind w:firstLine="709"/>
-      </w:pPr>
-      <w:r>
-        <w:t xml:space="preserve">Na camada de servidor também são verificados perfis de usuário antes da execução de determinadas ações. O sistema diferencia funções como administrador, gestor, </w:t>
-      </w:r>
-      <w:r>
-        <w:t>gerente, operador, comprador, vendedor, separador, conferente, expedidor, financeiro e auditor. Esse mecanismo permite limitar operações conforme o papel registrado para cada usuário e registrar ações relevantes na auditoria.</w:t>
+        <w:t>O projeto possui uma interface de comunicação interna implementada pela rota /api/erp do Next.js. A rota aceita requisições GET para leitura do conjunto de dados necessário à interface e requisições POST para operações identificadas por ações. Portanto, a implementação atual é melhor descrita como uma API HTTP interna orientada às operações do sistema, e não como uma API REST documentada por OpenAPI.</w:t>
+      </w:r>
+    </w:p>
+    <w:p>
+      <w:pPr>
+        <w:pStyle w:val="TextoTCC"/>
+        <w:spacing w:after="120" w:line="360" w:lineRule="auto"/>
+        <w:ind w:firstLine="709"/>
+      </w:pPr>
+      <w:r>
+        <w:t>Na camada de servidor também são verificados perfis de usuário antes da execução de determinadas ações. O sistema diferencia funções como administrador, gestor, gerente, operador, comprador, vendedor, separador, conferente, expedidor, financeiro e auditor. Esse mecanismo permite limitar operações conforme o papel registrado para cada usuário e registrar ações relevantes na auditoria.</w:t>
       </w:r>
     </w:p>
     <w:p>
@@ -5825,10 +5700,7 @@
         <w:jc w:val="left"/>
       </w:pPr>
       <w:r>
-        <w:t>1.4.3 - Conector para bancos e</w:t>
-      </w:r>
-      <w:r>
-        <w:t>xistentes</w:t>
+        <w:t>1.4.3 - Conector para bancos existentes</w:t>
       </w:r>
     </w:p>
     <w:p>
@@ -5842,26 +5714,17 @@
       </w:r>
       <w:r>
         <w:lastRenderedPageBreak/>
-        <w:t xml:space="preserve">e utiliza Express e Knex, com controladores específicos para MySQL, PostgreSQL e SQL Server. O </w:t>
-      </w:r>
-      <w:r>
-        <w:t>navegador continua acessando apenas a rota do Stock ERP; quando a integração externa é ativada, o servidor encaminha a operação ao conector por HTTP, mantendo as credenciais do banco fora do código executado no navegador (EXPRESS, 2026; KNEX, 2026).</w:t>
-      </w:r>
-    </w:p>
-    <w:p>
-      <w:pPr>
-        <w:pStyle w:val="TextoTCC"/>
-        <w:spacing w:after="120" w:line="360" w:lineRule="auto"/>
-        <w:ind w:firstLine="709"/>
-      </w:pPr>
-      <w:r>
-        <w:t>Essa a</w:t>
-      </w:r>
-      <w:r>
-        <w:t>rquitetura amplia a possibilidade de implantação do sistema sem transformar PostgreSQL, MySQL ou SQL Server no banco principal obrigatório do projeto. Na configuração padrão, o sistema utiliza D1; os demais SGBDs são alternativas de integração para ambient</w:t>
-      </w:r>
-      <w:r>
-        <w:t>es que já possuem infraestrutura própria.</w:t>
+        <w:t>e utiliza Express e Knex, com controladores específicos para MySQL, PostgreSQL e SQL Server. O navegador continua acessando apenas a rota do Stock ERP; quando a integração externa é ativada, o servidor encaminha a operação ao conector por HTTP, mantendo as credenciais do banco fora do código executado no navegador (EXPRESS, 2026; KNEX, 2026).</w:t>
+      </w:r>
+    </w:p>
+    <w:p>
+      <w:pPr>
+        <w:pStyle w:val="TextoTCC"/>
+        <w:spacing w:after="120" w:line="360" w:lineRule="auto"/>
+        <w:ind w:firstLine="709"/>
+      </w:pPr>
+      <w:r>
+        <w:t>Essa arquitetura amplia a possibilidade de implantação do sistema sem transformar PostgreSQL, MySQL ou SQL Server no banco principal obrigatório do projeto. Na configuração padrão, o sistema utiliza D1; os demais SGBDs são alternativas de integração para ambientes que já possuem infraestrutura própria.</w:t>
       </w:r>
     </w:p>
     <w:p>
@@ -5889,13 +5752,7 @@
         <w:ind w:firstLine="709"/>
       </w:pPr>
       <w:r>
-        <w:t>O ambiente de desenvolvimento utiliza Vite para iniciar a aplicação e realizar a geração dos arquivos necessários. O projeto também utiliza Vinext, ferrame</w:t>
-      </w:r>
-      <w:r>
-        <w:t>nta responsável por executar a estrutura compatível com Next.js sobre o ambiente configurado com Vite. Na versão atual são utilizados Vite 8 e Vinext 0.0.50. Essas ferramentas fazem parte do processo técnico de execução e publicação, mas não alteram as reg</w:t>
-      </w:r>
-      <w:r>
-        <w:t>ras de negócio do ERP (VITE, 2026).</w:t>
+        <w:t>O ambiente de desenvolvimento utiliza Vite para iniciar a aplicação e realizar a geração dos arquivos necessários. O projeto também utiliza Vinext, ferramenta responsável por executar a estrutura compatível com Next.js sobre o ambiente configurado com Vite. Na versão atual são utilizados Vite 8 e Vinext 0.0.50. Essas ferramentas fazem parte do processo técnico de execução e publicação, mas não alteram as regras de negócio do ERP (VITE, 2026).</w:t>
       </w:r>
     </w:p>
     <w:p>
@@ -5914,13 +5771,7 @@
         <w:ind w:firstLine="709"/>
       </w:pPr>
       <w:r>
-        <w:t>A execução em nuvem é preparada para Cloudflare Workers. O projeto possui um arquivo worker que recebe a requisição, disponibiliza a conexão D1 e encaminha a execução para a aplicaçã</w:t>
-      </w:r>
-      <w:r>
-        <w:t>o. O Wrangler é utilizado como ferramenta de suporte ao ambiente Cloudflare durante desenvolvimento e publicação. Essa estrutura substitui a necessidade, na versão atual, de documentar Nginx, Render, Railway, Docker ou um servidor Linux próprio como compon</w:t>
-      </w:r>
-      <w:r>
-        <w:t>entes obrigatórios do Stock ERP (CLOUDFLARE, 2026b).</w:t>
+        <w:t>A execução em nuvem é preparada para Cloudflare Workers. O projeto possui um arquivo worker que recebe a requisição, disponibiliza a conexão D1 e encaminha a execução para a aplicação. O Wrangler é utilizado como ferramenta de suporte ao ambiente Cloudflare durante desenvolvimento e publicação. Essa estrutura substitui a necessidade, na versão atual, de documentar Nginx, Render, Railway, Docker ou um servidor Linux próprio como componentes obrigatórios do Stock ERP (CLOUDFLARE, 2026b).</w:t>
       </w:r>
     </w:p>
     <w:p>
@@ -5948,13 +5799,7 @@
         <w:ind w:firstLine="709"/>
       </w:pPr>
       <w:r>
-        <w:t>Git é utilizado para controlar as alterações do código-fonte e da documentação, permitindo registrar versões, comparar mudanças e manter o histórico</w:t>
-      </w:r>
-      <w:r>
-        <w:t xml:space="preserve"> do projeto. O GitHub armazena o repositório compartilhado do Stock ERP e centraliza os arquivos utilizados pela equipe. Essa combinação facilita o desenvolvimento colaborativo e reduz o risco de perda ou sobrescrita de alterações realizadas por diferentes</w:t>
-      </w:r>
-      <w:r>
-        <w:t xml:space="preserve"> integrantes (GIT, 2026; GITHUB, 2026).</w:t>
+        <w:t>Git é utilizado para controlar as alterações do código-fonte e da documentação, permitindo registrar versões, comparar mudanças e manter o histórico do projeto. O GitHub armazena o repositório compartilhado do Stock ERP e centraliza os arquivos utilizados pela equipe. Essa combinação facilita o desenvolvimento colaborativo e reduz o risco de perda ou sobrescrita de alterações realizadas por diferentes integrantes (GIT, 2026; GITHUB, 2026).</w:t>
       </w:r>
     </w:p>
     <w:p>
@@ -22068,9 +21913,6 @@
       <w:r>
         <w:t>2.3.2 - Interface do Funcionário</w:t>
       </w:r>
-      <w:r>
-        <w:t>0</w:t>
-      </w:r>
       <w:bookmarkStart w:id="27" w:name="_GoBack"/>
       <w:bookmarkEnd w:id="27"/>
     </w:p>
@@ -29125,6 +28967,7 @@
           <w:bCs/>
           <w:szCs w:val="24"/>
         </w:rPr>
+        <w:lastRenderedPageBreak/>
         <w:t>Por que empresas utilizam:</w:t>
       </w:r>
       <w:r>
@@ -29722,6 +29565,7 @@
           <w:rFonts w:cs="Arial"/>
           <w:szCs w:val="24"/>
         </w:rPr>
+        <w:lastRenderedPageBreak/>
         <w:t>Além disso, o crescimento operacional da empresa pode tornar a organização manual mais complexa e difícil de administrar.</w:t>
       </w:r>
     </w:p>
@@ -30221,6 +30065,7 @@
           <w:rFonts w:cs="Arial"/>
           <w:szCs w:val="24"/>
         </w:rPr>
+        <w:lastRenderedPageBreak/>
         <w:t>•</w:t>
       </w:r>
       <w:r>
@@ -30599,6 +30444,7 @@
           <w:rFonts w:cs="Arial"/>
           <w:szCs w:val="24"/>
         </w:rPr>
+        <w:lastRenderedPageBreak/>
         <w:t>•</w:t>
       </w:r>
       <w:r>
@@ -31063,7 +30909,15 @@
           <w:rFonts w:cs="Arial"/>
           <w:szCs w:val="24"/>
         </w:rPr>
-        <w:t>No contexto deste projeto, que consiste no desenvolvimento do Stock ERP, um sistema voltado à gestão empresarial e ao controle de estoque, essas normas são essenciais para garantir segurança jurídica, transparência na contratação e proteção tanto da empresa desenvolvedora quanto dos usuários da plataforma. O sistema disponibiliza funcionalidades como cadastro de produtos, controle de entradas e saídas de mercadorias, gestão de vendas, controle financeiro, cadastro de clientes e fornecedores, emissão de relatórios gerenciais e acompanhamento de indicadores empresariais.</w:t>
+        <w:t xml:space="preserve">No contexto deste projeto, que consiste no desenvolvimento do Stock ERP, um sistema voltado à gestão empresarial e ao controle de estoque, essas normas são essenciais para garantir segurança jurídica, transparência na contratação e proteção tanto da empresa desenvolvedora quanto dos usuários da plataforma. O sistema disponibiliza funcionalidades como cadastro de produtos, controle de entradas e saídas de mercadorias, gestão de vendas, controle financeiro, cadastro de clientes e </w:t>
+      </w:r>
+      <w:r>
+        <w:rPr>
+          <w:rFonts w:cs="Arial"/>
+          <w:szCs w:val="24"/>
+        </w:rPr>
+        <w:lastRenderedPageBreak/>
+        <w:t>fornecedores, emissão de relatórios gerenciais e acompanhamento de indicadores empresariais.</w:t>
       </w:r>
     </w:p>
     <w:p>
@@ -31268,7 +31122,15 @@
           <w:rFonts w:cs="Arial"/>
           <w:szCs w:val="24"/>
         </w:rPr>
-        <w:t>No âmbito estadual, as normas de São Paulo relacionadas ao uso de assinaturas eletrônicas e processos digitais reforçam a validade de documentos eletrônicos, cadastros digitais e interações realizadas por meios tecnológicos. Embora essas normas estejam voltadas principalmente à Administração Pública estadual, elas demonstram o avanço da formalização digital no Estado de São Paulo.</w:t>
+        <w:t xml:space="preserve">No âmbito estadual, as normas de São Paulo relacionadas ao uso de assinaturas eletrônicas e processos digitais reforçam a validade de documentos eletrônicos, cadastros digitais e interações realizadas por meios tecnológicos. Embora </w:t>
+      </w:r>
+      <w:r>
+        <w:rPr>
+          <w:rFonts w:cs="Arial"/>
+          <w:szCs w:val="24"/>
+        </w:rPr>
+        <w:lastRenderedPageBreak/>
+        <w:t>essas normas estejam voltadas principalmente à Administração Pública estadual, elas demonstram o avanço da formalização digital no Estado de São Paulo.</w:t>
       </w:r>
     </w:p>
     <w:p>
@@ -31543,6 +31405,7 @@
           <w:rFonts w:cs="Arial"/>
           <w:szCs w:val="24"/>
         </w:rPr>
+        <w:lastRenderedPageBreak/>
         <w:t xml:space="preserve">Lei nº 9.609/1998 - Lei do </w:t>
       </w:r>
       <w:commentRangeStart w:id="52"/>
@@ -31972,6 +31835,7 @@
           <w:bCs/>
           <w:szCs w:val="24"/>
         </w:rPr>
+        <w:lastRenderedPageBreak/>
         <w:t>Impacto no Stock ERP:</w:t>
       </w:r>
       <w:r>
@@ -32206,6 +32070,7 @@
           <w:bCs/>
           <w:szCs w:val="24"/>
         </w:rPr>
+        <w:lastRenderedPageBreak/>
         <w:t>2.7.2.2  - Cláusula 2 - Contratação, Vigência e Condições de Uso</w:t>
       </w:r>
     </w:p>
@@ -32332,7 +32197,15 @@
           <w:rFonts w:cs="Arial"/>
           <w:szCs w:val="24"/>
         </w:rPr>
-        <w:t>A presente cláusula encontra fundamento no Código Civil Brasileiro, especialmente nos princípios da autonomia da vontade, boa-fé objetiva e obrigatoriedade dos contratos; na Lei nº 9.609/1998, que regula o licenciamento de programas de computador; na Lei nº 14.063/2020, quando houver assinatura ou aceite eletrônico; no Marco Civil da Internet, por se tratar de serviço digital; na LGPD, quando houver tratamento de dados pessoais; e no Código de Defesa do Consumidor, quando a relação jurídica possuir natureza consumerista.</w:t>
+        <w:t xml:space="preserve">A presente cláusula encontra fundamento no Código Civil Brasileiro, especialmente nos princípios da autonomia da vontade, boa-fé objetiva e obrigatoriedade dos contratos; na Lei nº 9.609/1998, que regula o licenciamento de programas de computador; na Lei nº 14.063/2020, quando houver assinatura ou aceite eletrônico; no Marco Civil da Internet, por se tratar de serviço digital; na LGPD, quando </w:t>
+      </w:r>
+      <w:r>
+        <w:rPr>
+          <w:rFonts w:cs="Arial"/>
+          <w:szCs w:val="24"/>
+        </w:rPr>
+        <w:lastRenderedPageBreak/>
+        <w:t>houver tratamento de dados pessoais; e no Código de Defesa do Consumidor, quando a relação jurídica possuir natureza consumerista.</w:t>
       </w:r>
     </w:p>
     <w:p>
@@ -32538,6 +32411,7 @@
           <w:rFonts w:cs="Arial"/>
           <w:szCs w:val="24"/>
         </w:rPr>
+        <w:lastRenderedPageBreak/>
         <w:t>Caso sejam identificadas falhas técnicas que comprometam significativamente o funcionamento do sistema, a Stock ERP deverá adotar as medidas necessárias para sua correção em prazo razoável, conforme a complexidade do problema.</w:t>
       </w:r>
     </w:p>
@@ -32726,6 +32600,7 @@
           <w:rFonts w:cs="Arial"/>
           <w:szCs w:val="24"/>
         </w:rPr>
+        <w:lastRenderedPageBreak/>
         <w:t>Compete ao cliente efetuar o pagamento da mensalidade contratada no valor de R$ 200,00 (duzentos reais), até a data de vencimento previamente acordada entre as partes.</w:t>
       </w:r>
     </w:p>
@@ -32928,6 +32803,7 @@
           <w:rFonts w:cs="Arial"/>
           <w:szCs w:val="24"/>
         </w:rPr>
+        <w:lastRenderedPageBreak/>
         <w:t>Essas medidas incluem mecanismos de autenticação, controle de acesso, monitoramento de atividades, armazenamento seguro e procedimentos destinados à prevenção de acessos não autorizados, perdas, vazamentos, destruição, alteração ou qualquer forma de tratamento inadequado dos dados processados pela plataforma.</w:t>
       </w:r>
     </w:p>
@@ -33094,6 +32970,7 @@
           <w:rFonts w:cs="Arial"/>
           <w:szCs w:val="24"/>
         </w:rPr>
+        <w:lastRenderedPageBreak/>
         <w:t>A utilização da plataforma não implica transferência de qualquer direito de propriedade intelectual ao cliente, permanecendo sua titularidade exclusiva sob responsabilidade da Stock ERP.</w:t>
       </w:r>
     </w:p>
@@ -33300,6 +33177,7 @@
           <w:rFonts w:cs="Arial"/>
           <w:szCs w:val="24"/>
         </w:rPr>
+        <w:lastRenderedPageBreak/>
         <w:t>A Stock ERP poderá rescindir unilateralmente o contrato em caso de inadimplência superior a 30 dias, utilização indevida da plataforma, violação dos direitos de propriedade intelectual, descumprimento das obrigações contratuais ou prática de atos que comprometam a segurança, a integridade ou o funcionamento do sistema.</w:t>
       </w:r>
     </w:p>
@@ -33488,7 +33366,15 @@
           <w:rFonts w:cs="Arial"/>
           <w:szCs w:val="24"/>
         </w:rPr>
-        <w:t>A empresa não será responsável por prejuízos, perdas de dados, interrupções de atividades, lucros cessantes ou quaisquer danos decorrentes de uso inadequado da plataforma pelo cliente, fornecimento de informações incorretas, incompletas ou desatualizadas, compartilhamento indevido de credenciais de acesso ou descumprimento das orientações de utilização do sistema.</w:t>
+        <w:t xml:space="preserve">A empresa não será responsável por prejuízos, perdas de dados, interrupções de atividades, lucros cessantes ou quaisquer danos decorrentes de uso inadequado </w:t>
+      </w:r>
+      <w:r>
+        <w:rPr>
+          <w:rFonts w:cs="Arial"/>
+          <w:szCs w:val="24"/>
+        </w:rPr>
+        <w:lastRenderedPageBreak/>
+        <w:t>da plataforma pelo cliente, fornecimento de informações incorretas, incompletas ou desatualizadas, compartilhamento indevido de credenciais de acesso ou descumprimento das orientações de utilização do sistema.</w:t>
       </w:r>
     </w:p>
     <w:p>
@@ -33698,6 +33584,7 @@
           <w:bCs/>
           <w:szCs w:val="24"/>
         </w:rPr>
+        <w:lastRenderedPageBreak/>
         <w:t>CONTRATADA:</w:t>
       </w:r>
     </w:p>
@@ -33886,6 +33773,7 @@
           <w:rFonts w:cs="Arial"/>
           <w:szCs w:val="24"/>
         </w:rPr>
+        <w:lastRenderedPageBreak/>
         <w:t>Na hipótese de atraso no pagamento, poderão incidir multa de 2% sobre o valor em atraso, juros de mora de 1% ao mês e correção monetária pelo índice IPCA ou outro índice oficial que venha a substituí-lo.</w:t>
       </w:r>
     </w:p>
@@ -34110,6 +33998,7 @@
           <w:rFonts w:cs="Arial"/>
           <w:szCs w:val="24"/>
         </w:rPr>
+        <w:lastRenderedPageBreak/>
         <w:t>A CONTRATANTE é responsável pela veracidade, legalidade e atualização dos dados inseridos na plataforma, respondendo pelas informações cadastradas e pelas operações realizadas em sua conta.</w:t>
       </w:r>
     </w:p>
@@ -34334,6 +34223,7 @@
           <w:rFonts w:cs="Arial"/>
           <w:szCs w:val="24"/>
         </w:rPr>
+        <w:lastRenderedPageBreak/>
         <w:t>O descumprimento das obrigações de propriedade intelectual ou confidencialidade poderá gerar rescisão contratual, suspensão de acesso e responsabilização por perdas e danos.</w:t>
       </w:r>
     </w:p>
@@ -34544,6 +34434,7 @@
           <w:bCs/>
           <w:szCs w:val="24"/>
         </w:rPr>
+        <w:lastRenderedPageBreak/>
         <w:t>DAS DISPOSIÇÕES GERAIS</w:t>
       </w:r>
     </w:p>
@@ -35063,6 +34954,7 @@
         </w:rPr>
       </w:pPr>
       <w:r>
+        <w:lastRenderedPageBreak/>
         <w:t>3 - CONSIDERAÇÕES FINAIS</w:t>
       </w:r>
     </w:p>
@@ -35095,6 +34987,7 @@
           <w:rFonts w:eastAsia="Times New Roman" w:cs="Arial"/>
           <w:szCs w:val="24"/>
         </w:rPr>
+        <w:lastRenderedPageBreak/>
         <w:t>REFERÊNCIAS</w:t>
       </w:r>
       <w:bookmarkEnd w:id="59"/>
@@ -35105,10 +34998,7 @@
         <w:jc w:val="left"/>
       </w:pPr>
       <w:r>
-        <w:t xml:space="preserve">CLOUDFLARE. D1 documentation. Disponível em: </w:t>
-      </w:r>
-      <w:r>
-        <w:t>https://developers.cloudflare.com/d1/. Acesso em: 26 ago. 2026.</w:t>
+        <w:t>CLOUDFLARE. D1 documentation. Disponível em: https://developers.cloudflare.com/d1/. Acesso em: 26 ago. 2026.</w:t>
       </w:r>
     </w:p>
     <w:p>
@@ -35126,10 +35016,7 @@
         <w:jc w:val="left"/>
       </w:pPr>
       <w:r>
-        <w:t>DRIZZLE ORM. Drizzle ORM documentation. Disponível em: https://orm.drizzl</w:t>
-      </w:r>
-      <w:r>
-        <w:t>e.team/docs/overview. Acesso em: 26 ago. 2026.</w:t>
+        <w:t>DRIZZLE ORM. Drizzle ORM documentation. Disponível em: https://orm.drizzle.team/docs/overview. Acesso em: 26 ago. 2026.</w:t>
       </w:r>
     </w:p>
     <w:p>
@@ -35156,10 +35043,7 @@
         <w:jc w:val="left"/>
       </w:pPr>
       <w:r>
-        <w:t>GITHUB. GitHub Docs. Dis</w:t>
-      </w:r>
-      <w:r>
-        <w:t>ponível em: https://docs.github.com/. Acesso em: 26 ago. 2026.</w:t>
+        <w:t>GITHUB. GitHub Docs. Disponível em: https://docs.github.com/. Acesso em: 26 ago. 2026.</w:t>
       </w:r>
     </w:p>
     <w:p>
@@ -35204,10 +35088,7 @@
         <w:jc w:val="left"/>
       </w:pPr>
       <w:r>
-        <w:t>NEXT.JS. Next.js Doc</w:t>
-      </w:r>
-      <w:r>
-        <w:t>umentation. Disponível em: https://nextjs.org/docs. Acesso em: 26 ago. 2026.</w:t>
+        <w:t>NEXT.JS. Next.js Documentation. Disponível em: https://nextjs.org/docs. Acesso em: 26 ago. 2026.</w:t>
       </w:r>
     </w:p>
     <w:p>
@@ -35225,10 +35106,7 @@
         <w:jc w:val="left"/>
       </w:pPr>
       <w:r>
-        <w:t xml:space="preserve">REACT. React Documentation. Disponível em: https://react.dev/. Acesso </w:t>
-      </w:r>
-      <w:r>
-        <w:t>em: 26 ago. 2026.</w:t>
+        <w:t>REACT. React Documentation. Disponível em: https://react.dev/. Acesso em: 26 ago. 2026.</w:t>
       </w:r>
     </w:p>
     <w:p>
@@ -35261,10 +35139,7 @@
         <w:jc w:val="left"/>
       </w:pPr>
       <w:r>
-        <w:t>TYPESCRIPT. TypeScript</w:t>
-      </w:r>
-      <w:r>
-        <w:t xml:space="preserve"> Documentation. Disponível em: https://www.typescriptlang.org/docs/. Acesso em: 26 ago. 2026.</w:t>
+        <w:t>TYPESCRIPT. TypeScript Documentation. Disponível em: https://www.typescriptlang.org/docs/. Acesso em: 26 ago. 2026.</w:t>
       </w:r>
     </w:p>
     <w:p>
@@ -35282,6 +35157,7 @@
         <w:pageBreakBefore/>
       </w:pPr>
       <w:r>
+        <w:lastRenderedPageBreak/>
         <w:t>ANEXOS</w:t>
       </w:r>
     </w:p>
@@ -53537,12 +53413,6 @@
 </file>
 
 <file path=customXml/item1.xml><?xml version="1.0" encoding="utf-8"?>
-<p:properties xmlns:p="http://schemas.microsoft.com/office/2006/metadata/properties" xmlns:xsi="http://www.w3.org/2001/XMLSchema-instance" xmlns:pc="http://schemas.microsoft.com/office/infopath/2007/PartnerControls">
-  <documentManagement/>
-</p:properties>
-</file>
-
-<file path=customXml/item2.xml><?xml version="1.0" encoding="utf-8"?>
 <?mso-contentType ?>
 <FormTemplates xmlns="http://schemas.microsoft.com/sharepoint/v3/contenttype/forms">
   <Display>DocumentLibraryForm</Display>
@@ -53551,7 +53421,7 @@
 </FormTemplates>
 </file>
 
-<file path=customXml/item3.xml><?xml version="1.0" encoding="utf-8"?>
+<file path=customXml/item2.xml><?xml version="1.0" encoding="utf-8"?>
 <ct:contentTypeSchema xmlns:ct="http://schemas.microsoft.com/office/2006/metadata/contentType" xmlns:ma="http://schemas.microsoft.com/office/2006/metadata/properties/metaAttributes" ct:_="" ma:_="" ma:contentTypeName="Documento" ma:contentTypeID="0x0101002143806E547ABD4E93289385A3FDBF77" ma:contentTypeVersion="1" ma:contentTypeDescription="Crie um novo documento." ma:contentTypeScope="" ma:versionID="b14f338ecaffc4bfd1ecb1a2742d7929">
   <xsd:schema xmlns:xsd="http://www.w3.org/2001/XMLSchema" xmlns:xs="http://www.w3.org/2001/XMLSchema" xmlns:p="http://schemas.microsoft.com/office/2006/metadata/properties" xmlns:ns3="92af4d98-1b41-41e1-8817-b20f7fdac349" targetNamespace="http://schemas.microsoft.com/office/2006/metadata/properties" ma:root="true" ma:fieldsID="2f5d27d69df15c55b7652e946427a08c" ns3:_="">
     <xsd:import namespace="92af4d98-1b41-41e1-8817-b20f7fdac349"/>
@@ -53677,20 +53547,17 @@
 </ct:contentTypeSchema>
 </file>
 
+<file path=customXml/item3.xml><?xml version="1.0" encoding="utf-8"?>
+<p:properties xmlns:p="http://schemas.microsoft.com/office/2006/metadata/properties" xmlns:xsi="http://www.w3.org/2001/XMLSchema-instance" xmlns:pc="http://schemas.microsoft.com/office/infopath/2007/PartnerControls">
+  <documentManagement/>
+</p:properties>
+</file>
+
 <file path=customXml/item4.xml><?xml version="1.0" encoding="utf-8"?>
 <b:Sources xmlns:b="http://schemas.openxmlformats.org/officeDocument/2006/bibliography" xmlns="http://schemas.openxmlformats.org/officeDocument/2006/bibliography" SelectedStyle="\APASixthEditionOfficeOnline.xsl" StyleName="APA" Version="6"/>
 </file>
 
 <file path=customXml/itemProps1.xml><?xml version="1.0" encoding="utf-8"?>
-<ds:datastoreItem xmlns:ds="http://schemas.openxmlformats.org/officeDocument/2006/customXml" ds:itemID="{94A1E22D-3AC2-41E9-8F4D-B94BF2DCB0F7}">
-  <ds:schemaRefs>
-    <ds:schemaRef ds:uri="http://schemas.microsoft.com/office/2006/metadata/properties"/>
-    <ds:schemaRef ds:uri="http://schemas.microsoft.com/office/infopath/2007/PartnerControls"/>
-  </ds:schemaRefs>
-</ds:datastoreItem>
-</file>
-
-<file path=customXml/itemProps2.xml><?xml version="1.0" encoding="utf-8"?>
 <ds:datastoreItem xmlns:ds="http://schemas.openxmlformats.org/officeDocument/2006/customXml" ds:itemID="{2197FC2A-3FEE-4018-BF9D-AC0DEF12D21E}">
   <ds:schemaRefs>
     <ds:schemaRef ds:uri="http://schemas.microsoft.com/sharepoint/v3/contenttype/forms"/>
@@ -53698,7 +53565,7 @@
 </ds:datastoreItem>
 </file>
 
-<file path=customXml/itemProps3.xml><?xml version="1.0" encoding="utf-8"?>
+<file path=customXml/itemProps2.xml><?xml version="1.0" encoding="utf-8"?>
 <ds:datastoreItem xmlns:ds="http://schemas.openxmlformats.org/officeDocument/2006/customXml" ds:itemID="{308C362D-2559-45E3-8E0C-3E1A3EA270E4}">
   <ds:schemaRefs>
     <ds:schemaRef ds:uri="http://schemas.microsoft.com/office/2006/metadata/contentType"/>
@@ -53716,8 +53583,17 @@
 </ds:datastoreItem>
 </file>
 
+<file path=customXml/itemProps3.xml><?xml version="1.0" encoding="utf-8"?>
+<ds:datastoreItem xmlns:ds="http://schemas.openxmlformats.org/officeDocument/2006/customXml" ds:itemID="{94A1E22D-3AC2-41E9-8F4D-B94BF2DCB0F7}">
+  <ds:schemaRefs>
+    <ds:schemaRef ds:uri="http://schemas.microsoft.com/office/2006/metadata/properties"/>
+    <ds:schemaRef ds:uri="http://schemas.microsoft.com/office/infopath/2007/PartnerControls"/>
+  </ds:schemaRefs>
+</ds:datastoreItem>
+</file>
+
 <file path=customXml/itemProps4.xml><?xml version="1.0" encoding="utf-8"?>
-<ds:datastoreItem xmlns:ds="http://schemas.openxmlformats.org/officeDocument/2006/customXml" ds:itemID="{0A4628AA-881E-4C54-AADD-31281B8C94D1}">
+<ds:datastoreItem xmlns:ds="http://schemas.openxmlformats.org/officeDocument/2006/customXml" ds:itemID="{384E9514-BAF4-41C8-B6C0-E07D593FC69A}">
   <ds:schemaRefs>
     <ds:schemaRef ds:uri="http://schemas.openxmlformats.org/officeDocument/2006/bibliography"/>
   </ds:schemaRefs>

--- a/Documentacao/STOCK_ERP.docx
+++ b/Documentacao/STOCK_ERP.docx
@@ -24251,10 +24251,7 @@
         <w:spacing w:after="120" w:line="360" w:lineRule="auto"/>
       </w:pPr>
       <w:r>
-        <w:t>A interface do funcionário foi desenvolvida com o objetivo de facilitar o acesso às principais funções relacionadas ao controle de estoque. Por meio dela, o usuário poderá consultar produtos cadastrados, verificar quantidades disponíveis, registrar entradas e saídas de itens e acompanhar as movimentações realizadas no sistema.</w:t>
-      </w:r>
-      <w:r>
-        <w:t xml:space="preserve"> </w:t>
+        <w:t xml:space="preserve">A interface do funcionário foi desenvolvida com o objetivo de facilitar o acesso às principais funções relacionadas ao controle de estoque. Por meio dela, o usuário poderá consultar produtos cadastrados, verificar quantidades disponíveis, registrar entradas e saídas de itens e acompanhar as movimentações realizadas no sistema. </w:t>
       </w:r>
       <w:r>
         <w:t xml:space="preserve">       </w:t>
@@ -24266,13 +24263,7 @@
         <w:spacing w:after="120" w:line="360" w:lineRule="auto"/>
       </w:pPr>
       <w:r>
-        <w:t>A proposta da interface é oferecer uma navegação simples, organizada e intuitiva, permitindo que o funcionário execute suas atividades de forma rápida e com menor possibilidade de erros durante o uso do sistema.</w:t>
-      </w:r>
-      <w:r>
-        <w:t xml:space="preserve"> </w:t>
-      </w:r>
-      <w:r>
-        <w:t>A seguir, serão apresentadas as principais telas desenvolvidas para esse perfil de usuário.</w:t>
+        <w:t>A proposta da interface é oferecer uma navegação simples, organizada e intuitiva, permitindo que o funcionário execute suas atividades de forma rápida e com menor possibilidade de erros durante o uso do sistema. A seguir, serão apresentadas as principais telas desenvolvidas para esse perfil de usuário.</w:t>
       </w:r>
     </w:p>
     <w:p>
@@ -24307,22 +24298,18 @@
           <w:rFonts w:cs="Arial"/>
           <w:szCs w:val="24"/>
         </w:rPr>
-        <w:t xml:space="preserve"> – </w:t>
-      </w:r>
-      <w:r>
-        <w:rPr>
-          <w:rFonts w:cs="Arial"/>
-          <w:szCs w:val="24"/>
-        </w:rPr>
-        <w:t>Login Funcionário</w:t>
-      </w:r>
-    </w:p>
-    <w:p>
-      <w:pPr>
-        <w:pStyle w:val="TextoTCC"/>
-        <w:spacing w:after="120" w:line="360" w:lineRule="auto"/>
-      </w:pPr>
-      <w:r>
+        <w:t xml:space="preserve"> – Login Funcionário</w:t>
+      </w:r>
+    </w:p>
+    <w:p>
+      <w:pPr>
+        <w:pStyle w:val="TextoTCC"/>
+        <w:spacing w:after="120" w:line="360" w:lineRule="auto"/>
+      </w:pPr>
+      <w:r>
+        <w:rPr>
+          <w:noProof/>
+        </w:rPr>
         <w:drawing>
           <wp:inline distT="0" distB="0" distL="0" distR="0" wp14:anchorId="5C7D7B8F" wp14:editId="7CB4367C">
             <wp:extent cx="5760085" cy="3238500"/>
@@ -24535,27 +24522,21 @@
           <w:rFonts w:cs="Arial"/>
           <w:szCs w:val="24"/>
         </w:rPr>
-        <w:t xml:space="preserve"> –</w:t>
-      </w:r>
-      <w:r>
-        <w:rPr>
-          <w:rFonts w:cs="Arial"/>
-          <w:szCs w:val="24"/>
-        </w:rPr>
-        <w:t xml:space="preserve"> Tela Produtos</w:t>
-      </w:r>
-    </w:p>
-    <w:p>
-      <w:pPr>
-        <w:pStyle w:val="TextoTCC"/>
-        <w:spacing w:after="120" w:line="360" w:lineRule="auto"/>
-        <w:rPr>
-          <w:rFonts w:cs="Arial"/>
-        </w:rPr>
-      </w:pPr>
-      <w:r>
-        <w:rPr>
-          <w:rFonts w:cs="Arial"/>
+        <w:t xml:space="preserve"> – Tela Produtos</w:t>
+      </w:r>
+    </w:p>
+    <w:p>
+      <w:pPr>
+        <w:pStyle w:val="TextoTCC"/>
+        <w:spacing w:after="120" w:line="360" w:lineRule="auto"/>
+        <w:rPr>
+          <w:rFonts w:cs="Arial"/>
+        </w:rPr>
+      </w:pPr>
+      <w:r>
+        <w:rPr>
+          <w:rFonts w:cs="Arial"/>
+          <w:noProof/>
         </w:rPr>
         <w:drawing>
           <wp:inline distT="0" distB="0" distL="0" distR="0" wp14:anchorId="7A25458C" wp14:editId="48C36070">
@@ -24756,34 +24737,21 @@
           <w:rFonts w:cs="Arial"/>
           <w:szCs w:val="24"/>
         </w:rPr>
-        <w:t>–</w:t>
-      </w:r>
-      <w:r>
-        <w:rPr>
-          <w:rFonts w:cs="Arial"/>
-          <w:szCs w:val="24"/>
-        </w:rPr>
-        <w:t xml:space="preserve"> Cadastro </w:t>
-      </w:r>
-      <w:r>
-        <w:rPr>
-          <w:rFonts w:cs="Arial"/>
-          <w:szCs w:val="24"/>
-        </w:rPr>
-        <w:t>Produtos</w:t>
-      </w:r>
-    </w:p>
-    <w:p>
-      <w:pPr>
-        <w:pStyle w:val="TextoTCC"/>
-        <w:spacing w:after="120" w:line="360" w:lineRule="auto"/>
-        <w:rPr>
-          <w:rFonts w:cs="Arial"/>
-        </w:rPr>
-      </w:pPr>
-      <w:r>
-        <w:rPr>
-          <w:rFonts w:cs="Arial"/>
+        <w:t>– Cadastro Produtos</w:t>
+      </w:r>
+    </w:p>
+    <w:p>
+      <w:pPr>
+        <w:pStyle w:val="TextoTCC"/>
+        <w:spacing w:after="120" w:line="360" w:lineRule="auto"/>
+        <w:rPr>
+          <w:rFonts w:cs="Arial"/>
+        </w:rPr>
+      </w:pPr>
+      <w:r>
+        <w:rPr>
+          <w:rFonts w:cs="Arial"/>
+          <w:noProof/>
         </w:rPr>
         <w:drawing>
           <wp:inline distT="0" distB="0" distL="0" distR="0" wp14:anchorId="56D6AD27" wp14:editId="73034EE1">
@@ -24847,6 +24815,7 @@
       <w:r>
         <w:rPr>
           <w:rFonts w:cs="Arial"/>
+          <w:noProof/>
         </w:rPr>
         <w:drawing>
           <wp:inline distT="0" distB="0" distL="0" distR="0" wp14:anchorId="26445F8B" wp14:editId="11A5C376">
@@ -25103,16 +25072,7 @@
           <w:bCs/>
           <w:szCs w:val="24"/>
         </w:rPr>
-        <w:t>7</w:t>
-      </w:r>
-      <w:r>
-        <w:rPr>
-          <w:rFonts w:cs="Arial"/>
-          <w:b/>
-          <w:bCs/>
-          <w:szCs w:val="24"/>
-        </w:rPr>
-        <w:t xml:space="preserve"> </w:t>
+        <w:t xml:space="preserve">7 </w:t>
       </w:r>
       <w:r>
         <w:rPr>
@@ -25128,16 +25088,7 @@
           <w:bCs/>
           <w:szCs w:val="24"/>
         </w:rPr>
-        <w:t xml:space="preserve"> Figura 4</w:t>
-      </w:r>
-      <w:r>
-        <w:rPr>
-          <w:rFonts w:cs="Arial"/>
-          <w:b/>
-          <w:bCs/>
-          <w:szCs w:val="24"/>
-        </w:rPr>
-        <w:t>8</w:t>
+        <w:t xml:space="preserve"> Figura 48</w:t>
       </w:r>
       <w:r>
         <w:rPr>
@@ -25149,6 +25100,7 @@
       <w:r>
         <w:rPr>
           <w:rFonts w:cs="Arial"/>
+          <w:noProof/>
           <w:szCs w:val="24"/>
         </w:rPr>
         <w:drawing>
@@ -25196,6 +25148,7 @@
       <w:r>
         <w:rPr>
           <w:rFonts w:cs="Arial"/>
+          <w:noProof/>
           <w:szCs w:val="24"/>
         </w:rPr>
         <w:lastRenderedPageBreak/>
@@ -25504,6 +25457,818 @@
       <w:pPr>
         <w:pStyle w:val="TextoTCC"/>
         <w:spacing w:after="120" w:line="360" w:lineRule="auto"/>
+        <w:jc w:val="center"/>
+        <w:rPr>
+          <w:rFonts w:cs="Arial"/>
+          <w:b/>
+          <w:bCs/>
+        </w:rPr>
+      </w:pPr>
+      <w:r>
+        <w:rPr>
+          <w:rFonts w:cs="Arial"/>
+          <w:b/>
+          <w:bCs/>
+        </w:rPr>
+        <w:t xml:space="preserve">Figura 49 </w:t>
+      </w:r>
+      <w:r>
+        <w:rPr>
+          <w:rFonts w:cs="Arial"/>
+        </w:rPr>
+        <w:t>–</w:t>
+      </w:r>
+      <w:r>
+        <w:rPr>
+          <w:rFonts w:cs="Arial"/>
+          <w:b/>
+          <w:bCs/>
+        </w:rPr>
+        <w:t xml:space="preserve"> </w:t>
+      </w:r>
+      <w:r>
+        <w:rPr>
+          <w:rFonts w:cs="Arial"/>
+        </w:rPr>
+        <w:t>Botão Editar</w:t>
+      </w:r>
+    </w:p>
+    <w:p>
+      <w:pPr>
+        <w:pStyle w:val="TextoTCC"/>
+        <w:spacing w:after="120" w:line="360" w:lineRule="auto"/>
+        <w:rPr>
+          <w:rFonts w:cs="Arial"/>
+        </w:rPr>
+      </w:pPr>
+      <w:r>
+        <w:rPr>
+          <w:rFonts w:cs="Arial"/>
+          <w:noProof/>
+        </w:rPr>
+        <w:drawing>
+          <wp:inline distT="0" distB="0" distL="0" distR="0" wp14:anchorId="23A3E797" wp14:editId="27B014B8">
+            <wp:extent cx="5749290" cy="2957195"/>
+            <wp:effectExtent l="0" t="0" r="3810" b="0"/>
+            <wp:docPr id="5" name="Imagem 5"/>
+            <wp:cNvGraphicFramePr>
+              <a:graphicFrameLocks xmlns:a="http://schemas.openxmlformats.org/drawingml/2006/main" noChangeAspect="1"/>
+            </wp:cNvGraphicFramePr>
+            <a:graphic xmlns:a="http://schemas.openxmlformats.org/drawingml/2006/main">
+              <a:graphicData uri="http://schemas.openxmlformats.org/drawingml/2006/picture">
+                <pic:pic xmlns:pic="http://schemas.openxmlformats.org/drawingml/2006/picture">
+                  <pic:nvPicPr>
+                    <pic:cNvPr id="0" name="Picture 1"/>
+                    <pic:cNvPicPr>
+                      <a:picLocks noChangeAspect="1" noChangeArrowheads="1"/>
+                    </pic:cNvPicPr>
+                  </pic:nvPicPr>
+                  <pic:blipFill>
+                    <a:blip r:embed="rId65">
+                      <a:extLst>
+                        <a:ext uri="{28A0092B-C50C-407E-A947-70E740481C1C}">
+                          <a14:useLocalDpi xmlns:a14="http://schemas.microsoft.com/office/drawing/2010/main" val="0"/>
+                        </a:ext>
+                      </a:extLst>
+                    </a:blip>
+                    <a:srcRect/>
+                    <a:stretch>
+                      <a:fillRect/>
+                    </a:stretch>
+                  </pic:blipFill>
+                  <pic:spPr bwMode="auto">
+                    <a:xfrm>
+                      <a:off x="0" y="0"/>
+                      <a:ext cx="5749290" cy="2957195"/>
+                    </a:xfrm>
+                    <a:prstGeom prst="rect">
+                      <a:avLst/>
+                    </a:prstGeom>
+                  </pic:spPr>
+                </pic:pic>
+              </a:graphicData>
+            </a:graphic>
+          </wp:inline>
+        </w:drawing>
+      </w:r>
+    </w:p>
+    <w:p>
+      <w:pPr>
+        <w:pStyle w:val="TextoTCC"/>
+        <w:spacing w:after="120" w:line="360" w:lineRule="auto"/>
+        <w:jc w:val="center"/>
+        <w:rPr>
+          <w:rFonts w:cs="Arial"/>
+        </w:rPr>
+      </w:pPr>
+      <w:r>
+        <w:rPr>
+          <w:rFonts w:cs="Arial"/>
+          <w:b/>
+        </w:rPr>
+        <w:t xml:space="preserve">Fonte: </w:t>
+      </w:r>
+      <w:r>
+        <w:rPr>
+          <w:rFonts w:cs="Arial"/>
+        </w:rPr>
+        <w:t>(AUTORIA PRÓPRIA, 2026)</w:t>
+      </w:r>
+    </w:p>
+    <w:p>
+      <w:pPr>
+        <w:pStyle w:val="TextoTCC"/>
+        <w:spacing w:after="120" w:line="360" w:lineRule="auto"/>
+        <w:rPr>
+          <w:rFonts w:cs="Arial"/>
+        </w:rPr>
+      </w:pPr>
+      <w:r>
+        <w:rPr>
+          <w:rFonts w:cs="Arial"/>
+        </w:rPr>
+        <w:t xml:space="preserve">A </w:t>
+      </w:r>
+      <w:r>
+        <w:rPr>
+          <w:rFonts w:cs="Arial"/>
+          <w:b/>
+          <w:bCs/>
+        </w:rPr>
+        <w:t>Figura 49</w:t>
+      </w:r>
+      <w:r>
+        <w:rPr>
+          <w:rFonts w:cs="Arial"/>
+        </w:rPr>
+        <w:t xml:space="preserve"> apresenta a </w:t>
+      </w:r>
+      <w:proofErr w:type="gramStart"/>
+      <w:r>
+        <w:rPr>
+          <w:rFonts w:cs="Arial"/>
+        </w:rPr>
+        <w:t xml:space="preserve">opção </w:t>
+      </w:r>
+      <w:r>
+        <w:rPr>
+          <w:rFonts w:cs="Arial"/>
+          <w:b/>
+          <w:bCs/>
+        </w:rPr>
+        <w:t>Editar</w:t>
+      </w:r>
+      <w:proofErr w:type="gramEnd"/>
+      <w:r>
+        <w:rPr>
+          <w:rFonts w:cs="Arial"/>
+        </w:rPr>
+        <w:t>, disponível na área de ações da tela de produtos. Essa funcionalidade permite acessar os dados de um produto já cadastrado para realizar alterações em suas informações.</w:t>
+      </w:r>
+    </w:p>
+    <w:p>
+      <w:pPr>
+        <w:pStyle w:val="TextoTCC"/>
+        <w:spacing w:after="120" w:line="360" w:lineRule="auto"/>
+        <w:rPr>
+          <w:rFonts w:cs="Arial"/>
+        </w:rPr>
+      </w:pPr>
+      <w:r>
+        <w:rPr>
+          <w:rFonts w:cs="Arial"/>
+        </w:rPr>
+        <w:t>Ao selecionar essa opção, o sistema direciona o usuário para a tela de edição, na qual é possível atualizar os dados cadastrais, comerciais e de estoque do produto selecionado.</w:t>
+      </w:r>
+    </w:p>
+    <w:p>
+      <w:pPr>
+        <w:pStyle w:val="TextoTCC"/>
+        <w:spacing w:after="120" w:line="360" w:lineRule="auto"/>
+        <w:jc w:val="center"/>
+        <w:rPr>
+          <w:rFonts w:cs="Arial"/>
+          <w:b/>
+          <w:bCs/>
+        </w:rPr>
+      </w:pPr>
+    </w:p>
+    <w:p>
+      <w:pPr>
+        <w:pStyle w:val="TextoTCC"/>
+        <w:spacing w:after="120" w:line="360" w:lineRule="auto"/>
+        <w:jc w:val="center"/>
+        <w:rPr>
+          <w:rFonts w:cs="Arial"/>
+          <w:b/>
+          <w:bCs/>
+        </w:rPr>
+      </w:pPr>
+    </w:p>
+    <w:p>
+      <w:pPr>
+        <w:pStyle w:val="TextoTCC"/>
+        <w:spacing w:after="120" w:line="360" w:lineRule="auto"/>
+        <w:jc w:val="center"/>
+        <w:rPr>
+          <w:rFonts w:cs="Arial"/>
+          <w:b/>
+          <w:bCs/>
+        </w:rPr>
+      </w:pPr>
+    </w:p>
+    <w:p>
+      <w:pPr>
+        <w:pStyle w:val="TextoTCC"/>
+        <w:spacing w:after="120" w:line="360" w:lineRule="auto"/>
+        <w:jc w:val="center"/>
+        <w:rPr>
+          <w:rFonts w:cs="Arial"/>
+          <w:b/>
+          <w:bCs/>
+        </w:rPr>
+      </w:pPr>
+    </w:p>
+    <w:p>
+      <w:pPr>
+        <w:pStyle w:val="TextoTCC"/>
+        <w:spacing w:after="120" w:line="360" w:lineRule="auto"/>
+        <w:jc w:val="center"/>
+        <w:rPr>
+          <w:rFonts w:cs="Arial"/>
+          <w:b/>
+          <w:bCs/>
+        </w:rPr>
+      </w:pPr>
+      <w:r>
+        <w:rPr>
+          <w:rFonts w:cs="Arial"/>
+          <w:b/>
+          <w:bCs/>
+        </w:rPr>
+        <w:lastRenderedPageBreak/>
+        <w:t xml:space="preserve">Figura </w:t>
+      </w:r>
+      <w:r>
+        <w:rPr>
+          <w:rFonts w:cs="Arial"/>
+          <w:b/>
+          <w:bCs/>
+        </w:rPr>
+        <w:t>50</w:t>
+      </w:r>
+      <w:r>
+        <w:rPr>
+          <w:rFonts w:cs="Arial"/>
+          <w:b/>
+          <w:bCs/>
+        </w:rPr>
+        <w:t xml:space="preserve"> </w:t>
+      </w:r>
+      <w:r>
+        <w:rPr>
+          <w:rFonts w:cs="Arial"/>
+        </w:rPr>
+        <w:t>–Editar</w:t>
+      </w:r>
+      <w:r>
+        <w:rPr>
+          <w:rFonts w:cs="Arial"/>
+        </w:rPr>
+        <w:t xml:space="preserve"> Produtos</w:t>
+      </w:r>
+    </w:p>
+    <w:p>
+      <w:pPr>
+        <w:pStyle w:val="TextoTCC"/>
+        <w:spacing w:after="120" w:line="360" w:lineRule="auto"/>
+        <w:rPr>
+          <w:rFonts w:cs="Arial"/>
+        </w:rPr>
+      </w:pPr>
+      <w:r>
+        <w:rPr>
+          <w:rFonts w:cs="Arial"/>
+        </w:rPr>
+        <w:drawing>
+          <wp:inline distT="0" distB="0" distL="0" distR="0" wp14:anchorId="5698863C" wp14:editId="58979B86">
+            <wp:extent cx="5760085" cy="3357880"/>
+            <wp:effectExtent l="0" t="0" r="0" b="0"/>
+            <wp:docPr id="6" name="Imagem 6"/>
+            <wp:cNvGraphicFramePr>
+              <a:graphicFrameLocks xmlns:a="http://schemas.openxmlformats.org/drawingml/2006/main" noChangeAspect="1"/>
+            </wp:cNvGraphicFramePr>
+            <a:graphic xmlns:a="http://schemas.openxmlformats.org/drawingml/2006/main">
+              <a:graphicData uri="http://schemas.openxmlformats.org/drawingml/2006/picture">
+                <pic:pic xmlns:pic="http://schemas.openxmlformats.org/drawingml/2006/picture">
+                  <pic:nvPicPr>
+                    <pic:cNvPr id="1" name=""/>
+                    <pic:cNvPicPr/>
+                  </pic:nvPicPr>
+                  <pic:blipFill>
+                    <a:blip r:embed="rId66"/>
+                    <a:stretch>
+                      <a:fillRect/>
+                    </a:stretch>
+                  </pic:blipFill>
+                  <pic:spPr>
+                    <a:xfrm>
+                      <a:off x="0" y="0"/>
+                      <a:ext cx="5760085" cy="3357880"/>
+                    </a:xfrm>
+                    <a:prstGeom prst="rect">
+                      <a:avLst/>
+                    </a:prstGeom>
+                  </pic:spPr>
+                </pic:pic>
+              </a:graphicData>
+            </a:graphic>
+          </wp:inline>
+        </w:drawing>
+      </w:r>
+    </w:p>
+    <w:p>
+      <w:pPr>
+        <w:pStyle w:val="TextoTCC"/>
+        <w:spacing w:after="120" w:line="360" w:lineRule="auto"/>
+        <w:jc w:val="center"/>
+        <w:rPr>
+          <w:rFonts w:cs="Arial"/>
+        </w:rPr>
+      </w:pPr>
+      <w:r>
+        <w:rPr>
+          <w:rFonts w:cs="Arial"/>
+          <w:b/>
+        </w:rPr>
+        <w:t xml:space="preserve">Fonte: </w:t>
+      </w:r>
+      <w:r>
+        <w:rPr>
+          <w:rFonts w:cs="Arial"/>
+        </w:rPr>
+        <w:t>(AUTORIA PRÓPRIA, 2026)</w:t>
+      </w:r>
+    </w:p>
+    <w:p>
+      <w:pPr>
+        <w:pStyle w:val="TextoTCC"/>
+        <w:spacing w:after="120" w:line="360" w:lineRule="auto"/>
+        <w:rPr>
+          <w:rFonts w:cs="Arial"/>
+        </w:rPr>
+      </w:pPr>
+      <w:r>
+        <w:rPr>
+          <w:rFonts w:cs="Arial"/>
+        </w:rPr>
+        <w:t xml:space="preserve">A </w:t>
+      </w:r>
+      <w:r>
+        <w:rPr>
+          <w:rFonts w:cs="Arial"/>
+          <w:b/>
+          <w:bCs/>
+        </w:rPr>
+        <w:t xml:space="preserve">Figura </w:t>
+      </w:r>
+      <w:r>
+        <w:rPr>
+          <w:rFonts w:cs="Arial"/>
+          <w:b/>
+          <w:bCs/>
+        </w:rPr>
+        <w:t>50</w:t>
+      </w:r>
+      <w:r>
+        <w:rPr>
+          <w:rFonts w:cs="Arial"/>
+        </w:rPr>
+        <w:t xml:space="preserve"> apresenta a tela de </w:t>
+      </w:r>
+      <w:r>
+        <w:rPr>
+          <w:rFonts w:cs="Arial"/>
+          <w:b/>
+          <w:bCs/>
+        </w:rPr>
+        <w:t>Edição de Produto</w:t>
+      </w:r>
+      <w:r>
+        <w:rPr>
+          <w:rFonts w:cs="Arial"/>
+        </w:rPr>
+        <w:t xml:space="preserve">, destinada à atualização das informações de um item já cadastrado no sistema. A interface disponibiliza os mesmos campos presentes no processo de cadastro, permitindo alterar dados como </w:t>
+      </w:r>
+      <w:r>
+        <w:rPr>
+          <w:rFonts w:cs="Arial"/>
+          <w:b/>
+          <w:bCs/>
+        </w:rPr>
+        <w:t>código interno, SKU, código de barras, nome do produto, unidade, categoria, marca, fornecedor, armazém, localização interna, custo, preço de venda, estoque mínimo e demais informações associadas ao produto</w:t>
+      </w:r>
+      <w:r>
+        <w:rPr>
+          <w:rFonts w:cs="Arial"/>
+        </w:rPr>
+        <w:t>.</w:t>
+      </w:r>
+    </w:p>
+    <w:p>
+      <w:pPr>
+        <w:pStyle w:val="TextoTCC"/>
+        <w:spacing w:after="120" w:line="360" w:lineRule="auto"/>
+        <w:rPr>
+          <w:rFonts w:cs="Arial"/>
+        </w:rPr>
+      </w:pPr>
+      <w:r>
+        <w:rPr>
+          <w:rFonts w:cs="Arial"/>
+        </w:rPr>
+        <w:t>Por meio dessa funcionalidade, o funcionário pode manter os dados dos produtos atualizados de acordo com as alterações ocorridas no estoque ou nas informações comerciais e cadastrais.</w:t>
+      </w:r>
+    </w:p>
+    <w:p>
+      <w:pPr>
+        <w:pStyle w:val="TextoTCC"/>
+        <w:spacing w:after="120" w:line="360" w:lineRule="auto"/>
+        <w:jc w:val="center"/>
+        <w:rPr>
+          <w:rFonts w:cs="Arial"/>
+          <w:b/>
+          <w:bCs/>
+        </w:rPr>
+      </w:pPr>
+    </w:p>
+    <w:p>
+      <w:pPr>
+        <w:pStyle w:val="TextoTCC"/>
+        <w:spacing w:after="120" w:line="360" w:lineRule="auto"/>
+        <w:jc w:val="center"/>
+        <w:rPr>
+          <w:rFonts w:cs="Arial"/>
+          <w:b/>
+          <w:bCs/>
+        </w:rPr>
+      </w:pPr>
+    </w:p>
+    <w:p>
+      <w:pPr>
+        <w:pStyle w:val="TextoTCC"/>
+        <w:spacing w:after="120" w:line="360" w:lineRule="auto"/>
+        <w:jc w:val="center"/>
+        <w:rPr>
+          <w:rFonts w:cs="Arial"/>
+          <w:b/>
+          <w:bCs/>
+        </w:rPr>
+      </w:pPr>
+    </w:p>
+    <w:p>
+      <w:pPr>
+        <w:pStyle w:val="TextoTCC"/>
+        <w:spacing w:after="120" w:line="360" w:lineRule="auto"/>
+        <w:jc w:val="center"/>
+        <w:rPr>
+          <w:rFonts w:cs="Arial"/>
+          <w:b/>
+          <w:bCs/>
+        </w:rPr>
+      </w:pPr>
+    </w:p>
+    <w:p>
+      <w:pPr>
+        <w:pStyle w:val="TextoTCC"/>
+        <w:spacing w:after="120" w:line="360" w:lineRule="auto"/>
+        <w:jc w:val="center"/>
+        <w:rPr>
+          <w:rFonts w:cs="Arial"/>
+          <w:b/>
+          <w:bCs/>
+        </w:rPr>
+      </w:pPr>
+    </w:p>
+    <w:p>
+      <w:pPr>
+        <w:pStyle w:val="TextoTCC"/>
+        <w:spacing w:after="120" w:line="360" w:lineRule="auto"/>
+        <w:jc w:val="center"/>
+        <w:rPr>
+          <w:rFonts w:cs="Arial"/>
+          <w:b/>
+          <w:bCs/>
+        </w:rPr>
+      </w:pPr>
+    </w:p>
+    <w:p>
+      <w:pPr>
+        <w:pStyle w:val="TextoTCC"/>
+        <w:spacing w:after="120" w:line="360" w:lineRule="auto"/>
+        <w:jc w:val="center"/>
+        <w:rPr>
+          <w:rFonts w:cs="Arial"/>
+          <w:b/>
+          <w:bCs/>
+        </w:rPr>
+      </w:pPr>
+      <w:r>
+        <w:rPr>
+          <w:rFonts w:cs="Arial"/>
+          <w:b/>
+          <w:bCs/>
+        </w:rPr>
+        <w:lastRenderedPageBreak/>
+        <w:t xml:space="preserve">Figura </w:t>
+      </w:r>
+      <w:r>
+        <w:rPr>
+          <w:rFonts w:cs="Arial"/>
+          <w:b/>
+          <w:bCs/>
+        </w:rPr>
+        <w:t>5</w:t>
+      </w:r>
+      <w:r>
+        <w:rPr>
+          <w:rFonts w:cs="Arial"/>
+          <w:b/>
+          <w:bCs/>
+        </w:rPr>
+        <w:t>1</w:t>
+      </w:r>
+      <w:r>
+        <w:rPr>
+          <w:rFonts w:cs="Arial"/>
+          <w:b/>
+          <w:bCs/>
+        </w:rPr>
+        <w:t xml:space="preserve"> </w:t>
+      </w:r>
+      <w:r>
+        <w:rPr>
+          <w:rFonts w:cs="Arial"/>
+        </w:rPr>
+        <w:t>–</w:t>
+      </w:r>
+      <w:r>
+        <w:rPr>
+          <w:rFonts w:cs="Arial"/>
+        </w:rPr>
+        <w:t xml:space="preserve"> Filtro Status</w:t>
+      </w:r>
+      <w:r>
+        <w:rPr>
+          <w:rFonts w:cs="Arial"/>
+        </w:rPr>
+        <w:t xml:space="preserve"> Produtos</w:t>
+      </w:r>
+    </w:p>
+    <w:p>
+      <w:pPr>
+        <w:pStyle w:val="TextoTCC"/>
+        <w:spacing w:after="120" w:line="360" w:lineRule="auto"/>
+        <w:rPr>
+          <w:rFonts w:cs="Arial"/>
+        </w:rPr>
+      </w:pPr>
+      <w:r>
+        <w:rPr>
+          <w:rFonts w:cs="Arial"/>
+        </w:rPr>
+        <w:drawing>
+          <wp:inline distT="0" distB="0" distL="0" distR="0" wp14:anchorId="717D9CFB" wp14:editId="4DC71BA1">
+            <wp:extent cx="5760085" cy="2954020"/>
+            <wp:effectExtent l="0" t="0" r="0" b="0"/>
+            <wp:docPr id="8" name="Imagem 8"/>
+            <wp:cNvGraphicFramePr>
+              <a:graphicFrameLocks xmlns:a="http://schemas.openxmlformats.org/drawingml/2006/main" noChangeAspect="1"/>
+            </wp:cNvGraphicFramePr>
+            <a:graphic xmlns:a="http://schemas.openxmlformats.org/drawingml/2006/main">
+              <a:graphicData uri="http://schemas.openxmlformats.org/drawingml/2006/picture">
+                <pic:pic xmlns:pic="http://schemas.openxmlformats.org/drawingml/2006/picture">
+                  <pic:nvPicPr>
+                    <pic:cNvPr id="1" name=""/>
+                    <pic:cNvPicPr/>
+                  </pic:nvPicPr>
+                  <pic:blipFill>
+                    <a:blip r:embed="rId67"/>
+                    <a:stretch>
+                      <a:fillRect/>
+                    </a:stretch>
+                  </pic:blipFill>
+                  <pic:spPr>
+                    <a:xfrm>
+                      <a:off x="0" y="0"/>
+                      <a:ext cx="5760085" cy="2954020"/>
+                    </a:xfrm>
+                    <a:prstGeom prst="rect">
+                      <a:avLst/>
+                    </a:prstGeom>
+                  </pic:spPr>
+                </pic:pic>
+              </a:graphicData>
+            </a:graphic>
+          </wp:inline>
+        </w:drawing>
+      </w:r>
+    </w:p>
+    <w:p>
+      <w:pPr>
+        <w:pStyle w:val="TextoTCC"/>
+        <w:spacing w:after="120" w:line="360" w:lineRule="auto"/>
+        <w:rPr>
+          <w:rFonts w:cs="Arial"/>
+        </w:rPr>
+      </w:pPr>
+      <w:r>
+        <w:rPr>
+          <w:rFonts w:cs="Arial"/>
+        </w:rPr>
+        <w:t xml:space="preserve">A </w:t>
+      </w:r>
+      <w:r>
+        <w:rPr>
+          <w:rFonts w:cs="Arial"/>
+          <w:b/>
+          <w:bCs/>
+        </w:rPr>
+        <w:t>Figura 5</w:t>
+      </w:r>
+      <w:r>
+        <w:rPr>
+          <w:rFonts w:cs="Arial"/>
+          <w:b/>
+          <w:bCs/>
+        </w:rPr>
+        <w:t>1</w:t>
+      </w:r>
+      <w:r>
+        <w:rPr>
+          <w:rFonts w:cs="Arial"/>
+        </w:rPr>
+        <w:t xml:space="preserve"> apresenta o recurso de </w:t>
+      </w:r>
+      <w:r>
+        <w:rPr>
+          <w:rFonts w:cs="Arial"/>
+          <w:b/>
+          <w:bCs/>
+        </w:rPr>
+        <w:t>filtro por status</w:t>
+      </w:r>
+      <w:r>
+        <w:rPr>
+          <w:rFonts w:cs="Arial"/>
+        </w:rPr>
+        <w:t>, disponível na tela de produtos. Essa funcionalidade permite organizar e localizar os registros de acordo com a situação em que se encontram no sistema.</w:t>
+      </w:r>
+    </w:p>
+    <w:p>
+      <w:pPr>
+        <w:pStyle w:val="TextoTCC"/>
+        <w:spacing w:after="120" w:line="360" w:lineRule="auto"/>
+        <w:rPr>
+          <w:rFonts w:cs="Arial"/>
+        </w:rPr>
+      </w:pPr>
+      <w:r>
+        <w:rPr>
+          <w:rFonts w:cs="Arial"/>
+        </w:rPr>
+        <w:t xml:space="preserve">Entre as opções disponíveis, o status </w:t>
+      </w:r>
+      <w:r>
+        <w:rPr>
+          <w:rFonts w:cs="Arial"/>
+          <w:b/>
+          <w:bCs/>
+        </w:rPr>
+        <w:t>Ativo</w:t>
+      </w:r>
+      <w:r>
+        <w:rPr>
+          <w:rFonts w:cs="Arial"/>
+        </w:rPr>
+        <w:t xml:space="preserve"> identifica os produtos liberados para utilização e movimentação, enquanto o status </w:t>
+      </w:r>
+      <w:r>
+        <w:rPr>
+          <w:rFonts w:cs="Arial"/>
+          <w:b/>
+          <w:bCs/>
+        </w:rPr>
+        <w:t>Inativo</w:t>
+      </w:r>
+      <w:r>
+        <w:rPr>
+          <w:rFonts w:cs="Arial"/>
+        </w:rPr>
+        <w:t xml:space="preserve"> representa os itens que permanecem cadastrados, porém não estão disponíveis para novas operações. O status </w:t>
+      </w:r>
+      <w:r>
+        <w:rPr>
+          <w:rFonts w:cs="Arial"/>
+          <w:b/>
+          <w:bCs/>
+        </w:rPr>
+        <w:t>Pendente</w:t>
+      </w:r>
+      <w:r>
+        <w:rPr>
+          <w:rFonts w:cs="Arial"/>
+        </w:rPr>
+        <w:t xml:space="preserve"> indica registros que ainda aguardam alguma etapa de processamento ou validação. Já o status </w:t>
+      </w:r>
+      <w:r>
+        <w:rPr>
+          <w:rFonts w:cs="Arial"/>
+          <w:b/>
+          <w:bCs/>
+        </w:rPr>
+        <w:t>Concluído</w:t>
+      </w:r>
+      <w:r>
+        <w:rPr>
+          <w:rFonts w:cs="Arial"/>
+        </w:rPr>
+        <w:t xml:space="preserve"> representa processos finalizados, enquanto o status </w:t>
+      </w:r>
+      <w:r>
+        <w:rPr>
+          <w:rFonts w:cs="Arial"/>
+          <w:b/>
+          <w:bCs/>
+        </w:rPr>
+        <w:t>Cancelado</w:t>
+      </w:r>
+      <w:r>
+        <w:rPr>
+          <w:rFonts w:cs="Arial"/>
+        </w:rPr>
+        <w:t xml:space="preserve"> identifica registros cuja continuidade foi interrompida. A opção </w:t>
+      </w:r>
+      <w:proofErr w:type="gramStart"/>
+      <w:r>
+        <w:rPr>
+          <w:rFonts w:cs="Arial"/>
+          <w:b/>
+          <w:bCs/>
+        </w:rPr>
+        <w:t>Todos os status</w:t>
+      </w:r>
+      <w:r>
+        <w:rPr>
+          <w:rFonts w:cs="Arial"/>
+        </w:rPr>
+        <w:t xml:space="preserve"> permite</w:t>
+      </w:r>
+      <w:proofErr w:type="gramEnd"/>
+      <w:r>
+        <w:rPr>
+          <w:rFonts w:cs="Arial"/>
+        </w:rPr>
+        <w:t xml:space="preserve"> visualizar todos os registros, independentemente de sua situação.</w:t>
+      </w:r>
+    </w:p>
+    <w:p>
+      <w:pPr>
+        <w:pStyle w:val="TextoTCC"/>
+        <w:spacing w:after="120" w:line="360" w:lineRule="auto"/>
+        <w:rPr>
+          <w:rFonts w:cs="Arial"/>
+        </w:rPr>
+      </w:pPr>
+      <w:r>
+        <w:rPr>
+          <w:rFonts w:cs="Arial"/>
+        </w:rPr>
+        <w:t>Dessa forma, o filtro contribui para uma consulta mais organizada e facilita a identificação dos produtos conforme sua condição no sistema.</w:t>
+      </w:r>
+    </w:p>
+    <w:p>
+      <w:pPr>
+        <w:pStyle w:val="TextoTCC"/>
+        <w:spacing w:after="120" w:line="360" w:lineRule="auto"/>
+        <w:rPr>
+          <w:rFonts w:cs="Arial"/>
+        </w:rPr>
+      </w:pPr>
+    </w:p>
+    <w:p>
+      <w:pPr>
+        <w:pStyle w:val="TextoTCC"/>
+        <w:spacing w:after="120" w:line="360" w:lineRule="auto"/>
+        <w:rPr>
+          <w:rFonts w:cs="Arial"/>
+        </w:rPr>
+      </w:pPr>
+    </w:p>
+    <w:p>
+      <w:pPr>
+        <w:pStyle w:val="TextoTCC"/>
+        <w:spacing w:after="120" w:line="360" w:lineRule="auto"/>
         <w:rPr>
           <w:rFonts w:cs="Arial"/>
         </w:rPr>
@@ -25518,6 +26283,7 @@
         </w:rPr>
       </w:pPr>
       <w:r>
+        <w:lastRenderedPageBreak/>
         <w:t>2.3.3 - Heurísticas de Nielsen</w:t>
       </w:r>
     </w:p>
@@ -40328,7 +41094,7 @@
       </w:r>
     </w:p>
     <w:sectPr>
-      <w:headerReference w:type="default" r:id="rId65"/>
+      <w:headerReference w:type="default" r:id="rId68"/>
       <w:pgSz w:w="11906" w:h="16838" w:code="9"/>
       <w:pgMar w:top="1701" w:right="1134" w:bottom="1134" w:left="1701" w:header="1134" w:footer="709" w:gutter="0"/>
       <w:pgNumType w:start="15"/>
@@ -40614,13 +41380,8 @@
       <w:r>
         <w:t xml:space="preserve">remove estado desta tabela pois teoricamente no final do </w:t>
       </w:r>
-      <w:proofErr w:type="spellStart"/>
-      <w:r>
-        <w:t>tcc</w:t>
-      </w:r>
-      <w:proofErr w:type="spellEnd"/>
-      <w:r>
-        <w:t xml:space="preserve"> tudo é pra estar finalizado e não tem sentido ela, só atividade, responsável e as datas </w:t>
+      <w:r>
+        <w:t xml:space="preserve">tcc tudo é pra estar finalizado e não tem sentido ela, só atividade, responsável e as datas </w:t>
       </w:r>
     </w:p>
   </w:comment>
@@ -58600,6 +59361,21 @@
 </file>
 
 <file path=customXml/item1.xml><?xml version="1.0" encoding="utf-8"?>
+<p:properties xmlns:p="http://schemas.microsoft.com/office/2006/metadata/properties" xmlns:xsi="http://www.w3.org/2001/XMLSchema-instance" xmlns:pc="http://schemas.microsoft.com/office/infopath/2007/PartnerControls">
+  <documentManagement/>
+</p:properties>
+</file>
+
+<file path=customXml/item2.xml><?xml version="1.0" encoding="utf-8"?>
+<?mso-contentType ?>
+<FormTemplates xmlns="http://schemas.microsoft.com/sharepoint/v3/contenttype/forms">
+  <Display>DocumentLibraryForm</Display>
+  <Edit>DocumentLibraryForm</Edit>
+  <New>DocumentLibraryForm</New>
+</FormTemplates>
+</file>
+
+<file path=customXml/item3.xml><?xml version="1.0" encoding="utf-8"?>
 <ct:contentTypeSchema xmlns:ct="http://schemas.microsoft.com/office/2006/metadata/contentType" xmlns:ma="http://schemas.microsoft.com/office/2006/metadata/properties/metaAttributes" ct:_="" ma:_="" ma:contentTypeName="Documento" ma:contentTypeID="0x0101002143806E547ABD4E93289385A3FDBF77" ma:contentTypeVersion="1" ma:contentTypeDescription="Crie um novo documento." ma:contentTypeScope="" ma:versionID="b14f338ecaffc4bfd1ecb1a2742d7929">
   <xsd:schema xmlns:xsd="http://www.w3.org/2001/XMLSchema" xmlns:xs="http://www.w3.org/2001/XMLSchema" xmlns:p="http://schemas.microsoft.com/office/2006/metadata/properties" xmlns:ns3="92af4d98-1b41-41e1-8817-b20f7fdac349" targetNamespace="http://schemas.microsoft.com/office/2006/metadata/properties" ma:root="true" ma:fieldsID="2f5d27d69df15c55b7652e946427a08c" ns3:_="">
     <xsd:import namespace="92af4d98-1b41-41e1-8817-b20f7fdac349"/>
@@ -58725,26 +59501,28 @@
 </ct:contentTypeSchema>
 </file>
 
-<file path=customXml/item2.xml><?xml version="1.0" encoding="utf-8"?>
-<p:properties xmlns:p="http://schemas.microsoft.com/office/2006/metadata/properties" xmlns:xsi="http://www.w3.org/2001/XMLSchema-instance" xmlns:pc="http://schemas.microsoft.com/office/infopath/2007/PartnerControls">
-  <documentManagement/>
-</p:properties>
-</file>
-
-<file path=customXml/item3.xml><?xml version="1.0" encoding="utf-8"?>
-<?mso-contentType ?>
-<FormTemplates xmlns="http://schemas.microsoft.com/sharepoint/v3/contenttype/forms">
-  <Display>DocumentLibraryForm</Display>
-  <Edit>DocumentLibraryForm</Edit>
-  <New>DocumentLibraryForm</New>
-</FormTemplates>
-</file>
-
 <file path=customXml/item4.xml><?xml version="1.0" encoding="utf-8"?>
 <b:Sources xmlns:b="http://schemas.openxmlformats.org/officeDocument/2006/bibliography" xmlns="http://schemas.openxmlformats.org/officeDocument/2006/bibliography" SelectedStyle="\APASixthEditionOfficeOnline.xsl" StyleName="APA" Version="6"/>
 </file>
 
 <file path=customXml/itemProps1.xml><?xml version="1.0" encoding="utf-8"?>
+<ds:datastoreItem xmlns:ds="http://schemas.openxmlformats.org/officeDocument/2006/customXml" ds:itemID="{94A1E22D-3AC2-41E9-8F4D-B94BF2DCB0F7}">
+  <ds:schemaRefs>
+    <ds:schemaRef ds:uri="http://schemas.microsoft.com/office/2006/metadata/properties"/>
+    <ds:schemaRef ds:uri="http://schemas.microsoft.com/office/infopath/2007/PartnerControls"/>
+  </ds:schemaRefs>
+</ds:datastoreItem>
+</file>
+
+<file path=customXml/itemProps2.xml><?xml version="1.0" encoding="utf-8"?>
+<ds:datastoreItem xmlns:ds="http://schemas.openxmlformats.org/officeDocument/2006/customXml" ds:itemID="{2197FC2A-3FEE-4018-BF9D-AC0DEF12D21E}">
+  <ds:schemaRefs>
+    <ds:schemaRef ds:uri="http://schemas.microsoft.com/sharepoint/v3/contenttype/forms"/>
+  </ds:schemaRefs>
+</ds:datastoreItem>
+</file>
+
+<file path=customXml/itemProps3.xml><?xml version="1.0" encoding="utf-8"?>
 <ds:datastoreItem xmlns:ds="http://schemas.openxmlformats.org/officeDocument/2006/customXml" ds:itemID="{308C362D-2559-45E3-8E0C-3E1A3EA270E4}">
   <ds:schemaRefs>
     <ds:schemaRef ds:uri="http://schemas.microsoft.com/office/2006/metadata/contentType"/>
@@ -58762,25 +59540,8 @@
 </ds:datastoreItem>
 </file>
 
-<file path=customXml/itemProps2.xml><?xml version="1.0" encoding="utf-8"?>
-<ds:datastoreItem xmlns:ds="http://schemas.openxmlformats.org/officeDocument/2006/customXml" ds:itemID="{94A1E22D-3AC2-41E9-8F4D-B94BF2DCB0F7}">
-  <ds:schemaRefs>
-    <ds:schemaRef ds:uri="http://schemas.microsoft.com/office/2006/metadata/properties"/>
-    <ds:schemaRef ds:uri="http://schemas.microsoft.com/office/infopath/2007/PartnerControls"/>
-  </ds:schemaRefs>
-</ds:datastoreItem>
-</file>
-
-<file path=customXml/itemProps3.xml><?xml version="1.0" encoding="utf-8"?>
-<ds:datastoreItem xmlns:ds="http://schemas.openxmlformats.org/officeDocument/2006/customXml" ds:itemID="{2197FC2A-3FEE-4018-BF9D-AC0DEF12D21E}">
-  <ds:schemaRefs>
-    <ds:schemaRef ds:uri="http://schemas.microsoft.com/sharepoint/v3/contenttype/forms"/>
-  </ds:schemaRefs>
-</ds:datastoreItem>
-</file>
-
 <file path=customXml/itemProps4.xml><?xml version="1.0" encoding="utf-8"?>
-<ds:datastoreItem xmlns:ds="http://schemas.openxmlformats.org/officeDocument/2006/customXml" ds:itemID="{1121A607-C9AD-4B57-A1DE-B7A1FAD154A4}">
+<ds:datastoreItem xmlns:ds="http://schemas.openxmlformats.org/officeDocument/2006/customXml" ds:itemID="{02922FC8-035C-4A8F-8B01-C22991E77A08}">
   <ds:schemaRefs>
     <ds:schemaRef ds:uri="http://schemas.openxmlformats.org/officeDocument/2006/bibliography"/>
   </ds:schemaRefs>

--- a/Documentacao/STOCK_ERP.docx
+++ b/Documentacao/STOCK_ERP.docx
@@ -25714,7 +25714,15 @@
           <w:b/>
           <w:bCs/>
         </w:rPr>
-        <w:t>55</w:t>
+        <w:t>5</w:t>
+      </w:r>
+      <w:r>
+        <w:rPr>
+          <w:rFonts w:cs="Arial"/>
+          <w:b/>
+          <w:bCs/>
+        </w:rPr>
+        <w:t>6</w:t>
       </w:r>
       <w:r>
         <w:rPr>

--- a/Documentacao/STOCK_ERP.docx
+++ b/Documentacao/STOCK_ERP.docx
@@ -101,6 +101,7 @@
         </w:rPr>
         <w:t xml:space="preserve">Lucas Emanuel </w:t>
       </w:r>
+      <w:proofErr w:type="spellStart"/>
       <w:r>
         <w:rPr>
           <w:rFonts w:cs="Arial"/>
@@ -119,6 +120,7 @@
         </w:rPr>
         <w:t>eletati</w:t>
       </w:r>
+      <w:proofErr w:type="spellEnd"/>
       <w:r>
         <w:rPr>
           <w:rFonts w:cs="Arial"/>
@@ -128,6 +130,7 @@
         </w:rPr>
         <w:t xml:space="preserve"> </w:t>
       </w:r>
+      <w:proofErr w:type="spellStart"/>
       <w:r>
         <w:rPr>
           <w:rFonts w:cs="Arial"/>
@@ -137,6 +140,7 @@
         </w:rPr>
         <w:t>Cavieres</w:t>
       </w:r>
+      <w:proofErr w:type="spellEnd"/>
     </w:p>
     <w:p>
       <w:pPr>
@@ -155,19 +159,19 @@
           <w:sz w:val="28"/>
           <w:szCs w:val="28"/>
         </w:rPr>
-        <w:t>Luís Vinícius Périgo Silva</w:t>
-      </w:r>
-    </w:p>
-    <w:p>
-      <w:pPr>
-        <w:spacing w:after="120"/>
+        <w:t xml:space="preserve">Luís Vinícius </w:t>
+      </w:r>
+      <w:proofErr w:type="spellStart"/>
+      <w:r>
         <w:rPr>
           <w:rFonts w:cs="Arial"/>
           <w:b/>
           <w:sz w:val="28"/>
           <w:szCs w:val="28"/>
         </w:rPr>
-      </w:pPr>
+        <w:t>Périgo</w:t>
+      </w:r>
+      <w:proofErr w:type="spellEnd"/>
       <w:r>
         <w:rPr>
           <w:rFonts w:cs="Arial"/>
@@ -175,7 +179,7 @@
           <w:sz w:val="28"/>
           <w:szCs w:val="28"/>
         </w:rPr>
-        <w:t>Luiz Otávio Alegre Santos</w:t>
+        <w:t xml:space="preserve"> Silva</w:t>
       </w:r>
     </w:p>
     <w:p>
@@ -195,7 +199,7 @@
           <w:sz w:val="28"/>
           <w:szCs w:val="28"/>
         </w:rPr>
-        <w:t>Maria Cláudia da Costa Antunes</w:t>
+        <w:t>Luiz Otávio Alegre Santos</w:t>
       </w:r>
     </w:p>
     <w:p>
@@ -215,7 +219,7 @@
           <w:sz w:val="28"/>
           <w:szCs w:val="28"/>
         </w:rPr>
-        <w:t>Mariane Letícia Cirino Modro</w:t>
+        <w:t>Maria Cláudia da Costa Antunes</w:t>
       </w:r>
     </w:p>
     <w:p>
@@ -235,59 +239,61 @@
           <w:sz w:val="28"/>
           <w:szCs w:val="28"/>
         </w:rPr>
-        <w:t>Matheus Anselmo Coitinho Silva</w:t>
-      </w:r>
-    </w:p>
-    <w:p>
-      <w:pPr>
-        <w:spacing w:after="120"/>
+        <w:t xml:space="preserve">Mariane Letícia Cirino </w:t>
+      </w:r>
+      <w:proofErr w:type="spellStart"/>
+      <w:r>
         <w:rPr>
           <w:rFonts w:cs="Arial"/>
           <w:b/>
           <w:sz w:val="28"/>
           <w:szCs w:val="28"/>
         </w:rPr>
-      </w:pPr>
-      <w:r>
+        <w:t>Modro</w:t>
+      </w:r>
+      <w:proofErr w:type="spellEnd"/>
+    </w:p>
+    <w:p>
+      <w:pPr>
+        <w:spacing w:after="120"/>
         <w:rPr>
           <w:rFonts w:cs="Arial"/>
           <w:b/>
           <w:sz w:val="28"/>
           <w:szCs w:val="28"/>
         </w:rPr>
-        <w:t>Matteus Gimenez Tonobohon</w:t>
-      </w:r>
-    </w:p>
-    <w:p>
-      <w:pPr>
-        <w:spacing w:after="120"/>
+      </w:pPr>
+      <w:r>
         <w:rPr>
           <w:rFonts w:cs="Arial"/>
           <w:b/>
           <w:sz w:val="28"/>
           <w:szCs w:val="28"/>
         </w:rPr>
-      </w:pPr>
-      <w:r>
+        <w:t>Matheus Anselmo Coitinho Silva</w:t>
+      </w:r>
+    </w:p>
+    <w:p>
+      <w:pPr>
+        <w:spacing w:after="120"/>
         <w:rPr>
           <w:rFonts w:cs="Arial"/>
           <w:b/>
           <w:sz w:val="28"/>
           <w:szCs w:val="28"/>
         </w:rPr>
-        <w:t>Miguel de Melo Sabino</w:t>
-      </w:r>
-    </w:p>
-    <w:p>
-      <w:pPr>
-        <w:spacing w:after="120"/>
+      </w:pPr>
+      <w:proofErr w:type="spellStart"/>
+      <w:r>
         <w:rPr>
           <w:rFonts w:cs="Arial"/>
           <w:b/>
           <w:sz w:val="28"/>
           <w:szCs w:val="28"/>
         </w:rPr>
-      </w:pPr>
+        <w:t>Matteus</w:t>
+      </w:r>
+      <w:proofErr w:type="spellEnd"/>
       <w:r>
         <w:rPr>
           <w:rFonts w:cs="Arial"/>
@@ -295,28 +301,79 @@
           <w:sz w:val="28"/>
           <w:szCs w:val="28"/>
         </w:rPr>
-        <w:t>Renan Cardoso do Nascimento</w:t>
-      </w:r>
-    </w:p>
-    <w:p>
-      <w:pPr>
-        <w:spacing w:after="120"/>
-        <w:rPr>
-          <w:rFonts w:cs="Arial"/>
-          <w:b/>
-          <w:bCs/>
+        <w:t xml:space="preserve"> Gimenez </w:t>
+      </w:r>
+      <w:proofErr w:type="spellStart"/>
+      <w:r>
+        <w:rPr>
+          <w:rFonts w:cs="Arial"/>
+          <w:b/>
           <w:sz w:val="28"/>
           <w:szCs w:val="28"/>
         </w:rPr>
-      </w:pPr>
-      <w:r>
-        <w:rPr>
-          <w:rFonts w:cs="Arial"/>
-          <w:b/>
-          <w:bCs/>
+        <w:t>Tonobohon</w:t>
+      </w:r>
+      <w:proofErr w:type="spellEnd"/>
+    </w:p>
+    <w:p>
+      <w:pPr>
+        <w:spacing w:after="120"/>
+        <w:rPr>
+          <w:rFonts w:cs="Arial"/>
+          <w:b/>
           <w:sz w:val="28"/>
           <w:szCs w:val="28"/>
         </w:rPr>
+      </w:pPr>
+      <w:r>
+        <w:rPr>
+          <w:rFonts w:cs="Arial"/>
+          <w:b/>
+          <w:sz w:val="28"/>
+          <w:szCs w:val="28"/>
+        </w:rPr>
+        <w:t>Miguel de Melo Sabino</w:t>
+      </w:r>
+    </w:p>
+    <w:p>
+      <w:pPr>
+        <w:spacing w:after="120"/>
+        <w:rPr>
+          <w:rFonts w:cs="Arial"/>
+          <w:b/>
+          <w:sz w:val="28"/>
+          <w:szCs w:val="28"/>
+        </w:rPr>
+      </w:pPr>
+      <w:r>
+        <w:rPr>
+          <w:rFonts w:cs="Arial"/>
+          <w:b/>
+          <w:sz w:val="28"/>
+          <w:szCs w:val="28"/>
+        </w:rPr>
+        <w:t>Renan Cardoso do Nascimento</w:t>
+      </w:r>
+    </w:p>
+    <w:p>
+      <w:pPr>
+        <w:spacing w:after="120"/>
+        <w:rPr>
+          <w:rFonts w:cs="Arial"/>
+          <w:b/>
+          <w:bCs/>
+          <w:sz w:val="28"/>
+          <w:szCs w:val="28"/>
+        </w:rPr>
+      </w:pPr>
+      <w:r>
+        <w:rPr>
+          <w:rFonts w:cs="Arial"/>
+          <w:b/>
+          <w:bCs/>
+          <w:sz w:val="28"/>
+          <w:szCs w:val="28"/>
+        </w:rPr>
         <w:t>Samuel Custódio</w:t>
       </w:r>
     </w:p>
@@ -604,19 +661,19 @@
           <w:sz w:val="28"/>
           <w:szCs w:val="28"/>
         </w:rPr>
-        <w:t>cius Périgo Silva</w:t>
-      </w:r>
-    </w:p>
-    <w:p>
-      <w:pPr>
-        <w:spacing w:after="120"/>
+        <w:t xml:space="preserve">cius </w:t>
+      </w:r>
+      <w:proofErr w:type="spellStart"/>
+      <w:r>
         <w:rPr>
           <w:rFonts w:cs="Arial"/>
           <w:b/>
           <w:sz w:val="28"/>
           <w:szCs w:val="28"/>
         </w:rPr>
-      </w:pPr>
+        <w:t>Périgo</w:t>
+      </w:r>
+      <w:proofErr w:type="spellEnd"/>
       <w:r>
         <w:rPr>
           <w:rFonts w:cs="Arial"/>
@@ -624,28 +681,28 @@
           <w:sz w:val="28"/>
           <w:szCs w:val="28"/>
         </w:rPr>
-        <w:t xml:space="preserve">Luiz Otávio Alegre </w:t>
-      </w:r>
-      <w:r>
+        <w:t xml:space="preserve"> Silva</w:t>
+      </w:r>
+    </w:p>
+    <w:p>
+      <w:pPr>
+        <w:spacing w:after="120"/>
         <w:rPr>
           <w:rFonts w:cs="Arial"/>
           <w:b/>
           <w:sz w:val="28"/>
           <w:szCs w:val="28"/>
         </w:rPr>
-        <w:t>Santos</w:t>
-      </w:r>
-    </w:p>
-    <w:p>
-      <w:pPr>
-        <w:spacing w:after="120"/>
+      </w:pPr>
+      <w:r>
         <w:rPr>
           <w:rFonts w:cs="Arial"/>
           <w:b/>
           <w:sz w:val="28"/>
           <w:szCs w:val="28"/>
         </w:rPr>
-      </w:pPr>
+        <w:t xml:space="preserve">Luiz Otávio Alegre </w:t>
+      </w:r>
       <w:r>
         <w:rPr>
           <w:rFonts w:cs="Arial"/>
@@ -653,7 +710,7 @@
           <w:sz w:val="28"/>
           <w:szCs w:val="28"/>
         </w:rPr>
-        <w:t>Maria Cláudia da Costa Antunes</w:t>
+        <w:t>Santos</w:t>
       </w:r>
     </w:p>
     <w:p>
@@ -673,7 +730,7 @@
           <w:sz w:val="28"/>
           <w:szCs w:val="28"/>
         </w:rPr>
-        <w:t>Mariane Letícia Cirino Modro</w:t>
+        <w:t>Maria Cláudia da Costa Antunes</w:t>
       </w:r>
     </w:p>
     <w:p>
@@ -693,28 +750,81 @@
           <w:sz w:val="28"/>
           <w:szCs w:val="28"/>
         </w:rPr>
-        <w:t>Matheus Anselmo Silva</w:t>
-      </w:r>
-    </w:p>
-    <w:p>
-      <w:pPr>
-        <w:spacing w:after="120"/>
+        <w:t xml:space="preserve">Mariane Letícia Cirino </w:t>
+      </w:r>
+      <w:proofErr w:type="spellStart"/>
+      <w:r>
         <w:rPr>
           <w:rFonts w:cs="Arial"/>
           <w:b/>
           <w:sz w:val="28"/>
           <w:szCs w:val="28"/>
         </w:rPr>
-      </w:pPr>
-      <w:r>
+        <w:t>Modro</w:t>
+      </w:r>
+      <w:proofErr w:type="spellEnd"/>
+    </w:p>
+    <w:p>
+      <w:pPr>
+        <w:spacing w:after="120"/>
         <w:rPr>
           <w:rFonts w:cs="Arial"/>
           <w:b/>
           <w:sz w:val="28"/>
           <w:szCs w:val="28"/>
         </w:rPr>
-        <w:t>Matteus Gimenez Tonobohon</w:t>
-      </w:r>
+      </w:pPr>
+      <w:r>
+        <w:rPr>
+          <w:rFonts w:cs="Arial"/>
+          <w:b/>
+          <w:sz w:val="28"/>
+          <w:szCs w:val="28"/>
+        </w:rPr>
+        <w:t>Matheus Anselmo Silva</w:t>
+      </w:r>
+    </w:p>
+    <w:p>
+      <w:pPr>
+        <w:spacing w:after="120"/>
+        <w:rPr>
+          <w:rFonts w:cs="Arial"/>
+          <w:b/>
+          <w:sz w:val="28"/>
+          <w:szCs w:val="28"/>
+        </w:rPr>
+      </w:pPr>
+      <w:proofErr w:type="spellStart"/>
+      <w:r>
+        <w:rPr>
+          <w:rFonts w:cs="Arial"/>
+          <w:b/>
+          <w:sz w:val="28"/>
+          <w:szCs w:val="28"/>
+        </w:rPr>
+        <w:t>Matteus</w:t>
+      </w:r>
+      <w:proofErr w:type="spellEnd"/>
+      <w:r>
+        <w:rPr>
+          <w:rFonts w:cs="Arial"/>
+          <w:b/>
+          <w:sz w:val="28"/>
+          <w:szCs w:val="28"/>
+        </w:rPr>
+        <w:t xml:space="preserve"> Gimenez </w:t>
+      </w:r>
+      <w:proofErr w:type="spellStart"/>
+      <w:r>
+        <w:rPr>
+          <w:rFonts w:cs="Arial"/>
+          <w:b/>
+          <w:sz w:val="28"/>
+          <w:szCs w:val="28"/>
+        </w:rPr>
+        <w:t>Tonobohon</w:t>
+      </w:r>
+      <w:proofErr w:type="spellEnd"/>
     </w:p>
     <w:p>
       <w:pPr>
@@ -889,7 +999,23 @@
           <w:rFonts w:cs="Arial"/>
           <w:szCs w:val="24"/>
         </w:rPr>
-        <w:t>Trabalho de Conclusão de Curso Apresentado ao Curso do Ensino Médio com Habilitação Profissional de Técnico em Desenvolvimento de Sistemas da ETEC Euro Albino de Souza, orientado pelo Prof. Pedro Ramires da Silva Amalfi Costa, como requisito parcial para a obtenção do título de Técnico em Desenvolvimento de Sistemas.</w:t>
+        <w:t xml:space="preserve">Trabalho de Conclusão de Curso Apresentado ao Curso do Ensino Médio com Habilitação Profissional de Técnico em Desenvolvimento de Sistemas da ETEC Euro Albino de Souza, orientado pelo Prof. Pedro Ramires da Silva </w:t>
+      </w:r>
+      <w:proofErr w:type="spellStart"/>
+      <w:r>
+        <w:rPr>
+          <w:rFonts w:cs="Arial"/>
+          <w:szCs w:val="24"/>
+        </w:rPr>
+        <w:t>Amalfi</w:t>
+      </w:r>
+      <w:proofErr w:type="spellEnd"/>
+      <w:r>
+        <w:rPr>
+          <w:rFonts w:cs="Arial"/>
+          <w:szCs w:val="24"/>
+        </w:rPr>
+        <w:t xml:space="preserve"> Costa, como requisito parcial para a obtenção do título de Técnico em Desenvolvimento de Sistemas.</w:t>
       </w:r>
     </w:p>
     <w:p>
@@ -1680,7 +1806,27 @@
           <w:iCs/>
           <w:szCs w:val="24"/>
         </w:rPr>
-        <w:t>Enterprise Resource Planning</w:t>
+        <w:t xml:space="preserve">Enterprise </w:t>
+      </w:r>
+      <w:proofErr w:type="spellStart"/>
+      <w:r>
+        <w:rPr>
+          <w:rFonts w:cs="Arial"/>
+          <w:i/>
+          <w:iCs/>
+          <w:szCs w:val="24"/>
+        </w:rPr>
+        <w:t>Resource</w:t>
+      </w:r>
+      <w:proofErr w:type="spellEnd"/>
+      <w:r>
+        <w:rPr>
+          <w:rFonts w:cs="Arial"/>
+          <w:i/>
+          <w:iCs/>
+          <w:szCs w:val="24"/>
+        </w:rPr>
+        <w:t xml:space="preserve"> Planning</w:t>
       </w:r>
       <w:r>
         <w:rPr>
@@ -1933,6 +2079,7 @@
         </w:rPr>
         <w:t xml:space="preserve">API – </w:t>
       </w:r>
+      <w:proofErr w:type="spellStart"/>
       <w:r>
         <w:rPr>
           <w:rFonts w:cs="Arial"/>
@@ -1940,7 +2087,37 @@
           <w:iCs/>
           <w:szCs w:val="24"/>
         </w:rPr>
-        <w:t>Application Programming Interface</w:t>
+        <w:t>Application</w:t>
+      </w:r>
+      <w:proofErr w:type="spellEnd"/>
+      <w:r>
+        <w:rPr>
+          <w:rFonts w:cs="Arial"/>
+          <w:i/>
+          <w:iCs/>
+          <w:szCs w:val="24"/>
+        </w:rPr>
+        <w:t xml:space="preserve"> </w:t>
+      </w:r>
+      <w:proofErr w:type="spellStart"/>
+      <w:r>
+        <w:rPr>
+          <w:rFonts w:cs="Arial"/>
+          <w:i/>
+          <w:iCs/>
+          <w:szCs w:val="24"/>
+        </w:rPr>
+        <w:t>Programming</w:t>
+      </w:r>
+      <w:proofErr w:type="spellEnd"/>
+      <w:r>
+        <w:rPr>
+          <w:rFonts w:cs="Arial"/>
+          <w:i/>
+          <w:iCs/>
+          <w:szCs w:val="24"/>
+        </w:rPr>
+        <w:t xml:space="preserve"> Interface</w:t>
       </w:r>
       <w:r>
         <w:rPr>
@@ -1975,8 +2152,19 @@
           <w:iCs/>
           <w:szCs w:val="24"/>
         </w:rPr>
-        <w:t>Business Intelligence</w:t>
-      </w:r>
+        <w:t xml:space="preserve">Business </w:t>
+      </w:r>
+      <w:proofErr w:type="spellStart"/>
+      <w:r>
+        <w:rPr>
+          <w:rFonts w:cs="Arial"/>
+          <w:i/>
+          <w:iCs/>
+          <w:szCs w:val="24"/>
+        </w:rPr>
+        <w:t>Intelligence</w:t>
+      </w:r>
+      <w:proofErr w:type="spellEnd"/>
       <w:r>
         <w:rPr>
           <w:rFonts w:cs="Arial"/>
@@ -2008,8 +2196,59 @@
           <w:iCs/>
           <w:szCs w:val="24"/>
         </w:rPr>
-        <w:t>Business Process Model and Notation</w:t>
-      </w:r>
+        <w:t xml:space="preserve">Business </w:t>
+      </w:r>
+      <w:proofErr w:type="spellStart"/>
+      <w:r>
+        <w:rPr>
+          <w:rFonts w:cs="Arial"/>
+          <w:i/>
+          <w:iCs/>
+          <w:szCs w:val="24"/>
+        </w:rPr>
+        <w:t>Process</w:t>
+      </w:r>
+      <w:proofErr w:type="spellEnd"/>
+      <w:r>
+        <w:rPr>
+          <w:rFonts w:cs="Arial"/>
+          <w:i/>
+          <w:iCs/>
+          <w:szCs w:val="24"/>
+        </w:rPr>
+        <w:t xml:space="preserve"> Model </w:t>
+      </w:r>
+      <w:proofErr w:type="spellStart"/>
+      <w:r>
+        <w:rPr>
+          <w:rFonts w:cs="Arial"/>
+          <w:i/>
+          <w:iCs/>
+          <w:szCs w:val="24"/>
+        </w:rPr>
+        <w:t>and</w:t>
+      </w:r>
+      <w:proofErr w:type="spellEnd"/>
+      <w:r>
+        <w:rPr>
+          <w:rFonts w:cs="Arial"/>
+          <w:i/>
+          <w:iCs/>
+          <w:szCs w:val="24"/>
+        </w:rPr>
+        <w:t xml:space="preserve"> </w:t>
+      </w:r>
+      <w:proofErr w:type="spellStart"/>
+      <w:r>
+        <w:rPr>
+          <w:rFonts w:cs="Arial"/>
+          <w:i/>
+          <w:iCs/>
+          <w:szCs w:val="24"/>
+        </w:rPr>
+        <w:t>Notation</w:t>
+      </w:r>
+      <w:proofErr w:type="spellEnd"/>
       <w:r>
         <w:rPr>
           <w:rFonts w:cs="Arial"/>
@@ -2051,6 +2290,7 @@
         </w:rPr>
         <w:t xml:space="preserve">CI/CD – </w:t>
       </w:r>
+      <w:proofErr w:type="spellStart"/>
       <w:r>
         <w:rPr>
           <w:rFonts w:cs="Arial"/>
@@ -2058,7 +2298,57 @@
           <w:iCs/>
           <w:szCs w:val="24"/>
         </w:rPr>
-        <w:t>Continuous Integration/Continuous Delivery</w:t>
+        <w:t>Continuous</w:t>
+      </w:r>
+      <w:proofErr w:type="spellEnd"/>
+      <w:r>
+        <w:rPr>
+          <w:rFonts w:cs="Arial"/>
+          <w:i/>
+          <w:iCs/>
+          <w:szCs w:val="24"/>
+        </w:rPr>
+        <w:t xml:space="preserve"> </w:t>
+      </w:r>
+      <w:proofErr w:type="spellStart"/>
+      <w:r>
+        <w:rPr>
+          <w:rFonts w:cs="Arial"/>
+          <w:i/>
+          <w:iCs/>
+          <w:szCs w:val="24"/>
+        </w:rPr>
+        <w:t>Integration</w:t>
+      </w:r>
+      <w:proofErr w:type="spellEnd"/>
+      <w:r>
+        <w:rPr>
+          <w:rFonts w:cs="Arial"/>
+          <w:i/>
+          <w:iCs/>
+          <w:szCs w:val="24"/>
+        </w:rPr>
+        <w:t>/</w:t>
+      </w:r>
+      <w:proofErr w:type="spellStart"/>
+      <w:r>
+        <w:rPr>
+          <w:rFonts w:cs="Arial"/>
+          <w:i/>
+          <w:iCs/>
+          <w:szCs w:val="24"/>
+        </w:rPr>
+        <w:t>Continuous</w:t>
+      </w:r>
+      <w:proofErr w:type="spellEnd"/>
+      <w:r>
+        <w:rPr>
+          <w:rFonts w:cs="Arial"/>
+          <w:i/>
+          <w:iCs/>
+          <w:szCs w:val="24"/>
+        </w:rPr>
+        <w:t xml:space="preserve"> Delivery</w:t>
       </w:r>
       <w:r>
         <w:rPr>
@@ -2120,6 +2410,7 @@
         </w:rPr>
         <w:t xml:space="preserve">CRUD – </w:t>
       </w:r>
+      <w:proofErr w:type="spellStart"/>
       <w:r>
         <w:rPr>
           <w:rFonts w:cs="Arial"/>
@@ -2127,8 +2418,60 @@
           <w:iCs/>
           <w:szCs w:val="24"/>
         </w:rPr>
-        <w:t>Create, Read, Update and Delete</w:t>
-      </w:r>
+        <w:t>Create</w:t>
+      </w:r>
+      <w:proofErr w:type="spellEnd"/>
+      <w:r>
+        <w:rPr>
+          <w:rFonts w:cs="Arial"/>
+          <w:i/>
+          <w:iCs/>
+          <w:szCs w:val="24"/>
+        </w:rPr>
+        <w:t xml:space="preserve">, </w:t>
+      </w:r>
+      <w:proofErr w:type="spellStart"/>
+      <w:r>
+        <w:rPr>
+          <w:rFonts w:cs="Arial"/>
+          <w:i/>
+          <w:iCs/>
+          <w:szCs w:val="24"/>
+        </w:rPr>
+        <w:t>Read</w:t>
+      </w:r>
+      <w:proofErr w:type="spellEnd"/>
+      <w:r>
+        <w:rPr>
+          <w:rFonts w:cs="Arial"/>
+          <w:i/>
+          <w:iCs/>
+          <w:szCs w:val="24"/>
+        </w:rPr>
+        <w:t xml:space="preserve">, Update </w:t>
+      </w:r>
+      <w:proofErr w:type="spellStart"/>
+      <w:proofErr w:type="gramStart"/>
+      <w:r>
+        <w:rPr>
+          <w:rFonts w:cs="Arial"/>
+          <w:i/>
+          <w:iCs/>
+          <w:szCs w:val="24"/>
+        </w:rPr>
+        <w:t>and</w:t>
+      </w:r>
+      <w:proofErr w:type="spellEnd"/>
+      <w:r>
+        <w:rPr>
+          <w:rFonts w:cs="Arial"/>
+          <w:i/>
+          <w:iCs/>
+          <w:szCs w:val="24"/>
+        </w:rPr>
+        <w:t xml:space="preserve"> Delete</w:t>
+      </w:r>
+      <w:proofErr w:type="gramEnd"/>
       <w:r>
         <w:rPr>
           <w:rFonts w:cs="Arial"/>
@@ -2153,6 +2496,7 @@
         </w:rPr>
         <w:t xml:space="preserve">CSS – </w:t>
       </w:r>
+      <w:proofErr w:type="spellStart"/>
       <w:r>
         <w:rPr>
           <w:rFonts w:cs="Arial"/>
@@ -2160,8 +2504,49 @@
           <w:iCs/>
           <w:szCs w:val="24"/>
         </w:rPr>
-        <w:t>Cascading Style Sheets</w:t>
-      </w:r>
+        <w:t>Cascading</w:t>
+      </w:r>
+      <w:proofErr w:type="spellEnd"/>
+      <w:r>
+        <w:rPr>
+          <w:rFonts w:cs="Arial"/>
+          <w:i/>
+          <w:iCs/>
+          <w:szCs w:val="24"/>
+        </w:rPr>
+        <w:t xml:space="preserve"> </w:t>
+      </w:r>
+      <w:proofErr w:type="spellStart"/>
+      <w:r>
+        <w:rPr>
+          <w:rFonts w:cs="Arial"/>
+          <w:i/>
+          <w:iCs/>
+          <w:szCs w:val="24"/>
+        </w:rPr>
+        <w:t>Style</w:t>
+      </w:r>
+      <w:proofErr w:type="spellEnd"/>
+      <w:r>
+        <w:rPr>
+          <w:rFonts w:cs="Arial"/>
+          <w:i/>
+          <w:iCs/>
+          <w:szCs w:val="24"/>
+        </w:rPr>
+        <w:t xml:space="preserve"> </w:t>
+      </w:r>
+      <w:proofErr w:type="spellStart"/>
+      <w:r>
+        <w:rPr>
+          <w:rFonts w:cs="Arial"/>
+          <w:i/>
+          <w:iCs/>
+          <w:szCs w:val="24"/>
+        </w:rPr>
+        <w:t>Sheets</w:t>
+      </w:r>
+      <w:proofErr w:type="spellEnd"/>
       <w:r>
         <w:rPr>
           <w:rFonts w:cs="Arial"/>
@@ -2188,6 +2573,7 @@
         </w:rPr>
         <w:t xml:space="preserve">CSV – </w:t>
       </w:r>
+      <w:proofErr w:type="spellStart"/>
       <w:r>
         <w:rPr>
           <w:rFonts w:cs="Arial"/>
@@ -2195,8 +2581,29 @@
           <w:iCs/>
           <w:szCs w:val="24"/>
         </w:rPr>
-        <w:t>Comma-Separated Values</w:t>
-      </w:r>
+        <w:t>Comma-Separated</w:t>
+      </w:r>
+      <w:proofErr w:type="spellEnd"/>
+      <w:r>
+        <w:rPr>
+          <w:rFonts w:cs="Arial"/>
+          <w:i/>
+          <w:iCs/>
+          <w:szCs w:val="24"/>
+        </w:rPr>
+        <w:t xml:space="preserve"> </w:t>
+      </w:r>
+      <w:proofErr w:type="spellStart"/>
+      <w:r>
+        <w:rPr>
+          <w:rFonts w:cs="Arial"/>
+          <w:i/>
+          <w:iCs/>
+          <w:szCs w:val="24"/>
+        </w:rPr>
+        <w:t>Values</w:t>
+      </w:r>
+      <w:proofErr w:type="spellEnd"/>
       <w:r>
         <w:rPr>
           <w:rFonts w:cs="Arial"/>
@@ -2238,6 +2645,7 @@
         </w:rPr>
         <w:t xml:space="preserve">DBMS – </w:t>
       </w:r>
+      <w:proofErr w:type="spellStart"/>
       <w:r>
         <w:rPr>
           <w:rFonts w:cs="Arial"/>
@@ -2245,7 +2653,17 @@
           <w:iCs/>
           <w:szCs w:val="24"/>
         </w:rPr>
-        <w:t>Database Management System</w:t>
+        <w:t>Database</w:t>
+      </w:r>
+      <w:proofErr w:type="spellEnd"/>
+      <w:r>
+        <w:rPr>
+          <w:rFonts w:cs="Arial"/>
+          <w:i/>
+          <w:iCs/>
+          <w:szCs w:val="24"/>
+        </w:rPr>
+        <w:t xml:space="preserve"> Management System</w:t>
       </w:r>
       <w:r>
         <w:rPr>
@@ -2309,6 +2727,7 @@
         </w:rPr>
         <w:t xml:space="preserve">EAN – </w:t>
       </w:r>
+      <w:proofErr w:type="spellStart"/>
       <w:r>
         <w:rPr>
           <w:rFonts w:cs="Arial"/>
@@ -2316,8 +2735,49 @@
           <w:iCs/>
           <w:szCs w:val="24"/>
         </w:rPr>
-        <w:t>European Article Number</w:t>
-      </w:r>
+        <w:t>European</w:t>
+      </w:r>
+      <w:proofErr w:type="spellEnd"/>
+      <w:r>
+        <w:rPr>
+          <w:rFonts w:cs="Arial"/>
+          <w:i/>
+          <w:iCs/>
+          <w:szCs w:val="24"/>
+        </w:rPr>
+        <w:t xml:space="preserve"> </w:t>
+      </w:r>
+      <w:proofErr w:type="spellStart"/>
+      <w:r>
+        <w:rPr>
+          <w:rFonts w:cs="Arial"/>
+          <w:i/>
+          <w:iCs/>
+          <w:szCs w:val="24"/>
+        </w:rPr>
+        <w:t>Article</w:t>
+      </w:r>
+      <w:proofErr w:type="spellEnd"/>
+      <w:r>
+        <w:rPr>
+          <w:rFonts w:cs="Arial"/>
+          <w:i/>
+          <w:iCs/>
+          <w:szCs w:val="24"/>
+        </w:rPr>
+        <w:t xml:space="preserve"> </w:t>
+      </w:r>
+      <w:proofErr w:type="spellStart"/>
+      <w:r>
+        <w:rPr>
+          <w:rFonts w:cs="Arial"/>
+          <w:i/>
+          <w:iCs/>
+          <w:szCs w:val="24"/>
+        </w:rPr>
+        <w:t>Number</w:t>
+      </w:r>
+      <w:proofErr w:type="spellEnd"/>
       <w:r>
         <w:rPr>
           <w:rFonts w:cs="Arial"/>
@@ -2368,7 +2828,27 @@
           <w:iCs/>
           <w:szCs w:val="24"/>
         </w:rPr>
-        <w:t>Enterprise Resource Planning</w:t>
+        <w:t xml:space="preserve">Enterprise </w:t>
+      </w:r>
+      <w:proofErr w:type="spellStart"/>
+      <w:r>
+        <w:rPr>
+          <w:rFonts w:cs="Arial"/>
+          <w:i/>
+          <w:iCs/>
+          <w:szCs w:val="24"/>
+        </w:rPr>
+        <w:t>Resource</w:t>
+      </w:r>
+      <w:proofErr w:type="spellEnd"/>
+      <w:r>
+        <w:rPr>
+          <w:rFonts w:cs="Arial"/>
+          <w:i/>
+          <w:iCs/>
+          <w:szCs w:val="24"/>
+        </w:rPr>
+        <w:t xml:space="preserve"> Planning</w:t>
       </w:r>
       <w:r>
         <w:rPr>
@@ -2394,6 +2874,7 @@
         </w:rPr>
         <w:t xml:space="preserve">FEFO – </w:t>
       </w:r>
+      <w:proofErr w:type="spellStart"/>
       <w:r>
         <w:rPr>
           <w:rFonts w:cs="Arial"/>
@@ -2401,7 +2882,37 @@
           <w:iCs/>
           <w:szCs w:val="24"/>
         </w:rPr>
-        <w:t>First Expire, First Out</w:t>
+        <w:t>First</w:t>
+      </w:r>
+      <w:proofErr w:type="spellEnd"/>
+      <w:r>
+        <w:rPr>
+          <w:rFonts w:cs="Arial"/>
+          <w:i/>
+          <w:iCs/>
+          <w:szCs w:val="24"/>
+        </w:rPr>
+        <w:t xml:space="preserve"> Expire, </w:t>
+      </w:r>
+      <w:proofErr w:type="spellStart"/>
+      <w:r>
+        <w:rPr>
+          <w:rFonts w:cs="Arial"/>
+          <w:i/>
+          <w:iCs/>
+          <w:szCs w:val="24"/>
+        </w:rPr>
+        <w:t>First</w:t>
+      </w:r>
+      <w:proofErr w:type="spellEnd"/>
+      <w:r>
+        <w:rPr>
+          <w:rFonts w:cs="Arial"/>
+          <w:i/>
+          <w:iCs/>
+          <w:szCs w:val="24"/>
+        </w:rPr>
+        <w:t xml:space="preserve"> Out</w:t>
       </w:r>
       <w:r>
         <w:rPr>
@@ -2427,6 +2938,7 @@
         </w:rPr>
         <w:t xml:space="preserve">FIFO – </w:t>
       </w:r>
+      <w:proofErr w:type="spellStart"/>
       <w:r>
         <w:rPr>
           <w:rFonts w:cs="Arial"/>
@@ -2434,7 +2946,37 @@
           <w:iCs/>
           <w:szCs w:val="24"/>
         </w:rPr>
-        <w:t>First In, First Out</w:t>
+        <w:t>First</w:t>
+      </w:r>
+      <w:proofErr w:type="spellEnd"/>
+      <w:r>
+        <w:rPr>
+          <w:rFonts w:cs="Arial"/>
+          <w:i/>
+          <w:iCs/>
+          <w:szCs w:val="24"/>
+        </w:rPr>
+        <w:t xml:space="preserve"> In, </w:t>
+      </w:r>
+      <w:proofErr w:type="spellStart"/>
+      <w:r>
+        <w:rPr>
+          <w:rFonts w:cs="Arial"/>
+          <w:i/>
+          <w:iCs/>
+          <w:szCs w:val="24"/>
+        </w:rPr>
+        <w:t>First</w:t>
+      </w:r>
+      <w:proofErr w:type="spellEnd"/>
+      <w:r>
+        <w:rPr>
+          <w:rFonts w:cs="Arial"/>
+          <w:i/>
+          <w:iCs/>
+          <w:szCs w:val="24"/>
+        </w:rPr>
+        <w:t xml:space="preserve"> Out</w:t>
       </w:r>
       <w:r>
         <w:rPr>
@@ -2469,8 +3011,39 @@
           <w:iCs/>
           <w:szCs w:val="24"/>
         </w:rPr>
-        <w:t>File Transfer Protocol</w:t>
-      </w:r>
+        <w:t xml:space="preserve">File </w:t>
+      </w:r>
+      <w:proofErr w:type="spellStart"/>
+      <w:r>
+        <w:rPr>
+          <w:rFonts w:cs="Arial"/>
+          <w:i/>
+          <w:iCs/>
+          <w:szCs w:val="24"/>
+        </w:rPr>
+        <w:t>Transfer</w:t>
+      </w:r>
+      <w:proofErr w:type="spellEnd"/>
+      <w:r>
+        <w:rPr>
+          <w:rFonts w:cs="Arial"/>
+          <w:i/>
+          <w:iCs/>
+          <w:szCs w:val="24"/>
+        </w:rPr>
+        <w:t xml:space="preserve"> </w:t>
+      </w:r>
+      <w:proofErr w:type="spellStart"/>
+      <w:r>
+        <w:rPr>
+          <w:rFonts w:cs="Arial"/>
+          <w:i/>
+          <w:iCs/>
+          <w:szCs w:val="24"/>
+        </w:rPr>
+        <w:t>Protocol</w:t>
+      </w:r>
+      <w:proofErr w:type="spellEnd"/>
       <w:r>
         <w:rPr>
           <w:rFonts w:cs="Arial"/>
@@ -2495,6 +3068,7 @@
         </w:rPr>
         <w:t xml:space="preserve">HTTP – </w:t>
       </w:r>
+      <w:proofErr w:type="spellStart"/>
       <w:r>
         <w:rPr>
           <w:rFonts w:cs="Arial"/>
@@ -2502,8 +3076,49 @@
           <w:iCs/>
           <w:szCs w:val="24"/>
         </w:rPr>
-        <w:t>HyperText Transfer Protocol</w:t>
-      </w:r>
+        <w:t>HyperText</w:t>
+      </w:r>
+      <w:proofErr w:type="spellEnd"/>
+      <w:r>
+        <w:rPr>
+          <w:rFonts w:cs="Arial"/>
+          <w:i/>
+          <w:iCs/>
+          <w:szCs w:val="24"/>
+        </w:rPr>
+        <w:t xml:space="preserve"> </w:t>
+      </w:r>
+      <w:proofErr w:type="spellStart"/>
+      <w:r>
+        <w:rPr>
+          <w:rFonts w:cs="Arial"/>
+          <w:i/>
+          <w:iCs/>
+          <w:szCs w:val="24"/>
+        </w:rPr>
+        <w:t>Transfer</w:t>
+      </w:r>
+      <w:proofErr w:type="spellEnd"/>
+      <w:r>
+        <w:rPr>
+          <w:rFonts w:cs="Arial"/>
+          <w:i/>
+          <w:iCs/>
+          <w:szCs w:val="24"/>
+        </w:rPr>
+        <w:t xml:space="preserve"> </w:t>
+      </w:r>
+      <w:proofErr w:type="spellStart"/>
+      <w:r>
+        <w:rPr>
+          <w:rFonts w:cs="Arial"/>
+          <w:i/>
+          <w:iCs/>
+          <w:szCs w:val="24"/>
+        </w:rPr>
+        <w:t>Protocol</w:t>
+      </w:r>
+      <w:proofErr w:type="spellEnd"/>
       <w:r>
         <w:rPr>
           <w:rFonts w:cs="Arial"/>
@@ -2528,6 +3143,7 @@
         </w:rPr>
         <w:t xml:space="preserve">HTTPS – </w:t>
       </w:r>
+      <w:proofErr w:type="spellStart"/>
       <w:r>
         <w:rPr>
           <w:rFonts w:cs="Arial"/>
@@ -2535,8 +3151,69 @@
           <w:iCs/>
           <w:szCs w:val="24"/>
         </w:rPr>
-        <w:t>HyperText Transfer Protocol Secure</w:t>
-      </w:r>
+        <w:t>HyperText</w:t>
+      </w:r>
+      <w:proofErr w:type="spellEnd"/>
+      <w:r>
+        <w:rPr>
+          <w:rFonts w:cs="Arial"/>
+          <w:i/>
+          <w:iCs/>
+          <w:szCs w:val="24"/>
+        </w:rPr>
+        <w:t xml:space="preserve"> </w:t>
+      </w:r>
+      <w:proofErr w:type="spellStart"/>
+      <w:r>
+        <w:rPr>
+          <w:rFonts w:cs="Arial"/>
+          <w:i/>
+          <w:iCs/>
+          <w:szCs w:val="24"/>
+        </w:rPr>
+        <w:t>Transfer</w:t>
+      </w:r>
+      <w:proofErr w:type="spellEnd"/>
+      <w:r>
+        <w:rPr>
+          <w:rFonts w:cs="Arial"/>
+          <w:i/>
+          <w:iCs/>
+          <w:szCs w:val="24"/>
+        </w:rPr>
+        <w:t xml:space="preserve"> </w:t>
+      </w:r>
+      <w:proofErr w:type="spellStart"/>
+      <w:r>
+        <w:rPr>
+          <w:rFonts w:cs="Arial"/>
+          <w:i/>
+          <w:iCs/>
+          <w:szCs w:val="24"/>
+        </w:rPr>
+        <w:t>Protocol</w:t>
+      </w:r>
+      <w:proofErr w:type="spellEnd"/>
+      <w:r>
+        <w:rPr>
+          <w:rFonts w:cs="Arial"/>
+          <w:i/>
+          <w:iCs/>
+          <w:szCs w:val="24"/>
+        </w:rPr>
+        <w:t xml:space="preserve"> </w:t>
+      </w:r>
+      <w:proofErr w:type="spellStart"/>
+      <w:r>
+        <w:rPr>
+          <w:rFonts w:cs="Arial"/>
+          <w:i/>
+          <w:iCs/>
+          <w:szCs w:val="24"/>
+        </w:rPr>
+        <w:t>Secure</w:t>
+      </w:r>
+      <w:proofErr w:type="spellEnd"/>
       <w:r>
         <w:rPr>
           <w:rFonts w:cs="Arial"/>
@@ -2578,6 +3255,7 @@
         </w:rPr>
         <w:t xml:space="preserve">IDE – </w:t>
       </w:r>
+      <w:proofErr w:type="spellStart"/>
       <w:r>
         <w:rPr>
           <w:rFonts w:cs="Arial"/>
@@ -2585,8 +3263,49 @@
           <w:iCs/>
           <w:szCs w:val="24"/>
         </w:rPr>
-        <w:t>Integrated Development Environment</w:t>
-      </w:r>
+        <w:t>Integrated</w:t>
+      </w:r>
+      <w:proofErr w:type="spellEnd"/>
+      <w:r>
+        <w:rPr>
+          <w:rFonts w:cs="Arial"/>
+          <w:i/>
+          <w:iCs/>
+          <w:szCs w:val="24"/>
+        </w:rPr>
+        <w:t xml:space="preserve"> </w:t>
+      </w:r>
+      <w:proofErr w:type="spellStart"/>
+      <w:r>
+        <w:rPr>
+          <w:rFonts w:cs="Arial"/>
+          <w:i/>
+          <w:iCs/>
+          <w:szCs w:val="24"/>
+        </w:rPr>
+        <w:t>Development</w:t>
+      </w:r>
+      <w:proofErr w:type="spellEnd"/>
+      <w:r>
+        <w:rPr>
+          <w:rFonts w:cs="Arial"/>
+          <w:i/>
+          <w:iCs/>
+          <w:szCs w:val="24"/>
+        </w:rPr>
+        <w:t xml:space="preserve"> </w:t>
+      </w:r>
+      <w:proofErr w:type="spellStart"/>
+      <w:r>
+        <w:rPr>
+          <w:rFonts w:cs="Arial"/>
+          <w:i/>
+          <w:iCs/>
+          <w:szCs w:val="24"/>
+        </w:rPr>
+        <w:t>Environment</w:t>
+      </w:r>
+      <w:proofErr w:type="spellEnd"/>
       <w:r>
         <w:rPr>
           <w:rFonts w:cs="Arial"/>
@@ -2629,7 +3348,25 @@
           <w:szCs w:val="24"/>
           <w:lang w:val="en-US"/>
         </w:rPr>
-        <w:t xml:space="preserve"> (Internet das Coisas).</w:t>
+        <w:t xml:space="preserve"> (Internet das </w:t>
+      </w:r>
+      <w:proofErr w:type="spellStart"/>
+      <w:r>
+        <w:rPr>
+          <w:rFonts w:cs="Arial"/>
+          <w:szCs w:val="24"/>
+          <w:lang w:val="en-US"/>
+        </w:rPr>
+        <w:t>Coisas</w:t>
+      </w:r>
+      <w:proofErr w:type="spellEnd"/>
+      <w:r>
+        <w:rPr>
+          <w:rFonts w:cs="Arial"/>
+          <w:szCs w:val="24"/>
+          <w:lang w:val="en-US"/>
+        </w:rPr>
+        <w:t>).</w:t>
       </w:r>
     </w:p>
     <w:p>
@@ -2655,15 +3392,9 @@
           <w:iCs/>
           <w:szCs w:val="24"/>
         </w:rPr>
-        <w:t>JavaScript Object Notation</w:t>
-      </w:r>
-      <w:r>
-        <w:rPr>
-          <w:rFonts w:cs="Arial"/>
-          <w:szCs w:val="24"/>
-        </w:rPr>
-        <w:t xml:space="preserve"> (Notação de Objetos </w:t>
-      </w:r>
+        <w:t xml:space="preserve">JavaScript </w:t>
+      </w:r>
+      <w:proofErr w:type="spellStart"/>
       <w:r>
         <w:rPr>
           <w:rFonts w:cs="Arial"/>
@@ -2671,6 +3402,43 @@
           <w:iCs/>
           <w:szCs w:val="24"/>
         </w:rPr>
+        <w:t>Object</w:t>
+      </w:r>
+      <w:proofErr w:type="spellEnd"/>
+      <w:r>
+        <w:rPr>
+          <w:rFonts w:cs="Arial"/>
+          <w:i/>
+          <w:iCs/>
+          <w:szCs w:val="24"/>
+        </w:rPr>
+        <w:t xml:space="preserve"> </w:t>
+      </w:r>
+      <w:proofErr w:type="spellStart"/>
+      <w:r>
+        <w:rPr>
+          <w:rFonts w:cs="Arial"/>
+          <w:i/>
+          <w:iCs/>
+          <w:szCs w:val="24"/>
+        </w:rPr>
+        <w:t>Notation</w:t>
+      </w:r>
+      <w:proofErr w:type="spellEnd"/>
+      <w:r>
+        <w:rPr>
+          <w:rFonts w:cs="Arial"/>
+          <w:szCs w:val="24"/>
+        </w:rPr>
+        <w:t xml:space="preserve"> (Notação de Objetos </w:t>
+      </w:r>
+      <w:r>
+        <w:rPr>
+          <w:rFonts w:cs="Arial"/>
+          <w:i/>
+          <w:iCs/>
+          <w:szCs w:val="24"/>
+        </w:rPr>
         <w:t>JavaScript</w:t>
       </w:r>
       <w:r>
@@ -2747,6 +3515,7 @@
         </w:rPr>
         <w:t xml:space="preserve">LIFO – </w:t>
       </w:r>
+      <w:proofErr w:type="spellStart"/>
       <w:r>
         <w:rPr>
           <w:rFonts w:cs="Arial"/>
@@ -2754,7 +3523,37 @@
           <w:iCs/>
           <w:szCs w:val="24"/>
         </w:rPr>
-        <w:t>Last In, First Out</w:t>
+        <w:t>Last</w:t>
+      </w:r>
+      <w:proofErr w:type="spellEnd"/>
+      <w:r>
+        <w:rPr>
+          <w:rFonts w:cs="Arial"/>
+          <w:i/>
+          <w:iCs/>
+          <w:szCs w:val="24"/>
+        </w:rPr>
+        <w:t xml:space="preserve"> In, </w:t>
+      </w:r>
+      <w:proofErr w:type="spellStart"/>
+      <w:r>
+        <w:rPr>
+          <w:rFonts w:cs="Arial"/>
+          <w:i/>
+          <w:iCs/>
+          <w:szCs w:val="24"/>
+        </w:rPr>
+        <w:t>First</w:t>
+      </w:r>
+      <w:proofErr w:type="spellEnd"/>
+      <w:r>
+        <w:rPr>
+          <w:rFonts w:cs="Arial"/>
+          <w:i/>
+          <w:iCs/>
+          <w:szCs w:val="24"/>
+        </w:rPr>
+        <w:t xml:space="preserve"> Out</w:t>
       </w:r>
       <w:r>
         <w:rPr>
@@ -2787,8 +3586,59 @@
           <w:iCs/>
           <w:szCs w:val="24"/>
         </w:rPr>
-        <w:t>Model, View and Controller</w:t>
-      </w:r>
+        <w:t xml:space="preserve">Model, </w:t>
+      </w:r>
+      <w:proofErr w:type="spellStart"/>
+      <w:r>
+        <w:rPr>
+          <w:rFonts w:cs="Arial"/>
+          <w:i/>
+          <w:iCs/>
+          <w:szCs w:val="24"/>
+        </w:rPr>
+        <w:t>View</w:t>
+      </w:r>
+      <w:proofErr w:type="spellEnd"/>
+      <w:r>
+        <w:rPr>
+          <w:rFonts w:cs="Arial"/>
+          <w:i/>
+          <w:iCs/>
+          <w:szCs w:val="24"/>
+        </w:rPr>
+        <w:t xml:space="preserve"> </w:t>
+      </w:r>
+      <w:proofErr w:type="spellStart"/>
+      <w:r>
+        <w:rPr>
+          <w:rFonts w:cs="Arial"/>
+          <w:i/>
+          <w:iCs/>
+          <w:szCs w:val="24"/>
+        </w:rPr>
+        <w:t>and</w:t>
+      </w:r>
+      <w:proofErr w:type="spellEnd"/>
+      <w:r>
+        <w:rPr>
+          <w:rFonts w:cs="Arial"/>
+          <w:i/>
+          <w:iCs/>
+          <w:szCs w:val="24"/>
+        </w:rPr>
+        <w:t xml:space="preserve"> </w:t>
+      </w:r>
+      <w:proofErr w:type="spellStart"/>
+      <w:r>
+        <w:rPr>
+          <w:rFonts w:cs="Arial"/>
+          <w:i/>
+          <w:iCs/>
+          <w:szCs w:val="24"/>
+        </w:rPr>
+        <w:t>Controller</w:t>
+      </w:r>
+      <w:proofErr w:type="spellEnd"/>
       <w:r>
         <w:rPr>
           <w:rFonts w:cs="Arial"/>
@@ -2813,6 +3663,7 @@
         </w:rPr>
         <w:t xml:space="preserve">MVP – </w:t>
       </w:r>
+      <w:proofErr w:type="spellStart"/>
       <w:r>
         <w:rPr>
           <w:rFonts w:cs="Arial"/>
@@ -2820,8 +3671,49 @@
           <w:iCs/>
           <w:szCs w:val="24"/>
         </w:rPr>
-        <w:t>Minimum Viable Product</w:t>
-      </w:r>
+        <w:t>Minimum</w:t>
+      </w:r>
+      <w:proofErr w:type="spellEnd"/>
+      <w:r>
+        <w:rPr>
+          <w:rFonts w:cs="Arial"/>
+          <w:i/>
+          <w:iCs/>
+          <w:szCs w:val="24"/>
+        </w:rPr>
+        <w:t xml:space="preserve"> </w:t>
+      </w:r>
+      <w:proofErr w:type="spellStart"/>
+      <w:r>
+        <w:rPr>
+          <w:rFonts w:cs="Arial"/>
+          <w:i/>
+          <w:iCs/>
+          <w:szCs w:val="24"/>
+        </w:rPr>
+        <w:t>Viable</w:t>
+      </w:r>
+      <w:proofErr w:type="spellEnd"/>
+      <w:r>
+        <w:rPr>
+          <w:rFonts w:cs="Arial"/>
+          <w:i/>
+          <w:iCs/>
+          <w:szCs w:val="24"/>
+        </w:rPr>
+        <w:t xml:space="preserve"> </w:t>
+      </w:r>
+      <w:proofErr w:type="spellStart"/>
+      <w:r>
+        <w:rPr>
+          <w:rFonts w:cs="Arial"/>
+          <w:i/>
+          <w:iCs/>
+          <w:szCs w:val="24"/>
+        </w:rPr>
+        <w:t>Product</w:t>
+      </w:r>
+      <w:proofErr w:type="spellEnd"/>
       <w:r>
         <w:rPr>
           <w:rFonts w:cs="Arial"/>
@@ -2897,6 +3789,7 @@
         </w:rPr>
         <w:t xml:space="preserve">ORM – </w:t>
       </w:r>
+      <w:proofErr w:type="spellStart"/>
       <w:r>
         <w:rPr>
           <w:rFonts w:cs="Arial"/>
@@ -2904,7 +3797,17 @@
           <w:iCs/>
           <w:szCs w:val="24"/>
         </w:rPr>
-        <w:t>Object-Relational Mapping</w:t>
+        <w:t>Object-Relational</w:t>
+      </w:r>
+      <w:proofErr w:type="spellEnd"/>
+      <w:r>
+        <w:rPr>
+          <w:rFonts w:cs="Arial"/>
+          <w:i/>
+          <w:iCs/>
+          <w:szCs w:val="24"/>
+        </w:rPr>
+        <w:t xml:space="preserve"> Mapping</w:t>
       </w:r>
       <w:r>
         <w:rPr>
@@ -2948,6 +3851,7 @@
         </w:rPr>
         <w:t xml:space="preserve">PDF – </w:t>
       </w:r>
+      <w:proofErr w:type="spellStart"/>
       <w:r>
         <w:rPr>
           <w:rFonts w:cs="Arial"/>
@@ -2955,7 +3859,37 @@
           <w:iCs/>
           <w:szCs w:val="24"/>
         </w:rPr>
-        <w:t>Portable Document Format</w:t>
+        <w:t>Portable</w:t>
+      </w:r>
+      <w:proofErr w:type="spellEnd"/>
+      <w:r>
+        <w:rPr>
+          <w:rFonts w:cs="Arial"/>
+          <w:i/>
+          <w:iCs/>
+          <w:szCs w:val="24"/>
+        </w:rPr>
+        <w:t xml:space="preserve"> </w:t>
+      </w:r>
+      <w:proofErr w:type="spellStart"/>
+      <w:r>
+        <w:rPr>
+          <w:rFonts w:cs="Arial"/>
+          <w:i/>
+          <w:iCs/>
+          <w:szCs w:val="24"/>
+        </w:rPr>
+        <w:t>Document</w:t>
+      </w:r>
+      <w:proofErr w:type="spellEnd"/>
+      <w:r>
+        <w:rPr>
+          <w:rFonts w:cs="Arial"/>
+          <w:i/>
+          <w:iCs/>
+          <w:szCs w:val="24"/>
+        </w:rPr>
+        <w:t xml:space="preserve"> Format</w:t>
       </w:r>
       <w:r>
         <w:rPr>
@@ -2979,7 +3913,39 @@
           <w:rFonts w:cs="Arial"/>
           <w:szCs w:val="24"/>
         </w:rPr>
-        <w:t>QR Code – Quick Response Code (Código de Resposta Rápida).</w:t>
+        <w:t xml:space="preserve">QR </w:t>
+      </w:r>
+      <w:proofErr w:type="spellStart"/>
+      <w:r>
+        <w:rPr>
+          <w:rFonts w:cs="Arial"/>
+          <w:szCs w:val="24"/>
+        </w:rPr>
+        <w:t>Code</w:t>
+      </w:r>
+      <w:proofErr w:type="spellEnd"/>
+      <w:r>
+        <w:rPr>
+          <w:rFonts w:cs="Arial"/>
+          <w:szCs w:val="24"/>
+        </w:rPr>
+        <w:t xml:space="preserve"> – Quick Response </w:t>
+      </w:r>
+      <w:proofErr w:type="spellStart"/>
+      <w:r>
+        <w:rPr>
+          <w:rFonts w:cs="Arial"/>
+          <w:szCs w:val="24"/>
+        </w:rPr>
+        <w:t>Code</w:t>
+      </w:r>
+      <w:proofErr w:type="spellEnd"/>
+      <w:r>
+        <w:rPr>
+          <w:rFonts w:cs="Arial"/>
+          <w:szCs w:val="24"/>
+        </w:rPr>
+        <w:t xml:space="preserve"> (Código de Resposta Rápida).</w:t>
       </w:r>
     </w:p>
     <w:p>
@@ -2998,6 +3964,7 @@
         </w:rPr>
         <w:t xml:space="preserve">REST – </w:t>
       </w:r>
+      <w:proofErr w:type="spellStart"/>
       <w:r>
         <w:rPr>
           <w:rFonts w:cs="Arial"/>
@@ -3005,8 +3972,49 @@
           <w:iCs/>
           <w:szCs w:val="24"/>
         </w:rPr>
-        <w:t>Representational State Transfer</w:t>
-      </w:r>
+        <w:t>Representational</w:t>
+      </w:r>
+      <w:proofErr w:type="spellEnd"/>
+      <w:r>
+        <w:rPr>
+          <w:rFonts w:cs="Arial"/>
+          <w:i/>
+          <w:iCs/>
+          <w:szCs w:val="24"/>
+        </w:rPr>
+        <w:t xml:space="preserve"> </w:t>
+      </w:r>
+      <w:proofErr w:type="spellStart"/>
+      <w:r>
+        <w:rPr>
+          <w:rFonts w:cs="Arial"/>
+          <w:i/>
+          <w:iCs/>
+          <w:szCs w:val="24"/>
+        </w:rPr>
+        <w:t>State</w:t>
+      </w:r>
+      <w:proofErr w:type="spellEnd"/>
+      <w:r>
+        <w:rPr>
+          <w:rFonts w:cs="Arial"/>
+          <w:i/>
+          <w:iCs/>
+          <w:szCs w:val="24"/>
+        </w:rPr>
+        <w:t xml:space="preserve"> </w:t>
+      </w:r>
+      <w:proofErr w:type="spellStart"/>
+      <w:r>
+        <w:rPr>
+          <w:rFonts w:cs="Arial"/>
+          <w:i/>
+          <w:iCs/>
+          <w:szCs w:val="24"/>
+        </w:rPr>
+        <w:t>Transfer</w:t>
+      </w:r>
+      <w:proofErr w:type="spellEnd"/>
       <w:r>
         <w:rPr>
           <w:rFonts w:cs="Arial"/>
@@ -3055,8 +4063,19 @@
           <w:iCs/>
           <w:szCs w:val="24"/>
         </w:rPr>
-        <w:t>Radio Frequency Identification</w:t>
-      </w:r>
+        <w:t xml:space="preserve">Radio Frequency </w:t>
+      </w:r>
+      <w:proofErr w:type="spellStart"/>
+      <w:r>
+        <w:rPr>
+          <w:rFonts w:cs="Arial"/>
+          <w:i/>
+          <w:iCs/>
+          <w:szCs w:val="24"/>
+        </w:rPr>
+        <w:t>Identification</w:t>
+      </w:r>
+      <w:proofErr w:type="spellEnd"/>
       <w:r>
         <w:rPr>
           <w:rFonts w:cs="Arial"/>
@@ -3139,7 +4158,27 @@
           <w:iCs/>
           <w:szCs w:val="24"/>
         </w:rPr>
-        <w:t>Stock Keeping Unit</w:t>
+        <w:t xml:space="preserve">Stock </w:t>
+      </w:r>
+      <w:proofErr w:type="spellStart"/>
+      <w:r>
+        <w:rPr>
+          <w:rFonts w:cs="Arial"/>
+          <w:i/>
+          <w:iCs/>
+          <w:szCs w:val="24"/>
+        </w:rPr>
+        <w:t>Keeping</w:t>
+      </w:r>
+      <w:proofErr w:type="spellEnd"/>
+      <w:r>
+        <w:rPr>
+          <w:rFonts w:cs="Arial"/>
+          <w:i/>
+          <w:iCs/>
+          <w:szCs w:val="24"/>
+        </w:rPr>
+        <w:t xml:space="preserve"> Unit</w:t>
       </w:r>
       <w:r>
         <w:rPr>
@@ -3172,8 +4211,39 @@
           <w:iCs/>
           <w:szCs w:val="24"/>
         </w:rPr>
-        <w:t>Service Level Agreement</w:t>
-      </w:r>
+        <w:t xml:space="preserve">Service </w:t>
+      </w:r>
+      <w:proofErr w:type="spellStart"/>
+      <w:r>
+        <w:rPr>
+          <w:rFonts w:cs="Arial"/>
+          <w:i/>
+          <w:iCs/>
+          <w:szCs w:val="24"/>
+        </w:rPr>
+        <w:t>Level</w:t>
+      </w:r>
+      <w:proofErr w:type="spellEnd"/>
+      <w:r>
+        <w:rPr>
+          <w:rFonts w:cs="Arial"/>
+          <w:i/>
+          <w:iCs/>
+          <w:szCs w:val="24"/>
+        </w:rPr>
+        <w:t xml:space="preserve"> </w:t>
+      </w:r>
+      <w:proofErr w:type="spellStart"/>
+      <w:r>
+        <w:rPr>
+          <w:rFonts w:cs="Arial"/>
+          <w:i/>
+          <w:iCs/>
+          <w:szCs w:val="24"/>
+        </w:rPr>
+        <w:t>Agreement</w:t>
+      </w:r>
+      <w:proofErr w:type="spellEnd"/>
       <w:r>
         <w:rPr>
           <w:rFonts w:cs="Arial"/>
@@ -3198,6 +4268,7 @@
         </w:rPr>
         <w:t xml:space="preserve">SMTP – </w:t>
       </w:r>
+      <w:proofErr w:type="spellStart"/>
       <w:r>
         <w:rPr>
           <w:rFonts w:cs="Arial"/>
@@ -3205,8 +4276,49 @@
           <w:iCs/>
           <w:szCs w:val="24"/>
         </w:rPr>
-        <w:t>Simple Mail Transfer Protocol</w:t>
-      </w:r>
+        <w:t>Simple</w:t>
+      </w:r>
+      <w:proofErr w:type="spellEnd"/>
+      <w:r>
+        <w:rPr>
+          <w:rFonts w:cs="Arial"/>
+          <w:i/>
+          <w:iCs/>
+          <w:szCs w:val="24"/>
+        </w:rPr>
+        <w:t xml:space="preserve"> Mail </w:t>
+      </w:r>
+      <w:proofErr w:type="spellStart"/>
+      <w:r>
+        <w:rPr>
+          <w:rFonts w:cs="Arial"/>
+          <w:i/>
+          <w:iCs/>
+          <w:szCs w:val="24"/>
+        </w:rPr>
+        <w:t>Transfer</w:t>
+      </w:r>
+      <w:proofErr w:type="spellEnd"/>
+      <w:r>
+        <w:rPr>
+          <w:rFonts w:cs="Arial"/>
+          <w:i/>
+          <w:iCs/>
+          <w:szCs w:val="24"/>
+        </w:rPr>
+        <w:t xml:space="preserve"> </w:t>
+      </w:r>
+      <w:proofErr w:type="spellStart"/>
+      <w:r>
+        <w:rPr>
+          <w:rFonts w:cs="Arial"/>
+          <w:i/>
+          <w:iCs/>
+          <w:szCs w:val="24"/>
+        </w:rPr>
+        <w:t>Protocol</w:t>
+      </w:r>
+      <w:proofErr w:type="spellEnd"/>
       <w:r>
         <w:rPr>
           <w:rFonts w:cs="Arial"/>
@@ -3231,6 +4343,7 @@
         </w:rPr>
         <w:t xml:space="preserve">SQL – </w:t>
       </w:r>
+      <w:proofErr w:type="spellStart"/>
       <w:r>
         <w:rPr>
           <w:rFonts w:cs="Arial"/>
@@ -3238,8 +4351,29 @@
           <w:iCs/>
           <w:szCs w:val="24"/>
         </w:rPr>
-        <w:t>Structured Query Language</w:t>
-      </w:r>
+        <w:t>Structured</w:t>
+      </w:r>
+      <w:proofErr w:type="spellEnd"/>
+      <w:r>
+        <w:rPr>
+          <w:rFonts w:cs="Arial"/>
+          <w:i/>
+          <w:iCs/>
+          <w:szCs w:val="24"/>
+        </w:rPr>
+        <w:t xml:space="preserve"> Query </w:t>
+      </w:r>
+      <w:proofErr w:type="spellStart"/>
+      <w:r>
+        <w:rPr>
+          <w:rFonts w:cs="Arial"/>
+          <w:i/>
+          <w:iCs/>
+          <w:szCs w:val="24"/>
+        </w:rPr>
+        <w:t>Language</w:t>
+      </w:r>
+      <w:proofErr w:type="spellEnd"/>
       <w:r>
         <w:rPr>
           <w:rFonts w:cs="Arial"/>
@@ -3264,6 +4398,7 @@
         </w:rPr>
         <w:t xml:space="preserve">SSL – </w:t>
       </w:r>
+      <w:proofErr w:type="spellStart"/>
       <w:r>
         <w:rPr>
           <w:rFonts w:cs="Arial"/>
@@ -3271,8 +4406,29 @@
           <w:iCs/>
           <w:szCs w:val="24"/>
         </w:rPr>
-        <w:t>Secure Sockets Layer</w:t>
-      </w:r>
+        <w:t>Secure</w:t>
+      </w:r>
+      <w:proofErr w:type="spellEnd"/>
+      <w:r>
+        <w:rPr>
+          <w:rFonts w:cs="Arial"/>
+          <w:i/>
+          <w:iCs/>
+          <w:szCs w:val="24"/>
+        </w:rPr>
+        <w:t xml:space="preserve"> Sockets </w:t>
+      </w:r>
+      <w:proofErr w:type="spellStart"/>
+      <w:r>
+        <w:rPr>
+          <w:rFonts w:cs="Arial"/>
+          <w:i/>
+          <w:iCs/>
+          <w:szCs w:val="24"/>
+        </w:rPr>
+        <w:t>Layer</w:t>
+      </w:r>
+      <w:proofErr w:type="spellEnd"/>
       <w:r>
         <w:rPr>
           <w:rFonts w:cs="Arial"/>
@@ -3331,6 +4487,7 @@
         </w:rPr>
         <w:t xml:space="preserve">TLS – </w:t>
       </w:r>
+      <w:proofErr w:type="spellStart"/>
       <w:r>
         <w:rPr>
           <w:rFonts w:cs="Arial"/>
@@ -3338,7 +4495,37 @@
           <w:iCs/>
           <w:szCs w:val="24"/>
         </w:rPr>
-        <w:t>Transport Layer Security</w:t>
+        <w:t>Transport</w:t>
+      </w:r>
+      <w:proofErr w:type="spellEnd"/>
+      <w:r>
+        <w:rPr>
+          <w:rFonts w:cs="Arial"/>
+          <w:i/>
+          <w:iCs/>
+          <w:szCs w:val="24"/>
+        </w:rPr>
+        <w:t xml:space="preserve"> </w:t>
+      </w:r>
+      <w:proofErr w:type="spellStart"/>
+      <w:r>
+        <w:rPr>
+          <w:rFonts w:cs="Arial"/>
+          <w:i/>
+          <w:iCs/>
+          <w:szCs w:val="24"/>
+        </w:rPr>
+        <w:t>Layer</w:t>
+      </w:r>
+      <w:proofErr w:type="spellEnd"/>
+      <w:r>
+        <w:rPr>
+          <w:rFonts w:cs="Arial"/>
+          <w:i/>
+          <w:iCs/>
+          <w:szCs w:val="24"/>
+        </w:rPr>
+        <w:t xml:space="preserve"> Security</w:t>
       </w:r>
       <w:r>
         <w:rPr>
@@ -3364,6 +4551,7 @@
         </w:rPr>
         <w:t xml:space="preserve">UI – </w:t>
       </w:r>
+      <w:proofErr w:type="spellStart"/>
       <w:r>
         <w:rPr>
           <w:rFonts w:cs="Arial"/>
@@ -3371,7 +4559,17 @@
           <w:iCs/>
           <w:szCs w:val="24"/>
         </w:rPr>
-        <w:t>User Interface</w:t>
+        <w:t>User</w:t>
+      </w:r>
+      <w:proofErr w:type="spellEnd"/>
+      <w:r>
+        <w:rPr>
+          <w:rFonts w:cs="Arial"/>
+          <w:i/>
+          <w:iCs/>
+          <w:szCs w:val="24"/>
+        </w:rPr>
+        <w:t xml:space="preserve"> Interface</w:t>
       </w:r>
       <w:r>
         <w:rPr>
@@ -3397,6 +4595,7 @@
         </w:rPr>
         <w:t xml:space="preserve">URL – </w:t>
       </w:r>
+      <w:proofErr w:type="spellStart"/>
       <w:r>
         <w:rPr>
           <w:rFonts w:cs="Arial"/>
@@ -3404,8 +4603,49 @@
           <w:iCs/>
           <w:szCs w:val="24"/>
         </w:rPr>
-        <w:t>Uniform Resource Locator</w:t>
-      </w:r>
+        <w:t>Uniform</w:t>
+      </w:r>
+      <w:proofErr w:type="spellEnd"/>
+      <w:r>
+        <w:rPr>
+          <w:rFonts w:cs="Arial"/>
+          <w:i/>
+          <w:iCs/>
+          <w:szCs w:val="24"/>
+        </w:rPr>
+        <w:t xml:space="preserve"> </w:t>
+      </w:r>
+      <w:proofErr w:type="spellStart"/>
+      <w:r>
+        <w:rPr>
+          <w:rFonts w:cs="Arial"/>
+          <w:i/>
+          <w:iCs/>
+          <w:szCs w:val="24"/>
+        </w:rPr>
+        <w:t>Resource</w:t>
+      </w:r>
+      <w:proofErr w:type="spellEnd"/>
+      <w:r>
+        <w:rPr>
+          <w:rFonts w:cs="Arial"/>
+          <w:i/>
+          <w:iCs/>
+          <w:szCs w:val="24"/>
+        </w:rPr>
+        <w:t xml:space="preserve"> </w:t>
+      </w:r>
+      <w:proofErr w:type="spellStart"/>
+      <w:r>
+        <w:rPr>
+          <w:rFonts w:cs="Arial"/>
+          <w:i/>
+          <w:iCs/>
+          <w:szCs w:val="24"/>
+        </w:rPr>
+        <w:t>Locator</w:t>
+      </w:r>
+      <w:proofErr w:type="spellEnd"/>
       <w:r>
         <w:rPr>
           <w:rFonts w:cs="Arial"/>
@@ -3430,6 +4670,7 @@
         </w:rPr>
         <w:t xml:space="preserve">UUID – </w:t>
       </w:r>
+      <w:proofErr w:type="spellStart"/>
       <w:r>
         <w:rPr>
           <w:rFonts w:cs="Arial"/>
@@ -3437,8 +4678,29 @@
           <w:iCs/>
           <w:szCs w:val="24"/>
         </w:rPr>
-        <w:t>Universally Unique Identifier</w:t>
-      </w:r>
+        <w:t>Universally</w:t>
+      </w:r>
+      <w:proofErr w:type="spellEnd"/>
+      <w:r>
+        <w:rPr>
+          <w:rFonts w:cs="Arial"/>
+          <w:i/>
+          <w:iCs/>
+          <w:szCs w:val="24"/>
+        </w:rPr>
+        <w:t xml:space="preserve"> Unique </w:t>
+      </w:r>
+      <w:proofErr w:type="spellStart"/>
+      <w:r>
+        <w:rPr>
+          <w:rFonts w:cs="Arial"/>
+          <w:i/>
+          <w:iCs/>
+          <w:szCs w:val="24"/>
+        </w:rPr>
+        <w:t>Identifier</w:t>
+      </w:r>
+      <w:proofErr w:type="spellEnd"/>
       <w:r>
         <w:rPr>
           <w:rFonts w:cs="Arial"/>
@@ -3463,6 +4725,7 @@
         </w:rPr>
         <w:t xml:space="preserve">UX – </w:t>
       </w:r>
+      <w:proofErr w:type="spellStart"/>
       <w:r>
         <w:rPr>
           <w:rFonts w:cs="Arial"/>
@@ -3470,7 +4733,17 @@
           <w:iCs/>
           <w:szCs w:val="24"/>
         </w:rPr>
-        <w:t>User Experience</w:t>
+        <w:t>User</w:t>
+      </w:r>
+      <w:proofErr w:type="spellEnd"/>
+      <w:r>
+        <w:rPr>
+          <w:rFonts w:cs="Arial"/>
+          <w:i/>
+          <w:iCs/>
+          <w:szCs w:val="24"/>
+        </w:rPr>
+        <w:t xml:space="preserve"> Experience</w:t>
       </w:r>
       <w:r>
         <w:rPr>
@@ -3527,7 +4800,23 @@
           <w:rFonts w:cs="Arial"/>
           <w:szCs w:val="24"/>
         </w:rPr>
-        <w:t xml:space="preserve">VS Code – </w:t>
+        <w:t xml:space="preserve">VS </w:t>
+      </w:r>
+      <w:proofErr w:type="spellStart"/>
+      <w:r>
+        <w:rPr>
+          <w:rFonts w:cs="Arial"/>
+          <w:szCs w:val="24"/>
+        </w:rPr>
+        <w:t>Code</w:t>
+      </w:r>
+      <w:proofErr w:type="spellEnd"/>
+      <w:r>
+        <w:rPr>
+          <w:rFonts w:cs="Arial"/>
+          <w:szCs w:val="24"/>
+        </w:rPr>
+        <w:t xml:space="preserve"> – </w:t>
       </w:r>
       <w:r>
         <w:rPr>
@@ -3536,15 +4825,9 @@
           <w:iCs/>
           <w:szCs w:val="24"/>
         </w:rPr>
-        <w:t>Visual Studio Code</w:t>
-      </w:r>
-      <w:r>
-        <w:rPr>
-          <w:rFonts w:cs="Arial"/>
-          <w:szCs w:val="24"/>
-        </w:rPr>
-        <w:t xml:space="preserve"> (Ambiente de Desenvolvimento </w:t>
-      </w:r>
+        <w:t xml:space="preserve">Visual Studio </w:t>
+      </w:r>
+      <w:proofErr w:type="spellStart"/>
       <w:r>
         <w:rPr>
           <w:rFonts w:cs="Arial"/>
@@ -3552,8 +4835,36 @@
           <w:iCs/>
           <w:szCs w:val="24"/>
         </w:rPr>
-        <w:t>Visual Studio Code</w:t>
-      </w:r>
+        <w:t>Code</w:t>
+      </w:r>
+      <w:proofErr w:type="spellEnd"/>
+      <w:r>
+        <w:rPr>
+          <w:rFonts w:cs="Arial"/>
+          <w:szCs w:val="24"/>
+        </w:rPr>
+        <w:t xml:space="preserve"> (Ambiente de Desenvolvimento </w:t>
+      </w:r>
+      <w:r>
+        <w:rPr>
+          <w:rFonts w:cs="Arial"/>
+          <w:i/>
+          <w:iCs/>
+          <w:szCs w:val="24"/>
+        </w:rPr>
+        <w:t xml:space="preserve">Visual Studio </w:t>
+      </w:r>
+      <w:proofErr w:type="spellStart"/>
+      <w:r>
+        <w:rPr>
+          <w:rFonts w:cs="Arial"/>
+          <w:i/>
+          <w:iCs/>
+          <w:szCs w:val="24"/>
+        </w:rPr>
+        <w:t>Code</w:t>
+      </w:r>
+      <w:proofErr w:type="spellEnd"/>
       <w:r>
         <w:rPr>
           <w:rFonts w:cs="Arial"/>
@@ -3596,7 +4907,25 @@
           <w:szCs w:val="24"/>
           <w:lang w:val="en-US"/>
         </w:rPr>
-        <w:t xml:space="preserve"> (Consórcio da World Wide </w:t>
+        <w:t xml:space="preserve"> (</w:t>
+      </w:r>
+      <w:proofErr w:type="spellStart"/>
+      <w:r>
+        <w:rPr>
+          <w:rFonts w:cs="Arial"/>
+          <w:szCs w:val="24"/>
+          <w:lang w:val="en-US"/>
+        </w:rPr>
+        <w:t>Consórcio</w:t>
+      </w:r>
+      <w:proofErr w:type="spellEnd"/>
+      <w:r>
+        <w:rPr>
+          <w:rFonts w:cs="Arial"/>
+          <w:szCs w:val="24"/>
+          <w:lang w:val="en-US"/>
+        </w:rPr>
+        <w:t xml:space="preserve"> da World Wide </w:t>
       </w:r>
       <w:r>
         <w:rPr>
@@ -3666,6 +4995,7 @@
         </w:rPr>
         <w:t xml:space="preserve">XML – </w:t>
       </w:r>
+      <w:proofErr w:type="spellStart"/>
       <w:r>
         <w:rPr>
           <w:rFonts w:cs="Arial"/>
@@ -3673,8 +5003,29 @@
           <w:iCs/>
           <w:szCs w:val="24"/>
         </w:rPr>
-        <w:t>Extensible Markup Language</w:t>
-      </w:r>
+        <w:t>Extensible</w:t>
+      </w:r>
+      <w:proofErr w:type="spellEnd"/>
+      <w:r>
+        <w:rPr>
+          <w:rFonts w:cs="Arial"/>
+          <w:i/>
+          <w:iCs/>
+          <w:szCs w:val="24"/>
+        </w:rPr>
+        <w:t xml:space="preserve"> Markup </w:t>
+      </w:r>
+      <w:proofErr w:type="spellStart"/>
+      <w:r>
+        <w:rPr>
+          <w:rFonts w:cs="Arial"/>
+          <w:i/>
+          <w:iCs/>
+          <w:szCs w:val="24"/>
+        </w:rPr>
+        <w:t>Language</w:t>
+      </w:r>
+      <w:proofErr w:type="spellEnd"/>
       <w:r>
         <w:rPr>
           <w:rFonts w:cs="Arial"/>
@@ -3944,8 +5295,13 @@
         <w:jc w:val="left"/>
       </w:pPr>
       <w:r>
-        <w:t>1.1.1 - TypeScript</w:t>
-      </w:r>
+        <w:t xml:space="preserve">1.1.1 - </w:t>
+      </w:r>
+      <w:proofErr w:type="spellStart"/>
+      <w:r>
+        <w:t>TypeScript</w:t>
+      </w:r>
+      <w:proofErr w:type="spellEnd"/>
       <w:r>
         <w:tab/>
         <w:t>16</w:t>
@@ -4069,8 +5425,13 @@
         <w:jc w:val="left"/>
       </w:pPr>
       <w:r>
-        <w:t>1.3.1 - SQL e SQLite</w:t>
-      </w:r>
+        <w:t xml:space="preserve">1.3.1 - SQL e </w:t>
+      </w:r>
+      <w:proofErr w:type="spellStart"/>
+      <w:r>
+        <w:t>SQLite</w:t>
+      </w:r>
+      <w:proofErr w:type="spellEnd"/>
       <w:r>
         <w:tab/>
         <w:t>18</w:t>
@@ -4082,7 +5443,15 @@
         <w:jc w:val="left"/>
       </w:pPr>
       <w:r>
-        <w:t>1.3.2 - Cloudflare D1</w:t>
+        <w:t xml:space="preserve">1.3.2 - </w:t>
+      </w:r>
+      <w:proofErr w:type="spellStart"/>
+      <w:r>
+        <w:t>Cloudflare</w:t>
+      </w:r>
+      <w:proofErr w:type="spellEnd"/>
+      <w:r>
+        <w:t xml:space="preserve"> D1</w:t>
       </w:r>
       <w:r>
         <w:tab/>
@@ -4095,7 +5464,15 @@
         <w:jc w:val="left"/>
       </w:pPr>
       <w:r>
-        <w:t>1.3.3 - Drizzle ORM</w:t>
+        <w:t xml:space="preserve">1.3.3 - </w:t>
+      </w:r>
+      <w:proofErr w:type="spellStart"/>
+      <w:r>
+        <w:t>Drizzle</w:t>
+      </w:r>
+      <w:proofErr w:type="spellEnd"/>
+      <w:r>
+        <w:t xml:space="preserve"> ORM</w:t>
       </w:r>
       <w:r>
         <w:tab/>
@@ -4121,7 +5498,15 @@
         <w:jc w:val="left"/>
       </w:pPr>
       <w:r>
-        <w:t>1.4.1 - HTTP, Fetch API e JSON</w:t>
+        <w:t xml:space="preserve">1.4.1 - HTTP, </w:t>
+      </w:r>
+      <w:proofErr w:type="spellStart"/>
+      <w:r>
+        <w:t>Fetch</w:t>
+      </w:r>
+      <w:proofErr w:type="spellEnd"/>
+      <w:r>
+        <w:t xml:space="preserve"> API e JSON</w:t>
       </w:r>
       <w:r>
         <w:tab/>
@@ -4173,8 +5558,13 @@
         <w:jc w:val="left"/>
       </w:pPr>
       <w:r>
-        <w:t>1.5.1 - Vite e Vinext</w:t>
-      </w:r>
+        <w:t xml:space="preserve">1.5.1 - Vite e </w:t>
+      </w:r>
+      <w:proofErr w:type="spellStart"/>
+      <w:r>
+        <w:t>Vinext</w:t>
+      </w:r>
+      <w:proofErr w:type="spellEnd"/>
       <w:r>
         <w:tab/>
         <w:t>20</w:t>
@@ -4186,7 +5576,15 @@
         <w:jc w:val="left"/>
       </w:pPr>
       <w:r>
-        <w:t>1.5.2 - Cloudflare Workers e Wrangler</w:t>
+        <w:t xml:space="preserve">1.5.2 - </w:t>
+      </w:r>
+      <w:proofErr w:type="spellStart"/>
+      <w:r>
+        <w:t>Cloudflare</w:t>
+      </w:r>
+      <w:proofErr w:type="spellEnd"/>
+      <w:r>
+        <w:t xml:space="preserve"> Workers e Wrangler</w:t>
       </w:r>
       <w:r>
         <w:tab/>
@@ -4212,7 +5610,15 @@
         <w:jc w:val="left"/>
       </w:pPr>
       <w:r>
-        <w:t>1.6.1 - Git e GitHub</w:t>
+        <w:t xml:space="preserve">1.6.1 - </w:t>
+      </w:r>
+      <w:proofErr w:type="spellStart"/>
+      <w:r>
+        <w:t>Git</w:t>
+      </w:r>
+      <w:proofErr w:type="spellEnd"/>
+      <w:r>
+        <w:t xml:space="preserve"> e GitHub</w:t>
       </w:r>
       <w:r>
         <w:tab/>
@@ -4659,7 +6065,21 @@
         <w:rPr>
           <w:lang w:val="en-US"/>
         </w:rPr>
-        <w:t>2.6.1.1 - PROGma NET</w:t>
+        <w:t xml:space="preserve">2.6.1.1 - </w:t>
+      </w:r>
+      <w:proofErr w:type="spellStart"/>
+      <w:r>
+        <w:rPr>
+          <w:lang w:val="en-US"/>
+        </w:rPr>
+        <w:t>PROGma</w:t>
+      </w:r>
+      <w:proofErr w:type="spellEnd"/>
+      <w:r>
+        <w:rPr>
+          <w:lang w:val="en-US"/>
+        </w:rPr>
+        <w:t xml:space="preserve"> NET</w:t>
       </w:r>
       <w:r>
         <w:rPr>
@@ -4705,7 +6125,21 @@
         <w:rPr>
           <w:lang w:val="en-US"/>
         </w:rPr>
-        <w:t>2.6.1.3 - Omie ERP</w:t>
+        <w:t xml:space="preserve">2.6.1.3 - </w:t>
+      </w:r>
+      <w:proofErr w:type="spellStart"/>
+      <w:r>
+        <w:rPr>
+          <w:lang w:val="en-US"/>
+        </w:rPr>
+        <w:t>Omie</w:t>
+      </w:r>
+      <w:proofErr w:type="spellEnd"/>
+      <w:r>
+        <w:rPr>
+          <w:lang w:val="en-US"/>
+        </w:rPr>
+        <w:t xml:space="preserve"> ERP</w:t>
       </w:r>
       <w:r>
         <w:rPr>
@@ -4722,7 +6156,15 @@
         <w:jc w:val="left"/>
       </w:pPr>
       <w:r>
-        <w:t>2.6.1.4 - Olist Tiny ERP</w:t>
+        <w:t xml:space="preserve">2.6.1.4 - Olist </w:t>
+      </w:r>
+      <w:proofErr w:type="spellStart"/>
+      <w:r>
+        <w:t>Tiny</w:t>
+      </w:r>
+      <w:proofErr w:type="spellEnd"/>
+      <w:r>
+        <w:t xml:space="preserve"> ERP</w:t>
       </w:r>
       <w:r>
         <w:tab/>
@@ -5334,7 +6776,47 @@
         <w:t>Web</w:t>
       </w:r>
       <w:r>
-        <w:t xml:space="preserve"> desenvolvido principalmente com TypeScript, React e Next.js. O armazenamento principal utiliza Cloudflare D1, compatível com SQLite, enquanto o Drizzle ORM auxilia na definição do esquema e das migrações. A comunicação entre a interface e o servidor ocorre por requisições HTTP com dados em JSON. O projeto também possui um conector opcional para empresas que desejem utilizar bancos MySQL, PostgreSQL ou SQL Server já existentes.</w:t>
+        <w:t xml:space="preserve"> desenvolvido principalmente com </w:t>
+      </w:r>
+      <w:proofErr w:type="spellStart"/>
+      <w:r>
+        <w:t>TypeScript</w:t>
+      </w:r>
+      <w:proofErr w:type="spellEnd"/>
+      <w:r>
+        <w:t xml:space="preserve">, </w:t>
+      </w:r>
+      <w:proofErr w:type="spellStart"/>
+      <w:r>
+        <w:t>React</w:t>
+      </w:r>
+      <w:proofErr w:type="spellEnd"/>
+      <w:r>
+        <w:t xml:space="preserve"> e Next.js. O armazenamento principal utiliza </w:t>
+      </w:r>
+      <w:proofErr w:type="spellStart"/>
+      <w:r>
+        <w:t>Cloudflare</w:t>
+      </w:r>
+      <w:proofErr w:type="spellEnd"/>
+      <w:r>
+        <w:t xml:space="preserve"> D1, compatível com </w:t>
+      </w:r>
+      <w:proofErr w:type="spellStart"/>
+      <w:r>
+        <w:t>SQLite</w:t>
+      </w:r>
+      <w:proofErr w:type="spellEnd"/>
+      <w:r>
+        <w:t xml:space="preserve">, enquanto o </w:t>
+      </w:r>
+      <w:proofErr w:type="spellStart"/>
+      <w:r>
+        <w:t>Drizzle</w:t>
+      </w:r>
+      <w:proofErr w:type="spellEnd"/>
+      <w:r>
+        <w:t xml:space="preserve"> ORM auxilia na definição do esquema e das migrações. A comunicação entre a interface e o servidor ocorre por requisições HTTP com dados em JSON. O projeto também possui um conector opcional para empresas que desejem utilizar bancos MySQL, PostgreSQL ou SQL Server já existentes.</w:t>
       </w:r>
     </w:p>
     <w:p>
@@ -5352,39 +6834,75 @@
         <w:jc w:val="left"/>
       </w:pPr>
       <w:r>
-        <w:t>1.1.1 - TypeScript</w:t>
-      </w:r>
-    </w:p>
-    <w:p>
-      <w:pPr>
-        <w:pStyle w:val="TextoTCC"/>
-        <w:spacing w:after="120" w:line="360" w:lineRule="auto"/>
-        <w:ind w:firstLine="709"/>
-      </w:pPr>
-      <w:r>
-        <w:t>TypeScript é a linguagem principal utilizada no código do Stock ERP. Desenvolvida sobre JavaScript, ela acrescenta tipagem estática e recursos que facilitam a identificação de erros durante o desenvolvimento. No projeto, os arquivos da aplicação utilizam principalmente as extensões</w:t>
+        <w:t xml:space="preserve">1.1.1 - </w:t>
+      </w:r>
+      <w:proofErr w:type="spellStart"/>
+      <w:r>
+        <w:t>TypeScript</w:t>
+      </w:r>
+      <w:proofErr w:type="spellEnd"/>
+    </w:p>
+    <w:p>
+      <w:pPr>
+        <w:pStyle w:val="TextoTCC"/>
+        <w:spacing w:after="120" w:line="360" w:lineRule="auto"/>
+        <w:ind w:firstLine="709"/>
+      </w:pPr>
+      <w:proofErr w:type="spellStart"/>
+      <w:r>
+        <w:t>TypeScript</w:t>
+      </w:r>
+      <w:proofErr w:type="spellEnd"/>
+      <w:r>
+        <w:t xml:space="preserve"> é a linguagem principal utilizada no código do Stock ERP. Desenvolvida sobre JavaScript, ela acrescenta tipagem estática e recursos que facilitam a identificação de erros durante o desenvolvimento. No projeto, os arquivos da aplicação utilizam principalmente as extensões</w:t>
       </w:r>
       <w:r>
         <w:t xml:space="preserve"> </w:t>
       </w:r>
       <w:r>
-        <w:t>.ts</w:t>
-      </w:r>
+        <w:t>.</w:t>
+      </w:r>
+      <w:proofErr w:type="spellStart"/>
+      <w:r>
+        <w:t>ts</w:t>
+      </w:r>
+      <w:proofErr w:type="spellEnd"/>
       <w:r>
         <w:t xml:space="preserve"> </w:t>
       </w:r>
-      <w:r>
-        <w:t>e.tsx, tanto nas regras executadas no servidor quanto nos componentes de interface. Na versão analisada do repositório, o projeto utiliza TypeScript 5.9, mantendo a linguagem como base para a organização e manutenção do código (TYPESCRIPT, 2026).</w:t>
-      </w:r>
-    </w:p>
-    <w:p>
-      <w:pPr>
-        <w:pStyle w:val="TextoTCC"/>
-        <w:spacing w:after="120" w:line="360" w:lineRule="auto"/>
-        <w:ind w:firstLine="709"/>
-      </w:pPr>
-      <w:r>
-        <w:t>A adoção de TypeScript contribui para manter estruturas de dados mais previsíveis em módulos como produtos, compras, vendas, inventário, expedição e usuários. Como o Stock ERP possui diversas entidades e operações relacionadas entre si, o uso de tipos ajuda a reduzir inconsistências na troca de informações entre a interface, as rotas do servidor e o banco de dados.</w:t>
+      <w:proofErr w:type="spellStart"/>
+      <w:r>
+        <w:t>e.tsx</w:t>
+      </w:r>
+      <w:proofErr w:type="spellEnd"/>
+      <w:r>
+        <w:t xml:space="preserve">, tanto nas regras executadas no servidor quanto nos componentes de interface. Na versão analisada do repositório, o projeto utiliza </w:t>
+      </w:r>
+      <w:proofErr w:type="spellStart"/>
+      <w:r>
+        <w:t>TypeScript</w:t>
+      </w:r>
+      <w:proofErr w:type="spellEnd"/>
+      <w:r>
+        <w:t xml:space="preserve"> 5.9, mantendo a linguagem como base para a organização e manutenção do código (TYPESCRIPT, 2026).</w:t>
+      </w:r>
+    </w:p>
+    <w:p>
+      <w:pPr>
+        <w:pStyle w:val="TextoTCC"/>
+        <w:spacing w:after="120" w:line="360" w:lineRule="auto"/>
+        <w:ind w:firstLine="709"/>
+      </w:pPr>
+      <w:r>
+        <w:t xml:space="preserve">A adoção de </w:t>
+      </w:r>
+      <w:proofErr w:type="spellStart"/>
+      <w:r>
+        <w:t>TypeScript</w:t>
+      </w:r>
+      <w:proofErr w:type="spellEnd"/>
+      <w:r>
+        <w:t xml:space="preserve"> contribui para manter estruturas de dados mais previsíveis em módulos como produtos, compras, vendas, inventário, expedição e usuários. Como o Stock ERP possui diversas entidades e operações relacionadas entre si, o uso de tipos ajuda a reduzir inconsistências na troca de informações entre a interface, as rotas do servidor e o banco de dados.</w:t>
       </w:r>
     </w:p>
     <w:p>
@@ -5407,7 +6925,15 @@
       </w:r>
       <w:r>
         <w:lastRenderedPageBreak/>
-        <w:t>banco de dados externo. Com isso, a equipe mantém a maior parte da solução dentro do ecossistema JavaScript e TypeScript, reduzindo a necessidade de diferentes linguagens no mesmo projeto (NODE.JS, 2026).</w:t>
+        <w:t xml:space="preserve">banco de dados externo. Com isso, a equipe mantém a maior parte da solução dentro do ecossistema JavaScript e </w:t>
+      </w:r>
+      <w:proofErr w:type="spellStart"/>
+      <w:r>
+        <w:t>TypeScript</w:t>
+      </w:r>
+      <w:proofErr w:type="spellEnd"/>
+      <w:r>
+        <w:t>, reduzindo a necessidade de diferentes linguagens no mesmo projeto (NODE.JS, 2026).</w:t>
       </w:r>
     </w:p>
     <w:p>
@@ -5432,17 +6958,35 @@
         <w:jc w:val="left"/>
       </w:pPr>
       <w:r>
-        <w:t>1.2.1 - React</w:t>
-      </w:r>
-    </w:p>
-    <w:p>
-      <w:pPr>
-        <w:pStyle w:val="TextoTCC"/>
-        <w:spacing w:after="120" w:line="360" w:lineRule="auto"/>
-        <w:ind w:firstLine="709"/>
-      </w:pPr>
-      <w:r>
-        <w:t>React é utilizado para construir a interface do Stock ERP por meio de componentes reutilizáveis. As telas de acesso, produtos, relatórios, cadastros e módulos operacionais são implementadas em componentes TSX, permitindo combinar estrutura visual, dados e comportamento de forma organizada. O projeto utiliza React 19, juntamente com recursos de estado e eventos para atualização das telas e execução das ações do usuário (REACT, 2026).</w:t>
+        <w:t xml:space="preserve">1.2.1 - </w:t>
+      </w:r>
+      <w:proofErr w:type="spellStart"/>
+      <w:r>
+        <w:t>React</w:t>
+      </w:r>
+      <w:proofErr w:type="spellEnd"/>
+    </w:p>
+    <w:p>
+      <w:pPr>
+        <w:pStyle w:val="TextoTCC"/>
+        <w:spacing w:after="120" w:line="360" w:lineRule="auto"/>
+        <w:ind w:firstLine="709"/>
+      </w:pPr>
+      <w:proofErr w:type="spellStart"/>
+      <w:r>
+        <w:t>React</w:t>
+      </w:r>
+      <w:proofErr w:type="spellEnd"/>
+      <w:r>
+        <w:t xml:space="preserve"> é utilizado para construir a interface do Stock ERP por meio de componentes reutilizáveis. As telas de acesso, produtos, relatórios, cadastros e módulos operacionais são implementadas em componentes TSX, permitindo combinar estrutura visual, dados e comportamento de forma organizada. O projeto utiliza </w:t>
+      </w:r>
+      <w:proofErr w:type="spellStart"/>
+      <w:r>
+        <w:t>React</w:t>
+      </w:r>
+      <w:proofErr w:type="spellEnd"/>
+      <w:r>
+        <w:t xml:space="preserve"> 19, juntamente com recursos de estado e eventos para atualização das telas e execução das ações do usuário (REACT, 2026).</w:t>
       </w:r>
     </w:p>
     <w:p>
@@ -5471,7 +7015,23 @@
         <w:ind w:firstLine="709"/>
       </w:pPr>
       <w:r>
-        <w:t>Next.js é o arcabouço principal utilizado para estruturar a aplicação React. O Stock ERP segue a organização baseada na pasta app, utilizando páginas, componentes e rotas de servidor no mesmo projeto. A rota interna /api/erp concentra a leitura dos dados e as operações executadas pela interface, permitindo que o navegador não acesse diretamente o banco de dados. Na versão atual do projeto é utilizado Next.js 16 (NEXT.JS, 2026).</w:t>
+        <w:t xml:space="preserve">Next.js é o arcabouço principal utilizado para estruturar a aplicação </w:t>
+      </w:r>
+      <w:proofErr w:type="spellStart"/>
+      <w:r>
+        <w:t>React</w:t>
+      </w:r>
+      <w:proofErr w:type="spellEnd"/>
+      <w:r>
+        <w:t>. O Stock ERP segue a organização baseada na pasta app, utilizando páginas, componentes e rotas de servidor no mesmo projeto. A rota interna /api/</w:t>
+      </w:r>
+      <w:proofErr w:type="spellStart"/>
+      <w:r>
+        <w:t>erp</w:t>
+      </w:r>
+      <w:proofErr w:type="spellEnd"/>
+      <w:r>
+        <w:t xml:space="preserve"> concentra a leitura dos dados e as operações executadas pela interface, permitindo que o navegador não acesse diretamente o banco de dados. Na versão atual do projeto é utilizado Next.js 16 (NEXT.JS, 2026).</w:t>
       </w:r>
     </w:p>
     <w:p>
@@ -5490,17 +7050,49 @@
         <w:jc w:val="left"/>
       </w:pPr>
       <w:r>
-        <w:t>1.2.3 - CSS e Tailwind CSS</w:t>
-      </w:r>
-    </w:p>
-    <w:p>
-      <w:pPr>
-        <w:pStyle w:val="TextoTCC"/>
-        <w:spacing w:after="120" w:line="360" w:lineRule="auto"/>
-        <w:ind w:firstLine="709"/>
-      </w:pPr>
-      <w:r>
-        <w:t xml:space="preserve">A apresentação visual do sistema utiliza CSS e Tailwind CSS. O arquivo global de estilos importa Tailwind CSS e também possui regras próprias para definir cores, espaçamentos, painéis, formulários, tabelas, telas de acesso e comportamento responsivo. Essa combinação permite utilizar recursos do Tailwind quando necessário </w:t>
+        <w:t xml:space="preserve">1.2.3 - CSS e </w:t>
+      </w:r>
+      <w:proofErr w:type="spellStart"/>
+      <w:r>
+        <w:t>Tailwind</w:t>
+      </w:r>
+      <w:proofErr w:type="spellEnd"/>
+      <w:r>
+        <w:t xml:space="preserve"> CSS</w:t>
+      </w:r>
+    </w:p>
+    <w:p>
+      <w:pPr>
+        <w:pStyle w:val="TextoTCC"/>
+        <w:spacing w:after="120" w:line="360" w:lineRule="auto"/>
+        <w:ind w:firstLine="709"/>
+      </w:pPr>
+      <w:r>
+        <w:t xml:space="preserve">A apresentação visual do sistema utiliza CSS e </w:t>
+      </w:r>
+      <w:proofErr w:type="spellStart"/>
+      <w:r>
+        <w:t>Tailwind</w:t>
+      </w:r>
+      <w:proofErr w:type="spellEnd"/>
+      <w:r>
+        <w:t xml:space="preserve"> CSS. O arquivo global de estilos importa </w:t>
+      </w:r>
+      <w:proofErr w:type="spellStart"/>
+      <w:r>
+        <w:t>Tailwind</w:t>
+      </w:r>
+      <w:proofErr w:type="spellEnd"/>
+      <w:r>
+        <w:t xml:space="preserve"> CSS e também possui regras próprias para definir cores, espaçamentos, painéis, formulários, tabelas, telas de acesso e comportamento responsivo. Essa combinação permite utilizar recursos do </w:t>
+      </w:r>
+      <w:proofErr w:type="spellStart"/>
+      <w:r>
+        <w:t>Tailwind</w:t>
+      </w:r>
+      <w:proofErr w:type="spellEnd"/>
+      <w:r>
+        <w:t xml:space="preserve"> quando necessário </w:t>
       </w:r>
       <w:r>
         <w:lastRenderedPageBreak/>
@@ -5532,17 +7124,30 @@
         <w:jc w:val="left"/>
       </w:pPr>
       <w:r>
-        <w:t>1.3.1 - SQL e SQLite</w:t>
-      </w:r>
-    </w:p>
-    <w:p>
-      <w:pPr>
-        <w:pStyle w:val="TextoTCC"/>
-        <w:spacing w:after="120" w:line="360" w:lineRule="auto"/>
-        <w:ind w:firstLine="709"/>
-      </w:pPr>
-      <w:r>
-        <w:t>O modelo de dados do Stock ERP é relacional e utiliza SQL para criação, consulta e atualização das informações. O esquema atual possui tabelas para usuários, categorias, marcas, fornecedores, clientes, armazéns, produtos, movimentações, vendas, compras, inventários, expedições, histórico de status, auditoria e configurações. A estrutura principal segue o dialeto SQLite, adequado ao banco D1 utilizado pelo projeto (SQLITE, 2026).</w:t>
+        <w:t xml:space="preserve">1.3.1 - SQL e </w:t>
+      </w:r>
+      <w:proofErr w:type="spellStart"/>
+      <w:r>
+        <w:t>SQLite</w:t>
+      </w:r>
+      <w:proofErr w:type="spellEnd"/>
+    </w:p>
+    <w:p>
+      <w:pPr>
+        <w:pStyle w:val="TextoTCC"/>
+        <w:spacing w:after="120" w:line="360" w:lineRule="auto"/>
+        <w:ind w:firstLine="709"/>
+      </w:pPr>
+      <w:r>
+        <w:t xml:space="preserve">O modelo de dados do Stock ERP é relacional e utiliza SQL para criação, consulta e atualização das informações. O esquema atual possui tabelas para usuários, categorias, marcas, fornecedores, clientes, armazéns, produtos, movimentações, vendas, compras, inventários, expedições, histórico de status, auditoria e configurações. A estrutura principal segue o dialeto </w:t>
+      </w:r>
+      <w:proofErr w:type="spellStart"/>
+      <w:r>
+        <w:t>SQLite</w:t>
+      </w:r>
+      <w:proofErr w:type="spellEnd"/>
+      <w:r>
+        <w:t>, adequado ao banco D1 utilizado pelo projeto (SQLITE, 2026).</w:t>
       </w:r>
     </w:p>
     <w:p>
@@ -5561,17 +7166,38 @@
         <w:jc w:val="both"/>
       </w:pPr>
       <w:r>
-        <w:t>1.3.2 - Cloudflare D1</w:t>
-      </w:r>
-    </w:p>
-    <w:p>
-      <w:pPr>
-        <w:pStyle w:val="TextoTCC"/>
-        <w:spacing w:after="120" w:line="360" w:lineRule="auto"/>
-        <w:ind w:firstLine="709"/>
-      </w:pPr>
-      <w:r>
-        <w:t>Cloudflare D1 é o banco de dados principal configurado na versão atual do Stock ERP. O projeto utiliza uma vinculação denominada DB, disponibilizada ao servidor durante a execução. D1 oferece uma interface compatível com SQLite e permite manter o banco associado ao ambiente de hospedagem da aplicação, sem expor credenciais do banco diretamente ao navegador (CLOUDFLARE, 2026a).</w:t>
+        <w:t xml:space="preserve">1.3.2 - </w:t>
+      </w:r>
+      <w:proofErr w:type="spellStart"/>
+      <w:r>
+        <w:t>Cloudflare</w:t>
+      </w:r>
+      <w:proofErr w:type="spellEnd"/>
+      <w:r>
+        <w:t xml:space="preserve"> D1</w:t>
+      </w:r>
+    </w:p>
+    <w:p>
+      <w:pPr>
+        <w:pStyle w:val="TextoTCC"/>
+        <w:spacing w:after="120" w:line="360" w:lineRule="auto"/>
+        <w:ind w:firstLine="709"/>
+      </w:pPr>
+      <w:proofErr w:type="spellStart"/>
+      <w:r>
+        <w:t>Cloudflare</w:t>
+      </w:r>
+      <w:proofErr w:type="spellEnd"/>
+      <w:r>
+        <w:t xml:space="preserve"> D1 é o banco de dados principal configurado na versão atual do Stock ERP. O projeto utiliza uma vinculação denominada DB, disponibilizada ao servidor durante a execução. D1 oferece uma interface compatível com </w:t>
+      </w:r>
+      <w:proofErr w:type="spellStart"/>
+      <w:r>
+        <w:t>SQLite</w:t>
+      </w:r>
+      <w:proofErr w:type="spellEnd"/>
+      <w:r>
+        <w:t xml:space="preserve"> e permite manter o banco associado ao ambiente de hospedagem da aplicação, sem expor credenciais do banco diretamente ao navegador (CLOUDFLARE, 2026a).</w:t>
       </w:r>
     </w:p>
     <w:p>
@@ -5590,31 +7216,124 @@
         <w:jc w:val="both"/>
       </w:pPr>
       <w:r>
-        <w:t>1.3.3 - Drizzle ORM</w:t>
-      </w:r>
-    </w:p>
-    <w:p>
-      <w:pPr>
-        <w:pStyle w:val="TextoTCC"/>
-        <w:spacing w:after="120" w:line="360" w:lineRule="auto"/>
-        <w:ind w:firstLine="709"/>
-      </w:pPr>
-      <w:r>
-        <w:t xml:space="preserve">Drizzle ORM é utilizado para declarar o esquema do banco e organizar as migrações da aplicação. O arquivo db/schema.ts define as tabelas e seus tipos, enquanto o Drizzle Kit gera os arquivos de migração armazenados no projeto. A </w:t>
+        <w:t xml:space="preserve">1.3.3 - </w:t>
+      </w:r>
+      <w:proofErr w:type="spellStart"/>
+      <w:r>
+        <w:t>Drizzle</w:t>
+      </w:r>
+      <w:proofErr w:type="spellEnd"/>
+      <w:r>
+        <w:t xml:space="preserve"> ORM</w:t>
+      </w:r>
+    </w:p>
+    <w:p>
+      <w:pPr>
+        <w:pStyle w:val="TextoTCC"/>
+        <w:spacing w:after="120" w:line="360" w:lineRule="auto"/>
+        <w:ind w:firstLine="709"/>
+      </w:pPr>
+      <w:proofErr w:type="spellStart"/>
+      <w:r>
+        <w:t>Drizzle</w:t>
+      </w:r>
+      <w:proofErr w:type="spellEnd"/>
+      <w:r>
+        <w:t xml:space="preserve"> ORM é utilizado para declarar o esquema do banco e organizar as migrações da aplicação. O arquivo </w:t>
+      </w:r>
+      <w:proofErr w:type="spellStart"/>
+      <w:r>
+        <w:t>db</w:t>
+      </w:r>
+      <w:proofErr w:type="spellEnd"/>
+      <w:r>
+        <w:t>/</w:t>
+      </w:r>
+      <w:proofErr w:type="spellStart"/>
+      <w:r>
+        <w:t>schema.ts</w:t>
+      </w:r>
+      <w:proofErr w:type="spellEnd"/>
+      <w:r>
+        <w:t xml:space="preserve"> define as tabelas e seus tipos, enquanto o </w:t>
+      </w:r>
+      <w:proofErr w:type="spellStart"/>
+      <w:r>
+        <w:t>Drizzle</w:t>
+      </w:r>
+      <w:proofErr w:type="spellEnd"/>
+      <w:r>
+        <w:t xml:space="preserve"> Kit gera os arquivos de migração armazenados no projeto. A </w:t>
       </w:r>
       <w:r>
         <w:lastRenderedPageBreak/>
-        <w:t>configuração utiliza o dialeto SQLite, coerente com o Cloudflare D1. Na versão analisada, o projeto utiliza Drizzle ORM 0.45 e Drizzle Kit 0.31 (DRIZZLE ORM, 2026).</w:t>
-      </w:r>
-    </w:p>
-    <w:p>
-      <w:pPr>
-        <w:pStyle w:val="TextoTCC"/>
-        <w:spacing w:after="120" w:line="360" w:lineRule="auto"/>
-        <w:ind w:firstLine="709"/>
-      </w:pPr>
-      <w:r>
-        <w:t>O uso do Drizzle não elimina completamente o SQL escrito manualmente. A aplicação combina o esquema tipado do Drizzle com consultas preparadas na rota do servidor. Essa escolha mantém a estrutura do banco documentada no código e permite implementar operações específicas do ERP de forma direta.</w:t>
+        <w:t xml:space="preserve">configuração utiliza o dialeto </w:t>
+      </w:r>
+      <w:proofErr w:type="spellStart"/>
+      <w:r>
+        <w:t>SQLite</w:t>
+      </w:r>
+      <w:proofErr w:type="spellEnd"/>
+      <w:r>
+        <w:t xml:space="preserve">, coerente com o </w:t>
+      </w:r>
+      <w:proofErr w:type="spellStart"/>
+      <w:r>
+        <w:t>Cloudflare</w:t>
+      </w:r>
+      <w:proofErr w:type="spellEnd"/>
+      <w:r>
+        <w:t xml:space="preserve"> D1. Na versão analisada, o projeto utiliza </w:t>
+      </w:r>
+      <w:proofErr w:type="spellStart"/>
+      <w:r>
+        <w:t>Drizzle</w:t>
+      </w:r>
+      <w:proofErr w:type="spellEnd"/>
+      <w:r>
+        <w:t xml:space="preserve"> ORM 0.45 e </w:t>
+      </w:r>
+      <w:proofErr w:type="spellStart"/>
+      <w:r>
+        <w:t>Drizzle</w:t>
+      </w:r>
+      <w:proofErr w:type="spellEnd"/>
+      <w:r>
+        <w:t xml:space="preserve"> Kit 0.31 (DRIZZLE ORM, 2026).</w:t>
+      </w:r>
+    </w:p>
+    <w:p>
+      <w:pPr>
+        <w:pStyle w:val="TextoTCC"/>
+        <w:spacing w:after="120" w:line="360" w:lineRule="auto"/>
+        <w:ind w:firstLine="709"/>
+      </w:pPr>
+      <w:r>
+        <w:t xml:space="preserve">O uso do </w:t>
+      </w:r>
+      <w:proofErr w:type="spellStart"/>
+      <w:r>
+        <w:t>Drizzle</w:t>
+      </w:r>
+      <w:proofErr w:type="spellEnd"/>
+      <w:r>
+        <w:t xml:space="preserve"> não elimina completamente o SQL escrito manualmente. A aplicação combina o esquema </w:t>
+      </w:r>
+      <w:proofErr w:type="spellStart"/>
+      <w:r>
+        <w:t>tipado</w:t>
+      </w:r>
+      <w:proofErr w:type="spellEnd"/>
+      <w:r>
+        <w:t xml:space="preserve"> do </w:t>
+      </w:r>
+      <w:proofErr w:type="spellStart"/>
+      <w:r>
+        <w:t>Drizzle</w:t>
+      </w:r>
+      <w:proofErr w:type="spellEnd"/>
+      <w:r>
+        <w:t xml:space="preserve"> com consultas preparadas na rota do servidor. Essa escolha mantém a estrutura do banco documentada no código e permite implementar operações específicas do ERP de forma direta.</w:t>
       </w:r>
     </w:p>
     <w:p>
@@ -5632,17 +7351,41 @@
         <w:jc w:val="left"/>
       </w:pPr>
       <w:r>
-        <w:t>1.4.1 - HTTP, Fetch API e JSON</w:t>
-      </w:r>
-    </w:p>
-    <w:p>
-      <w:pPr>
-        <w:pStyle w:val="TextoTCC"/>
-        <w:spacing w:after="120" w:line="360" w:lineRule="auto"/>
-        <w:ind w:firstLine="709"/>
-      </w:pPr>
-      <w:r>
-        <w:t xml:space="preserve">A interface do Stock ERP se comunica com o servidor por meio de requisições HTTP. No navegador, a Fetch API é utilizada para consultar /api/erp e enviar operações ao sistema. As respostas são normalmente transmitidas em JSON, formato adequado para representar objetos, listas, estados e mensagens entre as camadas da aplicação (MDN </w:t>
+        <w:t xml:space="preserve">1.4.1 - HTTP, </w:t>
+      </w:r>
+      <w:proofErr w:type="spellStart"/>
+      <w:r>
+        <w:t>Fetch</w:t>
+      </w:r>
+      <w:proofErr w:type="spellEnd"/>
+      <w:r>
+        <w:t xml:space="preserve"> API e JSON</w:t>
+      </w:r>
+    </w:p>
+    <w:p>
+      <w:pPr>
+        <w:pStyle w:val="TextoTCC"/>
+        <w:spacing w:after="120" w:line="360" w:lineRule="auto"/>
+        <w:ind w:firstLine="709"/>
+      </w:pPr>
+      <w:r>
+        <w:t xml:space="preserve">A interface do Stock ERP se comunica com o servidor por meio de requisições HTTP. No navegador, a </w:t>
+      </w:r>
+      <w:proofErr w:type="spellStart"/>
+      <w:r>
+        <w:t>Fetch</w:t>
+      </w:r>
+      <w:proofErr w:type="spellEnd"/>
+      <w:r>
+        <w:t xml:space="preserve"> API é utilizada para consultar /api/</w:t>
+      </w:r>
+      <w:proofErr w:type="spellStart"/>
+      <w:r>
+        <w:t>erp</w:t>
+      </w:r>
+      <w:proofErr w:type="spellEnd"/>
+      <w:r>
+        <w:t xml:space="preserve"> e enviar operações ao sistema. As respostas são normalmente transmitidas em JSON, formato adequado para representar objetos, listas, estados e mensagens entre as camadas da aplicação (MDN </w:t>
       </w:r>
       <w:r>
         <w:rPr>
@@ -5681,7 +7424,23 @@
         <w:ind w:firstLine="709"/>
       </w:pPr>
       <w:r>
-        <w:t>O projeto possui uma interface de comunicação interna implementada pela rota /api/erp do Next.js. A rota aceita requisições GET para leitura do conjunto de dados necessário à interface e requisições POST para operações identificadas por ações. Portanto, a implementação atual é melhor descrita como uma API HTTP interna orientada às operações do sistema, e não como uma API REST documentada por OpenAPI.</w:t>
+        <w:t>O projeto possui uma interface de comunicação interna implementada pela rota /api/</w:t>
+      </w:r>
+      <w:proofErr w:type="spellStart"/>
+      <w:r>
+        <w:t>erp</w:t>
+      </w:r>
+      <w:proofErr w:type="spellEnd"/>
+      <w:r>
+        <w:t xml:space="preserve"> do Next.js. A rota aceita requisições GET para leitura do conjunto de dados necessário à interface e requisições POST para operações identificadas por ações. Portanto, a implementação atual é melhor descrita como uma API HTTP interna orientada às operações do sistema, e não como uma API REST documentada por </w:t>
+      </w:r>
+      <w:proofErr w:type="spellStart"/>
+      <w:r>
+        <w:t>OpenAPI</w:t>
+      </w:r>
+      <w:proofErr w:type="spellEnd"/>
+      <w:r>
+        <w:t>.</w:t>
       </w:r>
     </w:p>
     <w:p>
@@ -5714,17 +7473,33 @@
       </w:r>
       <w:r>
         <w:lastRenderedPageBreak/>
-        <w:t>e utiliza Express e Knex, com controladores específicos para MySQL, PostgreSQL e SQL Server. O navegador continua acessando apenas a rota do Stock ERP; quando a integração externa é ativada, o servidor encaminha a operação ao conector por HTTP, mantendo as credenciais do banco fora do código executado no navegador (EXPRESS, 2026; KNEX, 2026).</w:t>
-      </w:r>
-    </w:p>
-    <w:p>
-      <w:pPr>
-        <w:pStyle w:val="TextoTCC"/>
-        <w:spacing w:after="120" w:line="360" w:lineRule="auto"/>
-        <w:ind w:firstLine="709"/>
-      </w:pPr>
-      <w:r>
-        <w:t>Essa arquitetura amplia a possibilidade de implantação do sistema sem transformar PostgreSQL, MySQL ou SQL Server no banco principal obrigatório do projeto. Na configuração padrão, o sistema utiliza D1; os demais SGBDs são alternativas de integração para ambientes que já possuem infraestrutura própria.</w:t>
+        <w:t xml:space="preserve">e utiliza Express e </w:t>
+      </w:r>
+      <w:proofErr w:type="spellStart"/>
+      <w:r>
+        <w:t>Knex</w:t>
+      </w:r>
+      <w:proofErr w:type="spellEnd"/>
+      <w:r>
+        <w:t>, com controladores específicos para MySQL, PostgreSQL e SQL Server. O navegador continua acessando apenas a rota do Stock ERP; quando a integração externa é ativada, o servidor encaminha a operação ao conector por HTTP, mantendo as credenciais do banco fora do código executado no navegador (EXPRESS, 2026; KNEX, 2026).</w:t>
+      </w:r>
+    </w:p>
+    <w:p>
+      <w:pPr>
+        <w:pStyle w:val="TextoTCC"/>
+        <w:spacing w:after="120" w:line="360" w:lineRule="auto"/>
+        <w:ind w:firstLine="709"/>
+      </w:pPr>
+      <w:r>
+        <w:t xml:space="preserve">Essa arquitetura amplia a possibilidade de implantação do sistema sem transformar PostgreSQL, MySQL ou SQL Server no banco principal obrigatório do projeto. Na configuração padrão, o sistema utiliza D1; os demais </w:t>
+      </w:r>
+      <w:proofErr w:type="spellStart"/>
+      <w:r>
+        <w:t>SGBDs</w:t>
+      </w:r>
+      <w:proofErr w:type="spellEnd"/>
+      <w:r>
+        <w:t xml:space="preserve"> são alternativas de integração para ambientes que já possuem infraestrutura própria.</w:t>
       </w:r>
     </w:p>
     <w:p>
@@ -5742,17 +7517,38 @@
         <w:jc w:val="left"/>
       </w:pPr>
       <w:r>
-        <w:t>1.5.1 - Vite e Vinext</w:t>
-      </w:r>
-    </w:p>
-    <w:p>
-      <w:pPr>
-        <w:pStyle w:val="TextoTCC"/>
-        <w:spacing w:after="120" w:line="360" w:lineRule="auto"/>
-        <w:ind w:firstLine="709"/>
-      </w:pPr>
-      <w:r>
-        <w:t>O ambiente de desenvolvimento utiliza Vite para iniciar a aplicação e realizar a geração dos arquivos necessários. O projeto também utiliza Vinext, ferramenta responsável por executar a estrutura compatível com Next.js sobre o ambiente configurado com Vite. Na versão atual são utilizados Vite 8 e Vinext 0.0.50. Essas ferramentas fazem parte do processo técnico de execução e publicação, mas não alteram as regras de negócio do ERP (VITE, 2026).</w:t>
+        <w:t xml:space="preserve">1.5.1 - Vite e </w:t>
+      </w:r>
+      <w:proofErr w:type="spellStart"/>
+      <w:r>
+        <w:t>Vinext</w:t>
+      </w:r>
+      <w:proofErr w:type="spellEnd"/>
+    </w:p>
+    <w:p>
+      <w:pPr>
+        <w:pStyle w:val="TextoTCC"/>
+        <w:spacing w:after="120" w:line="360" w:lineRule="auto"/>
+        <w:ind w:firstLine="709"/>
+      </w:pPr>
+      <w:r>
+        <w:t xml:space="preserve">O ambiente de desenvolvimento utiliza Vite para iniciar a aplicação e realizar a geração dos arquivos necessários. O projeto também utiliza </w:t>
+      </w:r>
+      <w:proofErr w:type="spellStart"/>
+      <w:r>
+        <w:t>Vinext</w:t>
+      </w:r>
+      <w:proofErr w:type="spellEnd"/>
+      <w:r>
+        <w:t xml:space="preserve">, ferramenta responsável por executar a estrutura compatível com Next.js sobre o ambiente configurado com Vite. Na versão atual são utilizados Vite 8 e </w:t>
+      </w:r>
+      <w:proofErr w:type="spellStart"/>
+      <w:r>
+        <w:t>Vinext</w:t>
+      </w:r>
+      <w:proofErr w:type="spellEnd"/>
+      <w:r>
+        <w:t xml:space="preserve"> 0.0.50. Essas ferramentas fazem parte do processo técnico de execução e publicação, mas não alteram as regras de negócio do ERP (VITE, 2026).</w:t>
       </w:r>
     </w:p>
     <w:p>
@@ -5761,17 +7557,57 @@
         <w:jc w:val="left"/>
       </w:pPr>
       <w:r>
-        <w:t>1.5.2 - Cloudflare Workers e Wrangler</w:t>
-      </w:r>
-    </w:p>
-    <w:p>
-      <w:pPr>
-        <w:pStyle w:val="TextoTCC"/>
-        <w:spacing w:after="120" w:line="360" w:lineRule="auto"/>
-        <w:ind w:firstLine="709"/>
-      </w:pPr>
-      <w:r>
-        <w:t>A execução em nuvem é preparada para Cloudflare Workers. O projeto possui um arquivo worker que recebe a requisição, disponibiliza a conexão D1 e encaminha a execução para a aplicação. O Wrangler é utilizado como ferramenta de suporte ao ambiente Cloudflare durante desenvolvimento e publicação. Essa estrutura substitui a necessidade, na versão atual, de documentar Nginx, Render, Railway, Docker ou um servidor Linux próprio como componentes obrigatórios do Stock ERP (CLOUDFLARE, 2026b).</w:t>
+        <w:t xml:space="preserve">1.5.2 - </w:t>
+      </w:r>
+      <w:proofErr w:type="spellStart"/>
+      <w:r>
+        <w:t>Cloudflare</w:t>
+      </w:r>
+      <w:proofErr w:type="spellEnd"/>
+      <w:r>
+        <w:t xml:space="preserve"> Workers e Wrangler</w:t>
+      </w:r>
+    </w:p>
+    <w:p>
+      <w:pPr>
+        <w:pStyle w:val="TextoTCC"/>
+        <w:spacing w:after="120" w:line="360" w:lineRule="auto"/>
+        <w:ind w:firstLine="709"/>
+      </w:pPr>
+      <w:r>
+        <w:t xml:space="preserve">A execução em nuvem é preparada para </w:t>
+      </w:r>
+      <w:proofErr w:type="spellStart"/>
+      <w:r>
+        <w:t>Cloudflare</w:t>
+      </w:r>
+      <w:proofErr w:type="spellEnd"/>
+      <w:r>
+        <w:t xml:space="preserve"> Workers. O projeto possui um arquivo </w:t>
+      </w:r>
+      <w:proofErr w:type="spellStart"/>
+      <w:r>
+        <w:t>worker</w:t>
+      </w:r>
+      <w:proofErr w:type="spellEnd"/>
+      <w:r>
+        <w:t xml:space="preserve"> que recebe a requisição, disponibiliza a conexão D1 e encaminha a execução para a aplicação. O Wrangler é utilizado como ferramenta de suporte ao ambiente </w:t>
+      </w:r>
+      <w:proofErr w:type="spellStart"/>
+      <w:r>
+        <w:t>Cloudflare</w:t>
+      </w:r>
+      <w:proofErr w:type="spellEnd"/>
+      <w:r>
+        <w:t xml:space="preserve"> durante desenvolvimento e publicação. Essa estrutura substitui a necessidade, na versão atual, de documentar </w:t>
+      </w:r>
+      <w:proofErr w:type="spellStart"/>
+      <w:r>
+        <w:t>Nginx</w:t>
+      </w:r>
+      <w:proofErr w:type="spellEnd"/>
+      <w:r>
+        <w:t>, Render, Railway, Docker ou um servidor Linux próprio como componentes obrigatórios do Stock ERP (CLOUDFLARE, 2026b).</w:t>
       </w:r>
     </w:p>
     <w:p>
@@ -5789,17 +7625,30 @@
         <w:jc w:val="left"/>
       </w:pPr>
       <w:r>
-        <w:t>1.6.1 - Git e GitHub</w:t>
-      </w:r>
-    </w:p>
-    <w:p>
-      <w:pPr>
-        <w:pStyle w:val="TextoTCC"/>
-        <w:spacing w:after="120" w:line="360" w:lineRule="auto"/>
-        <w:ind w:firstLine="709"/>
-      </w:pPr>
-      <w:r>
-        <w:t>Git é utilizado para controlar as alterações do código-fonte e da documentação, permitindo registrar versões, comparar mudanças e manter o histórico do projeto. O GitHub armazena o repositório compartilhado do Stock ERP e centraliza os arquivos utilizados pela equipe. Essa combinação facilita o desenvolvimento colaborativo e reduz o risco de perda ou sobrescrita de alterações realizadas por diferentes integrantes (GIT, 2026; GITHUB, 2026).</w:t>
+        <w:t xml:space="preserve">1.6.1 - </w:t>
+      </w:r>
+      <w:proofErr w:type="spellStart"/>
+      <w:r>
+        <w:t>Git</w:t>
+      </w:r>
+      <w:proofErr w:type="spellEnd"/>
+      <w:r>
+        <w:t xml:space="preserve"> e GitHub</w:t>
+      </w:r>
+    </w:p>
+    <w:p>
+      <w:pPr>
+        <w:pStyle w:val="TextoTCC"/>
+        <w:spacing w:after="120" w:line="360" w:lineRule="auto"/>
+        <w:ind w:firstLine="709"/>
+      </w:pPr>
+      <w:proofErr w:type="spellStart"/>
+      <w:r>
+        <w:t>Git</w:t>
+      </w:r>
+      <w:proofErr w:type="spellEnd"/>
+      <w:r>
+        <w:t xml:space="preserve"> é utilizado para controlar as alterações do código-fonte e da documentação, permitindo registrar versões, comparar mudanças e manter o histórico do projeto. O GitHub armazena o repositório compartilhado do Stock ERP e centraliza os arquivos utilizados pela equipe. Essa combinação facilita o desenvolvimento colaborativo e reduz o risco de perda ou sobrescrita de alterações realizadas por diferentes integrantes (GIT, 2026; GITHUB, 2026).</w:t>
       </w:r>
     </w:p>
     <w:p>
@@ -6084,22 +7933,40 @@
           <w:szCs w:val="24"/>
         </w:rPr>
       </w:pPr>
-      <w:r>
-        <w:t>TypeScript e Node.js: utilizados na lógica da aplicação e nos serviços executados no servidor, responsáveis pelo processamento das informações, validações e comunicação com o banco de dados.</w:t>
-      </w:r>
-    </w:p>
-    <w:p>
-      <w:pPr>
-        <w:pStyle w:val="TextoTCC"/>
-        <w:spacing w:after="120" w:line="360" w:lineRule="auto"/>
-        <w:ind w:firstLine="709"/>
-        <w:rPr>
-          <w:rFonts w:cs="Arial"/>
-          <w:szCs w:val="24"/>
-        </w:rPr>
-      </w:pPr>
-      <w:r>
-        <w:t xml:space="preserve">React, Next.js, CSS e Tailwind CSS: utilizados na construção da interface </w:t>
+      <w:proofErr w:type="spellStart"/>
+      <w:r>
+        <w:t>TypeScript</w:t>
+      </w:r>
+      <w:proofErr w:type="spellEnd"/>
+      <w:r>
+        <w:t xml:space="preserve"> e Node.js: utilizados na lógica da aplicação e nos serviços executados no servidor, responsáveis pelo processamento das informações, validações e comunicação com o banco de dados.</w:t>
+      </w:r>
+    </w:p>
+    <w:p>
+      <w:pPr>
+        <w:pStyle w:val="TextoTCC"/>
+        <w:spacing w:after="120" w:line="360" w:lineRule="auto"/>
+        <w:ind w:firstLine="709"/>
+        <w:rPr>
+          <w:rFonts w:cs="Arial"/>
+          <w:szCs w:val="24"/>
+        </w:rPr>
+      </w:pPr>
+      <w:proofErr w:type="spellStart"/>
+      <w:r>
+        <w:t>React</w:t>
+      </w:r>
+      <w:proofErr w:type="spellEnd"/>
+      <w:r>
+        <w:t xml:space="preserve">, Next.js, CSS e </w:t>
+      </w:r>
+      <w:proofErr w:type="spellStart"/>
+      <w:r>
+        <w:t>Tailwind</w:t>
+      </w:r>
+      <w:proofErr w:type="spellEnd"/>
+      <w:r>
+        <w:t xml:space="preserve"> CSS: utilizados na construção da interface </w:t>
       </w:r>
       <w:r>
         <w:rPr>
@@ -6342,50 +8209,100 @@
           <w:szCs w:val="24"/>
         </w:rPr>
       </w:pPr>
-      <w:r>
-        <w:t>TypeScript e Node.js: utilizados na implementação da lógica do sistema e dos serviços executados no servidor.</w:t>
-      </w:r>
-    </w:p>
-    <w:p>
-      <w:pPr>
-        <w:pStyle w:val="TextoTCC"/>
-        <w:spacing w:after="120" w:line="360" w:lineRule="auto"/>
-        <w:ind w:firstLine="709"/>
-        <w:rPr>
-          <w:rFonts w:cs="Arial"/>
-          <w:szCs w:val="24"/>
-        </w:rPr>
-      </w:pPr>
-      <w:r>
-        <w:t>React, Next.js, CSS e Tailwind CSS: utilizados na criação das telas, componentes e interações da aplicação.</w:t>
-      </w:r>
-    </w:p>
-    <w:p>
-      <w:pPr>
-        <w:pStyle w:val="TextoTCC"/>
-        <w:spacing w:after="120" w:line="360" w:lineRule="auto"/>
-        <w:ind w:firstLine="709"/>
-        <w:rPr>
-          <w:rFonts w:cs="Arial"/>
-          <w:szCs w:val="24"/>
-        </w:rPr>
-      </w:pPr>
-      <w:r>
-        <w:t>Banco de dados Cloudflare D1/SQLite: utilizado como armazenamento principal de produtos, usuários, pedidos, movimentações, relatórios e dados administrativos, com esquema organizado pelo Drizzle ORM.</w:t>
-      </w:r>
-    </w:p>
-    <w:p>
-      <w:pPr>
-        <w:pStyle w:val="TextoTCC"/>
-        <w:spacing w:after="120" w:line="360" w:lineRule="auto"/>
-        <w:ind w:firstLine="709"/>
-        <w:rPr>
-          <w:rFonts w:cs="Arial"/>
-          <w:szCs w:val="24"/>
-        </w:rPr>
-      </w:pPr>
-      <w:r>
-        <w:t>Ambiente em nuvem: a aplicação é preparada para execução em Cloudflare Workers, com o banco D1 vinculado ao serviço. O projeto também pode encaminhar operações a um conector externo quando a empresa utilizar MySQL, PostgreSQL ou SQL Server.</w:t>
+      <w:proofErr w:type="spellStart"/>
+      <w:r>
+        <w:t>TypeScript</w:t>
+      </w:r>
+      <w:proofErr w:type="spellEnd"/>
+      <w:r>
+        <w:t xml:space="preserve"> e Node.js: utilizados na implementação da lógica do sistema e dos serviços executados no servidor.</w:t>
+      </w:r>
+    </w:p>
+    <w:p>
+      <w:pPr>
+        <w:pStyle w:val="TextoTCC"/>
+        <w:spacing w:after="120" w:line="360" w:lineRule="auto"/>
+        <w:ind w:firstLine="709"/>
+        <w:rPr>
+          <w:rFonts w:cs="Arial"/>
+          <w:szCs w:val="24"/>
+        </w:rPr>
+      </w:pPr>
+      <w:proofErr w:type="spellStart"/>
+      <w:r>
+        <w:t>React</w:t>
+      </w:r>
+      <w:proofErr w:type="spellEnd"/>
+      <w:r>
+        <w:t xml:space="preserve">, Next.js, CSS e </w:t>
+      </w:r>
+      <w:proofErr w:type="spellStart"/>
+      <w:r>
+        <w:t>Tailwind</w:t>
+      </w:r>
+      <w:proofErr w:type="spellEnd"/>
+      <w:r>
+        <w:t xml:space="preserve"> CSS: utilizados na criação das telas, componentes e interações da aplicação.</w:t>
+      </w:r>
+    </w:p>
+    <w:p>
+      <w:pPr>
+        <w:pStyle w:val="TextoTCC"/>
+        <w:spacing w:after="120" w:line="360" w:lineRule="auto"/>
+        <w:ind w:firstLine="709"/>
+        <w:rPr>
+          <w:rFonts w:cs="Arial"/>
+          <w:szCs w:val="24"/>
+        </w:rPr>
+      </w:pPr>
+      <w:r>
+        <w:t xml:space="preserve">Banco de dados </w:t>
+      </w:r>
+      <w:proofErr w:type="spellStart"/>
+      <w:r>
+        <w:t>Cloudflare</w:t>
+      </w:r>
+      <w:proofErr w:type="spellEnd"/>
+      <w:r>
+        <w:t xml:space="preserve"> D1/</w:t>
+      </w:r>
+      <w:proofErr w:type="spellStart"/>
+      <w:r>
+        <w:t>SQLite</w:t>
+      </w:r>
+      <w:proofErr w:type="spellEnd"/>
+      <w:r>
+        <w:t xml:space="preserve">: utilizado como armazenamento principal de produtos, usuários, pedidos, movimentações, relatórios e dados administrativos, com esquema organizado pelo </w:t>
+      </w:r>
+      <w:proofErr w:type="spellStart"/>
+      <w:r>
+        <w:t>Drizzle</w:t>
+      </w:r>
+      <w:proofErr w:type="spellEnd"/>
+      <w:r>
+        <w:t xml:space="preserve"> ORM.</w:t>
+      </w:r>
+    </w:p>
+    <w:p>
+      <w:pPr>
+        <w:pStyle w:val="TextoTCC"/>
+        <w:spacing w:after="120" w:line="360" w:lineRule="auto"/>
+        <w:ind w:firstLine="709"/>
+        <w:rPr>
+          <w:rFonts w:cs="Arial"/>
+          <w:szCs w:val="24"/>
+        </w:rPr>
+      </w:pPr>
+      <w:r>
+        <w:t xml:space="preserve">Ambiente em nuvem: a aplicação é preparada para execução em </w:t>
+      </w:r>
+      <w:proofErr w:type="spellStart"/>
+      <w:r>
+        <w:t>Cloudflare</w:t>
+      </w:r>
+      <w:proofErr w:type="spellEnd"/>
+      <w:r>
+        <w:t xml:space="preserve"> Workers, com o banco D1 vinculado ao serviço. O projeto também pode encaminhar operações a um conector externo quando a empresa utilizar MySQL, PostgreSQL ou SQL Server.</w:t>
       </w:r>
     </w:p>
     <w:p>
@@ -6443,7 +8360,15 @@
         </w:rPr>
       </w:pPr>
       <w:r>
-        <w:t>Backup e recuperação: o sistema possui geração de cópia restaurável do banco D1/SQLite e suporte a backup por ferramentas oficiais quando conectado a MySQL, PostgreSQL ou SQL Server.</w:t>
+        <w:t>Backup e recuperação: o sistema possui geração de cópia restaurável do banco D1/</w:t>
+      </w:r>
+      <w:proofErr w:type="spellStart"/>
+      <w:r>
+        <w:t>SQLite</w:t>
+      </w:r>
+      <w:proofErr w:type="spellEnd"/>
+      <w:r>
+        <w:t xml:space="preserve"> e suporte a backup por ferramentas oficiais quando conectado a MySQL, PostgreSQL ou SQL Server.</w:t>
       </w:r>
     </w:p>
     <w:p>
@@ -11697,8 +13622,19 @@
           <w:bCs/>
           <w:szCs w:val="24"/>
         </w:rPr>
-        <w:t>3M, Bosch e Vonder</w:t>
-      </w:r>
+        <w:t xml:space="preserve">3M, Bosch e </w:t>
+      </w:r>
+      <w:proofErr w:type="spellStart"/>
+      <w:r>
+        <w:rPr>
+          <w:rFonts w:cs="Arial"/>
+          <w:b/>
+          <w:bCs/>
+          <w:szCs w:val="24"/>
+        </w:rPr>
+        <w:t>Vonder</w:t>
+      </w:r>
+      <w:proofErr w:type="spellEnd"/>
       <w:r>
         <w:rPr>
           <w:rFonts w:cs="Arial"/>
@@ -13355,16 +15291,34 @@
           <w:rFonts w:cs="Arial"/>
           <w:szCs w:val="24"/>
         </w:rPr>
-        <w:t xml:space="preserve">, o sistema disponibiliza a opção </w:t>
-      </w:r>
-      <w:r>
-        <w:rPr>
-          <w:rFonts w:cs="Arial"/>
-          <w:b/>
-          <w:bCs/>
-          <w:szCs w:val="24"/>
-        </w:rPr>
-        <w:t>Exportar cópia dos dados</w:t>
+        <w:t xml:space="preserve">, o sistema disponibiliza a </w:t>
+      </w:r>
+      <w:proofErr w:type="gramStart"/>
+      <w:r>
+        <w:rPr>
+          <w:rFonts w:cs="Arial"/>
+          <w:szCs w:val="24"/>
+        </w:rPr>
+        <w:t xml:space="preserve">opção </w:t>
+      </w:r>
+      <w:r>
+        <w:rPr>
+          <w:rFonts w:cs="Arial"/>
+          <w:b/>
+          <w:bCs/>
+          <w:szCs w:val="24"/>
+        </w:rPr>
+        <w:t>Exportar</w:t>
+      </w:r>
+      <w:proofErr w:type="gramEnd"/>
+      <w:r>
+        <w:rPr>
+          <w:rFonts w:cs="Arial"/>
+          <w:b/>
+          <w:bCs/>
+          <w:szCs w:val="24"/>
+        </w:rPr>
+        <w:t xml:space="preserve"> cópia dos dados</w:t>
       </w:r>
       <w:r>
         <w:rPr>
@@ -13669,16 +15623,34 @@
           <w:rFonts w:cs="Arial"/>
           <w:szCs w:val="24"/>
         </w:rPr>
-        <w:t xml:space="preserve">Além dos campos de configuração, são disponibilizadas opções como </w:t>
-      </w:r>
-      <w:r>
-        <w:rPr>
-          <w:rFonts w:cs="Arial"/>
-          <w:b/>
-          <w:bCs/>
-          <w:szCs w:val="24"/>
-        </w:rPr>
-        <w:t>Permitir estoque negativo</w:t>
+        <w:t xml:space="preserve">Além dos campos de configuração, são disponibilizadas opções </w:t>
+      </w:r>
+      <w:proofErr w:type="gramStart"/>
+      <w:r>
+        <w:rPr>
+          <w:rFonts w:cs="Arial"/>
+          <w:szCs w:val="24"/>
+        </w:rPr>
+        <w:t xml:space="preserve">como </w:t>
+      </w:r>
+      <w:r>
+        <w:rPr>
+          <w:rFonts w:cs="Arial"/>
+          <w:b/>
+          <w:bCs/>
+          <w:szCs w:val="24"/>
+        </w:rPr>
+        <w:t>Permitir</w:t>
+      </w:r>
+      <w:proofErr w:type="gramEnd"/>
+      <w:r>
+        <w:rPr>
+          <w:rFonts w:cs="Arial"/>
+          <w:b/>
+          <w:bCs/>
+          <w:szCs w:val="24"/>
+        </w:rPr>
+        <w:t xml:space="preserve"> estoque negativo</w:t>
       </w:r>
       <w:r>
         <w:rPr>
@@ -16445,7 +18417,15 @@
           <w:rFonts w:cs="Arial"/>
           <w:szCs w:val="24"/>
         </w:rPr>
-        <w:t xml:space="preserve"> e a opção </w:t>
+        <w:t xml:space="preserve"> e a </w:t>
+      </w:r>
+      <w:proofErr w:type="gramStart"/>
+      <w:r>
+        <w:rPr>
+          <w:rFonts w:cs="Arial"/>
+          <w:szCs w:val="24"/>
+        </w:rPr>
+        <w:t xml:space="preserve">opção </w:t>
       </w:r>
       <w:r>
         <w:rPr>
@@ -16456,6 +18436,7 @@
         </w:rPr>
         <w:t>Filtrar</w:t>
       </w:r>
+      <w:proofErr w:type="gramEnd"/>
       <w:r>
         <w:rPr>
           <w:rFonts w:cs="Arial"/>
@@ -16495,8 +18476,17 @@
           <w:rFonts w:cs="Arial"/>
           <w:szCs w:val="24"/>
         </w:rPr>
-        <w:t xml:space="preserve"> – Cadastro de Armazens</w:t>
-      </w:r>
+        <w:t xml:space="preserve"> – Cadastro de </w:t>
+      </w:r>
+      <w:proofErr w:type="spellStart"/>
+      <w:r>
+        <w:rPr>
+          <w:rFonts w:cs="Arial"/>
+          <w:szCs w:val="24"/>
+        </w:rPr>
+        <w:t>Armazens</w:t>
+      </w:r>
+      <w:proofErr w:type="spellEnd"/>
     </w:p>
     <w:p>
       <w:pPr>
@@ -16830,7 +18820,23 @@
           <w:rFonts w:cs="Arial"/>
           <w:szCs w:val="24"/>
         </w:rPr>
-        <w:t xml:space="preserve"> – Armazen cadastrado</w:t>
+        <w:t xml:space="preserve"> – </w:t>
+      </w:r>
+      <w:proofErr w:type="spellStart"/>
+      <w:r>
+        <w:rPr>
+          <w:rFonts w:cs="Arial"/>
+          <w:szCs w:val="24"/>
+        </w:rPr>
+        <w:t>Armazen</w:t>
+      </w:r>
+      <w:proofErr w:type="spellEnd"/>
+      <w:r>
+        <w:rPr>
+          <w:rFonts w:cs="Arial"/>
+          <w:szCs w:val="24"/>
+        </w:rPr>
+        <w:t xml:space="preserve"> cadastrado</w:t>
       </w:r>
     </w:p>
     <w:p>
@@ -17131,7 +19137,15 @@
           <w:rFonts w:cs="Arial"/>
           <w:szCs w:val="24"/>
         </w:rPr>
-        <w:t xml:space="preserve"> e a opção </w:t>
+        <w:t xml:space="preserve"> e a </w:t>
+      </w:r>
+      <w:proofErr w:type="gramStart"/>
+      <w:r>
+        <w:rPr>
+          <w:rFonts w:cs="Arial"/>
+          <w:szCs w:val="24"/>
+        </w:rPr>
+        <w:t xml:space="preserve">opção </w:t>
       </w:r>
       <w:r>
         <w:rPr>
@@ -17142,6 +19156,7 @@
         </w:rPr>
         <w:t>Filtrar</w:t>
       </w:r>
+      <w:proofErr w:type="gramEnd"/>
       <w:r>
         <w:rPr>
           <w:rFonts w:cs="Arial"/>
@@ -19305,8 +21320,17 @@
           <w:rFonts w:cs="Arial"/>
           <w:szCs w:val="24"/>
         </w:rPr>
-        <w:t xml:space="preserve"> – Cadastro de Usuario</w:t>
-      </w:r>
+        <w:t xml:space="preserve"> – Cadastro de </w:t>
+      </w:r>
+      <w:proofErr w:type="spellStart"/>
+      <w:r>
+        <w:rPr>
+          <w:rFonts w:cs="Arial"/>
+          <w:szCs w:val="24"/>
+        </w:rPr>
+        <w:t>Usuario</w:t>
+      </w:r>
+      <w:proofErr w:type="spellEnd"/>
     </w:p>
     <w:p>
       <w:pPr>
@@ -19732,7 +21756,23 @@
           <w:rFonts w:cs="Arial"/>
           <w:szCs w:val="24"/>
         </w:rPr>
-        <w:t xml:space="preserve"> – Usuario Cadastrado</w:t>
+        <w:t xml:space="preserve"> – </w:t>
+      </w:r>
+      <w:proofErr w:type="spellStart"/>
+      <w:r>
+        <w:rPr>
+          <w:rFonts w:cs="Arial"/>
+          <w:szCs w:val="24"/>
+        </w:rPr>
+        <w:t>Usuario</w:t>
+      </w:r>
+      <w:proofErr w:type="spellEnd"/>
+      <w:r>
+        <w:rPr>
+          <w:rFonts w:cs="Arial"/>
+          <w:szCs w:val="24"/>
+        </w:rPr>
+        <w:t xml:space="preserve"> Cadastrado</w:t>
       </w:r>
     </w:p>
     <w:p>
@@ -21726,6 +23766,7 @@
       <w:r>
         <w:t xml:space="preserve"> apresenta a </w:t>
       </w:r>
+      <w:proofErr w:type="gramStart"/>
       <w:r>
         <w:t xml:space="preserve">tela </w:t>
       </w:r>
@@ -21743,6 +23784,7 @@
         </w:rPr>
         <w:t>eu</w:t>
       </w:r>
+      <w:proofErr w:type="gramEnd"/>
       <w:r>
         <w:rPr>
           <w:b/>
@@ -21850,14 +23892,26 @@
       </w:pPr>
       <w:r>
         <w:lastRenderedPageBreak/>
-        <w:t xml:space="preserve">Na seção </w:t>
-      </w:r>
-      <w:r>
-        <w:rPr>
-          <w:b/>
-          <w:bCs/>
-        </w:rPr>
-        <w:t>Alterar senha</w:t>
+        <w:t xml:space="preserve">Na </w:t>
+      </w:r>
+      <w:proofErr w:type="gramStart"/>
+      <w:r>
+        <w:t xml:space="preserve">seção </w:t>
+      </w:r>
+      <w:r>
+        <w:rPr>
+          <w:b/>
+          <w:bCs/>
+        </w:rPr>
+        <w:t>Alterar</w:t>
+      </w:r>
+      <w:proofErr w:type="gramEnd"/>
+      <w:r>
+        <w:rPr>
+          <w:b/>
+          <w:bCs/>
+        </w:rPr>
+        <w:t xml:space="preserve"> senha</w:t>
       </w:r>
       <w:r>
         <w:t xml:space="preserve">, o usuário pode informar sua </w:t>
@@ -23271,7 +25325,14 @@
         <w:rPr>
           <w:rFonts w:cs="Arial"/>
         </w:rPr>
-        <w:t xml:space="preserve"> apresenta a opção </w:t>
+        <w:t xml:space="preserve"> apresenta a </w:t>
+      </w:r>
+      <w:proofErr w:type="gramStart"/>
+      <w:r>
+        <w:rPr>
+          <w:rFonts w:cs="Arial"/>
+        </w:rPr>
+        <w:t xml:space="preserve">opção </w:t>
       </w:r>
       <w:r>
         <w:rPr>
@@ -23281,6 +25342,7 @@
         </w:rPr>
         <w:t>Editar</w:t>
       </w:r>
+      <w:proofErr w:type="gramEnd"/>
       <w:r>
         <w:rPr>
           <w:rFonts w:cs="Arial"/>
@@ -23882,6 +25944,7 @@
         </w:rPr>
         <w:t xml:space="preserve"> identifica registros cuja continuidade foi interrompida. A opção </w:t>
       </w:r>
+      <w:proofErr w:type="gramStart"/>
       <w:r>
         <w:rPr>
           <w:rFonts w:cs="Arial"/>
@@ -23894,7 +25957,14 @@
         <w:rPr>
           <w:rFonts w:cs="Arial"/>
         </w:rPr>
-        <w:t xml:space="preserve"> permite visualizar todos os registros, independentemente de sua situação.</w:t>
+        <w:t xml:space="preserve"> permite</w:t>
+      </w:r>
+      <w:proofErr w:type="gramEnd"/>
+      <w:r>
+        <w:rPr>
+          <w:rFonts w:cs="Arial"/>
+        </w:rPr>
+        <w:t xml:space="preserve"> visualizar todos os registros, independentemente de sua situação.</w:t>
       </w:r>
     </w:p>
     <w:p>
@@ -24527,15 +26597,31 @@
         <w:rPr>
           <w:rFonts w:cs="Arial"/>
         </w:rPr>
-        <w:t xml:space="preserve"> correspondente. A opção </w:t>
-      </w:r>
-      <w:r>
-        <w:rPr>
-          <w:rFonts w:cs="Arial"/>
-          <w:b/>
-          <w:bCs/>
-        </w:rPr>
-        <w:t>Adicionar item</w:t>
+        <w:t xml:space="preserve"> correspondente. A </w:t>
+      </w:r>
+      <w:proofErr w:type="gramStart"/>
+      <w:r>
+        <w:rPr>
+          <w:rFonts w:cs="Arial"/>
+        </w:rPr>
+        <w:t xml:space="preserve">opção </w:t>
+      </w:r>
+      <w:r>
+        <w:rPr>
+          <w:rFonts w:cs="Arial"/>
+          <w:b/>
+          <w:bCs/>
+        </w:rPr>
+        <w:t>Adicionar</w:t>
+      </w:r>
+      <w:proofErr w:type="gramEnd"/>
+      <w:r>
+        <w:rPr>
+          <w:rFonts w:cs="Arial"/>
+          <w:b/>
+          <w:bCs/>
+        </w:rPr>
+        <w:t xml:space="preserve"> item</w:t>
       </w:r>
       <w:r>
         <w:rPr>
@@ -25343,69 +27429,83 @@
       <w:pPr>
         <w:pStyle w:val="TextoTCC"/>
         <w:spacing w:after="120" w:line="360" w:lineRule="auto"/>
-        <w:ind w:firstLine="0"/>
-        <w:rPr>
-          <w:rFonts w:cs="Arial"/>
-        </w:rPr>
-      </w:pPr>
-    </w:p>
-    <w:p>
-      <w:pPr>
-        <w:pStyle w:val="TextoTCC"/>
-        <w:spacing w:after="120" w:line="360" w:lineRule="auto"/>
-        <w:ind w:firstLine="0"/>
-        <w:rPr>
-          <w:rFonts w:cs="Arial"/>
-        </w:rPr>
-      </w:pPr>
-    </w:p>
-    <w:p>
-      <w:pPr>
-        <w:pStyle w:val="TextoTCC"/>
-        <w:spacing w:after="120" w:line="360" w:lineRule="auto"/>
-        <w:ind w:firstLine="0"/>
-        <w:rPr>
-          <w:rFonts w:cs="Arial"/>
-        </w:rPr>
-      </w:pPr>
-    </w:p>
-    <w:p>
-      <w:pPr>
-        <w:pStyle w:val="TextoTCC"/>
-        <w:spacing w:after="120" w:line="360" w:lineRule="auto"/>
-        <w:ind w:firstLine="0"/>
-        <w:rPr>
-          <w:rFonts w:cs="Arial"/>
-        </w:rPr>
-      </w:pPr>
-    </w:p>
-    <w:p>
-      <w:pPr>
-        <w:pStyle w:val="TextoTCC"/>
-        <w:spacing w:after="120" w:line="360" w:lineRule="auto"/>
-        <w:ind w:firstLine="0"/>
-        <w:rPr>
-          <w:rFonts w:cs="Arial"/>
-        </w:rPr>
-      </w:pPr>
-    </w:p>
-    <w:p>
-      <w:pPr>
-        <w:pStyle w:val="TextoTCC"/>
-        <w:spacing w:after="120" w:line="360" w:lineRule="auto"/>
-        <w:ind w:firstLine="0"/>
-        <w:rPr>
-          <w:rFonts w:cs="Arial"/>
-        </w:rPr>
-      </w:pPr>
-    </w:p>
-    <w:p>
-      <w:pPr>
-        <w:pStyle w:val="TextoTCC"/>
-        <w:spacing w:after="120" w:line="360" w:lineRule="auto"/>
-        <w:ind w:firstLine="0"/>
-        <w:rPr>
-          <w:rFonts w:cs="Arial"/>
+        <w:jc w:val="center"/>
+        <w:rPr>
+          <w:rFonts w:cs="Arial"/>
+          <w:b/>
+          <w:bCs/>
+        </w:rPr>
+      </w:pPr>
+    </w:p>
+    <w:p>
+      <w:pPr>
+        <w:pStyle w:val="TextoTCC"/>
+        <w:spacing w:after="120" w:line="360" w:lineRule="auto"/>
+        <w:jc w:val="center"/>
+        <w:rPr>
+          <w:rFonts w:cs="Arial"/>
+          <w:b/>
+          <w:bCs/>
+        </w:rPr>
+      </w:pPr>
+    </w:p>
+    <w:p>
+      <w:pPr>
+        <w:pStyle w:val="TextoTCC"/>
+        <w:spacing w:after="120" w:line="360" w:lineRule="auto"/>
+        <w:jc w:val="center"/>
+        <w:rPr>
+          <w:rFonts w:cs="Arial"/>
+          <w:b/>
+          <w:bCs/>
+        </w:rPr>
+      </w:pPr>
+    </w:p>
+    <w:p>
+      <w:pPr>
+        <w:pStyle w:val="TextoTCC"/>
+        <w:spacing w:after="120" w:line="360" w:lineRule="auto"/>
+        <w:jc w:val="center"/>
+        <w:rPr>
+          <w:rFonts w:cs="Arial"/>
+          <w:b/>
+          <w:bCs/>
+        </w:rPr>
+      </w:pPr>
+    </w:p>
+    <w:p>
+      <w:pPr>
+        <w:pStyle w:val="TextoTCC"/>
+        <w:spacing w:after="120" w:line="360" w:lineRule="auto"/>
+        <w:jc w:val="center"/>
+        <w:rPr>
+          <w:rFonts w:cs="Arial"/>
+          <w:b/>
+          <w:bCs/>
+        </w:rPr>
+      </w:pPr>
+    </w:p>
+    <w:p>
+      <w:pPr>
+        <w:pStyle w:val="TextoTCC"/>
+        <w:spacing w:after="120" w:line="360" w:lineRule="auto"/>
+        <w:jc w:val="center"/>
+        <w:rPr>
+          <w:rFonts w:cs="Arial"/>
+          <w:b/>
+          <w:bCs/>
+        </w:rPr>
+      </w:pPr>
+    </w:p>
+    <w:p>
+      <w:pPr>
+        <w:pStyle w:val="TextoTCC"/>
+        <w:spacing w:after="120" w:line="360" w:lineRule="auto"/>
+        <w:jc w:val="center"/>
+        <w:rPr>
+          <w:rFonts w:cs="Arial"/>
+          <w:b/>
+          <w:bCs/>
         </w:rPr>
       </w:pPr>
     </w:p>
@@ -26363,7 +28463,23 @@
           <w:szCs w:val="24"/>
         </w:rPr>
         <w:lastRenderedPageBreak/>
-        <w:t>está diretamente relacionada à eficiência do sistema de controle de estoque, que contribui para a disponibilidade dos produtos, redução de erros, agilidade no atendimento e cumprimento dos prazos de entrega. Dessa forma, um estoque bem gerenciado melhora a experiência do cliente, fortalece a confiança na empresa e favorece a fidelização, contribuindo para o crescimento e a competitividade do negócio.</w:t>
+        <w:t xml:space="preserve">está diretamente relacionada à eficiência do sistema de controle de estoque, que contribui para a disponibilidade dos produtos, redução de erros, agilidade no atendimento e cumprimento dos prazos de entrega. Dessa forma, um estoque bem </w:t>
+      </w:r>
+      <w:proofErr w:type="gramStart"/>
+      <w:r>
+        <w:rPr>
+          <w:rFonts w:cs="Arial"/>
+          <w:szCs w:val="24"/>
+        </w:rPr>
+        <w:t>gerenciado melhora</w:t>
+      </w:r>
+      <w:proofErr w:type="gramEnd"/>
+      <w:r>
+        <w:rPr>
+          <w:rFonts w:cs="Arial"/>
+          <w:szCs w:val="24"/>
+        </w:rPr>
+        <w:t xml:space="preserve"> a experiência do cliente, fortalece a confiança na empresa e favorece a fidelização, contribuindo para o crescimento e a competitividade do negócio.</w:t>
       </w:r>
     </w:p>
     <w:p>
@@ -26570,14 +28686,25 @@
           <w:szCs w:val="24"/>
         </w:rPr>
       </w:pPr>
-      <w:r>
-        <w:rPr>
-          <w:rFonts w:cs="Arial"/>
-          <w:b/>
-          <w:bCs/>
-          <w:szCs w:val="24"/>
-        </w:rPr>
-        <w:t xml:space="preserve">Impotancia: </w:t>
+      <w:proofErr w:type="spellStart"/>
+      <w:r>
+        <w:rPr>
+          <w:rFonts w:cs="Arial"/>
+          <w:b/>
+          <w:bCs/>
+          <w:szCs w:val="24"/>
+        </w:rPr>
+        <w:t>Impotancia</w:t>
+      </w:r>
+      <w:proofErr w:type="spellEnd"/>
+      <w:r>
+        <w:rPr>
+          <w:rFonts w:cs="Arial"/>
+          <w:b/>
+          <w:bCs/>
+          <w:szCs w:val="24"/>
+        </w:rPr>
+        <w:t xml:space="preserve">: </w:t>
       </w:r>
       <w:r>
         <w:rPr>
@@ -27155,7 +29282,23 @@
           <w:rFonts w:cs="Arial"/>
           <w:szCs w:val="24"/>
         </w:rPr>
-        <w:t>No município de Estiva Gerbi/SP, os dados do Observatório SEBRAE registram, até 2025, 394 microempresas (ME) e 48 empresas de pequeno porte (EPP), além de 870 microempreendedores individuais (MEI) (SEBRAE, 2025).</w:t>
+        <w:t xml:space="preserve">No município de Estiva </w:t>
+      </w:r>
+      <w:proofErr w:type="spellStart"/>
+      <w:r>
+        <w:rPr>
+          <w:rFonts w:cs="Arial"/>
+          <w:szCs w:val="24"/>
+        </w:rPr>
+        <w:t>Gerbi</w:t>
+      </w:r>
+      <w:proofErr w:type="spellEnd"/>
+      <w:r>
+        <w:rPr>
+          <w:rFonts w:cs="Arial"/>
+          <w:szCs w:val="24"/>
+        </w:rPr>
+        <w:t>/SP, os dados do Observatório SEBRAE registram, até 2025, 394 microempresas (ME) e 48 empresas de pequeno porte (EPP), além de 870 microempreendedores individuais (MEI) (SEBRAE, 2025).</w:t>
       </w:r>
     </w:p>
     <w:p>
@@ -27221,26 +29364,52 @@
           <w:rFonts w:cs="Arial"/>
           <w:szCs w:val="24"/>
         </w:rPr>
-        <w:t>Além disso, o município possui posição estratégica entre três importantes macroregiões econômicas:</w:t>
-      </w:r>
-    </w:p>
-    <w:p>
-      <w:pPr>
-        <w:pStyle w:val="TextoTCC"/>
-        <w:spacing w:after="120" w:line="360" w:lineRule="auto"/>
-        <w:ind w:firstLine="709"/>
-        <w:rPr>
-          <w:rFonts w:cs="Arial"/>
-          <w:szCs w:val="24"/>
-        </w:rPr>
-      </w:pPr>
+        <w:t xml:space="preserve">Além disso, o município possui posição estratégica entre três importantes </w:t>
+      </w:r>
+      <w:proofErr w:type="spellStart"/>
+      <w:r>
+        <w:rPr>
+          <w:rFonts w:cs="Arial"/>
+          <w:szCs w:val="24"/>
+        </w:rPr>
+        <w:t>macroregiões</w:t>
+      </w:r>
+      <w:proofErr w:type="spellEnd"/>
+      <w:r>
+        <w:rPr>
+          <w:rFonts w:cs="Arial"/>
+          <w:szCs w:val="24"/>
+        </w:rPr>
+        <w:t xml:space="preserve"> econômicas:</w:t>
+      </w:r>
+    </w:p>
+    <w:p>
+      <w:pPr>
+        <w:pStyle w:val="TextoTCC"/>
+        <w:spacing w:after="120" w:line="360" w:lineRule="auto"/>
+        <w:ind w:firstLine="709"/>
+        <w:rPr>
+          <w:rFonts w:cs="Arial"/>
+          <w:szCs w:val="24"/>
+        </w:rPr>
+      </w:pPr>
+      <w:proofErr w:type="spellStart"/>
       <w:r>
         <w:rPr>
           <w:rStyle w:val="Forte"/>
           <w:rFonts w:cs="Arial"/>
           <w:szCs w:val="24"/>
         </w:rPr>
-        <w:t>Macroregião de Campinas:</w:t>
+        <w:t>Macroregião</w:t>
+      </w:r>
+      <w:proofErr w:type="spellEnd"/>
+      <w:r>
+        <w:rPr>
+          <w:rStyle w:val="Forte"/>
+          <w:rFonts w:cs="Arial"/>
+          <w:szCs w:val="24"/>
+        </w:rPr>
+        <w:t xml:space="preserve"> de Campinas:</w:t>
       </w:r>
       <w:r>
         <w:rPr>
@@ -27260,13 +29429,23 @@
           <w:szCs w:val="24"/>
         </w:rPr>
       </w:pPr>
+      <w:proofErr w:type="spellStart"/>
       <w:r>
         <w:rPr>
           <w:rStyle w:val="Forte"/>
           <w:rFonts w:cs="Arial"/>
           <w:szCs w:val="24"/>
         </w:rPr>
-        <w:t>Macroregião Mogiana:</w:t>
+        <w:t>Macroregião</w:t>
+      </w:r>
+      <w:proofErr w:type="spellEnd"/>
+      <w:r>
+        <w:rPr>
+          <w:rStyle w:val="Forte"/>
+          <w:rFonts w:cs="Arial"/>
+          <w:szCs w:val="24"/>
+        </w:rPr>
+        <w:t xml:space="preserve"> Mogiana:</w:t>
       </w:r>
       <w:r>
         <w:rPr>
@@ -27336,25 +29515,57 @@
           <w:rFonts w:cs="Arial"/>
           <w:szCs w:val="24"/>
         </w:rPr>
-        <w:t>Nas empresas dessas macroregiões, ainda é comum a utilização de métodos não integrados de controle de estoque, como planilhas eletrônicas, registros manuais e sistemas básicos sem integração entre setores.</w:t>
-      </w:r>
-    </w:p>
-    <w:p>
-      <w:pPr>
-        <w:pStyle w:val="TextoTCC"/>
-        <w:spacing w:after="120" w:line="360" w:lineRule="auto"/>
-        <w:ind w:firstLine="709"/>
-        <w:rPr>
-          <w:rFonts w:cs="Arial"/>
-          <w:szCs w:val="24"/>
-        </w:rPr>
-      </w:pPr>
-      <w:r>
-        <w:rPr>
-          <w:rFonts w:cs="Arial"/>
-          <w:szCs w:val="24"/>
-        </w:rPr>
-        <w:t>Grande parte das micro e pequenas empresas não utiliza sistemas ERP completos, recorrendo a soluções parciais que não integram áreas como vendas, compras e financeiro. Entre os modelos mais utilizados estão planilhas isoladas, sistemas de frente de caixa sem atualização em tempo real e ERPs limitados com baixa automação.</w:t>
+        <w:t xml:space="preserve">Nas empresas dessas </w:t>
+      </w:r>
+      <w:proofErr w:type="spellStart"/>
+      <w:r>
+        <w:rPr>
+          <w:rFonts w:cs="Arial"/>
+          <w:szCs w:val="24"/>
+        </w:rPr>
+        <w:t>macroregiões</w:t>
+      </w:r>
+      <w:proofErr w:type="spellEnd"/>
+      <w:r>
+        <w:rPr>
+          <w:rFonts w:cs="Arial"/>
+          <w:szCs w:val="24"/>
+        </w:rPr>
+        <w:t>, ainda é comum a utilização de métodos não integrados de controle de estoque, como planilhas eletrônicas, registros manuais e sistemas básicos sem integração entre setores.</w:t>
+      </w:r>
+    </w:p>
+    <w:p>
+      <w:pPr>
+        <w:pStyle w:val="TextoTCC"/>
+        <w:spacing w:after="120" w:line="360" w:lineRule="auto"/>
+        <w:ind w:firstLine="709"/>
+        <w:rPr>
+          <w:rFonts w:cs="Arial"/>
+          <w:szCs w:val="24"/>
+        </w:rPr>
+      </w:pPr>
+      <w:r>
+        <w:rPr>
+          <w:rFonts w:cs="Arial"/>
+          <w:szCs w:val="24"/>
+        </w:rPr>
+        <w:t xml:space="preserve">Grande parte das micro e pequenas empresas não utiliza sistemas ERP completos, recorrendo a soluções parciais que não integram áreas como vendas, compras e financeiro. Entre os modelos mais utilizados estão planilhas isoladas, sistemas de frente de caixa sem atualização em tempo real e </w:t>
+      </w:r>
+      <w:proofErr w:type="spellStart"/>
+      <w:r>
+        <w:rPr>
+          <w:rFonts w:cs="Arial"/>
+          <w:szCs w:val="24"/>
+        </w:rPr>
+        <w:t>ERPs</w:t>
+      </w:r>
+      <w:proofErr w:type="spellEnd"/>
+      <w:r>
+        <w:rPr>
+          <w:rFonts w:cs="Arial"/>
+          <w:szCs w:val="24"/>
+        </w:rPr>
+        <w:t xml:space="preserve"> limitados com baixa automação.</w:t>
       </w:r>
     </w:p>
     <w:p>
@@ -27426,7 +29637,23 @@
           <w:rFonts w:cs="Arial"/>
           <w:szCs w:val="24"/>
         </w:rPr>
-        <w:t>Essas empresas, distribuídas entre as macroregiões de Campinas, Mogiana e Região Metropolitana de São Paulo, apresentam demanda por maior controle, organização e automação dos processos internos.</w:t>
+        <w:t xml:space="preserve">Essas empresas, distribuídas entre as </w:t>
+      </w:r>
+      <w:proofErr w:type="spellStart"/>
+      <w:r>
+        <w:rPr>
+          <w:rFonts w:cs="Arial"/>
+          <w:szCs w:val="24"/>
+        </w:rPr>
+        <w:t>macroregiões</w:t>
+      </w:r>
+      <w:proofErr w:type="spellEnd"/>
+      <w:r>
+        <w:rPr>
+          <w:rFonts w:cs="Arial"/>
+          <w:szCs w:val="24"/>
+        </w:rPr>
+        <w:t xml:space="preserve"> de Campinas, Mogiana e Região Metropolitana de São Paulo, apresentam demanda por maior controle, organização e automação dos processos internos.</w:t>
       </w:r>
     </w:p>
     <w:p>
@@ -27508,13 +29735,23 @@
         </w:rPr>
         <w:t xml:space="preserve">Com base nas fontes públicas consultadas, foi identificada, na cidade de Mogi Guaçu, a empresa </w:t>
       </w:r>
+      <w:proofErr w:type="spellStart"/>
       <w:r>
         <w:rPr>
           <w:rStyle w:val="Forte"/>
           <w:rFonts w:cs="Arial"/>
           <w:szCs w:val="24"/>
         </w:rPr>
-        <w:t>PROGma NET</w:t>
+        <w:t>PROGma</w:t>
+      </w:r>
+      <w:proofErr w:type="spellEnd"/>
+      <w:r>
+        <w:rPr>
+          <w:rStyle w:val="Forte"/>
+          <w:rFonts w:cs="Arial"/>
+          <w:szCs w:val="24"/>
+        </w:rPr>
+        <w:t xml:space="preserve"> NET</w:t>
       </w:r>
       <w:r>
         <w:rPr>
@@ -27538,13 +29775,23 @@
         </w:rPr>
         <w:t xml:space="preserve"> com funcionalidades voltadas ao controle de estoque, compras, vendas, faturamento e automação comercial, caracterizando concorrência direta ao desenvolvimento do sistema proposto neste projeto. Além da concorrência local identificada, também foram considerados como concorrentes diretos os sistemas </w:t>
       </w:r>
+      <w:proofErr w:type="spellStart"/>
       <w:r>
         <w:rPr>
           <w:rStyle w:val="Forte"/>
           <w:rFonts w:cs="Arial"/>
           <w:szCs w:val="24"/>
         </w:rPr>
-        <w:t>Bling ERP</w:t>
+        <w:t>Bling</w:t>
+      </w:r>
+      <w:proofErr w:type="spellEnd"/>
+      <w:r>
+        <w:rPr>
+          <w:rStyle w:val="Forte"/>
+          <w:rFonts w:cs="Arial"/>
+          <w:szCs w:val="24"/>
+        </w:rPr>
+        <w:t xml:space="preserve"> ERP</w:t>
       </w:r>
       <w:r>
         <w:rPr>
@@ -27553,13 +29800,23 @@
         </w:rPr>
         <w:t xml:space="preserve">, </w:t>
       </w:r>
+      <w:proofErr w:type="spellStart"/>
       <w:r>
         <w:rPr>
           <w:rStyle w:val="Forte"/>
           <w:rFonts w:cs="Arial"/>
           <w:szCs w:val="24"/>
         </w:rPr>
-        <w:t>Omie ERP</w:t>
+        <w:t>Omie</w:t>
+      </w:r>
+      <w:proofErr w:type="spellEnd"/>
+      <w:r>
+        <w:rPr>
+          <w:rStyle w:val="Forte"/>
+          <w:rFonts w:cs="Arial"/>
+          <w:szCs w:val="24"/>
+        </w:rPr>
+        <w:t xml:space="preserve"> ERP</w:t>
       </w:r>
       <w:r>
         <w:rPr>
@@ -27574,7 +29831,25 @@
           <w:rFonts w:cs="Arial"/>
           <w:szCs w:val="24"/>
         </w:rPr>
-        <w:t>Olist Tiny ERP</w:t>
+        <w:t xml:space="preserve">Olist </w:t>
+      </w:r>
+      <w:proofErr w:type="spellStart"/>
+      <w:r>
+        <w:rPr>
+          <w:rStyle w:val="Forte"/>
+          <w:rFonts w:cs="Arial"/>
+          <w:szCs w:val="24"/>
+        </w:rPr>
+        <w:t>Tiny</w:t>
+      </w:r>
+      <w:proofErr w:type="spellEnd"/>
+      <w:r>
+        <w:rPr>
+          <w:rStyle w:val="Forte"/>
+          <w:rFonts w:cs="Arial"/>
+          <w:szCs w:val="24"/>
+        </w:rPr>
+        <w:t xml:space="preserve"> ERP</w:t>
       </w:r>
       <w:r>
         <w:rPr>
@@ -27623,7 +29898,71 @@
           <w:rFonts w:cs="Arial"/>
           <w:szCs w:val="24"/>
         </w:rPr>
-        <w:t xml:space="preserve"> oficial da PROGma NET, além das plataformas oficiais dos sistemas Bling ERP, Omie ERP e Olist Tiny ERP.</w:t>
+        <w:t xml:space="preserve"> oficial da </w:t>
+      </w:r>
+      <w:proofErr w:type="spellStart"/>
+      <w:r>
+        <w:rPr>
+          <w:rFonts w:cs="Arial"/>
+          <w:szCs w:val="24"/>
+        </w:rPr>
+        <w:t>PROGma</w:t>
+      </w:r>
+      <w:proofErr w:type="spellEnd"/>
+      <w:r>
+        <w:rPr>
+          <w:rFonts w:cs="Arial"/>
+          <w:szCs w:val="24"/>
+        </w:rPr>
+        <w:t xml:space="preserve"> NET, além das plataformas oficiais dos sistemas </w:t>
+      </w:r>
+      <w:proofErr w:type="spellStart"/>
+      <w:r>
+        <w:rPr>
+          <w:rFonts w:cs="Arial"/>
+          <w:szCs w:val="24"/>
+        </w:rPr>
+        <w:t>Bling</w:t>
+      </w:r>
+      <w:proofErr w:type="spellEnd"/>
+      <w:r>
+        <w:rPr>
+          <w:rFonts w:cs="Arial"/>
+          <w:szCs w:val="24"/>
+        </w:rPr>
+        <w:t xml:space="preserve"> ERP, </w:t>
+      </w:r>
+      <w:proofErr w:type="spellStart"/>
+      <w:r>
+        <w:rPr>
+          <w:rFonts w:cs="Arial"/>
+          <w:szCs w:val="24"/>
+        </w:rPr>
+        <w:t>Omie</w:t>
+      </w:r>
+      <w:proofErr w:type="spellEnd"/>
+      <w:r>
+        <w:rPr>
+          <w:rFonts w:cs="Arial"/>
+          <w:szCs w:val="24"/>
+        </w:rPr>
+        <w:t xml:space="preserve"> ERP e Olist </w:t>
+      </w:r>
+      <w:proofErr w:type="spellStart"/>
+      <w:r>
+        <w:rPr>
+          <w:rFonts w:cs="Arial"/>
+          <w:szCs w:val="24"/>
+        </w:rPr>
+        <w:t>Tiny</w:t>
+      </w:r>
+      <w:proofErr w:type="spellEnd"/>
+      <w:r>
+        <w:rPr>
+          <w:rFonts w:cs="Arial"/>
+          <w:szCs w:val="24"/>
+        </w:rPr>
+        <w:t xml:space="preserve"> ERP.</w:t>
       </w:r>
     </w:p>
     <w:p>
@@ -27632,7 +29971,15 @@
         <w:jc w:val="both"/>
       </w:pPr>
       <w:r>
-        <w:t>2.6.1.1 - PROGma NET</w:t>
+        <w:t xml:space="preserve">2.6.1.1 - </w:t>
+      </w:r>
+      <w:proofErr w:type="spellStart"/>
+      <w:r>
+        <w:t>PROGma</w:t>
+      </w:r>
+      <w:proofErr w:type="spellEnd"/>
+      <w:r>
+        <w:t xml:space="preserve"> NET</w:t>
       </w:r>
     </w:p>
     <w:p>
@@ -27665,7 +30012,23 @@
           <w:rFonts w:cs="Arial"/>
           <w:szCs w:val="24"/>
         </w:rPr>
-        <w:t>Segundo informações disponibilizadas pela própria empresa, a PROGma NET conta com mais de 20 anos de experiência no desenvolvimento de sistemas para gestão e controle de empresas, indústrias e comércios (PROGMA NET, 2026).</w:t>
+        <w:t xml:space="preserve">Segundo informações disponibilizadas pela própria empresa, a </w:t>
+      </w:r>
+      <w:proofErr w:type="spellStart"/>
+      <w:r>
+        <w:rPr>
+          <w:rFonts w:cs="Arial"/>
+          <w:szCs w:val="24"/>
+        </w:rPr>
+        <w:t>PROGma</w:t>
+      </w:r>
+      <w:proofErr w:type="spellEnd"/>
+      <w:r>
+        <w:rPr>
+          <w:rFonts w:cs="Arial"/>
+          <w:szCs w:val="24"/>
+        </w:rPr>
+        <w:t xml:space="preserve"> NET conta com mais de 20 anos de experiência no desenvolvimento de sistemas para gestão e controle de empresas, indústrias e comércios (PROGMA NET, 2026).</w:t>
       </w:r>
     </w:p>
     <w:p>
@@ -27909,7 +30272,23 @@
           <w:rFonts w:cs="Arial"/>
           <w:szCs w:val="24"/>
         </w:rPr>
-        <w:t xml:space="preserve"> A PROGma NET não disponibiliza valores fixos de licenciamento ou mensalidade em seu </w:t>
+        <w:t xml:space="preserve"> A </w:t>
+      </w:r>
+      <w:proofErr w:type="spellStart"/>
+      <w:r>
+        <w:rPr>
+          <w:rFonts w:cs="Arial"/>
+          <w:szCs w:val="24"/>
+        </w:rPr>
+        <w:t>PROGma</w:t>
+      </w:r>
+      <w:proofErr w:type="spellEnd"/>
+      <w:r>
+        <w:rPr>
+          <w:rFonts w:cs="Arial"/>
+          <w:szCs w:val="24"/>
+        </w:rPr>
+        <w:t xml:space="preserve"> NET não disponibiliza valores fixos de licenciamento ou mensalidade em seu </w:t>
       </w:r>
       <w:r>
         <w:rPr>
@@ -27995,7 +30374,23 @@
           <w:rFonts w:cs="Arial"/>
           <w:szCs w:val="24"/>
         </w:rPr>
-        <w:t xml:space="preserve"> A PROGma NET caracteriza-se como um concorrente direto no segmento de sistemas de gestão empresarial em Mogi </w:t>
+        <w:t xml:space="preserve"> A </w:t>
+      </w:r>
+      <w:proofErr w:type="spellStart"/>
+      <w:r>
+        <w:rPr>
+          <w:rFonts w:cs="Arial"/>
+          <w:szCs w:val="24"/>
+        </w:rPr>
+        <w:t>PROGma</w:t>
+      </w:r>
+      <w:proofErr w:type="spellEnd"/>
+      <w:r>
+        <w:rPr>
+          <w:rFonts w:cs="Arial"/>
+          <w:szCs w:val="24"/>
+        </w:rPr>
+        <w:t xml:space="preserve"> NET caracteriza-se como um concorrente direto no segmento de sistemas de gestão empresarial em Mogi </w:t>
       </w:r>
       <w:r>
         <w:rPr>
@@ -28030,7 +30425,15 @@
         <w:jc w:val="both"/>
       </w:pPr>
       <w:r>
-        <w:t>2.6.1.2 - Bling ERP</w:t>
+        <w:t xml:space="preserve">2.6.1.2 - </w:t>
+      </w:r>
+      <w:proofErr w:type="spellStart"/>
+      <w:r>
+        <w:t>Bling</w:t>
+      </w:r>
+      <w:proofErr w:type="spellEnd"/>
+      <w:r>
+        <w:t xml:space="preserve"> ERP</w:t>
       </w:r>
     </w:p>
     <w:p>
@@ -28056,7 +30459,23 @@
           <w:rFonts w:cs="Arial"/>
           <w:szCs w:val="24"/>
         </w:rPr>
-        <w:t xml:space="preserve"> O Bling ERP é um sistema de gestão empresarial desenvolvido para pequenas e médias empresas, com foco em automação comercial, controle de estoque, vendas e integração com </w:t>
+        <w:t xml:space="preserve"> O </w:t>
+      </w:r>
+      <w:proofErr w:type="spellStart"/>
+      <w:r>
+        <w:rPr>
+          <w:rFonts w:cs="Arial"/>
+          <w:szCs w:val="24"/>
+        </w:rPr>
+        <w:t>Bling</w:t>
+      </w:r>
+      <w:proofErr w:type="spellEnd"/>
+      <w:r>
+        <w:rPr>
+          <w:rFonts w:cs="Arial"/>
+          <w:szCs w:val="24"/>
+        </w:rPr>
+        <w:t xml:space="preserve"> ERP é um sistema de gestão empresarial desenvolvido para pequenas e médias empresas, com foco em automação comercial, controle de estoque, vendas e integração com </w:t>
       </w:r>
       <w:r>
         <w:rPr>
@@ -28146,7 +30565,23 @@
           <w:rFonts w:cs="Arial"/>
           <w:szCs w:val="24"/>
         </w:rPr>
-        <w:t xml:space="preserve"> O Bling ERP funciona como uma plataforma </w:t>
+        <w:t xml:space="preserve"> O </w:t>
+      </w:r>
+      <w:proofErr w:type="spellStart"/>
+      <w:r>
+        <w:rPr>
+          <w:rFonts w:cs="Arial"/>
+          <w:szCs w:val="24"/>
+        </w:rPr>
+        <w:t>Bling</w:t>
+      </w:r>
+      <w:proofErr w:type="spellEnd"/>
+      <w:r>
+        <w:rPr>
+          <w:rFonts w:cs="Arial"/>
+          <w:szCs w:val="24"/>
+        </w:rPr>
+        <w:t xml:space="preserve"> ERP funciona como uma plataforma </w:t>
       </w:r>
       <w:r>
         <w:rPr>
@@ -28338,7 +30773,23 @@
           <w:rFonts w:cs="Arial"/>
           <w:szCs w:val="24"/>
         </w:rPr>
-        <w:t xml:space="preserve"> O principal diferencial do Bling ERP é sua forte integração com </w:t>
+        <w:t xml:space="preserve"> O principal diferencial do </w:t>
+      </w:r>
+      <w:proofErr w:type="spellStart"/>
+      <w:r>
+        <w:rPr>
+          <w:rFonts w:cs="Arial"/>
+          <w:szCs w:val="24"/>
+        </w:rPr>
+        <w:t>Bling</w:t>
+      </w:r>
+      <w:proofErr w:type="spellEnd"/>
+      <w:r>
+        <w:rPr>
+          <w:rFonts w:cs="Arial"/>
+          <w:szCs w:val="24"/>
+        </w:rPr>
+        <w:t xml:space="preserve"> ERP é sua forte integração com </w:t>
       </w:r>
       <w:r>
         <w:rPr>
@@ -28520,7 +30971,23 @@
           <w:rFonts w:cs="Arial"/>
           <w:szCs w:val="24"/>
         </w:rPr>
-        <w:t xml:space="preserve"> O Bling ERP trabalha com modelo de assinatura mensal, com planos que variam conforme funcionalidades, usuários e volume de operações. Os planos identificados são: </w:t>
+        <w:t xml:space="preserve"> O </w:t>
+      </w:r>
+      <w:proofErr w:type="spellStart"/>
+      <w:r>
+        <w:rPr>
+          <w:rFonts w:cs="Arial"/>
+          <w:szCs w:val="24"/>
+        </w:rPr>
+        <w:t>Bling</w:t>
+      </w:r>
+      <w:proofErr w:type="spellEnd"/>
+      <w:r>
+        <w:rPr>
+          <w:rFonts w:cs="Arial"/>
+          <w:szCs w:val="24"/>
+        </w:rPr>
+        <w:t xml:space="preserve"> ERP trabalha com modelo de assinatura mensal, com planos que variam conforme funcionalidades, usuários e volume de operações. Os planos identificados são: </w:t>
       </w:r>
       <w:r>
         <w:rPr>
@@ -28624,7 +31091,23 @@
           <w:rFonts w:cs="Arial"/>
           <w:szCs w:val="24"/>
         </w:rPr>
-        <w:t xml:space="preserve"> A análise do Bling ERP evidencia oportunidades para o desenvolvimento de sistemas mais simples e acessíveis, especialmente voltados a pequenos comércios locais. O sistema proposto pode se diferenciar por meio de: maior simplicidade operacional, foco exclusivo em controle de estoque, interface mais intuitiva, menor curva de aprendizado, implantação mais rápida, menor necessidade de integrações complexas, foco em pequenos negócios físicos. </w:t>
+        <w:t xml:space="preserve"> A análise do </w:t>
+      </w:r>
+      <w:proofErr w:type="spellStart"/>
+      <w:r>
+        <w:rPr>
+          <w:rFonts w:cs="Arial"/>
+          <w:szCs w:val="24"/>
+        </w:rPr>
+        <w:t>Bling</w:t>
+      </w:r>
+      <w:proofErr w:type="spellEnd"/>
+      <w:r>
+        <w:rPr>
+          <w:rFonts w:cs="Arial"/>
+          <w:szCs w:val="24"/>
+        </w:rPr>
+        <w:t xml:space="preserve"> ERP evidencia oportunidades para o desenvolvimento de sistemas mais simples e acessíveis, especialmente voltados a pequenos comércios locais. O sistema proposto pode se diferenciar por meio de: maior simplicidade operacional, foco exclusivo em controle de estoque, interface mais intuitiva, menor curva de aprendizado, implantação mais rápida, menor necessidade de integrações complexas, foco em pequenos negócios físicos. </w:t>
       </w:r>
     </w:p>
     <w:p>
@@ -28650,7 +31133,23 @@
           <w:rFonts w:cs="Arial"/>
           <w:szCs w:val="24"/>
         </w:rPr>
-        <w:t xml:space="preserve"> O Bling ERP é um concorrente relevante no segmento de gestão empresarial e controle de estoque, com forte atuação em </w:t>
+        <w:t xml:space="preserve"> O </w:t>
+      </w:r>
+      <w:proofErr w:type="spellStart"/>
+      <w:r>
+        <w:rPr>
+          <w:rFonts w:cs="Arial"/>
+          <w:szCs w:val="24"/>
+        </w:rPr>
+        <w:t>Bling</w:t>
+      </w:r>
+      <w:proofErr w:type="spellEnd"/>
+      <w:r>
+        <w:rPr>
+          <w:rFonts w:cs="Arial"/>
+          <w:szCs w:val="24"/>
+        </w:rPr>
+        <w:t xml:space="preserve"> ERP é um concorrente relevante no segmento de gestão empresarial e controle de estoque, com forte atuação em </w:t>
       </w:r>
       <w:r>
         <w:rPr>
@@ -28710,7 +31209,15 @@
       </w:pPr>
       <w:r>
         <w:lastRenderedPageBreak/>
-        <w:t>2.6.1.3 - Omie ERP</w:t>
+        <w:t xml:space="preserve">2.6.1.3 - </w:t>
+      </w:r>
+      <w:proofErr w:type="spellStart"/>
+      <w:r>
+        <w:t>Omie</w:t>
+      </w:r>
+      <w:proofErr w:type="spellEnd"/>
+      <w:r>
+        <w:t xml:space="preserve"> ERP</w:t>
       </w:r>
     </w:p>
     <w:p>
@@ -28736,7 +31243,39 @@
           <w:rFonts w:cs="Arial"/>
           <w:szCs w:val="24"/>
         </w:rPr>
-        <w:t>O Omie ERP é um sistema de gestão empresarial desenvolvido pela empresa brasileira Omie, voltado à automação e organização de processos administrativos. A plataforma opera em nuvem e tem como foco principal pequenas e médias empresas, oferecendo soluções integradas para gestão financeira, vendas, estoque e emissão fiscal.</w:t>
+        <w:t xml:space="preserve">O </w:t>
+      </w:r>
+      <w:proofErr w:type="spellStart"/>
+      <w:r>
+        <w:rPr>
+          <w:rFonts w:cs="Arial"/>
+          <w:szCs w:val="24"/>
+        </w:rPr>
+        <w:t>Omie</w:t>
+      </w:r>
+      <w:proofErr w:type="spellEnd"/>
+      <w:r>
+        <w:rPr>
+          <w:rFonts w:cs="Arial"/>
+          <w:szCs w:val="24"/>
+        </w:rPr>
+        <w:t xml:space="preserve"> ERP é um sistema de gestão empresarial desenvolvido pela empresa brasileira </w:t>
+      </w:r>
+      <w:proofErr w:type="spellStart"/>
+      <w:r>
+        <w:rPr>
+          <w:rFonts w:cs="Arial"/>
+          <w:szCs w:val="24"/>
+        </w:rPr>
+        <w:t>Omie</w:t>
+      </w:r>
+      <w:proofErr w:type="spellEnd"/>
+      <w:r>
+        <w:rPr>
+          <w:rFonts w:cs="Arial"/>
+          <w:szCs w:val="24"/>
+        </w:rPr>
+        <w:t>, voltado à automação e organização de processos administrativos. A plataforma opera em nuvem e tem como foco principal pequenas e médias empresas, oferecendo soluções integradas para gestão financeira, vendas, estoque e emissão fiscal.</w:t>
       </w:r>
     </w:p>
     <w:p>
@@ -28762,7 +31301,39 @@
           <w:rFonts w:cs="Arial"/>
           <w:szCs w:val="24"/>
         </w:rPr>
-        <w:t xml:space="preserve">O Omie ERP funciona como um sistema de gestão  integrado, permitindo a administração de diferentes setores empresariais em uma única plataforma. Por ser baseado em nuvem, o sistema possibilita acesso remoto às informações por meio da </w:t>
+        <w:t xml:space="preserve">O </w:t>
+      </w:r>
+      <w:proofErr w:type="spellStart"/>
+      <w:r>
+        <w:rPr>
+          <w:rFonts w:cs="Arial"/>
+          <w:szCs w:val="24"/>
+        </w:rPr>
+        <w:t>Omie</w:t>
+      </w:r>
+      <w:proofErr w:type="spellEnd"/>
+      <w:r>
+        <w:rPr>
+          <w:rFonts w:cs="Arial"/>
+          <w:szCs w:val="24"/>
+        </w:rPr>
+        <w:t xml:space="preserve"> ERP funciona como um sistema de </w:t>
+      </w:r>
+      <w:proofErr w:type="gramStart"/>
+      <w:r>
+        <w:rPr>
+          <w:rFonts w:cs="Arial"/>
+          <w:szCs w:val="24"/>
+        </w:rPr>
+        <w:t>gestão  integrado</w:t>
+      </w:r>
+      <w:proofErr w:type="gramEnd"/>
+      <w:r>
+        <w:rPr>
+          <w:rFonts w:cs="Arial"/>
+          <w:szCs w:val="24"/>
+        </w:rPr>
+        <w:t xml:space="preserve">, permitindo a administração de diferentes setores empresariais em uma única plataforma. Por ser baseado em nuvem, o sistema possibilita acesso remoto às informações por meio da </w:t>
       </w:r>
       <w:r>
         <w:rPr>
@@ -28901,7 +31472,23 @@
           <w:rFonts w:cs="Arial"/>
           <w:szCs w:val="24"/>
         </w:rPr>
-        <w:t xml:space="preserve">O principal diferencial do Omie ERP é a integração completa entre os setores empresariais em uma única plataforma </w:t>
+        <w:t xml:space="preserve">O principal diferencial do </w:t>
+      </w:r>
+      <w:proofErr w:type="spellStart"/>
+      <w:r>
+        <w:rPr>
+          <w:rFonts w:cs="Arial"/>
+          <w:szCs w:val="24"/>
+        </w:rPr>
+        <w:t>Omie</w:t>
+      </w:r>
+      <w:proofErr w:type="spellEnd"/>
+      <w:r>
+        <w:rPr>
+          <w:rFonts w:cs="Arial"/>
+          <w:szCs w:val="24"/>
+        </w:rPr>
+        <w:t xml:space="preserve"> ERP é a integração completa entre os setores empresariais em uma única plataforma </w:t>
       </w:r>
       <w:r>
         <w:rPr>
@@ -29035,7 +31622,23 @@
           <w:rFonts w:cs="Arial"/>
           <w:szCs w:val="24"/>
         </w:rPr>
-        <w:t xml:space="preserve">O Omie ERP trabalha com modelo de assinatura mensal, variando conforme o porte da empresa, número de usuários e módulos contratados. Foram identificados planos com valores aproximados entre: R$ 39,90/mês, R$ 79,90/mês, planos personalizados para empresas maiores. </w:t>
+        <w:t xml:space="preserve">O </w:t>
+      </w:r>
+      <w:proofErr w:type="spellStart"/>
+      <w:r>
+        <w:rPr>
+          <w:rFonts w:cs="Arial"/>
+          <w:szCs w:val="24"/>
+        </w:rPr>
+        <w:t>Omie</w:t>
+      </w:r>
+      <w:proofErr w:type="spellEnd"/>
+      <w:r>
+        <w:rPr>
+          <w:rFonts w:cs="Arial"/>
+          <w:szCs w:val="24"/>
+        </w:rPr>
+        <w:t xml:space="preserve"> ERP trabalha com modelo de assinatura mensal, variando conforme o porte da empresa, número de usuários e módulos contratados. Foram identificados planos com valores aproximados entre: R$ 39,90/mês, R$ 79,90/mês, planos personalizados para empresas maiores. </w:t>
       </w:r>
     </w:p>
     <w:p>
@@ -29079,7 +31682,23 @@
           <w:rFonts w:cs="Arial"/>
           <w:szCs w:val="24"/>
         </w:rPr>
-        <w:t xml:space="preserve">A análise do Omie ERP evidencia oportunidades para o desenvolvimento de soluções mais simples e acessíveis, voltadas a pequenos comércios. O sistema proposto pode se diferenciar por meio de: foco exclusivo em controle de estoque, maior simplicidade operacional, interface mais intuitiva, menor curva de aprendizado; </w:t>
+        <w:t xml:space="preserve">A análise do </w:t>
+      </w:r>
+      <w:proofErr w:type="spellStart"/>
+      <w:r>
+        <w:rPr>
+          <w:rFonts w:cs="Arial"/>
+          <w:szCs w:val="24"/>
+        </w:rPr>
+        <w:t>Omie</w:t>
+      </w:r>
+      <w:proofErr w:type="spellEnd"/>
+      <w:r>
+        <w:rPr>
+          <w:rFonts w:cs="Arial"/>
+          <w:szCs w:val="24"/>
+        </w:rPr>
+        <w:t xml:space="preserve"> ERP evidencia oportunidades para o desenvolvimento de soluções mais simples e acessíveis, voltadas a pequenos comércios. O sistema proposto pode se diferenciar por meio de: foco exclusivo em controle de estoque, maior simplicidade operacional, interface mais intuitiva, menor curva de aprendizado; </w:t>
       </w:r>
     </w:p>
     <w:p>
@@ -29123,7 +31742,23 @@
           <w:rFonts w:cs="Arial"/>
           <w:szCs w:val="24"/>
         </w:rPr>
-        <w:t>O Omie ERP é um concorrente relevante no segmento de gestão empresarial, oferecendo ampla integração entre setores e forte automação administrativa. No entanto, sua complexidade pode não atender de forma ideal pequenos comércios com necessidades mais simples.</w:t>
+        <w:t xml:space="preserve">O </w:t>
+      </w:r>
+      <w:proofErr w:type="spellStart"/>
+      <w:r>
+        <w:rPr>
+          <w:rFonts w:cs="Arial"/>
+          <w:szCs w:val="24"/>
+        </w:rPr>
+        <w:t>Omie</w:t>
+      </w:r>
+      <w:proofErr w:type="spellEnd"/>
+      <w:r>
+        <w:rPr>
+          <w:rFonts w:cs="Arial"/>
+          <w:szCs w:val="24"/>
+        </w:rPr>
+        <w:t xml:space="preserve"> ERP é um concorrente relevante no segmento de gestão empresarial, oferecendo ampla integração entre setores e forte automação administrativa. No entanto, sua complexidade pode não atender de forma ideal pequenos comércios com necessidades mais simples.</w:t>
       </w:r>
     </w:p>
     <w:p>
@@ -29150,7 +31785,15 @@
         <w:jc w:val="both"/>
       </w:pPr>
       <w:r>
-        <w:t>2.6.1.4 - Olist Tiny ERP</w:t>
+        <w:t xml:space="preserve">2.6.1.4 - Olist </w:t>
+      </w:r>
+      <w:proofErr w:type="spellStart"/>
+      <w:r>
+        <w:t>Tiny</w:t>
+      </w:r>
+      <w:proofErr w:type="spellEnd"/>
+      <w:r>
+        <w:t xml:space="preserve"> ERP</w:t>
       </w:r>
     </w:p>
     <w:p>
@@ -29176,7 +31819,39 @@
           <w:rFonts w:cs="Arial"/>
           <w:szCs w:val="24"/>
         </w:rPr>
-        <w:t xml:space="preserve">O Olist Tiny ERP é um sistema de gestão empresarial desenvolvido pela Olist, empresa brasileira voltada para soluções de comércio eletrônico e automação de vendas. O sistema, anteriormente conhecido como Tiny ERP, foi incorporado ao ecossistema da Olist, ampliando sua integração com </w:t>
+        <w:t xml:space="preserve">O Olist </w:t>
+      </w:r>
+      <w:proofErr w:type="spellStart"/>
+      <w:r>
+        <w:rPr>
+          <w:rFonts w:cs="Arial"/>
+          <w:szCs w:val="24"/>
+        </w:rPr>
+        <w:t>Tiny</w:t>
+      </w:r>
+      <w:proofErr w:type="spellEnd"/>
+      <w:r>
+        <w:rPr>
+          <w:rFonts w:cs="Arial"/>
+          <w:szCs w:val="24"/>
+        </w:rPr>
+        <w:t xml:space="preserve"> ERP é um sistema de gestão empresarial desenvolvido pela Olist, empresa brasileira voltada para soluções de comércio eletrônico e automação de vendas. O sistema, anteriormente conhecido como </w:t>
+      </w:r>
+      <w:proofErr w:type="spellStart"/>
+      <w:r>
+        <w:rPr>
+          <w:rFonts w:cs="Arial"/>
+          <w:szCs w:val="24"/>
+        </w:rPr>
+        <w:t>Tiny</w:t>
+      </w:r>
+      <w:proofErr w:type="spellEnd"/>
+      <w:r>
+        <w:rPr>
+          <w:rFonts w:cs="Arial"/>
+          <w:szCs w:val="24"/>
+        </w:rPr>
+        <w:t xml:space="preserve"> ERP, foi incorporado ao ecossistema da Olist, ampliando sua integração com </w:t>
       </w:r>
       <w:r>
         <w:rPr>
@@ -29264,7 +31939,23 @@
           <w:rFonts w:cs="Arial"/>
           <w:szCs w:val="24"/>
         </w:rPr>
-        <w:t xml:space="preserve">O Olist Tiny ERP funciona como uma plataforma de gestão </w:t>
+        <w:t xml:space="preserve">O Olist </w:t>
+      </w:r>
+      <w:proofErr w:type="spellStart"/>
+      <w:r>
+        <w:rPr>
+          <w:rFonts w:cs="Arial"/>
+          <w:szCs w:val="24"/>
+        </w:rPr>
+        <w:t>Tiny</w:t>
+      </w:r>
+      <w:proofErr w:type="spellEnd"/>
+      <w:r>
+        <w:rPr>
+          <w:rFonts w:cs="Arial"/>
+          <w:szCs w:val="24"/>
+        </w:rPr>
+        <w:t xml:space="preserve"> ERP funciona como uma plataforma de gestão </w:t>
       </w:r>
       <w:r>
         <w:rPr>
@@ -29365,15 +32056,9 @@
           <w:iCs/>
           <w:szCs w:val="24"/>
         </w:rPr>
-        <w:t>e-commerces</w:t>
-      </w:r>
-      <w:r>
-        <w:rPr>
-          <w:rFonts w:cs="Arial"/>
-          <w:szCs w:val="24"/>
-        </w:rPr>
-        <w:t xml:space="preserve">, varejo digital e empresas que realizam vendas em múltiplos canais </w:t>
-      </w:r>
+        <w:t>e-</w:t>
+      </w:r>
+      <w:proofErr w:type="spellStart"/>
       <w:r>
         <w:rPr>
           <w:rFonts w:cs="Arial"/>
@@ -29381,40 +32066,15 @@
           <w:iCs/>
           <w:szCs w:val="24"/>
         </w:rPr>
-        <w:t>online</w:t>
-      </w:r>
-      <w:r>
-        <w:rPr>
-          <w:rFonts w:cs="Arial"/>
-          <w:szCs w:val="24"/>
-        </w:rPr>
-        <w:t>.</w:t>
-      </w:r>
-    </w:p>
-    <w:p>
-      <w:pPr>
-        <w:pStyle w:val="TextoTCC"/>
-        <w:spacing w:after="120" w:line="360" w:lineRule="auto"/>
-        <w:ind w:firstLine="709"/>
-        <w:rPr>
-          <w:rFonts w:cs="Arial"/>
-          <w:szCs w:val="24"/>
-        </w:rPr>
-      </w:pPr>
-      <w:r>
-        <w:rPr>
-          <w:rStyle w:val="Forte"/>
-          <w:rFonts w:cs="Arial"/>
-          <w:szCs w:val="24"/>
-        </w:rPr>
-        <w:t xml:space="preserve">Funcionalidades principais: </w:t>
-      </w:r>
-      <w:r>
-        <w:rPr>
-          <w:rFonts w:cs="Arial"/>
-          <w:szCs w:val="24"/>
-        </w:rPr>
-        <w:t xml:space="preserve">controle de estoque, emissão de notas fiscais, gestão de vendas, integração com </w:t>
+        <w:t>commerces</w:t>
+      </w:r>
+      <w:proofErr w:type="spellEnd"/>
+      <w:r>
+        <w:rPr>
+          <w:rFonts w:cs="Arial"/>
+          <w:szCs w:val="24"/>
+        </w:rPr>
+        <w:t xml:space="preserve">, varejo digital e empresas que realizam vendas em múltiplos canais </w:t>
       </w:r>
       <w:r>
         <w:rPr>
@@ -29423,14 +32083,14 @@
           <w:iCs/>
           <w:szCs w:val="24"/>
         </w:rPr>
-        <w:t>marketplaces</w:t>
-      </w:r>
-      <w:r>
-        <w:rPr>
-          <w:rFonts w:cs="Arial"/>
-          <w:szCs w:val="24"/>
-        </w:rPr>
-        <w:t>, integração com lojas virtuais, controle financeiro, automação de pedidos, cadastro de produtos, gestão logística, emissão de etiquetas, integração com transportadoras, relatórios gerenciais, sincronização automática de estoque, controle de pedidos.</w:t>
+        <w:t>online</w:t>
+      </w:r>
+      <w:r>
+        <w:rPr>
+          <w:rFonts w:cs="Arial"/>
+          <w:szCs w:val="24"/>
+        </w:rPr>
+        <w:t>.</w:t>
       </w:r>
     </w:p>
     <w:p>
@@ -29449,14 +32109,14 @@
           <w:rFonts w:cs="Arial"/>
           <w:szCs w:val="24"/>
         </w:rPr>
-        <w:t xml:space="preserve">Diferenciais: </w:t>
-      </w:r>
-      <w:r>
-        <w:rPr>
-          <w:rFonts w:cs="Arial"/>
-          <w:szCs w:val="24"/>
-        </w:rPr>
-        <w:t xml:space="preserve">O principal diferencial do Olist Tiny ERP é sua forte integração com </w:t>
+        <w:t xml:space="preserve">Funcionalidades principais: </w:t>
+      </w:r>
+      <w:r>
+        <w:rPr>
+          <w:rFonts w:cs="Arial"/>
+          <w:szCs w:val="24"/>
+        </w:rPr>
+        <w:t xml:space="preserve">controle de estoque, emissão de notas fiscais, gestão de vendas, integração com </w:t>
       </w:r>
       <w:r>
         <w:rPr>
@@ -29472,7 +32132,49 @@
           <w:rFonts w:cs="Arial"/>
           <w:szCs w:val="24"/>
         </w:rPr>
-        <w:t xml:space="preserve"> e plataformas de </w:t>
+        <w:t>, integração com lojas virtuais, controle financeiro, automação de pedidos, cadastro de produtos, gestão logística, emissão de etiquetas, integração com transportadoras, relatórios gerenciais, sincronização automática de estoque, controle de pedidos.</w:t>
+      </w:r>
+    </w:p>
+    <w:p>
+      <w:pPr>
+        <w:pStyle w:val="TextoTCC"/>
+        <w:spacing w:after="120" w:line="360" w:lineRule="auto"/>
+        <w:ind w:firstLine="709"/>
+        <w:rPr>
+          <w:rFonts w:cs="Arial"/>
+          <w:szCs w:val="24"/>
+        </w:rPr>
+      </w:pPr>
+      <w:r>
+        <w:rPr>
+          <w:rStyle w:val="Forte"/>
+          <w:rFonts w:cs="Arial"/>
+          <w:szCs w:val="24"/>
+        </w:rPr>
+        <w:t xml:space="preserve">Diferenciais: </w:t>
+      </w:r>
+      <w:r>
+        <w:rPr>
+          <w:rFonts w:cs="Arial"/>
+          <w:szCs w:val="24"/>
+        </w:rPr>
+        <w:t xml:space="preserve">O principal diferencial do Olist </w:t>
+      </w:r>
+      <w:proofErr w:type="spellStart"/>
+      <w:r>
+        <w:rPr>
+          <w:rFonts w:cs="Arial"/>
+          <w:szCs w:val="24"/>
+        </w:rPr>
+        <w:t>Tiny</w:t>
+      </w:r>
+      <w:proofErr w:type="spellEnd"/>
+      <w:r>
+        <w:rPr>
+          <w:rFonts w:cs="Arial"/>
+          <w:szCs w:val="24"/>
+        </w:rPr>
+        <w:t xml:space="preserve"> ERP é sua forte integração com </w:t>
       </w:r>
       <w:r>
         <w:rPr>
@@ -29481,14 +32183,14 @@
           <w:iCs/>
           <w:szCs w:val="24"/>
         </w:rPr>
-        <w:t>e-commerce</w:t>
-      </w:r>
-      <w:r>
-        <w:rPr>
-          <w:rFonts w:cs="Arial"/>
-          <w:szCs w:val="24"/>
-        </w:rPr>
-        <w:t xml:space="preserve">, permitindo centralização das operações de vendas </w:t>
+        <w:t>marketplaces</w:t>
+      </w:r>
+      <w:r>
+        <w:rPr>
+          <w:rFonts w:cs="Arial"/>
+          <w:szCs w:val="24"/>
+        </w:rPr>
+        <w:t xml:space="preserve"> e plataformas de </w:t>
       </w:r>
       <w:r>
         <w:rPr>
@@ -29497,40 +32199,14 @@
           <w:iCs/>
           <w:szCs w:val="24"/>
         </w:rPr>
-        <w:t>online</w:t>
-      </w:r>
-      <w:r>
-        <w:rPr>
-          <w:rFonts w:cs="Arial"/>
-          <w:szCs w:val="24"/>
-        </w:rPr>
-        <w:t>. Destaca-se também a automação de processos de pedidos, estoque e logística, com sincronização em tempo real entre canais de venda.</w:t>
-      </w:r>
-    </w:p>
-    <w:p>
-      <w:pPr>
-        <w:pStyle w:val="TextoTCC"/>
-        <w:spacing w:after="120" w:line="360" w:lineRule="auto"/>
-        <w:ind w:firstLine="709"/>
-        <w:rPr>
-          <w:rFonts w:cs="Arial"/>
-          <w:szCs w:val="24"/>
-        </w:rPr>
-      </w:pPr>
-      <w:r>
-        <w:rPr>
-          <w:rStyle w:val="Forte"/>
-          <w:rFonts w:cs="Arial"/>
-          <w:szCs w:val="24"/>
-        </w:rPr>
-        <w:t xml:space="preserve">Vantagens: </w:t>
-      </w:r>
-      <w:r>
-        <w:rPr>
-          <w:rFonts w:cs="Arial"/>
-          <w:szCs w:val="24"/>
-        </w:rPr>
-        <w:t xml:space="preserve">integração com </w:t>
+        <w:t>e-commerce</w:t>
+      </w:r>
+      <w:r>
+        <w:rPr>
+          <w:rFonts w:cs="Arial"/>
+          <w:szCs w:val="24"/>
+        </w:rPr>
+        <w:t xml:space="preserve">, permitindo centralização das operações de vendas </w:t>
       </w:r>
       <w:r>
         <w:rPr>
@@ -29539,14 +32215,40 @@
           <w:iCs/>
           <w:szCs w:val="24"/>
         </w:rPr>
-        <w:t>marketplaces</w:t>
-      </w:r>
-      <w:r>
-        <w:rPr>
-          <w:rFonts w:cs="Arial"/>
-          <w:szCs w:val="24"/>
-        </w:rPr>
-        <w:t xml:space="preserve">, automação de processos, funcionamento em nuvem, sincronização automática de estoque, centralização de pedidos, emissão fiscal integrada, integração logística, facilidade para </w:t>
+        <w:t>online</w:t>
+      </w:r>
+      <w:r>
+        <w:rPr>
+          <w:rFonts w:cs="Arial"/>
+          <w:szCs w:val="24"/>
+        </w:rPr>
+        <w:t>. Destaca-se também a automação de processos de pedidos, estoque e logística, com sincronização em tempo real entre canais de venda.</w:t>
+      </w:r>
+    </w:p>
+    <w:p>
+      <w:pPr>
+        <w:pStyle w:val="TextoTCC"/>
+        <w:spacing w:after="120" w:line="360" w:lineRule="auto"/>
+        <w:ind w:firstLine="709"/>
+        <w:rPr>
+          <w:rFonts w:cs="Arial"/>
+          <w:szCs w:val="24"/>
+        </w:rPr>
+      </w:pPr>
+      <w:r>
+        <w:rPr>
+          <w:rStyle w:val="Forte"/>
+          <w:rFonts w:cs="Arial"/>
+          <w:szCs w:val="24"/>
+        </w:rPr>
+        <w:t xml:space="preserve">Vantagens: </w:t>
+      </w:r>
+      <w:r>
+        <w:rPr>
+          <w:rFonts w:cs="Arial"/>
+          <w:szCs w:val="24"/>
+        </w:rPr>
+        <w:t xml:space="preserve">integração com </w:t>
       </w:r>
       <w:r>
         <w:rPr>
@@ -29555,14 +32257,14 @@
           <w:iCs/>
           <w:szCs w:val="24"/>
         </w:rPr>
-        <w:t>e-commerce</w:t>
-      </w:r>
-      <w:r>
-        <w:rPr>
-          <w:rFonts w:cs="Arial"/>
-          <w:szCs w:val="24"/>
-        </w:rPr>
-        <w:t>,</w:t>
+        <w:t>marketplaces</w:t>
+      </w:r>
+      <w:r>
+        <w:rPr>
+          <w:rFonts w:cs="Arial"/>
+          <w:szCs w:val="24"/>
+        </w:rPr>
+        <w:t xml:space="preserve">, automação de processos, funcionamento em nuvem, sincronização automática de estoque, centralização de pedidos, emissão fiscal integrada, integração logística, facilidade para </w:t>
       </w:r>
       <w:r>
         <w:rPr>
@@ -29571,40 +32273,14 @@
           <w:iCs/>
           <w:szCs w:val="24"/>
         </w:rPr>
-        <w:t xml:space="preserve"> </w:t>
-      </w:r>
-      <w:r>
-        <w:rPr>
-          <w:rFonts w:cs="Arial"/>
-          <w:szCs w:val="24"/>
-        </w:rPr>
-        <w:t>atualização em tempo real.</w:t>
-      </w:r>
-    </w:p>
-    <w:p>
-      <w:pPr>
-        <w:pStyle w:val="TextoTCC"/>
-        <w:spacing w:after="120" w:line="360" w:lineRule="auto"/>
-        <w:ind w:firstLine="709"/>
-        <w:rPr>
-          <w:rFonts w:cs="Arial"/>
-          <w:szCs w:val="24"/>
-        </w:rPr>
-      </w:pPr>
-      <w:r>
-        <w:rPr>
-          <w:rStyle w:val="Forte"/>
-          <w:rFonts w:cs="Arial"/>
-          <w:szCs w:val="24"/>
-        </w:rPr>
-        <w:t xml:space="preserve">Desvantagens:  </w:t>
-      </w:r>
-      <w:r>
-        <w:rPr>
-          <w:rFonts w:cs="Arial"/>
-          <w:szCs w:val="24"/>
-        </w:rPr>
-        <w:t xml:space="preserve">foco principal em vendas </w:t>
+        <w:t>e-commerce</w:t>
+      </w:r>
+      <w:r>
+        <w:rPr>
+          <w:rFonts w:cs="Arial"/>
+          <w:szCs w:val="24"/>
+        </w:rPr>
+        <w:t>,</w:t>
       </w:r>
       <w:r>
         <w:rPr>
@@ -29613,14 +32289,40 @@
           <w:iCs/>
           <w:szCs w:val="24"/>
         </w:rPr>
-        <w:t>online</w:t>
-      </w:r>
-      <w:r>
-        <w:rPr>
-          <w:rFonts w:cs="Arial"/>
-          <w:szCs w:val="24"/>
-        </w:rPr>
-        <w:t xml:space="preserve">, dependência constante de </w:t>
+        <w:t xml:space="preserve"> </w:t>
+      </w:r>
+      <w:r>
+        <w:rPr>
+          <w:rFonts w:cs="Arial"/>
+          <w:szCs w:val="24"/>
+        </w:rPr>
+        <w:t>atualização em tempo real.</w:t>
+      </w:r>
+    </w:p>
+    <w:p>
+      <w:pPr>
+        <w:pStyle w:val="TextoTCC"/>
+        <w:spacing w:after="120" w:line="360" w:lineRule="auto"/>
+        <w:ind w:firstLine="709"/>
+        <w:rPr>
+          <w:rFonts w:cs="Arial"/>
+          <w:szCs w:val="24"/>
+        </w:rPr>
+      </w:pPr>
+      <w:r>
+        <w:rPr>
+          <w:rStyle w:val="Forte"/>
+          <w:rFonts w:cs="Arial"/>
+          <w:szCs w:val="24"/>
+        </w:rPr>
+        <w:t xml:space="preserve">Desvantagens:  </w:t>
+      </w:r>
+      <w:r>
+        <w:rPr>
+          <w:rFonts w:cs="Arial"/>
+          <w:szCs w:val="24"/>
+        </w:rPr>
+        <w:t xml:space="preserve">foco principal em vendas </w:t>
       </w:r>
       <w:r>
         <w:rPr>
@@ -29629,6 +32331,22 @@
           <w:iCs/>
           <w:szCs w:val="24"/>
         </w:rPr>
+        <w:t>online</w:t>
+      </w:r>
+      <w:r>
+        <w:rPr>
+          <w:rFonts w:cs="Arial"/>
+          <w:szCs w:val="24"/>
+        </w:rPr>
+        <w:t xml:space="preserve">, dependência constante de </w:t>
+      </w:r>
+      <w:r>
+        <w:rPr>
+          <w:rFonts w:cs="Arial"/>
+          <w:i/>
+          <w:iCs/>
+          <w:szCs w:val="24"/>
+        </w:rPr>
         <w:t>internet</w:t>
       </w:r>
       <w:r>
@@ -29662,7 +32380,23 @@
           <w:rFonts w:cs="Arial"/>
           <w:szCs w:val="24"/>
         </w:rPr>
-        <w:t xml:space="preserve">O Olist Tiny ERP trabalha com modelo de assinatura mensal, variando conforme funcionalidades, usuários e integrações contratadas. Os planos identificados variam aproximadamente entre: R$ 39,90/mês, R$ 89,90/mês, valores superiores em planos empresariais mais completos. </w:t>
+        <w:t xml:space="preserve">O Olist </w:t>
+      </w:r>
+      <w:proofErr w:type="spellStart"/>
+      <w:r>
+        <w:rPr>
+          <w:rFonts w:cs="Arial"/>
+          <w:szCs w:val="24"/>
+        </w:rPr>
+        <w:t>Tiny</w:t>
+      </w:r>
+      <w:proofErr w:type="spellEnd"/>
+      <w:r>
+        <w:rPr>
+          <w:rFonts w:cs="Arial"/>
+          <w:szCs w:val="24"/>
+        </w:rPr>
+        <w:t xml:space="preserve"> ERP trabalha com modelo de assinatura mensal, variando conforme funcionalidades, usuários e integrações contratadas. Os planos identificados variam aproximadamente entre: R$ 39,90/mês, R$ 89,90/mês, valores superiores em planos empresariais mais completos. </w:t>
       </w:r>
     </w:p>
     <w:p>
@@ -29707,7 +32441,23 @@
           <w:rFonts w:cs="Arial"/>
           <w:szCs w:val="24"/>
         </w:rPr>
-        <w:t>A análise do Olist Tiny ERP evidencia oportunidades para o desenvolvimento de soluções mais simples e acessíveis. O sistema proposto pode se diferenciar por meio de: maior simplicidade operacional, foco exclusivo em controle de estoque, interface mais intuitiva, menor curva de aprendizado, adaptação para pequenos comércios locais, menor dependência de integrações complexas, implantação mais rápida, treinamento simplificado.</w:t>
+        <w:t xml:space="preserve">A análise do Olist </w:t>
+      </w:r>
+      <w:proofErr w:type="spellStart"/>
+      <w:r>
+        <w:rPr>
+          <w:rFonts w:cs="Arial"/>
+          <w:szCs w:val="24"/>
+        </w:rPr>
+        <w:t>Tiny</w:t>
+      </w:r>
+      <w:proofErr w:type="spellEnd"/>
+      <w:r>
+        <w:rPr>
+          <w:rFonts w:cs="Arial"/>
+          <w:szCs w:val="24"/>
+        </w:rPr>
+        <w:t xml:space="preserve"> ERP evidencia oportunidades para o desenvolvimento de soluções mais simples e acessíveis. O sistema proposto pode se diferenciar por meio de: maior simplicidade operacional, foco exclusivo em controle de estoque, interface mais intuitiva, menor curva de aprendizado, adaptação para pequenos comércios locais, menor dependência de integrações complexas, implantação mais rápida, treinamento simplificado.</w:t>
       </w:r>
     </w:p>
     <w:p>
@@ -29733,7 +32483,23 @@
           <w:rFonts w:cs="Arial"/>
           <w:szCs w:val="24"/>
         </w:rPr>
-        <w:t xml:space="preserve">O Olist Tiny ERP é um concorrente relevante no segmento de gestão empresarial e controle de estoque, especialmente voltado ao comércio eletrônico e </w:t>
+        <w:t xml:space="preserve">O Olist </w:t>
+      </w:r>
+      <w:proofErr w:type="spellStart"/>
+      <w:r>
+        <w:rPr>
+          <w:rFonts w:cs="Arial"/>
+          <w:szCs w:val="24"/>
+        </w:rPr>
+        <w:t>Tiny</w:t>
+      </w:r>
+      <w:proofErr w:type="spellEnd"/>
+      <w:r>
+        <w:rPr>
+          <w:rFonts w:cs="Arial"/>
+          <w:szCs w:val="24"/>
+        </w:rPr>
+        <w:t xml:space="preserve"> ERP é um concorrente relevante no segmento de gestão empresarial e controle de estoque, especialmente voltado ao comércio eletrônico e </w:t>
       </w:r>
       <w:r>
         <w:rPr>
@@ -31308,8 +34074,13 @@
         <w:jc w:val="both"/>
       </w:pPr>
       <w:r>
-        <w:t>2.6.2.2 - Google Sheets</w:t>
-      </w:r>
+        <w:t xml:space="preserve">2.6.2.2 - Google </w:t>
+      </w:r>
+      <w:proofErr w:type="spellStart"/>
+      <w:r>
+        <w:t>Sheets</w:t>
+      </w:r>
+      <w:proofErr w:type="spellEnd"/>
     </w:p>
     <w:p>
       <w:pPr>
@@ -31335,7 +34106,39 @@
           <w:rFonts w:cs="Arial"/>
           <w:szCs w:val="24"/>
         </w:rPr>
-        <w:t xml:space="preserve"> O Google Sheets é uma ferramenta de planilhas eletrônicas desenvolvida pela Google, integrada ao pacote Google Workspace. A plataforma permite criação, edição e compartilhamento de planilhas em ambiente </w:t>
+        <w:t xml:space="preserve"> O Google </w:t>
+      </w:r>
+      <w:proofErr w:type="spellStart"/>
+      <w:r>
+        <w:rPr>
+          <w:rFonts w:cs="Arial"/>
+          <w:szCs w:val="24"/>
+        </w:rPr>
+        <w:t>Sheets</w:t>
+      </w:r>
+      <w:proofErr w:type="spellEnd"/>
+      <w:r>
+        <w:rPr>
+          <w:rFonts w:cs="Arial"/>
+          <w:szCs w:val="24"/>
+        </w:rPr>
+        <w:t xml:space="preserve"> é uma ferramenta de planilhas eletrônicas desenvolvida pela Google, integrada ao pacote Google </w:t>
+      </w:r>
+      <w:proofErr w:type="spellStart"/>
+      <w:r>
+        <w:rPr>
+          <w:rFonts w:cs="Arial"/>
+          <w:szCs w:val="24"/>
+        </w:rPr>
+        <w:t>Workspace</w:t>
+      </w:r>
+      <w:proofErr w:type="spellEnd"/>
+      <w:r>
+        <w:rPr>
+          <w:rFonts w:cs="Arial"/>
+          <w:szCs w:val="24"/>
+        </w:rPr>
+        <w:t xml:space="preserve">. A plataforma permite criação, edição e compartilhamento de planilhas em ambiente </w:t>
       </w:r>
       <w:commentRangeStart w:id="33"/>
       <w:r>
@@ -31380,7 +34183,23 @@
           <w:rFonts w:cs="Arial"/>
           <w:szCs w:val="24"/>
         </w:rPr>
-        <w:t>No contexto empresarial, o Google Sheets é frequentemente utilizado por pequenas empresas para controle financeiro, organização de informações e gerenciamento simplificado de estoque.</w:t>
+        <w:t xml:space="preserve">No contexto empresarial, o Google </w:t>
+      </w:r>
+      <w:proofErr w:type="spellStart"/>
+      <w:r>
+        <w:rPr>
+          <w:rFonts w:cs="Arial"/>
+          <w:szCs w:val="24"/>
+        </w:rPr>
+        <w:t>Sheets</w:t>
+      </w:r>
+      <w:proofErr w:type="spellEnd"/>
+      <w:r>
+        <w:rPr>
+          <w:rFonts w:cs="Arial"/>
+          <w:szCs w:val="24"/>
+        </w:rPr>
+        <w:t xml:space="preserve"> é frequentemente utilizado por pequenas empresas para controle financeiro, organização de informações e gerenciamento simplificado de estoque.</w:t>
       </w:r>
     </w:p>
     <w:p>
@@ -31407,7 +34226,23 @@
           <w:rFonts w:cs="Arial"/>
           <w:szCs w:val="24"/>
         </w:rPr>
-        <w:t xml:space="preserve"> No controle de estoque, o Google Sheets funciona por meio de planilhas </w:t>
+        <w:t xml:space="preserve"> No controle de estoque, o Google </w:t>
+      </w:r>
+      <w:proofErr w:type="spellStart"/>
+      <w:r>
+        <w:rPr>
+          <w:rFonts w:cs="Arial"/>
+          <w:szCs w:val="24"/>
+        </w:rPr>
+        <w:t>Sheets</w:t>
+      </w:r>
+      <w:proofErr w:type="spellEnd"/>
+      <w:r>
+        <w:rPr>
+          <w:rFonts w:cs="Arial"/>
+          <w:szCs w:val="24"/>
+        </w:rPr>
+        <w:t xml:space="preserve"> funciona por meio de planilhas </w:t>
       </w:r>
       <w:commentRangeStart w:id="34"/>
       <w:r>
@@ -31461,7 +34296,23 @@
           <w:rFonts w:cs="Arial"/>
           <w:szCs w:val="24"/>
         </w:rPr>
-        <w:t xml:space="preserve"> Muitas pequenas empresas utilizam o Google Sheets devido à facilidade de acesso, gratuidade em versões básicas e possibilidade de utilização </w:t>
+        <w:t xml:space="preserve"> Muitas pequenas empresas utilizam o Google </w:t>
+      </w:r>
+      <w:proofErr w:type="spellStart"/>
+      <w:r>
+        <w:rPr>
+          <w:rFonts w:cs="Arial"/>
+          <w:szCs w:val="24"/>
+        </w:rPr>
+        <w:t>Sheets</w:t>
+      </w:r>
+      <w:proofErr w:type="spellEnd"/>
+      <w:r>
+        <w:rPr>
+          <w:rFonts w:cs="Arial"/>
+          <w:szCs w:val="24"/>
+        </w:rPr>
+        <w:t xml:space="preserve"> devido à facilidade de acesso, gratuidade em versões básicas e possibilidade de utilização </w:t>
       </w:r>
       <w:commentRangeStart w:id="35"/>
       <w:r>
@@ -31523,7 +34374,23 @@
           <w:rFonts w:cs="Arial"/>
           <w:szCs w:val="24"/>
         </w:rPr>
-        <w:t xml:space="preserve"> As principais vantagens identificadas no uso do Google Sheets para controle de estoque foram:</w:t>
+        <w:t xml:space="preserve"> As principais vantagens identificadas no uso do Google </w:t>
+      </w:r>
+      <w:proofErr w:type="spellStart"/>
+      <w:r>
+        <w:rPr>
+          <w:rFonts w:cs="Arial"/>
+          <w:szCs w:val="24"/>
+        </w:rPr>
+        <w:t>Sheets</w:t>
+      </w:r>
+      <w:proofErr w:type="spellEnd"/>
+      <w:r>
+        <w:rPr>
+          <w:rFonts w:cs="Arial"/>
+          <w:szCs w:val="24"/>
+        </w:rPr>
+        <w:t xml:space="preserve"> para controle de estoque foram:</w:t>
       </w:r>
     </w:p>
     <w:p>
@@ -31822,7 +34689,23 @@
           <w:rFonts w:cs="Arial"/>
           <w:szCs w:val="24"/>
         </w:rPr>
-        <w:t xml:space="preserve"> Apesar das vantagens, foram identificadas importantes limitações operacionais no uso do Google Sheets como ferramenta de controle de estoque:</w:t>
+        <w:t xml:space="preserve"> Apesar das vantagens, foram identificadas importantes limitações operacionais no uso do Google </w:t>
+      </w:r>
+      <w:proofErr w:type="spellStart"/>
+      <w:r>
+        <w:rPr>
+          <w:rFonts w:cs="Arial"/>
+          <w:szCs w:val="24"/>
+        </w:rPr>
+        <w:t>Sheets</w:t>
+      </w:r>
+      <w:proofErr w:type="spellEnd"/>
+      <w:r>
+        <w:rPr>
+          <w:rFonts w:cs="Arial"/>
+          <w:szCs w:val="24"/>
+        </w:rPr>
+        <w:t xml:space="preserve"> como ferramenta de controle de estoque:</w:t>
       </w:r>
     </w:p>
     <w:p>
@@ -32114,7 +34997,23 @@
           <w:rFonts w:cs="Arial"/>
           <w:szCs w:val="24"/>
         </w:rPr>
-        <w:t xml:space="preserve"> O uso do Google Sheets como principal ferramenta de controle de estoque pode gerar riscos operacionais, como:</w:t>
+        <w:t xml:space="preserve"> O uso do Google </w:t>
+      </w:r>
+      <w:proofErr w:type="spellStart"/>
+      <w:r>
+        <w:rPr>
+          <w:rFonts w:cs="Arial"/>
+          <w:szCs w:val="24"/>
+        </w:rPr>
+        <w:t>Sheets</w:t>
+      </w:r>
+      <w:proofErr w:type="spellEnd"/>
+      <w:r>
+        <w:rPr>
+          <w:rFonts w:cs="Arial"/>
+          <w:szCs w:val="24"/>
+        </w:rPr>
+        <w:t xml:space="preserve"> como principal ferramenta de controle de estoque pode gerar riscos operacionais, como:</w:t>
       </w:r>
     </w:p>
     <w:p>
@@ -32359,7 +35258,23 @@
           <w:rFonts w:cs="Arial"/>
           <w:szCs w:val="24"/>
         </w:rPr>
-        <w:t xml:space="preserve"> Mesmo apresentando limitações operacionais, muitas empresas continuam utilizando o Google Sheets devido a fatores como:</w:t>
+        <w:t xml:space="preserve"> Mesmo apresentando limitações operacionais, muitas empresas continuam utilizando o Google </w:t>
+      </w:r>
+      <w:proofErr w:type="spellStart"/>
+      <w:r>
+        <w:rPr>
+          <w:rFonts w:cs="Arial"/>
+          <w:szCs w:val="24"/>
+        </w:rPr>
+        <w:t>Sheets</w:t>
+      </w:r>
+      <w:proofErr w:type="spellEnd"/>
+      <w:r>
+        <w:rPr>
+          <w:rFonts w:cs="Arial"/>
+          <w:szCs w:val="24"/>
+        </w:rPr>
+        <w:t xml:space="preserve"> devido a fatores como:</w:t>
       </w:r>
     </w:p>
     <w:p>
@@ -32586,7 +35501,23 @@
           <w:rFonts w:cs="Arial"/>
           <w:szCs w:val="24"/>
         </w:rPr>
-        <w:t xml:space="preserve"> A análise do Google Sheets permitiu identificar oportunidades importantes para o desenvolvimento do sistema proposto neste projeto. Enquanto a ferramenta oferece simplicidade e colaboração </w:t>
+        <w:t xml:space="preserve"> A análise do Google </w:t>
+      </w:r>
+      <w:proofErr w:type="spellStart"/>
+      <w:r>
+        <w:rPr>
+          <w:rFonts w:cs="Arial"/>
+          <w:szCs w:val="24"/>
+        </w:rPr>
+        <w:t>Sheets</w:t>
+      </w:r>
+      <w:proofErr w:type="spellEnd"/>
+      <w:r>
+        <w:rPr>
+          <w:rFonts w:cs="Arial"/>
+          <w:szCs w:val="24"/>
+        </w:rPr>
+        <w:t xml:space="preserve"> permitiu identificar oportunidades importantes para o desenvolvimento do sistema proposto neste projeto. Enquanto a ferramenta oferece simplicidade e colaboração </w:t>
       </w:r>
       <w:commentRangeStart w:id="38"/>
       <w:r>
@@ -32885,7 +35816,23 @@
           <w:rFonts w:cs="Arial"/>
           <w:szCs w:val="24"/>
         </w:rPr>
-        <w:t xml:space="preserve">Análise competitiva final: O Google Sheets caracteriza-se como um importante concorrente indireto no segmento de controle de estoque, principalmente entre pequenas empresas e negócios que buscam soluções simples e acessíveis para organização operacional. Sua popularidade está relacionada ao baixo custo, facilidade de compartilhamento e utilização em nuvem. Entretanto, a análise realizada demonstra que o uso contínuo de planilhas </w:t>
+        <w:t xml:space="preserve">Análise competitiva final: O Google </w:t>
+      </w:r>
+      <w:proofErr w:type="spellStart"/>
+      <w:r>
+        <w:rPr>
+          <w:rFonts w:cs="Arial"/>
+          <w:szCs w:val="24"/>
+        </w:rPr>
+        <w:t>Sheets</w:t>
+      </w:r>
+      <w:proofErr w:type="spellEnd"/>
+      <w:r>
+        <w:rPr>
+          <w:rFonts w:cs="Arial"/>
+          <w:szCs w:val="24"/>
+        </w:rPr>
+        <w:t xml:space="preserve"> caracteriza-se como um importante concorrente indireto no segmento de controle de estoque, principalmente entre pequenas empresas e negócios que buscam soluções simples e acessíveis para organização operacional. Sua popularidade está relacionada ao baixo custo, facilidade de compartilhamento e utilização em nuvem. Entretanto, a análise realizada demonstra que o uso contínuo de planilhas </w:t>
       </w:r>
       <w:commentRangeStart w:id="40"/>
       <w:r>
@@ -32925,8 +35872,13 @@
         </w:rPr>
       </w:pPr>
       <w:r>
-        <w:t>2.6.2.3 - Notion</w:t>
-      </w:r>
+        <w:t xml:space="preserve">2.6.2.3 - </w:t>
+      </w:r>
+      <w:proofErr w:type="spellStart"/>
+      <w:r>
+        <w:t>Notion</w:t>
+      </w:r>
+      <w:proofErr w:type="spellEnd"/>
     </w:p>
     <w:p>
       <w:pPr>
@@ -32952,7 +35904,71 @@
           <w:rFonts w:cs="Arial"/>
           <w:szCs w:val="24"/>
         </w:rPr>
-        <w:t>: O Notion é uma plataforma digital de organização e produtividade desenvolvida pela Notion Labs. A ferramenta permite criação de páginas, tabelas, bancos de dados, listas e painéis personalizados, sendo amplamente utilizada para organização de informações pessoais e empresariais. Embora não seja um sistema ERP, o Notion pode ser utilizado por pequenas empresas para controle simplificado de estoque, organização de produtos, acompanhamento de pedidos e gestão operacional básica.</w:t>
+        <w:t xml:space="preserve">: O </w:t>
+      </w:r>
+      <w:proofErr w:type="spellStart"/>
+      <w:r>
+        <w:rPr>
+          <w:rFonts w:cs="Arial"/>
+          <w:szCs w:val="24"/>
+        </w:rPr>
+        <w:t>Notion</w:t>
+      </w:r>
+      <w:proofErr w:type="spellEnd"/>
+      <w:r>
+        <w:rPr>
+          <w:rFonts w:cs="Arial"/>
+          <w:szCs w:val="24"/>
+        </w:rPr>
+        <w:t xml:space="preserve"> é uma plataforma digital de organização e produtividade desenvolvida pela </w:t>
+      </w:r>
+      <w:proofErr w:type="spellStart"/>
+      <w:r>
+        <w:rPr>
+          <w:rFonts w:cs="Arial"/>
+          <w:szCs w:val="24"/>
+        </w:rPr>
+        <w:t>Notion</w:t>
+      </w:r>
+      <w:proofErr w:type="spellEnd"/>
+      <w:r>
+        <w:rPr>
+          <w:rFonts w:cs="Arial"/>
+          <w:szCs w:val="24"/>
+        </w:rPr>
+        <w:t xml:space="preserve"> </w:t>
+      </w:r>
+      <w:proofErr w:type="spellStart"/>
+      <w:r>
+        <w:rPr>
+          <w:rFonts w:cs="Arial"/>
+          <w:szCs w:val="24"/>
+        </w:rPr>
+        <w:t>Labs</w:t>
+      </w:r>
+      <w:proofErr w:type="spellEnd"/>
+      <w:r>
+        <w:rPr>
+          <w:rFonts w:cs="Arial"/>
+          <w:szCs w:val="24"/>
+        </w:rPr>
+        <w:t xml:space="preserve">. A ferramenta permite criação de páginas, tabelas, bancos de dados, listas e painéis personalizados, sendo amplamente utilizada para organização de informações pessoais e empresariais. Embora não seja um sistema ERP, o </w:t>
+      </w:r>
+      <w:proofErr w:type="spellStart"/>
+      <w:r>
+        <w:rPr>
+          <w:rFonts w:cs="Arial"/>
+          <w:szCs w:val="24"/>
+        </w:rPr>
+        <w:t>Notion</w:t>
+      </w:r>
+      <w:proofErr w:type="spellEnd"/>
+      <w:r>
+        <w:rPr>
+          <w:rFonts w:cs="Arial"/>
+          <w:szCs w:val="24"/>
+        </w:rPr>
+        <w:t xml:space="preserve"> pode ser utilizado por pequenas empresas para controle simplificado de estoque, organização de produtos, acompanhamento de pedidos e gestão operacional básica.</w:t>
       </w:r>
     </w:p>
     <w:p>
@@ -32979,7 +35995,23 @@
           <w:rFonts w:cs="Arial"/>
           <w:szCs w:val="24"/>
         </w:rPr>
-        <w:t xml:space="preserve"> O Notion funciona por meio de um ambiente </w:t>
+        <w:t xml:space="preserve"> O </w:t>
+      </w:r>
+      <w:proofErr w:type="spellStart"/>
+      <w:r>
+        <w:rPr>
+          <w:rFonts w:cs="Arial"/>
+          <w:szCs w:val="24"/>
+        </w:rPr>
+        <w:t>Notion</w:t>
+      </w:r>
+      <w:proofErr w:type="spellEnd"/>
+      <w:r>
+        <w:rPr>
+          <w:rFonts w:cs="Arial"/>
+          <w:szCs w:val="24"/>
+        </w:rPr>
+        <w:t xml:space="preserve"> funciona por meio de um ambiente </w:t>
       </w:r>
       <w:commentRangeStart w:id="41"/>
       <w:r>
@@ -33041,7 +36073,23 @@
           <w:rFonts w:cs="Arial"/>
           <w:szCs w:val="24"/>
         </w:rPr>
-        <w:t xml:space="preserve"> Muitas pequenas empresas utilizam o Notion devido à sua flexibilidade, facilidade de personalização e simplicidade operacional. Além disso, a plataforma oferece uma interface visual moderna e intuitiva, permitindo organização rápida das informações sem necessidade de sistemas ERP mais complexos. Outro fator relevante é o baixo custo inicial e a possibilidade de adaptação da ferramenta para diferentes tipos de necessidades empresariais.</w:t>
+        <w:t xml:space="preserve"> Muitas pequenas empresas utilizam o </w:t>
+      </w:r>
+      <w:proofErr w:type="spellStart"/>
+      <w:r>
+        <w:rPr>
+          <w:rFonts w:cs="Arial"/>
+          <w:szCs w:val="24"/>
+        </w:rPr>
+        <w:t>Notion</w:t>
+      </w:r>
+      <w:proofErr w:type="spellEnd"/>
+      <w:r>
+        <w:rPr>
+          <w:rFonts w:cs="Arial"/>
+          <w:szCs w:val="24"/>
+        </w:rPr>
+        <w:t xml:space="preserve"> devido à sua flexibilidade, facilidade de personalização e simplicidade operacional. Além disso, a plataforma oferece uma interface visual moderna e intuitiva, permitindo organização rápida das informações sem necessidade de sistemas ERP mais complexos. Outro fator relevante é o baixo custo inicial e a possibilidade de adaptação da ferramenta para diferentes tipos de necessidades empresariais.</w:t>
       </w:r>
     </w:p>
     <w:p>
@@ -33068,7 +36116,23 @@
           <w:rFonts w:cs="Arial"/>
           <w:szCs w:val="24"/>
         </w:rPr>
-        <w:t xml:space="preserve"> As principais vantagens identificadas no uso do Notion para controle operacional e estoque foram:</w:t>
+        <w:t xml:space="preserve"> As principais vantagens identificadas no uso do </w:t>
+      </w:r>
+      <w:proofErr w:type="spellStart"/>
+      <w:r>
+        <w:rPr>
+          <w:rFonts w:cs="Arial"/>
+          <w:szCs w:val="24"/>
+        </w:rPr>
+        <w:t>Notion</w:t>
+      </w:r>
+      <w:proofErr w:type="spellEnd"/>
+      <w:r>
+        <w:rPr>
+          <w:rFonts w:cs="Arial"/>
+          <w:szCs w:val="24"/>
+        </w:rPr>
+        <w:t xml:space="preserve"> para controle operacional e estoque foram:</w:t>
       </w:r>
     </w:p>
     <w:p>
@@ -33367,7 +36431,23 @@
           <w:rFonts w:cs="Arial"/>
           <w:szCs w:val="24"/>
         </w:rPr>
-        <w:t xml:space="preserve"> Apesar das vantagens, foram identificadas importantes limitações no uso do Notion como ferramenta de controle de estoque:</w:t>
+        <w:t xml:space="preserve"> Apesar das vantagens, foram identificadas importantes limitações no uso do </w:t>
+      </w:r>
+      <w:proofErr w:type="spellStart"/>
+      <w:r>
+        <w:rPr>
+          <w:rFonts w:cs="Arial"/>
+          <w:szCs w:val="24"/>
+        </w:rPr>
+        <w:t>Notion</w:t>
+      </w:r>
+      <w:proofErr w:type="spellEnd"/>
+      <w:r>
+        <w:rPr>
+          <w:rFonts w:cs="Arial"/>
+          <w:szCs w:val="24"/>
+        </w:rPr>
+        <w:t xml:space="preserve"> como ferramenta de controle de estoque:</w:t>
       </w:r>
     </w:p>
     <w:p>
@@ -33659,7 +36739,23 @@
           <w:rFonts w:cs="Arial"/>
           <w:szCs w:val="24"/>
         </w:rPr>
-        <w:t xml:space="preserve"> O uso do Notion como principal ferramenta de controle de estoque pode gerar riscos operacionais, como:</w:t>
+        <w:t xml:space="preserve"> O uso do </w:t>
+      </w:r>
+      <w:proofErr w:type="spellStart"/>
+      <w:r>
+        <w:rPr>
+          <w:rFonts w:cs="Arial"/>
+          <w:szCs w:val="24"/>
+        </w:rPr>
+        <w:t>Notion</w:t>
+      </w:r>
+      <w:proofErr w:type="spellEnd"/>
+      <w:r>
+        <w:rPr>
+          <w:rFonts w:cs="Arial"/>
+          <w:szCs w:val="24"/>
+        </w:rPr>
+        <w:t xml:space="preserve"> como principal ferramenta de controle de estoque pode gerar riscos operacionais, como:</w:t>
       </w:r>
     </w:p>
     <w:p>
@@ -33886,7 +36982,23 @@
           <w:rFonts w:cs="Arial"/>
           <w:szCs w:val="24"/>
         </w:rPr>
-        <w:t>: Mesmo apresentando limitações operacionais, muitas empresas continuam utilizando o Notion devido a fatores como:</w:t>
+        <w:t xml:space="preserve">: Mesmo apresentando limitações operacionais, muitas empresas continuam utilizando o </w:t>
+      </w:r>
+      <w:proofErr w:type="spellStart"/>
+      <w:r>
+        <w:rPr>
+          <w:rFonts w:cs="Arial"/>
+          <w:szCs w:val="24"/>
+        </w:rPr>
+        <w:t>Notion</w:t>
+      </w:r>
+      <w:proofErr w:type="spellEnd"/>
+      <w:r>
+        <w:rPr>
+          <w:rFonts w:cs="Arial"/>
+          <w:szCs w:val="24"/>
+        </w:rPr>
+        <w:t xml:space="preserve"> devido a fatores como:</w:t>
       </w:r>
     </w:p>
     <w:p>
@@ -34114,7 +37226,39 @@
           <w:rFonts w:cs="Arial"/>
           <w:szCs w:val="24"/>
         </w:rPr>
-        <w:t xml:space="preserve"> A análise do Notion permitiu identificar oportunidades importantes para o desenvolvimento do sistema proposto neste projeto. Enquanto o Notion oferece organização visual e simplicidade operacional, o sistema proposto poderá agregar:</w:t>
+        <w:t xml:space="preserve"> A análise do </w:t>
+      </w:r>
+      <w:proofErr w:type="spellStart"/>
+      <w:r>
+        <w:rPr>
+          <w:rFonts w:cs="Arial"/>
+          <w:szCs w:val="24"/>
+        </w:rPr>
+        <w:t>Notion</w:t>
+      </w:r>
+      <w:proofErr w:type="spellEnd"/>
+      <w:r>
+        <w:rPr>
+          <w:rFonts w:cs="Arial"/>
+          <w:szCs w:val="24"/>
+        </w:rPr>
+        <w:t xml:space="preserve"> permitiu identificar oportunidades importantes para o desenvolvimento do sistema proposto neste projeto. Enquanto o </w:t>
+      </w:r>
+      <w:proofErr w:type="spellStart"/>
+      <w:r>
+        <w:rPr>
+          <w:rFonts w:cs="Arial"/>
+          <w:szCs w:val="24"/>
+        </w:rPr>
+        <w:t>Notion</w:t>
+      </w:r>
+      <w:proofErr w:type="spellEnd"/>
+      <w:r>
+        <w:rPr>
+          <w:rFonts w:cs="Arial"/>
+          <w:szCs w:val="24"/>
+        </w:rPr>
+        <w:t xml:space="preserve"> oferece organização visual e simplicidade operacional, o sistema proposto poderá agregar:</w:t>
       </w:r>
     </w:p>
     <w:p>
@@ -34394,7 +37538,23 @@
           <w:rFonts w:cs="Arial"/>
           <w:szCs w:val="24"/>
         </w:rPr>
-        <w:t xml:space="preserve"> O Notion caracteriza-se como um concorrente indireto no segmento de organização operacional e controle simplificado de informações empresariais. Sua popularidade está relacionada à facilidade de utilização, flexibilidade e interface visual moderna. Entretanto, a análise realizada demonstra que a plataforma apresenta limitações relevantes quando utilizada como ferramenta principal de controle de estoque, especialmente devido à ausência de automações específicas e funcionalidades próprias de gestão empresarial. Dessa forma, o sistema proposto poderá competir oferecendo simplicidade operacional aliada a recursos especializados de controle de estoque e automação empresarial.</w:t>
+        <w:t xml:space="preserve"> O </w:t>
+      </w:r>
+      <w:proofErr w:type="spellStart"/>
+      <w:r>
+        <w:rPr>
+          <w:rFonts w:cs="Arial"/>
+          <w:szCs w:val="24"/>
+        </w:rPr>
+        <w:t>Notion</w:t>
+      </w:r>
+      <w:proofErr w:type="spellEnd"/>
+      <w:r>
+        <w:rPr>
+          <w:rFonts w:cs="Arial"/>
+          <w:szCs w:val="24"/>
+        </w:rPr>
+        <w:t xml:space="preserve"> caracteriza-se como um concorrente indireto no segmento de organização operacional e controle simplificado de informações empresariais. Sua popularidade está relacionada à facilidade de utilização, flexibilidade e interface visual moderna. Entretanto, a análise realizada demonstra que a plataforma apresenta limitações relevantes quando utilizada como ferramenta principal de controle de estoque, especialmente devido à ausência de automações específicas e funcionalidades próprias de gestão empresarial. Dessa forma, o sistema proposto poderá competir oferecendo simplicidade operacional aliada a recursos especializados de controle de estoque e automação empresarial.</w:t>
       </w:r>
     </w:p>
     <w:p>
@@ -36130,14 +39290,25 @@
           <w:szCs w:val="24"/>
         </w:rPr>
       </w:pPr>
-      <w:r>
-        <w:rPr>
-          <w:rFonts w:cs="Arial"/>
-          <w:b/>
-          <w:bCs/>
-          <w:szCs w:val="24"/>
-        </w:rPr>
-        <w:t>2.7.2.2  - Cláusula 2 - Contratação, Vigência e Condições de Uso</w:t>
+      <w:proofErr w:type="gramStart"/>
+      <w:r>
+        <w:rPr>
+          <w:rFonts w:cs="Arial"/>
+          <w:b/>
+          <w:bCs/>
+          <w:szCs w:val="24"/>
+        </w:rPr>
+        <w:t>2.7.2.2  -</w:t>
+      </w:r>
+      <w:proofErr w:type="gramEnd"/>
+      <w:r>
+        <w:rPr>
+          <w:rFonts w:cs="Arial"/>
+          <w:b/>
+          <w:bCs/>
+          <w:szCs w:val="24"/>
+        </w:rPr>
+        <w:t xml:space="preserve"> Cláusula 2 - Contratação, Vigência e Condições de Uso</w:t>
       </w:r>
     </w:p>
     <w:p>
@@ -37055,7 +40226,23 @@
           <w:rFonts w:cs="Arial"/>
           <w:szCs w:val="24"/>
         </w:rPr>
-        <w:t>É expressamente proibida a reprodução, cópia, modificação, adaptação, engenharia reversa, descompilação, comercialização, sublicenciamento, cessão ou qualquer forma de exploração não autorizada da plataforma ou de seus componentes.</w:t>
+        <w:t xml:space="preserve">É expressamente proibida a reprodução, cópia, modificação, adaptação, engenharia reversa, </w:t>
+      </w:r>
+      <w:proofErr w:type="spellStart"/>
+      <w:r>
+        <w:rPr>
+          <w:rFonts w:cs="Arial"/>
+          <w:szCs w:val="24"/>
+        </w:rPr>
+        <w:t>descompilação</w:t>
+      </w:r>
+      <w:proofErr w:type="spellEnd"/>
+      <w:r>
+        <w:rPr>
+          <w:rFonts w:cs="Arial"/>
+          <w:szCs w:val="24"/>
+        </w:rPr>
+        <w:t>, comercialização, sublicenciamento, cessão ou qualquer forma de exploração não autorizada da plataforma ou de seus componentes.</w:t>
       </w:r>
     </w:p>
     <w:p>
@@ -37738,7 +40925,23 @@
           <w:rFonts w:cs="Arial"/>
           <w:szCs w:val="24"/>
         </w:rPr>
-        <w:t>A licença inclui o acesso às funcionalidades disponibilizadas conforme o plano contratado, incluindo cadastro de produtos, controle de entradas e saídas, gestão de vendas, emissão de relatórios e acompanhamento de indicadores empresariais.</w:t>
+        <w:t xml:space="preserve">A licença </w:t>
+      </w:r>
+      <w:proofErr w:type="spellStart"/>
+      <w:r>
+        <w:rPr>
+          <w:rFonts w:cs="Arial"/>
+          <w:szCs w:val="24"/>
+        </w:rPr>
+        <w:t>inclui</w:t>
+      </w:r>
+      <w:proofErr w:type="spellEnd"/>
+      <w:r>
+        <w:rPr>
+          <w:rFonts w:cs="Arial"/>
+          <w:szCs w:val="24"/>
+        </w:rPr>
+        <w:t xml:space="preserve"> o acesso às funcionalidades disponibilizadas conforme o plano contratado, incluindo cadastro de produtos, controle de entradas e saídas, gestão de vendas, emissão de relatórios e acompanhamento de indicadores empresariais.</w:t>
       </w:r>
     </w:p>
     <w:p>
@@ -38792,7 +41995,23 @@
           <w:rFonts w:cs="Arial"/>
           <w:szCs w:val="24"/>
         </w:rPr>
-        <w:t>Mogi Guaçu/SP, ____ de __________________ de ________.</w:t>
+        <w:t xml:space="preserve">Mogi Guaçu/SP, ____ de __________________ </w:t>
+      </w:r>
+      <w:proofErr w:type="spellStart"/>
+      <w:r>
+        <w:rPr>
+          <w:rFonts w:cs="Arial"/>
+          <w:szCs w:val="24"/>
+        </w:rPr>
+        <w:t>de</w:t>
+      </w:r>
+      <w:proofErr w:type="spellEnd"/>
+      <w:r>
+        <w:rPr>
+          <w:rFonts w:cs="Arial"/>
+          <w:szCs w:val="24"/>
+        </w:rPr>
+        <w:t xml:space="preserve"> ________.</w:t>
       </w:r>
     </w:p>
     <w:p>
@@ -39064,7 +42283,15 @@
         <w:jc w:val="left"/>
       </w:pPr>
       <w:r>
-        <w:t>CLOUDFLARE. D1 documentation. Disponível em: https://developers.cloudflare.com/d1/. Acesso em: 26 ago. 2026.</w:t>
+        <w:t xml:space="preserve">CLOUDFLARE. D1 </w:t>
+      </w:r>
+      <w:proofErr w:type="spellStart"/>
+      <w:r>
+        <w:t>documentation</w:t>
+      </w:r>
+      <w:proofErr w:type="spellEnd"/>
+      <w:r>
+        <w:t>. Disponível em: https://developers.cloudflare.com/d1/. Acesso em: 26 ago. 2026.</w:t>
       </w:r>
     </w:p>
     <w:p>
@@ -39073,7 +42300,15 @@
         <w:jc w:val="left"/>
       </w:pPr>
       <w:r>
-        <w:t>CLOUDFLARE. Workers documentation. Disponível em: https://developers.cloudflare.com/workers/. Acesso em: 26 ago. 2026.</w:t>
+        <w:t xml:space="preserve">CLOUDFLARE. Workers </w:t>
+      </w:r>
+      <w:proofErr w:type="spellStart"/>
+      <w:r>
+        <w:t>documentation</w:t>
+      </w:r>
+      <w:proofErr w:type="spellEnd"/>
+      <w:r>
+        <w:t>. Disponível em: https://developers.cloudflare.com/workers/. Acesso em: 26 ago. 2026.</w:t>
       </w:r>
     </w:p>
     <w:p>
@@ -39082,7 +42317,23 @@
         <w:jc w:val="left"/>
       </w:pPr>
       <w:r>
-        <w:t>DRIZZLE ORM. Drizzle ORM documentation. Disponível em: https://orm.drizzle.team/docs/overview. Acesso em: 26 ago. 2026.</w:t>
+        <w:t xml:space="preserve">DRIZZLE ORM. </w:t>
+      </w:r>
+      <w:proofErr w:type="spellStart"/>
+      <w:r>
+        <w:t>Drizzle</w:t>
+      </w:r>
+      <w:proofErr w:type="spellEnd"/>
+      <w:r>
+        <w:t xml:space="preserve"> ORM </w:t>
+      </w:r>
+      <w:proofErr w:type="spellStart"/>
+      <w:r>
+        <w:t>documentation</w:t>
+      </w:r>
+      <w:proofErr w:type="spellEnd"/>
+      <w:r>
+        <w:t>. Disponível em: https://orm.drizzle.team/docs/overview. Acesso em: 26 ago. 2026.</w:t>
       </w:r>
     </w:p>
     <w:p>
@@ -39091,7 +42342,15 @@
         <w:jc w:val="left"/>
       </w:pPr>
       <w:r>
-        <w:t>EXPRESS. Express documentation. Disponível em: https://expressjs.com/. Acesso em: 26 ago. 2026.</w:t>
+        <w:t xml:space="preserve">EXPRESS. Express </w:t>
+      </w:r>
+      <w:proofErr w:type="spellStart"/>
+      <w:r>
+        <w:t>documentation</w:t>
+      </w:r>
+      <w:proofErr w:type="spellEnd"/>
+      <w:r>
+        <w:t>. Disponível em: https://expressjs.com/. Acesso em: 26 ago. 2026.</w:t>
       </w:r>
     </w:p>
     <w:p>
@@ -39100,7 +42359,23 @@
         <w:jc w:val="left"/>
       </w:pPr>
       <w:r>
-        <w:t>GIT. Git Documentation. Disponível em: https://git-scm.com/doc. Acesso em: 26 ago. 2026.</w:t>
+        <w:t xml:space="preserve">GIT. </w:t>
+      </w:r>
+      <w:proofErr w:type="spellStart"/>
+      <w:r>
+        <w:t>Git</w:t>
+      </w:r>
+      <w:proofErr w:type="spellEnd"/>
+      <w:r>
+        <w:t xml:space="preserve"> </w:t>
+      </w:r>
+      <w:proofErr w:type="spellStart"/>
+      <w:r>
+        <w:t>Documentation</w:t>
+      </w:r>
+      <w:proofErr w:type="spellEnd"/>
+      <w:r>
+        <w:t>. Disponível em: https://git-scm.com/doc. Acesso em: 26 ago. 2026.</w:t>
       </w:r>
     </w:p>
     <w:p>
@@ -39118,7 +42393,15 @@
         <w:jc w:val="left"/>
       </w:pPr>
       <w:r>
-        <w:t>JSON.ORG. Introducing JSON. Disponível em: https://www.json.org/json-en.html. Acesso em: 26 ago. 2026.</w:t>
+        <w:t xml:space="preserve">JSON.ORG. </w:t>
+      </w:r>
+      <w:proofErr w:type="spellStart"/>
+      <w:r>
+        <w:t>Introducing</w:t>
+      </w:r>
+      <w:proofErr w:type="spellEnd"/>
+      <w:r>
+        <w:t xml:space="preserve"> JSON. Disponível em: https://www.json.org/json-en.html. Acesso em: 26 ago. 2026.</w:t>
       </w:r>
     </w:p>
     <w:p>
@@ -39127,7 +42410,15 @@
         <w:jc w:val="left"/>
       </w:pPr>
       <w:r>
-        <w:t>KNEX. Knex.js documentation. Disponível em: https://knexjs.org/. Acesso em: 26 ago. 2026.</w:t>
+        <w:t xml:space="preserve">KNEX. Knex.js </w:t>
+      </w:r>
+      <w:proofErr w:type="spellStart"/>
+      <w:r>
+        <w:t>documentation</w:t>
+      </w:r>
+      <w:proofErr w:type="spellEnd"/>
+      <w:r>
+        <w:t>. Disponível em: https://knexjs.org/. Acesso em: 26 ago. 2026.</w:t>
       </w:r>
     </w:p>
     <w:p>
@@ -39136,7 +42427,15 @@
         <w:jc w:val="left"/>
       </w:pPr>
       <w:r>
-        <w:t>MDN WEB DOCS. Fetch API. Disponível em: https://developer.mozilla.org/en-US/docs/Web/API/Fetch_API. Acesso em: 26 ago. 2026.</w:t>
+        <w:t xml:space="preserve">MDN WEB DOCS. </w:t>
+      </w:r>
+      <w:proofErr w:type="spellStart"/>
+      <w:r>
+        <w:t>Fetch</w:t>
+      </w:r>
+      <w:proofErr w:type="spellEnd"/>
+      <w:r>
+        <w:t xml:space="preserve"> API. Disponível em: https://developer.mozilla.org/en-US/docs/Web/API/Fetch_API. Acesso em: 26 ago. 2026.</w:t>
       </w:r>
     </w:p>
     <w:p>
@@ -39154,7 +42453,15 @@
         <w:jc w:val="left"/>
       </w:pPr>
       <w:r>
-        <w:t>NEXT.JS. Next.js Documentation. Disponível em: https://nextjs.org/docs. Acesso em: 26 ago. 2026.</w:t>
+        <w:t xml:space="preserve">NEXT.JS. Next.js </w:t>
+      </w:r>
+      <w:proofErr w:type="spellStart"/>
+      <w:r>
+        <w:t>Documentation</w:t>
+      </w:r>
+      <w:proofErr w:type="spellEnd"/>
+      <w:r>
+        <w:t>. Disponível em: https://nextjs.org/docs. Acesso em: 26 ago. 2026.</w:t>
       </w:r>
     </w:p>
     <w:p>
@@ -39163,7 +42470,15 @@
         <w:jc w:val="left"/>
       </w:pPr>
       <w:r>
-        <w:t>NODE.JS. Node.js Documentation. Disponível em: https://nodejs.org/docs/latest/api/. Acesso em: 26 ago. 2026.</w:t>
+        <w:t xml:space="preserve">NODE.JS. Node.js </w:t>
+      </w:r>
+      <w:proofErr w:type="spellStart"/>
+      <w:r>
+        <w:t>Documentation</w:t>
+      </w:r>
+      <w:proofErr w:type="spellEnd"/>
+      <w:r>
+        <w:t>. Disponível em: https://nodejs.org/docs/latest/api/. Acesso em: 26 ago. 2026.</w:t>
       </w:r>
     </w:p>
     <w:p>
@@ -39172,7 +42487,23 @@
         <w:jc w:val="left"/>
       </w:pPr>
       <w:r>
-        <w:t>REACT. React Documentation. Disponível em: https://react.dev/. Acesso em: 26 ago. 2026.</w:t>
+        <w:t xml:space="preserve">REACT. </w:t>
+      </w:r>
+      <w:proofErr w:type="spellStart"/>
+      <w:r>
+        <w:t>React</w:t>
+      </w:r>
+      <w:proofErr w:type="spellEnd"/>
+      <w:r>
+        <w:t xml:space="preserve"> </w:t>
+      </w:r>
+      <w:proofErr w:type="spellStart"/>
+      <w:r>
+        <w:t>Documentation</w:t>
+      </w:r>
+      <w:proofErr w:type="spellEnd"/>
+      <w:r>
+        <w:t>. Disponível em: https://react.dev/. Acesso em: 26 ago. 2026.</w:t>
       </w:r>
     </w:p>
     <w:p>
@@ -39181,7 +42512,23 @@
         <w:jc w:val="left"/>
       </w:pPr>
       <w:r>
-        <w:t>SQLITE. SQLite Documentation. Disponível em: https://www.sqlite.org/docs.html. Acesso em: 26 ago. 2026.</w:t>
+        <w:t xml:space="preserve">SQLITE. </w:t>
+      </w:r>
+      <w:proofErr w:type="spellStart"/>
+      <w:r>
+        <w:t>SQLite</w:t>
+      </w:r>
+      <w:proofErr w:type="spellEnd"/>
+      <w:r>
+        <w:t xml:space="preserve"> </w:t>
+      </w:r>
+      <w:proofErr w:type="spellStart"/>
+      <w:r>
+        <w:t>Documentation</w:t>
+      </w:r>
+      <w:proofErr w:type="spellEnd"/>
+      <w:r>
+        <w:t>. Disponível em: https://www.sqlite.org/docs.html. Acesso em: 26 ago. 2026.</w:t>
       </w:r>
     </w:p>
     <w:p>
@@ -39205,7 +42552,23 @@
         <w:jc w:val="left"/>
       </w:pPr>
       <w:r>
-        <w:t>TYPESCRIPT. TypeScript Documentation. Disponível em: https://www.typescriptlang.org/docs/. Acesso em: 26 ago. 2026.</w:t>
+        <w:t xml:space="preserve">TYPESCRIPT. </w:t>
+      </w:r>
+      <w:proofErr w:type="spellStart"/>
+      <w:r>
+        <w:t>TypeScript</w:t>
+      </w:r>
+      <w:proofErr w:type="spellEnd"/>
+      <w:r>
+        <w:t xml:space="preserve"> </w:t>
+      </w:r>
+      <w:proofErr w:type="spellStart"/>
+      <w:r>
+        <w:t>Documentation</w:t>
+      </w:r>
+      <w:proofErr w:type="spellEnd"/>
+      <w:r>
+        <w:t>. Disponível em: https://www.typescriptlang.org/docs/. Acesso em: 26 ago. 2026.</w:t>
       </w:r>
     </w:p>
     <w:p>
@@ -39214,7 +42577,15 @@
         <w:jc w:val="left"/>
       </w:pPr>
       <w:r>
-        <w:t>VITE. Vite Guide. Disponível em: https://vite.dev/guide/. Acesso em: 26 ago. 2026.</w:t>
+        <w:t xml:space="preserve">VITE. Vite </w:t>
+      </w:r>
+      <w:proofErr w:type="spellStart"/>
+      <w:r>
+        <w:t>Guide</w:t>
+      </w:r>
+      <w:proofErr w:type="spellEnd"/>
+      <w:r>
+        <w:t>. Disponível em: https://vite.dev/guide/. Acesso em: 26 ago. 2026.</w:t>
       </w:r>
     </w:p>
     <w:p>

--- a/Documentacao/STOCK_ERP.docx
+++ b/Documentacao/STOCK_ERP.docx
@@ -559,6 +559,62 @@
           <w:szCs w:val="28"/>
         </w:rPr>
         <w:lastRenderedPageBreak/>
+        <w:t xml:space="preserve">Lucas Emanuel </w:t>
+      </w:r>
+      <w:r>
+        <w:rPr>
+          <w:rFonts w:cs="Arial"/>
+          <w:b/>
+          <w:sz w:val="28"/>
+          <w:szCs w:val="28"/>
+        </w:rPr>
+        <w:t>B</w:t>
+      </w:r>
+      <w:r>
+        <w:rPr>
+          <w:rFonts w:cs="Arial"/>
+          <w:b/>
+          <w:sz w:val="28"/>
+          <w:szCs w:val="28"/>
+        </w:rPr>
+        <w:t>eletati</w:t>
+      </w:r>
+      <w:r>
+        <w:rPr>
+          <w:rFonts w:cs="Arial"/>
+          <w:b/>
+          <w:sz w:val="28"/>
+          <w:szCs w:val="28"/>
+        </w:rPr>
+        <w:t xml:space="preserve"> </w:t>
+      </w:r>
+      <w:r>
+        <w:rPr>
+          <w:rFonts w:cs="Arial"/>
+          <w:b/>
+          <w:sz w:val="28"/>
+          <w:szCs w:val="28"/>
+        </w:rPr>
+        <w:t>Cavieres</w:t>
+      </w:r>
+    </w:p>
+    <w:p>
+      <w:pPr>
+        <w:spacing w:after="120"/>
+        <w:rPr>
+          <w:rFonts w:cs="Arial"/>
+          <w:b/>
+          <w:sz w:val="28"/>
+          <w:szCs w:val="28"/>
+        </w:rPr>
+      </w:pPr>
+      <w:r>
+        <w:rPr>
+          <w:rFonts w:cs="Arial"/>
+          <w:b/>
+          <w:sz w:val="28"/>
+          <w:szCs w:val="28"/>
+        </w:rPr>
         <w:t>Lu</w:t>
       </w:r>
       <w:r>
@@ -1009,6 +1065,7 @@
           <w:sz w:val="28"/>
           <w:szCs w:val="28"/>
         </w:rPr>
+        <w:lastRenderedPageBreak/>
         <w:t>2026</w:t>
       </w:r>
       <w:r>

--- a/Documentacao/STOCK_ERP.docx
+++ b/Documentacao/STOCK_ERP.docx
@@ -1693,6 +1693,7 @@
           <w:szCs w:val="24"/>
         </w:rPr>
       </w:pPr>
+      <w:commentRangeStart w:id="0"/>
       <w:r>
         <w:rPr>
           <w:rFonts w:cs="Arial"/>
@@ -1793,6 +1794,13 @@
           <w:szCs w:val="24"/>
         </w:rPr>
         <w:t>Gerenciamento de estoque; ERP; Administração; Gestão; Organização.</w:t>
+      </w:r>
+      <w:commentRangeEnd w:id="0"/>
+      <w:r>
+        <w:rPr>
+          <w:rStyle w:val="Refdecomentrio"/>
+        </w:rPr>
+        <w:commentReference w:id="0"/>
       </w:r>
       <w:r>
         <w:rPr>
@@ -4987,9 +4995,9 @@
           <w:szCs w:val="24"/>
         </w:rPr>
       </w:pPr>
-      <w:commentRangeStart w:id="0"/>
       <w:commentRangeStart w:id="1"/>
       <w:commentRangeStart w:id="2"/>
+      <w:commentRangeStart w:id="3"/>
       <w:r>
         <w:rPr>
           <w:rFonts w:eastAsia="Times New Roman" w:cs="Arial"/>
@@ -4999,7 +5007,7 @@
         <w:lastRenderedPageBreak/>
         <w:t>INTRODUÇÃO</w:t>
       </w:r>
-      <w:commentRangeEnd w:id="0"/>
+      <w:commentRangeEnd w:id="1"/>
       <w:r>
         <w:rPr>
           <w:rStyle w:val="Refdecomentrio"/>
@@ -5008,9 +5016,9 @@
           <w:sz w:val="24"/>
           <w:szCs w:val="24"/>
         </w:rPr>
-        <w:commentReference w:id="0"/>
-      </w:r>
-      <w:commentRangeEnd w:id="1"/>
+        <w:commentReference w:id="1"/>
+      </w:r>
+      <w:commentRangeEnd w:id="2"/>
       <w:r>
         <w:rPr>
           <w:rStyle w:val="Refdecomentrio"/>
@@ -5019,9 +5027,9 @@
           <w:sz w:val="24"/>
           <w:szCs w:val="24"/>
         </w:rPr>
-        <w:commentReference w:id="1"/>
-      </w:r>
-      <w:commentRangeEnd w:id="2"/>
+        <w:commentReference w:id="2"/>
+      </w:r>
+      <w:commentRangeEnd w:id="3"/>
       <w:r>
         <w:rPr>
           <w:rStyle w:val="Refdecomentrio"/>
@@ -5030,7 +5038,7 @@
           <w:sz w:val="24"/>
           <w:szCs w:val="24"/>
         </w:rPr>
-        <w:commentReference w:id="2"/>
+        <w:commentReference w:id="3"/>
       </w:r>
     </w:p>
     <w:p>
@@ -5043,8 +5051,8 @@
           <w:szCs w:val="24"/>
         </w:rPr>
       </w:pPr>
-      <w:commentRangeStart w:id="3"/>
       <w:commentRangeStart w:id="4"/>
+      <w:commentRangeStart w:id="5"/>
       <w:r>
         <w:rPr>
           <w:rFonts w:cs="Arial"/>
@@ -5052,7 +5060,7 @@
         </w:rPr>
         <w:t>Atualmente, a tecnologia é muito importante para o funcionamento das empresas, pois ajuda na organização, no controle e na rapidez dos processos internos. Entre os setores que mais precisam de atenção está o estoque, já que ele é responsável pelo controle de produtos, entradas, saídas e disponibilidade de mercadorias.</w:t>
       </w:r>
-      <w:commentRangeEnd w:id="3"/>
+      <w:commentRangeEnd w:id="4"/>
       <w:r>
         <w:rPr>
           <w:rStyle w:val="Refdecomentrio"/>
@@ -5060,9 +5068,9 @@
           <w:sz w:val="24"/>
           <w:szCs w:val="24"/>
         </w:rPr>
-        <w:commentReference w:id="3"/>
-      </w:r>
-      <w:commentRangeEnd w:id="4"/>
+        <w:commentReference w:id="4"/>
+      </w:r>
+      <w:commentRangeEnd w:id="5"/>
       <w:r>
         <w:rPr>
           <w:rStyle w:val="Refdecomentrio"/>
@@ -5070,7 +5078,7 @@
           <w:sz w:val="24"/>
           <w:szCs w:val="24"/>
         </w:rPr>
-        <w:commentReference w:id="4"/>
+        <w:commentReference w:id="5"/>
       </w:r>
     </w:p>
     <w:p>
@@ -5084,7 +5092,7 @@
           <w:szCs w:val="24"/>
         </w:rPr>
       </w:pPr>
-      <w:commentRangeStart w:id="5"/>
+      <w:commentRangeStart w:id="6"/>
       <w:r>
         <w:rPr>
           <w:rFonts w:cs="Arial"/>
@@ -5093,7 +5101,7 @@
         </w:rPr>
         <w:t>Muitas</w:t>
       </w:r>
-      <w:commentRangeEnd w:id="5"/>
+      <w:commentRangeEnd w:id="6"/>
       <w:r>
         <w:rPr>
           <w:rStyle w:val="Refdecomentrio"/>
@@ -5102,7 +5110,7 @@
           <w:sz w:val="24"/>
           <w:szCs w:val="24"/>
         </w:rPr>
-        <w:commentReference w:id="5"/>
+        <w:commentReference w:id="6"/>
       </w:r>
       <w:r>
         <w:rPr>
@@ -5131,7 +5139,7 @@
         </w:rPr>
         <w:t xml:space="preserve">Diante dessa situação, este Trabalho de Conclusão de Curso apresenta o desenvolvimento de um sistema ERP </w:t>
       </w:r>
-      <w:commentRangeStart w:id="6"/>
+      <w:commentRangeStart w:id="7"/>
       <w:r>
         <w:rPr>
           <w:rFonts w:cs="Arial"/>
@@ -5141,7 +5149,7 @@
         </w:rPr>
         <w:t>Web</w:t>
       </w:r>
-      <w:commentRangeEnd w:id="6"/>
+      <w:commentRangeEnd w:id="7"/>
       <w:r>
         <w:rPr>
           <w:rStyle w:val="Refdecomentrio"/>
@@ -5149,7 +5157,7 @@
           <w:sz w:val="24"/>
           <w:szCs w:val="24"/>
         </w:rPr>
-        <w:commentReference w:id="6"/>
+        <w:commentReference w:id="7"/>
       </w:r>
       <w:r>
         <w:rPr>
@@ -5170,7 +5178,7 @@
           <w:szCs w:val="24"/>
         </w:rPr>
       </w:pPr>
-      <w:commentRangeStart w:id="7"/>
+      <w:commentRangeStart w:id="8"/>
       <w:r>
         <w:rPr>
           <w:rFonts w:cs="Arial"/>
@@ -5179,7 +5187,7 @@
         </w:rPr>
         <w:t>A</w:t>
       </w:r>
-      <w:commentRangeEnd w:id="7"/>
+      <w:commentRangeEnd w:id="8"/>
       <w:r>
         <w:rPr>
           <w:rStyle w:val="Refdecomentrio"/>
@@ -5188,7 +5196,7 @@
           <w:sz w:val="24"/>
           <w:szCs w:val="24"/>
         </w:rPr>
-        <w:commentReference w:id="7"/>
+        <w:commentReference w:id="8"/>
       </w:r>
       <w:r>
         <w:rPr>
@@ -5217,7 +5225,7 @@
         </w:rPr>
         <w:t xml:space="preserve">O objetivo geral deste trabalho é desenvolver um sistema ERP </w:t>
       </w:r>
-      <w:commentRangeStart w:id="8"/>
+      <w:commentRangeStart w:id="9"/>
       <w:r>
         <w:rPr>
           <w:rFonts w:cs="Arial"/>
@@ -5227,7 +5235,7 @@
         </w:rPr>
         <w:t>Web</w:t>
       </w:r>
-      <w:commentRangeEnd w:id="8"/>
+      <w:commentRangeEnd w:id="9"/>
       <w:r>
         <w:rPr>
           <w:rStyle w:val="Refdecomentrio"/>
@@ -5235,7 +5243,7 @@
           <w:sz w:val="24"/>
           <w:szCs w:val="24"/>
         </w:rPr>
-        <w:commentReference w:id="8"/>
+        <w:commentReference w:id="9"/>
       </w:r>
       <w:r>
         <w:rPr>
@@ -5256,7 +5264,7 @@
           <w:szCs w:val="24"/>
         </w:rPr>
       </w:pPr>
-      <w:commentRangeStart w:id="9"/>
+      <w:commentRangeStart w:id="10"/>
       <w:r>
         <w:rPr>
           <w:rFonts w:cs="Arial"/>
@@ -5265,7 +5273,7 @@
         </w:rPr>
         <w:t>Como</w:t>
       </w:r>
-      <w:commentRangeEnd w:id="9"/>
+      <w:commentRangeEnd w:id="10"/>
       <w:r>
         <w:rPr>
           <w:rStyle w:val="Refdecomentrio"/>
@@ -5274,7 +5282,7 @@
           <w:sz w:val="24"/>
           <w:szCs w:val="24"/>
         </w:rPr>
-        <w:commentReference w:id="9"/>
+        <w:commentReference w:id="10"/>
       </w:r>
       <w:r>
         <w:rPr>
@@ -5296,7 +5304,7 @@
           <w:szCs w:val="24"/>
         </w:rPr>
       </w:pPr>
-      <w:commentRangeStart w:id="10"/>
+      <w:commentRangeStart w:id="11"/>
       <w:r>
         <w:rPr>
           <w:rFonts w:cs="Arial"/>
@@ -5305,7 +5313,7 @@
         </w:rPr>
         <w:t>Dessa</w:t>
       </w:r>
-      <w:commentRangeEnd w:id="10"/>
+      <w:commentRangeEnd w:id="11"/>
       <w:r>
         <w:rPr>
           <w:rStyle w:val="Refdecomentrio"/>
@@ -5314,7 +5322,7 @@
           <w:sz w:val="24"/>
           <w:szCs w:val="24"/>
         </w:rPr>
-        <w:commentReference w:id="10"/>
+        <w:commentReference w:id="11"/>
       </w:r>
       <w:r>
         <w:rPr>
@@ -5856,7 +5864,7 @@
           <w:szCs w:val="24"/>
         </w:rPr>
       </w:pPr>
-      <w:commentRangeStart w:id="11"/>
+      <w:commentRangeStart w:id="12"/>
       <w:r>
         <w:rPr>
           <w:rFonts w:cs="Arial"/>
@@ -5864,7 +5872,7 @@
         </w:rPr>
         <w:t>Este</w:t>
       </w:r>
-      <w:commentRangeEnd w:id="11"/>
+      <w:commentRangeEnd w:id="12"/>
       <w:r>
         <w:rPr>
           <w:rStyle w:val="Refdecomentrio"/>
@@ -5872,7 +5880,7 @@
           <w:sz w:val="24"/>
           <w:szCs w:val="24"/>
         </w:rPr>
-        <w:commentReference w:id="11"/>
+        <w:commentReference w:id="12"/>
       </w:r>
       <w:r>
         <w:rPr>
@@ -6272,7 +6280,7 @@
         </w:rPr>
         <w:t xml:space="preserve">Computador ou </w:t>
       </w:r>
-      <w:commentRangeStart w:id="12"/>
+      <w:commentRangeStart w:id="13"/>
       <w:r>
         <w:rPr>
           <w:rFonts w:eastAsia="Arial" w:cs="Arial"/>
@@ -6283,7 +6291,7 @@
         </w:rPr>
         <w:t>notebook</w:t>
       </w:r>
-      <w:commentRangeEnd w:id="12"/>
+      <w:commentRangeEnd w:id="13"/>
       <w:r>
         <w:rPr>
           <w:rStyle w:val="Refdecomentrio"/>
@@ -6292,7 +6300,7 @@
           <w:sz w:val="24"/>
           <w:szCs w:val="24"/>
         </w:rPr>
-        <w:commentReference w:id="12"/>
+        <w:commentReference w:id="13"/>
       </w:r>
       <w:r>
         <w:rPr>
@@ -6302,7 +6310,7 @@
         </w:rPr>
         <w:t xml:space="preserve"> com acesso à </w:t>
       </w:r>
-      <w:commentRangeStart w:id="13"/>
+      <w:commentRangeStart w:id="14"/>
       <w:r>
         <w:rPr>
           <w:rFonts w:eastAsia="Arial" w:cs="Arial"/>
@@ -6313,7 +6321,7 @@
         </w:rPr>
         <w:t>internet</w:t>
       </w:r>
-      <w:commentRangeEnd w:id="13"/>
+      <w:commentRangeEnd w:id="14"/>
       <w:r>
         <w:rPr>
           <w:rStyle w:val="Refdecomentrio"/>
@@ -6322,7 +6330,7 @@
           <w:sz w:val="24"/>
           <w:szCs w:val="24"/>
         </w:rPr>
-        <w:commentReference w:id="13"/>
+        <w:commentReference w:id="14"/>
       </w:r>
       <w:r>
         <w:rPr>
@@ -6640,7 +6648,7 @@
         </w:rPr>
         <w:t xml:space="preserve"> - Cronograma do desenvolvimento do </w:t>
       </w:r>
-      <w:commentRangeStart w:id="14"/>
+      <w:commentRangeStart w:id="15"/>
       <w:r>
         <w:rPr>
           <w:rFonts w:eastAsia="Arial" w:cs="Arial"/>
@@ -6648,7 +6656,7 @@
         </w:rPr>
         <w:t>TCC</w:t>
       </w:r>
-      <w:commentRangeEnd w:id="14"/>
+      <w:commentRangeEnd w:id="15"/>
       <w:r>
         <w:rPr>
           <w:rStyle w:val="Refdecomentrio"/>
@@ -6656,7 +6664,7 @@
           <w:sz w:val="24"/>
           <w:szCs w:val="22"/>
         </w:rPr>
-        <w:commentReference w:id="14"/>
+        <w:commentReference w:id="15"/>
       </w:r>
       <w:r>
         <w:rPr>
@@ -6988,7 +6996,7 @@
         </w:rPr>
         <w:t xml:space="preserve">Na parte de gastos fixos mensais, o levantamento apresenta um total de R$ 84.583,00 por mês, incluindo funcionários com encargos, aluguel do escritório, </w:t>
       </w:r>
-      <w:commentRangeStart w:id="15"/>
+      <w:commentRangeStart w:id="16"/>
       <w:r>
         <w:rPr>
           <w:rFonts w:cs="Arial"/>
@@ -6998,7 +7006,7 @@
         </w:rPr>
         <w:t>interne</w:t>
       </w:r>
-      <w:commentRangeEnd w:id="15"/>
+      <w:commentRangeEnd w:id="16"/>
       <w:r>
         <w:rPr>
           <w:rStyle w:val="Refdecomentrio"/>
@@ -7008,7 +7016,7 @@
           <w:sz w:val="24"/>
           <w:szCs w:val="24"/>
         </w:rPr>
-        <w:commentReference w:id="15"/>
+        <w:commentReference w:id="16"/>
       </w:r>
       <w:r>
         <w:rPr>
@@ -7095,7 +7103,7 @@
         <w:lastRenderedPageBreak/>
         <w:t xml:space="preserve">Os investimentos iniciais são gastos que acontecem principalmente no começo da empresa, como computadores profissionais, móveis, reforma do escritório, abertura da empresa, </w:t>
       </w:r>
-      <w:commentRangeStart w:id="16"/>
+      <w:commentRangeStart w:id="17"/>
       <w:r>
         <w:rPr>
           <w:rFonts w:cs="Arial"/>
@@ -7105,7 +7113,7 @@
         </w:rPr>
         <w:t>site</w:t>
       </w:r>
-      <w:commentRangeEnd w:id="16"/>
+      <w:commentRangeEnd w:id="17"/>
       <w:r>
         <w:rPr>
           <w:rStyle w:val="Refdecomentrio"/>
@@ -7113,7 +7121,7 @@
           <w:sz w:val="24"/>
           <w:szCs w:val="24"/>
         </w:rPr>
-        <w:commentReference w:id="16"/>
+        <w:commentReference w:id="17"/>
       </w:r>
       <w:r>
         <w:rPr>
@@ -7323,7 +7331,7 @@
           <w:szCs w:val="24"/>
         </w:rPr>
       </w:pPr>
-      <w:bookmarkStart w:id="17" w:name="_Hlk233237525"/>
+      <w:bookmarkStart w:id="18" w:name="_Hlk233237525"/>
       <w:r>
         <w:rPr>
           <w:rFonts w:cs="Arial"/>
@@ -7613,7 +7621,7 @@
           <w:szCs w:val="24"/>
         </w:rPr>
       </w:pPr>
-      <w:bookmarkStart w:id="18" w:name="_Toc211584129"/>
+      <w:bookmarkStart w:id="19" w:name="_Toc211584129"/>
       <w:r>
         <w:rPr>
           <w:rFonts w:eastAsiaTheme="majorEastAsia" w:cs="Arial"/>
@@ -7663,7 +7671,7 @@
         </w:rPr>
         <w:t xml:space="preserve"> (Protótipo)</w:t>
       </w:r>
-      <w:bookmarkEnd w:id="18"/>
+      <w:bookmarkEnd w:id="19"/>
     </w:p>
     <w:p>
       <w:pPr>
@@ -7753,7 +7761,7 @@
           <w:rFonts w:ascii="Arial" w:hAnsi="Arial" w:cs="Arial"/>
         </w:rPr>
       </w:pPr>
-      <w:commentRangeStart w:id="19"/>
+      <w:commentRangeStart w:id="20"/>
       <w:r>
         <w:rPr>
           <w:rFonts w:ascii="Arial" w:hAnsi="Arial" w:cs="Arial"/>
@@ -7773,7 +7781,7 @@
         </w:rPr>
         <w:t>, sendo o primeiro contato do usuário com a plataforma. Essa tela tem como objetivo controlar o acesso ao sistema, permitindo que apenas usuários cadastrados consigam entrar no painel principal. Seu desenvolvimento prioriza uma interface simples, organizada e de fácil compreensão, facilitando o uso por funcionários, supervisores e administradores.</w:t>
       </w:r>
-      <w:commentRangeEnd w:id="19"/>
+      <w:commentRangeEnd w:id="20"/>
       <w:r>
         <w:rPr>
           <w:rStyle w:val="Refdecomentrio"/>
@@ -7781,7 +7789,7 @@
           <w:sz w:val="24"/>
           <w:szCs w:val="24"/>
         </w:rPr>
-        <w:commentReference w:id="19"/>
+        <w:commentReference w:id="20"/>
       </w:r>
     </w:p>
     <w:p>
@@ -7794,21 +7802,21 @@
           <w:rFonts w:ascii="Arial" w:hAnsi="Arial" w:cs="Arial"/>
         </w:rPr>
       </w:pPr>
-      <w:commentRangeStart w:id="20"/>
+      <w:commentRangeStart w:id="21"/>
       <w:r>
         <w:rPr>
           <w:rFonts w:ascii="Arial" w:hAnsi="Arial" w:cs="Arial"/>
         </w:rPr>
         <w:t xml:space="preserve">Nessa </w:t>
       </w:r>
-      <w:commentRangeStart w:id="21"/>
+      <w:commentRangeStart w:id="22"/>
       <w:r>
         <w:rPr>
           <w:rFonts w:ascii="Arial" w:hAnsi="Arial" w:cs="Arial"/>
         </w:rPr>
         <w:t>tela</w:t>
       </w:r>
-      <w:commentRangeEnd w:id="21"/>
+      <w:commentRangeEnd w:id="22"/>
       <w:r>
         <w:rPr>
           <w:rStyle w:val="Refdecomentrio"/>
@@ -7816,7 +7824,7 @@
           <w:sz w:val="24"/>
           <w:szCs w:val="24"/>
         </w:rPr>
-        <w:commentReference w:id="21"/>
+        <w:commentReference w:id="22"/>
       </w:r>
       <w:r>
         <w:rPr>
@@ -7887,14 +7895,14 @@
         <w:lastRenderedPageBreak/>
         <w:t xml:space="preserve">plataforma, podendo ser alterada posteriormente para garantir maior segurança no uso real do </w:t>
       </w:r>
-      <w:commentRangeStart w:id="22"/>
+      <w:commentRangeStart w:id="23"/>
       <w:r>
         <w:rPr>
           <w:rFonts w:ascii="Arial" w:hAnsi="Arial" w:cs="Arial"/>
         </w:rPr>
         <w:t>sistema</w:t>
       </w:r>
-      <w:commentRangeEnd w:id="22"/>
+      <w:commentRangeEnd w:id="23"/>
       <w:r>
         <w:rPr>
           <w:rStyle w:val="Refdecomentrio"/>
@@ -7902,7 +7910,7 @@
           <w:sz w:val="24"/>
           <w:szCs w:val="24"/>
         </w:rPr>
-        <w:commentReference w:id="22"/>
+        <w:commentReference w:id="23"/>
       </w:r>
       <w:r>
         <w:rPr>
@@ -7910,8 +7918,8 @@
         </w:rPr>
         <w:t>.</w:t>
       </w:r>
-      <w:bookmarkStart w:id="23" w:name="_Toc211584130"/>
-      <w:commentRangeEnd w:id="20"/>
+      <w:bookmarkStart w:id="24" w:name="_Toc211584130"/>
+      <w:commentRangeEnd w:id="21"/>
       <w:r>
         <w:rPr>
           <w:rStyle w:val="Refdecomentrio"/>
@@ -7919,7 +7927,7 @@
           <w:sz w:val="24"/>
           <w:szCs w:val="24"/>
         </w:rPr>
-        <w:commentReference w:id="20"/>
+        <w:commentReference w:id="21"/>
       </w:r>
     </w:p>
     <w:p>
@@ -7962,7 +7970,7 @@
         </w:rPr>
         <w:t xml:space="preserve"> (Protótipo)</w:t>
       </w:r>
-      <w:bookmarkEnd w:id="23"/>
+      <w:bookmarkEnd w:id="24"/>
     </w:p>
     <w:p>
       <w:pPr>
@@ -8063,7 +8071,7 @@
           <w:rFonts w:ascii="Arial" w:hAnsi="Arial" w:cs="Arial"/>
         </w:rPr>
       </w:pPr>
-      <w:commentRangeStart w:id="24"/>
+      <w:commentRangeStart w:id="25"/>
       <w:r>
         <w:rPr>
           <w:rFonts w:ascii="Arial" w:hAnsi="Arial" w:cs="Arial"/>
@@ -8195,7 +8203,7 @@
         </w:rPr>
         <w:t>No centro da tela, são exibidos cards com dados resumidos, como produtos cadastrados, valor em estoque, fornecedores ativos, armazéns ativos e produtos em alerta. Também há áreas destinadas ao acompanhamento de baixo estoque e ao histórico das últimas movimentações, facilitando a visualização rápida da situação do sistema.</w:t>
       </w:r>
-      <w:commentRangeEnd w:id="24"/>
+      <w:commentRangeEnd w:id="25"/>
       <w:r>
         <w:rPr>
           <w:rStyle w:val="Refdecomentrio"/>
@@ -8203,7 +8211,7 @@
           <w:sz w:val="24"/>
           <w:szCs w:val="24"/>
         </w:rPr>
-        <w:commentReference w:id="24"/>
+        <w:commentReference w:id="25"/>
       </w:r>
     </w:p>
     <w:p>
@@ -8330,7 +8338,7 @@
           <w:rFonts w:ascii="Arial" w:hAnsi="Arial" w:cs="Arial"/>
         </w:rPr>
       </w:pPr>
-      <w:commentRangeStart w:id="25"/>
+      <w:commentRangeStart w:id="26"/>
       <w:r>
         <w:rPr>
           <w:rFonts w:ascii="Arial" w:hAnsi="Arial" w:cs="Arial"/>
@@ -8553,13 +8561,29 @@
         </w:rPr>
         <w:t xml:space="preserve">. Dessa forma, o usuário consegue visualizar e gerenciar os produtos de maneira mais prática e </w:t>
       </w:r>
-      <w:commentRangeStart w:id="26"/>
+      <w:commentRangeStart w:id="27"/>
       <w:r>
         <w:rPr>
           <w:rFonts w:ascii="Arial" w:hAnsi="Arial" w:cs="Arial"/>
         </w:rPr>
         <w:t>centralizada</w:t>
       </w:r>
+      <w:commentRangeEnd w:id="27"/>
+      <w:r>
+        <w:rPr>
+          <w:rStyle w:val="Refdecomentrio"/>
+          <w:rFonts w:ascii="Arial" w:hAnsi="Arial" w:cs="Arial"/>
+          <w:sz w:val="24"/>
+          <w:szCs w:val="24"/>
+        </w:rPr>
+        <w:commentReference w:id="27"/>
+      </w:r>
+      <w:r>
+        <w:rPr>
+          <w:rFonts w:ascii="Arial" w:hAnsi="Arial" w:cs="Arial"/>
+        </w:rPr>
+        <w:t>.</w:t>
+      </w:r>
       <w:commentRangeEnd w:id="26"/>
       <w:r>
         <w:rPr>
@@ -8569,22 +8593,6 @@
           <w:szCs w:val="24"/>
         </w:rPr>
         <w:commentReference w:id="26"/>
-      </w:r>
-      <w:r>
-        <w:rPr>
-          <w:rFonts w:ascii="Arial" w:hAnsi="Arial" w:cs="Arial"/>
-        </w:rPr>
-        <w:t>.</w:t>
-      </w:r>
-      <w:commentRangeEnd w:id="25"/>
-      <w:r>
-        <w:rPr>
-          <w:rStyle w:val="Refdecomentrio"/>
-          <w:rFonts w:ascii="Arial" w:hAnsi="Arial" w:cs="Arial"/>
-          <w:sz w:val="24"/>
-          <w:szCs w:val="24"/>
-        </w:rPr>
-        <w:commentReference w:id="25"/>
       </w:r>
     </w:p>
     <w:p>
@@ -21853,7 +21861,7 @@
       <w:r>
         <w:t>, permitindo a consulta dos dados pessoais e a atualização segura das credenciais de acesso ao sistema.</w:t>
       </w:r>
-      <w:bookmarkEnd w:id="17"/>
+      <w:bookmarkEnd w:id="18"/>
       <w:r>
         <w:t>2.3.1 - Interface do Supervisor</w:t>
       </w:r>
@@ -27402,7 +27410,7 @@
         <w:lastRenderedPageBreak/>
         <w:t xml:space="preserve">As referências utilizadas para esse levantamento foram o </w:t>
       </w:r>
-      <w:commentRangeStart w:id="27"/>
+      <w:commentRangeStart w:id="28"/>
       <w:r>
         <w:rPr>
           <w:rFonts w:cs="Arial"/>
@@ -27412,7 +27420,7 @@
         </w:rPr>
         <w:t>site</w:t>
       </w:r>
-      <w:commentRangeEnd w:id="27"/>
+      <w:commentRangeEnd w:id="28"/>
       <w:r>
         <w:rPr>
           <w:rStyle w:val="Refdecomentrio"/>
@@ -27420,7 +27428,7 @@
           <w:sz w:val="24"/>
           <w:szCs w:val="24"/>
         </w:rPr>
-        <w:commentReference w:id="27"/>
+        <w:commentReference w:id="28"/>
       </w:r>
       <w:r>
         <w:rPr>
@@ -27655,7 +27663,7 @@
         <w:lastRenderedPageBreak/>
         <w:t xml:space="preserve">elevada, excesso de funcionalidades para empresas de menor porte, necessidade de treinamento e ausência de divulgação pública de preços no </w:t>
       </w:r>
-      <w:commentRangeStart w:id="28"/>
+      <w:commentRangeStart w:id="29"/>
       <w:r>
         <w:rPr>
           <w:rFonts w:cs="Arial"/>
@@ -27665,7 +27673,7 @@
         </w:rPr>
         <w:t>site</w:t>
       </w:r>
-      <w:commentRangeEnd w:id="28"/>
+      <w:commentRangeEnd w:id="29"/>
       <w:r>
         <w:rPr>
           <w:rStyle w:val="Refdecomentrio"/>
@@ -27673,7 +27681,7 @@
           <w:sz w:val="24"/>
           <w:szCs w:val="24"/>
         </w:rPr>
-        <w:commentReference w:id="28"/>
+        <w:commentReference w:id="29"/>
       </w:r>
       <w:r>
         <w:rPr>
@@ -28640,7 +28648,7 @@
         </w:rPr>
         <w:t xml:space="preserve">Entre as principais funcionalidades do sistema, destacam-se: controle de estoque, gestão financeira, emissão de notas fiscais, controle de vendas, fluxo de caixa, gestão de compras, CRM, relatórios gerenciais, integração bancária, automação fiscal, </w:t>
       </w:r>
-      <w:commentRangeStart w:id="29"/>
+      <w:commentRangeStart w:id="30"/>
       <w:r>
         <w:rPr>
           <w:rFonts w:cs="Arial"/>
@@ -28650,7 +28658,7 @@
         </w:rPr>
         <w:t>dashboards</w:t>
       </w:r>
-      <w:commentRangeEnd w:id="29"/>
+      <w:commentRangeEnd w:id="30"/>
       <w:r>
         <w:rPr>
           <w:rStyle w:val="Refdecomentrio"/>
@@ -28658,7 +28666,7 @@
           <w:sz w:val="24"/>
           <w:szCs w:val="24"/>
         </w:rPr>
-        <w:commentReference w:id="29"/>
+        <w:commentReference w:id="30"/>
       </w:r>
       <w:r>
         <w:rPr>
@@ -28995,7 +29003,7 @@
         </w:rPr>
         <w:t xml:space="preserve">O ERP tem como foco principal pequenas e médias empresas que atuam com vendas </w:t>
       </w:r>
-      <w:commentRangeStart w:id="30"/>
+      <w:commentRangeStart w:id="31"/>
       <w:r>
         <w:rPr>
           <w:rFonts w:cs="Arial"/>
@@ -29005,7 +29013,7 @@
         </w:rPr>
         <w:t>online</w:t>
       </w:r>
-      <w:commentRangeEnd w:id="30"/>
+      <w:commentRangeEnd w:id="31"/>
       <w:r>
         <w:rPr>
           <w:rStyle w:val="Refdecomentrio"/>
@@ -29013,7 +29021,7 @@
           <w:sz w:val="24"/>
           <w:szCs w:val="24"/>
         </w:rPr>
-        <w:commentReference w:id="30"/>
+        <w:commentReference w:id="31"/>
       </w:r>
       <w:r>
         <w:rPr>
@@ -29683,7 +29691,7 @@
         </w:rPr>
         <w:t xml:space="preserve">O Microsoft Excel é um </w:t>
       </w:r>
-      <w:commentRangeStart w:id="31"/>
+      <w:commentRangeStart w:id="32"/>
       <w:r>
         <w:rPr>
           <w:rFonts w:cs="Arial"/>
@@ -29693,7 +29701,7 @@
         </w:rPr>
         <w:t>software</w:t>
       </w:r>
-      <w:commentRangeEnd w:id="31"/>
+      <w:commentRangeEnd w:id="32"/>
       <w:r>
         <w:rPr>
           <w:rStyle w:val="Refdecomentrio"/>
@@ -29701,7 +29709,7 @@
           <w:sz w:val="24"/>
           <w:szCs w:val="24"/>
         </w:rPr>
-        <w:commentReference w:id="31"/>
+        <w:commentReference w:id="32"/>
       </w:r>
       <w:r>
         <w:rPr>
@@ -29976,7 +29984,7 @@
         <w:tab/>
         <w:t xml:space="preserve">utilização sem necessidade de </w:t>
       </w:r>
-      <w:commentRangeStart w:id="32"/>
+      <w:commentRangeStart w:id="33"/>
       <w:r>
         <w:rPr>
           <w:rFonts w:cs="Arial"/>
@@ -29986,7 +29994,7 @@
         </w:rPr>
         <w:t>interne</w:t>
       </w:r>
-      <w:commentRangeEnd w:id="32"/>
+      <w:commentRangeEnd w:id="33"/>
       <w:r>
         <w:rPr>
           <w:rStyle w:val="Refdecomentrio"/>
@@ -29996,7 +30004,7 @@
           <w:sz w:val="24"/>
           <w:szCs w:val="24"/>
         </w:rPr>
-        <w:commentReference w:id="32"/>
+        <w:commentReference w:id="33"/>
       </w:r>
       <w:r>
         <w:rPr>
@@ -31111,7 +31119,7 @@
         </w:rPr>
         <w:t xml:space="preserve"> O Google Sheets é uma ferramenta de planilhas eletrônicas desenvolvida pela Google, integrada ao pacote Google Workspace. A plataforma permite criação, edição e compartilhamento de planilhas em ambiente </w:t>
       </w:r>
-      <w:commentRangeStart w:id="33"/>
+      <w:commentRangeStart w:id="34"/>
       <w:r>
         <w:rPr>
           <w:rFonts w:cs="Arial"/>
@@ -31121,7 +31129,7 @@
         </w:rPr>
         <w:t>online</w:t>
       </w:r>
-      <w:commentRangeEnd w:id="33"/>
+      <w:commentRangeEnd w:id="34"/>
       <w:r>
         <w:rPr>
           <w:rStyle w:val="Refdecomentrio"/>
@@ -31129,7 +31137,7 @@
           <w:sz w:val="24"/>
           <w:szCs w:val="24"/>
         </w:rPr>
-        <w:commentReference w:id="33"/>
+        <w:commentReference w:id="34"/>
       </w:r>
       <w:r>
         <w:rPr>
@@ -31183,7 +31191,7 @@
         </w:rPr>
         <w:t xml:space="preserve"> No controle de estoque, o Google Sheets funciona por meio de planilhas </w:t>
       </w:r>
-      <w:commentRangeStart w:id="34"/>
+      <w:commentRangeStart w:id="35"/>
       <w:r>
         <w:rPr>
           <w:rFonts w:cs="Arial"/>
@@ -31193,7 +31201,7 @@
         </w:rPr>
         <w:t>online</w:t>
       </w:r>
-      <w:commentRangeEnd w:id="34"/>
+      <w:commentRangeEnd w:id="35"/>
       <w:r>
         <w:rPr>
           <w:rStyle w:val="Refdecomentrio"/>
@@ -31201,7 +31209,7 @@
           <w:sz w:val="24"/>
           <w:szCs w:val="24"/>
         </w:rPr>
-        <w:commentReference w:id="34"/>
+        <w:commentReference w:id="35"/>
       </w:r>
       <w:r>
         <w:rPr>
@@ -31237,7 +31245,7 @@
         </w:rPr>
         <w:t xml:space="preserve"> Muitas pequenas empresas utilizam o Google Sheets devido à facilidade de acesso, gratuidade em versões básicas e possibilidade de utilização </w:t>
       </w:r>
-      <w:commentRangeStart w:id="35"/>
+      <w:commentRangeStart w:id="36"/>
       <w:r>
         <w:rPr>
           <w:rFonts w:cs="Arial"/>
@@ -31247,7 +31255,7 @@
         </w:rPr>
         <w:t>online</w:t>
       </w:r>
-      <w:commentRangeEnd w:id="35"/>
+      <w:commentRangeEnd w:id="36"/>
       <w:r>
         <w:rPr>
           <w:rStyle w:val="Refdecomentrio"/>
@@ -31255,7 +31263,7 @@
           <w:sz w:val="24"/>
           <w:szCs w:val="24"/>
         </w:rPr>
-        <w:commentReference w:id="35"/>
+        <w:commentReference w:id="36"/>
       </w:r>
       <w:r>
         <w:rPr>
@@ -31317,7 +31325,7 @@
         <w:tab/>
         <w:t xml:space="preserve">acesso </w:t>
       </w:r>
-      <w:commentRangeStart w:id="36"/>
+      <w:commentRangeStart w:id="37"/>
       <w:r>
         <w:rPr>
           <w:rFonts w:cs="Arial"/>
@@ -31327,7 +31335,7 @@
         </w:rPr>
         <w:t>online</w:t>
       </w:r>
-      <w:commentRangeEnd w:id="36"/>
+      <w:commentRangeEnd w:id="37"/>
       <w:r>
         <w:rPr>
           <w:rStyle w:val="Refdecomentrio"/>
@@ -31335,7 +31343,7 @@
           <w:sz w:val="24"/>
           <w:szCs w:val="24"/>
         </w:rPr>
-        <w:commentReference w:id="36"/>
+        <w:commentReference w:id="37"/>
       </w:r>
       <w:r>
         <w:rPr>
@@ -31747,7 +31755,7 @@
         <w:tab/>
         <w:t xml:space="preserve">dependência de </w:t>
       </w:r>
-      <w:commentRangeStart w:id="37"/>
+      <w:commentRangeStart w:id="38"/>
       <w:r>
         <w:rPr>
           <w:rFonts w:cs="Arial"/>
@@ -31757,7 +31765,7 @@
         </w:rPr>
         <w:t>interne</w:t>
       </w:r>
-      <w:commentRangeEnd w:id="37"/>
+      <w:commentRangeEnd w:id="38"/>
       <w:r>
         <w:rPr>
           <w:rStyle w:val="Refdecomentrio"/>
@@ -31767,7 +31775,7 @@
           <w:sz w:val="24"/>
           <w:szCs w:val="24"/>
         </w:rPr>
-        <w:commentReference w:id="37"/>
+        <w:commentReference w:id="38"/>
       </w:r>
       <w:r>
         <w:rPr>
@@ -32347,7 +32355,7 @@
         </w:rPr>
         <w:t xml:space="preserve"> A análise do Google Sheets permitiu identificar oportunidades importantes para o desenvolvimento do sistema proposto neste projeto. Enquanto a ferramenta oferece simplicidade e colaboração </w:t>
       </w:r>
-      <w:commentRangeStart w:id="38"/>
+      <w:commentRangeStart w:id="39"/>
       <w:r>
         <w:rPr>
           <w:rFonts w:cs="Arial"/>
@@ -32357,7 +32365,7 @@
         </w:rPr>
         <w:t>online</w:t>
       </w:r>
-      <w:commentRangeEnd w:id="38"/>
+      <w:commentRangeEnd w:id="39"/>
       <w:r>
         <w:rPr>
           <w:rStyle w:val="Refdecomentrio"/>
@@ -32365,7 +32373,7 @@
           <w:sz w:val="24"/>
           <w:szCs w:val="24"/>
         </w:rPr>
-        <w:commentReference w:id="38"/>
+        <w:commentReference w:id="39"/>
       </w:r>
       <w:r>
         <w:rPr>
@@ -32600,7 +32608,7 @@
         </w:rPr>
         <w:t xml:space="preserve">Além disso, o sistema poderá manter características valorizadas pelos usuários, como acesso </w:t>
       </w:r>
-      <w:commentRangeStart w:id="39"/>
+      <w:commentRangeStart w:id="40"/>
       <w:r>
         <w:rPr>
           <w:rFonts w:cs="Arial"/>
@@ -32610,7 +32618,7 @@
         </w:rPr>
         <w:t>online</w:t>
       </w:r>
-      <w:commentRangeEnd w:id="39"/>
+      <w:commentRangeEnd w:id="40"/>
       <w:r>
         <w:rPr>
           <w:rStyle w:val="Refdecomentrio"/>
@@ -32618,7 +32626,7 @@
           <w:sz w:val="24"/>
           <w:szCs w:val="24"/>
         </w:rPr>
-        <w:commentReference w:id="39"/>
+        <w:commentReference w:id="40"/>
       </w:r>
       <w:r>
         <w:rPr>
@@ -32646,7 +32654,7 @@
         <w:lastRenderedPageBreak/>
         <w:t xml:space="preserve">Análise competitiva final: O Google Sheets caracteriza-se como um importante concorrente indireto no segmento de controle de estoque, principalmente entre pequenas empresas e negócios que buscam soluções simples e acessíveis para organização operacional. Sua popularidade está relacionada ao baixo custo, facilidade de compartilhamento e utilização em nuvem. Entretanto, a análise realizada demonstra que o uso contínuo de planilhas </w:t>
       </w:r>
-      <w:commentRangeStart w:id="40"/>
+      <w:commentRangeStart w:id="41"/>
       <w:r>
         <w:rPr>
           <w:rFonts w:cs="Arial"/>
@@ -32656,7 +32664,7 @@
         </w:rPr>
         <w:t>online</w:t>
       </w:r>
-      <w:commentRangeEnd w:id="40"/>
+      <w:commentRangeEnd w:id="41"/>
       <w:r>
         <w:rPr>
           <w:rStyle w:val="Refdecomentrio"/>
@@ -32664,7 +32672,7 @@
           <w:sz w:val="24"/>
           <w:szCs w:val="24"/>
         </w:rPr>
-        <w:commentReference w:id="40"/>
+        <w:commentReference w:id="41"/>
       </w:r>
       <w:r>
         <w:rPr>
@@ -32740,7 +32748,7 @@
         </w:rPr>
         <w:t xml:space="preserve"> O Notion funciona por meio de um ambiente </w:t>
       </w:r>
-      <w:commentRangeStart w:id="41"/>
+      <w:commentRangeStart w:id="42"/>
       <w:r>
         <w:rPr>
           <w:rFonts w:cs="Arial"/>
@@ -32750,7 +32758,7 @@
         </w:rPr>
         <w:t>online</w:t>
       </w:r>
-      <w:commentRangeEnd w:id="41"/>
+      <w:commentRangeEnd w:id="42"/>
       <w:r>
         <w:rPr>
           <w:rStyle w:val="Refdecomentrio"/>
@@ -32758,7 +32766,7 @@
           <w:sz w:val="24"/>
           <w:szCs w:val="24"/>
         </w:rPr>
-        <w:commentReference w:id="41"/>
+        <w:commentReference w:id="42"/>
       </w:r>
       <w:r>
         <w:rPr>
@@ -32900,7 +32908,7 @@
         <w:tab/>
         <w:t xml:space="preserve">acesso </w:t>
       </w:r>
-      <w:commentRangeStart w:id="42"/>
+      <w:commentRangeStart w:id="43"/>
       <w:r>
         <w:rPr>
           <w:rFonts w:cs="Arial"/>
@@ -32910,7 +32918,7 @@
         </w:rPr>
         <w:t>online</w:t>
       </w:r>
-      <w:commentRangeEnd w:id="42"/>
+      <w:commentRangeEnd w:id="43"/>
       <w:r>
         <w:rPr>
           <w:rStyle w:val="Refdecomentrio"/>
@@ -32918,7 +32926,7 @@
           <w:sz w:val="24"/>
           <w:szCs w:val="24"/>
         </w:rPr>
-        <w:commentReference w:id="42"/>
+        <w:commentReference w:id="43"/>
       </w:r>
       <w:r>
         <w:rPr>
@@ -33277,7 +33285,7 @@
         <w:tab/>
         <w:t xml:space="preserve">dependência de </w:t>
       </w:r>
-      <w:commentRangeStart w:id="43"/>
+      <w:commentRangeStart w:id="44"/>
       <w:r>
         <w:rPr>
           <w:rFonts w:cs="Arial"/>
@@ -33287,7 +33295,7 @@
         </w:rPr>
         <w:t>interne</w:t>
       </w:r>
-      <w:commentRangeEnd w:id="43"/>
+      <w:commentRangeEnd w:id="44"/>
       <w:r>
         <w:rPr>
           <w:rStyle w:val="Refdecomentrio"/>
@@ -33297,7 +33305,7 @@
           <w:sz w:val="24"/>
           <w:szCs w:val="24"/>
         </w:rPr>
-        <w:commentReference w:id="43"/>
+        <w:commentReference w:id="44"/>
       </w:r>
       <w:r>
         <w:rPr>
@@ -34094,7 +34102,7 @@
         </w:rPr>
         <w:t xml:space="preserve">Além disso, o sistema poderá manter características valorizadas pelos usuários, como interface intuitiva, simplicidade de utilização e acesso </w:t>
       </w:r>
-      <w:commentRangeStart w:id="44"/>
+      <w:commentRangeStart w:id="45"/>
       <w:r>
         <w:rPr>
           <w:rFonts w:cs="Arial"/>
@@ -34104,7 +34112,7 @@
         </w:rPr>
         <w:t>online</w:t>
       </w:r>
-      <w:commentRangeEnd w:id="44"/>
+      <w:commentRangeEnd w:id="45"/>
       <w:r>
         <w:rPr>
           <w:rStyle w:val="Refdecomentrio"/>
@@ -34112,7 +34120,7 @@
           <w:sz w:val="24"/>
           <w:szCs w:val="24"/>
         </w:rPr>
-        <w:commentReference w:id="44"/>
+        <w:commentReference w:id="45"/>
       </w:r>
       <w:r>
         <w:rPr>
@@ -34175,7 +34183,7 @@
         </w:rPr>
         <w:t xml:space="preserve"> Com base na análise dos concorrentes diretos e indiretos identificados durante a pesquisa de mercado, foram levantados os principais riscos competitivos relacionados ao desenvolvimento e implantação do sistema </w:t>
       </w:r>
-      <w:commentRangeStart w:id="45"/>
+      <w:commentRangeStart w:id="46"/>
       <w:r>
         <w:rPr>
           <w:rFonts w:cs="Arial"/>
@@ -34185,7 +34193,7 @@
         </w:rPr>
         <w:t>web</w:t>
       </w:r>
-      <w:commentRangeEnd w:id="45"/>
+      <w:commentRangeEnd w:id="46"/>
       <w:r>
         <w:rPr>
           <w:rStyle w:val="Refdecomentrio"/>
@@ -34193,7 +34201,7 @@
           <w:sz w:val="24"/>
           <w:szCs w:val="24"/>
         </w:rPr>
-        <w:commentReference w:id="45"/>
+        <w:commentReference w:id="46"/>
       </w:r>
       <w:r>
         <w:rPr>
@@ -34548,8 +34556,8 @@
         </w:rPr>
         <w:t>As leis e regras contratuais representam o conjunto de normas que orientam a criação, a execução e o encerramento das relações jurídicas firmadas entre a empresa desenvolvedora do sistema e seus clientes. Em projetos tecnológicos, especialmente aqueles oferecidos no modelo</w:t>
       </w:r>
-      <w:commentRangeStart w:id="46"/>
       <w:commentRangeStart w:id="47"/>
+      <w:commentRangeStart w:id="48"/>
       <w:r>
         <w:rPr>
           <w:rFonts w:cs="Arial"/>
@@ -34559,7 +34567,7 @@
         </w:rPr>
         <w:t>Softw</w:t>
       </w:r>
-      <w:commentRangeEnd w:id="46"/>
+      <w:commentRangeEnd w:id="47"/>
       <w:r>
         <w:rPr>
           <w:rStyle w:val="Refdecomentrio"/>
@@ -34569,7 +34577,7 @@
           <w:sz w:val="24"/>
           <w:szCs w:val="24"/>
         </w:rPr>
-        <w:commentReference w:id="46"/>
+        <w:commentReference w:id="47"/>
       </w:r>
       <w:r>
         <w:rPr>
@@ -34594,7 +34602,7 @@
         </w:rPr>
         <w:t xml:space="preserve"> Serviço</w:t>
       </w:r>
-      <w:commentRangeEnd w:id="47"/>
+      <w:commentRangeEnd w:id="48"/>
       <w:r>
         <w:rPr>
           <w:rStyle w:val="Refdecomentrio"/>
@@ -34602,7 +34610,7 @@
           <w:sz w:val="24"/>
           <w:szCs w:val="24"/>
         </w:rPr>
-        <w:commentReference w:id="47"/>
+        <w:commentReference w:id="48"/>
       </w:r>
       <w:r>
         <w:rPr>
@@ -34625,7 +34633,7 @@
         </w:rPr>
         <w:t xml:space="preserve">), ou </w:t>
       </w:r>
-      <w:commentRangeStart w:id="48"/>
+      <w:commentRangeStart w:id="49"/>
       <w:r>
         <w:rPr>
           <w:rFonts w:cs="Arial"/>
@@ -34635,7 +34643,7 @@
         </w:rPr>
         <w:t>Softw</w:t>
       </w:r>
-      <w:commentRangeEnd w:id="48"/>
+      <w:commentRangeEnd w:id="49"/>
       <w:r>
         <w:rPr>
           <w:rStyle w:val="Refdecomentrio"/>
@@ -34645,7 +34653,7 @@
           <w:sz w:val="24"/>
           <w:szCs w:val="24"/>
         </w:rPr>
-        <w:commentReference w:id="48"/>
+        <w:commentReference w:id="49"/>
       </w:r>
       <w:r>
         <w:rPr>
@@ -34757,7 +34765,7 @@
         </w:rPr>
         <w:t xml:space="preserve">O desenvolvimento e a operação do Stock ERP dependem de normas jurídicas que sustentam sua utilização como </w:t>
       </w:r>
-      <w:commentRangeStart w:id="49"/>
+      <w:commentRangeStart w:id="50"/>
       <w:r>
         <w:rPr>
           <w:rFonts w:cs="Arial"/>
@@ -34767,7 +34775,7 @@
         </w:rPr>
         <w:t>softw</w:t>
       </w:r>
-      <w:commentRangeEnd w:id="49"/>
+      <w:commentRangeEnd w:id="50"/>
       <w:r>
         <w:rPr>
           <w:rStyle w:val="Refdecomentrio"/>
@@ -34777,7 +34785,7 @@
           <w:sz w:val="24"/>
           <w:szCs w:val="24"/>
         </w:rPr>
-        <w:commentReference w:id="49"/>
+        <w:commentReference w:id="50"/>
       </w:r>
       <w:r>
         <w:rPr>
@@ -35044,7 +35052,7 @@
         </w:rPr>
         <w:t xml:space="preserve">A legislação federal é a principal base jurídica para a operação do Stock ERP, pois estabelece regras sobre contratos, prestação de serviços, proteção de dados, propriedade intelectual, uso da </w:t>
       </w:r>
-      <w:commentRangeStart w:id="50"/>
+      <w:commentRangeStart w:id="51"/>
       <w:r>
         <w:rPr>
           <w:rFonts w:cs="Arial"/>
@@ -35054,7 +35062,7 @@
         </w:rPr>
         <w:t>interne</w:t>
       </w:r>
-      <w:commentRangeEnd w:id="50"/>
+      <w:commentRangeEnd w:id="51"/>
       <w:r>
         <w:rPr>
           <w:rStyle w:val="Refdecomentrio"/>
@@ -35064,7 +35072,7 @@
           <w:sz w:val="24"/>
           <w:szCs w:val="24"/>
         </w:rPr>
-        <w:commentReference w:id="50"/>
+        <w:commentReference w:id="51"/>
       </w:r>
       <w:r>
         <w:rPr>
@@ -35190,7 +35198,7 @@
         </w:rPr>
         <w:t xml:space="preserve">Lei nº 9.609/1998 - Lei do </w:t>
       </w:r>
-      <w:commentRangeStart w:id="51"/>
+      <w:commentRangeStart w:id="52"/>
       <w:r>
         <w:rPr>
           <w:rFonts w:cs="Arial"/>
@@ -35200,7 +35208,7 @@
         </w:rPr>
         <w:t>Softw</w:t>
       </w:r>
-      <w:commentRangeEnd w:id="51"/>
+      <w:commentRangeEnd w:id="52"/>
       <w:r>
         <w:rPr>
           <w:rStyle w:val="Refdecomentrio"/>
@@ -35210,7 +35218,7 @@
           <w:sz w:val="24"/>
           <w:szCs w:val="24"/>
         </w:rPr>
-        <w:commentReference w:id="51"/>
+        <w:commentReference w:id="52"/>
       </w:r>
       <w:r>
         <w:rPr>
@@ -35256,7 +35264,7 @@
         </w:rPr>
         <w:t xml:space="preserve"> protege o código-fonte, a estrutura do sistema e a exploração econômica da plataforma, garantindo que a licença concedida ao cliente seja apenas de uso, sem transferência de propriedade do </w:t>
       </w:r>
-      <w:commentRangeStart w:id="52"/>
+      <w:commentRangeStart w:id="53"/>
       <w:r>
         <w:rPr>
           <w:rFonts w:cs="Arial"/>
@@ -35266,7 +35274,7 @@
         </w:rPr>
         <w:t>software</w:t>
       </w:r>
-      <w:commentRangeEnd w:id="52"/>
+      <w:commentRangeEnd w:id="53"/>
       <w:r>
         <w:rPr>
           <w:rStyle w:val="Refdecomentrio"/>
@@ -35274,7 +35282,7 @@
           <w:sz w:val="24"/>
           <w:szCs w:val="24"/>
         </w:rPr>
-        <w:commentReference w:id="52"/>
+        <w:commentReference w:id="53"/>
       </w:r>
       <w:r>
         <w:rPr>
@@ -35391,7 +35399,7 @@
         </w:rPr>
         <w:t xml:space="preserve">Lei nº 12.965/2014 - Marco Civil da </w:t>
       </w:r>
-      <w:commentRangeStart w:id="53"/>
+      <w:commentRangeStart w:id="54"/>
       <w:r>
         <w:rPr>
           <w:rFonts w:cs="Arial"/>
@@ -35401,7 +35409,7 @@
         </w:rPr>
         <w:t>Interne</w:t>
       </w:r>
-      <w:commentRangeEnd w:id="53"/>
+      <w:commentRangeEnd w:id="54"/>
       <w:r>
         <w:rPr>
           <w:rStyle w:val="Refdecomentrio"/>
@@ -35411,7 +35419,7 @@
           <w:sz w:val="24"/>
           <w:szCs w:val="24"/>
         </w:rPr>
-        <w:commentReference w:id="53"/>
+        <w:commentReference w:id="54"/>
       </w:r>
       <w:r>
         <w:rPr>
@@ -35429,7 +35437,7 @@
         </w:rPr>
         <w:t xml:space="preserve">: estabelece princípios, garantias, direitos e deveres para o uso da </w:t>
       </w:r>
-      <w:commentRangeStart w:id="54"/>
+      <w:commentRangeStart w:id="55"/>
       <w:r>
         <w:rPr>
           <w:rFonts w:cs="Arial"/>
@@ -35439,7 +35447,7 @@
         </w:rPr>
         <w:t>internet</w:t>
       </w:r>
-      <w:commentRangeEnd w:id="54"/>
+      <w:commentRangeEnd w:id="55"/>
       <w:r>
         <w:rPr>
           <w:rStyle w:val="Refdecomentrio"/>
@@ -35447,7 +35455,7 @@
           <w:sz w:val="24"/>
           <w:szCs w:val="24"/>
         </w:rPr>
-        <w:commentReference w:id="54"/>
+        <w:commentReference w:id="55"/>
       </w:r>
       <w:r>
         <w:rPr>
@@ -35483,7 +35491,7 @@
         </w:rPr>
         <w:t xml:space="preserve"> orienta a operação da plataforma em ambiente </w:t>
       </w:r>
-      <w:commentRangeStart w:id="55"/>
+      <w:commentRangeStart w:id="56"/>
       <w:r>
         <w:rPr>
           <w:rFonts w:cs="Arial"/>
@@ -35493,7 +35501,7 @@
         </w:rPr>
         <w:t>online</w:t>
       </w:r>
-      <w:commentRangeEnd w:id="55"/>
+      <w:commentRangeEnd w:id="56"/>
       <w:r>
         <w:rPr>
           <w:rStyle w:val="Refdecomentrio"/>
@@ -35501,7 +35509,7 @@
           <w:sz w:val="24"/>
           <w:szCs w:val="24"/>
         </w:rPr>
-        <w:commentReference w:id="55"/>
+        <w:commentReference w:id="56"/>
       </w:r>
       <w:r>
         <w:rPr>
@@ -35510,7 +35518,7 @@
         </w:rPr>
         <w:t xml:space="preserve">, especialmente quanto à segurança, privacidade, registros eletrônicos e utilização responsável da </w:t>
       </w:r>
-      <w:commentRangeStart w:id="56"/>
+      <w:commentRangeStart w:id="57"/>
       <w:r>
         <w:rPr>
           <w:rFonts w:cs="Arial"/>
@@ -35520,7 +35528,7 @@
         </w:rPr>
         <w:t>internet</w:t>
       </w:r>
-      <w:commentRangeEnd w:id="56"/>
+      <w:commentRangeEnd w:id="57"/>
       <w:r>
         <w:rPr>
           <w:rStyle w:val="Refdecomentrio"/>
@@ -35528,7 +35536,7 @@
           <w:sz w:val="24"/>
           <w:szCs w:val="24"/>
         </w:rPr>
-        <w:commentReference w:id="56"/>
+        <w:commentReference w:id="57"/>
       </w:r>
       <w:r>
         <w:rPr>
@@ -35673,7 +35681,7 @@
         </w:rPr>
         <w:t xml:space="preserve"> dá suporte ao uso de aceite eletrônico, contratos digitais, termos de uso, autorizações e demais registros realizados por meio eletrônico, quando adotados pela plataforma ou pela relação </w:t>
       </w:r>
-      <w:commentRangeStart w:id="57"/>
+      <w:commentRangeStart w:id="58"/>
       <w:r>
         <w:rPr>
           <w:rFonts w:cs="Arial"/>
@@ -35681,7 +35689,7 @@
         </w:rPr>
         <w:t>contratual</w:t>
       </w:r>
-      <w:commentRangeEnd w:id="57"/>
+      <w:commentRangeEnd w:id="58"/>
       <w:r>
         <w:rPr>
           <w:rStyle w:val="Refdecomentrio"/>
@@ -35689,7 +35697,7 @@
           <w:sz w:val="24"/>
           <w:szCs w:val="24"/>
         </w:rPr>
-        <w:commentReference w:id="57"/>
+        <w:commentReference w:id="58"/>
       </w:r>
       <w:r>
         <w:rPr>
@@ -38738,7 +38746,7 @@
           <w:szCs w:val="24"/>
         </w:rPr>
       </w:pPr>
-      <w:bookmarkStart w:id="58" w:name="_Toc228480129"/>
+      <w:bookmarkStart w:id="59" w:name="_Toc228480129"/>
       <w:r>
         <w:rPr>
           <w:rFonts w:eastAsia="Times New Roman" w:cs="Arial"/>
@@ -38747,7 +38755,7 @@
         <w:lastRenderedPageBreak/>
         <w:t>REFERÊNCIAS</w:t>
       </w:r>
-      <w:bookmarkEnd w:id="58"/>
+      <w:bookmarkEnd w:id="59"/>
     </w:p>
     <w:p>
       <w:pPr>
@@ -38932,7 +38940,7 @@
 
 <file path=word/comments.xml><?xml version="1.0" encoding="utf-8"?>
 <w:comments xmlns:ve="http://schemas.openxmlformats.org/markup-compatibility/2006" xmlns:o="urn:schemas-microsoft-com:office:office" xmlns:r="http://schemas.openxmlformats.org/officeDocument/2006/relationships" xmlns:m="http://schemas.openxmlformats.org/officeDocument/2006/math" xmlns:v="urn:schemas-microsoft-com:vml" xmlns:wp="http://schemas.openxmlformats.org/drawingml/2006/wordprocessingDrawing" xmlns:w10="urn:schemas-microsoft-com:office:word" xmlns:w="http://schemas.openxmlformats.org/wordprocessingml/2006/main" xmlns:wne="http://schemas.microsoft.com/office/word/2006/wordml">
-  <w:comment w:id="0" w:author="Pedro Ramires" w:date="2026-07-02T19:38:00Z" w:initials="PR">
+  <w:comment w:id="0" w:author="Fátima" w:date="2026-09-25T20:48:00Z" w:initials="F">
     <w:p>
       <w:pPr>
         <w:pStyle w:val="Textodecomentrio"/>
@@ -38944,11 +38952,27 @@
         <w:annotationRef/>
       </w:r>
       <w:r>
+        <w:t>O resumo precisa ter a introdução, desenvolvimento e conclusão -  em torno de 150 a 200 palavras. Após a melhoria corrigir o abstract</w:t>
+      </w:r>
+    </w:p>
+  </w:comment>
+  <w:comment w:id="1" w:author="Pedro Ramires" w:date="2026-07-02T19:38:00Z" w:initials="PR">
+    <w:p>
+      <w:pPr>
+        <w:pStyle w:val="Textodecomentrio"/>
+      </w:pPr>
+      <w:r>
+        <w:rPr>
+          <w:rStyle w:val="Refdecomentrio"/>
+        </w:rPr>
+        <w:annotationRef/>
+      </w:r>
+      <w:r>
         <w:t>1??????? Introdução não tem numero</w:t>
       </w:r>
     </w:p>
   </w:comment>
-  <w:comment w:id="1" w:author="Pedro Ramires" w:date="2026-05-04T20:31:00Z" w:initials="PR">
+  <w:comment w:id="2" w:author="Pedro Ramires" w:date="2026-05-04T20:31:00Z" w:initials="PR">
     <w:p>
       <w:pPr>
         <w:pStyle w:val="Textodecomentrio"/>
@@ -38964,7 +38988,7 @@
       </w:r>
     </w:p>
   </w:comment>
-  <w:comment w:id="2" w:author="Pedro Ramires" w:date="2026-07-02T19:36:00Z" w:initials="PR">
+  <w:comment w:id="3" w:author="Pedro Ramires" w:date="2026-07-02T19:36:00Z" w:initials="PR">
     <w:p>
       <w:pPr>
         <w:pStyle w:val="Textodecomentrio"/>
@@ -38985,7 +39009,7 @@
       </w:pPr>
     </w:p>
   </w:comment>
-  <w:comment w:id="3" w:author="Pedro Ramires" w:date="2026-05-04T20:32:00Z" w:initials="PR">
+  <w:comment w:id="4" w:author="Pedro Ramires" w:date="2026-05-04T20:32:00Z" w:initials="PR">
     <w:p>
       <w:pPr>
         <w:pStyle w:val="Textodecomentrio"/>
@@ -39001,7 +39025,7 @@
       </w:r>
     </w:p>
   </w:comment>
-  <w:comment w:id="4" w:author="Pedro Ramires" w:date="2026-07-02T19:37:00Z" w:initials="PR">
+  <w:comment w:id="5" w:author="Pedro Ramires" w:date="2026-07-02T19:37:00Z" w:initials="PR">
     <w:p>
       <w:pPr>
         <w:pStyle w:val="Textodecomentrio"/>
@@ -39017,7 +39041,7 @@
       </w:r>
     </w:p>
   </w:comment>
-  <w:comment w:id="5" w:author="Pedro Ramires" w:date="2026-05-04T20:32:00Z" w:initials="PR">
+  <w:comment w:id="6" w:author="Pedro Ramires" w:date="2026-05-04T20:32:00Z" w:initials="PR">
     <w:p>
       <w:pPr>
         <w:pStyle w:val="Textodecomentrio"/>
@@ -39038,7 +39062,7 @@
       </w:r>
     </w:p>
   </w:comment>
-  <w:comment w:id="6" w:author="Pedro Ramires" w:date="2026-07-02T19:37:00Z" w:initials="PR">
+  <w:comment w:id="7" w:author="Pedro Ramires" w:date="2026-07-02T19:37:00Z" w:initials="PR">
     <w:p>
       <w:pPr>
         <w:pStyle w:val="Textodecomentrio"/>
@@ -39054,7 +39078,7 @@
       </w:r>
     </w:p>
   </w:comment>
-  <w:comment w:id="7" w:author="Pedro Ramires" w:date="2026-05-04T20:32:00Z" w:initials="PR">
+  <w:comment w:id="8" w:author="Pedro Ramires" w:date="2026-05-04T20:32:00Z" w:initials="PR">
     <w:p>
       <w:pPr>
         <w:pStyle w:val="Textodecomentrio"/>
@@ -39075,7 +39099,7 @@
       </w:r>
     </w:p>
   </w:comment>
-  <w:comment w:id="8" w:author="Pedro Ramires" w:date="2026-07-02T19:37:00Z" w:initials="PR">
+  <w:comment w:id="9" w:author="Pedro Ramires" w:date="2026-07-02T19:37:00Z" w:initials="PR">
     <w:p>
       <w:pPr>
         <w:pStyle w:val="Textodecomentrio"/>
@@ -39088,27 +39112,6 @@
       </w:r>
       <w:r>
         <w:t xml:space="preserve">Itálico </w:t>
-      </w:r>
-    </w:p>
-  </w:comment>
-  <w:comment w:id="9" w:author="Pedro Ramires" w:date="2026-05-04T20:32:00Z" w:initials="PR">
-    <w:p>
-      <w:pPr>
-        <w:pStyle w:val="Textodecomentrio"/>
-      </w:pPr>
-      <w:r>
-        <w:rPr>
-          <w:rStyle w:val="Refdecomentrio"/>
-        </w:rPr>
-        <w:annotationRef/>
-      </w:r>
-      <w:r>
-        <w:t>recuo</w:t>
-      </w:r>
-    </w:p>
-    <w:p>
-      <w:r>
-        <w:t>[CORRIGIDO: recuo de primeira linha ajustado para 1,25 cm.]</w:t>
       </w:r>
     </w:p>
   </w:comment>
@@ -39133,7 +39136,7 @@
       </w:r>
     </w:p>
   </w:comment>
-  <w:comment w:id="11" w:author="Pedro Ramires" w:date="2026-07-02T20:18:00Z" w:initials="PR">
+  <w:comment w:id="11" w:author="Pedro Ramires" w:date="2026-05-04T20:32:00Z" w:initials="PR">
     <w:p>
       <w:pPr>
         <w:pStyle w:val="Textodecomentrio"/>
@@ -39145,29 +39148,29 @@
         <w:annotationRef/>
       </w:r>
       <w:r>
+        <w:t>recuo</w:t>
+      </w:r>
+    </w:p>
+    <w:p>
+      <w:r>
+        <w:t>[CORRIGIDO: recuo de primeira linha ajustado para 1,25 cm.]</w:t>
+      </w:r>
+    </w:p>
+  </w:comment>
+  <w:comment w:id="12" w:author="Pedro Ramires" w:date="2026-07-02T20:18:00Z" w:initials="PR">
+    <w:p>
+      <w:pPr>
+        <w:pStyle w:val="Textodecomentrio"/>
+      </w:pPr>
+      <w:r>
+        <w:rPr>
+          <w:rStyle w:val="Refdecomentrio"/>
+        </w:rPr>
+        <w:annotationRef/>
+      </w:r>
+      <w:r>
         <w:t>Ainda está com erro de recuo em todos os parágrafos e formatação nivel1, 2, 3 e 4 seus errados, refazer tudo</w:t>
       </w:r>
-    </w:p>
-  </w:comment>
-  <w:comment w:id="12" w:author="Pedro Ramires" w:date="2026-07-02T20:20:00Z" w:initials="PR">
-    <w:p>
-      <w:pPr>
-        <w:pStyle w:val="Textodecomentrio"/>
-      </w:pPr>
-      <w:r>
-        <w:rPr>
-          <w:rStyle w:val="Refdecomentrio"/>
-        </w:rPr>
-        <w:annotationRef/>
-      </w:r>
-      <w:r>
-        <w:t>itálico</w:t>
-      </w:r>
-    </w:p>
-    <w:p>
-      <w:pPr>
-        <w:pStyle w:val="Textodecomentrio"/>
-      </w:pPr>
     </w:p>
   </w:comment>
   <w:comment w:id="13" w:author="Pedro Ramires" w:date="2026-07-02T20:20:00Z" w:initials="PR">
@@ -39191,7 +39194,7 @@
       </w:pPr>
     </w:p>
   </w:comment>
-  <w:comment w:id="14" w:author="Pedro Ramires" w:date="2026-07-02T20:22:00Z" w:initials="PR">
+  <w:comment w:id="14" w:author="Pedro Ramires" w:date="2026-07-02T20:20:00Z" w:initials="PR">
     <w:p>
       <w:pPr>
         <w:pStyle w:val="Textodecomentrio"/>
@@ -39203,11 +39206,32 @@
         <w:annotationRef/>
       </w:r>
       <w:r>
+        <w:t>itálico</w:t>
+      </w:r>
+    </w:p>
+    <w:p>
+      <w:pPr>
+        <w:pStyle w:val="Textodecomentrio"/>
+      </w:pPr>
+    </w:p>
+  </w:comment>
+  <w:comment w:id="15" w:author="Pedro Ramires" w:date="2026-07-02T20:22:00Z" w:initials="PR">
+    <w:p>
+      <w:pPr>
+        <w:pStyle w:val="Textodecomentrio"/>
+      </w:pPr>
+      <w:r>
+        <w:rPr>
+          <w:rStyle w:val="Refdecomentrio"/>
+        </w:rPr>
+        <w:annotationRef/>
+      </w:r>
+      <w:r>
         <w:t xml:space="preserve">remove estado desta tabela pois teoricamente no final do tcc tudo é pra estar finalizado e não tem sentido ela, só atividade, responsável e as datas </w:t>
       </w:r>
     </w:p>
   </w:comment>
-  <w:comment w:id="15" w:author="Pedro Ramires" w:date="2026-07-02T20:20:00Z" w:initials="PR">
+  <w:comment w:id="16" w:author="Pedro Ramires" w:date="2026-07-02T20:20:00Z" w:initials="PR">
     <w:p>
       <w:pPr>
         <w:pStyle w:val="Textodecomentrio"/>
@@ -39228,7 +39252,7 @@
       </w:pPr>
     </w:p>
   </w:comment>
-  <w:comment w:id="16" w:author="Pedro Ramires" w:date="2026-07-02T19:50:00Z" w:initials="PR">
+  <w:comment w:id="17" w:author="Pedro Ramires" w:date="2026-07-02T19:50:00Z" w:initials="PR">
     <w:p>
       <w:pPr>
         <w:pStyle w:val="Textodecomentrio"/>
@@ -39249,7 +39273,7 @@
       </w:pPr>
     </w:p>
   </w:comment>
-  <w:comment w:id="19" w:author="Pedro Ramires" w:date="2026-07-02T20:26:00Z" w:initials="PR">
+  <w:comment w:id="20" w:author="Pedro Ramires" w:date="2026-07-02T20:26:00Z" w:initials="PR">
     <w:p>
       <w:pPr>
         <w:pStyle w:val="Textodecomentrio"/>
@@ -39265,7 +39289,7 @@
       </w:r>
     </w:p>
   </w:comment>
-  <w:comment w:id="21" w:author="Pedro Ramires" w:date="2026-07-02T20:26:00Z" w:initials="PR">
+  <w:comment w:id="22" w:author="Pedro Ramires" w:date="2026-07-02T20:26:00Z" w:initials="PR">
     <w:p>
       <w:pPr>
         <w:pStyle w:val="Textodecomentrio"/>
@@ -39281,7 +39305,7 @@
       </w:r>
     </w:p>
   </w:comment>
-  <w:comment w:id="22" w:author="Pedro Ramires" w:date="2026-07-02T20:28:00Z" w:initials="PR">
+  <w:comment w:id="23" w:author="Pedro Ramires" w:date="2026-07-02T20:28:00Z" w:initials="PR">
     <w:p>
       <w:pPr>
         <w:pStyle w:val="Textodecomentrio"/>
@@ -39297,7 +39321,7 @@
       </w:r>
     </w:p>
   </w:comment>
-  <w:comment w:id="20" w:author="Pedro Ramires" w:date="2026-07-02T20:27:00Z" w:initials="PR">
+  <w:comment w:id="21" w:author="Pedro Ramires" w:date="2026-07-02T20:27:00Z" w:initials="PR">
     <w:p>
       <w:pPr>
         <w:pStyle w:val="Textodecomentrio"/>
@@ -39313,7 +39337,7 @@
       </w:r>
     </w:p>
   </w:comment>
-  <w:comment w:id="24" w:author="Pedro Ramires" w:date="2026-07-02T20:27:00Z" w:initials="PR">
+  <w:comment w:id="25" w:author="Pedro Ramires" w:date="2026-07-02T20:27:00Z" w:initials="PR">
     <w:p>
       <w:pPr>
         <w:pStyle w:val="Textodecomentrio"/>
@@ -39326,6 +39350,22 @@
       </w:r>
       <w:r>
         <w:t>formatação</w:t>
+      </w:r>
+    </w:p>
+  </w:comment>
+  <w:comment w:id="27" w:author="Pedro Ramires" w:date="2026-07-02T20:28:00Z" w:initials="PR">
+    <w:p>
+      <w:pPr>
+        <w:pStyle w:val="Textodecomentrio"/>
+      </w:pPr>
+      <w:r>
+        <w:rPr>
+          <w:rStyle w:val="Refdecomentrio"/>
+        </w:rPr>
+        <w:annotationRef/>
+      </w:r>
+      <w:r>
+        <w:t>remover espaço em branco</w:t>
       </w:r>
     </w:p>
   </w:comment>
@@ -39341,45 +39381,8 @@
         <w:annotationRef/>
       </w:r>
       <w:r>
-        <w:t>remover espaço em branco</w:t>
-      </w:r>
-    </w:p>
-  </w:comment>
-  <w:comment w:id="25" w:author="Pedro Ramires" w:date="2026-07-02T20:28:00Z" w:initials="PR">
-    <w:p>
-      <w:pPr>
-        <w:pStyle w:val="Textodecomentrio"/>
-      </w:pPr>
-      <w:r>
-        <w:rPr>
-          <w:rStyle w:val="Refdecomentrio"/>
-        </w:rPr>
-        <w:annotationRef/>
-      </w:r>
-      <w:r>
         <w:t>é</w:t>
       </w:r>
-    </w:p>
-  </w:comment>
-  <w:comment w:id="27" w:author="Pedro Ramires" w:date="2026-07-02T19:50:00Z" w:initials="PR">
-    <w:p>
-      <w:pPr>
-        <w:pStyle w:val="Textodecomentrio"/>
-      </w:pPr>
-      <w:r>
-        <w:rPr>
-          <w:rStyle w:val="Refdecomentrio"/>
-        </w:rPr>
-        <w:annotationRef/>
-      </w:r>
-      <w:r>
-        <w:t>itálico</w:t>
-      </w:r>
-    </w:p>
-    <w:p>
-      <w:pPr>
-        <w:pStyle w:val="Textodecomentrio"/>
-      </w:pPr>
     </w:p>
   </w:comment>
   <w:comment w:id="28" w:author="Pedro Ramires" w:date="2026-07-02T19:50:00Z" w:initials="PR">
@@ -39403,7 +39406,7 @@
       </w:pPr>
     </w:p>
   </w:comment>
-  <w:comment w:id="29" w:author="Pedro Ramires" w:date="2026-07-02T20:35:00Z" w:initials="PR">
+  <w:comment w:id="29" w:author="Pedro Ramires" w:date="2026-07-02T19:50:00Z" w:initials="PR">
     <w:p>
       <w:pPr>
         <w:pStyle w:val="Textodecomentrio"/>
@@ -39415,11 +39418,32 @@
         <w:annotationRef/>
       </w:r>
       <w:r>
+        <w:t>itálico</w:t>
+      </w:r>
+    </w:p>
+    <w:p>
+      <w:pPr>
+        <w:pStyle w:val="Textodecomentrio"/>
+      </w:pPr>
+    </w:p>
+  </w:comment>
+  <w:comment w:id="30" w:author="Pedro Ramires" w:date="2026-07-02T20:35:00Z" w:initials="PR">
+    <w:p>
+      <w:pPr>
+        <w:pStyle w:val="Textodecomentrio"/>
+      </w:pPr>
+      <w:r>
+        <w:rPr>
+          <w:rStyle w:val="Refdecomentrio"/>
+        </w:rPr>
+        <w:annotationRef/>
+      </w:r>
+      <w:r>
         <w:t xml:space="preserve">itálico </w:t>
       </w:r>
     </w:p>
   </w:comment>
-  <w:comment w:id="30" w:author="Pedro Ramires" w:date="2026-07-02T19:53:00Z" w:initials="PR">
+  <w:comment w:id="31" w:author="Pedro Ramires" w:date="2026-07-02T19:53:00Z" w:initials="PR">
     <w:p>
       <w:pPr>
         <w:pStyle w:val="Textodecomentrio"/>
@@ -39440,7 +39464,7 @@
       </w:pPr>
     </w:p>
   </w:comment>
-  <w:comment w:id="31" w:author="Pedro Ramires" w:date="2026-07-02T19:45:00Z" w:initials="PR">
+  <w:comment w:id="32" w:author="Pedro Ramires" w:date="2026-07-02T19:45:00Z" w:initials="PR">
     <w:p>
       <w:pPr>
         <w:pStyle w:val="Textodecomentrio"/>
@@ -39461,28 +39485,7 @@
       </w:pPr>
     </w:p>
   </w:comment>
-  <w:comment w:id="32" w:author="Pedro Ramires" w:date="2026-07-02T20:20:00Z" w:initials="PR">
-    <w:p>
-      <w:pPr>
-        <w:pStyle w:val="Textodecomentrio"/>
-      </w:pPr>
-      <w:r>
-        <w:rPr>
-          <w:rStyle w:val="Refdecomentrio"/>
-        </w:rPr>
-        <w:annotationRef/>
-      </w:r>
-      <w:r>
-        <w:t>itálico</w:t>
-      </w:r>
-    </w:p>
-    <w:p>
-      <w:pPr>
-        <w:pStyle w:val="Textodecomentrio"/>
-      </w:pPr>
-    </w:p>
-  </w:comment>
-  <w:comment w:id="33" w:author="Pedro Ramires" w:date="2026-07-02T19:53:00Z" w:initials="PR">
+  <w:comment w:id="33" w:author="Pedro Ramires" w:date="2026-07-02T20:20:00Z" w:initials="PR">
     <w:p>
       <w:pPr>
         <w:pStyle w:val="Textodecomentrio"/>
@@ -39566,7 +39569,7 @@
       </w:pPr>
     </w:p>
   </w:comment>
-  <w:comment w:id="37" w:author="Pedro Ramires" w:date="2026-07-02T20:21:00Z" w:initials="PR">
+  <w:comment w:id="37" w:author="Pedro Ramires" w:date="2026-07-02T19:53:00Z" w:initials="PR">
     <w:p>
       <w:pPr>
         <w:pStyle w:val="Textodecomentrio"/>
@@ -39587,7 +39590,7 @@
       </w:pPr>
     </w:p>
   </w:comment>
-  <w:comment w:id="38" w:author="Pedro Ramires" w:date="2026-07-02T19:53:00Z" w:initials="PR">
+  <w:comment w:id="38" w:author="Pedro Ramires" w:date="2026-07-02T20:21:00Z" w:initials="PR">
     <w:p>
       <w:pPr>
         <w:pStyle w:val="Textodecomentrio"/>
@@ -39692,7 +39695,7 @@
       </w:pPr>
     </w:p>
   </w:comment>
-  <w:comment w:id="43" w:author="Pedro Ramires" w:date="2026-07-02T20:21:00Z" w:initials="PR">
+  <w:comment w:id="43" w:author="Pedro Ramires" w:date="2026-07-02T19:53:00Z" w:initials="PR">
     <w:p>
       <w:pPr>
         <w:pStyle w:val="Textodecomentrio"/>
@@ -39713,7 +39716,7 @@
       </w:pPr>
     </w:p>
   </w:comment>
-  <w:comment w:id="44" w:author="Pedro Ramires" w:date="2026-07-02T19:53:00Z" w:initials="PR">
+  <w:comment w:id="44" w:author="Pedro Ramires" w:date="2026-07-02T20:21:00Z" w:initials="PR">
     <w:p>
       <w:pPr>
         <w:pStyle w:val="Textodecomentrio"/>
@@ -39734,7 +39737,7 @@
       </w:pPr>
     </w:p>
   </w:comment>
-  <w:comment w:id="45" w:author="Pedro Ramires" w:date="2026-07-02T19:49:00Z" w:initials="PR">
+  <w:comment w:id="45" w:author="Pedro Ramires" w:date="2026-07-02T19:53:00Z" w:initials="PR">
     <w:p>
       <w:pPr>
         <w:pStyle w:val="Textodecomentrio"/>
@@ -39755,7 +39758,7 @@
       </w:pPr>
     </w:p>
   </w:comment>
-  <w:comment w:id="46" w:author="Pedro Ramires" w:date="2026-07-02T19:45:00Z" w:initials="PR">
+  <w:comment w:id="46" w:author="Pedro Ramires" w:date="2026-07-02T19:49:00Z" w:initials="PR">
     <w:p>
       <w:pPr>
         <w:pStyle w:val="Textodecomentrio"/>
@@ -39788,8 +39791,13 @@
         <w:annotationRef/>
       </w:r>
       <w:r>
-        <w:t xml:space="preserve">Sigla primeiro original depois tradução </w:t>
-      </w:r>
+        <w:t>itálico</w:t>
+      </w:r>
+    </w:p>
+    <w:p>
+      <w:pPr>
+        <w:pStyle w:val="Textodecomentrio"/>
+      </w:pPr>
     </w:p>
   </w:comment>
   <w:comment w:id="48" w:author="Pedro Ramires" w:date="2026-07-02T19:45:00Z" w:initials="PR">
@@ -39804,13 +39812,8 @@
         <w:annotationRef/>
       </w:r>
       <w:r>
-        <w:t>itálico</w:t>
-      </w:r>
-    </w:p>
-    <w:p>
-      <w:pPr>
-        <w:pStyle w:val="Textodecomentrio"/>
-      </w:pPr>
+        <w:t xml:space="preserve">Sigla primeiro original depois tradução </w:t>
+      </w:r>
     </w:p>
   </w:comment>
   <w:comment w:id="49" w:author="Pedro Ramires" w:date="2026-07-02T19:45:00Z" w:initials="PR">
@@ -39834,7 +39837,7 @@
       </w:pPr>
     </w:p>
   </w:comment>
-  <w:comment w:id="50" w:author="Pedro Ramires" w:date="2026-07-02T20:21:00Z" w:initials="PR">
+  <w:comment w:id="50" w:author="Pedro Ramires" w:date="2026-07-02T19:45:00Z" w:initials="PR">
     <w:p>
       <w:pPr>
         <w:pStyle w:val="Textodecomentrio"/>
@@ -39855,7 +39858,7 @@
       </w:pPr>
     </w:p>
   </w:comment>
-  <w:comment w:id="51" w:author="Pedro Ramires" w:date="2026-07-02T19:45:00Z" w:initials="PR">
+  <w:comment w:id="51" w:author="Pedro Ramires" w:date="2026-07-02T20:21:00Z" w:initials="PR">
     <w:p>
       <w:pPr>
         <w:pStyle w:val="Textodecomentrio"/>
@@ -39876,7 +39879,7 @@
       </w:pPr>
     </w:p>
   </w:comment>
-  <w:comment w:id="52" w:author="Pedro Ramires" w:date="2026-07-02T19:46:00Z" w:initials="PR">
+  <w:comment w:id="52" w:author="Pedro Ramires" w:date="2026-07-02T19:45:00Z" w:initials="PR">
     <w:p>
       <w:pPr>
         <w:pStyle w:val="Textodecomentrio"/>
@@ -39897,7 +39900,7 @@
       </w:pPr>
     </w:p>
   </w:comment>
-  <w:comment w:id="53" w:author="Pedro Ramires" w:date="2026-07-02T20:21:00Z" w:initials="PR">
+  <w:comment w:id="53" w:author="Pedro Ramires" w:date="2026-07-02T19:46:00Z" w:initials="PR">
     <w:p>
       <w:pPr>
         <w:pStyle w:val="Textodecomentrio"/>
@@ -39939,7 +39942,7 @@
       </w:pPr>
     </w:p>
   </w:comment>
-  <w:comment w:id="55" w:author="Pedro Ramires" w:date="2026-07-02T19:53:00Z" w:initials="PR">
+  <w:comment w:id="55" w:author="Pedro Ramires" w:date="2026-07-02T20:21:00Z" w:initials="PR">
     <w:p>
       <w:pPr>
         <w:pStyle w:val="Textodecomentrio"/>
@@ -39960,7 +39963,7 @@
       </w:pPr>
     </w:p>
   </w:comment>
-  <w:comment w:id="56" w:author="Pedro Ramires" w:date="2026-07-02T20:21:00Z" w:initials="PR">
+  <w:comment w:id="56" w:author="Pedro Ramires" w:date="2026-07-02T19:53:00Z" w:initials="PR">
     <w:p>
       <w:pPr>
         <w:pStyle w:val="Textodecomentrio"/>
@@ -39981,7 +39984,28 @@
       </w:pPr>
     </w:p>
   </w:comment>
-  <w:comment w:id="57" w:author="Pedro Ramires" w:date="2026-07-02T20:38:00Z" w:initials="PR">
+  <w:comment w:id="57" w:author="Pedro Ramires" w:date="2026-07-02T20:21:00Z" w:initials="PR">
+    <w:p>
+      <w:pPr>
+        <w:pStyle w:val="Textodecomentrio"/>
+      </w:pPr>
+      <w:r>
+        <w:rPr>
+          <w:rStyle w:val="Refdecomentrio"/>
+        </w:rPr>
+        <w:annotationRef/>
+      </w:r>
+      <w:r>
+        <w:t>itálico</w:t>
+      </w:r>
+    </w:p>
+    <w:p>
+      <w:pPr>
+        <w:pStyle w:val="Textodecomentrio"/>
+      </w:pPr>
+    </w:p>
+  </w:comment>
+  <w:comment w:id="58" w:author="Pedro Ramires" w:date="2026-07-02T20:38:00Z" w:initials="PR">
     <w:p>
       <w:pPr>
         <w:pStyle w:val="Textodecomentrio"/>

--- a/Documentacao/STOCK_ERP.docx
+++ b/Documentacao/STOCK_ERP.docx
@@ -3767,8 +3767,9 @@
           <w:sz w:val="28"/>
           <w:szCs w:val="28"/>
         </w:rPr>
-        <w:t>LISTA DE FIGURAS</w:t>
-      </w:r>
+        <w:t xml:space="preserve">LISTA DE </w:t>
+      </w:r>
+      <w:commentRangeStart w:id="1"/>
       <w:r>
         <w:rPr>
           <w:rFonts w:cs="Arial"/>
@@ -3776,29 +3777,35 @@
           <w:sz w:val="28"/>
           <w:szCs w:val="28"/>
         </w:rPr>
-        <w:br w:type="page"/>
-      </w:r>
-    </w:p>
-    <w:p>
-      <w:pPr>
-        <w:spacing w:after="240"/>
+        <w:t>FIGURAS</w:t>
+      </w:r>
+      <w:commentRangeEnd w:id="1"/>
+      <w:r>
+        <w:rPr>
+          <w:rStyle w:val="Refdecomentrio"/>
+        </w:rPr>
+        <w:commentReference w:id="1"/>
+      </w:r>
+      <w:r>
         <w:rPr>
           <w:rFonts w:cs="Arial"/>
           <w:b/>
           <w:sz w:val="28"/>
           <w:szCs w:val="28"/>
         </w:rPr>
-      </w:pPr>
-      <w:r>
+        <w:br w:type="page"/>
+      </w:r>
+    </w:p>
+    <w:p>
+      <w:pPr>
+        <w:spacing w:after="240"/>
         <w:rPr>
           <w:rFonts w:cs="Arial"/>
           <w:b/>
           <w:sz w:val="28"/>
           <w:szCs w:val="28"/>
         </w:rPr>
-        <w:lastRenderedPageBreak/>
-        <w:t>LISTA DE TABELAS</w:t>
-      </w:r>
+      </w:pPr>
       <w:r>
         <w:rPr>
           <w:rFonts w:cs="Arial"/>
@@ -3806,6 +3813,33 @@
           <w:sz w:val="28"/>
           <w:szCs w:val="28"/>
         </w:rPr>
+        <w:lastRenderedPageBreak/>
+        <w:t xml:space="preserve">LISTA DE </w:t>
+      </w:r>
+      <w:commentRangeStart w:id="2"/>
+      <w:r>
+        <w:rPr>
+          <w:rFonts w:cs="Arial"/>
+          <w:b/>
+          <w:sz w:val="28"/>
+          <w:szCs w:val="28"/>
+        </w:rPr>
+        <w:t>TABELAS</w:t>
+      </w:r>
+      <w:commentRangeEnd w:id="2"/>
+      <w:r>
+        <w:rPr>
+          <w:rStyle w:val="Refdecomentrio"/>
+        </w:rPr>
+        <w:commentReference w:id="2"/>
+      </w:r>
+      <w:r>
+        <w:rPr>
+          <w:rFonts w:cs="Arial"/>
+          <w:b/>
+          <w:sz w:val="28"/>
+          <w:szCs w:val="28"/>
+        </w:rPr>
         <w:br w:type="page"/>
       </w:r>
     </w:p>
@@ -3837,8 +3871,9 @@
           <w:sz w:val="28"/>
           <w:szCs w:val="28"/>
         </w:rPr>
-        <w:t>LISTA DE S</w:t>
-      </w:r>
+        <w:t xml:space="preserve">LISTA DE </w:t>
+      </w:r>
+      <w:commentRangeStart w:id="3"/>
       <w:r>
         <w:rPr>
           <w:rFonts w:cs="Arial"/>
@@ -3846,7 +3881,7 @@
           <w:sz w:val="28"/>
           <w:szCs w:val="28"/>
         </w:rPr>
-        <w:t>Í</w:t>
+        <w:t>S</w:t>
       </w:r>
       <w:r>
         <w:rPr>
@@ -3855,7 +3890,23 @@
           <w:sz w:val="28"/>
           <w:szCs w:val="28"/>
         </w:rPr>
+        <w:t>Í</w:t>
+      </w:r>
+      <w:r>
+        <w:rPr>
+          <w:rFonts w:cs="Arial"/>
+          <w:b/>
+          <w:sz w:val="28"/>
+          <w:szCs w:val="28"/>
+        </w:rPr>
         <w:t>MBOLOS</w:t>
+      </w:r>
+      <w:commentRangeEnd w:id="3"/>
+      <w:r>
+        <w:rPr>
+          <w:rStyle w:val="Refdecomentrio"/>
+        </w:rPr>
+        <w:commentReference w:id="3"/>
       </w:r>
       <w:r>
         <w:rPr>
@@ -4995,9 +5046,7 @@
           <w:szCs w:val="24"/>
         </w:rPr>
       </w:pPr>
-      <w:commentRangeStart w:id="1"/>
-      <w:commentRangeStart w:id="2"/>
-      <w:commentRangeStart w:id="3"/>
+      <w:commentRangeStart w:id="4"/>
       <w:r>
         <w:rPr>
           <w:rFonts w:eastAsia="Times New Roman" w:cs="Arial"/>
@@ -5007,38 +5056,15 @@
         <w:lastRenderedPageBreak/>
         <w:t>INTRODUÇÃO</w:t>
       </w:r>
-      <w:commentRangeEnd w:id="1"/>
+      <w:commentRangeEnd w:id="4"/>
       <w:r>
         <w:rPr>
           <w:rStyle w:val="Refdecomentrio"/>
-          <w:rFonts w:eastAsia="SimSun" w:cs="Arial"/>
-          <w:color w:val="000000"/>
-          <w:sz w:val="24"/>
-          <w:szCs w:val="24"/>
-        </w:rPr>
-        <w:commentReference w:id="1"/>
-      </w:r>
-      <w:commentRangeEnd w:id="2"/>
-      <w:r>
-        <w:rPr>
-          <w:rStyle w:val="Refdecomentrio"/>
-          <w:rFonts w:eastAsia="SimSun" w:cs="Arial"/>
-          <w:color w:val="000000"/>
-          <w:sz w:val="24"/>
-          <w:szCs w:val="24"/>
-        </w:rPr>
-        <w:commentReference w:id="2"/>
-      </w:r>
-      <w:commentRangeEnd w:id="3"/>
-      <w:r>
-        <w:rPr>
-          <w:rStyle w:val="Refdecomentrio"/>
-          <w:rFonts w:eastAsia="SimSun" w:cs="Arial"/>
-          <w:color w:val="000000"/>
-          <w:sz w:val="24"/>
-          <w:szCs w:val="24"/>
-        </w:rPr>
-        <w:commentReference w:id="3"/>
+          <w:rFonts w:eastAsia="Times New Roman" w:cstheme="minorBidi"/>
+          <w:b w:val="0"/>
+          <w:caps w:val="0"/>
+        </w:rPr>
+        <w:commentReference w:id="4"/>
       </w:r>
     </w:p>
     <w:p>
@@ -5051,8 +5077,6 @@
           <w:szCs w:val="24"/>
         </w:rPr>
       </w:pPr>
-      <w:commentRangeStart w:id="4"/>
-      <w:commentRangeStart w:id="5"/>
       <w:r>
         <w:rPr>
           <w:rFonts w:cs="Arial"/>
@@ -5060,26 +5084,6 @@
         </w:rPr>
         <w:t>Atualmente, a tecnologia é muito importante para o funcionamento das empresas, pois ajuda na organização, no controle e na rapidez dos processos internos. Entre os setores que mais precisam de atenção está o estoque, já que ele é responsável pelo controle de produtos, entradas, saídas e disponibilidade de mercadorias.</w:t>
       </w:r>
-      <w:commentRangeEnd w:id="4"/>
-      <w:r>
-        <w:rPr>
-          <w:rStyle w:val="Refdecomentrio"/>
-          <w:rFonts w:eastAsia="Calibri" w:cs="Arial"/>
-          <w:sz w:val="24"/>
-          <w:szCs w:val="24"/>
-        </w:rPr>
-        <w:commentReference w:id="4"/>
-      </w:r>
-      <w:commentRangeEnd w:id="5"/>
-      <w:r>
-        <w:rPr>
-          <w:rStyle w:val="Refdecomentrio"/>
-          <w:rFonts w:eastAsia="Calibri" w:cs="Arial"/>
-          <w:sz w:val="24"/>
-          <w:szCs w:val="24"/>
-        </w:rPr>
-        <w:commentReference w:id="5"/>
-      </w:r>
     </w:p>
     <w:p>
       <w:pPr>
@@ -5092,33 +5096,13 @@
           <w:szCs w:val="24"/>
         </w:rPr>
       </w:pPr>
-      <w:commentRangeStart w:id="6"/>
-      <w:r>
-        <w:rPr>
-          <w:rFonts w:cs="Arial"/>
-          <w:bCs/>
-          <w:szCs w:val="24"/>
-        </w:rPr>
-        <w:t>Muitas</w:t>
-      </w:r>
-      <w:commentRangeEnd w:id="6"/>
-      <w:r>
-        <w:rPr>
-          <w:rStyle w:val="Refdecomentrio"/>
-          <w:rFonts w:cs="Arial"/>
-          <w:bCs/>
-          <w:sz w:val="24"/>
-          <w:szCs w:val="24"/>
-        </w:rPr>
-        <w:commentReference w:id="6"/>
-      </w:r>
-      <w:r>
-        <w:rPr>
-          <w:rFonts w:cs="Arial"/>
-          <w:bCs/>
-          <w:szCs w:val="24"/>
-        </w:rPr>
-        <w:t xml:space="preserve"> empresas ainda utilizam controles manuais, planilhas ou sistemas antigos para administrar o estoque. Isso pode causar erros, perda de informações, atrasos, retrabalho e dificuldades na comunicação entre setores como vendas, logística e financeiro.</w:t>
+      <w:r>
+        <w:rPr>
+          <w:rFonts w:cs="Arial"/>
+          <w:bCs/>
+          <w:szCs w:val="24"/>
+        </w:rPr>
+        <w:t>Muitas empresas ainda utilizam controles manuais, planilhas ou sistemas antigos para administrar o estoque. Isso pode causar erros, perda de informações, atrasos, retrabalho e dificuldades na comunicação entre setores como vendas, logística e financeiro.</w:t>
       </w:r>
     </w:p>
     <w:p>
@@ -5139,7 +5123,6 @@
         </w:rPr>
         <w:t xml:space="preserve">Diante dessa situação, este Trabalho de Conclusão de Curso apresenta o desenvolvimento de um sistema ERP </w:t>
       </w:r>
-      <w:commentRangeStart w:id="7"/>
       <w:r>
         <w:rPr>
           <w:rFonts w:cs="Arial"/>
@@ -5149,16 +5132,6 @@
         </w:rPr>
         <w:t>Web</w:t>
       </w:r>
-      <w:commentRangeEnd w:id="7"/>
-      <w:r>
-        <w:rPr>
-          <w:rStyle w:val="Refdecomentrio"/>
-          <w:rFonts w:cs="Arial"/>
-          <w:sz w:val="24"/>
-          <w:szCs w:val="24"/>
-        </w:rPr>
-        <w:commentReference w:id="7"/>
-      </w:r>
       <w:r>
         <w:rPr>
           <w:rFonts w:cs="Arial"/>
@@ -5178,33 +5151,13 @@
           <w:szCs w:val="24"/>
         </w:rPr>
       </w:pPr>
-      <w:commentRangeStart w:id="8"/>
-      <w:r>
-        <w:rPr>
-          <w:rFonts w:cs="Arial"/>
-          <w:bCs/>
-          <w:szCs w:val="24"/>
-        </w:rPr>
-        <w:t>A</w:t>
-      </w:r>
-      <w:commentRangeEnd w:id="8"/>
-      <w:r>
-        <w:rPr>
-          <w:rStyle w:val="Refdecomentrio"/>
-          <w:rFonts w:cs="Arial"/>
-          <w:bCs/>
-          <w:sz w:val="24"/>
-          <w:szCs w:val="24"/>
-        </w:rPr>
-        <w:commentReference w:id="8"/>
-      </w:r>
-      <w:r>
-        <w:rPr>
-          <w:rFonts w:cs="Arial"/>
-          <w:bCs/>
-          <w:szCs w:val="24"/>
-        </w:rPr>
-        <w:t xml:space="preserve"> importância deste projeto está na necessidade de modernizar os processos empresariais, tornando o trabalho mais rápido, seguro e eficiente. Com um sistema integrado, a empresa pode reduzir falhas operacionais, melhorar a comunicação entre setores e tomar decisões com mais precisão.</w:t>
+      <w:r>
+        <w:rPr>
+          <w:rFonts w:cs="Arial"/>
+          <w:bCs/>
+          <w:szCs w:val="24"/>
+        </w:rPr>
+        <w:t>A importância deste projeto está na necessidade de modernizar os processos empresariais, tornando o trabalho mais rápido, seguro e eficiente. Com um sistema integrado, a empresa pode reduzir falhas operacionais, melhorar a comunicação entre setores e tomar decisões com mais precisão.</w:t>
       </w:r>
     </w:p>
     <w:p>
@@ -5225,7 +5178,6 @@
         </w:rPr>
         <w:t xml:space="preserve">O objetivo geral deste trabalho é desenvolver um sistema ERP </w:t>
       </w:r>
-      <w:commentRangeStart w:id="9"/>
       <w:r>
         <w:rPr>
           <w:rFonts w:cs="Arial"/>
@@ -5235,16 +5187,6 @@
         </w:rPr>
         <w:t>Web</w:t>
       </w:r>
-      <w:commentRangeEnd w:id="9"/>
-      <w:r>
-        <w:rPr>
-          <w:rStyle w:val="Refdecomentrio"/>
-          <w:rFonts w:cs="Arial"/>
-          <w:sz w:val="24"/>
-          <w:szCs w:val="24"/>
-        </w:rPr>
-        <w:commentReference w:id="9"/>
-      </w:r>
       <w:r>
         <w:rPr>
           <w:rFonts w:cs="Arial"/>
@@ -5264,33 +5206,13 @@
           <w:szCs w:val="24"/>
         </w:rPr>
       </w:pPr>
-      <w:commentRangeStart w:id="10"/>
-      <w:r>
-        <w:rPr>
-          <w:rFonts w:cs="Arial"/>
-          <w:bCs/>
-          <w:szCs w:val="24"/>
-        </w:rPr>
-        <w:t>Como</w:t>
-      </w:r>
-      <w:commentRangeEnd w:id="10"/>
-      <w:r>
-        <w:rPr>
-          <w:rStyle w:val="Refdecomentrio"/>
-          <w:rFonts w:cs="Arial"/>
-          <w:bCs/>
-          <w:sz w:val="24"/>
-          <w:szCs w:val="24"/>
-        </w:rPr>
-        <w:commentReference w:id="10"/>
-      </w:r>
-      <w:r>
-        <w:rPr>
-          <w:rFonts w:cs="Arial"/>
-          <w:bCs/>
-          <w:szCs w:val="24"/>
-        </w:rPr>
-        <w:t xml:space="preserve"> objetivos específicos, pretende-se realizar o cadastro de produtos, clientes e fornecedores, controlar a entrada e saída de mercadorias, organizar pedidos, separação e expedição, auxiliar no setor financeiro e faturamento, gerar relatórios gerenciais e melhorar a segurança e a eficiência das informações.</w:t>
+      <w:r>
+        <w:rPr>
+          <w:rFonts w:cs="Arial"/>
+          <w:bCs/>
+          <w:szCs w:val="24"/>
+        </w:rPr>
+        <w:t>Como objetivos específicos, pretende-se realizar o cadastro de produtos, clientes e fornecedores, controlar a entrada e saída de mercadorias, organizar pedidos, separação e expedição, auxiliar no setor financeiro e faturamento, gerar relatórios gerenciais e melhorar a segurança e a eficiência das informações.</w:t>
       </w:r>
     </w:p>
     <w:p>
@@ -5304,33 +5226,13 @@
           <w:szCs w:val="24"/>
         </w:rPr>
       </w:pPr>
-      <w:commentRangeStart w:id="11"/>
-      <w:r>
-        <w:rPr>
-          <w:rFonts w:cs="Arial"/>
-          <w:bCs/>
-          <w:szCs w:val="24"/>
-        </w:rPr>
-        <w:t>Dessa</w:t>
-      </w:r>
-      <w:commentRangeEnd w:id="11"/>
-      <w:r>
-        <w:rPr>
-          <w:rStyle w:val="Refdecomentrio"/>
-          <w:rFonts w:cs="Arial"/>
-          <w:bCs/>
-          <w:sz w:val="24"/>
-          <w:szCs w:val="24"/>
-        </w:rPr>
-        <w:commentReference w:id="11"/>
-      </w:r>
-      <w:r>
-        <w:rPr>
-          <w:rFonts w:cs="Arial"/>
-          <w:bCs/>
-          <w:szCs w:val="24"/>
-        </w:rPr>
-        <w:t xml:space="preserve"> forma, espera-se que o sistema contribua para uma gestão mais organizada, prática e confiável, trazendo benefícios para todos os setores da empresa.</w:t>
+      <w:r>
+        <w:rPr>
+          <w:rFonts w:cs="Arial"/>
+          <w:bCs/>
+          <w:szCs w:val="24"/>
+        </w:rPr>
+        <w:t>Dessa forma, espera-se que o sistema contribua para uma gestão mais organizada, prática e confiável, trazendo benefícios para todos os setores da empresa.</w:t>
       </w:r>
       <w:r>
         <w:rPr>
@@ -5421,7 +5323,22 @@
         <w:ind w:firstLine="709"/>
       </w:pPr>
       <w:r>
-        <w:t>A adoção de TypeScript contribui para manter estruturas de dados mais previsíveis em módulos como produtos, compras, vendas, inventário, expedição e usuários. Como o Stock ERP possui diversas entidades e operações relacionadas entre si, o uso de tipos ajuda a reduzir inconsistências na troca de informações entre a interface, as rotas do servidor e o banco de dados.</w:t>
+        <w:t xml:space="preserve">A adoção de TypeScript </w:t>
+      </w:r>
+      <w:commentRangeStart w:id="5"/>
+      <w:r>
+        <w:t>contribui</w:t>
+      </w:r>
+      <w:commentRangeEnd w:id="5"/>
+      <w:r>
+        <w:rPr>
+          <w:rStyle w:val="Refdecomentrio"/>
+          <w:rFonts w:eastAsia="Times New Roman" w:cstheme="minorBidi"/>
+        </w:rPr>
+        <w:commentReference w:id="5"/>
+      </w:r>
+      <w:r>
+        <w:t xml:space="preserve"> para manter estruturas de dados mais previsíveis em módulos como produtos, compras, vendas, inventário, expedição e usuários. Como o Stock ERP possui diversas entidades e operações relacionadas entre si, o uso de tipos ajuda a reduzir inconsistências na troca de informações entre a interface, as rotas do servidor e o banco de dados.</w:t>
       </w:r>
     </w:p>
     <w:p>
@@ -5444,7 +5361,22 @@
       </w:r>
       <w:r>
         <w:lastRenderedPageBreak/>
-        <w:t>banco de dados externo. Com isso, a equipe mantém a maior parte da solução dentro do ecossistema JavaScript e TypeScript, reduzindo a necessidade de diferentes linguagens no mesmo projeto (NODE.JS, 2026).</w:t>
+        <w:t xml:space="preserve">banco de dados externo. Com isso, a equipe </w:t>
+      </w:r>
+      <w:commentRangeStart w:id="6"/>
+      <w:r>
+        <w:t xml:space="preserve">mantém </w:t>
+      </w:r>
+      <w:commentRangeEnd w:id="6"/>
+      <w:r>
+        <w:rPr>
+          <w:rStyle w:val="Refdecomentrio"/>
+          <w:rFonts w:eastAsia="Times New Roman" w:cstheme="minorBidi"/>
+        </w:rPr>
+        <w:commentReference w:id="6"/>
+      </w:r>
+      <w:r>
+        <w:t>a maior parte da solução dentro do ecossistema JavaScript e TypeScript, reduzindo a necessidade de diferentes linguagens no mesmo projeto (NODE.JS, 2026).</w:t>
       </w:r>
     </w:p>
     <w:p>
@@ -5479,17 +5411,47 @@
         <w:ind w:firstLine="709"/>
       </w:pPr>
       <w:r>
-        <w:t>React é utilizado para construir a interface do Stock ERP por meio de componentes reutilizáveis. As telas de acesso, produtos, relatórios, cadastros e módulos operacionais são implementadas em componentes TSX, permitindo combinar estrutura visual, dados e comportamento de forma organizada. O projeto utiliza React 19, juntamente com recursos de estado e eventos para atualização das telas e execução das ações do usuário (REACT, 2026).</w:t>
-      </w:r>
-    </w:p>
-    <w:p>
-      <w:pPr>
-        <w:pStyle w:val="TextoTCC"/>
-        <w:spacing w:after="120" w:line="360" w:lineRule="auto"/>
-        <w:ind w:firstLine="709"/>
-      </w:pPr>
-      <w:r>
-        <w:t>A organização em componentes facilita a manutenção da aplicação porque elementos semelhantes podem ser reaproveitados em diferentes módulos. Essa característica é importante em um ERP, no qual formulários, filtros, tabelas, botões e indicadores aparecem repetidamente em áreas distintas do sistema.</w:t>
+        <w:t xml:space="preserve">React </w:t>
+      </w:r>
+      <w:commentRangeStart w:id="7"/>
+      <w:r>
+        <w:t>é</w:t>
+      </w:r>
+      <w:commentRangeEnd w:id="7"/>
+      <w:r>
+        <w:rPr>
+          <w:rStyle w:val="Refdecomentrio"/>
+          <w:rFonts w:eastAsia="Times New Roman" w:cstheme="minorBidi"/>
+        </w:rPr>
+        <w:commentReference w:id="7"/>
+      </w:r>
+      <w:r>
+        <w:t xml:space="preserve"> utilizado para construir a interface do Stock ERP por meio de componentes reutilizáveis. As telas de acesso, produtos, relatórios, cadastros e módulos operacionais são implementadas em componentes TSX, permitindo combinar estrutura visual, dados e comportamento de forma organizada. O projeto utiliza React 19, juntamente com recursos de estado e eventos para atualização das telas e execução das ações do usuário (REACT, 2026).</w:t>
+      </w:r>
+    </w:p>
+    <w:p>
+      <w:pPr>
+        <w:pStyle w:val="TextoTCC"/>
+        <w:spacing w:after="120" w:line="360" w:lineRule="auto"/>
+        <w:ind w:firstLine="709"/>
+      </w:pPr>
+      <w:r>
+        <w:t xml:space="preserve">A organização em componentes </w:t>
+      </w:r>
+      <w:commentRangeStart w:id="8"/>
+      <w:r>
+        <w:t>facilita</w:t>
+      </w:r>
+      <w:commentRangeEnd w:id="8"/>
+      <w:r>
+        <w:rPr>
+          <w:rStyle w:val="Refdecomentrio"/>
+          <w:rFonts w:eastAsia="Times New Roman" w:cstheme="minorBidi"/>
+        </w:rPr>
+        <w:commentReference w:id="8"/>
+      </w:r>
+      <w:r>
+        <w:t xml:space="preserve"> a manutenção da aplicação porque elementos semelhantes podem ser reaproveitados em diferentes módulos. Essa característica é importante em um ERP, no qual formulários, filtros, tabelas, botões e indicadores aparecem repetidamente em áreas distintas do sistema.</w:t>
       </w:r>
     </w:p>
     <w:p>
@@ -5551,7 +5513,22 @@
         <w:ind w:firstLine="709"/>
       </w:pPr>
       <w:r>
-        <w:t>O uso de folhas de estilo separadas da lógica da aplicação facilita alterações na aparência sem modificar as regras de negócio. Isso contribui para manter consistência entre os módulos e possibilita ajustes de acessibilidade, legibilidade e adaptação a diferentes tamanhos de tela.</w:t>
+        <w:t xml:space="preserve">O uso de folhas de estilo separadas da lógica da aplicação facilita alterações na aparência sem modificar as regras de negócio. Isso </w:t>
+      </w:r>
+      <w:commentRangeStart w:id="9"/>
+      <w:r>
+        <w:t>contribui</w:t>
+      </w:r>
+      <w:commentRangeEnd w:id="9"/>
+      <w:r>
+        <w:rPr>
+          <w:rStyle w:val="Refdecomentrio"/>
+          <w:rFonts w:eastAsia="Times New Roman" w:cstheme="minorBidi"/>
+        </w:rPr>
+        <w:commentReference w:id="9"/>
+      </w:r>
+      <w:r>
+        <w:t xml:space="preserve"> para manter consistência entre os módulos e possibilita ajustes de acessibilidade, legibilidade e adaptação a diferentes tamanhos de tela.</w:t>
       </w:r>
     </w:p>
     <w:p>
@@ -5589,7 +5566,22 @@
         <w:ind w:firstLine="709"/>
       </w:pPr>
       <w:r>
-        <w:t>Além das definições do esquema, a rota do servidor utiliza consultas SQL preparadas para operações que exigem controle direto sobre os dados, como movimentação de estoque, atualização de pedidos, aplicação de inventário e geração de backup. Essa abordagem permite combinar abstrações de desenvolvimento com comandos SQL explícitos quando a regra de negócio exige maior controle.</w:t>
+        <w:t xml:space="preserve">Além das definições do esquema, a rota do servidor utiliza consultas SQL preparadas para operações que exigem controle direto sobre os dados, como movimentação de estoque, atualização de pedidos, aplicação de inventário e geração de backup. Essa abordagem </w:t>
+      </w:r>
+      <w:commentRangeStart w:id="10"/>
+      <w:r>
+        <w:t>permite</w:t>
+      </w:r>
+      <w:commentRangeEnd w:id="10"/>
+      <w:r>
+        <w:rPr>
+          <w:rStyle w:val="Refdecomentrio"/>
+          <w:rFonts w:eastAsia="Times New Roman" w:cstheme="minorBidi"/>
+        </w:rPr>
+        <w:commentReference w:id="10"/>
+      </w:r>
+      <w:r>
+        <w:t xml:space="preserve"> combinar abstrações de desenvolvimento com comandos SQL explícitos quando a regra de negócio exige maior controle.</w:t>
       </w:r>
     </w:p>
     <w:p>
@@ -5864,30 +5856,12 @@
           <w:szCs w:val="24"/>
         </w:rPr>
       </w:pPr>
-      <w:commentRangeStart w:id="12"/>
-      <w:r>
-        <w:rPr>
-          <w:rFonts w:cs="Arial"/>
-          <w:szCs w:val="24"/>
-        </w:rPr>
-        <w:t>Este</w:t>
-      </w:r>
-      <w:commentRangeEnd w:id="12"/>
-      <w:r>
-        <w:rPr>
-          <w:rStyle w:val="Refdecomentrio"/>
-          <w:rFonts w:cs="Arial"/>
-          <w:sz w:val="24"/>
-          <w:szCs w:val="24"/>
-        </w:rPr>
-        <w:commentReference w:id="12"/>
-      </w:r>
-      <w:r>
-        <w:rPr>
-          <w:rFonts w:cs="Arial"/>
-          <w:szCs w:val="24"/>
-        </w:rPr>
-        <w:t xml:space="preserve"> capítulo apresenta os estudos e análises realizados para o desenvolvimento do sistema de controle de estoque. Serão abordadas as etapas de viabilidade do projeto, levantamento de requisitos, prototipagem, análise do público-alvo, área de atuação, concorrentes e aspectos legais relacionados à solução proposta.</w:t>
+      <w:r>
+        <w:rPr>
+          <w:rFonts w:cs="Arial"/>
+          <w:szCs w:val="24"/>
+        </w:rPr>
+        <w:t>Este capítulo apresenta os estudos e análises realizados para o desenvolvimento do sistema de controle de estoque. Serão abordadas as etapas de viabilidade do projeto, levantamento de requisitos, prototipagem, análise do público-alvo, área de atuação, concorrentes e aspectos legais relacionados à solução proposta.</w:t>
       </w:r>
     </w:p>
     <w:p>
@@ -6005,44 +5979,94 @@
           <w:rFonts w:eastAsia="Arial" w:cs="Arial"/>
           <w:szCs w:val="24"/>
         </w:rPr>
-        <w:t>No desenvolvimento do Stock ERP, a equipe precisa adquirir e aplicar conhecimentos relacionados à gestão de estoque, controle de produtos, movimentações internas, organização de pedidos e administração de informações empresariais. Como o sistema tem o objetivo de auxiliar pequenas e médias empresas no controle de estoque, é necessário compreender como funcionam processos como cadastro de produtos, entrada e saída de mercadorias, separação, expedição, fechamento de pedidos, relatórios e controle de usuários.</w:t>
-      </w:r>
-    </w:p>
-    <w:p>
-      <w:pPr>
-        <w:pStyle w:val="TextoTCC"/>
-        <w:spacing w:after="120" w:line="360" w:lineRule="auto"/>
-        <w:ind w:firstLine="709"/>
-        <w:rPr>
-          <w:rFonts w:cs="Arial"/>
-          <w:szCs w:val="24"/>
-        </w:rPr>
-      </w:pPr>
+        <w:t xml:space="preserve">No desenvolvimento do Stock ERP, a </w:t>
+      </w:r>
+      <w:commentRangeStart w:id="11"/>
       <w:r>
         <w:rPr>
           <w:rFonts w:eastAsia="Arial" w:cs="Arial"/>
           <w:szCs w:val="24"/>
         </w:rPr>
+        <w:t xml:space="preserve">equipe precisa adquirir </w:t>
+      </w:r>
+      <w:commentRangeEnd w:id="11"/>
+      <w:r>
+        <w:rPr>
+          <w:rStyle w:val="Refdecomentrio"/>
+          <w:rFonts w:eastAsia="Times New Roman" w:cstheme="minorBidi"/>
+        </w:rPr>
+        <w:commentReference w:id="11"/>
+      </w:r>
+      <w:r>
+        <w:rPr>
+          <w:rFonts w:eastAsia="Arial" w:cs="Arial"/>
+          <w:szCs w:val="24"/>
+        </w:rPr>
+        <w:t>e aplicar conhecimentos relacionados à gestão de estoque, controle de produtos, movimentações internas, organização de pedidos e administração de informações empresariais. Como o sistema tem o objetivo de auxiliar pequenas e médias empresas no controle de estoque, é necessário compreender como funcionam processos como cadastro de produtos, entrada e saída de mercadorias, separação, expedição, fechamento de pedidos, relatórios e controle de usuários.</w:t>
+      </w:r>
+    </w:p>
+    <w:p>
+      <w:pPr>
+        <w:pStyle w:val="TextoTCC"/>
+        <w:spacing w:after="120" w:line="360" w:lineRule="auto"/>
+        <w:ind w:firstLine="709"/>
+        <w:rPr>
+          <w:rFonts w:cs="Arial"/>
+          <w:szCs w:val="24"/>
+        </w:rPr>
+      </w:pPr>
+      <w:commentRangeStart w:id="12"/>
+      <w:r>
+        <w:rPr>
+          <w:rFonts w:eastAsia="Arial" w:cs="Arial"/>
+          <w:szCs w:val="24"/>
+        </w:rPr>
         <w:t>Além da parte administrativa e organizacional, também são necessários conhecimentos técnicos para que o sistema seja desenvolvido de forma funcional e segura. Entre eles, destacam-se:</w:t>
       </w:r>
-    </w:p>
-    <w:p>
-      <w:pPr>
-        <w:pStyle w:val="TextoTCC"/>
-        <w:spacing w:after="120" w:line="360" w:lineRule="auto"/>
-        <w:ind w:firstLine="709"/>
-        <w:rPr>
-          <w:rFonts w:cs="Arial"/>
-          <w:szCs w:val="24"/>
-        </w:rPr>
-      </w:pPr>
+      <w:commentRangeEnd w:id="12"/>
+      <w:r>
+        <w:rPr>
+          <w:rStyle w:val="Refdecomentrio"/>
+          <w:rFonts w:eastAsia="Times New Roman" w:cstheme="minorBidi"/>
+        </w:rPr>
+        <w:commentReference w:id="12"/>
+      </w:r>
+    </w:p>
+    <w:p>
+      <w:pPr>
+        <w:pStyle w:val="TextoTCC"/>
+        <w:spacing w:after="120" w:line="360" w:lineRule="auto"/>
+        <w:ind w:firstLine="709"/>
+        <w:rPr>
+          <w:rFonts w:cs="Arial"/>
+          <w:szCs w:val="24"/>
+        </w:rPr>
+      </w:pPr>
+      <w:commentRangeStart w:id="13"/>
+      <w:commentRangeStart w:id="14"/>
       <w:r>
         <w:rPr>
           <w:rFonts w:eastAsia="Arial" w:cs="Arial"/>
           <w:b/>
           <w:szCs w:val="24"/>
         </w:rPr>
-        <w:t xml:space="preserve">Lógica de Programação: </w:t>
+        <w:t>Lógica</w:t>
+      </w:r>
+      <w:commentRangeEnd w:id="14"/>
+      <w:r>
+        <w:rPr>
+          <w:rStyle w:val="Refdecomentrio"/>
+          <w:rFonts w:eastAsia="Times New Roman" w:cstheme="minorBidi"/>
+        </w:rPr>
+        <w:commentReference w:id="14"/>
+      </w:r>
+      <w:r>
+        <w:rPr>
+          <w:rFonts w:eastAsia="Arial" w:cs="Arial"/>
+          <w:b/>
+          <w:szCs w:val="24"/>
+        </w:rPr>
+        <w:t xml:space="preserve"> de Programação: </w:t>
       </w:r>
       <w:r>
         <w:rPr>
@@ -6194,6 +6218,7 @@
         <w:t>conhecimento essencial para compreender as necessidades das empresas em relação ao controle de mercadorias, evitando perdas, desorganização, falta de produtos e erros operacionais.</w:t>
       </w:r>
     </w:p>
+    <w:commentRangeEnd w:id="13"/>
     <w:p>
       <w:pPr>
         <w:pStyle w:val="TextoTCC"/>
@@ -6206,11 +6231,27 @@
       </w:pPr>
       <w:r>
         <w:rPr>
+          <w:rStyle w:val="Refdecomentrio"/>
+          <w:rFonts w:eastAsia="Times New Roman" w:cstheme="minorBidi"/>
+        </w:rPr>
+        <w:lastRenderedPageBreak/>
+        <w:commentReference w:id="13"/>
+      </w:r>
+      <w:commentRangeStart w:id="15"/>
+      <w:r>
+        <w:rPr>
           <w:rFonts w:eastAsia="Arial" w:cs="Arial"/>
           <w:szCs w:val="24"/>
         </w:rPr>
-        <w:lastRenderedPageBreak/>
         <w:t>Dessa forma, a viabilidade operacional do projeto se mostra positiva, pois os conhecimentos necessários podem ser desenvolvidos e aplicados pela equipe ao longo do projeto, permitindo a construção de um sistema funcional e adequado à proposta do TCC.</w:t>
+      </w:r>
+      <w:commentRangeEnd w:id="15"/>
+      <w:r>
+        <w:rPr>
+          <w:rStyle w:val="Refdecomentrio"/>
+          <w:rFonts w:eastAsia="Times New Roman" w:cstheme="minorBidi"/>
+        </w:rPr>
+        <w:commentReference w:id="15"/>
       </w:r>
     </w:p>
     <w:p>
@@ -6241,37 +6282,70 @@
           <w:rFonts w:eastAsia="Arial" w:cs="Arial"/>
           <w:szCs w:val="24"/>
         </w:rPr>
-        <w:t>Para o funcionamento do Stock ERP, serão utilizados recursos tecnológicos capazes de garantir o desenvolvimento, armazenamento e execução do sistema. Como o projeto trabalha com dados de produtos, usuários, pedidos e movimentações de estoque, é necessário que exista uma estrutura adequada para manter essas informações organizadas e acessíveis.</w:t>
-      </w:r>
-    </w:p>
-    <w:p>
-      <w:pPr>
-        <w:pStyle w:val="TextoTCC"/>
-        <w:spacing w:after="120" w:line="360" w:lineRule="auto"/>
-        <w:ind w:firstLine="709"/>
-        <w:rPr>
-          <w:rFonts w:cs="Arial"/>
-          <w:szCs w:val="24"/>
-        </w:rPr>
-      </w:pPr>
+        <w:t xml:space="preserve">Para o funcionamento do Stock ERP, </w:t>
+      </w:r>
+      <w:commentRangeStart w:id="16"/>
       <w:r>
         <w:rPr>
           <w:rFonts w:eastAsia="Arial" w:cs="Arial"/>
           <w:szCs w:val="24"/>
         </w:rPr>
+        <w:t>serão</w:t>
+      </w:r>
+      <w:commentRangeEnd w:id="16"/>
+      <w:r>
+        <w:rPr>
+          <w:rStyle w:val="Refdecomentrio"/>
+          <w:rFonts w:eastAsia="Times New Roman" w:cstheme="minorBidi"/>
+        </w:rPr>
+        <w:commentReference w:id="16"/>
+      </w:r>
+      <w:r>
+        <w:rPr>
+          <w:rFonts w:eastAsia="Arial" w:cs="Arial"/>
+          <w:szCs w:val="24"/>
+        </w:rPr>
+        <w:t xml:space="preserve"> utilizados recursos tecnológicos capazes de garantir o desenvolvimento, armazenamento e execução do sistema. Como o projeto trabalha com dados de produtos, usuários, pedidos e movimentações de estoque, é necessário que exista uma estrutura adequada para manter essas informações organizadas e acessíveis.</w:t>
+      </w:r>
+    </w:p>
+    <w:p>
+      <w:pPr>
+        <w:pStyle w:val="TextoTCC"/>
+        <w:spacing w:after="120" w:line="360" w:lineRule="auto"/>
+        <w:ind w:firstLine="709"/>
+        <w:rPr>
+          <w:rFonts w:cs="Arial"/>
+          <w:szCs w:val="24"/>
+        </w:rPr>
+      </w:pPr>
+      <w:commentRangeStart w:id="17"/>
+      <w:r>
+        <w:rPr>
+          <w:rFonts w:eastAsia="Arial" w:cs="Arial"/>
+          <w:szCs w:val="24"/>
+        </w:rPr>
         <w:t>O sistema poderá contar com um banco de dados hospedado em servidor remoto, possibilitando o acesso às informações de maneira centralizada. Essa escolha evita que os dados fiquem salvos apenas em uma máquina local, aumentando a segurança e facilitando o uso do sistema por diferentes usuários autorizados.Os principais recursos técnicos necessários para o projeto são:</w:t>
       </w:r>
-    </w:p>
-    <w:p>
-      <w:pPr>
-        <w:pStyle w:val="TextoTCC"/>
-        <w:spacing w:after="120" w:line="360" w:lineRule="auto"/>
-        <w:ind w:firstLine="709"/>
-        <w:rPr>
-          <w:rFonts w:cs="Arial"/>
-          <w:szCs w:val="24"/>
-        </w:rPr>
-      </w:pPr>
+      <w:commentRangeEnd w:id="17"/>
+      <w:r>
+        <w:rPr>
+          <w:rStyle w:val="Refdecomentrio"/>
+          <w:rFonts w:eastAsia="Times New Roman" w:cstheme="minorBidi"/>
+        </w:rPr>
+        <w:commentReference w:id="17"/>
+      </w:r>
+    </w:p>
+    <w:p>
+      <w:pPr>
+        <w:pStyle w:val="TextoTCC"/>
+        <w:spacing w:after="120" w:line="360" w:lineRule="auto"/>
+        <w:ind w:firstLine="709"/>
+        <w:rPr>
+          <w:rFonts w:cs="Arial"/>
+          <w:szCs w:val="24"/>
+        </w:rPr>
+      </w:pPr>
+      <w:commentRangeStart w:id="18"/>
       <w:r>
         <w:rPr>
           <w:rFonts w:eastAsia="Arial" w:cs="Arial"/>
@@ -6280,7 +6354,6 @@
         </w:rPr>
         <w:t xml:space="preserve">Computador ou </w:t>
       </w:r>
-      <w:commentRangeStart w:id="13"/>
       <w:r>
         <w:rPr>
           <w:rFonts w:eastAsia="Arial" w:cs="Arial"/>
@@ -6291,26 +6364,39 @@
         </w:rPr>
         <w:t>notebook</w:t>
       </w:r>
-      <w:commentRangeEnd w:id="13"/>
+      <w:r>
+        <w:rPr>
+          <w:rFonts w:eastAsia="Arial" w:cs="Arial"/>
+          <w:b/>
+          <w:szCs w:val="24"/>
+        </w:rPr>
+        <w:t xml:space="preserve"> </w:t>
+      </w:r>
+      <w:commentRangeStart w:id="19"/>
+      <w:r>
+        <w:rPr>
+          <w:rFonts w:eastAsia="Arial" w:cs="Arial"/>
+          <w:b/>
+          <w:szCs w:val="24"/>
+        </w:rPr>
+        <w:t>com</w:t>
+      </w:r>
+      <w:commentRangeEnd w:id="19"/>
       <w:r>
         <w:rPr>
           <w:rStyle w:val="Refdecomentrio"/>
+          <w:rFonts w:eastAsia="Times New Roman" w:cstheme="minorBidi"/>
+        </w:rPr>
+        <w:commentReference w:id="19"/>
+      </w:r>
+      <w:r>
+        <w:rPr>
           <w:rFonts w:eastAsia="Arial" w:cs="Arial"/>
           <w:b/>
-          <w:sz w:val="24"/>
-          <w:szCs w:val="24"/>
-        </w:rPr>
-        <w:commentReference w:id="13"/>
-      </w:r>
-      <w:r>
-        <w:rPr>
-          <w:rFonts w:eastAsia="Arial" w:cs="Arial"/>
-          <w:b/>
-          <w:szCs w:val="24"/>
-        </w:rPr>
-        <w:t xml:space="preserve"> com acesso à </w:t>
-      </w:r>
-      <w:commentRangeStart w:id="14"/>
+          <w:szCs w:val="24"/>
+        </w:rPr>
+        <w:t xml:space="preserve"> acesso à </w:t>
+      </w:r>
       <w:r>
         <w:rPr>
           <w:rFonts w:eastAsia="Arial" w:cs="Arial"/>
@@ -6321,87 +6407,184 @@
         </w:rPr>
         <w:t>internet</w:t>
       </w:r>
-      <w:commentRangeEnd w:id="14"/>
+      <w:r>
+        <w:rPr>
+          <w:rFonts w:eastAsia="Arial" w:cs="Arial"/>
+          <w:b/>
+          <w:szCs w:val="24"/>
+        </w:rPr>
+        <w:t xml:space="preserve">: </w:t>
+      </w:r>
+      <w:r>
+        <w:rPr>
+          <w:rFonts w:eastAsia="Arial" w:cs="Arial"/>
+          <w:szCs w:val="24"/>
+        </w:rPr>
+        <w:t>necessário para desenvolvimento, testes e utilização do sistema.</w:t>
+      </w:r>
+    </w:p>
+    <w:p>
+      <w:pPr>
+        <w:pStyle w:val="TextoTCC"/>
+        <w:spacing w:after="120" w:line="360" w:lineRule="auto"/>
+        <w:ind w:firstLine="709"/>
+        <w:rPr>
+          <w:rFonts w:cs="Arial"/>
+          <w:szCs w:val="24"/>
+        </w:rPr>
+      </w:pPr>
+      <w:r>
+        <w:t>TypeScript e Node.js: utilizados na implementação da lógica do sistema e dos serviços executados no servidor.</w:t>
+      </w:r>
+    </w:p>
+    <w:p>
+      <w:pPr>
+        <w:pStyle w:val="TextoTCC"/>
+        <w:spacing w:after="120" w:line="360" w:lineRule="auto"/>
+        <w:ind w:firstLine="709"/>
+        <w:rPr>
+          <w:rFonts w:cs="Arial"/>
+          <w:szCs w:val="24"/>
+        </w:rPr>
+      </w:pPr>
+      <w:r>
+        <w:t>React, Next.js, CSS e Tailwind CSS: utilizados na criação das telas, componentes e interações da aplicação.</w:t>
+      </w:r>
+    </w:p>
+    <w:p>
+      <w:pPr>
+        <w:pStyle w:val="TextoTCC"/>
+        <w:spacing w:after="120" w:line="360" w:lineRule="auto"/>
+        <w:ind w:firstLine="709"/>
+        <w:rPr>
+          <w:rFonts w:cs="Arial"/>
+          <w:szCs w:val="24"/>
+        </w:rPr>
+      </w:pPr>
+      <w:r>
+        <w:t>Banco de dados Cloudflare D1/SQLite: utilizado como armazenamento principal de produtos, usuários, pedidos, movimentações, relatórios e dados administrativos, com esquema organizado pelo Drizzle ORM.</w:t>
+      </w:r>
+    </w:p>
+    <w:p>
+      <w:pPr>
+        <w:pStyle w:val="TextoTCC"/>
+        <w:spacing w:after="120" w:line="360" w:lineRule="auto"/>
+        <w:ind w:firstLine="709"/>
+        <w:rPr>
+          <w:rFonts w:cs="Arial"/>
+          <w:szCs w:val="24"/>
+        </w:rPr>
+      </w:pPr>
+      <w:r>
+        <w:t>Ambiente em nuvem: a aplicação é preparada para execução em Cloudflare Workers, com o banco D1 vinculado ao serviço. O projeto também pode encaminhar operações a um conector externo quando a empresa utilizar MySQL, PostgreSQL ou SQL Server.</w:t>
+      </w:r>
+    </w:p>
+    <w:p>
+      <w:pPr>
+        <w:pStyle w:val="TextoTCC"/>
+        <w:spacing w:after="120" w:line="360" w:lineRule="auto"/>
+        <w:ind w:firstLine="709"/>
+        <w:rPr>
+          <w:rFonts w:cs="Arial"/>
+          <w:szCs w:val="24"/>
+        </w:rPr>
+      </w:pPr>
+      <w:r>
+        <w:rPr>
+          <w:rFonts w:eastAsia="Arial" w:cs="Arial"/>
+          <w:b/>
+          <w:szCs w:val="24"/>
+        </w:rPr>
+        <w:t xml:space="preserve">Editor de código: </w:t>
+      </w:r>
+      <w:r>
+        <w:rPr>
+          <w:rFonts w:eastAsia="Arial" w:cs="Arial"/>
+          <w:szCs w:val="24"/>
+        </w:rPr>
+        <w:t>ferramenta utilizada pela equipe para escrever, organizar e corrigir os arquivos do projeto.</w:t>
+      </w:r>
+    </w:p>
+    <w:commentRangeEnd w:id="18"/>
+    <w:p>
+      <w:pPr>
+        <w:pStyle w:val="TextoTCC"/>
+        <w:spacing w:after="120" w:line="360" w:lineRule="auto"/>
+        <w:ind w:firstLine="709"/>
+        <w:rPr>
+          <w:rFonts w:cs="Arial"/>
+          <w:szCs w:val="24"/>
+        </w:rPr>
+      </w:pPr>
       <w:r>
         <w:rPr>
           <w:rStyle w:val="Refdecomentrio"/>
+          <w:rFonts w:eastAsia="Times New Roman" w:cstheme="minorBidi"/>
+        </w:rPr>
+        <w:lastRenderedPageBreak/>
+        <w:commentReference w:id="18"/>
+      </w:r>
+      <w:r>
+        <w:rPr>
           <w:rFonts w:eastAsia="Arial" w:cs="Arial"/>
-          <w:b/>
-          <w:sz w:val="24"/>
-          <w:szCs w:val="24"/>
-        </w:rPr>
-        <w:commentReference w:id="14"/>
-      </w:r>
+          <w:szCs w:val="24"/>
+        </w:rPr>
+        <w:t>Durante o funcionamento do sistema, podem ocorrer alguns problemas técnicos, por isso foram pensadas possíveis soluções:</w:t>
+      </w:r>
+    </w:p>
+    <w:p>
+      <w:pPr>
+        <w:pStyle w:val="TextoTCC"/>
+        <w:spacing w:after="120" w:line="360" w:lineRule="auto"/>
+        <w:ind w:firstLine="709"/>
+        <w:rPr>
+          <w:rFonts w:cs="Arial"/>
+          <w:szCs w:val="24"/>
+        </w:rPr>
+      </w:pPr>
+      <w:commentRangeStart w:id="20"/>
+      <w:r>
+        <w:t>Backup e recuperação: o sistema possui geração de cópia restaurável do banco D1/SQLite e suporte a backup por ferramentas oficiais quando conectado a MySQL, PostgreSQL ou SQL Server.</w:t>
+      </w:r>
+    </w:p>
+    <w:p>
+      <w:pPr>
+        <w:pStyle w:val="TextoTCC"/>
+        <w:spacing w:after="120" w:line="360" w:lineRule="auto"/>
+        <w:ind w:firstLine="709"/>
+        <w:rPr>
+          <w:rFonts w:cs="Arial"/>
+          <w:szCs w:val="24"/>
+        </w:rPr>
+      </w:pPr>
+      <w:r>
+        <w:t>Controle de perfis e permissões: as operações da API verificam o papel do usuário antes de permitir ações administrativas, comerciais, operacionais ou de auditoria.</w:t>
+      </w:r>
+    </w:p>
+    <w:p>
+      <w:pPr>
+        <w:pStyle w:val="TextoTCC"/>
+        <w:spacing w:after="120" w:line="360" w:lineRule="auto"/>
+        <w:ind w:firstLine="709"/>
+        <w:rPr>
+          <w:rFonts w:cs="Arial"/>
+          <w:szCs w:val="24"/>
+        </w:rPr>
+      </w:pPr>
       <w:r>
         <w:rPr>
           <w:rFonts w:eastAsia="Arial" w:cs="Arial"/>
           <w:b/>
           <w:szCs w:val="24"/>
         </w:rPr>
-        <w:t xml:space="preserve">: </w:t>
+        <w:t xml:space="preserve">Instabilidade no servidor: </w:t>
       </w:r>
       <w:r>
         <w:rPr>
           <w:rFonts w:eastAsia="Arial" w:cs="Arial"/>
           <w:szCs w:val="24"/>
         </w:rPr>
-        <w:t>necessário para desenvolvimento, testes e utilização do sistema.</w:t>
-      </w:r>
-    </w:p>
-    <w:p>
-      <w:pPr>
-        <w:pStyle w:val="TextoTCC"/>
-        <w:spacing w:after="120" w:line="360" w:lineRule="auto"/>
-        <w:ind w:firstLine="709"/>
-        <w:rPr>
-          <w:rFonts w:cs="Arial"/>
-          <w:szCs w:val="24"/>
-        </w:rPr>
-      </w:pPr>
-      <w:r>
-        <w:t>TypeScript e Node.js: utilizados na implementação da lógica do sistema e dos serviços executados no servidor.</w:t>
-      </w:r>
-    </w:p>
-    <w:p>
-      <w:pPr>
-        <w:pStyle w:val="TextoTCC"/>
-        <w:spacing w:after="120" w:line="360" w:lineRule="auto"/>
-        <w:ind w:firstLine="709"/>
-        <w:rPr>
-          <w:rFonts w:cs="Arial"/>
-          <w:szCs w:val="24"/>
-        </w:rPr>
-      </w:pPr>
-      <w:r>
-        <w:t>React, Next.js, CSS e Tailwind CSS: utilizados na criação das telas, componentes e interações da aplicação.</w:t>
-      </w:r>
-    </w:p>
-    <w:p>
-      <w:pPr>
-        <w:pStyle w:val="TextoTCC"/>
-        <w:spacing w:after="120" w:line="360" w:lineRule="auto"/>
-        <w:ind w:firstLine="709"/>
-        <w:rPr>
-          <w:rFonts w:cs="Arial"/>
-          <w:szCs w:val="24"/>
-        </w:rPr>
-      </w:pPr>
-      <w:r>
-        <w:t>Banco de dados Cloudflare D1/SQLite: utilizado como armazenamento principal de produtos, usuários, pedidos, movimentações, relatórios e dados administrativos, com esquema organizado pelo Drizzle ORM.</w:t>
-      </w:r>
-    </w:p>
-    <w:p>
-      <w:pPr>
-        <w:pStyle w:val="TextoTCC"/>
-        <w:spacing w:after="120" w:line="360" w:lineRule="auto"/>
-        <w:ind w:firstLine="709"/>
-        <w:rPr>
-          <w:rFonts w:cs="Arial"/>
-          <w:szCs w:val="24"/>
-        </w:rPr>
-      </w:pPr>
-      <w:r>
-        <w:t>Ambiente em nuvem: a aplicação é preparada para execução em Cloudflare Workers, com o banco D1 vinculado ao serviço. O projeto também pode encaminhar operações a um conector externo quando a empresa utilizar MySQL, PostgreSQL ou SQL Server.</w:t>
+        <w:t>caso ocorra falha de conexão, o sistema poderá ser planejado para tentar reconectar automaticamente e evitar perda de dados.</w:t>
       </w:r>
     </w:p>
     <w:p>
@@ -6420,14 +6603,14 @@
           <w:b/>
           <w:szCs w:val="24"/>
         </w:rPr>
-        <w:t xml:space="preserve">Editor de código: </w:t>
+        <w:t xml:space="preserve">Segurança das informações: </w:t>
       </w:r>
       <w:r>
         <w:rPr>
           <w:rFonts w:eastAsia="Arial" w:cs="Arial"/>
           <w:szCs w:val="24"/>
         </w:rPr>
-        <w:t>ferramenta utilizada pela equipe para escrever, organizar e corrigir os arquivos do projeto.</w:t>
+        <w:t>uso de autenticação, controle de permissões e proteção dos dados armazenados.</w:t>
       </w:r>
     </w:p>
     <w:p>
@@ -6443,134 +6626,66 @@
       <w:r>
         <w:rPr>
           <w:rFonts w:eastAsia="Arial" w:cs="Arial"/>
-          <w:szCs w:val="24"/>
-        </w:rPr>
-        <w:lastRenderedPageBreak/>
-        <w:t>Durante o funcionamento do sistema, podem ocorrer alguns problemas técnicos, por isso foram pensadas possíveis soluções:</w:t>
-      </w:r>
-    </w:p>
-    <w:p>
-      <w:pPr>
-        <w:pStyle w:val="TextoTCC"/>
-        <w:spacing w:after="120" w:line="360" w:lineRule="auto"/>
-        <w:ind w:firstLine="709"/>
-        <w:rPr>
-          <w:rFonts w:cs="Arial"/>
-          <w:szCs w:val="24"/>
-        </w:rPr>
-      </w:pPr>
-      <w:r>
-        <w:t>Backup e recuperação: o sistema possui geração de cópia restaurável do banco D1/SQLite e suporte a backup por ferramentas oficiais quando conectado a MySQL, PostgreSQL ou SQL Server.</w:t>
-      </w:r>
-    </w:p>
-    <w:p>
-      <w:pPr>
-        <w:pStyle w:val="TextoTCC"/>
-        <w:spacing w:after="120" w:line="360" w:lineRule="auto"/>
-        <w:ind w:firstLine="709"/>
-        <w:rPr>
-          <w:rFonts w:cs="Arial"/>
-          <w:szCs w:val="24"/>
-        </w:rPr>
-      </w:pPr>
-      <w:r>
-        <w:t>Controle de perfis e permissões: as operações da API verificam o papel do usuário antes de permitir ações administrativas, comerciais, operacionais ou de auditoria.</w:t>
-      </w:r>
-    </w:p>
-    <w:p>
-      <w:pPr>
-        <w:pStyle w:val="TextoTCC"/>
-        <w:spacing w:after="120" w:line="360" w:lineRule="auto"/>
-        <w:ind w:firstLine="709"/>
-        <w:rPr>
-          <w:rFonts w:cs="Arial"/>
-          <w:szCs w:val="24"/>
-        </w:rPr>
-      </w:pPr>
+          <w:b/>
+          <w:szCs w:val="24"/>
+        </w:rPr>
+        <w:t xml:space="preserve">Manutenção do sistema: </w:t>
+      </w:r>
       <w:r>
         <w:rPr>
           <w:rFonts w:eastAsia="Arial" w:cs="Arial"/>
-          <w:b/>
-          <w:szCs w:val="24"/>
-        </w:rPr>
-        <w:t xml:space="preserve">Instabilidade no servidor: </w:t>
-      </w:r>
-      <w:r>
+          <w:szCs w:val="24"/>
+        </w:rPr>
+        <w:t>possibilidade de realizar atualizações para corrigir falhas, melhorar telas e adicionar novas funcionalidades.</w:t>
+      </w:r>
+    </w:p>
+    <w:commentRangeEnd w:id="20"/>
+    <w:p>
+      <w:pPr>
+        <w:pStyle w:val="TextoTCC"/>
+        <w:spacing w:after="120" w:line="360" w:lineRule="auto"/>
+        <w:ind w:firstLine="709"/>
         <w:rPr>
           <w:rFonts w:eastAsia="Arial" w:cs="Arial"/>
           <w:szCs w:val="24"/>
         </w:rPr>
-        <w:t>caso ocorra falha de conexão, o sistema poderá ser planejado para tentar reconectar automaticamente e evitar perda de dados.</w:t>
-      </w:r>
-    </w:p>
-    <w:p>
-      <w:pPr>
-        <w:pStyle w:val="TextoTCC"/>
-        <w:spacing w:after="120" w:line="360" w:lineRule="auto"/>
-        <w:ind w:firstLine="709"/>
-        <w:rPr>
-          <w:rFonts w:cs="Arial"/>
-          <w:szCs w:val="24"/>
-        </w:rPr>
-      </w:pPr>
+      </w:pPr>
+      <w:r>
+        <w:rPr>
+          <w:rStyle w:val="Refdecomentrio"/>
+          <w:rFonts w:eastAsia="Times New Roman" w:cstheme="minorBidi"/>
+        </w:rPr>
+        <w:commentReference w:id="20"/>
+      </w:r>
       <w:r>
         <w:rPr>
           <w:rFonts w:eastAsia="Arial" w:cs="Arial"/>
-          <w:b/>
-          <w:szCs w:val="24"/>
-        </w:rPr>
-        <w:t xml:space="preserve">Segurança das informações: </w:t>
-      </w:r>
+          <w:szCs w:val="24"/>
+        </w:rPr>
+        <w:t xml:space="preserve">Assim, o projeto </w:t>
+      </w:r>
+      <w:commentRangeStart w:id="21"/>
       <w:r>
         <w:rPr>
           <w:rFonts w:eastAsia="Arial" w:cs="Arial"/>
           <w:szCs w:val="24"/>
         </w:rPr>
-        <w:t>uso de autenticação, controle de permissões e proteção dos dados armazenados.</w:t>
-      </w:r>
-    </w:p>
-    <w:p>
-      <w:pPr>
-        <w:pStyle w:val="TextoTCC"/>
-        <w:spacing w:after="120" w:line="360" w:lineRule="auto"/>
-        <w:ind w:firstLine="709"/>
-        <w:rPr>
-          <w:rFonts w:cs="Arial"/>
-          <w:szCs w:val="24"/>
-        </w:rPr>
-      </w:pPr>
+        <w:t>apresenta</w:t>
+      </w:r>
+      <w:commentRangeEnd w:id="21"/>
+      <w:r>
+        <w:rPr>
+          <w:rStyle w:val="Refdecomentrio"/>
+          <w:rFonts w:eastAsia="Times New Roman" w:cstheme="minorBidi"/>
+        </w:rPr>
+        <w:commentReference w:id="21"/>
+      </w:r>
       <w:r>
         <w:rPr>
           <w:rFonts w:eastAsia="Arial" w:cs="Arial"/>
-          <w:b/>
-          <w:szCs w:val="24"/>
-        </w:rPr>
-        <w:t xml:space="preserve">Manutenção do sistema: </w:t>
-      </w:r>
-      <w:r>
-        <w:rPr>
-          <w:rFonts w:eastAsia="Arial" w:cs="Arial"/>
-          <w:szCs w:val="24"/>
-        </w:rPr>
-        <w:t>possibilidade de realizar atualizações para corrigir falhas, melhorar telas e adicionar novas funcionalidades.</w:t>
-      </w:r>
-    </w:p>
-    <w:p>
-      <w:pPr>
-        <w:pStyle w:val="TextoTCC"/>
-        <w:spacing w:after="120" w:line="360" w:lineRule="auto"/>
-        <w:ind w:firstLine="709"/>
-        <w:rPr>
-          <w:rFonts w:eastAsia="Arial" w:cs="Arial"/>
-          <w:szCs w:val="24"/>
-        </w:rPr>
-      </w:pPr>
-      <w:r>
-        <w:rPr>
-          <w:rFonts w:eastAsia="Arial" w:cs="Arial"/>
-          <w:szCs w:val="24"/>
-        </w:rPr>
-        <w:t>Assim, o projeto apresenta viabilidade técnica, pois as ferramentas necessárias são acessíveis e compatíveis com a proposta de desenvolvimento do Stock ERP.</w:t>
+          <w:szCs w:val="24"/>
+        </w:rPr>
+        <w:t xml:space="preserve"> viabilidade técnica, pois as ferramentas necessárias são acessíveis e compatíveis com a proposta de desenvolvimento do Stock ERP.</w:t>
       </w:r>
     </w:p>
     <w:p>
@@ -6646,25 +6761,7 @@
           <w:rFonts w:eastAsia="Arial" w:cs="Arial"/>
           <w:szCs w:val="24"/>
         </w:rPr>
-        <w:t xml:space="preserve"> - Cronograma do desenvolvimento do </w:t>
-      </w:r>
-      <w:commentRangeStart w:id="15"/>
-      <w:r>
-        <w:rPr>
-          <w:rFonts w:eastAsia="Arial" w:cs="Arial"/>
-          <w:szCs w:val="24"/>
-        </w:rPr>
-        <w:t>TCC</w:t>
-      </w:r>
-      <w:commentRangeEnd w:id="15"/>
-      <w:r>
-        <w:rPr>
-          <w:rStyle w:val="Refdecomentrio"/>
-          <w:noProof/>
-          <w:sz w:val="24"/>
-          <w:szCs w:val="22"/>
-        </w:rPr>
-        <w:commentReference w:id="15"/>
+        <w:t xml:space="preserve"> - Cronograma do desenvolvimento do TCC</w:t>
       </w:r>
       <w:r>
         <w:rPr>
@@ -6892,6 +6989,7 @@
           <w:szCs w:val="24"/>
         </w:rPr>
       </w:pPr>
+      <w:commentRangeStart w:id="22"/>
       <w:r>
         <w:rPr>
           <w:noProof/>
@@ -6933,6 +7031,14 @@
           </wp:inline>
         </w:drawing>
       </w:r>
+      <w:commentRangeEnd w:id="22"/>
+      <w:r>
+        <w:rPr>
+          <w:rStyle w:val="Refdecomentrio"/>
+          <w:rFonts w:eastAsia="Times New Roman" w:cstheme="minorBidi"/>
+        </w:rPr>
+        <w:commentReference w:id="22"/>
+      </w:r>
     </w:p>
     <w:p>
       <w:pPr>
@@ -6996,7 +7102,6 @@
         </w:rPr>
         <w:t xml:space="preserve">Na parte de gastos fixos mensais, o levantamento apresenta um total de R$ 84.583,00 por mês, incluindo funcionários com encargos, aluguel do escritório, </w:t>
       </w:r>
-      <w:commentRangeStart w:id="16"/>
       <w:r>
         <w:rPr>
           <w:rFonts w:cs="Arial"/>
@@ -7004,19 +7109,30 @@
           <w:iCs/>
           <w:szCs w:val="24"/>
         </w:rPr>
-        <w:t>interne</w:t>
-      </w:r>
-      <w:commentRangeEnd w:id="16"/>
-      <w:r>
-        <w:rPr>
-          <w:rStyle w:val="Refdecomentrio"/>
+        <w:t>internet</w:t>
+      </w:r>
+      <w:r>
+        <w:rPr>
+          <w:rFonts w:cs="Arial"/>
+          <w:szCs w:val="24"/>
+        </w:rPr>
+        <w:t xml:space="preserve"> empresarial, energia elétrica, água, licenças de </w:t>
+      </w:r>
+      <w:r>
+        <w:rPr>
           <w:rFonts w:cs="Arial"/>
           <w:i/>
           <w:iCs/>
-          <w:sz w:val="24"/>
-          <w:szCs w:val="24"/>
-        </w:rPr>
-        <w:commentReference w:id="16"/>
+          <w:szCs w:val="24"/>
+        </w:rPr>
+        <w:t>softwares</w:t>
+      </w:r>
+      <w:r>
+        <w:rPr>
+          <w:rFonts w:cs="Arial"/>
+          <w:szCs w:val="24"/>
+        </w:rPr>
+        <w:t xml:space="preserve">, hospedagem em nuvem, </w:t>
       </w:r>
       <w:r>
         <w:rPr>
@@ -7025,14 +7141,51 @@
           <w:iCs/>
           <w:szCs w:val="24"/>
         </w:rPr>
-        <w:t>t</w:t>
-      </w:r>
-      <w:r>
-        <w:rPr>
-          <w:rFonts w:cs="Arial"/>
-          <w:szCs w:val="24"/>
-        </w:rPr>
-        <w:t xml:space="preserve"> empresarial, energia elétrica, água, licenças de </w:t>
+        <w:t>marketing</w:t>
+      </w:r>
+      <w:r>
+        <w:rPr>
+          <w:rFonts w:cs="Arial"/>
+          <w:szCs w:val="24"/>
+        </w:rPr>
+        <w:t xml:space="preserve"> digital, benefícios, contabilidade, limpeza, segurança e telefonia empresarial.</w:t>
+      </w:r>
+    </w:p>
+    <w:p>
+      <w:pPr>
+        <w:pStyle w:val="TextoTCC"/>
+        <w:spacing w:after="120" w:line="360" w:lineRule="auto"/>
+        <w:ind w:firstLine="709"/>
+        <w:rPr>
+          <w:rFonts w:cs="Arial"/>
+          <w:szCs w:val="24"/>
+        </w:rPr>
+      </w:pPr>
+      <w:r>
+        <w:rPr>
+          <w:rFonts w:cs="Arial"/>
+          <w:szCs w:val="24"/>
+        </w:rPr>
+        <w:t>Os gastos fixos anuais chegam a R$ 1.014.996,00. Além disso, foram considerados investimentos iniciais de R$ 145.000,00, gastos variáveis e avulsos de R$ 62.000,00 e impostos e taxas estimados em R$ 52.286,00, resultando em um total geral de R$ 1.274.282,00 no primeiro ano.</w:t>
+      </w:r>
+    </w:p>
+    <w:p>
+      <w:pPr>
+        <w:pStyle w:val="TextoTCC"/>
+        <w:spacing w:after="120" w:line="360" w:lineRule="auto"/>
+        <w:ind w:firstLine="709"/>
+        <w:rPr>
+          <w:rFonts w:cs="Arial"/>
+          <w:szCs w:val="24"/>
+        </w:rPr>
+      </w:pPr>
+      <w:r>
+        <w:rPr>
+          <w:rFonts w:cs="Arial"/>
+          <w:szCs w:val="24"/>
+        </w:rPr>
+        <w:lastRenderedPageBreak/>
+        <w:t xml:space="preserve">Os investimentos iniciais são gastos que acontecem principalmente no começo da empresa, como computadores profissionais, móveis, reforma do escritório, abertura da empresa, </w:t>
       </w:r>
       <w:r>
         <w:rPr>
@@ -7041,87 +7194,7 @@
           <w:iCs/>
           <w:szCs w:val="24"/>
         </w:rPr>
-        <w:t>softwares</w:t>
-      </w:r>
-      <w:r>
-        <w:rPr>
-          <w:rFonts w:cs="Arial"/>
-          <w:szCs w:val="24"/>
-        </w:rPr>
-        <w:t xml:space="preserve">, hospedagem em nuvem, </w:t>
-      </w:r>
-      <w:r>
-        <w:rPr>
-          <w:rFonts w:cs="Arial"/>
-          <w:i/>
-          <w:iCs/>
-          <w:szCs w:val="24"/>
-        </w:rPr>
-        <w:t>marketing</w:t>
-      </w:r>
-      <w:r>
-        <w:rPr>
-          <w:rFonts w:cs="Arial"/>
-          <w:szCs w:val="24"/>
-        </w:rPr>
-        <w:t xml:space="preserve"> digital, benefícios, contabilidade, limpeza, segurança e telefonia empresarial.</w:t>
-      </w:r>
-    </w:p>
-    <w:p>
-      <w:pPr>
-        <w:pStyle w:val="TextoTCC"/>
-        <w:spacing w:after="120" w:line="360" w:lineRule="auto"/>
-        <w:ind w:firstLine="709"/>
-        <w:rPr>
-          <w:rFonts w:cs="Arial"/>
-          <w:szCs w:val="24"/>
-        </w:rPr>
-      </w:pPr>
-      <w:r>
-        <w:rPr>
-          <w:rFonts w:cs="Arial"/>
-          <w:szCs w:val="24"/>
-        </w:rPr>
-        <w:t>Os gastos fixos anuais chegam a R$ 1.014.996,00. Além disso, foram considerados investimentos iniciais de R$ 145.000,00, gastos variáveis e avulsos de R$ 62.000,00 e impostos e taxas estimados em R$ 52.286,00, resultando em um total geral de R$ 1.274.282,00 no primeiro ano.</w:t>
-      </w:r>
-    </w:p>
-    <w:p>
-      <w:pPr>
-        <w:pStyle w:val="TextoTCC"/>
-        <w:spacing w:after="120" w:line="360" w:lineRule="auto"/>
-        <w:ind w:firstLine="709"/>
-        <w:rPr>
-          <w:rFonts w:cs="Arial"/>
-          <w:szCs w:val="24"/>
-        </w:rPr>
-      </w:pPr>
-      <w:r>
-        <w:rPr>
-          <w:rFonts w:cs="Arial"/>
-          <w:szCs w:val="24"/>
-        </w:rPr>
-        <w:lastRenderedPageBreak/>
-        <w:t xml:space="preserve">Os investimentos iniciais são gastos que acontecem principalmente no começo da empresa, como computadores profissionais, móveis, reforma do escritório, abertura da empresa, </w:t>
-      </w:r>
-      <w:commentRangeStart w:id="17"/>
-      <w:r>
-        <w:rPr>
-          <w:rFonts w:cs="Arial"/>
-          <w:i/>
-          <w:iCs/>
-          <w:szCs w:val="24"/>
-        </w:rPr>
         <w:t>site</w:t>
-      </w:r>
-      <w:commentRangeEnd w:id="17"/>
-      <w:r>
-        <w:rPr>
-          <w:rStyle w:val="Refdecomentrio"/>
-          <w:rFonts w:cs="Arial"/>
-          <w:sz w:val="24"/>
-          <w:szCs w:val="24"/>
-        </w:rPr>
-        <w:commentReference w:id="17"/>
       </w:r>
       <w:r>
         <w:rPr>
@@ -7331,7 +7404,7 @@
           <w:szCs w:val="24"/>
         </w:rPr>
       </w:pPr>
-      <w:bookmarkStart w:id="18" w:name="_Hlk233237525"/>
+      <w:bookmarkStart w:id="23" w:name="_Hlk233237525"/>
       <w:r>
         <w:rPr>
           <w:rFonts w:cs="Arial"/>
@@ -7621,7 +7694,7 @@
           <w:szCs w:val="24"/>
         </w:rPr>
       </w:pPr>
-      <w:bookmarkStart w:id="19" w:name="_Toc211584129"/>
+      <w:bookmarkStart w:id="24" w:name="_Toc211584129"/>
       <w:r>
         <w:rPr>
           <w:rFonts w:eastAsiaTheme="majorEastAsia" w:cs="Arial"/>
@@ -7671,7 +7744,7 @@
         </w:rPr>
         <w:t xml:space="preserve"> (Protótipo)</w:t>
       </w:r>
-      <w:bookmarkEnd w:id="19"/>
+      <w:bookmarkEnd w:id="24"/>
     </w:p>
     <w:p>
       <w:pPr>
@@ -7761,7 +7834,7 @@
           <w:rFonts w:ascii="Arial" w:hAnsi="Arial" w:cs="Arial"/>
         </w:rPr>
       </w:pPr>
-      <w:commentRangeStart w:id="20"/>
+      <w:commentRangeStart w:id="25"/>
       <w:r>
         <w:rPr>
           <w:rFonts w:ascii="Arial" w:hAnsi="Arial" w:cs="Arial"/>
@@ -7781,7 +7854,7 @@
         </w:rPr>
         <w:t>, sendo o primeiro contato do usuário com a plataforma. Essa tela tem como objetivo controlar o acesso ao sistema, permitindo que apenas usuários cadastrados consigam entrar no painel principal. Seu desenvolvimento prioriza uma interface simples, organizada e de fácil compreensão, facilitando o uso por funcionários, supervisores e administradores.</w:t>
       </w:r>
-      <w:commentRangeEnd w:id="20"/>
+      <w:commentRangeEnd w:id="25"/>
       <w:r>
         <w:rPr>
           <w:rStyle w:val="Refdecomentrio"/>
@@ -7789,7 +7862,7 @@
           <w:sz w:val="24"/>
           <w:szCs w:val="24"/>
         </w:rPr>
-        <w:commentReference w:id="20"/>
+        <w:commentReference w:id="25"/>
       </w:r>
     </w:p>
     <w:p>
@@ -7802,21 +7875,21 @@
           <w:rFonts w:ascii="Arial" w:hAnsi="Arial" w:cs="Arial"/>
         </w:rPr>
       </w:pPr>
-      <w:commentRangeStart w:id="21"/>
+      <w:commentRangeStart w:id="26"/>
       <w:r>
         <w:rPr>
           <w:rFonts w:ascii="Arial" w:hAnsi="Arial" w:cs="Arial"/>
         </w:rPr>
         <w:t xml:space="preserve">Nessa </w:t>
       </w:r>
-      <w:commentRangeStart w:id="22"/>
+      <w:commentRangeStart w:id="27"/>
       <w:r>
         <w:rPr>
           <w:rFonts w:ascii="Arial" w:hAnsi="Arial" w:cs="Arial"/>
         </w:rPr>
         <w:t>tela</w:t>
       </w:r>
-      <w:commentRangeEnd w:id="22"/>
+      <w:commentRangeEnd w:id="27"/>
       <w:r>
         <w:rPr>
           <w:rStyle w:val="Refdecomentrio"/>
@@ -7824,7 +7897,7 @@
           <w:sz w:val="24"/>
           <w:szCs w:val="24"/>
         </w:rPr>
-        <w:commentReference w:id="22"/>
+        <w:commentReference w:id="27"/>
       </w:r>
       <w:r>
         <w:rPr>
@@ -7895,14 +7968,14 @@
         <w:lastRenderedPageBreak/>
         <w:t xml:space="preserve">plataforma, podendo ser alterada posteriormente para garantir maior segurança no uso real do </w:t>
       </w:r>
-      <w:commentRangeStart w:id="23"/>
+      <w:commentRangeStart w:id="28"/>
       <w:r>
         <w:rPr>
           <w:rFonts w:ascii="Arial" w:hAnsi="Arial" w:cs="Arial"/>
         </w:rPr>
         <w:t>sistema</w:t>
       </w:r>
-      <w:commentRangeEnd w:id="23"/>
+      <w:commentRangeEnd w:id="28"/>
       <w:r>
         <w:rPr>
           <w:rStyle w:val="Refdecomentrio"/>
@@ -7910,7 +7983,7 @@
           <w:sz w:val="24"/>
           <w:szCs w:val="24"/>
         </w:rPr>
-        <w:commentReference w:id="23"/>
+        <w:commentReference w:id="28"/>
       </w:r>
       <w:r>
         <w:rPr>
@@ -7918,8 +7991,8 @@
         </w:rPr>
         <w:t>.</w:t>
       </w:r>
-      <w:bookmarkStart w:id="24" w:name="_Toc211584130"/>
-      <w:commentRangeEnd w:id="21"/>
+      <w:bookmarkStart w:id="29" w:name="_Toc211584130"/>
+      <w:commentRangeEnd w:id="26"/>
       <w:r>
         <w:rPr>
           <w:rStyle w:val="Refdecomentrio"/>
@@ -7927,7 +8000,7 @@
           <w:sz w:val="24"/>
           <w:szCs w:val="24"/>
         </w:rPr>
-        <w:commentReference w:id="21"/>
+        <w:commentReference w:id="26"/>
       </w:r>
     </w:p>
     <w:p>
@@ -7970,7 +8043,7 @@
         </w:rPr>
         <w:t xml:space="preserve"> (Protótipo)</w:t>
       </w:r>
-      <w:bookmarkEnd w:id="24"/>
+      <w:bookmarkEnd w:id="29"/>
     </w:p>
     <w:p>
       <w:pPr>
@@ -8071,7 +8144,7 @@
           <w:rFonts w:ascii="Arial" w:hAnsi="Arial" w:cs="Arial"/>
         </w:rPr>
       </w:pPr>
-      <w:commentRangeStart w:id="25"/>
+      <w:commentRangeStart w:id="30"/>
       <w:r>
         <w:rPr>
           <w:rFonts w:ascii="Arial" w:hAnsi="Arial" w:cs="Arial"/>
@@ -8203,7 +8276,7 @@
         </w:rPr>
         <w:t>No centro da tela, são exibidos cards com dados resumidos, como produtos cadastrados, valor em estoque, fornecedores ativos, armazéns ativos e produtos em alerta. Também há áreas destinadas ao acompanhamento de baixo estoque e ao histórico das últimas movimentações, facilitando a visualização rápida da situação do sistema.</w:t>
       </w:r>
-      <w:commentRangeEnd w:id="25"/>
+      <w:commentRangeEnd w:id="30"/>
       <w:r>
         <w:rPr>
           <w:rStyle w:val="Refdecomentrio"/>
@@ -8211,7 +8284,7 @@
           <w:sz w:val="24"/>
           <w:szCs w:val="24"/>
         </w:rPr>
-        <w:commentReference w:id="25"/>
+        <w:commentReference w:id="30"/>
       </w:r>
     </w:p>
     <w:p>
@@ -8338,7 +8411,7 @@
           <w:rFonts w:ascii="Arial" w:hAnsi="Arial" w:cs="Arial"/>
         </w:rPr>
       </w:pPr>
-      <w:commentRangeStart w:id="26"/>
+      <w:commentRangeStart w:id="31"/>
       <w:r>
         <w:rPr>
           <w:rFonts w:ascii="Arial" w:hAnsi="Arial" w:cs="Arial"/>
@@ -8561,14 +8634,14 @@
         </w:rPr>
         <w:t xml:space="preserve">. Dessa forma, o usuário consegue visualizar e gerenciar os produtos de maneira mais prática e </w:t>
       </w:r>
-      <w:commentRangeStart w:id="27"/>
+      <w:commentRangeStart w:id="32"/>
       <w:r>
         <w:rPr>
           <w:rFonts w:ascii="Arial" w:hAnsi="Arial" w:cs="Arial"/>
         </w:rPr>
         <w:t>centralizada</w:t>
       </w:r>
-      <w:commentRangeEnd w:id="27"/>
+      <w:commentRangeEnd w:id="32"/>
       <w:r>
         <w:rPr>
           <w:rStyle w:val="Refdecomentrio"/>
@@ -8576,7 +8649,7 @@
           <w:sz w:val="24"/>
           <w:szCs w:val="24"/>
         </w:rPr>
-        <w:commentReference w:id="27"/>
+        <w:commentReference w:id="32"/>
       </w:r>
       <w:r>
         <w:rPr>
@@ -8584,7 +8657,7 @@
         </w:rPr>
         <w:t>.</w:t>
       </w:r>
-      <w:commentRangeEnd w:id="26"/>
+      <w:commentRangeEnd w:id="31"/>
       <w:r>
         <w:rPr>
           <w:rStyle w:val="Refdecomentrio"/>
@@ -8592,7 +8665,7 @@
           <w:sz w:val="24"/>
           <w:szCs w:val="24"/>
         </w:rPr>
-        <w:commentReference w:id="26"/>
+        <w:commentReference w:id="31"/>
       </w:r>
     </w:p>
     <w:p>
@@ -21861,7 +21934,7 @@
       <w:r>
         <w:t>, permitindo a consulta dos dados pessoais e a atualização segura das credenciais de acesso ao sistema.</w:t>
       </w:r>
-      <w:bookmarkEnd w:id="18"/>
+      <w:bookmarkEnd w:id="23"/>
       <w:r>
         <w:t>2.3.1 - Interface do Supervisor</w:t>
       </w:r>
@@ -27410,7 +27483,7 @@
         <w:lastRenderedPageBreak/>
         <w:t xml:space="preserve">As referências utilizadas para esse levantamento foram o </w:t>
       </w:r>
-      <w:commentRangeStart w:id="28"/>
+      <w:commentRangeStart w:id="33"/>
       <w:r>
         <w:rPr>
           <w:rFonts w:cs="Arial"/>
@@ -27420,7 +27493,7 @@
         </w:rPr>
         <w:t>site</w:t>
       </w:r>
-      <w:commentRangeEnd w:id="28"/>
+      <w:commentRangeEnd w:id="33"/>
       <w:r>
         <w:rPr>
           <w:rStyle w:val="Refdecomentrio"/>
@@ -27428,7 +27501,7 @@
           <w:sz w:val="24"/>
           <w:szCs w:val="24"/>
         </w:rPr>
-        <w:commentReference w:id="28"/>
+        <w:commentReference w:id="33"/>
       </w:r>
       <w:r>
         <w:rPr>
@@ -27663,7 +27736,7 @@
         <w:lastRenderedPageBreak/>
         <w:t xml:space="preserve">elevada, excesso de funcionalidades para empresas de menor porte, necessidade de treinamento e ausência de divulgação pública de preços no </w:t>
       </w:r>
-      <w:commentRangeStart w:id="29"/>
+      <w:commentRangeStart w:id="34"/>
       <w:r>
         <w:rPr>
           <w:rFonts w:cs="Arial"/>
@@ -27673,7 +27746,7 @@
         </w:rPr>
         <w:t>site</w:t>
       </w:r>
-      <w:commentRangeEnd w:id="29"/>
+      <w:commentRangeEnd w:id="34"/>
       <w:r>
         <w:rPr>
           <w:rStyle w:val="Refdecomentrio"/>
@@ -27681,7 +27754,7 @@
           <w:sz w:val="24"/>
           <w:szCs w:val="24"/>
         </w:rPr>
-        <w:commentReference w:id="29"/>
+        <w:commentReference w:id="34"/>
       </w:r>
       <w:r>
         <w:rPr>
@@ -28648,7 +28721,7 @@
         </w:rPr>
         <w:t xml:space="preserve">Entre as principais funcionalidades do sistema, destacam-se: controle de estoque, gestão financeira, emissão de notas fiscais, controle de vendas, fluxo de caixa, gestão de compras, CRM, relatórios gerenciais, integração bancária, automação fiscal, </w:t>
       </w:r>
-      <w:commentRangeStart w:id="30"/>
+      <w:commentRangeStart w:id="35"/>
       <w:r>
         <w:rPr>
           <w:rFonts w:cs="Arial"/>
@@ -28658,7 +28731,7 @@
         </w:rPr>
         <w:t>dashboards</w:t>
       </w:r>
-      <w:commentRangeEnd w:id="30"/>
+      <w:commentRangeEnd w:id="35"/>
       <w:r>
         <w:rPr>
           <w:rStyle w:val="Refdecomentrio"/>
@@ -28666,7 +28739,7 @@
           <w:sz w:val="24"/>
           <w:szCs w:val="24"/>
         </w:rPr>
-        <w:commentReference w:id="30"/>
+        <w:commentReference w:id="35"/>
       </w:r>
       <w:r>
         <w:rPr>
@@ -29003,7 +29076,7 @@
         </w:rPr>
         <w:t xml:space="preserve">O ERP tem como foco principal pequenas e médias empresas que atuam com vendas </w:t>
       </w:r>
-      <w:commentRangeStart w:id="31"/>
+      <w:commentRangeStart w:id="36"/>
       <w:r>
         <w:rPr>
           <w:rFonts w:cs="Arial"/>
@@ -29013,7 +29086,7 @@
         </w:rPr>
         <w:t>online</w:t>
       </w:r>
-      <w:commentRangeEnd w:id="31"/>
+      <w:commentRangeEnd w:id="36"/>
       <w:r>
         <w:rPr>
           <w:rStyle w:val="Refdecomentrio"/>
@@ -29021,7 +29094,7 @@
           <w:sz w:val="24"/>
           <w:szCs w:val="24"/>
         </w:rPr>
-        <w:commentReference w:id="31"/>
+        <w:commentReference w:id="36"/>
       </w:r>
       <w:r>
         <w:rPr>
@@ -29691,7 +29764,7 @@
         </w:rPr>
         <w:t xml:space="preserve">O Microsoft Excel é um </w:t>
       </w:r>
-      <w:commentRangeStart w:id="32"/>
+      <w:commentRangeStart w:id="37"/>
       <w:r>
         <w:rPr>
           <w:rFonts w:cs="Arial"/>
@@ -29701,7 +29774,7 @@
         </w:rPr>
         <w:t>software</w:t>
       </w:r>
-      <w:commentRangeEnd w:id="32"/>
+      <w:commentRangeEnd w:id="37"/>
       <w:r>
         <w:rPr>
           <w:rStyle w:val="Refdecomentrio"/>
@@ -29709,7 +29782,7 @@
           <w:sz w:val="24"/>
           <w:szCs w:val="24"/>
         </w:rPr>
-        <w:commentReference w:id="32"/>
+        <w:commentReference w:id="37"/>
       </w:r>
       <w:r>
         <w:rPr>
@@ -29984,7 +30057,7 @@
         <w:tab/>
         <w:t xml:space="preserve">utilização sem necessidade de </w:t>
       </w:r>
-      <w:commentRangeStart w:id="33"/>
+      <w:commentRangeStart w:id="38"/>
       <w:r>
         <w:rPr>
           <w:rFonts w:cs="Arial"/>
@@ -29994,7 +30067,7 @@
         </w:rPr>
         <w:t>interne</w:t>
       </w:r>
-      <w:commentRangeEnd w:id="33"/>
+      <w:commentRangeEnd w:id="38"/>
       <w:r>
         <w:rPr>
           <w:rStyle w:val="Refdecomentrio"/>
@@ -30004,7 +30077,7 @@
           <w:sz w:val="24"/>
           <w:szCs w:val="24"/>
         </w:rPr>
-        <w:commentReference w:id="33"/>
+        <w:commentReference w:id="38"/>
       </w:r>
       <w:r>
         <w:rPr>
@@ -31119,7 +31192,7 @@
         </w:rPr>
         <w:t xml:space="preserve"> O Google Sheets é uma ferramenta de planilhas eletrônicas desenvolvida pela Google, integrada ao pacote Google Workspace. A plataforma permite criação, edição e compartilhamento de planilhas em ambiente </w:t>
       </w:r>
-      <w:commentRangeStart w:id="34"/>
+      <w:commentRangeStart w:id="39"/>
       <w:r>
         <w:rPr>
           <w:rFonts w:cs="Arial"/>
@@ -31129,7 +31202,7 @@
         </w:rPr>
         <w:t>online</w:t>
       </w:r>
-      <w:commentRangeEnd w:id="34"/>
+      <w:commentRangeEnd w:id="39"/>
       <w:r>
         <w:rPr>
           <w:rStyle w:val="Refdecomentrio"/>
@@ -31137,7 +31210,7 @@
           <w:sz w:val="24"/>
           <w:szCs w:val="24"/>
         </w:rPr>
-        <w:commentReference w:id="34"/>
+        <w:commentReference w:id="39"/>
       </w:r>
       <w:r>
         <w:rPr>
@@ -31191,7 +31264,7 @@
         </w:rPr>
         <w:t xml:space="preserve"> No controle de estoque, o Google Sheets funciona por meio de planilhas </w:t>
       </w:r>
-      <w:commentRangeStart w:id="35"/>
+      <w:commentRangeStart w:id="40"/>
       <w:r>
         <w:rPr>
           <w:rFonts w:cs="Arial"/>
@@ -31201,7 +31274,7 @@
         </w:rPr>
         <w:t>online</w:t>
       </w:r>
-      <w:commentRangeEnd w:id="35"/>
+      <w:commentRangeEnd w:id="40"/>
       <w:r>
         <w:rPr>
           <w:rStyle w:val="Refdecomentrio"/>
@@ -31209,7 +31282,7 @@
           <w:sz w:val="24"/>
           <w:szCs w:val="24"/>
         </w:rPr>
-        <w:commentReference w:id="35"/>
+        <w:commentReference w:id="40"/>
       </w:r>
       <w:r>
         <w:rPr>
@@ -31245,7 +31318,7 @@
         </w:rPr>
         <w:t xml:space="preserve"> Muitas pequenas empresas utilizam o Google Sheets devido à facilidade de acesso, gratuidade em versões básicas e possibilidade de utilização </w:t>
       </w:r>
-      <w:commentRangeStart w:id="36"/>
+      <w:commentRangeStart w:id="41"/>
       <w:r>
         <w:rPr>
           <w:rFonts w:cs="Arial"/>
@@ -31255,7 +31328,7 @@
         </w:rPr>
         <w:t>online</w:t>
       </w:r>
-      <w:commentRangeEnd w:id="36"/>
+      <w:commentRangeEnd w:id="41"/>
       <w:r>
         <w:rPr>
           <w:rStyle w:val="Refdecomentrio"/>
@@ -31263,7 +31336,7 @@
           <w:sz w:val="24"/>
           <w:szCs w:val="24"/>
         </w:rPr>
-        <w:commentReference w:id="36"/>
+        <w:commentReference w:id="41"/>
       </w:r>
       <w:r>
         <w:rPr>
@@ -31325,7 +31398,7 @@
         <w:tab/>
         <w:t xml:space="preserve">acesso </w:t>
       </w:r>
-      <w:commentRangeStart w:id="37"/>
+      <w:commentRangeStart w:id="42"/>
       <w:r>
         <w:rPr>
           <w:rFonts w:cs="Arial"/>
@@ -31335,7 +31408,7 @@
         </w:rPr>
         <w:t>online</w:t>
       </w:r>
-      <w:commentRangeEnd w:id="37"/>
+      <w:commentRangeEnd w:id="42"/>
       <w:r>
         <w:rPr>
           <w:rStyle w:val="Refdecomentrio"/>
@@ -31343,7 +31416,7 @@
           <w:sz w:val="24"/>
           <w:szCs w:val="24"/>
         </w:rPr>
-        <w:commentReference w:id="37"/>
+        <w:commentReference w:id="42"/>
       </w:r>
       <w:r>
         <w:rPr>
@@ -31755,7 +31828,7 @@
         <w:tab/>
         <w:t xml:space="preserve">dependência de </w:t>
       </w:r>
-      <w:commentRangeStart w:id="38"/>
+      <w:commentRangeStart w:id="43"/>
       <w:r>
         <w:rPr>
           <w:rFonts w:cs="Arial"/>
@@ -31765,7 +31838,7 @@
         </w:rPr>
         <w:t>interne</w:t>
       </w:r>
-      <w:commentRangeEnd w:id="38"/>
+      <w:commentRangeEnd w:id="43"/>
       <w:r>
         <w:rPr>
           <w:rStyle w:val="Refdecomentrio"/>
@@ -31775,7 +31848,7 @@
           <w:sz w:val="24"/>
           <w:szCs w:val="24"/>
         </w:rPr>
-        <w:commentReference w:id="38"/>
+        <w:commentReference w:id="43"/>
       </w:r>
       <w:r>
         <w:rPr>
@@ -32355,7 +32428,7 @@
         </w:rPr>
         <w:t xml:space="preserve"> A análise do Google Sheets permitiu identificar oportunidades importantes para o desenvolvimento do sistema proposto neste projeto. Enquanto a ferramenta oferece simplicidade e colaboração </w:t>
       </w:r>
-      <w:commentRangeStart w:id="39"/>
+      <w:commentRangeStart w:id="44"/>
       <w:r>
         <w:rPr>
           <w:rFonts w:cs="Arial"/>
@@ -32365,7 +32438,7 @@
         </w:rPr>
         <w:t>online</w:t>
       </w:r>
-      <w:commentRangeEnd w:id="39"/>
+      <w:commentRangeEnd w:id="44"/>
       <w:r>
         <w:rPr>
           <w:rStyle w:val="Refdecomentrio"/>
@@ -32373,7 +32446,7 @@
           <w:sz w:val="24"/>
           <w:szCs w:val="24"/>
         </w:rPr>
-        <w:commentReference w:id="39"/>
+        <w:commentReference w:id="44"/>
       </w:r>
       <w:r>
         <w:rPr>
@@ -32608,7 +32681,7 @@
         </w:rPr>
         <w:t xml:space="preserve">Além disso, o sistema poderá manter características valorizadas pelos usuários, como acesso </w:t>
       </w:r>
-      <w:commentRangeStart w:id="40"/>
+      <w:commentRangeStart w:id="45"/>
       <w:r>
         <w:rPr>
           <w:rFonts w:cs="Arial"/>
@@ -32618,7 +32691,7 @@
         </w:rPr>
         <w:t>online</w:t>
       </w:r>
-      <w:commentRangeEnd w:id="40"/>
+      <w:commentRangeEnd w:id="45"/>
       <w:r>
         <w:rPr>
           <w:rStyle w:val="Refdecomentrio"/>
@@ -32626,7 +32699,7 @@
           <w:sz w:val="24"/>
           <w:szCs w:val="24"/>
         </w:rPr>
-        <w:commentReference w:id="40"/>
+        <w:commentReference w:id="45"/>
       </w:r>
       <w:r>
         <w:rPr>
@@ -32654,7 +32727,7 @@
         <w:lastRenderedPageBreak/>
         <w:t xml:space="preserve">Análise competitiva final: O Google Sheets caracteriza-se como um importante concorrente indireto no segmento de controle de estoque, principalmente entre pequenas empresas e negócios que buscam soluções simples e acessíveis para organização operacional. Sua popularidade está relacionada ao baixo custo, facilidade de compartilhamento e utilização em nuvem. Entretanto, a análise realizada demonstra que o uso contínuo de planilhas </w:t>
       </w:r>
-      <w:commentRangeStart w:id="41"/>
+      <w:commentRangeStart w:id="46"/>
       <w:r>
         <w:rPr>
           <w:rFonts w:cs="Arial"/>
@@ -32664,7 +32737,7 @@
         </w:rPr>
         <w:t>online</w:t>
       </w:r>
-      <w:commentRangeEnd w:id="41"/>
+      <w:commentRangeEnd w:id="46"/>
       <w:r>
         <w:rPr>
           <w:rStyle w:val="Refdecomentrio"/>
@@ -32672,7 +32745,7 @@
           <w:sz w:val="24"/>
           <w:szCs w:val="24"/>
         </w:rPr>
-        <w:commentReference w:id="41"/>
+        <w:commentReference w:id="46"/>
       </w:r>
       <w:r>
         <w:rPr>
@@ -32748,7 +32821,7 @@
         </w:rPr>
         <w:t xml:space="preserve"> O Notion funciona por meio de um ambiente </w:t>
       </w:r>
-      <w:commentRangeStart w:id="42"/>
+      <w:commentRangeStart w:id="47"/>
       <w:r>
         <w:rPr>
           <w:rFonts w:cs="Arial"/>
@@ -32758,7 +32831,7 @@
         </w:rPr>
         <w:t>online</w:t>
       </w:r>
-      <w:commentRangeEnd w:id="42"/>
+      <w:commentRangeEnd w:id="47"/>
       <w:r>
         <w:rPr>
           <w:rStyle w:val="Refdecomentrio"/>
@@ -32766,7 +32839,7 @@
           <w:sz w:val="24"/>
           <w:szCs w:val="24"/>
         </w:rPr>
-        <w:commentReference w:id="42"/>
+        <w:commentReference w:id="47"/>
       </w:r>
       <w:r>
         <w:rPr>
@@ -32908,7 +32981,7 @@
         <w:tab/>
         <w:t xml:space="preserve">acesso </w:t>
       </w:r>
-      <w:commentRangeStart w:id="43"/>
+      <w:commentRangeStart w:id="48"/>
       <w:r>
         <w:rPr>
           <w:rFonts w:cs="Arial"/>
@@ -32918,7 +32991,7 @@
         </w:rPr>
         <w:t>online</w:t>
       </w:r>
-      <w:commentRangeEnd w:id="43"/>
+      <w:commentRangeEnd w:id="48"/>
       <w:r>
         <w:rPr>
           <w:rStyle w:val="Refdecomentrio"/>
@@ -32926,7 +32999,7 @@
           <w:sz w:val="24"/>
           <w:szCs w:val="24"/>
         </w:rPr>
-        <w:commentReference w:id="43"/>
+        <w:commentReference w:id="48"/>
       </w:r>
       <w:r>
         <w:rPr>
@@ -33285,7 +33358,7 @@
         <w:tab/>
         <w:t xml:space="preserve">dependência de </w:t>
       </w:r>
-      <w:commentRangeStart w:id="44"/>
+      <w:commentRangeStart w:id="49"/>
       <w:r>
         <w:rPr>
           <w:rFonts w:cs="Arial"/>
@@ -33295,7 +33368,7 @@
         </w:rPr>
         <w:t>interne</w:t>
       </w:r>
-      <w:commentRangeEnd w:id="44"/>
+      <w:commentRangeEnd w:id="49"/>
       <w:r>
         <w:rPr>
           <w:rStyle w:val="Refdecomentrio"/>
@@ -33305,7 +33378,7 @@
           <w:sz w:val="24"/>
           <w:szCs w:val="24"/>
         </w:rPr>
-        <w:commentReference w:id="44"/>
+        <w:commentReference w:id="49"/>
       </w:r>
       <w:r>
         <w:rPr>
@@ -34102,7 +34175,7 @@
         </w:rPr>
         <w:t xml:space="preserve">Além disso, o sistema poderá manter características valorizadas pelos usuários, como interface intuitiva, simplicidade de utilização e acesso </w:t>
       </w:r>
-      <w:commentRangeStart w:id="45"/>
+      <w:commentRangeStart w:id="50"/>
       <w:r>
         <w:rPr>
           <w:rFonts w:cs="Arial"/>
@@ -34112,7 +34185,7 @@
         </w:rPr>
         <w:t>online</w:t>
       </w:r>
-      <w:commentRangeEnd w:id="45"/>
+      <w:commentRangeEnd w:id="50"/>
       <w:r>
         <w:rPr>
           <w:rStyle w:val="Refdecomentrio"/>
@@ -34120,7 +34193,7 @@
           <w:sz w:val="24"/>
           <w:szCs w:val="24"/>
         </w:rPr>
-        <w:commentReference w:id="45"/>
+        <w:commentReference w:id="50"/>
       </w:r>
       <w:r>
         <w:rPr>
@@ -34183,7 +34256,7 @@
         </w:rPr>
         <w:t xml:space="preserve"> Com base na análise dos concorrentes diretos e indiretos identificados durante a pesquisa de mercado, foram levantados os principais riscos competitivos relacionados ao desenvolvimento e implantação do sistema </w:t>
       </w:r>
-      <w:commentRangeStart w:id="46"/>
+      <w:commentRangeStart w:id="51"/>
       <w:r>
         <w:rPr>
           <w:rFonts w:cs="Arial"/>
@@ -34193,7 +34266,7 @@
         </w:rPr>
         <w:t>web</w:t>
       </w:r>
-      <w:commentRangeEnd w:id="46"/>
+      <w:commentRangeEnd w:id="51"/>
       <w:r>
         <w:rPr>
           <w:rStyle w:val="Refdecomentrio"/>
@@ -34201,7 +34274,7 @@
           <w:sz w:val="24"/>
           <w:szCs w:val="24"/>
         </w:rPr>
-        <w:commentReference w:id="46"/>
+        <w:commentReference w:id="51"/>
       </w:r>
       <w:r>
         <w:rPr>
@@ -34556,8 +34629,8 @@
         </w:rPr>
         <w:t>As leis e regras contratuais representam o conjunto de normas que orientam a criação, a execução e o encerramento das relações jurídicas firmadas entre a empresa desenvolvedora do sistema e seus clientes. Em projetos tecnológicos, especialmente aqueles oferecidos no modelo</w:t>
       </w:r>
-      <w:commentRangeStart w:id="47"/>
-      <w:commentRangeStart w:id="48"/>
+      <w:commentRangeStart w:id="52"/>
+      <w:commentRangeStart w:id="53"/>
       <w:r>
         <w:rPr>
           <w:rFonts w:cs="Arial"/>
@@ -34567,7 +34640,7 @@
         </w:rPr>
         <w:t>Softw</w:t>
       </w:r>
-      <w:commentRangeEnd w:id="47"/>
+      <w:commentRangeEnd w:id="52"/>
       <w:r>
         <w:rPr>
           <w:rStyle w:val="Refdecomentrio"/>
@@ -34577,7 +34650,7 @@
           <w:sz w:val="24"/>
           <w:szCs w:val="24"/>
         </w:rPr>
-        <w:commentReference w:id="47"/>
+        <w:commentReference w:id="52"/>
       </w:r>
       <w:r>
         <w:rPr>
@@ -34602,7 +34675,7 @@
         </w:rPr>
         <w:t xml:space="preserve"> Serviço</w:t>
       </w:r>
-      <w:commentRangeEnd w:id="48"/>
+      <w:commentRangeEnd w:id="53"/>
       <w:r>
         <w:rPr>
           <w:rStyle w:val="Refdecomentrio"/>
@@ -34610,7 +34683,7 @@
           <w:sz w:val="24"/>
           <w:szCs w:val="24"/>
         </w:rPr>
-        <w:commentReference w:id="48"/>
+        <w:commentReference w:id="53"/>
       </w:r>
       <w:r>
         <w:rPr>
@@ -34633,7 +34706,7 @@
         </w:rPr>
         <w:t xml:space="preserve">), ou </w:t>
       </w:r>
-      <w:commentRangeStart w:id="49"/>
+      <w:commentRangeStart w:id="54"/>
       <w:r>
         <w:rPr>
           <w:rFonts w:cs="Arial"/>
@@ -34643,7 +34716,7 @@
         </w:rPr>
         <w:t>Softw</w:t>
       </w:r>
-      <w:commentRangeEnd w:id="49"/>
+      <w:commentRangeEnd w:id="54"/>
       <w:r>
         <w:rPr>
           <w:rStyle w:val="Refdecomentrio"/>
@@ -34653,7 +34726,7 @@
           <w:sz w:val="24"/>
           <w:szCs w:val="24"/>
         </w:rPr>
-        <w:commentReference w:id="49"/>
+        <w:commentReference w:id="54"/>
       </w:r>
       <w:r>
         <w:rPr>
@@ -34765,7 +34838,7 @@
         </w:rPr>
         <w:t xml:space="preserve">O desenvolvimento e a operação do Stock ERP dependem de normas jurídicas que sustentam sua utilização como </w:t>
       </w:r>
-      <w:commentRangeStart w:id="50"/>
+      <w:commentRangeStart w:id="55"/>
       <w:r>
         <w:rPr>
           <w:rFonts w:cs="Arial"/>
@@ -34775,7 +34848,7 @@
         </w:rPr>
         <w:t>softw</w:t>
       </w:r>
-      <w:commentRangeEnd w:id="50"/>
+      <w:commentRangeEnd w:id="55"/>
       <w:r>
         <w:rPr>
           <w:rStyle w:val="Refdecomentrio"/>
@@ -34785,7 +34858,7 @@
           <w:sz w:val="24"/>
           <w:szCs w:val="24"/>
         </w:rPr>
-        <w:commentReference w:id="50"/>
+        <w:commentReference w:id="55"/>
       </w:r>
       <w:r>
         <w:rPr>
@@ -35052,7 +35125,7 @@
         </w:rPr>
         <w:t xml:space="preserve">A legislação federal é a principal base jurídica para a operação do Stock ERP, pois estabelece regras sobre contratos, prestação de serviços, proteção de dados, propriedade intelectual, uso da </w:t>
       </w:r>
-      <w:commentRangeStart w:id="51"/>
+      <w:commentRangeStart w:id="56"/>
       <w:r>
         <w:rPr>
           <w:rFonts w:cs="Arial"/>
@@ -35062,7 +35135,7 @@
         </w:rPr>
         <w:t>interne</w:t>
       </w:r>
-      <w:commentRangeEnd w:id="51"/>
+      <w:commentRangeEnd w:id="56"/>
       <w:r>
         <w:rPr>
           <w:rStyle w:val="Refdecomentrio"/>
@@ -35072,7 +35145,7 @@
           <w:sz w:val="24"/>
           <w:szCs w:val="24"/>
         </w:rPr>
-        <w:commentReference w:id="51"/>
+        <w:commentReference w:id="56"/>
       </w:r>
       <w:r>
         <w:rPr>
@@ -35198,7 +35271,7 @@
         </w:rPr>
         <w:t xml:space="preserve">Lei nº 9.609/1998 - Lei do </w:t>
       </w:r>
-      <w:commentRangeStart w:id="52"/>
+      <w:commentRangeStart w:id="57"/>
       <w:r>
         <w:rPr>
           <w:rFonts w:cs="Arial"/>
@@ -35208,7 +35281,7 @@
         </w:rPr>
         <w:t>Softw</w:t>
       </w:r>
-      <w:commentRangeEnd w:id="52"/>
+      <w:commentRangeEnd w:id="57"/>
       <w:r>
         <w:rPr>
           <w:rStyle w:val="Refdecomentrio"/>
@@ -35218,7 +35291,7 @@
           <w:sz w:val="24"/>
           <w:szCs w:val="24"/>
         </w:rPr>
-        <w:commentReference w:id="52"/>
+        <w:commentReference w:id="57"/>
       </w:r>
       <w:r>
         <w:rPr>
@@ -35264,7 +35337,7 @@
         </w:rPr>
         <w:t xml:space="preserve"> protege o código-fonte, a estrutura do sistema e a exploração econômica da plataforma, garantindo que a licença concedida ao cliente seja apenas de uso, sem transferência de propriedade do </w:t>
       </w:r>
-      <w:commentRangeStart w:id="53"/>
+      <w:commentRangeStart w:id="58"/>
       <w:r>
         <w:rPr>
           <w:rFonts w:cs="Arial"/>
@@ -35274,7 +35347,7 @@
         </w:rPr>
         <w:t>software</w:t>
       </w:r>
-      <w:commentRangeEnd w:id="53"/>
+      <w:commentRangeEnd w:id="58"/>
       <w:r>
         <w:rPr>
           <w:rStyle w:val="Refdecomentrio"/>
@@ -35282,7 +35355,7 @@
           <w:sz w:val="24"/>
           <w:szCs w:val="24"/>
         </w:rPr>
-        <w:commentReference w:id="53"/>
+        <w:commentReference w:id="58"/>
       </w:r>
       <w:r>
         <w:rPr>
@@ -35399,7 +35472,7 @@
         </w:rPr>
         <w:t xml:space="preserve">Lei nº 12.965/2014 - Marco Civil da </w:t>
       </w:r>
-      <w:commentRangeStart w:id="54"/>
+      <w:commentRangeStart w:id="59"/>
       <w:r>
         <w:rPr>
           <w:rFonts w:cs="Arial"/>
@@ -35409,7 +35482,7 @@
         </w:rPr>
         <w:t>Interne</w:t>
       </w:r>
-      <w:commentRangeEnd w:id="54"/>
+      <w:commentRangeEnd w:id="59"/>
       <w:r>
         <w:rPr>
           <w:rStyle w:val="Refdecomentrio"/>
@@ -35419,7 +35492,7 @@
           <w:sz w:val="24"/>
           <w:szCs w:val="24"/>
         </w:rPr>
-        <w:commentReference w:id="54"/>
+        <w:commentReference w:id="59"/>
       </w:r>
       <w:r>
         <w:rPr>
@@ -35437,7 +35510,7 @@
         </w:rPr>
         <w:t xml:space="preserve">: estabelece princípios, garantias, direitos e deveres para o uso da </w:t>
       </w:r>
-      <w:commentRangeStart w:id="55"/>
+      <w:commentRangeStart w:id="60"/>
       <w:r>
         <w:rPr>
           <w:rFonts w:cs="Arial"/>
@@ -35447,7 +35520,7 @@
         </w:rPr>
         <w:t>internet</w:t>
       </w:r>
-      <w:commentRangeEnd w:id="55"/>
+      <w:commentRangeEnd w:id="60"/>
       <w:r>
         <w:rPr>
           <w:rStyle w:val="Refdecomentrio"/>
@@ -35455,7 +35528,7 @@
           <w:sz w:val="24"/>
           <w:szCs w:val="24"/>
         </w:rPr>
-        <w:commentReference w:id="55"/>
+        <w:commentReference w:id="60"/>
       </w:r>
       <w:r>
         <w:rPr>
@@ -35491,7 +35564,7 @@
         </w:rPr>
         <w:t xml:space="preserve"> orienta a operação da plataforma em ambiente </w:t>
       </w:r>
-      <w:commentRangeStart w:id="56"/>
+      <w:commentRangeStart w:id="61"/>
       <w:r>
         <w:rPr>
           <w:rFonts w:cs="Arial"/>
@@ -35501,7 +35574,7 @@
         </w:rPr>
         <w:t>online</w:t>
       </w:r>
-      <w:commentRangeEnd w:id="56"/>
+      <w:commentRangeEnd w:id="61"/>
       <w:r>
         <w:rPr>
           <w:rStyle w:val="Refdecomentrio"/>
@@ -35509,7 +35582,7 @@
           <w:sz w:val="24"/>
           <w:szCs w:val="24"/>
         </w:rPr>
-        <w:commentReference w:id="56"/>
+        <w:commentReference w:id="61"/>
       </w:r>
       <w:r>
         <w:rPr>
@@ -35518,7 +35591,7 @@
         </w:rPr>
         <w:t xml:space="preserve">, especialmente quanto à segurança, privacidade, registros eletrônicos e utilização responsável da </w:t>
       </w:r>
-      <w:commentRangeStart w:id="57"/>
+      <w:commentRangeStart w:id="62"/>
       <w:r>
         <w:rPr>
           <w:rFonts w:cs="Arial"/>
@@ -35528,7 +35601,7 @@
         </w:rPr>
         <w:t>internet</w:t>
       </w:r>
-      <w:commentRangeEnd w:id="57"/>
+      <w:commentRangeEnd w:id="62"/>
       <w:r>
         <w:rPr>
           <w:rStyle w:val="Refdecomentrio"/>
@@ -35536,7 +35609,7 @@
           <w:sz w:val="24"/>
           <w:szCs w:val="24"/>
         </w:rPr>
-        <w:commentReference w:id="57"/>
+        <w:commentReference w:id="62"/>
       </w:r>
       <w:r>
         <w:rPr>
@@ -35681,7 +35754,7 @@
         </w:rPr>
         <w:t xml:space="preserve"> dá suporte ao uso de aceite eletrônico, contratos digitais, termos de uso, autorizações e demais registros realizados por meio eletrônico, quando adotados pela plataforma ou pela relação </w:t>
       </w:r>
-      <w:commentRangeStart w:id="58"/>
+      <w:commentRangeStart w:id="63"/>
       <w:r>
         <w:rPr>
           <w:rFonts w:cs="Arial"/>
@@ -35689,7 +35762,7 @@
         </w:rPr>
         <w:t>contratual</w:t>
       </w:r>
-      <w:commentRangeEnd w:id="58"/>
+      <w:commentRangeEnd w:id="63"/>
       <w:r>
         <w:rPr>
           <w:rStyle w:val="Refdecomentrio"/>
@@ -35697,7 +35770,7 @@
           <w:sz w:val="24"/>
           <w:szCs w:val="24"/>
         </w:rPr>
-        <w:commentReference w:id="58"/>
+        <w:commentReference w:id="63"/>
       </w:r>
       <w:r>
         <w:rPr>
@@ -38746,7 +38819,7 @@
           <w:szCs w:val="24"/>
         </w:rPr>
       </w:pPr>
-      <w:bookmarkStart w:id="59" w:name="_Toc228480129"/>
+      <w:bookmarkStart w:id="64" w:name="_Toc228480129"/>
       <w:r>
         <w:rPr>
           <w:rFonts w:eastAsia="Times New Roman" w:cs="Arial"/>
@@ -38755,7 +38828,7 @@
         <w:lastRenderedPageBreak/>
         <w:t>REFERÊNCIAS</w:t>
       </w:r>
-      <w:bookmarkEnd w:id="59"/>
+      <w:bookmarkEnd w:id="64"/>
     </w:p>
     <w:p>
       <w:pPr>
@@ -38956,7 +39029,7 @@
       </w:r>
     </w:p>
   </w:comment>
-  <w:comment w:id="1" w:author="Pedro Ramires" w:date="2026-07-02T19:38:00Z" w:initials="PR">
+  <w:comment w:id="1" w:author="Fátima" w:date="2026-10-01T22:38:00Z" w:initials="F">
     <w:p>
       <w:pPr>
         <w:pStyle w:val="Textodecomentrio"/>
@@ -38968,11 +39041,11 @@
         <w:annotationRef/>
       </w:r>
       <w:r>
-        <w:t>1??????? Introdução não tem numero</w:t>
+        <w:t>Inserir as figuras do documento</w:t>
       </w:r>
     </w:p>
   </w:comment>
-  <w:comment w:id="2" w:author="Pedro Ramires" w:date="2026-05-04T20:31:00Z" w:initials="PR">
+  <w:comment w:id="2" w:author="Fátima" w:date="2026-10-01T22:37:00Z" w:initials="F">
     <w:p>
       <w:pPr>
         <w:pStyle w:val="Textodecomentrio"/>
@@ -38984,11 +39057,11 @@
         <w:annotationRef/>
       </w:r>
       <w:r>
-        <w:t>Formatação</w:t>
+        <w:t>Inserir a lista de tabelas do documento</w:t>
       </w:r>
     </w:p>
   </w:comment>
-  <w:comment w:id="3" w:author="Pedro Ramires" w:date="2026-07-02T19:36:00Z" w:initials="PR">
+  <w:comment w:id="3" w:author="Fátima" w:date="2026-10-01T22:39:00Z" w:initials="F">
     <w:p>
       <w:pPr>
         <w:pStyle w:val="Textodecomentrio"/>
@@ -39000,16 +39073,27 @@
         <w:annotationRef/>
       </w:r>
       <w:r>
-        <w:t>Uai o q é esse tanto de comentário sem ter arrumado?</w:t>
-      </w:r>
-    </w:p>
+        <w:t>Se não for utilizar remover</w:t>
+      </w:r>
+    </w:p>
+  </w:comment>
+  <w:comment w:id="4" w:author="Fátima" w:date="2026-10-01T21:49:00Z" w:initials="F">
     <w:p>
       <w:pPr>
         <w:pStyle w:val="Textodecomentrio"/>
       </w:pPr>
+      <w:r>
+        <w:rPr>
+          <w:rStyle w:val="Refdecomentrio"/>
+        </w:rPr>
+        <w:annotationRef/>
+      </w:r>
+      <w:r>
+        <w:t>Inserir espaçamento entre linhas de 1,5</w:t>
+      </w:r>
     </w:p>
   </w:comment>
-  <w:comment w:id="4" w:author="Pedro Ramires" w:date="2026-05-04T20:32:00Z" w:initials="PR">
+  <w:comment w:id="5" w:author="Fátima" w:date="2026-10-01T22:18:00Z" w:initials="F">
     <w:p>
       <w:pPr>
         <w:pStyle w:val="Textodecomentrio"/>
@@ -39021,11 +39105,11 @@
         <w:annotationRef/>
       </w:r>
       <w:r>
-        <w:t>arrumar toda a formatação do seu TCC, está tudo errado, títulos, textos, refazer tudo.</w:t>
+        <w:t>contribuiu</w:t>
       </w:r>
     </w:p>
   </w:comment>
-  <w:comment w:id="5" w:author="Pedro Ramires" w:date="2026-07-02T19:37:00Z" w:initials="PR">
+  <w:comment w:id="6" w:author="Fátima" w:date="2026-10-01T22:19:00Z" w:initials="F">
     <w:p>
       <w:pPr>
         <w:pStyle w:val="Textodecomentrio"/>
@@ -39037,11 +39121,11 @@
         <w:annotationRef/>
       </w:r>
       <w:r>
-        <w:t>Ainda, seus recuos estão todos em 1,25 o recuo na primeira linha é de 1,5 cm</w:t>
+        <w:t>tempo verbal - manteve</w:t>
       </w:r>
     </w:p>
   </w:comment>
-  <w:comment w:id="6" w:author="Pedro Ramires" w:date="2026-05-04T20:32:00Z" w:initials="PR">
+  <w:comment w:id="7" w:author="Fátima" w:date="2026-10-01T22:19:00Z" w:initials="F">
     <w:p>
       <w:pPr>
         <w:pStyle w:val="Textodecomentrio"/>
@@ -39053,16 +39137,11 @@
         <w:annotationRef/>
       </w:r>
       <w:r>
-        <w:t>recuo</w:t>
-      </w:r>
-    </w:p>
-    <w:p>
-      <w:r>
-        <w:t>[CORRIGIDO: recuo de primeira linha ajustado para 1,25 cm.]</w:t>
+        <w:t>foi</w:t>
       </w:r>
     </w:p>
   </w:comment>
-  <w:comment w:id="7" w:author="Pedro Ramires" w:date="2026-07-02T19:37:00Z" w:initials="PR">
+  <w:comment w:id="8" w:author="Fátima" w:date="2026-10-01T22:19:00Z" w:initials="F">
     <w:p>
       <w:pPr>
         <w:pStyle w:val="Textodecomentrio"/>
@@ -39074,11 +39153,11 @@
         <w:annotationRef/>
       </w:r>
       <w:r>
-        <w:t xml:space="preserve">Itálico </w:t>
+        <w:t>tempo verbal - facilitou</w:t>
       </w:r>
     </w:p>
   </w:comment>
-  <w:comment w:id="8" w:author="Pedro Ramires" w:date="2026-05-04T20:32:00Z" w:initials="PR">
+  <w:comment w:id="9" w:author="Fátima" w:date="2026-10-01T22:20:00Z" w:initials="F">
     <w:p>
       <w:pPr>
         <w:pStyle w:val="Textodecomentrio"/>
@@ -39090,16 +39169,11 @@
         <w:annotationRef/>
       </w:r>
       <w:r>
-        <w:t>recuo</w:t>
-      </w:r>
-    </w:p>
-    <w:p>
-      <w:r>
-        <w:t>[CORRIGIDO: recuo de primeira linha ajustado para 1,25 cm.]</w:t>
+        <w:t>tempo verbal - contribuiu</w:t>
       </w:r>
     </w:p>
   </w:comment>
-  <w:comment w:id="9" w:author="Pedro Ramires" w:date="2026-07-02T19:37:00Z" w:initials="PR">
+  <w:comment w:id="10" w:author="Fátima" w:date="2026-10-01T22:21:00Z" w:initials="F">
     <w:p>
       <w:pPr>
         <w:pStyle w:val="Textodecomentrio"/>
@@ -39111,11 +39185,16 @@
         <w:annotationRef/>
       </w:r>
       <w:r>
-        <w:t xml:space="preserve">Itálico </w:t>
-      </w:r>
+        <w:t>tempo verbal – permitiu / precisou de maior controle</w:t>
+      </w:r>
+    </w:p>
+    <w:p>
+      <w:pPr>
+        <w:pStyle w:val="Textodecomentrio"/>
+      </w:pPr>
     </w:p>
   </w:comment>
-  <w:comment w:id="10" w:author="Pedro Ramires" w:date="2026-05-04T20:32:00Z" w:initials="PR">
+  <w:comment w:id="11" w:author="Fátima" w:date="2026-10-01T22:25:00Z" w:initials="F">
     <w:p>
       <w:pPr>
         <w:pStyle w:val="Textodecomentrio"/>
@@ -39127,16 +39206,11 @@
         <w:annotationRef/>
       </w:r>
       <w:r>
-        <w:t>recuo</w:t>
-      </w:r>
-    </w:p>
-    <w:p>
-      <w:r>
-        <w:t>[CORRIGIDO: recuo de primeira linha ajustado para 1,25 cm.]</w:t>
+        <w:t>a equipe precisou</w:t>
       </w:r>
     </w:p>
   </w:comment>
-  <w:comment w:id="11" w:author="Pedro Ramires" w:date="2026-05-04T20:32:00Z" w:initials="PR">
+  <w:comment w:id="12" w:author="Fátima" w:date="2026-10-01T22:11:00Z" w:initials="F">
     <w:p>
       <w:pPr>
         <w:pStyle w:val="Textodecomentrio"/>
@@ -39148,16 +39222,11 @@
         <w:annotationRef/>
       </w:r>
       <w:r>
-        <w:t>recuo</w:t>
-      </w:r>
-    </w:p>
-    <w:p>
-      <w:r>
-        <w:t>[CORRIGIDO: recuo de primeira linha ajustado para 1,25 cm.]</w:t>
+        <w:t>Corrigir o tempo verbal: também foram necessários...</w:t>
       </w:r>
     </w:p>
   </w:comment>
-  <w:comment w:id="12" w:author="Pedro Ramires" w:date="2026-07-02T20:18:00Z" w:initials="PR">
+  <w:comment w:id="14" w:author="Fátima" w:date="2026-10-01T22:08:00Z" w:initials="F">
     <w:p>
       <w:pPr>
         <w:pStyle w:val="Textodecomentrio"/>
@@ -39169,11 +39238,11 @@
         <w:annotationRef/>
       </w:r>
       <w:r>
-        <w:t>Ainda está com erro de recuo em todos os parágrafos e formatação nivel1, 2, 3 e 4 seus errados, refazer tudo</w:t>
+        <w:t>Inserir marcadores e padronizar a formatação dos tópicos.</w:t>
       </w:r>
     </w:p>
   </w:comment>
-  <w:comment w:id="13" w:author="Pedro Ramires" w:date="2026-07-02T20:20:00Z" w:initials="PR">
+  <w:comment w:id="13" w:author="Fátima" w:date="2026-10-01T22:07:00Z" w:initials="F">
     <w:p>
       <w:pPr>
         <w:pStyle w:val="Textodecomentrio"/>
@@ -39184,6 +39253,262 @@
         </w:rPr>
         <w:annotationRef/>
       </w:r>
+    </w:p>
+  </w:comment>
+  <w:comment w:id="15" w:author="Fátima" w:date="2026-10-01T22:10:00Z" w:initials="F">
+    <w:p>
+      <w:pPr>
+        <w:pStyle w:val="Textodecomentrio"/>
+      </w:pPr>
+      <w:r>
+        <w:rPr>
+          <w:rStyle w:val="Refdecomentrio"/>
+        </w:rPr>
+        <w:annotationRef/>
+      </w:r>
+      <w:r>
+        <w:t>Corrigir o tempo verbal do trecho para o passado: mostrou-se positivo....</w:t>
+      </w:r>
+    </w:p>
+  </w:comment>
+  <w:comment w:id="16" w:author="Fátima" w:date="2026-10-01T22:25:00Z" w:initials="F">
+    <w:p>
+      <w:pPr>
+        <w:pStyle w:val="Textodecomentrio"/>
+      </w:pPr>
+      <w:r>
+        <w:rPr>
+          <w:rStyle w:val="Refdecomentrio"/>
+        </w:rPr>
+        <w:annotationRef/>
+      </w:r>
+      <w:r>
+        <w:t>Foram utilizados</w:t>
+      </w:r>
+    </w:p>
+  </w:comment>
+  <w:comment w:id="17" w:author="Fátima" w:date="2026-10-01T22:28:00Z" w:initials="F">
+    <w:p>
+      <w:pPr>
+        <w:pStyle w:val="Textodecomentrio"/>
+      </w:pPr>
+      <w:r>
+        <w:rPr>
+          <w:rStyle w:val="Refdecomentrio"/>
+        </w:rPr>
+        <w:annotationRef/>
+      </w:r>
+      <w:r>
+        <w:t xml:space="preserve">Adequar para a realidade </w:t>
+      </w:r>
+      <w:r>
+        <w:t>(banco de dados local) relatando a possibilidade de mudança</w:t>
+      </w:r>
+    </w:p>
+  </w:comment>
+  <w:comment w:id="19" w:author="Fátima" w:date="2026-10-01T22:30:00Z" w:initials="F">
+    <w:p>
+      <w:pPr>
+        <w:pStyle w:val="Textodecomentrio"/>
+      </w:pPr>
+      <w:r>
+        <w:rPr>
+          <w:rStyle w:val="Refdecomentrio"/>
+        </w:rPr>
+        <w:annotationRef/>
+      </w:r>
+      <w:r>
+        <w:t>Inserir marcadores e padronizar formatação</w:t>
+      </w:r>
+    </w:p>
+  </w:comment>
+  <w:comment w:id="18" w:author="Fátima" w:date="2026-10-01T22:30:00Z" w:initials="F">
+    <w:p>
+      <w:pPr>
+        <w:pStyle w:val="Textodecomentrio"/>
+      </w:pPr>
+      <w:r>
+        <w:rPr>
+          <w:rStyle w:val="Refdecomentrio"/>
+        </w:rPr>
+        <w:annotationRef/>
+      </w:r>
+      <w:r>
+        <w:t>in</w:t>
+      </w:r>
+    </w:p>
+  </w:comment>
+  <w:comment w:id="20" w:author="Fátima" w:date="2026-10-01T22:30:00Z" w:initials="F">
+    <w:p>
+      <w:pPr>
+        <w:pStyle w:val="Textodecomentrio"/>
+      </w:pPr>
+      <w:r>
+        <w:rPr>
+          <w:rStyle w:val="Refdecomentrio"/>
+        </w:rPr>
+        <w:annotationRef/>
+      </w:r>
+      <w:r>
+        <w:t>Inserir tópicos e manter padrão na formatação</w:t>
+      </w:r>
+    </w:p>
+  </w:comment>
+  <w:comment w:id="21" w:author="Fátima" w:date="2026-10-01T22:29:00Z" w:initials="F">
+    <w:p>
+      <w:pPr>
+        <w:pStyle w:val="Textodecomentrio"/>
+      </w:pPr>
+      <w:r>
+        <w:rPr>
+          <w:rStyle w:val="Refdecomentrio"/>
+        </w:rPr>
+        <w:annotationRef/>
+      </w:r>
+      <w:r>
+        <w:t>apresentou</w:t>
+      </w:r>
+    </w:p>
+  </w:comment>
+  <w:comment w:id="22" w:author="Fátima" w:date="2026-10-01T22:34:00Z" w:initials="F">
+    <w:p>
+      <w:pPr>
+        <w:pStyle w:val="Textodecomentrio"/>
+      </w:pPr>
+      <w:r>
+        <w:rPr>
+          <w:rStyle w:val="Refdecomentrio"/>
+        </w:rPr>
+        <w:annotationRef/>
+      </w:r>
+      <w:r>
+        <w:t>alinhar os valores para a direita (casas decimais)</w:t>
+      </w:r>
+    </w:p>
+  </w:comment>
+  <w:comment w:id="25" w:author="Pedro Ramires" w:date="2026-07-02T20:26:00Z" w:initials="PR">
+    <w:p>
+      <w:pPr>
+        <w:pStyle w:val="Textodecomentrio"/>
+      </w:pPr>
+      <w:r>
+        <w:rPr>
+          <w:rStyle w:val="Refdecomentrio"/>
+        </w:rPr>
+        <w:annotationRef/>
+      </w:r>
+      <w:r>
+        <w:t>formatação</w:t>
+      </w:r>
+    </w:p>
+  </w:comment>
+  <w:comment w:id="27" w:author="Pedro Ramires" w:date="2026-07-02T20:26:00Z" w:initials="PR">
+    <w:p>
+      <w:pPr>
+        <w:pStyle w:val="Textodecomentrio"/>
+      </w:pPr>
+      <w:r>
+        <w:rPr>
+          <w:rStyle w:val="Refdecomentrio"/>
+        </w:rPr>
+        <w:annotationRef/>
+      </w:r>
+      <w:r>
+        <w:t>n?</w:t>
+      </w:r>
+    </w:p>
+  </w:comment>
+  <w:comment w:id="28" w:author="Pedro Ramires" w:date="2026-07-02T20:28:00Z" w:initials="PR">
+    <w:p>
+      <w:pPr>
+        <w:pStyle w:val="Textodecomentrio"/>
+      </w:pPr>
+      <w:r>
+        <w:rPr>
+          <w:rStyle w:val="Refdecomentrio"/>
+        </w:rPr>
+        <w:annotationRef/>
+      </w:r>
+      <w:r>
+        <w:t>remover espaço em branco</w:t>
+      </w:r>
+    </w:p>
+  </w:comment>
+  <w:comment w:id="26" w:author="Pedro Ramires" w:date="2026-07-02T20:27:00Z" w:initials="PR">
+    <w:p>
+      <w:pPr>
+        <w:pStyle w:val="Textodecomentrio"/>
+      </w:pPr>
+      <w:r>
+        <w:rPr>
+          <w:rStyle w:val="Refdecomentrio"/>
+        </w:rPr>
+        <w:annotationRef/>
+      </w:r>
+      <w:r>
+        <w:t xml:space="preserve">formatação </w:t>
+      </w:r>
+    </w:p>
+  </w:comment>
+  <w:comment w:id="30" w:author="Pedro Ramires" w:date="2026-07-02T20:27:00Z" w:initials="PR">
+    <w:p>
+      <w:pPr>
+        <w:pStyle w:val="Textodecomentrio"/>
+      </w:pPr>
+      <w:r>
+        <w:rPr>
+          <w:rStyle w:val="Refdecomentrio"/>
+        </w:rPr>
+        <w:annotationRef/>
+      </w:r>
+      <w:r>
+        <w:t>formatação</w:t>
+      </w:r>
+    </w:p>
+  </w:comment>
+  <w:comment w:id="32" w:author="Pedro Ramires" w:date="2026-07-02T20:28:00Z" w:initials="PR">
+    <w:p>
+      <w:pPr>
+        <w:pStyle w:val="Textodecomentrio"/>
+      </w:pPr>
+      <w:r>
+        <w:rPr>
+          <w:rStyle w:val="Refdecomentrio"/>
+        </w:rPr>
+        <w:annotationRef/>
+      </w:r>
+      <w:r>
+        <w:t>remover espaço em branco</w:t>
+      </w:r>
+    </w:p>
+  </w:comment>
+  <w:comment w:id="31" w:author="Pedro Ramires" w:date="2026-07-02T20:28:00Z" w:initials="PR">
+    <w:p>
+      <w:pPr>
+        <w:pStyle w:val="Textodecomentrio"/>
+      </w:pPr>
+      <w:r>
+        <w:rPr>
+          <w:rStyle w:val="Refdecomentrio"/>
+        </w:rPr>
+        <w:annotationRef/>
+      </w:r>
+      <w:r>
+        <w:t>é</w:t>
+      </w:r>
+    </w:p>
+  </w:comment>
+  <w:comment w:id="33" w:author="Pedro Ramires" w:date="2026-07-02T19:50:00Z" w:initials="PR">
+    <w:p>
+      <w:pPr>
+        <w:pStyle w:val="Textodecomentrio"/>
+      </w:pPr>
+      <w:r>
+        <w:rPr>
+          <w:rStyle w:val="Refdecomentrio"/>
+        </w:rPr>
+        <w:annotationRef/>
+      </w:r>
       <w:r>
         <w:t>itálico</w:t>
       </w:r>
@@ -39194,7 +39519,7 @@
       </w:pPr>
     </w:p>
   </w:comment>
-  <w:comment w:id="14" w:author="Pedro Ramires" w:date="2026-07-02T20:20:00Z" w:initials="PR">
+  <w:comment w:id="34" w:author="Pedro Ramires" w:date="2026-07-02T19:50:00Z" w:initials="PR">
     <w:p>
       <w:pPr>
         <w:pStyle w:val="Textodecomentrio"/>
@@ -39215,7 +39540,7 @@
       </w:pPr>
     </w:p>
   </w:comment>
-  <w:comment w:id="15" w:author="Pedro Ramires" w:date="2026-07-02T20:22:00Z" w:initials="PR">
+  <w:comment w:id="35" w:author="Pedro Ramires" w:date="2026-07-02T20:35:00Z" w:initials="PR">
     <w:p>
       <w:pPr>
         <w:pStyle w:val="Textodecomentrio"/>
@@ -39227,325 +39552,8 @@
         <w:annotationRef/>
       </w:r>
       <w:r>
-        <w:t xml:space="preserve">remove estado desta tabela pois teoricamente no final do tcc tudo é pra estar finalizado e não tem sentido ela, só atividade, responsável e as datas </w:t>
-      </w:r>
-    </w:p>
-  </w:comment>
-  <w:comment w:id="16" w:author="Pedro Ramires" w:date="2026-07-02T20:20:00Z" w:initials="PR">
-    <w:p>
-      <w:pPr>
-        <w:pStyle w:val="Textodecomentrio"/>
-      </w:pPr>
-      <w:r>
-        <w:rPr>
-          <w:rStyle w:val="Refdecomentrio"/>
-        </w:rPr>
-        <w:annotationRef/>
-      </w:r>
-      <w:r>
-        <w:t>itálico</w:t>
-      </w:r>
-    </w:p>
-    <w:p>
-      <w:pPr>
-        <w:pStyle w:val="Textodecomentrio"/>
-      </w:pPr>
-    </w:p>
-  </w:comment>
-  <w:comment w:id="17" w:author="Pedro Ramires" w:date="2026-07-02T19:50:00Z" w:initials="PR">
-    <w:p>
-      <w:pPr>
-        <w:pStyle w:val="Textodecomentrio"/>
-      </w:pPr>
-      <w:r>
-        <w:rPr>
-          <w:rStyle w:val="Refdecomentrio"/>
-        </w:rPr>
-        <w:annotationRef/>
-      </w:r>
-      <w:r>
-        <w:t>itálico</w:t>
-      </w:r>
-    </w:p>
-    <w:p>
-      <w:pPr>
-        <w:pStyle w:val="Textodecomentrio"/>
-      </w:pPr>
-    </w:p>
-  </w:comment>
-  <w:comment w:id="20" w:author="Pedro Ramires" w:date="2026-07-02T20:26:00Z" w:initials="PR">
-    <w:p>
-      <w:pPr>
-        <w:pStyle w:val="Textodecomentrio"/>
-      </w:pPr>
-      <w:r>
-        <w:rPr>
-          <w:rStyle w:val="Refdecomentrio"/>
-        </w:rPr>
-        <w:annotationRef/>
-      </w:r>
-      <w:r>
-        <w:t>formatação</w:t>
-      </w:r>
-    </w:p>
-  </w:comment>
-  <w:comment w:id="22" w:author="Pedro Ramires" w:date="2026-07-02T20:26:00Z" w:initials="PR">
-    <w:p>
-      <w:pPr>
-        <w:pStyle w:val="Textodecomentrio"/>
-      </w:pPr>
-      <w:r>
-        <w:rPr>
-          <w:rStyle w:val="Refdecomentrio"/>
-        </w:rPr>
-        <w:annotationRef/>
-      </w:r>
-      <w:r>
-        <w:t>n?</w:t>
-      </w:r>
-    </w:p>
-  </w:comment>
-  <w:comment w:id="23" w:author="Pedro Ramires" w:date="2026-07-02T20:28:00Z" w:initials="PR">
-    <w:p>
-      <w:pPr>
-        <w:pStyle w:val="Textodecomentrio"/>
-      </w:pPr>
-      <w:r>
-        <w:rPr>
-          <w:rStyle w:val="Refdecomentrio"/>
-        </w:rPr>
-        <w:annotationRef/>
-      </w:r>
-      <w:r>
-        <w:t>remover espaço em branco</w:t>
-      </w:r>
-    </w:p>
-  </w:comment>
-  <w:comment w:id="21" w:author="Pedro Ramires" w:date="2026-07-02T20:27:00Z" w:initials="PR">
-    <w:p>
-      <w:pPr>
-        <w:pStyle w:val="Textodecomentrio"/>
-      </w:pPr>
-      <w:r>
-        <w:rPr>
-          <w:rStyle w:val="Refdecomentrio"/>
-        </w:rPr>
-        <w:annotationRef/>
-      </w:r>
-      <w:r>
-        <w:t xml:space="preserve">formatação </w:t>
-      </w:r>
-    </w:p>
-  </w:comment>
-  <w:comment w:id="25" w:author="Pedro Ramires" w:date="2026-07-02T20:27:00Z" w:initials="PR">
-    <w:p>
-      <w:pPr>
-        <w:pStyle w:val="Textodecomentrio"/>
-      </w:pPr>
-      <w:r>
-        <w:rPr>
-          <w:rStyle w:val="Refdecomentrio"/>
-        </w:rPr>
-        <w:annotationRef/>
-      </w:r>
-      <w:r>
-        <w:t>formatação</w:t>
-      </w:r>
-    </w:p>
-  </w:comment>
-  <w:comment w:id="27" w:author="Pedro Ramires" w:date="2026-07-02T20:28:00Z" w:initials="PR">
-    <w:p>
-      <w:pPr>
-        <w:pStyle w:val="Textodecomentrio"/>
-      </w:pPr>
-      <w:r>
-        <w:rPr>
-          <w:rStyle w:val="Refdecomentrio"/>
-        </w:rPr>
-        <w:annotationRef/>
-      </w:r>
-      <w:r>
-        <w:t>remover espaço em branco</w:t>
-      </w:r>
-    </w:p>
-  </w:comment>
-  <w:comment w:id="26" w:author="Pedro Ramires" w:date="2026-07-02T20:28:00Z" w:initials="PR">
-    <w:p>
-      <w:pPr>
-        <w:pStyle w:val="Textodecomentrio"/>
-      </w:pPr>
-      <w:r>
-        <w:rPr>
-          <w:rStyle w:val="Refdecomentrio"/>
-        </w:rPr>
-        <w:annotationRef/>
-      </w:r>
-      <w:r>
-        <w:t>é</w:t>
-      </w:r>
-    </w:p>
-  </w:comment>
-  <w:comment w:id="28" w:author="Pedro Ramires" w:date="2026-07-02T19:50:00Z" w:initials="PR">
-    <w:p>
-      <w:pPr>
-        <w:pStyle w:val="Textodecomentrio"/>
-      </w:pPr>
-      <w:r>
-        <w:rPr>
-          <w:rStyle w:val="Refdecomentrio"/>
-        </w:rPr>
-        <w:annotationRef/>
-      </w:r>
-      <w:r>
-        <w:t>itálico</w:t>
-      </w:r>
-    </w:p>
-    <w:p>
-      <w:pPr>
-        <w:pStyle w:val="Textodecomentrio"/>
-      </w:pPr>
-    </w:p>
-  </w:comment>
-  <w:comment w:id="29" w:author="Pedro Ramires" w:date="2026-07-02T19:50:00Z" w:initials="PR">
-    <w:p>
-      <w:pPr>
-        <w:pStyle w:val="Textodecomentrio"/>
-      </w:pPr>
-      <w:r>
-        <w:rPr>
-          <w:rStyle w:val="Refdecomentrio"/>
-        </w:rPr>
-        <w:annotationRef/>
-      </w:r>
-      <w:r>
-        <w:t>itálico</w:t>
-      </w:r>
-    </w:p>
-    <w:p>
-      <w:pPr>
-        <w:pStyle w:val="Textodecomentrio"/>
-      </w:pPr>
-    </w:p>
-  </w:comment>
-  <w:comment w:id="30" w:author="Pedro Ramires" w:date="2026-07-02T20:35:00Z" w:initials="PR">
-    <w:p>
-      <w:pPr>
-        <w:pStyle w:val="Textodecomentrio"/>
-      </w:pPr>
-      <w:r>
-        <w:rPr>
-          <w:rStyle w:val="Refdecomentrio"/>
-        </w:rPr>
-        <w:annotationRef/>
-      </w:r>
-      <w:r>
         <w:t xml:space="preserve">itálico </w:t>
       </w:r>
-    </w:p>
-  </w:comment>
-  <w:comment w:id="31" w:author="Pedro Ramires" w:date="2026-07-02T19:53:00Z" w:initials="PR">
-    <w:p>
-      <w:pPr>
-        <w:pStyle w:val="Textodecomentrio"/>
-      </w:pPr>
-      <w:r>
-        <w:rPr>
-          <w:rStyle w:val="Refdecomentrio"/>
-        </w:rPr>
-        <w:annotationRef/>
-      </w:r>
-      <w:r>
-        <w:t>itálico</w:t>
-      </w:r>
-    </w:p>
-    <w:p>
-      <w:pPr>
-        <w:pStyle w:val="Textodecomentrio"/>
-      </w:pPr>
-    </w:p>
-  </w:comment>
-  <w:comment w:id="32" w:author="Pedro Ramires" w:date="2026-07-02T19:45:00Z" w:initials="PR">
-    <w:p>
-      <w:pPr>
-        <w:pStyle w:val="Textodecomentrio"/>
-      </w:pPr>
-      <w:r>
-        <w:rPr>
-          <w:rStyle w:val="Refdecomentrio"/>
-        </w:rPr>
-        <w:annotationRef/>
-      </w:r>
-      <w:r>
-        <w:t>itálico</w:t>
-      </w:r>
-    </w:p>
-    <w:p>
-      <w:pPr>
-        <w:pStyle w:val="Textodecomentrio"/>
-      </w:pPr>
-    </w:p>
-  </w:comment>
-  <w:comment w:id="33" w:author="Pedro Ramires" w:date="2026-07-02T20:20:00Z" w:initials="PR">
-    <w:p>
-      <w:pPr>
-        <w:pStyle w:val="Textodecomentrio"/>
-      </w:pPr>
-      <w:r>
-        <w:rPr>
-          <w:rStyle w:val="Refdecomentrio"/>
-        </w:rPr>
-        <w:annotationRef/>
-      </w:r>
-      <w:r>
-        <w:t>itálico</w:t>
-      </w:r>
-    </w:p>
-    <w:p>
-      <w:pPr>
-        <w:pStyle w:val="Textodecomentrio"/>
-      </w:pPr>
-    </w:p>
-  </w:comment>
-  <w:comment w:id="34" w:author="Pedro Ramires" w:date="2026-07-02T19:53:00Z" w:initials="PR">
-    <w:p>
-      <w:pPr>
-        <w:pStyle w:val="Textodecomentrio"/>
-      </w:pPr>
-      <w:r>
-        <w:rPr>
-          <w:rStyle w:val="Refdecomentrio"/>
-        </w:rPr>
-        <w:annotationRef/>
-      </w:r>
-      <w:r>
-        <w:t>itálico</w:t>
-      </w:r>
-    </w:p>
-    <w:p>
-      <w:pPr>
-        <w:pStyle w:val="Textodecomentrio"/>
-      </w:pPr>
-    </w:p>
-  </w:comment>
-  <w:comment w:id="35" w:author="Pedro Ramires" w:date="2026-07-02T19:53:00Z" w:initials="PR">
-    <w:p>
-      <w:pPr>
-        <w:pStyle w:val="Textodecomentrio"/>
-      </w:pPr>
-      <w:r>
-        <w:rPr>
-          <w:rStyle w:val="Refdecomentrio"/>
-        </w:rPr>
-        <w:annotationRef/>
-      </w:r>
-      <w:r>
-        <w:t>itálico</w:t>
-      </w:r>
-    </w:p>
-    <w:p>
-      <w:pPr>
-        <w:pStyle w:val="Textodecomentrio"/>
-      </w:pPr>
     </w:p>
   </w:comment>
   <w:comment w:id="36" w:author="Pedro Ramires" w:date="2026-07-02T19:53:00Z" w:initials="PR">
@@ -39569,7 +39577,7 @@
       </w:pPr>
     </w:p>
   </w:comment>
-  <w:comment w:id="37" w:author="Pedro Ramires" w:date="2026-07-02T19:53:00Z" w:initials="PR">
+  <w:comment w:id="37" w:author="Pedro Ramires" w:date="2026-07-02T19:45:00Z" w:initials="PR">
     <w:p>
       <w:pPr>
         <w:pStyle w:val="Textodecomentrio"/>
@@ -39590,7 +39598,7 @@
       </w:pPr>
     </w:p>
   </w:comment>
-  <w:comment w:id="38" w:author="Pedro Ramires" w:date="2026-07-02T20:21:00Z" w:initials="PR">
+  <w:comment w:id="38" w:author="Pedro Ramires" w:date="2026-07-02T20:20:00Z" w:initials="PR">
     <w:p>
       <w:pPr>
         <w:pStyle w:val="Textodecomentrio"/>
@@ -39695,7 +39703,7 @@
       </w:pPr>
     </w:p>
   </w:comment>
-  <w:comment w:id="43" w:author="Pedro Ramires" w:date="2026-07-02T19:53:00Z" w:initials="PR">
+  <w:comment w:id="43" w:author="Pedro Ramires" w:date="2026-07-02T20:21:00Z" w:initials="PR">
     <w:p>
       <w:pPr>
         <w:pStyle w:val="Textodecomentrio"/>
@@ -39716,7 +39724,7 @@
       </w:pPr>
     </w:p>
   </w:comment>
-  <w:comment w:id="44" w:author="Pedro Ramires" w:date="2026-07-02T20:21:00Z" w:initials="PR">
+  <w:comment w:id="44" w:author="Pedro Ramires" w:date="2026-07-02T19:53:00Z" w:initials="PR">
     <w:p>
       <w:pPr>
         <w:pStyle w:val="Textodecomentrio"/>
@@ -39758,7 +39766,7 @@
       </w:pPr>
     </w:p>
   </w:comment>
-  <w:comment w:id="46" w:author="Pedro Ramires" w:date="2026-07-02T19:49:00Z" w:initials="PR">
+  <w:comment w:id="46" w:author="Pedro Ramires" w:date="2026-07-02T19:53:00Z" w:initials="PR">
     <w:p>
       <w:pPr>
         <w:pStyle w:val="Textodecomentrio"/>
@@ -39779,7 +39787,7 @@
       </w:pPr>
     </w:p>
   </w:comment>
-  <w:comment w:id="47" w:author="Pedro Ramires" w:date="2026-07-02T19:45:00Z" w:initials="PR">
+  <w:comment w:id="47" w:author="Pedro Ramires" w:date="2026-07-02T19:53:00Z" w:initials="PR">
     <w:p>
       <w:pPr>
         <w:pStyle w:val="Textodecomentrio"/>
@@ -39800,7 +39808,7 @@
       </w:pPr>
     </w:p>
   </w:comment>
-  <w:comment w:id="48" w:author="Pedro Ramires" w:date="2026-07-02T19:45:00Z" w:initials="PR">
+  <w:comment w:id="48" w:author="Pedro Ramires" w:date="2026-07-02T19:53:00Z" w:initials="PR">
     <w:p>
       <w:pPr>
         <w:pStyle w:val="Textodecomentrio"/>
@@ -39812,11 +39820,16 @@
         <w:annotationRef/>
       </w:r>
       <w:r>
-        <w:t xml:space="preserve">Sigla primeiro original depois tradução </w:t>
-      </w:r>
+        <w:t>itálico</w:t>
+      </w:r>
+    </w:p>
+    <w:p>
+      <w:pPr>
+        <w:pStyle w:val="Textodecomentrio"/>
+      </w:pPr>
     </w:p>
   </w:comment>
-  <w:comment w:id="49" w:author="Pedro Ramires" w:date="2026-07-02T19:45:00Z" w:initials="PR">
+  <w:comment w:id="49" w:author="Pedro Ramires" w:date="2026-07-02T20:21:00Z" w:initials="PR">
     <w:p>
       <w:pPr>
         <w:pStyle w:val="Textodecomentrio"/>
@@ -39837,7 +39850,7 @@
       </w:pPr>
     </w:p>
   </w:comment>
-  <w:comment w:id="50" w:author="Pedro Ramires" w:date="2026-07-02T19:45:00Z" w:initials="PR">
+  <w:comment w:id="50" w:author="Pedro Ramires" w:date="2026-07-02T19:53:00Z" w:initials="PR">
     <w:p>
       <w:pPr>
         <w:pStyle w:val="Textodecomentrio"/>
@@ -39858,7 +39871,7 @@
       </w:pPr>
     </w:p>
   </w:comment>
-  <w:comment w:id="51" w:author="Pedro Ramires" w:date="2026-07-02T20:21:00Z" w:initials="PR">
+  <w:comment w:id="51" w:author="Pedro Ramires" w:date="2026-07-02T19:49:00Z" w:initials="PR">
     <w:p>
       <w:pPr>
         <w:pStyle w:val="Textodecomentrio"/>
@@ -39900,7 +39913,7 @@
       </w:pPr>
     </w:p>
   </w:comment>
-  <w:comment w:id="53" w:author="Pedro Ramires" w:date="2026-07-02T19:46:00Z" w:initials="PR">
+  <w:comment w:id="53" w:author="Pedro Ramires" w:date="2026-07-02T19:45:00Z" w:initials="PR">
     <w:p>
       <w:pPr>
         <w:pStyle w:val="Textodecomentrio"/>
@@ -39912,6 +39925,22 @@
         <w:annotationRef/>
       </w:r>
       <w:r>
+        <w:t xml:space="preserve">Sigla primeiro original depois tradução </w:t>
+      </w:r>
+    </w:p>
+  </w:comment>
+  <w:comment w:id="54" w:author="Pedro Ramires" w:date="2026-07-02T19:45:00Z" w:initials="PR">
+    <w:p>
+      <w:pPr>
+        <w:pStyle w:val="Textodecomentrio"/>
+      </w:pPr>
+      <w:r>
+        <w:rPr>
+          <w:rStyle w:val="Refdecomentrio"/>
+        </w:rPr>
+        <w:annotationRef/>
+      </w:r>
+      <w:r>
         <w:t>itálico</w:t>
       </w:r>
     </w:p>
@@ -39921,7 +39950,7 @@
       </w:pPr>
     </w:p>
   </w:comment>
-  <w:comment w:id="54" w:author="Pedro Ramires" w:date="2026-07-02T20:21:00Z" w:initials="PR">
+  <w:comment w:id="55" w:author="Pedro Ramires" w:date="2026-07-02T19:45:00Z" w:initials="PR">
     <w:p>
       <w:pPr>
         <w:pStyle w:val="Textodecomentrio"/>
@@ -39942,7 +39971,7 @@
       </w:pPr>
     </w:p>
   </w:comment>
-  <w:comment w:id="55" w:author="Pedro Ramires" w:date="2026-07-02T20:21:00Z" w:initials="PR">
+  <w:comment w:id="56" w:author="Pedro Ramires" w:date="2026-07-02T20:21:00Z" w:initials="PR">
     <w:p>
       <w:pPr>
         <w:pStyle w:val="Textodecomentrio"/>
@@ -39963,7 +39992,7 @@
       </w:pPr>
     </w:p>
   </w:comment>
-  <w:comment w:id="56" w:author="Pedro Ramires" w:date="2026-07-02T19:53:00Z" w:initials="PR">
+  <w:comment w:id="57" w:author="Pedro Ramires" w:date="2026-07-02T19:45:00Z" w:initials="PR">
     <w:p>
       <w:pPr>
         <w:pStyle w:val="Textodecomentrio"/>
@@ -39984,7 +40013,7 @@
       </w:pPr>
     </w:p>
   </w:comment>
-  <w:comment w:id="57" w:author="Pedro Ramires" w:date="2026-07-02T20:21:00Z" w:initials="PR">
+  <w:comment w:id="58" w:author="Pedro Ramires" w:date="2026-07-02T19:46:00Z" w:initials="PR">
     <w:p>
       <w:pPr>
         <w:pStyle w:val="Textodecomentrio"/>
@@ -40005,7 +40034,91 @@
       </w:pPr>
     </w:p>
   </w:comment>
-  <w:comment w:id="58" w:author="Pedro Ramires" w:date="2026-07-02T20:38:00Z" w:initials="PR">
+  <w:comment w:id="59" w:author="Pedro Ramires" w:date="2026-07-02T20:21:00Z" w:initials="PR">
+    <w:p>
+      <w:pPr>
+        <w:pStyle w:val="Textodecomentrio"/>
+      </w:pPr>
+      <w:r>
+        <w:rPr>
+          <w:rStyle w:val="Refdecomentrio"/>
+        </w:rPr>
+        <w:annotationRef/>
+      </w:r>
+      <w:r>
+        <w:t>itálico</w:t>
+      </w:r>
+    </w:p>
+    <w:p>
+      <w:pPr>
+        <w:pStyle w:val="Textodecomentrio"/>
+      </w:pPr>
+    </w:p>
+  </w:comment>
+  <w:comment w:id="60" w:author="Pedro Ramires" w:date="2026-07-02T20:21:00Z" w:initials="PR">
+    <w:p>
+      <w:pPr>
+        <w:pStyle w:val="Textodecomentrio"/>
+      </w:pPr>
+      <w:r>
+        <w:rPr>
+          <w:rStyle w:val="Refdecomentrio"/>
+        </w:rPr>
+        <w:annotationRef/>
+      </w:r>
+      <w:r>
+        <w:t>itálico</w:t>
+      </w:r>
+    </w:p>
+    <w:p>
+      <w:pPr>
+        <w:pStyle w:val="Textodecomentrio"/>
+      </w:pPr>
+    </w:p>
+  </w:comment>
+  <w:comment w:id="61" w:author="Pedro Ramires" w:date="2026-07-02T19:53:00Z" w:initials="PR">
+    <w:p>
+      <w:pPr>
+        <w:pStyle w:val="Textodecomentrio"/>
+      </w:pPr>
+      <w:r>
+        <w:rPr>
+          <w:rStyle w:val="Refdecomentrio"/>
+        </w:rPr>
+        <w:annotationRef/>
+      </w:r>
+      <w:r>
+        <w:t>itálico</w:t>
+      </w:r>
+    </w:p>
+    <w:p>
+      <w:pPr>
+        <w:pStyle w:val="Textodecomentrio"/>
+      </w:pPr>
+    </w:p>
+  </w:comment>
+  <w:comment w:id="62" w:author="Pedro Ramires" w:date="2026-07-02T20:21:00Z" w:initials="PR">
+    <w:p>
+      <w:pPr>
+        <w:pStyle w:val="Textodecomentrio"/>
+      </w:pPr>
+      <w:r>
+        <w:rPr>
+          <w:rStyle w:val="Refdecomentrio"/>
+        </w:rPr>
+        <w:annotationRef/>
+      </w:r>
+      <w:r>
+        <w:t>itálico</w:t>
+      </w:r>
+    </w:p>
+    <w:p>
+      <w:pPr>
+        <w:pStyle w:val="Textodecomentrio"/>
+      </w:pPr>
+    </w:p>
+  </w:comment>
+  <w:comment w:id="63" w:author="Pedro Ramires" w:date="2026-07-02T20:38:00Z" w:initials="PR">
     <w:p>
       <w:pPr>
         <w:pStyle w:val="Textodecomentrio"/>
@@ -40256,24 +40369,14 @@
     <w:pPr>
       <w:jc w:val="right"/>
     </w:pPr>
-    <w:r>
-      <w:fldChar w:fldCharType="begin"/>
-    </w:r>
-    <w:r>
-      <w:instrText xml:space="preserve"> PAGE </w:instrText>
-    </w:r>
-    <w:r>
-      <w:fldChar w:fldCharType="separate"/>
-    </w:r>
-    <w:r>
-      <w:rPr>
-        <w:noProof/>
-      </w:rPr>
-      <w:t>131</w:t>
-    </w:r>
-    <w:r>
-      <w:fldChar w:fldCharType="end"/>
-    </w:r>
+    <w:fldSimple w:instr=" PAGE ">
+      <w:r>
+        <w:rPr>
+          <w:noProof/>
+        </w:rPr>
+        <w:t>131</w:t>
+      </w:r>
+    </w:fldSimple>
   </w:p>
 </w:hdr>
 </file>
@@ -57801,13 +57904,13 @@
 </file>
 
 <file path=customXml/item3.xml><?xml version="1.0" encoding="utf-8"?>
-<b:Sources xmlns:b="http://schemas.openxmlformats.org/officeDocument/2006/bibliography" xmlns="http://schemas.openxmlformats.org/officeDocument/2006/bibliography" SelectedStyle="\APASixthEditionOfficeOnline.xsl" StyleName="APA" Version="6"/>
+<p:properties xmlns:p="http://schemas.microsoft.com/office/2006/metadata/properties" xmlns:xsi="http://www.w3.org/2001/XMLSchema-instance" xmlns:pc="http://schemas.microsoft.com/office/infopath/2007/PartnerControls">
+  <documentManagement/>
+</p:properties>
 </file>
 
 <file path=customXml/item4.xml><?xml version="1.0" encoding="utf-8"?>
-<p:properties xmlns:p="http://schemas.microsoft.com/office/2006/metadata/properties" xmlns:xsi="http://www.w3.org/2001/XMLSchema-instance" xmlns:pc="http://schemas.microsoft.com/office/infopath/2007/PartnerControls">
-  <documentManagement/>
-</p:properties>
+<b:Sources xmlns:b="http://schemas.openxmlformats.org/officeDocument/2006/bibliography" xmlns="http://schemas.openxmlformats.org/officeDocument/2006/bibliography" SelectedStyle="\APASixthEditionOfficeOnline.xsl" StyleName="APA" Version="6"/>
 </file>
 
 <file path=customXml/itemProps1.xml><?xml version="1.0" encoding="utf-8"?>
@@ -57837,18 +57940,18 @@
 </file>
 
 <file path=customXml/itemProps3.xml><?xml version="1.0" encoding="utf-8"?>
-<ds:datastoreItem xmlns:ds="http://schemas.openxmlformats.org/officeDocument/2006/customXml" ds:itemID="{02922FC8-035C-4A8F-8B01-C22991E77A08}">
-  <ds:schemaRefs>
-    <ds:schemaRef ds:uri="http://schemas.openxmlformats.org/officeDocument/2006/bibliography"/>
-  </ds:schemaRefs>
-</ds:datastoreItem>
-</file>
-
-<file path=customXml/itemProps4.xml><?xml version="1.0" encoding="utf-8"?>
 <ds:datastoreItem xmlns:ds="http://schemas.openxmlformats.org/officeDocument/2006/customXml" ds:itemID="{94A1E22D-3AC2-41E9-8F4D-B94BF2DCB0F7}">
   <ds:schemaRefs>
     <ds:schemaRef ds:uri="http://schemas.microsoft.com/office/2006/metadata/properties"/>
     <ds:schemaRef ds:uri="http://schemas.microsoft.com/office/infopath/2007/PartnerControls"/>
   </ds:schemaRefs>
 </ds:datastoreItem>
+</file>
+
+<file path=customXml/itemProps4.xml><?xml version="1.0" encoding="utf-8"?>
+<ds:datastoreItem xmlns:ds="http://schemas.openxmlformats.org/officeDocument/2006/customXml" ds:itemID="{794FD929-165F-470D-98B7-570AB0DACDFA}">
+  <ds:schemaRefs>
+    <ds:schemaRef ds:uri="http://schemas.openxmlformats.org/officeDocument/2006/bibliography"/>
+  </ds:schemaRefs>
+</ds:datastoreItem>
 </file>
--- a/Documentacao/STOCK_ERP.docx
+++ b/Documentacao/STOCK_ERP.docx
@@ -24239,8 +24239,6 @@
         <w:pStyle w:val="Ttulo3"/>
         <w:jc w:val="both"/>
       </w:pPr>
-      <w:bookmarkStart w:id="27" w:name="_GoBack"/>
-      <w:bookmarkEnd w:id="27"/>
       <w:r>
         <w:t>2.3.2 - Interface do Funcionário</w:t>
       </w:r>
@@ -25749,6 +25747,7 @@
       <w:r>
         <w:rPr>
           <w:rFonts w:cs="Arial"/>
+          <w:noProof/>
         </w:rPr>
         <w:drawing>
           <wp:inline distT="0" distB="0" distL="0" distR="0" wp14:anchorId="5698863C" wp14:editId="58979B86">
@@ -25988,15 +25987,7 @@
           <w:b/>
           <w:bCs/>
         </w:rPr>
-        <w:t>5</w:t>
-      </w:r>
-      <w:r>
-        <w:rPr>
-          <w:rFonts w:cs="Arial"/>
-          <w:b/>
-          <w:bCs/>
-        </w:rPr>
-        <w:t>1</w:t>
+        <w:t>51</w:t>
       </w:r>
       <w:r>
         <w:rPr>
@@ -26016,26 +26007,21 @@
         <w:rPr>
           <w:rFonts w:cs="Arial"/>
         </w:rPr>
-        <w:t xml:space="preserve"> Filtro Status</w:t>
-      </w:r>
-      <w:r>
-        <w:rPr>
-          <w:rFonts w:cs="Arial"/>
-        </w:rPr>
-        <w:t xml:space="preserve"> Produtos</w:t>
-      </w:r>
-    </w:p>
-    <w:p>
-      <w:pPr>
-        <w:pStyle w:val="TextoTCC"/>
-        <w:spacing w:after="120" w:line="360" w:lineRule="auto"/>
-        <w:rPr>
-          <w:rFonts w:cs="Arial"/>
-        </w:rPr>
-      </w:pPr>
-      <w:r>
-        <w:rPr>
-          <w:rFonts w:cs="Arial"/>
+        <w:t xml:space="preserve"> Filtro Status Produtos</w:t>
+      </w:r>
+    </w:p>
+    <w:p>
+      <w:pPr>
+        <w:pStyle w:val="TextoTCC"/>
+        <w:spacing w:after="120" w:line="360" w:lineRule="auto"/>
+        <w:rPr>
+          <w:rFonts w:cs="Arial"/>
+        </w:rPr>
+      </w:pPr>
+      <w:r>
+        <w:rPr>
+          <w:rFonts w:cs="Arial"/>
+          <w:noProof/>
         </w:rPr>
         <w:drawing>
           <wp:inline distT="0" distB="0" distL="0" distR="0" wp14:anchorId="717D9CFB" wp14:editId="4DC71BA1">
@@ -26276,6 +26262,3073 @@
     </w:p>
     <w:p>
       <w:pPr>
+        <w:pStyle w:val="TextoTCC"/>
+        <w:spacing w:after="120" w:line="360" w:lineRule="auto"/>
+        <w:rPr>
+          <w:rFonts w:cs="Arial"/>
+        </w:rPr>
+      </w:pPr>
+    </w:p>
+    <w:p>
+      <w:pPr>
+        <w:pStyle w:val="TextoTCC"/>
+        <w:spacing w:after="120" w:line="360" w:lineRule="auto"/>
+        <w:rPr>
+          <w:rFonts w:cs="Arial"/>
+        </w:rPr>
+      </w:pPr>
+    </w:p>
+    <w:p>
+      <w:pPr>
+        <w:pStyle w:val="TextoTCC"/>
+        <w:spacing w:after="120" w:line="360" w:lineRule="auto"/>
+        <w:jc w:val="center"/>
+        <w:rPr>
+          <w:rFonts w:cs="Arial"/>
+          <w:b/>
+          <w:bCs/>
+        </w:rPr>
+      </w:pPr>
+      <w:r>
+        <w:rPr>
+          <w:rFonts w:cs="Arial"/>
+          <w:b/>
+          <w:bCs/>
+        </w:rPr>
+        <w:lastRenderedPageBreak/>
+        <w:t xml:space="preserve">Figura </w:t>
+      </w:r>
+      <w:r>
+        <w:rPr>
+          <w:rFonts w:cs="Arial"/>
+          <w:b/>
+          <w:bCs/>
+        </w:rPr>
+        <w:t>52</w:t>
+      </w:r>
+      <w:r>
+        <w:rPr>
+          <w:rFonts w:cs="Arial"/>
+          <w:b/>
+          <w:bCs/>
+        </w:rPr>
+        <w:t xml:space="preserve"> </w:t>
+      </w:r>
+      <w:r>
+        <w:rPr>
+          <w:rFonts w:cs="Arial"/>
+        </w:rPr>
+        <w:t>–</w:t>
+      </w:r>
+      <w:r>
+        <w:rPr>
+          <w:rFonts w:cs="Arial"/>
+        </w:rPr>
+        <w:t xml:space="preserve"> Tela de Vendas</w:t>
+      </w:r>
+    </w:p>
+    <w:p>
+      <w:pPr>
+        <w:pStyle w:val="TextoTCC"/>
+        <w:spacing w:after="120" w:line="360" w:lineRule="auto"/>
+        <w:rPr>
+          <w:rFonts w:cs="Arial"/>
+        </w:rPr>
+      </w:pPr>
+      <w:r>
+        <w:rPr>
+          <w:noProof/>
+        </w:rPr>
+        <w:drawing>
+          <wp:inline distT="0" distB="0" distL="0" distR="0" wp14:anchorId="4F7BA1C2" wp14:editId="3A42CCFB">
+            <wp:extent cx="5760085" cy="3238500"/>
+            <wp:effectExtent l="0" t="0" r="0" b="0"/>
+            <wp:docPr id="4" name="Imagem 4"/>
+            <wp:cNvGraphicFramePr>
+              <a:graphicFrameLocks xmlns:a="http://schemas.openxmlformats.org/drawingml/2006/main" noChangeAspect="1"/>
+            </wp:cNvGraphicFramePr>
+            <a:graphic xmlns:a="http://schemas.openxmlformats.org/drawingml/2006/main">
+              <a:graphicData uri="http://schemas.openxmlformats.org/drawingml/2006/picture">
+                <pic:pic xmlns:pic="http://schemas.openxmlformats.org/drawingml/2006/picture">
+                  <pic:nvPicPr>
+                    <pic:cNvPr id="1" name=""/>
+                    <pic:cNvPicPr/>
+                  </pic:nvPicPr>
+                  <pic:blipFill>
+                    <a:blip r:embed="rId68"/>
+                    <a:stretch>
+                      <a:fillRect/>
+                    </a:stretch>
+                  </pic:blipFill>
+                  <pic:spPr>
+                    <a:xfrm>
+                      <a:off x="0" y="0"/>
+                      <a:ext cx="5760085" cy="3238500"/>
+                    </a:xfrm>
+                    <a:prstGeom prst="rect">
+                      <a:avLst/>
+                    </a:prstGeom>
+                  </pic:spPr>
+                </pic:pic>
+              </a:graphicData>
+            </a:graphic>
+          </wp:inline>
+        </w:drawing>
+      </w:r>
+    </w:p>
+    <w:p>
+      <w:pPr>
+        <w:pStyle w:val="TextoTCC"/>
+        <w:spacing w:after="120" w:line="360" w:lineRule="auto"/>
+        <w:rPr>
+          <w:rFonts w:cs="Arial"/>
+        </w:rPr>
+      </w:pPr>
+      <w:r>
+        <w:rPr>
+          <w:rFonts w:cs="Arial"/>
+        </w:rPr>
+        <w:t xml:space="preserve">A </w:t>
+      </w:r>
+      <w:r>
+        <w:rPr>
+          <w:rFonts w:cs="Arial"/>
+          <w:b/>
+          <w:bCs/>
+        </w:rPr>
+        <w:t>Figura 52</w:t>
+      </w:r>
+      <w:r>
+        <w:rPr>
+          <w:rFonts w:cs="Arial"/>
+        </w:rPr>
+        <w:t xml:space="preserve"> apresenta a tela de </w:t>
+      </w:r>
+      <w:r>
+        <w:rPr>
+          <w:rFonts w:cs="Arial"/>
+          <w:b/>
+          <w:bCs/>
+        </w:rPr>
+        <w:t>Vendas</w:t>
+      </w:r>
+      <w:r>
+        <w:rPr>
+          <w:rFonts w:cs="Arial"/>
+        </w:rPr>
+        <w:t xml:space="preserve"> do sistema </w:t>
+      </w:r>
+      <w:r>
+        <w:rPr>
+          <w:rFonts w:cs="Arial"/>
+          <w:b/>
+          <w:bCs/>
+        </w:rPr>
+        <w:t>ERP de Estoque</w:t>
+      </w:r>
+      <w:r>
+        <w:rPr>
+          <w:rFonts w:cs="Arial"/>
+        </w:rPr>
+        <w:t xml:space="preserve">, destinada ao registro, à consulta e ao acompanhamento das operações de venda realizadas. A interface permite visualizar informações como </w:t>
+      </w:r>
+      <w:r>
+        <w:rPr>
+          <w:rFonts w:cs="Arial"/>
+          <w:b/>
+          <w:bCs/>
+        </w:rPr>
+        <w:t>identificação da venda, cliente, data, quantidade de itens, valor total, status, vendedor responsável e ações disponíveis</w:t>
+      </w:r>
+      <w:r>
+        <w:rPr>
+          <w:rFonts w:cs="Arial"/>
+        </w:rPr>
+        <w:t>.</w:t>
+      </w:r>
+    </w:p>
+    <w:p>
+      <w:pPr>
+        <w:pStyle w:val="TextoTCC"/>
+        <w:spacing w:after="120" w:line="360" w:lineRule="auto"/>
+        <w:rPr>
+          <w:rFonts w:cs="Arial"/>
+        </w:rPr>
+      </w:pPr>
+      <w:r>
+        <w:rPr>
+          <w:rFonts w:cs="Arial"/>
+        </w:rPr>
+        <w:t xml:space="preserve">Na parte superior da tela, encontra-se um campo de pesquisa, que possibilita localizar registros por </w:t>
+      </w:r>
+      <w:r>
+        <w:rPr>
+          <w:rFonts w:cs="Arial"/>
+          <w:b/>
+          <w:bCs/>
+        </w:rPr>
+        <w:t>venda, cliente, status ou vendedor</w:t>
+      </w:r>
+      <w:r>
+        <w:rPr>
+          <w:rFonts w:cs="Arial"/>
+        </w:rPr>
+        <w:t xml:space="preserve">, além de um filtro por </w:t>
+      </w:r>
+      <w:r>
+        <w:rPr>
+          <w:rFonts w:cs="Arial"/>
+          <w:b/>
+          <w:bCs/>
+        </w:rPr>
+        <w:t>status</w:t>
+      </w:r>
+      <w:r>
+        <w:rPr>
+          <w:rFonts w:cs="Arial"/>
+        </w:rPr>
+        <w:t xml:space="preserve">, utilizado para facilitar a consulta das operações cadastradas. O botão </w:t>
+      </w:r>
+      <w:r>
+        <w:rPr>
+          <w:rFonts w:cs="Arial"/>
+          <w:b/>
+          <w:bCs/>
+        </w:rPr>
+        <w:t>Nova venda</w:t>
+      </w:r>
+      <w:r>
+        <w:rPr>
+          <w:rFonts w:cs="Arial"/>
+        </w:rPr>
+        <w:t xml:space="preserve"> permite iniciar o registro de uma nova operação de venda.</w:t>
+      </w:r>
+    </w:p>
+    <w:p>
+      <w:pPr>
+        <w:pStyle w:val="TextoTCC"/>
+        <w:spacing w:after="120" w:line="360" w:lineRule="auto"/>
+        <w:rPr>
+          <w:rFonts w:cs="Arial"/>
+        </w:rPr>
+      </w:pPr>
+      <w:r>
+        <w:rPr>
+          <w:rFonts w:cs="Arial"/>
+        </w:rPr>
+        <w:t xml:space="preserve">Na área central, as vendas são organizadas em formato de tabela, possibilitando o acompanhamento das informações de cada operação. Quando necessário, também são disponibilizadas ações específicas, como o </w:t>
+      </w:r>
+      <w:r>
+        <w:rPr>
+          <w:rFonts w:cs="Arial"/>
+          <w:b/>
+          <w:bCs/>
+        </w:rPr>
+        <w:t>cancelamento da venda</w:t>
+      </w:r>
+      <w:r>
+        <w:rPr>
+          <w:rFonts w:cs="Arial"/>
+        </w:rPr>
+        <w:t>, de acordo com a situação do registro no sistema.</w:t>
+      </w:r>
+    </w:p>
+    <w:p>
+      <w:pPr>
+        <w:pStyle w:val="TextoTCC"/>
+        <w:spacing w:after="120" w:line="360" w:lineRule="auto"/>
+        <w:rPr>
+          <w:rFonts w:cs="Arial"/>
+        </w:rPr>
+      </w:pPr>
+    </w:p>
+    <w:p>
+      <w:pPr>
+        <w:pStyle w:val="TextoTCC"/>
+        <w:spacing w:after="120" w:line="360" w:lineRule="auto"/>
+        <w:rPr>
+          <w:rFonts w:cs="Arial"/>
+        </w:rPr>
+      </w:pPr>
+    </w:p>
+    <w:p>
+      <w:pPr>
+        <w:pStyle w:val="TextoTCC"/>
+        <w:spacing w:after="120" w:line="360" w:lineRule="auto"/>
+        <w:rPr>
+          <w:rFonts w:cs="Arial"/>
+        </w:rPr>
+      </w:pPr>
+    </w:p>
+    <w:p>
+      <w:pPr>
+        <w:pStyle w:val="TextoTCC"/>
+        <w:spacing w:after="120" w:line="360" w:lineRule="auto"/>
+        <w:rPr>
+          <w:rFonts w:cs="Arial"/>
+        </w:rPr>
+      </w:pPr>
+    </w:p>
+    <w:p>
+      <w:pPr>
+        <w:pStyle w:val="TextoTCC"/>
+        <w:spacing w:after="120" w:line="360" w:lineRule="auto"/>
+        <w:jc w:val="center"/>
+        <w:rPr>
+          <w:rFonts w:cs="Arial"/>
+          <w:b/>
+          <w:bCs/>
+        </w:rPr>
+      </w:pPr>
+      <w:r>
+        <w:rPr>
+          <w:rFonts w:cs="Arial"/>
+          <w:b/>
+          <w:bCs/>
+        </w:rPr>
+        <w:lastRenderedPageBreak/>
+        <w:t xml:space="preserve">Figura </w:t>
+      </w:r>
+      <w:r>
+        <w:rPr>
+          <w:rFonts w:cs="Arial"/>
+          <w:b/>
+          <w:bCs/>
+        </w:rPr>
+        <w:t>53</w:t>
+      </w:r>
+      <w:r>
+        <w:rPr>
+          <w:rFonts w:cs="Arial"/>
+          <w:b/>
+          <w:bCs/>
+        </w:rPr>
+        <w:t xml:space="preserve"> </w:t>
+      </w:r>
+      <w:r>
+        <w:rPr>
+          <w:rFonts w:cs="Arial"/>
+        </w:rPr>
+        <w:t>–</w:t>
+      </w:r>
+      <w:r>
+        <w:rPr>
+          <w:rFonts w:cs="Arial"/>
+        </w:rPr>
+        <w:t xml:space="preserve"> Cancelamento de Vendas</w:t>
+      </w:r>
+    </w:p>
+    <w:p>
+      <w:pPr>
+        <w:pStyle w:val="TextoTCC"/>
+        <w:spacing w:after="120" w:line="360" w:lineRule="auto"/>
+        <w:rPr>
+          <w:rFonts w:cs="Arial"/>
+        </w:rPr>
+      </w:pPr>
+      <w:r>
+        <w:rPr>
+          <w:rFonts w:cs="Arial"/>
+        </w:rPr>
+        <w:drawing>
+          <wp:inline distT="0" distB="0" distL="0" distR="0" wp14:anchorId="13CCE341" wp14:editId="75D6F008">
+            <wp:extent cx="5760085" cy="2155190"/>
+            <wp:effectExtent l="0" t="0" r="0" b="0"/>
+            <wp:docPr id="9" name="Imagem 9"/>
+            <wp:cNvGraphicFramePr>
+              <a:graphicFrameLocks xmlns:a="http://schemas.openxmlformats.org/drawingml/2006/main" noChangeAspect="1"/>
+            </wp:cNvGraphicFramePr>
+            <a:graphic xmlns:a="http://schemas.openxmlformats.org/drawingml/2006/main">
+              <a:graphicData uri="http://schemas.openxmlformats.org/drawingml/2006/picture">
+                <pic:pic xmlns:pic="http://schemas.openxmlformats.org/drawingml/2006/picture">
+                  <pic:nvPicPr>
+                    <pic:cNvPr id="1" name=""/>
+                    <pic:cNvPicPr/>
+                  </pic:nvPicPr>
+                  <pic:blipFill>
+                    <a:blip r:embed="rId69"/>
+                    <a:stretch>
+                      <a:fillRect/>
+                    </a:stretch>
+                  </pic:blipFill>
+                  <pic:spPr>
+                    <a:xfrm>
+                      <a:off x="0" y="0"/>
+                      <a:ext cx="5760085" cy="2155190"/>
+                    </a:xfrm>
+                    <a:prstGeom prst="rect">
+                      <a:avLst/>
+                    </a:prstGeom>
+                  </pic:spPr>
+                </pic:pic>
+              </a:graphicData>
+            </a:graphic>
+          </wp:inline>
+        </w:drawing>
+      </w:r>
+    </w:p>
+    <w:p>
+      <w:pPr>
+        <w:pStyle w:val="TextoTCC"/>
+        <w:spacing w:after="120" w:line="360" w:lineRule="auto"/>
+        <w:rPr>
+          <w:rFonts w:cs="Arial"/>
+        </w:rPr>
+      </w:pPr>
+      <w:r>
+        <w:rPr>
+          <w:rFonts w:cs="Arial"/>
+        </w:rPr>
+        <w:t xml:space="preserve">A </w:t>
+      </w:r>
+      <w:r>
+        <w:rPr>
+          <w:rFonts w:cs="Arial"/>
+          <w:b/>
+          <w:bCs/>
+        </w:rPr>
+        <w:t>Figura 53</w:t>
+      </w:r>
+      <w:r>
+        <w:rPr>
+          <w:rFonts w:cs="Arial"/>
+        </w:rPr>
+        <w:t xml:space="preserve"> apresenta a tela de </w:t>
+      </w:r>
+      <w:r>
+        <w:rPr>
+          <w:rFonts w:cs="Arial"/>
+          <w:b/>
+          <w:bCs/>
+        </w:rPr>
+        <w:t>Cancelamento de venda</w:t>
+      </w:r>
+      <w:r>
+        <w:rPr>
+          <w:rFonts w:cs="Arial"/>
+        </w:rPr>
+        <w:t xml:space="preserve">, acessada por meio da </w:t>
+      </w:r>
+      <w:proofErr w:type="gramStart"/>
+      <w:r>
+        <w:rPr>
+          <w:rFonts w:cs="Arial"/>
+        </w:rPr>
+        <w:t xml:space="preserve">opção </w:t>
+      </w:r>
+      <w:r>
+        <w:rPr>
+          <w:rFonts w:cs="Arial"/>
+          <w:b/>
+          <w:bCs/>
+        </w:rPr>
+        <w:t>Cancelar</w:t>
+      </w:r>
+      <w:proofErr w:type="gramEnd"/>
+      <w:r>
+        <w:rPr>
+          <w:rFonts w:cs="Arial"/>
+        </w:rPr>
+        <w:t xml:space="preserve"> disponível na tela de </w:t>
+      </w:r>
+      <w:r>
+        <w:rPr>
+          <w:rFonts w:cs="Arial"/>
+          <w:b/>
+          <w:bCs/>
+        </w:rPr>
+        <w:t>Vendas</w:t>
+      </w:r>
+      <w:r>
+        <w:rPr>
+          <w:rFonts w:cs="Arial"/>
+        </w:rPr>
+        <w:t xml:space="preserve"> apresentada na Figura 52. Essa funcionalidade é destinada ao registro do cancelamento de uma venda já cadastrada no sistema.</w:t>
+      </w:r>
+    </w:p>
+    <w:p>
+      <w:pPr>
+        <w:pStyle w:val="TextoTCC"/>
+        <w:spacing w:after="120" w:line="360" w:lineRule="auto"/>
+        <w:rPr>
+          <w:rFonts w:cs="Arial"/>
+        </w:rPr>
+      </w:pPr>
+      <w:r>
+        <w:rPr>
+          <w:rFonts w:cs="Arial"/>
+        </w:rPr>
+        <w:t xml:space="preserve">Na parte superior da interface, é exibida uma mensagem informativa indicando que, ao realizar o cancelamento, </w:t>
+      </w:r>
+      <w:r>
+        <w:rPr>
+          <w:rFonts w:cs="Arial"/>
+          <w:b/>
+          <w:bCs/>
+        </w:rPr>
+        <w:t>todos os itens da venda serão devolvidos automaticamente ao estoque</w:t>
+      </w:r>
+      <w:r>
+        <w:rPr>
+          <w:rFonts w:cs="Arial"/>
+        </w:rPr>
+        <w:t>, além de registrar a ação no sistema. Essa medida contribui para a atualização correta das quantidades armazenadas e para a rastreabilidade da operação realizada.</w:t>
+      </w:r>
+    </w:p>
+    <w:p>
+      <w:pPr>
+        <w:pStyle w:val="TextoTCC"/>
+        <w:spacing w:after="120" w:line="360" w:lineRule="auto"/>
+        <w:rPr>
+          <w:rFonts w:cs="Arial"/>
+        </w:rPr>
+      </w:pPr>
+      <w:r>
+        <w:rPr>
+          <w:rFonts w:cs="Arial"/>
+        </w:rPr>
+        <w:t xml:space="preserve">A tela também disponibiliza o campo </w:t>
+      </w:r>
+      <w:r>
+        <w:rPr>
+          <w:rFonts w:cs="Arial"/>
+          <w:b/>
+          <w:bCs/>
+        </w:rPr>
+        <w:t>Motivo obrigatório</w:t>
+      </w:r>
+      <w:r>
+        <w:rPr>
+          <w:rFonts w:cs="Arial"/>
+        </w:rPr>
+        <w:t xml:space="preserve">, no qual o usuário deve informar a justificativa do cancelamento. Após o preenchimento dessa informação, o botão </w:t>
+      </w:r>
+      <w:r>
+        <w:rPr>
+          <w:rFonts w:cs="Arial"/>
+          <w:b/>
+          <w:bCs/>
+        </w:rPr>
+        <w:t>Confirmar cancelamento</w:t>
+      </w:r>
+      <w:r>
+        <w:rPr>
+          <w:rFonts w:cs="Arial"/>
+        </w:rPr>
+        <w:t xml:space="preserve"> permite concluir a operação no sistema.</w:t>
+      </w:r>
+    </w:p>
+    <w:p>
+      <w:pPr>
+        <w:pStyle w:val="TextoTCC"/>
+        <w:spacing w:after="120" w:line="360" w:lineRule="auto"/>
+        <w:rPr>
+          <w:rFonts w:cs="Arial"/>
+        </w:rPr>
+      </w:pPr>
+    </w:p>
+    <w:p>
+      <w:pPr>
+        <w:pStyle w:val="TextoTCC"/>
+        <w:spacing w:after="120" w:line="360" w:lineRule="auto"/>
+        <w:rPr>
+          <w:rFonts w:cs="Arial"/>
+        </w:rPr>
+      </w:pPr>
+    </w:p>
+    <w:p>
+      <w:pPr>
+        <w:pStyle w:val="TextoTCC"/>
+        <w:spacing w:after="120" w:line="360" w:lineRule="auto"/>
+        <w:rPr>
+          <w:rFonts w:cs="Arial"/>
+        </w:rPr>
+      </w:pPr>
+    </w:p>
+    <w:p>
+      <w:pPr>
+        <w:pStyle w:val="TextoTCC"/>
+        <w:spacing w:after="120" w:line="360" w:lineRule="auto"/>
+        <w:rPr>
+          <w:rFonts w:cs="Arial"/>
+        </w:rPr>
+      </w:pPr>
+    </w:p>
+    <w:p>
+      <w:pPr>
+        <w:pStyle w:val="TextoTCC"/>
+        <w:spacing w:after="120" w:line="360" w:lineRule="auto"/>
+        <w:rPr>
+          <w:rFonts w:cs="Arial"/>
+        </w:rPr>
+      </w:pPr>
+    </w:p>
+    <w:p>
+      <w:pPr>
+        <w:pStyle w:val="TextoTCC"/>
+        <w:spacing w:after="120" w:line="360" w:lineRule="auto"/>
+        <w:rPr>
+          <w:rFonts w:cs="Arial"/>
+        </w:rPr>
+      </w:pPr>
+    </w:p>
+    <w:p>
+      <w:pPr>
+        <w:pStyle w:val="TextoTCC"/>
+        <w:spacing w:after="120" w:line="360" w:lineRule="auto"/>
+        <w:rPr>
+          <w:rFonts w:cs="Arial"/>
+        </w:rPr>
+      </w:pPr>
+    </w:p>
+    <w:p>
+      <w:pPr>
+        <w:pStyle w:val="TextoTCC"/>
+        <w:spacing w:after="120" w:line="360" w:lineRule="auto"/>
+        <w:rPr>
+          <w:rFonts w:cs="Arial"/>
+        </w:rPr>
+      </w:pPr>
+    </w:p>
+    <w:p>
+      <w:pPr>
+        <w:pStyle w:val="TextoTCC"/>
+        <w:spacing w:after="120" w:line="360" w:lineRule="auto"/>
+        <w:jc w:val="center"/>
+        <w:rPr>
+          <w:rFonts w:cs="Arial"/>
+          <w:b/>
+          <w:bCs/>
+        </w:rPr>
+      </w:pPr>
+      <w:r>
+        <w:rPr>
+          <w:rFonts w:cs="Arial"/>
+          <w:b/>
+          <w:bCs/>
+        </w:rPr>
+        <w:lastRenderedPageBreak/>
+        <w:t xml:space="preserve">Figura </w:t>
+      </w:r>
+      <w:r>
+        <w:rPr>
+          <w:rFonts w:cs="Arial"/>
+          <w:b/>
+          <w:bCs/>
+        </w:rPr>
+        <w:t>54</w:t>
+      </w:r>
+      <w:r>
+        <w:rPr>
+          <w:rFonts w:cs="Arial"/>
+          <w:b/>
+          <w:bCs/>
+        </w:rPr>
+        <w:t xml:space="preserve"> </w:t>
+      </w:r>
+      <w:r>
+        <w:rPr>
+          <w:rFonts w:cs="Arial"/>
+        </w:rPr>
+        <w:t>–</w:t>
+      </w:r>
+      <w:r>
+        <w:rPr>
+          <w:rFonts w:cs="Arial"/>
+        </w:rPr>
+        <w:t xml:space="preserve"> Cadastro de Nova Vendas</w:t>
+      </w:r>
+    </w:p>
+    <w:p>
+      <w:pPr>
+        <w:pStyle w:val="TextoTCC"/>
+        <w:spacing w:after="120" w:line="360" w:lineRule="auto"/>
+        <w:rPr>
+          <w:rFonts w:cs="Arial"/>
+        </w:rPr>
+      </w:pPr>
+      <w:r>
+        <w:rPr>
+          <w:rFonts w:cs="Arial"/>
+        </w:rPr>
+        <w:drawing>
+          <wp:inline distT="0" distB="0" distL="0" distR="0" wp14:anchorId="2009E741" wp14:editId="58AF7186">
+            <wp:extent cx="5760085" cy="3238500"/>
+            <wp:effectExtent l="0" t="0" r="0" b="0"/>
+            <wp:docPr id="10" name="Imagem 10"/>
+            <wp:cNvGraphicFramePr>
+              <a:graphicFrameLocks xmlns:a="http://schemas.openxmlformats.org/drawingml/2006/main" noChangeAspect="1"/>
+            </wp:cNvGraphicFramePr>
+            <a:graphic xmlns:a="http://schemas.openxmlformats.org/drawingml/2006/main">
+              <a:graphicData uri="http://schemas.openxmlformats.org/drawingml/2006/picture">
+                <pic:pic xmlns:pic="http://schemas.openxmlformats.org/drawingml/2006/picture">
+                  <pic:nvPicPr>
+                    <pic:cNvPr id="1" name=""/>
+                    <pic:cNvPicPr/>
+                  </pic:nvPicPr>
+                  <pic:blipFill>
+                    <a:blip r:embed="rId70"/>
+                    <a:stretch>
+                      <a:fillRect/>
+                    </a:stretch>
+                  </pic:blipFill>
+                  <pic:spPr>
+                    <a:xfrm>
+                      <a:off x="0" y="0"/>
+                      <a:ext cx="5760085" cy="3238500"/>
+                    </a:xfrm>
+                    <a:prstGeom prst="rect">
+                      <a:avLst/>
+                    </a:prstGeom>
+                  </pic:spPr>
+                </pic:pic>
+              </a:graphicData>
+            </a:graphic>
+          </wp:inline>
+        </w:drawing>
+      </w:r>
+    </w:p>
+    <w:p>
+      <w:pPr>
+        <w:pStyle w:val="TextoTCC"/>
+        <w:spacing w:after="120" w:line="360" w:lineRule="auto"/>
+        <w:rPr>
+          <w:rFonts w:cs="Arial"/>
+        </w:rPr>
+      </w:pPr>
+      <w:r>
+        <w:rPr>
+          <w:rFonts w:cs="Arial"/>
+        </w:rPr>
+        <w:t xml:space="preserve">A </w:t>
+      </w:r>
+      <w:r>
+        <w:rPr>
+          <w:rFonts w:cs="Arial"/>
+          <w:b/>
+          <w:bCs/>
+        </w:rPr>
+        <w:t>Figura 54</w:t>
+      </w:r>
+      <w:r>
+        <w:rPr>
+          <w:rFonts w:cs="Arial"/>
+        </w:rPr>
+        <w:t xml:space="preserve"> apresenta a tela de </w:t>
+      </w:r>
+      <w:r>
+        <w:rPr>
+          <w:rFonts w:cs="Arial"/>
+          <w:b/>
+          <w:bCs/>
+        </w:rPr>
+        <w:t>Nova venda</w:t>
+      </w:r>
+      <w:r>
+        <w:rPr>
+          <w:rFonts w:cs="Arial"/>
+        </w:rPr>
+        <w:t xml:space="preserve">, acessada por meio da opção </w:t>
+      </w:r>
+      <w:r>
+        <w:rPr>
+          <w:rFonts w:cs="Arial"/>
+          <w:b/>
+          <w:bCs/>
+        </w:rPr>
+        <w:t>Nova venda</w:t>
+      </w:r>
+      <w:r>
+        <w:rPr>
+          <w:rFonts w:cs="Arial"/>
+        </w:rPr>
+        <w:t xml:space="preserve"> disponível na tela de </w:t>
+      </w:r>
+      <w:r>
+        <w:rPr>
+          <w:rFonts w:cs="Arial"/>
+          <w:b/>
+          <w:bCs/>
+        </w:rPr>
+        <w:t>Vendas</w:t>
+      </w:r>
+      <w:r>
+        <w:rPr>
+          <w:rFonts w:cs="Arial"/>
+        </w:rPr>
+        <w:t>, apresentada na Figura 52. Essa interface é destinada ao registro de uma nova operação de venda no sistema.</w:t>
+      </w:r>
+    </w:p>
+    <w:p>
+      <w:pPr>
+        <w:pStyle w:val="TextoTCC"/>
+        <w:spacing w:after="120" w:line="360" w:lineRule="auto"/>
+        <w:rPr>
+          <w:rFonts w:cs="Arial"/>
+        </w:rPr>
+      </w:pPr>
+      <w:r>
+        <w:rPr>
+          <w:rFonts w:cs="Arial"/>
+        </w:rPr>
+        <w:t xml:space="preserve">Nessa tela, são informados dados como </w:t>
+      </w:r>
+      <w:r>
+        <w:rPr>
+          <w:rFonts w:cs="Arial"/>
+          <w:b/>
+          <w:bCs/>
+        </w:rPr>
+        <w:t>cliente</w:t>
+      </w:r>
+      <w:r>
+        <w:rPr>
+          <w:rFonts w:cs="Arial"/>
+        </w:rPr>
+        <w:t xml:space="preserve"> e </w:t>
+      </w:r>
+      <w:r>
+        <w:rPr>
+          <w:rFonts w:cs="Arial"/>
+          <w:b/>
+          <w:bCs/>
+        </w:rPr>
+        <w:t>pagamento informativo</w:t>
+      </w:r>
+      <w:r>
+        <w:rPr>
+          <w:rFonts w:cs="Arial"/>
+        </w:rPr>
+        <w:t xml:space="preserve">, além da seção </w:t>
+      </w:r>
+      <w:r>
+        <w:rPr>
+          <w:rFonts w:cs="Arial"/>
+          <w:b/>
+          <w:bCs/>
+        </w:rPr>
+        <w:t>Itens</w:t>
+      </w:r>
+      <w:r>
+        <w:rPr>
+          <w:rFonts w:cs="Arial"/>
+        </w:rPr>
+        <w:t xml:space="preserve">, na qual o usuário pode selecionar os </w:t>
+      </w:r>
+      <w:r>
+        <w:rPr>
+          <w:rFonts w:cs="Arial"/>
+          <w:b/>
+          <w:bCs/>
+        </w:rPr>
+        <w:t>produtos da venda</w:t>
+      </w:r>
+      <w:r>
+        <w:rPr>
+          <w:rFonts w:cs="Arial"/>
+        </w:rPr>
+        <w:t xml:space="preserve">, definir a </w:t>
+      </w:r>
+      <w:r>
+        <w:rPr>
+          <w:rFonts w:cs="Arial"/>
+          <w:b/>
+          <w:bCs/>
+        </w:rPr>
+        <w:t>quantidade</w:t>
+      </w:r>
+      <w:r>
+        <w:rPr>
+          <w:rFonts w:cs="Arial"/>
+        </w:rPr>
+        <w:t xml:space="preserve"> e inserir os valores correspondentes. A </w:t>
+      </w:r>
+      <w:proofErr w:type="gramStart"/>
+      <w:r>
+        <w:rPr>
+          <w:rFonts w:cs="Arial"/>
+        </w:rPr>
+        <w:t xml:space="preserve">opção </w:t>
+      </w:r>
+      <w:r>
+        <w:rPr>
+          <w:rFonts w:cs="Arial"/>
+          <w:b/>
+          <w:bCs/>
+        </w:rPr>
+        <w:t>Adicionar</w:t>
+      </w:r>
+      <w:proofErr w:type="gramEnd"/>
+      <w:r>
+        <w:rPr>
+          <w:rFonts w:cs="Arial"/>
+          <w:b/>
+          <w:bCs/>
+        </w:rPr>
+        <w:t xml:space="preserve"> item</w:t>
+      </w:r>
+      <w:r>
+        <w:rPr>
+          <w:rFonts w:cs="Arial"/>
+        </w:rPr>
+        <w:t xml:space="preserve"> permite incluir mais de um produto na mesma operação.</w:t>
+      </w:r>
+    </w:p>
+    <w:p>
+      <w:pPr>
+        <w:pStyle w:val="TextoTCC"/>
+        <w:spacing w:after="120" w:line="360" w:lineRule="auto"/>
+        <w:rPr>
+          <w:rFonts w:cs="Arial"/>
+        </w:rPr>
+      </w:pPr>
+      <w:r>
+        <w:rPr>
+          <w:rFonts w:cs="Arial"/>
+        </w:rPr>
+        <w:t xml:space="preserve">A interface também disponibiliza os campos </w:t>
+      </w:r>
+      <w:r>
+        <w:rPr>
+          <w:rFonts w:cs="Arial"/>
+          <w:b/>
+          <w:bCs/>
+        </w:rPr>
+        <w:t>Desconto total</w:t>
+      </w:r>
+      <w:r>
+        <w:rPr>
+          <w:rFonts w:cs="Arial"/>
+        </w:rPr>
+        <w:t xml:space="preserve"> e </w:t>
+      </w:r>
+      <w:r>
+        <w:rPr>
+          <w:rFonts w:cs="Arial"/>
+          <w:b/>
+          <w:bCs/>
+        </w:rPr>
+        <w:t>Observações</w:t>
+      </w:r>
+      <w:r>
+        <w:rPr>
+          <w:rFonts w:cs="Arial"/>
+        </w:rPr>
+        <w:t xml:space="preserve">, bem como a área de </w:t>
+      </w:r>
+      <w:r>
+        <w:rPr>
+          <w:rFonts w:cs="Arial"/>
+          <w:b/>
+          <w:bCs/>
+        </w:rPr>
+        <w:t>Total estimado</w:t>
+      </w:r>
+      <w:r>
+        <w:rPr>
+          <w:rFonts w:cs="Arial"/>
+        </w:rPr>
+        <w:t xml:space="preserve">, que apresenta o valor total da venda com base nos itens inseridos. Após o preenchimento das informações necessárias, o botão </w:t>
+      </w:r>
+      <w:r>
+        <w:rPr>
+          <w:rFonts w:cs="Arial"/>
+          <w:b/>
+          <w:bCs/>
+        </w:rPr>
+        <w:t>Finalizar venda</w:t>
+      </w:r>
+      <w:r>
+        <w:rPr>
+          <w:rFonts w:cs="Arial"/>
+        </w:rPr>
+        <w:t xml:space="preserve"> permite concluir e registrar a operação no sistema.</w:t>
+      </w:r>
+    </w:p>
+    <w:p>
+      <w:pPr>
+        <w:pStyle w:val="TextoTCC"/>
+        <w:spacing w:after="120" w:line="360" w:lineRule="auto"/>
+        <w:rPr>
+          <w:rFonts w:cs="Arial"/>
+        </w:rPr>
+      </w:pPr>
+    </w:p>
+    <w:p>
+      <w:pPr>
+        <w:pStyle w:val="TextoTCC"/>
+        <w:spacing w:after="120" w:line="360" w:lineRule="auto"/>
+        <w:rPr>
+          <w:rFonts w:cs="Arial"/>
+        </w:rPr>
+      </w:pPr>
+    </w:p>
+    <w:p>
+      <w:pPr>
+        <w:pStyle w:val="TextoTCC"/>
+        <w:spacing w:after="120" w:line="360" w:lineRule="auto"/>
+        <w:rPr>
+          <w:rFonts w:cs="Arial"/>
+        </w:rPr>
+      </w:pPr>
+    </w:p>
+    <w:p>
+      <w:pPr>
+        <w:pStyle w:val="TextoTCC"/>
+        <w:spacing w:after="120" w:line="360" w:lineRule="auto"/>
+        <w:rPr>
+          <w:rFonts w:cs="Arial"/>
+        </w:rPr>
+      </w:pPr>
+    </w:p>
+    <w:p>
+      <w:pPr>
+        <w:pStyle w:val="TextoTCC"/>
+        <w:spacing w:after="120" w:line="360" w:lineRule="auto"/>
+        <w:rPr>
+          <w:rFonts w:cs="Arial"/>
+        </w:rPr>
+      </w:pPr>
+    </w:p>
+    <w:p>
+      <w:pPr>
+        <w:pStyle w:val="TextoTCC"/>
+        <w:spacing w:after="120" w:line="360" w:lineRule="auto"/>
+        <w:rPr>
+          <w:rFonts w:cs="Arial"/>
+        </w:rPr>
+      </w:pPr>
+    </w:p>
+    <w:p>
+      <w:pPr>
+        <w:pStyle w:val="TextoTCC"/>
+        <w:spacing w:after="120" w:line="360" w:lineRule="auto"/>
+        <w:jc w:val="center"/>
+        <w:rPr>
+          <w:rFonts w:cs="Arial"/>
+          <w:b/>
+          <w:bCs/>
+        </w:rPr>
+      </w:pPr>
+      <w:r>
+        <w:rPr>
+          <w:rFonts w:cs="Arial"/>
+          <w:b/>
+          <w:bCs/>
+        </w:rPr>
+        <w:lastRenderedPageBreak/>
+        <w:t xml:space="preserve">Figura </w:t>
+      </w:r>
+      <w:r>
+        <w:rPr>
+          <w:rFonts w:cs="Arial"/>
+          <w:b/>
+          <w:bCs/>
+        </w:rPr>
+        <w:t>55</w:t>
+      </w:r>
+      <w:r>
+        <w:rPr>
+          <w:rFonts w:cs="Arial"/>
+          <w:b/>
+          <w:bCs/>
+        </w:rPr>
+        <w:t xml:space="preserve"> </w:t>
+      </w:r>
+      <w:r>
+        <w:rPr>
+          <w:rFonts w:cs="Arial"/>
+        </w:rPr>
+        <w:t>–</w:t>
+      </w:r>
+      <w:r>
+        <w:rPr>
+          <w:rFonts w:cs="Arial"/>
+        </w:rPr>
+        <w:t xml:space="preserve"> Tela de Compras e Encomendas</w:t>
+      </w:r>
+    </w:p>
+    <w:p>
+      <w:pPr>
+        <w:pStyle w:val="TextoTCC"/>
+        <w:spacing w:after="120" w:line="360" w:lineRule="auto"/>
+        <w:rPr>
+          <w:rFonts w:cs="Arial"/>
+        </w:rPr>
+      </w:pPr>
+      <w:r>
+        <w:rPr>
+          <w:rFonts w:cs="Arial"/>
+        </w:rPr>
+        <w:drawing>
+          <wp:inline distT="0" distB="0" distL="0" distR="0" wp14:anchorId="383B6A28" wp14:editId="626D4E2A">
+            <wp:extent cx="5760085" cy="3238500"/>
+            <wp:effectExtent l="0" t="0" r="0" b="0"/>
+            <wp:docPr id="11" name="Imagem 11"/>
+            <wp:cNvGraphicFramePr>
+              <a:graphicFrameLocks xmlns:a="http://schemas.openxmlformats.org/drawingml/2006/main" noChangeAspect="1"/>
+            </wp:cNvGraphicFramePr>
+            <a:graphic xmlns:a="http://schemas.openxmlformats.org/drawingml/2006/main">
+              <a:graphicData uri="http://schemas.openxmlformats.org/drawingml/2006/picture">
+                <pic:pic xmlns:pic="http://schemas.openxmlformats.org/drawingml/2006/picture">
+                  <pic:nvPicPr>
+                    <pic:cNvPr id="1" name=""/>
+                    <pic:cNvPicPr/>
+                  </pic:nvPicPr>
+                  <pic:blipFill>
+                    <a:blip r:embed="rId71"/>
+                    <a:stretch>
+                      <a:fillRect/>
+                    </a:stretch>
+                  </pic:blipFill>
+                  <pic:spPr>
+                    <a:xfrm>
+                      <a:off x="0" y="0"/>
+                      <a:ext cx="5760085" cy="3238500"/>
+                    </a:xfrm>
+                    <a:prstGeom prst="rect">
+                      <a:avLst/>
+                    </a:prstGeom>
+                  </pic:spPr>
+                </pic:pic>
+              </a:graphicData>
+            </a:graphic>
+          </wp:inline>
+        </w:drawing>
+      </w:r>
+    </w:p>
+    <w:p>
+      <w:pPr>
+        <w:pStyle w:val="TextoTCC"/>
+        <w:spacing w:after="120" w:line="360" w:lineRule="auto"/>
+        <w:rPr>
+          <w:rFonts w:cs="Arial"/>
+        </w:rPr>
+      </w:pPr>
+      <w:r>
+        <w:rPr>
+          <w:rFonts w:cs="Arial"/>
+        </w:rPr>
+        <w:t xml:space="preserve">A </w:t>
+      </w:r>
+      <w:r>
+        <w:rPr>
+          <w:rFonts w:cs="Arial"/>
+          <w:b/>
+          <w:bCs/>
+        </w:rPr>
+        <w:t>Figura 55</w:t>
+      </w:r>
+      <w:r>
+        <w:rPr>
+          <w:rFonts w:cs="Arial"/>
+        </w:rPr>
+        <w:t xml:space="preserve"> apresenta a tela de </w:t>
+      </w:r>
+      <w:r>
+        <w:rPr>
+          <w:rFonts w:cs="Arial"/>
+          <w:b/>
+          <w:bCs/>
+        </w:rPr>
+        <w:t>Compras e Encomendas</w:t>
+      </w:r>
+      <w:r>
+        <w:rPr>
+          <w:rFonts w:cs="Arial"/>
+        </w:rPr>
+        <w:t xml:space="preserve"> do sistema </w:t>
+      </w:r>
+      <w:r>
+        <w:rPr>
+          <w:rFonts w:cs="Arial"/>
+          <w:b/>
+          <w:bCs/>
+        </w:rPr>
+        <w:t>ERP de Estoque</w:t>
+      </w:r>
+      <w:r>
+        <w:rPr>
+          <w:rFonts w:cs="Arial"/>
+        </w:rPr>
+        <w:t>, destinada ao registro, à consulta e ao acompanhamento das operações de compra realizadas. Essa funcionalidade permite organizar as aquisições efetuadas pela empresa, bem como acompanhar o recebimento dos produtos e a atualização do estoque.</w:t>
+      </w:r>
+    </w:p>
+    <w:p>
+      <w:pPr>
+        <w:pStyle w:val="TextoTCC"/>
+        <w:spacing w:after="120" w:line="360" w:lineRule="auto"/>
+        <w:rPr>
+          <w:rFonts w:cs="Arial"/>
+        </w:rPr>
+      </w:pPr>
+      <w:r>
+        <w:rPr>
+          <w:rFonts w:cs="Arial"/>
+        </w:rPr>
+        <w:t xml:space="preserve">Na parte superior da interface, são disponibilizados um campo de pesquisa, que permite localizar registros por </w:t>
+      </w:r>
+      <w:r>
+        <w:rPr>
+          <w:rFonts w:cs="Arial"/>
+          <w:b/>
+          <w:bCs/>
+        </w:rPr>
+        <w:t>compra, documento ou fornecedor</w:t>
+      </w:r>
+      <w:r>
+        <w:rPr>
+          <w:rFonts w:cs="Arial"/>
+        </w:rPr>
+        <w:t xml:space="preserve">, e um filtro por </w:t>
+      </w:r>
+      <w:r>
+        <w:rPr>
+          <w:rFonts w:cs="Arial"/>
+          <w:b/>
+          <w:bCs/>
+        </w:rPr>
+        <w:t>status</w:t>
+      </w:r>
+      <w:r>
+        <w:rPr>
+          <w:rFonts w:cs="Arial"/>
+        </w:rPr>
+        <w:t xml:space="preserve">, utilizado para facilitar a organização das informações apresentadas. O botão </w:t>
+      </w:r>
+      <w:r>
+        <w:rPr>
+          <w:rFonts w:cs="Arial"/>
+          <w:b/>
+          <w:bCs/>
+        </w:rPr>
+        <w:t>Nova compra</w:t>
+      </w:r>
+      <w:r>
+        <w:rPr>
+          <w:rFonts w:cs="Arial"/>
+        </w:rPr>
+        <w:t xml:space="preserve"> possibilita iniciar o cadastro de uma nova operação de compra no sistema.</w:t>
+      </w:r>
+    </w:p>
+    <w:p>
+      <w:pPr>
+        <w:pStyle w:val="TextoTCC"/>
+        <w:spacing w:after="120" w:line="360" w:lineRule="auto"/>
+        <w:rPr>
+          <w:rFonts w:cs="Arial"/>
+        </w:rPr>
+      </w:pPr>
+      <w:r>
+        <w:rPr>
+          <w:rFonts w:cs="Arial"/>
+        </w:rPr>
+        <w:t xml:space="preserve">Na área central, os registros são apresentados em formato de tabela, contendo informações como </w:t>
+      </w:r>
+      <w:r>
+        <w:rPr>
+          <w:rFonts w:cs="Arial"/>
+          <w:b/>
+          <w:bCs/>
+        </w:rPr>
+        <w:t>compra, fornecedor, documento, recebimento, quantidade de itens, valor total, status e responsável</w:t>
+      </w:r>
+      <w:r>
+        <w:rPr>
+          <w:rFonts w:cs="Arial"/>
+        </w:rPr>
+        <w:t>. Dessa forma, a tela contribui para o controle das compras realizadas e para o acompanhamento das entradas de mercadorias no estoque.</w:t>
+      </w:r>
+    </w:p>
+    <w:p>
+      <w:pPr>
+        <w:pStyle w:val="TextoTCC"/>
+        <w:spacing w:after="120" w:line="360" w:lineRule="auto"/>
+        <w:rPr>
+          <w:rFonts w:cs="Arial"/>
+        </w:rPr>
+      </w:pPr>
+    </w:p>
+    <w:p>
+      <w:pPr>
+        <w:pStyle w:val="TextoTCC"/>
+        <w:spacing w:after="120" w:line="360" w:lineRule="auto"/>
+        <w:rPr>
+          <w:rFonts w:cs="Arial"/>
+        </w:rPr>
+      </w:pPr>
+    </w:p>
+    <w:p>
+      <w:pPr>
+        <w:pStyle w:val="TextoTCC"/>
+        <w:spacing w:after="120" w:line="360" w:lineRule="auto"/>
+        <w:rPr>
+          <w:rFonts w:cs="Arial"/>
+        </w:rPr>
+      </w:pPr>
+    </w:p>
+    <w:p>
+      <w:pPr>
+        <w:pStyle w:val="TextoTCC"/>
+        <w:spacing w:after="120" w:line="360" w:lineRule="auto"/>
+        <w:jc w:val="center"/>
+        <w:rPr>
+          <w:rFonts w:cs="Arial"/>
+          <w:b/>
+          <w:bCs/>
+        </w:rPr>
+      </w:pPr>
+      <w:r>
+        <w:rPr>
+          <w:rFonts w:cs="Arial"/>
+          <w:b/>
+          <w:bCs/>
+        </w:rPr>
+        <w:lastRenderedPageBreak/>
+        <w:t xml:space="preserve">Figura </w:t>
+      </w:r>
+      <w:r>
+        <w:rPr>
+          <w:rFonts w:cs="Arial"/>
+          <w:b/>
+          <w:bCs/>
+        </w:rPr>
+        <w:t>5</w:t>
+      </w:r>
+      <w:r>
+        <w:rPr>
+          <w:rFonts w:cs="Arial"/>
+          <w:b/>
+          <w:bCs/>
+        </w:rPr>
+        <w:t>6</w:t>
+      </w:r>
+      <w:r>
+        <w:rPr>
+          <w:rFonts w:cs="Arial"/>
+          <w:b/>
+          <w:bCs/>
+        </w:rPr>
+        <w:t xml:space="preserve"> </w:t>
+      </w:r>
+      <w:r>
+        <w:rPr>
+          <w:rFonts w:cs="Arial"/>
+        </w:rPr>
+        <w:t>–</w:t>
+      </w:r>
+      <w:r>
+        <w:rPr>
+          <w:rFonts w:cs="Arial"/>
+        </w:rPr>
+        <w:t xml:space="preserve"> Tela </w:t>
+      </w:r>
+      <w:r>
+        <w:rPr>
+          <w:rFonts w:cs="Arial"/>
+        </w:rPr>
+        <w:t>Nova Compra</w:t>
+      </w:r>
+    </w:p>
+    <w:p>
+      <w:pPr>
+        <w:pStyle w:val="TextoTCC"/>
+        <w:spacing w:after="120" w:line="360" w:lineRule="auto"/>
+        <w:rPr>
+          <w:rFonts w:cs="Arial"/>
+        </w:rPr>
+      </w:pPr>
+      <w:r>
+        <w:rPr>
+          <w:rFonts w:cs="Arial"/>
+        </w:rPr>
+        <w:drawing>
+          <wp:inline distT="0" distB="0" distL="0" distR="0" wp14:anchorId="716BA0F7" wp14:editId="2D658C07">
+            <wp:extent cx="5760085" cy="3238500"/>
+            <wp:effectExtent l="0" t="0" r="0" b="0"/>
+            <wp:docPr id="14" name="Imagem 14"/>
+            <wp:cNvGraphicFramePr>
+              <a:graphicFrameLocks xmlns:a="http://schemas.openxmlformats.org/drawingml/2006/main" noChangeAspect="1"/>
+            </wp:cNvGraphicFramePr>
+            <a:graphic xmlns:a="http://schemas.openxmlformats.org/drawingml/2006/main">
+              <a:graphicData uri="http://schemas.openxmlformats.org/drawingml/2006/picture">
+                <pic:pic xmlns:pic="http://schemas.openxmlformats.org/drawingml/2006/picture">
+                  <pic:nvPicPr>
+                    <pic:cNvPr id="1" name=""/>
+                    <pic:cNvPicPr/>
+                  </pic:nvPicPr>
+                  <pic:blipFill>
+                    <a:blip r:embed="rId72"/>
+                    <a:stretch>
+                      <a:fillRect/>
+                    </a:stretch>
+                  </pic:blipFill>
+                  <pic:spPr>
+                    <a:xfrm>
+                      <a:off x="0" y="0"/>
+                      <a:ext cx="5760085" cy="3238500"/>
+                    </a:xfrm>
+                    <a:prstGeom prst="rect">
+                      <a:avLst/>
+                    </a:prstGeom>
+                  </pic:spPr>
+                </pic:pic>
+              </a:graphicData>
+            </a:graphic>
+          </wp:inline>
+        </w:drawing>
+      </w:r>
+    </w:p>
+    <w:p>
+      <w:pPr>
+        <w:pStyle w:val="TextoTCC"/>
+        <w:spacing w:after="120" w:line="360" w:lineRule="auto"/>
+        <w:rPr>
+          <w:rFonts w:cs="Arial"/>
+        </w:rPr>
+      </w:pPr>
+      <w:r>
+        <w:rPr>
+          <w:rFonts w:cs="Arial"/>
+        </w:rPr>
+        <w:t xml:space="preserve">A </w:t>
+      </w:r>
+      <w:r>
+        <w:rPr>
+          <w:rFonts w:cs="Arial"/>
+          <w:b/>
+          <w:bCs/>
+        </w:rPr>
+        <w:t>Figura 56</w:t>
+      </w:r>
+      <w:r>
+        <w:rPr>
+          <w:rFonts w:cs="Arial"/>
+        </w:rPr>
+        <w:t xml:space="preserve"> apresenta a tela de </w:t>
+      </w:r>
+      <w:r>
+        <w:rPr>
+          <w:rFonts w:cs="Arial"/>
+          <w:b/>
+          <w:bCs/>
+        </w:rPr>
+        <w:t>Nova compra</w:t>
+      </w:r>
+      <w:r>
+        <w:rPr>
+          <w:rFonts w:cs="Arial"/>
+        </w:rPr>
+        <w:t xml:space="preserve">, acessada por meio da opção </w:t>
+      </w:r>
+      <w:r>
+        <w:rPr>
+          <w:rFonts w:cs="Arial"/>
+          <w:b/>
+          <w:bCs/>
+        </w:rPr>
+        <w:t>Nova compra</w:t>
+      </w:r>
+      <w:r>
+        <w:rPr>
+          <w:rFonts w:cs="Arial"/>
+        </w:rPr>
+        <w:t xml:space="preserve"> disponível na tela de </w:t>
+      </w:r>
+      <w:r>
+        <w:rPr>
+          <w:rFonts w:cs="Arial"/>
+          <w:b/>
+          <w:bCs/>
+        </w:rPr>
+        <w:t>Compras e Encomendas</w:t>
+      </w:r>
+      <w:r>
+        <w:rPr>
+          <w:rFonts w:cs="Arial"/>
+        </w:rPr>
+        <w:t>, apresentada na Figura 55. Essa interface é destinada ao registro de uma nova operação de compra no sistema.</w:t>
+      </w:r>
+    </w:p>
+    <w:p>
+      <w:pPr>
+        <w:pStyle w:val="TextoTCC"/>
+        <w:spacing w:after="120" w:line="360" w:lineRule="auto"/>
+        <w:rPr>
+          <w:rFonts w:cs="Arial"/>
+        </w:rPr>
+      </w:pPr>
+      <w:r>
+        <w:rPr>
+          <w:rFonts w:cs="Arial"/>
+        </w:rPr>
+        <w:t xml:space="preserve">Nessa tela, são informados dados como </w:t>
+      </w:r>
+      <w:r>
+        <w:rPr>
+          <w:rFonts w:cs="Arial"/>
+          <w:b/>
+          <w:bCs/>
+        </w:rPr>
+        <w:t>fornecedor</w:t>
+      </w:r>
+      <w:r>
+        <w:rPr>
+          <w:rFonts w:cs="Arial"/>
+        </w:rPr>
+        <w:t xml:space="preserve"> e </w:t>
+      </w:r>
+      <w:r>
+        <w:rPr>
+          <w:rFonts w:cs="Arial"/>
+          <w:b/>
+          <w:bCs/>
+        </w:rPr>
+        <w:t>documento do fornecedor</w:t>
+      </w:r>
+      <w:r>
+        <w:rPr>
+          <w:rFonts w:cs="Arial"/>
+        </w:rPr>
+        <w:t xml:space="preserve">, permitindo a identificação da origem da compra. Na seção </w:t>
+      </w:r>
+      <w:r>
+        <w:rPr>
+          <w:rFonts w:cs="Arial"/>
+          <w:b/>
+          <w:bCs/>
+        </w:rPr>
+        <w:t>Itens</w:t>
+      </w:r>
+      <w:r>
+        <w:rPr>
+          <w:rFonts w:cs="Arial"/>
+        </w:rPr>
+        <w:t xml:space="preserve">, o usuário pode selecionar os </w:t>
+      </w:r>
+      <w:r>
+        <w:rPr>
+          <w:rFonts w:cs="Arial"/>
+          <w:b/>
+          <w:bCs/>
+        </w:rPr>
+        <w:t>produtos recebidos</w:t>
+      </w:r>
+      <w:r>
+        <w:rPr>
+          <w:rFonts w:cs="Arial"/>
+        </w:rPr>
+        <w:t xml:space="preserve">, informar a </w:t>
+      </w:r>
+      <w:r>
+        <w:rPr>
+          <w:rFonts w:cs="Arial"/>
+          <w:b/>
+          <w:bCs/>
+        </w:rPr>
+        <w:t>quantidade</w:t>
+      </w:r>
+      <w:r>
+        <w:rPr>
+          <w:rFonts w:cs="Arial"/>
+        </w:rPr>
+        <w:t xml:space="preserve"> e o </w:t>
+      </w:r>
+      <w:r>
+        <w:rPr>
+          <w:rFonts w:cs="Arial"/>
+          <w:b/>
+          <w:bCs/>
+        </w:rPr>
+        <w:t>valor</w:t>
+      </w:r>
+      <w:r>
+        <w:rPr>
+          <w:rFonts w:cs="Arial"/>
+        </w:rPr>
+        <w:t xml:space="preserve"> correspondente de cada item. A </w:t>
+      </w:r>
+      <w:proofErr w:type="gramStart"/>
+      <w:r>
+        <w:rPr>
+          <w:rFonts w:cs="Arial"/>
+        </w:rPr>
+        <w:t xml:space="preserve">opção </w:t>
+      </w:r>
+      <w:r>
+        <w:rPr>
+          <w:rFonts w:cs="Arial"/>
+          <w:b/>
+          <w:bCs/>
+        </w:rPr>
+        <w:t>Adicionar</w:t>
+      </w:r>
+      <w:proofErr w:type="gramEnd"/>
+      <w:r>
+        <w:rPr>
+          <w:rFonts w:cs="Arial"/>
+          <w:b/>
+          <w:bCs/>
+        </w:rPr>
+        <w:t xml:space="preserve"> item</w:t>
+      </w:r>
+      <w:r>
+        <w:rPr>
+          <w:rFonts w:cs="Arial"/>
+        </w:rPr>
+        <w:t xml:space="preserve"> possibilita incluir mais de um produto na mesma operação.</w:t>
+      </w:r>
+    </w:p>
+    <w:p>
+      <w:pPr>
+        <w:pStyle w:val="TextoTCC"/>
+        <w:spacing w:after="120" w:line="360" w:lineRule="auto"/>
+        <w:rPr>
+          <w:rFonts w:cs="Arial"/>
+        </w:rPr>
+      </w:pPr>
+      <w:r>
+        <w:rPr>
+          <w:rFonts w:cs="Arial"/>
+        </w:rPr>
+        <w:t xml:space="preserve">A interface também disponibiliza o campo </w:t>
+      </w:r>
+      <w:r>
+        <w:rPr>
+          <w:rFonts w:cs="Arial"/>
+          <w:b/>
+          <w:bCs/>
+        </w:rPr>
+        <w:t>Observações</w:t>
+      </w:r>
+      <w:r>
+        <w:rPr>
+          <w:rFonts w:cs="Arial"/>
+        </w:rPr>
+        <w:t xml:space="preserve">, destinado ao registro de informações complementares, e a área de </w:t>
+      </w:r>
+      <w:r>
+        <w:rPr>
+          <w:rFonts w:cs="Arial"/>
+          <w:b/>
+          <w:bCs/>
+        </w:rPr>
+        <w:t>Total estimado</w:t>
+      </w:r>
+      <w:r>
+        <w:rPr>
+          <w:rFonts w:cs="Arial"/>
+        </w:rPr>
+        <w:t xml:space="preserve">, responsável por apresentar o valor total da compra com base nos itens informados. Após o preenchimento das informações necessárias, o botão </w:t>
+      </w:r>
+      <w:r>
+        <w:rPr>
+          <w:rFonts w:cs="Arial"/>
+          <w:b/>
+          <w:bCs/>
+        </w:rPr>
+        <w:t>Receber compra</w:t>
+      </w:r>
+      <w:r>
+        <w:rPr>
+          <w:rFonts w:cs="Arial"/>
+        </w:rPr>
+        <w:t xml:space="preserve"> permite concluir e registrar a operação no sistema.</w:t>
+      </w:r>
+    </w:p>
+    <w:p>
+      <w:pPr>
+        <w:pStyle w:val="TextoTCC"/>
+        <w:spacing w:after="120" w:line="360" w:lineRule="auto"/>
+        <w:rPr>
+          <w:rFonts w:cs="Arial"/>
+        </w:rPr>
+      </w:pPr>
+    </w:p>
+    <w:p>
+      <w:pPr>
+        <w:pStyle w:val="TextoTCC"/>
+        <w:spacing w:after="120" w:line="360" w:lineRule="auto"/>
+        <w:rPr>
+          <w:rFonts w:cs="Arial"/>
+        </w:rPr>
+      </w:pPr>
+    </w:p>
+    <w:p>
+      <w:pPr>
+        <w:pStyle w:val="TextoTCC"/>
+        <w:spacing w:after="120" w:line="360" w:lineRule="auto"/>
+        <w:rPr>
+          <w:rFonts w:cs="Arial"/>
+        </w:rPr>
+      </w:pPr>
+    </w:p>
+    <w:p>
+      <w:pPr>
+        <w:pStyle w:val="TextoTCC"/>
+        <w:spacing w:after="120" w:line="360" w:lineRule="auto"/>
+        <w:rPr>
+          <w:rFonts w:cs="Arial"/>
+        </w:rPr>
+      </w:pPr>
+    </w:p>
+    <w:p>
+      <w:pPr>
+        <w:pStyle w:val="TextoTCC"/>
+        <w:spacing w:after="120" w:line="360" w:lineRule="auto"/>
+        <w:jc w:val="center"/>
+        <w:rPr>
+          <w:rFonts w:cs="Arial"/>
+          <w:b/>
+          <w:bCs/>
+        </w:rPr>
+      </w:pPr>
+      <w:r>
+        <w:rPr>
+          <w:rFonts w:cs="Arial"/>
+          <w:b/>
+          <w:bCs/>
+        </w:rPr>
+        <w:lastRenderedPageBreak/>
+        <w:t xml:space="preserve">Figura </w:t>
+      </w:r>
+      <w:r>
+        <w:rPr>
+          <w:rFonts w:cs="Arial"/>
+          <w:b/>
+          <w:bCs/>
+        </w:rPr>
+        <w:t>5</w:t>
+      </w:r>
+      <w:r>
+        <w:rPr>
+          <w:rFonts w:cs="Arial"/>
+          <w:b/>
+          <w:bCs/>
+        </w:rPr>
+        <w:t>7</w:t>
+      </w:r>
+      <w:r>
+        <w:rPr>
+          <w:rFonts w:cs="Arial"/>
+          <w:b/>
+          <w:bCs/>
+        </w:rPr>
+        <w:t xml:space="preserve"> </w:t>
+      </w:r>
+      <w:r>
+        <w:rPr>
+          <w:rFonts w:cs="Arial"/>
+        </w:rPr>
+        <w:t>–</w:t>
+      </w:r>
+      <w:r>
+        <w:rPr>
+          <w:rFonts w:cs="Arial"/>
+        </w:rPr>
+        <w:t xml:space="preserve"> Tela</w:t>
+      </w:r>
+      <w:r>
+        <w:rPr>
+          <w:rFonts w:cs="Arial"/>
+        </w:rPr>
+        <w:t xml:space="preserve"> de Movimentações</w:t>
+      </w:r>
+    </w:p>
+    <w:p>
+      <w:pPr>
+        <w:pStyle w:val="TextoTCC"/>
+        <w:spacing w:after="120" w:line="360" w:lineRule="auto"/>
+        <w:rPr>
+          <w:rFonts w:cs="Arial"/>
+        </w:rPr>
+      </w:pPr>
+      <w:r>
+        <w:rPr>
+          <w:noProof/>
+        </w:rPr>
+        <w:drawing>
+          <wp:inline distT="0" distB="0" distL="0" distR="0" wp14:anchorId="5F4F517F" wp14:editId="4209B66D">
+            <wp:extent cx="5760085" cy="3238500"/>
+            <wp:effectExtent l="0" t="0" r="0" b="0"/>
+            <wp:docPr id="15" name="Imagem 15"/>
+            <wp:cNvGraphicFramePr>
+              <a:graphicFrameLocks xmlns:a="http://schemas.openxmlformats.org/drawingml/2006/main" noChangeAspect="1"/>
+            </wp:cNvGraphicFramePr>
+            <a:graphic xmlns:a="http://schemas.openxmlformats.org/drawingml/2006/main">
+              <a:graphicData uri="http://schemas.openxmlformats.org/drawingml/2006/picture">
+                <pic:pic xmlns:pic="http://schemas.openxmlformats.org/drawingml/2006/picture">
+                  <pic:nvPicPr>
+                    <pic:cNvPr id="1" name=""/>
+                    <pic:cNvPicPr/>
+                  </pic:nvPicPr>
+                  <pic:blipFill>
+                    <a:blip r:embed="rId73"/>
+                    <a:stretch>
+                      <a:fillRect/>
+                    </a:stretch>
+                  </pic:blipFill>
+                  <pic:spPr>
+                    <a:xfrm>
+                      <a:off x="0" y="0"/>
+                      <a:ext cx="5760085" cy="3238500"/>
+                    </a:xfrm>
+                    <a:prstGeom prst="rect">
+                      <a:avLst/>
+                    </a:prstGeom>
+                  </pic:spPr>
+                </pic:pic>
+              </a:graphicData>
+            </a:graphic>
+          </wp:inline>
+        </w:drawing>
+      </w:r>
+    </w:p>
+    <w:p>
+      <w:pPr>
+        <w:pStyle w:val="TextoTCC"/>
+        <w:spacing w:after="120" w:line="360" w:lineRule="auto"/>
+        <w:rPr>
+          <w:rFonts w:cs="Arial"/>
+        </w:rPr>
+      </w:pPr>
+      <w:r>
+        <w:rPr>
+          <w:rFonts w:cs="Arial"/>
+        </w:rPr>
+        <w:t xml:space="preserve">A </w:t>
+      </w:r>
+      <w:r>
+        <w:rPr>
+          <w:rFonts w:cs="Arial"/>
+          <w:b/>
+          <w:bCs/>
+        </w:rPr>
+        <w:t>Figura 57</w:t>
+      </w:r>
+      <w:r>
+        <w:rPr>
+          <w:rFonts w:cs="Arial"/>
+        </w:rPr>
+        <w:t xml:space="preserve"> apresenta a tela de </w:t>
+      </w:r>
+      <w:r>
+        <w:rPr>
+          <w:rFonts w:cs="Arial"/>
+          <w:b/>
+          <w:bCs/>
+        </w:rPr>
+        <w:t>Movimentações</w:t>
+      </w:r>
+      <w:r>
+        <w:rPr>
+          <w:rFonts w:cs="Arial"/>
+        </w:rPr>
+        <w:t xml:space="preserve"> do sistema </w:t>
+      </w:r>
+      <w:r>
+        <w:rPr>
+          <w:rFonts w:cs="Arial"/>
+          <w:b/>
+          <w:bCs/>
+        </w:rPr>
+        <w:t>ERP de Estoque</w:t>
+      </w:r>
+      <w:r>
+        <w:rPr>
+          <w:rFonts w:cs="Arial"/>
+        </w:rPr>
+        <w:t xml:space="preserve">, destinada ao registro e ao acompanhamento das movimentações realizadas no estoque, como </w:t>
+      </w:r>
+      <w:r>
+        <w:rPr>
+          <w:rFonts w:cs="Arial"/>
+          <w:b/>
+          <w:bCs/>
+        </w:rPr>
+        <w:t>entradas, saídas, transferências e ajustes</w:t>
+      </w:r>
+      <w:r>
+        <w:rPr>
+          <w:rFonts w:cs="Arial"/>
+        </w:rPr>
+        <w:t>. Essa funcionalidade permite o controle das alterações ocorridas nas quantidades dos produtos, contribuindo para a rastreabilidade das operações executadas no sistema.</w:t>
+      </w:r>
+    </w:p>
+    <w:p>
+      <w:pPr>
+        <w:pStyle w:val="TextoTCC"/>
+        <w:spacing w:after="120" w:line="360" w:lineRule="auto"/>
+        <w:rPr>
+          <w:rFonts w:cs="Arial"/>
+        </w:rPr>
+      </w:pPr>
+      <w:r>
+        <w:rPr>
+          <w:rFonts w:cs="Arial"/>
+        </w:rPr>
+        <w:t xml:space="preserve">Na parte superior da interface, são disponibilizados um campo de pesquisa, que permite localizar registros por </w:t>
+      </w:r>
+      <w:r>
+        <w:rPr>
+          <w:rFonts w:cs="Arial"/>
+          <w:b/>
+          <w:bCs/>
+        </w:rPr>
+        <w:t>produto, tipo, motivo ou referência</w:t>
+      </w:r>
+      <w:r>
+        <w:rPr>
+          <w:rFonts w:cs="Arial"/>
+        </w:rPr>
+        <w:t xml:space="preserve">, e um filtro por </w:t>
+      </w:r>
+      <w:r>
+        <w:rPr>
+          <w:rFonts w:cs="Arial"/>
+          <w:b/>
+          <w:bCs/>
+        </w:rPr>
+        <w:t>status</w:t>
+      </w:r>
+      <w:r>
+        <w:rPr>
+          <w:rFonts w:cs="Arial"/>
+        </w:rPr>
+        <w:t xml:space="preserve">, utilizado para organizar as informações apresentadas. O botão </w:t>
+      </w:r>
+      <w:r>
+        <w:rPr>
+          <w:rFonts w:cs="Arial"/>
+          <w:b/>
+          <w:bCs/>
+        </w:rPr>
+        <w:t>Nova movimentação</w:t>
+      </w:r>
+      <w:r>
+        <w:rPr>
+          <w:rFonts w:cs="Arial"/>
+        </w:rPr>
+        <w:t xml:space="preserve"> possibilita iniciar o cadastro de uma nova operação.</w:t>
+      </w:r>
+    </w:p>
+    <w:p>
+      <w:pPr>
+        <w:pStyle w:val="TextoTCC"/>
+        <w:spacing w:after="120" w:line="360" w:lineRule="auto"/>
+        <w:rPr>
+          <w:rFonts w:cs="Arial"/>
+        </w:rPr>
+      </w:pPr>
+      <w:r>
+        <w:rPr>
+          <w:rFonts w:cs="Arial"/>
+        </w:rPr>
+        <w:t xml:space="preserve">Na área central, os registros são apresentados em formato de tabela, contendo informações como </w:t>
+      </w:r>
+      <w:r>
+        <w:rPr>
+          <w:rFonts w:cs="Arial"/>
+          <w:b/>
+          <w:bCs/>
+        </w:rPr>
+        <w:t>data, tipo de movimentação, produto, quantidade, saldo, referência e responsável</w:t>
+      </w:r>
+      <w:r>
+        <w:rPr>
+          <w:rFonts w:cs="Arial"/>
+        </w:rPr>
+        <w:t xml:space="preserve">. </w:t>
+      </w:r>
+      <w:r>
+        <w:rPr>
+          <w:rFonts w:cs="Arial"/>
+        </w:rPr>
+        <w:t>Desta</w:t>
+      </w:r>
+      <w:r>
+        <w:rPr>
+          <w:rFonts w:cs="Arial"/>
+        </w:rPr>
+        <w:t xml:space="preserve"> forma, a tela contribui para o acompanhamento do histórico das movimentações e para o controle das alterações realizadas no estoque.</w:t>
+      </w:r>
+    </w:p>
+    <w:p>
+      <w:pPr>
+        <w:pStyle w:val="TextoTCC"/>
+        <w:spacing w:after="120" w:line="360" w:lineRule="auto"/>
+        <w:rPr>
+          <w:rFonts w:cs="Arial"/>
+        </w:rPr>
+      </w:pPr>
+    </w:p>
+    <w:p>
+      <w:pPr>
+        <w:pStyle w:val="TextoTCC"/>
+        <w:spacing w:after="120" w:line="360" w:lineRule="auto"/>
+        <w:rPr>
+          <w:rFonts w:cs="Arial"/>
+        </w:rPr>
+      </w:pPr>
+    </w:p>
+    <w:p>
+      <w:pPr>
+        <w:pStyle w:val="TextoTCC"/>
+        <w:spacing w:after="120" w:line="360" w:lineRule="auto"/>
+        <w:rPr>
+          <w:rFonts w:cs="Arial"/>
+        </w:rPr>
+      </w:pPr>
+    </w:p>
+    <w:p>
+      <w:pPr>
+        <w:pStyle w:val="TextoTCC"/>
+        <w:spacing w:after="120" w:line="360" w:lineRule="auto"/>
+        <w:rPr>
+          <w:rFonts w:cs="Arial"/>
+        </w:rPr>
+      </w:pPr>
+    </w:p>
+    <w:p>
+      <w:pPr>
+        <w:pStyle w:val="TextoTCC"/>
+        <w:spacing w:after="120" w:line="360" w:lineRule="auto"/>
+        <w:jc w:val="center"/>
+        <w:rPr>
+          <w:rFonts w:cs="Arial"/>
+          <w:b/>
+          <w:bCs/>
+        </w:rPr>
+      </w:pPr>
+      <w:r>
+        <w:rPr>
+          <w:rFonts w:cs="Arial"/>
+          <w:b/>
+          <w:bCs/>
+        </w:rPr>
+        <w:lastRenderedPageBreak/>
+        <w:t xml:space="preserve">Figura </w:t>
+      </w:r>
+      <w:r>
+        <w:rPr>
+          <w:rFonts w:cs="Arial"/>
+          <w:b/>
+          <w:bCs/>
+        </w:rPr>
+        <w:t>5</w:t>
+      </w:r>
+      <w:r>
+        <w:rPr>
+          <w:rFonts w:cs="Arial"/>
+          <w:b/>
+          <w:bCs/>
+        </w:rPr>
+        <w:t>8</w:t>
+      </w:r>
+      <w:r>
+        <w:rPr>
+          <w:rFonts w:cs="Arial"/>
+          <w:b/>
+          <w:bCs/>
+        </w:rPr>
+        <w:t xml:space="preserve"> </w:t>
+      </w:r>
+      <w:r>
+        <w:rPr>
+          <w:rFonts w:cs="Arial"/>
+        </w:rPr>
+        <w:t>–</w:t>
+      </w:r>
+      <w:r>
+        <w:rPr>
+          <w:rFonts w:cs="Arial"/>
+        </w:rPr>
+        <w:t xml:space="preserve"> </w:t>
+      </w:r>
+      <w:r>
+        <w:rPr>
+          <w:rFonts w:cs="Arial"/>
+        </w:rPr>
+        <w:t>Cadastro</w:t>
+      </w:r>
+      <w:r>
+        <w:rPr>
+          <w:rFonts w:cs="Arial"/>
+        </w:rPr>
+        <w:t xml:space="preserve"> de</w:t>
+      </w:r>
+      <w:r>
+        <w:rPr>
+          <w:rFonts w:cs="Arial"/>
+        </w:rPr>
+        <w:t xml:space="preserve"> Nova</w:t>
+      </w:r>
+      <w:r>
+        <w:rPr>
+          <w:rFonts w:cs="Arial"/>
+        </w:rPr>
+        <w:t xml:space="preserve"> Movimentações</w:t>
+      </w:r>
+    </w:p>
+    <w:p>
+      <w:pPr>
+        <w:pStyle w:val="TextoTCC"/>
+        <w:spacing w:after="120" w:line="360" w:lineRule="auto"/>
+        <w:rPr>
+          <w:rFonts w:cs="Arial"/>
+        </w:rPr>
+      </w:pPr>
+      <w:r>
+        <w:rPr>
+          <w:rFonts w:cs="Arial"/>
+        </w:rPr>
+        <w:drawing>
+          <wp:inline distT="0" distB="0" distL="0" distR="0" wp14:anchorId="01B69B5C" wp14:editId="1354A864">
+            <wp:extent cx="5760085" cy="3238500"/>
+            <wp:effectExtent l="0" t="0" r="0" b="0"/>
+            <wp:docPr id="16" name="Imagem 16"/>
+            <wp:cNvGraphicFramePr>
+              <a:graphicFrameLocks xmlns:a="http://schemas.openxmlformats.org/drawingml/2006/main" noChangeAspect="1"/>
+            </wp:cNvGraphicFramePr>
+            <a:graphic xmlns:a="http://schemas.openxmlformats.org/drawingml/2006/main">
+              <a:graphicData uri="http://schemas.openxmlformats.org/drawingml/2006/picture">
+                <pic:pic xmlns:pic="http://schemas.openxmlformats.org/drawingml/2006/picture">
+                  <pic:nvPicPr>
+                    <pic:cNvPr id="1" name=""/>
+                    <pic:cNvPicPr/>
+                  </pic:nvPicPr>
+                  <pic:blipFill>
+                    <a:blip r:embed="rId74"/>
+                    <a:stretch>
+                      <a:fillRect/>
+                    </a:stretch>
+                  </pic:blipFill>
+                  <pic:spPr>
+                    <a:xfrm>
+                      <a:off x="0" y="0"/>
+                      <a:ext cx="5760085" cy="3238500"/>
+                    </a:xfrm>
+                    <a:prstGeom prst="rect">
+                      <a:avLst/>
+                    </a:prstGeom>
+                  </pic:spPr>
+                </pic:pic>
+              </a:graphicData>
+            </a:graphic>
+          </wp:inline>
+        </w:drawing>
+      </w:r>
+    </w:p>
+    <w:p>
+      <w:pPr>
+        <w:pStyle w:val="TextoTCC"/>
+        <w:spacing w:after="120" w:line="360" w:lineRule="auto"/>
+        <w:rPr>
+          <w:rFonts w:cs="Arial"/>
+        </w:rPr>
+      </w:pPr>
+      <w:r>
+        <w:rPr>
+          <w:rFonts w:cs="Arial"/>
+        </w:rPr>
+        <w:t xml:space="preserve">A </w:t>
+      </w:r>
+      <w:r>
+        <w:rPr>
+          <w:rFonts w:cs="Arial"/>
+          <w:b/>
+          <w:bCs/>
+        </w:rPr>
+        <w:t>Figura 58</w:t>
+      </w:r>
+      <w:r>
+        <w:rPr>
+          <w:rFonts w:cs="Arial"/>
+        </w:rPr>
+        <w:t xml:space="preserve"> apresenta a tela de </w:t>
+      </w:r>
+      <w:r>
+        <w:rPr>
+          <w:rFonts w:cs="Arial"/>
+          <w:b/>
+          <w:bCs/>
+        </w:rPr>
+        <w:t>Nova movimentação</w:t>
+      </w:r>
+      <w:r>
+        <w:rPr>
+          <w:rFonts w:cs="Arial"/>
+        </w:rPr>
+        <w:t xml:space="preserve">, acessada por meio da opção </w:t>
+      </w:r>
+      <w:r>
+        <w:rPr>
+          <w:rFonts w:cs="Arial"/>
+          <w:b/>
+          <w:bCs/>
+        </w:rPr>
+        <w:t>Nova movimentação</w:t>
+      </w:r>
+      <w:r>
+        <w:rPr>
+          <w:rFonts w:cs="Arial"/>
+        </w:rPr>
+        <w:t xml:space="preserve"> disponível na tela de </w:t>
+      </w:r>
+      <w:r>
+        <w:rPr>
+          <w:rFonts w:cs="Arial"/>
+          <w:b/>
+          <w:bCs/>
+        </w:rPr>
+        <w:t>Movimentações</w:t>
+      </w:r>
+      <w:r>
+        <w:rPr>
+          <w:rFonts w:cs="Arial"/>
+        </w:rPr>
+        <w:t>, apresentada na Figura 57. Essa interface é destinada ao registro de novas movimentações de estoque no sistema.</w:t>
+      </w:r>
+    </w:p>
+    <w:p>
+      <w:pPr>
+        <w:pStyle w:val="TextoTCC"/>
+        <w:spacing w:after="120" w:line="360" w:lineRule="auto"/>
+        <w:rPr>
+          <w:rFonts w:cs="Arial"/>
+        </w:rPr>
+      </w:pPr>
+      <w:r>
+        <w:rPr>
+          <w:rFonts w:cs="Arial"/>
+        </w:rPr>
+        <w:t xml:space="preserve">Nessa tela, são informados os dados necessários para a operação, como </w:t>
+      </w:r>
+      <w:r>
+        <w:rPr>
+          <w:rFonts w:cs="Arial"/>
+          <w:b/>
+          <w:bCs/>
+        </w:rPr>
+        <w:t>tipo da movimentação</w:t>
+      </w:r>
+      <w:r>
+        <w:rPr>
+          <w:rFonts w:cs="Arial"/>
+        </w:rPr>
+        <w:t xml:space="preserve">, </w:t>
+      </w:r>
+      <w:r>
+        <w:rPr>
+          <w:rFonts w:cs="Arial"/>
+          <w:b/>
+          <w:bCs/>
+        </w:rPr>
+        <w:t>produto</w:t>
+      </w:r>
+      <w:r>
+        <w:rPr>
+          <w:rFonts w:cs="Arial"/>
+        </w:rPr>
+        <w:t xml:space="preserve">, </w:t>
+      </w:r>
+      <w:r>
+        <w:rPr>
+          <w:rFonts w:cs="Arial"/>
+          <w:b/>
+          <w:bCs/>
+        </w:rPr>
+        <w:t>quantidade</w:t>
+      </w:r>
+      <w:r>
+        <w:rPr>
+          <w:rFonts w:cs="Arial"/>
+        </w:rPr>
+        <w:t xml:space="preserve">, </w:t>
+      </w:r>
+      <w:r>
+        <w:rPr>
+          <w:rFonts w:cs="Arial"/>
+          <w:b/>
+          <w:bCs/>
+        </w:rPr>
+        <w:t>origem</w:t>
+      </w:r>
+      <w:r>
+        <w:rPr>
+          <w:rFonts w:cs="Arial"/>
+        </w:rPr>
+        <w:t xml:space="preserve">, </w:t>
+      </w:r>
+      <w:r>
+        <w:rPr>
+          <w:rFonts w:cs="Arial"/>
+          <w:b/>
+          <w:bCs/>
+        </w:rPr>
+        <w:t>destino</w:t>
+      </w:r>
+      <w:r>
+        <w:rPr>
+          <w:rFonts w:cs="Arial"/>
+        </w:rPr>
+        <w:t xml:space="preserve">, </w:t>
+      </w:r>
+      <w:r>
+        <w:rPr>
+          <w:rFonts w:cs="Arial"/>
+          <w:b/>
+          <w:bCs/>
+        </w:rPr>
+        <w:t>motivo</w:t>
+      </w:r>
+      <w:r>
+        <w:rPr>
+          <w:rFonts w:cs="Arial"/>
+        </w:rPr>
+        <w:t xml:space="preserve"> e </w:t>
+      </w:r>
+      <w:r>
+        <w:rPr>
+          <w:rFonts w:cs="Arial"/>
+          <w:b/>
+          <w:bCs/>
+        </w:rPr>
+        <w:t>referência</w:t>
+      </w:r>
+      <w:r>
+        <w:rPr>
+          <w:rFonts w:cs="Arial"/>
+        </w:rPr>
+        <w:t>. Esses campos permitem identificar a natureza da movimentação realizada, bem como os dados complementares relacionados à operação.</w:t>
+      </w:r>
+    </w:p>
+    <w:p>
+      <w:pPr>
+        <w:pStyle w:val="TextoTCC"/>
+        <w:spacing w:after="120" w:line="360" w:lineRule="auto"/>
+        <w:rPr>
+          <w:rFonts w:cs="Arial"/>
+        </w:rPr>
+      </w:pPr>
+      <w:r>
+        <w:rPr>
+          <w:rFonts w:cs="Arial"/>
+        </w:rPr>
+        <w:t xml:space="preserve">Ao final do preenchimento, o botão </w:t>
+      </w:r>
+      <w:r>
+        <w:rPr>
+          <w:rFonts w:cs="Arial"/>
+          <w:b/>
+          <w:bCs/>
+        </w:rPr>
+        <w:t>Registrar movimentação</w:t>
+      </w:r>
+      <w:r>
+        <w:rPr>
+          <w:rFonts w:cs="Arial"/>
+        </w:rPr>
+        <w:t xml:space="preserve"> permite confirmar e salvar a operação no sistema, contribuindo para a atualização das informações de estoque e para a rastreabilidade das movimentações efetuadas.</w:t>
+      </w:r>
+    </w:p>
+    <w:p>
+      <w:pPr>
+        <w:pStyle w:val="TextoTCC"/>
+        <w:spacing w:after="120" w:line="360" w:lineRule="auto"/>
+        <w:rPr>
+          <w:rFonts w:cs="Arial"/>
+        </w:rPr>
+      </w:pPr>
+    </w:p>
+    <w:p>
+      <w:pPr>
+        <w:pStyle w:val="TextoTCC"/>
+        <w:spacing w:after="120" w:line="360" w:lineRule="auto"/>
+        <w:rPr>
+          <w:rFonts w:cs="Arial"/>
+        </w:rPr>
+      </w:pPr>
+    </w:p>
+    <w:p>
+      <w:pPr>
+        <w:pStyle w:val="TextoTCC"/>
+        <w:spacing w:after="120" w:line="360" w:lineRule="auto"/>
+        <w:rPr>
+          <w:rFonts w:cs="Arial"/>
+        </w:rPr>
+      </w:pPr>
+    </w:p>
+    <w:p>
+      <w:pPr>
+        <w:pStyle w:val="TextoTCC"/>
+        <w:spacing w:after="120" w:line="360" w:lineRule="auto"/>
+        <w:rPr>
+          <w:rFonts w:cs="Arial"/>
+        </w:rPr>
+      </w:pPr>
+    </w:p>
+    <w:p>
+      <w:pPr>
+        <w:pStyle w:val="TextoTCC"/>
+        <w:spacing w:after="120" w:line="360" w:lineRule="auto"/>
+        <w:rPr>
+          <w:rFonts w:cs="Arial"/>
+        </w:rPr>
+      </w:pPr>
+    </w:p>
+    <w:p>
+      <w:pPr>
+        <w:pStyle w:val="TextoTCC"/>
+        <w:spacing w:after="120" w:line="360" w:lineRule="auto"/>
+        <w:rPr>
+          <w:rFonts w:cs="Arial"/>
+        </w:rPr>
+      </w:pPr>
+    </w:p>
+    <w:p>
+      <w:pPr>
+        <w:pStyle w:val="TextoTCC"/>
+        <w:spacing w:after="120" w:line="360" w:lineRule="auto"/>
+        <w:jc w:val="center"/>
+        <w:rPr>
+          <w:rFonts w:cs="Arial"/>
+          <w:b/>
+          <w:bCs/>
+        </w:rPr>
+      </w:pPr>
+      <w:r>
+        <w:rPr>
+          <w:rFonts w:cs="Arial"/>
+          <w:b/>
+          <w:bCs/>
+        </w:rPr>
+        <w:lastRenderedPageBreak/>
+        <w:t xml:space="preserve">Figura </w:t>
+      </w:r>
+      <w:r>
+        <w:rPr>
+          <w:rFonts w:cs="Arial"/>
+          <w:b/>
+          <w:bCs/>
+        </w:rPr>
+        <w:t>5</w:t>
+      </w:r>
+      <w:r>
+        <w:rPr>
+          <w:rFonts w:cs="Arial"/>
+          <w:b/>
+          <w:bCs/>
+        </w:rPr>
+        <w:t>9</w:t>
+      </w:r>
+      <w:r>
+        <w:rPr>
+          <w:rFonts w:cs="Arial"/>
+          <w:b/>
+          <w:bCs/>
+        </w:rPr>
+        <w:t xml:space="preserve"> </w:t>
+      </w:r>
+      <w:r>
+        <w:rPr>
+          <w:rFonts w:cs="Arial"/>
+        </w:rPr>
+        <w:t>–</w:t>
+      </w:r>
+      <w:r>
+        <w:rPr>
+          <w:rFonts w:cs="Arial"/>
+        </w:rPr>
+        <w:t xml:space="preserve"> </w:t>
+      </w:r>
+      <w:r>
+        <w:rPr>
+          <w:rFonts w:cs="Arial"/>
+        </w:rPr>
+        <w:t xml:space="preserve">Tela Inventario </w:t>
+      </w:r>
+    </w:p>
+    <w:p>
+      <w:pPr>
+        <w:pStyle w:val="TextoTCC"/>
+        <w:spacing w:after="120" w:line="360" w:lineRule="auto"/>
+        <w:rPr>
+          <w:rFonts w:cs="Arial"/>
+        </w:rPr>
+      </w:pPr>
+      <w:r>
+        <w:rPr>
+          <w:rFonts w:cs="Arial"/>
+        </w:rPr>
+        <w:drawing>
+          <wp:inline distT="0" distB="0" distL="0" distR="0" wp14:anchorId="1D5B8417" wp14:editId="24332815">
+            <wp:extent cx="5760085" cy="3238500"/>
+            <wp:effectExtent l="0" t="0" r="0" b="0"/>
+            <wp:docPr id="19" name="Imagem 19"/>
+            <wp:cNvGraphicFramePr>
+              <a:graphicFrameLocks xmlns:a="http://schemas.openxmlformats.org/drawingml/2006/main" noChangeAspect="1"/>
+            </wp:cNvGraphicFramePr>
+            <a:graphic xmlns:a="http://schemas.openxmlformats.org/drawingml/2006/main">
+              <a:graphicData uri="http://schemas.openxmlformats.org/drawingml/2006/picture">
+                <pic:pic xmlns:pic="http://schemas.openxmlformats.org/drawingml/2006/picture">
+                  <pic:nvPicPr>
+                    <pic:cNvPr id="1" name=""/>
+                    <pic:cNvPicPr/>
+                  </pic:nvPicPr>
+                  <pic:blipFill>
+                    <a:blip r:embed="rId75"/>
+                    <a:stretch>
+                      <a:fillRect/>
+                    </a:stretch>
+                  </pic:blipFill>
+                  <pic:spPr>
+                    <a:xfrm>
+                      <a:off x="0" y="0"/>
+                      <a:ext cx="5760085" cy="3238500"/>
+                    </a:xfrm>
+                    <a:prstGeom prst="rect">
+                      <a:avLst/>
+                    </a:prstGeom>
+                  </pic:spPr>
+                </pic:pic>
+              </a:graphicData>
+            </a:graphic>
+          </wp:inline>
+        </w:drawing>
+      </w:r>
+    </w:p>
+    <w:p>
+      <w:pPr>
+        <w:pStyle w:val="TextoTCC"/>
+        <w:spacing w:after="120" w:line="360" w:lineRule="auto"/>
+        <w:rPr>
+          <w:rFonts w:cs="Arial"/>
+        </w:rPr>
+      </w:pPr>
+      <w:bookmarkStart w:id="27" w:name="_GoBack"/>
+      <w:bookmarkEnd w:id="27"/>
+      <w:r>
+        <w:rPr>
+          <w:rFonts w:cs="Arial"/>
+        </w:rPr>
+        <w:t xml:space="preserve">A </w:t>
+      </w:r>
+      <w:r>
+        <w:rPr>
+          <w:rFonts w:cs="Arial"/>
+          <w:b/>
+          <w:bCs/>
+        </w:rPr>
+        <w:t>Figura 59</w:t>
+      </w:r>
+      <w:r>
+        <w:rPr>
+          <w:rFonts w:cs="Arial"/>
+        </w:rPr>
+        <w:t xml:space="preserve"> apresenta a tela de </w:t>
+      </w:r>
+      <w:r>
+        <w:rPr>
+          <w:rFonts w:cs="Arial"/>
+          <w:b/>
+          <w:bCs/>
+        </w:rPr>
+        <w:t>Inventário</w:t>
+      </w:r>
+      <w:r>
+        <w:rPr>
+          <w:rFonts w:cs="Arial"/>
+        </w:rPr>
+        <w:t xml:space="preserve"> do sistema </w:t>
+      </w:r>
+      <w:r>
+        <w:rPr>
+          <w:rFonts w:cs="Arial"/>
+          <w:b/>
+          <w:bCs/>
+        </w:rPr>
+        <w:t>ERP de Estoque</w:t>
+      </w:r>
+      <w:r>
+        <w:rPr>
+          <w:rFonts w:cs="Arial"/>
+        </w:rPr>
+        <w:t>, destinada ao acompanhamento das contagens físicas realizadas e à identificação de divergências entre as quantidades registradas no sistema e as quantidades verificadas no estoque.</w:t>
+      </w:r>
+    </w:p>
+    <w:p>
+      <w:pPr>
+        <w:pStyle w:val="TextoTCC"/>
+        <w:spacing w:after="120" w:line="360" w:lineRule="auto"/>
+        <w:rPr>
+          <w:rFonts w:cs="Arial"/>
+        </w:rPr>
+      </w:pPr>
+      <w:r>
+        <w:rPr>
+          <w:rFonts w:cs="Arial"/>
+        </w:rPr>
+        <w:t xml:space="preserve">Na parte superior da interface, são disponibilizados um campo de pesquisa, que permite localizar registros por </w:t>
+      </w:r>
+      <w:r>
+        <w:rPr>
+          <w:rFonts w:cs="Arial"/>
+          <w:b/>
+          <w:bCs/>
+        </w:rPr>
+        <w:t>inventário, produto ou responsável</w:t>
+      </w:r>
+      <w:r>
+        <w:rPr>
+          <w:rFonts w:cs="Arial"/>
+        </w:rPr>
+        <w:t xml:space="preserve">, e um filtro por </w:t>
+      </w:r>
+      <w:r>
+        <w:rPr>
+          <w:rFonts w:cs="Arial"/>
+          <w:b/>
+          <w:bCs/>
+        </w:rPr>
+        <w:t>status</w:t>
+      </w:r>
+      <w:r>
+        <w:rPr>
+          <w:rFonts w:cs="Arial"/>
+        </w:rPr>
+        <w:t xml:space="preserve">, utilizado para facilitar a consulta das informações. O botão </w:t>
+      </w:r>
+      <w:r>
+        <w:rPr>
+          <w:rFonts w:cs="Arial"/>
+          <w:b/>
+          <w:bCs/>
+        </w:rPr>
+        <w:t>Novo inventário</w:t>
+      </w:r>
+      <w:r>
+        <w:rPr>
+          <w:rFonts w:cs="Arial"/>
+        </w:rPr>
+        <w:t xml:space="preserve"> permite iniciar um novo processo de contagem.</w:t>
+      </w:r>
+    </w:p>
+    <w:p>
+      <w:pPr>
+        <w:pStyle w:val="TextoTCC"/>
+        <w:spacing w:after="120" w:line="360" w:lineRule="auto"/>
+        <w:rPr>
+          <w:rFonts w:cs="Arial"/>
+        </w:rPr>
+      </w:pPr>
+      <w:r>
+        <w:rPr>
+          <w:rFonts w:cs="Arial"/>
+        </w:rPr>
+        <w:t xml:space="preserve">Na área central, os registros são apresentados em formato de tabela, contendo informações como </w:t>
+      </w:r>
+      <w:r>
+        <w:rPr>
+          <w:rFonts w:cs="Arial"/>
+          <w:b/>
+          <w:bCs/>
+        </w:rPr>
+        <w:t>identificação do inventário, produto, quantidade esperada, quantidade contada, divergência, responsável, status e ação</w:t>
+      </w:r>
+      <w:r>
+        <w:rPr>
+          <w:rFonts w:cs="Arial"/>
+        </w:rPr>
+        <w:t>. Quando é identificada uma diferença entre o saldo registrado e a quantidade física, o sistema apresenta a divergência correspondente.</w:t>
+      </w:r>
+    </w:p>
+    <w:p>
+      <w:pPr>
+        <w:pStyle w:val="TextoTCC"/>
+        <w:spacing w:after="120" w:line="360" w:lineRule="auto"/>
+        <w:rPr>
+          <w:rFonts w:cs="Arial"/>
+        </w:rPr>
+      </w:pPr>
+      <w:r>
+        <w:rPr>
+          <w:rFonts w:cs="Arial"/>
+        </w:rPr>
+        <w:t xml:space="preserve">Os registros podem apresentar diferentes situações, como </w:t>
+      </w:r>
+      <w:r>
+        <w:rPr>
+          <w:rFonts w:cs="Arial"/>
+          <w:b/>
+          <w:bCs/>
+        </w:rPr>
+        <w:t>Pendente</w:t>
+      </w:r>
+      <w:r>
+        <w:rPr>
+          <w:rFonts w:cs="Arial"/>
+        </w:rPr>
+        <w:t xml:space="preserve"> e </w:t>
+      </w:r>
+      <w:r>
+        <w:rPr>
+          <w:rFonts w:cs="Arial"/>
+          <w:b/>
+          <w:bCs/>
+        </w:rPr>
+        <w:t>Concluído</w:t>
+      </w:r>
+      <w:r>
+        <w:rPr>
+          <w:rFonts w:cs="Arial"/>
+        </w:rPr>
+        <w:t xml:space="preserve">. Nos casos em que a conferência resulta em divergência pendente de validação, a </w:t>
+      </w:r>
+      <w:proofErr w:type="gramStart"/>
+      <w:r>
+        <w:rPr>
+          <w:rFonts w:cs="Arial"/>
+        </w:rPr>
+        <w:t xml:space="preserve">opção </w:t>
+      </w:r>
+      <w:r>
+        <w:rPr>
+          <w:rFonts w:cs="Arial"/>
+          <w:b/>
+          <w:bCs/>
+        </w:rPr>
+        <w:t>Aprovar</w:t>
+      </w:r>
+      <w:proofErr w:type="gramEnd"/>
+      <w:r>
+        <w:rPr>
+          <w:rFonts w:cs="Arial"/>
+          <w:b/>
+          <w:bCs/>
+        </w:rPr>
+        <w:t xml:space="preserve"> ajuste</w:t>
+      </w:r>
+      <w:r>
+        <w:rPr>
+          <w:rFonts w:cs="Arial"/>
+        </w:rPr>
+        <w:t xml:space="preserve"> permite confirmar a correção necessária no estoque. Dessa forma, a funcionalidade auxilia no controle das contagens e na manutenção da consistência das informações registradas no sistema.</w:t>
+      </w:r>
+    </w:p>
+    <w:p>
+      <w:pPr>
+        <w:pStyle w:val="TextoTCC"/>
+        <w:spacing w:after="120" w:line="360" w:lineRule="auto"/>
+        <w:rPr>
+          <w:rFonts w:cs="Arial"/>
+        </w:rPr>
+      </w:pPr>
+    </w:p>
+    <w:p>
+      <w:pPr>
+        <w:pStyle w:val="TextoTCC"/>
+        <w:spacing w:after="120" w:line="360" w:lineRule="auto"/>
+        <w:rPr>
+          <w:rFonts w:cs="Arial"/>
+        </w:rPr>
+      </w:pPr>
+    </w:p>
+    <w:p>
+      <w:pPr>
+        <w:pStyle w:val="TextoTCC"/>
+        <w:spacing w:after="120" w:line="360" w:lineRule="auto"/>
+        <w:rPr>
+          <w:rFonts w:cs="Arial"/>
+        </w:rPr>
+      </w:pPr>
+    </w:p>
+    <w:p>
+      <w:pPr>
+        <w:pStyle w:val="TextoTCC"/>
+        <w:spacing w:after="120" w:line="360" w:lineRule="auto"/>
+        <w:rPr>
+          <w:rFonts w:cs="Arial"/>
+        </w:rPr>
+      </w:pPr>
+    </w:p>
+    <w:p>
+      <w:pPr>
+        <w:pStyle w:val="TextoTCC"/>
+        <w:spacing w:after="120" w:line="360" w:lineRule="auto"/>
+        <w:jc w:val="center"/>
+        <w:rPr>
+          <w:rFonts w:cs="Arial"/>
+          <w:b/>
+          <w:bCs/>
+        </w:rPr>
+      </w:pPr>
+      <w:r>
+        <w:rPr>
+          <w:rFonts w:cs="Arial"/>
+          <w:b/>
+          <w:bCs/>
+        </w:rPr>
+        <w:t xml:space="preserve">Figura </w:t>
+      </w:r>
+      <w:r>
+        <w:rPr>
+          <w:rFonts w:cs="Arial"/>
+          <w:b/>
+          <w:bCs/>
+        </w:rPr>
+        <w:t>60</w:t>
+      </w:r>
+      <w:r>
+        <w:rPr>
+          <w:rFonts w:cs="Arial"/>
+          <w:b/>
+          <w:bCs/>
+        </w:rPr>
+        <w:t xml:space="preserve"> </w:t>
+      </w:r>
+      <w:r>
+        <w:rPr>
+          <w:rFonts w:cs="Arial"/>
+        </w:rPr>
+        <w:t>–</w:t>
+      </w:r>
+      <w:r>
+        <w:rPr>
+          <w:rFonts w:cs="Arial"/>
+        </w:rPr>
+        <w:t xml:space="preserve"> </w:t>
+      </w:r>
+      <w:r>
+        <w:rPr>
+          <w:rFonts w:cs="Arial"/>
+        </w:rPr>
+        <w:t>Cadastro de Novo</w:t>
+      </w:r>
+      <w:r>
+        <w:rPr>
+          <w:rFonts w:cs="Arial"/>
+        </w:rPr>
+        <w:t xml:space="preserve"> Inventario </w:t>
+      </w:r>
+    </w:p>
+    <w:p>
+      <w:pPr>
+        <w:pStyle w:val="TextoTCC"/>
+        <w:spacing w:after="120" w:line="360" w:lineRule="auto"/>
+        <w:rPr>
+          <w:rFonts w:cs="Arial"/>
+        </w:rPr>
+      </w:pPr>
+      <w:r>
+        <w:rPr>
+          <w:rFonts w:cs="Arial"/>
+        </w:rPr>
+        <w:drawing>
+          <wp:inline distT="0" distB="0" distL="0" distR="0" wp14:anchorId="674412FE" wp14:editId="6873B6D6">
+            <wp:extent cx="5760085" cy="3238500"/>
+            <wp:effectExtent l="0" t="0" r="0" b="0"/>
+            <wp:docPr id="18" name="Imagem 18"/>
+            <wp:cNvGraphicFramePr>
+              <a:graphicFrameLocks xmlns:a="http://schemas.openxmlformats.org/drawingml/2006/main" noChangeAspect="1"/>
+            </wp:cNvGraphicFramePr>
+            <a:graphic xmlns:a="http://schemas.openxmlformats.org/drawingml/2006/main">
+              <a:graphicData uri="http://schemas.openxmlformats.org/drawingml/2006/picture">
+                <pic:pic xmlns:pic="http://schemas.openxmlformats.org/drawingml/2006/picture">
+                  <pic:nvPicPr>
+                    <pic:cNvPr id="1" name=""/>
+                    <pic:cNvPicPr/>
+                  </pic:nvPicPr>
+                  <pic:blipFill>
+                    <a:blip r:embed="rId76"/>
+                    <a:stretch>
+                      <a:fillRect/>
+                    </a:stretch>
+                  </pic:blipFill>
+                  <pic:spPr>
+                    <a:xfrm>
+                      <a:off x="0" y="0"/>
+                      <a:ext cx="5760085" cy="3238500"/>
+                    </a:xfrm>
+                    <a:prstGeom prst="rect">
+                      <a:avLst/>
+                    </a:prstGeom>
+                  </pic:spPr>
+                </pic:pic>
+              </a:graphicData>
+            </a:graphic>
+          </wp:inline>
+        </w:drawing>
+      </w:r>
+    </w:p>
+    <w:p>
+      <w:pPr>
+        <w:pStyle w:val="TextoTCC"/>
+        <w:spacing w:after="120" w:line="360" w:lineRule="auto"/>
+        <w:rPr>
+          <w:rFonts w:cs="Arial"/>
+        </w:rPr>
+      </w:pPr>
+      <w:r>
+        <w:rPr>
+          <w:rFonts w:cs="Arial"/>
+        </w:rPr>
+        <w:t xml:space="preserve">A </w:t>
+      </w:r>
+      <w:r>
+        <w:rPr>
+          <w:rFonts w:cs="Arial"/>
+          <w:b/>
+          <w:bCs/>
+        </w:rPr>
+        <w:t>Figura 60</w:t>
+      </w:r>
+      <w:r>
+        <w:rPr>
+          <w:rFonts w:cs="Arial"/>
+        </w:rPr>
+        <w:t xml:space="preserve"> apresenta a tela de </w:t>
+      </w:r>
+      <w:r>
+        <w:rPr>
+          <w:rFonts w:cs="Arial"/>
+          <w:b/>
+          <w:bCs/>
+        </w:rPr>
+        <w:t>Novo inventário</w:t>
+      </w:r>
+      <w:r>
+        <w:rPr>
+          <w:rFonts w:cs="Arial"/>
+        </w:rPr>
+        <w:t xml:space="preserve">, acessada por meio da opção </w:t>
+      </w:r>
+      <w:r>
+        <w:rPr>
+          <w:rFonts w:cs="Arial"/>
+          <w:b/>
+          <w:bCs/>
+        </w:rPr>
+        <w:t>Novo inventário</w:t>
+      </w:r>
+      <w:r>
+        <w:rPr>
+          <w:rFonts w:cs="Arial"/>
+        </w:rPr>
+        <w:t xml:space="preserve"> disponível na tela de </w:t>
+      </w:r>
+      <w:r>
+        <w:rPr>
+          <w:rFonts w:cs="Arial"/>
+          <w:b/>
+          <w:bCs/>
+        </w:rPr>
+        <w:t>Inventário</w:t>
+      </w:r>
+      <w:r>
+        <w:rPr>
+          <w:rFonts w:cs="Arial"/>
+        </w:rPr>
+        <w:t>, apresentada na Figura 59. A funcionalidade é destinada ao registro da contagem física dos produtos armazenados no estoque.</w:t>
+      </w:r>
+    </w:p>
+    <w:p>
+      <w:pPr>
+        <w:pStyle w:val="TextoTCC"/>
+        <w:spacing w:after="120" w:line="360" w:lineRule="auto"/>
+        <w:rPr>
+          <w:rFonts w:cs="Arial"/>
+        </w:rPr>
+      </w:pPr>
+      <w:r>
+        <w:rPr>
+          <w:rFonts w:cs="Arial"/>
+        </w:rPr>
+        <w:t xml:space="preserve">Nessa interface, o usuário deve selecionar o </w:t>
+      </w:r>
+      <w:r>
+        <w:rPr>
+          <w:rFonts w:cs="Arial"/>
+          <w:b/>
+          <w:bCs/>
+        </w:rPr>
+        <w:t>produto</w:t>
+      </w:r>
+      <w:r>
+        <w:rPr>
+          <w:rFonts w:cs="Arial"/>
+        </w:rPr>
+        <w:t xml:space="preserve"> a ser conferido e informar a </w:t>
+      </w:r>
+      <w:r>
+        <w:rPr>
+          <w:rFonts w:cs="Arial"/>
+          <w:b/>
+          <w:bCs/>
+        </w:rPr>
+        <w:t>quantidade física</w:t>
+      </w:r>
+      <w:r>
+        <w:rPr>
+          <w:rFonts w:cs="Arial"/>
+        </w:rPr>
+        <w:t xml:space="preserve"> identificada durante a contagem. Também está disponível o campo </w:t>
+      </w:r>
+      <w:r>
+        <w:rPr>
+          <w:rFonts w:cs="Arial"/>
+          <w:b/>
+          <w:bCs/>
+        </w:rPr>
+        <w:t>Observações</w:t>
+      </w:r>
+      <w:r>
+        <w:rPr>
+          <w:rFonts w:cs="Arial"/>
+        </w:rPr>
+        <w:t>, destinado ao registro de informações complementares, como condições verificadas no processo de conferência ou possíveis divergências encontradas.</w:t>
+      </w:r>
+    </w:p>
+    <w:p>
+      <w:pPr>
+        <w:pStyle w:val="TextoTCC"/>
+        <w:spacing w:after="120" w:line="360" w:lineRule="auto"/>
+        <w:rPr>
+          <w:rFonts w:cs="Arial"/>
+        </w:rPr>
+      </w:pPr>
+      <w:r>
+        <w:rPr>
+          <w:rFonts w:cs="Arial"/>
+        </w:rPr>
+        <w:t xml:space="preserve">Após o preenchimento das informações necessárias, o botão </w:t>
+      </w:r>
+      <w:r>
+        <w:rPr>
+          <w:rFonts w:cs="Arial"/>
+          <w:b/>
+          <w:bCs/>
+        </w:rPr>
+        <w:t>Registrar contagem</w:t>
+      </w:r>
+      <w:r>
+        <w:rPr>
+          <w:rFonts w:cs="Arial"/>
+        </w:rPr>
+        <w:t xml:space="preserve"> permite salvar os dados no sistema, possibilitando a comparação entre a quantidade contada e a quantidade registrada no estoque.</w:t>
+      </w:r>
+    </w:p>
+    <w:p>
+      <w:pPr>
+        <w:pStyle w:val="TextoTCC"/>
+        <w:spacing w:after="120" w:line="360" w:lineRule="auto"/>
+        <w:rPr>
+          <w:rFonts w:cs="Arial"/>
+        </w:rPr>
+      </w:pPr>
+    </w:p>
+    <w:p>
+      <w:pPr>
         <w:pStyle w:val="Ttulo3"/>
         <w:jc w:val="both"/>
         <w:rPr>
@@ -41094,7 +44147,7 @@
       </w:r>
     </w:p>
     <w:sectPr>
-      <w:headerReference w:type="default" r:id="rId68"/>
+      <w:headerReference w:type="default" r:id="rId77"/>
       <w:pgSz w:w="11906" w:h="16838" w:code="9"/>
       <w:pgMar w:top="1701" w:right="1134" w:bottom="1134" w:left="1701" w:header="1134" w:footer="709" w:gutter="0"/>
       <w:pgNumType w:start="15"/>
@@ -41378,10 +44431,7 @@
         <w:annotationRef/>
       </w:r>
       <w:r>
-        <w:t xml:space="preserve">remove estado desta tabela pois teoricamente no final do </w:t>
-      </w:r>
-      <w:r>
-        <w:t xml:space="preserve">tcc tudo é pra estar finalizado e não tem sentido ela, só atividade, responsável e as datas </w:t>
+        <w:t xml:space="preserve">remove estado desta tabela pois teoricamente no final do tcc tudo é pra estar finalizado e não tem sentido ela, só atividade, responsável e as datas </w:t>
       </w:r>
     </w:p>
   </w:comment>
@@ -59361,12 +62411,6 @@
 </file>
 
 <file path=customXml/item1.xml><?xml version="1.0" encoding="utf-8"?>
-<p:properties xmlns:p="http://schemas.microsoft.com/office/2006/metadata/properties" xmlns:xsi="http://www.w3.org/2001/XMLSchema-instance" xmlns:pc="http://schemas.microsoft.com/office/infopath/2007/PartnerControls">
-  <documentManagement/>
-</p:properties>
-</file>
-
-<file path=customXml/item2.xml><?xml version="1.0" encoding="utf-8"?>
 <?mso-contentType ?>
 <FormTemplates xmlns="http://schemas.microsoft.com/sharepoint/v3/contenttype/forms">
   <Display>DocumentLibraryForm</Display>
@@ -59375,7 +62419,7 @@
 </FormTemplates>
 </file>
 
-<file path=customXml/item3.xml><?xml version="1.0" encoding="utf-8"?>
+<file path=customXml/item2.xml><?xml version="1.0" encoding="utf-8"?>
 <ct:contentTypeSchema xmlns:ct="http://schemas.microsoft.com/office/2006/metadata/contentType" xmlns:ma="http://schemas.microsoft.com/office/2006/metadata/properties/metaAttributes" ct:_="" ma:_="" ma:contentTypeName="Documento" ma:contentTypeID="0x0101002143806E547ABD4E93289385A3FDBF77" ma:contentTypeVersion="1" ma:contentTypeDescription="Crie um novo documento." ma:contentTypeScope="" ma:versionID="b14f338ecaffc4bfd1ecb1a2742d7929">
   <xsd:schema xmlns:xsd="http://www.w3.org/2001/XMLSchema" xmlns:xs="http://www.w3.org/2001/XMLSchema" xmlns:p="http://schemas.microsoft.com/office/2006/metadata/properties" xmlns:ns3="92af4d98-1b41-41e1-8817-b20f7fdac349" targetNamespace="http://schemas.microsoft.com/office/2006/metadata/properties" ma:root="true" ma:fieldsID="2f5d27d69df15c55b7652e946427a08c" ns3:_="">
     <xsd:import namespace="92af4d98-1b41-41e1-8817-b20f7fdac349"/>
@@ -59501,20 +62545,17 @@
 </ct:contentTypeSchema>
 </file>
 
+<file path=customXml/item3.xml><?xml version="1.0" encoding="utf-8"?>
+<p:properties xmlns:p="http://schemas.microsoft.com/office/2006/metadata/properties" xmlns:xsi="http://www.w3.org/2001/XMLSchema-instance" xmlns:pc="http://schemas.microsoft.com/office/infopath/2007/PartnerControls">
+  <documentManagement/>
+</p:properties>
+</file>
+
 <file path=customXml/item4.xml><?xml version="1.0" encoding="utf-8"?>
 <b:Sources xmlns:b="http://schemas.openxmlformats.org/officeDocument/2006/bibliography" xmlns="http://schemas.openxmlformats.org/officeDocument/2006/bibliography" SelectedStyle="\APASixthEditionOfficeOnline.xsl" StyleName="APA" Version="6"/>
 </file>
 
 <file path=customXml/itemProps1.xml><?xml version="1.0" encoding="utf-8"?>
-<ds:datastoreItem xmlns:ds="http://schemas.openxmlformats.org/officeDocument/2006/customXml" ds:itemID="{94A1E22D-3AC2-41E9-8F4D-B94BF2DCB0F7}">
-  <ds:schemaRefs>
-    <ds:schemaRef ds:uri="http://schemas.microsoft.com/office/2006/metadata/properties"/>
-    <ds:schemaRef ds:uri="http://schemas.microsoft.com/office/infopath/2007/PartnerControls"/>
-  </ds:schemaRefs>
-</ds:datastoreItem>
-</file>
-
-<file path=customXml/itemProps2.xml><?xml version="1.0" encoding="utf-8"?>
 <ds:datastoreItem xmlns:ds="http://schemas.openxmlformats.org/officeDocument/2006/customXml" ds:itemID="{2197FC2A-3FEE-4018-BF9D-AC0DEF12D21E}">
   <ds:schemaRefs>
     <ds:schemaRef ds:uri="http://schemas.microsoft.com/sharepoint/v3/contenttype/forms"/>
@@ -59522,7 +62563,7 @@
 </ds:datastoreItem>
 </file>
 
-<file path=customXml/itemProps3.xml><?xml version="1.0" encoding="utf-8"?>
+<file path=customXml/itemProps2.xml><?xml version="1.0" encoding="utf-8"?>
 <ds:datastoreItem xmlns:ds="http://schemas.openxmlformats.org/officeDocument/2006/customXml" ds:itemID="{308C362D-2559-45E3-8E0C-3E1A3EA270E4}">
   <ds:schemaRefs>
     <ds:schemaRef ds:uri="http://schemas.microsoft.com/office/2006/metadata/contentType"/>
@@ -59540,8 +62581,17 @@
 </ds:datastoreItem>
 </file>
 
+<file path=customXml/itemProps3.xml><?xml version="1.0" encoding="utf-8"?>
+<ds:datastoreItem xmlns:ds="http://schemas.openxmlformats.org/officeDocument/2006/customXml" ds:itemID="{94A1E22D-3AC2-41E9-8F4D-B94BF2DCB0F7}">
+  <ds:schemaRefs>
+    <ds:schemaRef ds:uri="http://schemas.microsoft.com/office/2006/metadata/properties"/>
+    <ds:schemaRef ds:uri="http://schemas.microsoft.com/office/infopath/2007/PartnerControls"/>
+  </ds:schemaRefs>
+</ds:datastoreItem>
+</file>
+
 <file path=customXml/itemProps4.xml><?xml version="1.0" encoding="utf-8"?>
-<ds:datastoreItem xmlns:ds="http://schemas.openxmlformats.org/officeDocument/2006/customXml" ds:itemID="{02922FC8-035C-4A8F-8B01-C22991E77A08}">
+<ds:datastoreItem xmlns:ds="http://schemas.openxmlformats.org/officeDocument/2006/customXml" ds:itemID="{A17259AC-3B42-4D81-BC41-2C794BA8C124}">
   <ds:schemaRefs>
     <ds:schemaRef ds:uri="http://schemas.openxmlformats.org/officeDocument/2006/bibliography"/>
   </ds:schemaRefs>
